--- a/python/p5_part_two_of_oop_of_python.docx
+++ b/python/p5_part_two_of_oop_of_python.docx
@@ -54,12 +54,21 @@
           <w:szCs w:val="32"/>
         </w:rPr>
       </w:pPr>
-      <w:r>
-        <w:rPr>
-          <w:sz w:val="32"/>
-          <w:szCs w:val="32"/>
-        </w:rPr>
-        <w:t>Mixins in Python………………………………………………………………4</w:t>
+      <w:proofErr w:type="spellStart"/>
+      <w:r>
+        <w:rPr>
+          <w:sz w:val="32"/>
+          <w:szCs w:val="32"/>
+        </w:rPr>
+        <w:t>Mixins</w:t>
+      </w:r>
+      <w:proofErr w:type="spellEnd"/>
+      <w:r>
+        <w:rPr>
+          <w:sz w:val="32"/>
+          <w:szCs w:val="32"/>
+        </w:rPr>
+        <w:t xml:space="preserve"> in Python………………………………………………………………4</w:t>
       </w:r>
     </w:p>
     <w:p>
@@ -129,8 +138,17 @@
           <w:sz w:val="32"/>
           <w:szCs w:val="32"/>
         </w:rPr>
-        <w:t>Magic Methods ……………………………………………………….……..</w:t>
-      </w:r>
+        <w:t>Magic Methods ……………………………………………………….…</w:t>
+      </w:r>
+      <w:proofErr w:type="gramStart"/>
+      <w:r>
+        <w:rPr>
+          <w:sz w:val="32"/>
+          <w:szCs w:val="32"/>
+        </w:rPr>
+        <w:t>…..</w:t>
+      </w:r>
+      <w:proofErr w:type="gramEnd"/>
       <w:r>
         <w:rPr>
           <w:sz w:val="32"/>
@@ -166,7 +184,27 @@
           <w:sz w:val="32"/>
           <w:szCs w:val="32"/>
         </w:rPr>
-        <w:t>__str__()</w:t>
+        <w:t>__str_</w:t>
+      </w:r>
+      <w:proofErr w:type="gramStart"/>
+      <w:r>
+        <w:rPr>
+          <w:b/>
+          <w:bCs/>
+          <w:sz w:val="32"/>
+          <w:szCs w:val="32"/>
+        </w:rPr>
+        <w:t>_(</w:t>
+      </w:r>
+      <w:proofErr w:type="gramEnd"/>
+      <w:r>
+        <w:rPr>
+          <w:b/>
+          <w:bCs/>
+          <w:sz w:val="32"/>
+          <w:szCs w:val="32"/>
+        </w:rPr>
+        <w:t>)</w:t>
       </w:r>
       <w:r>
         <w:rPr>
@@ -194,14 +232,7 @@
           <w:sz w:val="32"/>
           <w:szCs w:val="32"/>
         </w:rPr>
-        <w:t>Operator Overloading……………………………………………………</w:t>
-      </w:r>
-      <w:r>
-        <w:rPr>
-          <w:sz w:val="32"/>
-          <w:szCs w:val="32"/>
-        </w:rPr>
-        <w:t>.10</w:t>
+        <w:t>Operator Overloading…………………………………………………….10</w:t>
       </w:r>
     </w:p>
     <w:p>
@@ -222,14 +253,7 @@
           <w:sz w:val="32"/>
           <w:szCs w:val="32"/>
         </w:rPr>
-        <w:t>Container Magic Methods……………………………………………….</w:t>
-      </w:r>
-      <w:r>
-        <w:rPr>
-          <w:sz w:val="32"/>
-          <w:szCs w:val="32"/>
-        </w:rPr>
-        <w:t>12</w:t>
+        <w:t>Container Magic Methods……………………………………………….12</w:t>
       </w:r>
     </w:p>
     <w:p>
@@ -245,6 +269,22 @@
           <w:szCs w:val="32"/>
         </w:rPr>
       </w:pPr>
+      <w:r>
+        <w:rPr>
+          <w:sz w:val="32"/>
+          <w:szCs w:val="32"/>
+        </w:rPr>
+        <w:t>Singleton Pattern in Python…………………………………………</w:t>
+      </w:r>
+      <w:proofErr w:type="gramStart"/>
+      <w:r>
+        <w:rPr>
+          <w:sz w:val="32"/>
+          <w:szCs w:val="32"/>
+        </w:rPr>
+        <w:t>…..</w:t>
+      </w:r>
+      <w:proofErr w:type="gramEnd"/>
     </w:p>
     <w:p>
       <w:pPr>
@@ -512,6 +552,7 @@
         </w:rPr>
         <w:t xml:space="preserve"> but it contains one. Basically, creating an object of a class (like </w:t>
       </w:r>
+      <w:proofErr w:type="spellStart"/>
       <w:r>
         <w:rPr>
           <w:b/>
@@ -521,6 +562,7 @@
         </w:rPr>
         <w:t>APIService</w:t>
       </w:r>
+      <w:proofErr w:type="spellEnd"/>
       <w:r>
         <w:rPr>
           <w:sz w:val="32"/>
@@ -592,7 +634,29 @@
           <w:sz w:val="32"/>
           <w:szCs w:val="32"/>
         </w:rPr>
-        <w:t xml:space="preserve">        print("Engine started")</w:t>
+        <w:t xml:space="preserve">        </w:t>
+      </w:r>
+      <w:proofErr w:type="gramStart"/>
+      <w:r>
+        <w:rPr>
+          <w:b/>
+          <w:bCs/>
+          <w:color w:val="D86DCB" w:themeColor="accent5" w:themeTint="99"/>
+          <w:sz w:val="32"/>
+          <w:szCs w:val="32"/>
+        </w:rPr>
+        <w:t>print(</w:t>
+      </w:r>
+      <w:proofErr w:type="gramEnd"/>
+      <w:r>
+        <w:rPr>
+          <w:b/>
+          <w:bCs/>
+          <w:color w:val="D86DCB" w:themeColor="accent5" w:themeTint="99"/>
+          <w:sz w:val="32"/>
+          <w:szCs w:val="32"/>
+        </w:rPr>
+        <w:t>"Engine started")</w:t>
       </w:r>
     </w:p>
     <w:p>
@@ -648,29 +712,75 @@
           <w:sz w:val="32"/>
           <w:szCs w:val="32"/>
         </w:rPr>
-        <w:t xml:space="preserve">    def __init__(self):</w:t>
-      </w:r>
-    </w:p>
-    <w:p>
-      <w:pPr>
-        <w:jc w:val="both"/>
-        <w:rPr>
-          <w:b/>
-          <w:bCs/>
-          <w:color w:val="D86DCB" w:themeColor="accent5" w:themeTint="99"/>
-          <w:sz w:val="32"/>
-          <w:szCs w:val="32"/>
-        </w:rPr>
-      </w:pPr>
-      <w:r>
-        <w:rPr>
-          <w:b/>
-          <w:bCs/>
-          <w:color w:val="D86DCB" w:themeColor="accent5" w:themeTint="99"/>
-          <w:sz w:val="32"/>
-          <w:szCs w:val="32"/>
-        </w:rPr>
-        <w:t xml:space="preserve">        self.engine = Engine()   # Composition</w:t>
+        <w:t xml:space="preserve">    def __</w:t>
+      </w:r>
+      <w:proofErr w:type="spellStart"/>
+      <w:r>
+        <w:rPr>
+          <w:b/>
+          <w:bCs/>
+          <w:color w:val="D86DCB" w:themeColor="accent5" w:themeTint="99"/>
+          <w:sz w:val="32"/>
+          <w:szCs w:val="32"/>
+        </w:rPr>
+        <w:t>init</w:t>
+      </w:r>
+      <w:proofErr w:type="spellEnd"/>
+      <w:r>
+        <w:rPr>
+          <w:b/>
+          <w:bCs/>
+          <w:color w:val="D86DCB" w:themeColor="accent5" w:themeTint="99"/>
+          <w:sz w:val="32"/>
+          <w:szCs w:val="32"/>
+        </w:rPr>
+        <w:t>__(self):</w:t>
+      </w:r>
+    </w:p>
+    <w:p>
+      <w:pPr>
+        <w:jc w:val="both"/>
+        <w:rPr>
+          <w:b/>
+          <w:bCs/>
+          <w:color w:val="D86DCB" w:themeColor="accent5" w:themeTint="99"/>
+          <w:sz w:val="32"/>
+          <w:szCs w:val="32"/>
+        </w:rPr>
+      </w:pPr>
+      <w:r>
+        <w:rPr>
+          <w:b/>
+          <w:bCs/>
+          <w:color w:val="D86DCB" w:themeColor="accent5" w:themeTint="99"/>
+          <w:sz w:val="32"/>
+          <w:szCs w:val="32"/>
+        </w:rPr>
+        <w:t xml:space="preserve">        </w:t>
+      </w:r>
+      <w:proofErr w:type="spellStart"/>
+      <w:proofErr w:type="gramStart"/>
+      <w:r>
+        <w:rPr>
+          <w:b/>
+          <w:bCs/>
+          <w:color w:val="D86DCB" w:themeColor="accent5" w:themeTint="99"/>
+          <w:sz w:val="32"/>
+          <w:szCs w:val="32"/>
+        </w:rPr>
+        <w:t>self.engine</w:t>
+      </w:r>
+      <w:proofErr w:type="spellEnd"/>
+      <w:proofErr w:type="gramEnd"/>
+      <w:r>
+        <w:rPr>
+          <w:b/>
+          <w:bCs/>
+          <w:color w:val="D86DCB" w:themeColor="accent5" w:themeTint="99"/>
+          <w:sz w:val="32"/>
+          <w:szCs w:val="32"/>
+        </w:rPr>
+        <w:t xml:space="preserve"> = Engine()   # Composition</w:t>
       </w:r>
     </w:p>
     <w:p>
@@ -726,85 +836,177 @@
           <w:sz w:val="32"/>
           <w:szCs w:val="32"/>
         </w:rPr>
-        <w:t xml:space="preserve">        self.engine.start()</w:t>
-      </w:r>
-    </w:p>
-    <w:p>
-      <w:pPr>
-        <w:jc w:val="both"/>
-        <w:rPr>
-          <w:b/>
-          <w:bCs/>
-          <w:color w:val="D86DCB" w:themeColor="accent5" w:themeTint="99"/>
-          <w:sz w:val="32"/>
-          <w:szCs w:val="32"/>
-        </w:rPr>
-      </w:pPr>
-      <w:r>
-        <w:rPr>
-          <w:b/>
-          <w:bCs/>
-          <w:color w:val="D86DCB" w:themeColor="accent5" w:themeTint="99"/>
-          <w:sz w:val="32"/>
-          <w:szCs w:val="32"/>
-        </w:rPr>
-        <w:t xml:space="preserve">        print("Driving...")</w:t>
-      </w:r>
-    </w:p>
-    <w:p>
-      <w:pPr>
-        <w:jc w:val="both"/>
-        <w:rPr>
-          <w:b/>
-          <w:bCs/>
-          <w:color w:val="D86DCB" w:themeColor="accent5" w:themeTint="99"/>
-          <w:sz w:val="32"/>
-          <w:szCs w:val="32"/>
-        </w:rPr>
-      </w:pPr>
-    </w:p>
-    <w:p>
-      <w:pPr>
-        <w:jc w:val="both"/>
-        <w:rPr>
-          <w:b/>
-          <w:bCs/>
-          <w:color w:val="D86DCB" w:themeColor="accent5" w:themeTint="99"/>
-          <w:sz w:val="32"/>
-          <w:szCs w:val="32"/>
-        </w:rPr>
-      </w:pPr>
-      <w:r>
-        <w:rPr>
-          <w:b/>
-          <w:bCs/>
-          <w:color w:val="D86DCB" w:themeColor="accent5" w:themeTint="99"/>
-          <w:sz w:val="32"/>
-          <w:szCs w:val="32"/>
-        </w:rPr>
-        <w:t>car = Car()</w:t>
-      </w:r>
-    </w:p>
-    <w:p>
-      <w:pPr>
-        <w:jc w:val="both"/>
-        <w:rPr>
-          <w:b/>
-          <w:bCs/>
-          <w:color w:val="D86DCB" w:themeColor="accent5" w:themeTint="99"/>
-          <w:sz w:val="32"/>
-          <w:szCs w:val="32"/>
-        </w:rPr>
-      </w:pPr>
-      <w:r>
-        <w:rPr>
-          <w:b/>
-          <w:bCs/>
-          <w:color w:val="D86DCB" w:themeColor="accent5" w:themeTint="99"/>
-          <w:sz w:val="32"/>
-          <w:szCs w:val="32"/>
-        </w:rPr>
-        <w:t>car.drive()</w:t>
+        <w:t xml:space="preserve">        </w:t>
+      </w:r>
+      <w:proofErr w:type="spellStart"/>
+      <w:proofErr w:type="gramStart"/>
+      <w:r>
+        <w:rPr>
+          <w:b/>
+          <w:bCs/>
+          <w:color w:val="D86DCB" w:themeColor="accent5" w:themeTint="99"/>
+          <w:sz w:val="32"/>
+          <w:szCs w:val="32"/>
+        </w:rPr>
+        <w:t>self.engine</w:t>
+      </w:r>
+      <w:proofErr w:type="gramEnd"/>
+      <w:r>
+        <w:rPr>
+          <w:b/>
+          <w:bCs/>
+          <w:color w:val="D86DCB" w:themeColor="accent5" w:themeTint="99"/>
+          <w:sz w:val="32"/>
+          <w:szCs w:val="32"/>
+        </w:rPr>
+        <w:t>.start</w:t>
+      </w:r>
+      <w:proofErr w:type="spellEnd"/>
+      <w:r>
+        <w:rPr>
+          <w:b/>
+          <w:bCs/>
+          <w:color w:val="D86DCB" w:themeColor="accent5" w:themeTint="99"/>
+          <w:sz w:val="32"/>
+          <w:szCs w:val="32"/>
+        </w:rPr>
+        <w:t>()</w:t>
+      </w:r>
+    </w:p>
+    <w:p>
+      <w:pPr>
+        <w:jc w:val="both"/>
+        <w:rPr>
+          <w:b/>
+          <w:bCs/>
+          <w:color w:val="D86DCB" w:themeColor="accent5" w:themeTint="99"/>
+          <w:sz w:val="32"/>
+          <w:szCs w:val="32"/>
+        </w:rPr>
+      </w:pPr>
+      <w:r>
+        <w:rPr>
+          <w:b/>
+          <w:bCs/>
+          <w:color w:val="D86DCB" w:themeColor="accent5" w:themeTint="99"/>
+          <w:sz w:val="32"/>
+          <w:szCs w:val="32"/>
+        </w:rPr>
+        <w:t xml:space="preserve">        </w:t>
+      </w:r>
+      <w:proofErr w:type="gramStart"/>
+      <w:r>
+        <w:rPr>
+          <w:b/>
+          <w:bCs/>
+          <w:color w:val="D86DCB" w:themeColor="accent5" w:themeTint="99"/>
+          <w:sz w:val="32"/>
+          <w:szCs w:val="32"/>
+        </w:rPr>
+        <w:t>print(</w:t>
+      </w:r>
+      <w:proofErr w:type="gramEnd"/>
+      <w:r>
+        <w:rPr>
+          <w:b/>
+          <w:bCs/>
+          <w:color w:val="D86DCB" w:themeColor="accent5" w:themeTint="99"/>
+          <w:sz w:val="32"/>
+          <w:szCs w:val="32"/>
+        </w:rPr>
+        <w:t>"Driving...")</w:t>
+      </w:r>
+    </w:p>
+    <w:p>
+      <w:pPr>
+        <w:jc w:val="both"/>
+        <w:rPr>
+          <w:b/>
+          <w:bCs/>
+          <w:color w:val="D86DCB" w:themeColor="accent5" w:themeTint="99"/>
+          <w:sz w:val="32"/>
+          <w:szCs w:val="32"/>
+        </w:rPr>
+      </w:pPr>
+    </w:p>
+    <w:p>
+      <w:pPr>
+        <w:jc w:val="both"/>
+        <w:rPr>
+          <w:b/>
+          <w:bCs/>
+          <w:color w:val="D86DCB" w:themeColor="accent5" w:themeTint="99"/>
+          <w:sz w:val="32"/>
+          <w:szCs w:val="32"/>
+        </w:rPr>
+      </w:pPr>
+      <w:r>
+        <w:rPr>
+          <w:b/>
+          <w:bCs/>
+          <w:color w:val="D86DCB" w:themeColor="accent5" w:themeTint="99"/>
+          <w:sz w:val="32"/>
+          <w:szCs w:val="32"/>
+        </w:rPr>
+        <w:t xml:space="preserve">car = </w:t>
+      </w:r>
+      <w:proofErr w:type="gramStart"/>
+      <w:r>
+        <w:rPr>
+          <w:b/>
+          <w:bCs/>
+          <w:color w:val="D86DCB" w:themeColor="accent5" w:themeTint="99"/>
+          <w:sz w:val="32"/>
+          <w:szCs w:val="32"/>
+        </w:rPr>
+        <w:t>Car(</w:t>
+      </w:r>
+      <w:proofErr w:type="gramEnd"/>
+      <w:r>
+        <w:rPr>
+          <w:b/>
+          <w:bCs/>
+          <w:color w:val="D86DCB" w:themeColor="accent5" w:themeTint="99"/>
+          <w:sz w:val="32"/>
+          <w:szCs w:val="32"/>
+        </w:rPr>
+        <w:t>)</w:t>
+      </w:r>
+    </w:p>
+    <w:p>
+      <w:pPr>
+        <w:jc w:val="both"/>
+        <w:rPr>
+          <w:b/>
+          <w:bCs/>
+          <w:color w:val="D86DCB" w:themeColor="accent5" w:themeTint="99"/>
+          <w:sz w:val="32"/>
+          <w:szCs w:val="32"/>
+        </w:rPr>
+      </w:pPr>
+      <w:proofErr w:type="spellStart"/>
+      <w:proofErr w:type="gramStart"/>
+      <w:r>
+        <w:rPr>
+          <w:b/>
+          <w:bCs/>
+          <w:color w:val="D86DCB" w:themeColor="accent5" w:themeTint="99"/>
+          <w:sz w:val="32"/>
+          <w:szCs w:val="32"/>
+        </w:rPr>
+        <w:t>car.drive</w:t>
+      </w:r>
+      <w:proofErr w:type="spellEnd"/>
+      <w:proofErr w:type="gramEnd"/>
+      <w:r>
+        <w:rPr>
+          <w:b/>
+          <w:bCs/>
+          <w:color w:val="D86DCB" w:themeColor="accent5" w:themeTint="99"/>
+          <w:sz w:val="32"/>
+          <w:szCs w:val="32"/>
+        </w:rPr>
+        <w:t>()</w:t>
       </w:r>
     </w:p>
     <w:p>
@@ -909,6 +1111,7 @@
         </w:rPr>
         <w:t xml:space="preserve">ur widget has an </w:t>
       </w:r>
+      <w:proofErr w:type="spellStart"/>
       <w:r>
         <w:rPr>
           <w:b/>
@@ -918,6 +1121,7 @@
         </w:rPr>
         <w:t>ApiService</w:t>
       </w:r>
+      <w:proofErr w:type="spellEnd"/>
       <w:r>
         <w:rPr>
           <w:sz w:val="32"/>
@@ -952,29 +1156,151 @@
           <w:sz w:val="32"/>
           <w:szCs w:val="32"/>
         </w:rPr>
-        <w:t>class HomeScreen extends StatelessWidget {</w:t>
-      </w:r>
-    </w:p>
-    <w:p>
-      <w:pPr>
-        <w:jc w:val="both"/>
-        <w:rPr>
-          <w:b/>
-          <w:bCs/>
-          <w:color w:val="D86DCB" w:themeColor="accent5" w:themeTint="99"/>
-          <w:sz w:val="32"/>
-          <w:szCs w:val="32"/>
-        </w:rPr>
-      </w:pPr>
-      <w:r>
-        <w:rPr>
-          <w:b/>
-          <w:bCs/>
-          <w:color w:val="D86DCB" w:themeColor="accent5" w:themeTint="99"/>
-          <w:sz w:val="32"/>
-          <w:szCs w:val="32"/>
-        </w:rPr>
-        <w:t xml:space="preserve">    final ApiService api = ApiService();</w:t>
+        <w:t xml:space="preserve">class </w:t>
+      </w:r>
+      <w:proofErr w:type="spellStart"/>
+      <w:r>
+        <w:rPr>
+          <w:b/>
+          <w:bCs/>
+          <w:color w:val="D86DCB" w:themeColor="accent5" w:themeTint="99"/>
+          <w:sz w:val="32"/>
+          <w:szCs w:val="32"/>
+        </w:rPr>
+        <w:t>HomeScreen</w:t>
+      </w:r>
+      <w:proofErr w:type="spellEnd"/>
+      <w:r>
+        <w:rPr>
+          <w:b/>
+          <w:bCs/>
+          <w:color w:val="D86DCB" w:themeColor="accent5" w:themeTint="99"/>
+          <w:sz w:val="32"/>
+          <w:szCs w:val="32"/>
+        </w:rPr>
+        <w:t xml:space="preserve"> extends </w:t>
+      </w:r>
+      <w:proofErr w:type="spellStart"/>
+      <w:r>
+        <w:rPr>
+          <w:b/>
+          <w:bCs/>
+          <w:color w:val="D86DCB" w:themeColor="accent5" w:themeTint="99"/>
+          <w:sz w:val="32"/>
+          <w:szCs w:val="32"/>
+        </w:rPr>
+        <w:t>StatelessWidget</w:t>
+      </w:r>
+      <w:proofErr w:type="spellEnd"/>
+      <w:r>
+        <w:rPr>
+          <w:b/>
+          <w:bCs/>
+          <w:color w:val="D86DCB" w:themeColor="accent5" w:themeTint="99"/>
+          <w:sz w:val="32"/>
+          <w:szCs w:val="32"/>
+        </w:rPr>
+        <w:t xml:space="preserve"> {</w:t>
+      </w:r>
+    </w:p>
+    <w:p>
+      <w:pPr>
+        <w:jc w:val="both"/>
+        <w:rPr>
+          <w:b/>
+          <w:bCs/>
+          <w:color w:val="D86DCB" w:themeColor="accent5" w:themeTint="99"/>
+          <w:sz w:val="32"/>
+          <w:szCs w:val="32"/>
+        </w:rPr>
+      </w:pPr>
+      <w:r>
+        <w:rPr>
+          <w:b/>
+          <w:bCs/>
+          <w:color w:val="D86DCB" w:themeColor="accent5" w:themeTint="99"/>
+          <w:sz w:val="32"/>
+          <w:szCs w:val="32"/>
+        </w:rPr>
+        <w:t xml:space="preserve">    final </w:t>
+      </w:r>
+      <w:proofErr w:type="spellStart"/>
+      <w:r>
+        <w:rPr>
+          <w:b/>
+          <w:bCs/>
+          <w:color w:val="D86DCB" w:themeColor="accent5" w:themeTint="99"/>
+          <w:sz w:val="32"/>
+          <w:szCs w:val="32"/>
+        </w:rPr>
+        <w:t>ApiService</w:t>
+      </w:r>
+      <w:proofErr w:type="spellEnd"/>
+      <w:r>
+        <w:rPr>
+          <w:b/>
+          <w:bCs/>
+          <w:color w:val="D86DCB" w:themeColor="accent5" w:themeTint="99"/>
+          <w:sz w:val="32"/>
+          <w:szCs w:val="32"/>
+        </w:rPr>
+        <w:t xml:space="preserve"> </w:t>
+      </w:r>
+      <w:proofErr w:type="spellStart"/>
+      <w:r>
+        <w:rPr>
+          <w:b/>
+          <w:bCs/>
+          <w:color w:val="D86DCB" w:themeColor="accent5" w:themeTint="99"/>
+          <w:sz w:val="32"/>
+          <w:szCs w:val="32"/>
+        </w:rPr>
+        <w:t>api</w:t>
+      </w:r>
+      <w:proofErr w:type="spellEnd"/>
+      <w:r>
+        <w:rPr>
+          <w:b/>
+          <w:bCs/>
+          <w:color w:val="D86DCB" w:themeColor="accent5" w:themeTint="99"/>
+          <w:sz w:val="32"/>
+          <w:szCs w:val="32"/>
+        </w:rPr>
+        <w:t xml:space="preserve"> = </w:t>
+      </w:r>
+      <w:proofErr w:type="spellStart"/>
+      <w:proofErr w:type="gramStart"/>
+      <w:r>
+        <w:rPr>
+          <w:b/>
+          <w:bCs/>
+          <w:color w:val="D86DCB" w:themeColor="accent5" w:themeTint="99"/>
+          <w:sz w:val="32"/>
+          <w:szCs w:val="32"/>
+        </w:rPr>
+        <w:t>ApiService</w:t>
+      </w:r>
+      <w:proofErr w:type="spellEnd"/>
+      <w:r>
+        <w:rPr>
+          <w:b/>
+          <w:bCs/>
+          <w:color w:val="D86DCB" w:themeColor="accent5" w:themeTint="99"/>
+          <w:sz w:val="32"/>
+          <w:szCs w:val="32"/>
+        </w:rPr>
+        <w:t>(</w:t>
+      </w:r>
+      <w:proofErr w:type="gramEnd"/>
+      <w:r>
+        <w:rPr>
+          <w:b/>
+          <w:bCs/>
+          <w:color w:val="D86DCB" w:themeColor="accent5" w:themeTint="99"/>
+          <w:sz w:val="32"/>
+          <w:szCs w:val="32"/>
+        </w:rPr>
+        <w:t>);</w:t>
       </w:r>
     </w:p>
     <w:p>
@@ -1077,6 +1403,7 @@
           <w:szCs w:val="32"/>
         </w:rPr>
       </w:pPr>
+      <w:proofErr w:type="spellStart"/>
       <w:r>
         <w:rPr>
           <w:b/>
@@ -1086,6 +1413,7 @@
         </w:rPr>
         <w:t>PetrolEngine</w:t>
       </w:r>
+      <w:proofErr w:type="spellEnd"/>
     </w:p>
     <w:p>
       <w:pPr>
@@ -1102,6 +1430,7 @@
           <w:szCs w:val="32"/>
         </w:rPr>
       </w:pPr>
+      <w:proofErr w:type="spellStart"/>
       <w:r>
         <w:rPr>
           <w:b/>
@@ -1111,6 +1440,7 @@
         </w:rPr>
         <w:t>DieselEngine</w:t>
       </w:r>
+      <w:proofErr w:type="spellEnd"/>
     </w:p>
     <w:p>
       <w:pPr>
@@ -1127,6 +1457,7 @@
           <w:szCs w:val="32"/>
         </w:rPr>
       </w:pPr>
+      <w:proofErr w:type="spellStart"/>
       <w:r>
         <w:rPr>
           <w:b/>
@@ -1136,6 +1467,7 @@
         </w:rPr>
         <w:t>ElectricMotor</w:t>
       </w:r>
+      <w:proofErr w:type="spellEnd"/>
     </w:p>
     <w:p>
       <w:pPr>
@@ -1209,7 +1541,29 @@
           <w:sz w:val="32"/>
           <w:szCs w:val="32"/>
         </w:rPr>
-        <w:t>class ElectricEngine:</w:t>
+        <w:t xml:space="preserve">class </w:t>
+      </w:r>
+      <w:proofErr w:type="spellStart"/>
+      <w:r>
+        <w:rPr>
+          <w:b/>
+          <w:bCs/>
+          <w:color w:val="D86DCB" w:themeColor="accent5" w:themeTint="99"/>
+          <w:sz w:val="32"/>
+          <w:szCs w:val="32"/>
+        </w:rPr>
+        <w:t>ElectricEngine</w:t>
+      </w:r>
+      <w:proofErr w:type="spellEnd"/>
+      <w:r>
+        <w:rPr>
+          <w:b/>
+          <w:bCs/>
+          <w:color w:val="D86DCB" w:themeColor="accent5" w:themeTint="99"/>
+          <w:sz w:val="32"/>
+          <w:szCs w:val="32"/>
+        </w:rPr>
+        <w:t>:</w:t>
       </w:r>
     </w:p>
     <w:p>
@@ -1253,7 +1607,29 @@
           <w:sz w:val="32"/>
           <w:szCs w:val="32"/>
         </w:rPr>
-        <w:t xml:space="preserve">        print("Electric Engine started")</w:t>
+        <w:t xml:space="preserve">        </w:t>
+      </w:r>
+      <w:proofErr w:type="gramStart"/>
+      <w:r>
+        <w:rPr>
+          <w:b/>
+          <w:bCs/>
+          <w:color w:val="D86DCB" w:themeColor="accent5" w:themeTint="99"/>
+          <w:sz w:val="32"/>
+          <w:szCs w:val="32"/>
+        </w:rPr>
+        <w:t>print(</w:t>
+      </w:r>
+      <w:proofErr w:type="gramEnd"/>
+      <w:r>
+        <w:rPr>
+          <w:b/>
+          <w:bCs/>
+          <w:color w:val="D86DCB" w:themeColor="accent5" w:themeTint="99"/>
+          <w:sz w:val="32"/>
+          <w:szCs w:val="32"/>
+        </w:rPr>
+        <w:t>"Electric Engine started")</w:t>
       </w:r>
     </w:p>
     <w:p>
@@ -1309,29 +1685,97 @@
           <w:sz w:val="32"/>
           <w:szCs w:val="32"/>
         </w:rPr>
-        <w:t xml:space="preserve">    def __init__(self, engine):</w:t>
-      </w:r>
-    </w:p>
-    <w:p>
-      <w:pPr>
-        <w:jc w:val="both"/>
-        <w:rPr>
-          <w:b/>
-          <w:bCs/>
-          <w:color w:val="D86DCB" w:themeColor="accent5" w:themeTint="99"/>
-          <w:sz w:val="32"/>
-          <w:szCs w:val="32"/>
-        </w:rPr>
-      </w:pPr>
-      <w:r>
-        <w:rPr>
-          <w:b/>
-          <w:bCs/>
-          <w:color w:val="D86DCB" w:themeColor="accent5" w:themeTint="99"/>
-          <w:sz w:val="32"/>
-          <w:szCs w:val="32"/>
-        </w:rPr>
-        <w:t xml:space="preserve">        self.engine = engine</w:t>
+        <w:t xml:space="preserve">    def __</w:t>
+      </w:r>
+      <w:proofErr w:type="spellStart"/>
+      <w:r>
+        <w:rPr>
+          <w:b/>
+          <w:bCs/>
+          <w:color w:val="D86DCB" w:themeColor="accent5" w:themeTint="99"/>
+          <w:sz w:val="32"/>
+          <w:szCs w:val="32"/>
+        </w:rPr>
+        <w:t>init</w:t>
+      </w:r>
+      <w:proofErr w:type="spellEnd"/>
+      <w:r>
+        <w:rPr>
+          <w:b/>
+          <w:bCs/>
+          <w:color w:val="D86DCB" w:themeColor="accent5" w:themeTint="99"/>
+          <w:sz w:val="32"/>
+          <w:szCs w:val="32"/>
+        </w:rPr>
+        <w:t>_</w:t>
+      </w:r>
+      <w:proofErr w:type="gramStart"/>
+      <w:r>
+        <w:rPr>
+          <w:b/>
+          <w:bCs/>
+          <w:color w:val="D86DCB" w:themeColor="accent5" w:themeTint="99"/>
+          <w:sz w:val="32"/>
+          <w:szCs w:val="32"/>
+        </w:rPr>
+        <w:t>_(</w:t>
+      </w:r>
+      <w:proofErr w:type="gramEnd"/>
+      <w:r>
+        <w:rPr>
+          <w:b/>
+          <w:bCs/>
+          <w:color w:val="D86DCB" w:themeColor="accent5" w:themeTint="99"/>
+          <w:sz w:val="32"/>
+          <w:szCs w:val="32"/>
+        </w:rPr>
+        <w:t>self, engine):</w:t>
+      </w:r>
+    </w:p>
+    <w:p>
+      <w:pPr>
+        <w:jc w:val="both"/>
+        <w:rPr>
+          <w:b/>
+          <w:bCs/>
+          <w:color w:val="D86DCB" w:themeColor="accent5" w:themeTint="99"/>
+          <w:sz w:val="32"/>
+          <w:szCs w:val="32"/>
+        </w:rPr>
+      </w:pPr>
+      <w:r>
+        <w:rPr>
+          <w:b/>
+          <w:bCs/>
+          <w:color w:val="D86DCB" w:themeColor="accent5" w:themeTint="99"/>
+          <w:sz w:val="32"/>
+          <w:szCs w:val="32"/>
+        </w:rPr>
+        <w:t xml:space="preserve">        </w:t>
+      </w:r>
+      <w:proofErr w:type="spellStart"/>
+      <w:proofErr w:type="gramStart"/>
+      <w:r>
+        <w:rPr>
+          <w:b/>
+          <w:bCs/>
+          <w:color w:val="D86DCB" w:themeColor="accent5" w:themeTint="99"/>
+          <w:sz w:val="32"/>
+          <w:szCs w:val="32"/>
+        </w:rPr>
+        <w:t>self.engine</w:t>
+      </w:r>
+      <w:proofErr w:type="spellEnd"/>
+      <w:proofErr w:type="gramEnd"/>
+      <w:r>
+        <w:rPr>
+          <w:b/>
+          <w:bCs/>
+          <w:color w:val="D86DCB" w:themeColor="accent5" w:themeTint="99"/>
+          <w:sz w:val="32"/>
+          <w:szCs w:val="32"/>
+        </w:rPr>
+        <w:t xml:space="preserve"> = engine</w:t>
       </w:r>
     </w:p>
     <w:p>
@@ -1388,85 +1832,189 @@
           <w:sz w:val="32"/>
           <w:szCs w:val="32"/>
         </w:rPr>
-        <w:t xml:space="preserve">        self.engine.start()</w:t>
-      </w:r>
-    </w:p>
-    <w:p>
-      <w:pPr>
-        <w:jc w:val="both"/>
-        <w:rPr>
-          <w:b/>
-          <w:bCs/>
-          <w:color w:val="D86DCB" w:themeColor="accent5" w:themeTint="99"/>
-          <w:sz w:val="32"/>
-          <w:szCs w:val="32"/>
-        </w:rPr>
-      </w:pPr>
-      <w:r>
-        <w:rPr>
-          <w:b/>
-          <w:bCs/>
-          <w:color w:val="D86DCB" w:themeColor="accent5" w:themeTint="99"/>
-          <w:sz w:val="32"/>
-          <w:szCs w:val="32"/>
-        </w:rPr>
-        <w:t xml:space="preserve">        print("Driving...")</w:t>
-      </w:r>
-    </w:p>
-    <w:p>
-      <w:pPr>
-        <w:jc w:val="both"/>
-        <w:rPr>
-          <w:b/>
-          <w:bCs/>
-          <w:color w:val="D86DCB" w:themeColor="accent5" w:themeTint="99"/>
-          <w:sz w:val="32"/>
-          <w:szCs w:val="32"/>
-        </w:rPr>
-      </w:pPr>
-    </w:p>
-    <w:p>
-      <w:pPr>
-        <w:jc w:val="both"/>
-        <w:rPr>
-          <w:b/>
-          <w:bCs/>
-          <w:color w:val="D86DCB" w:themeColor="accent5" w:themeTint="99"/>
-          <w:sz w:val="32"/>
-          <w:szCs w:val="32"/>
-        </w:rPr>
-      </w:pPr>
-      <w:r>
-        <w:rPr>
-          <w:b/>
-          <w:bCs/>
-          <w:color w:val="D86DCB" w:themeColor="accent5" w:themeTint="99"/>
-          <w:sz w:val="32"/>
-          <w:szCs w:val="32"/>
-        </w:rPr>
-        <w:t>tesla = Car(engine=ElectricEngine())</w:t>
-      </w:r>
-    </w:p>
-    <w:p>
-      <w:pPr>
-        <w:jc w:val="both"/>
-        <w:rPr>
-          <w:b/>
-          <w:bCs/>
-          <w:color w:val="D86DCB" w:themeColor="accent5" w:themeTint="99"/>
-          <w:sz w:val="32"/>
-          <w:szCs w:val="32"/>
-        </w:rPr>
-      </w:pPr>
-      <w:r>
-        <w:rPr>
-          <w:b/>
-          <w:bCs/>
-          <w:color w:val="D86DCB" w:themeColor="accent5" w:themeTint="99"/>
-          <w:sz w:val="32"/>
-          <w:szCs w:val="32"/>
-        </w:rPr>
-        <w:t>tesla.drive()</w:t>
+        <w:t xml:space="preserve">        </w:t>
+      </w:r>
+      <w:proofErr w:type="spellStart"/>
+      <w:proofErr w:type="gramStart"/>
+      <w:r>
+        <w:rPr>
+          <w:b/>
+          <w:bCs/>
+          <w:color w:val="D86DCB" w:themeColor="accent5" w:themeTint="99"/>
+          <w:sz w:val="32"/>
+          <w:szCs w:val="32"/>
+        </w:rPr>
+        <w:t>self.engine</w:t>
+      </w:r>
+      <w:proofErr w:type="gramEnd"/>
+      <w:r>
+        <w:rPr>
+          <w:b/>
+          <w:bCs/>
+          <w:color w:val="D86DCB" w:themeColor="accent5" w:themeTint="99"/>
+          <w:sz w:val="32"/>
+          <w:szCs w:val="32"/>
+        </w:rPr>
+        <w:t>.start</w:t>
+      </w:r>
+      <w:proofErr w:type="spellEnd"/>
+      <w:r>
+        <w:rPr>
+          <w:b/>
+          <w:bCs/>
+          <w:color w:val="D86DCB" w:themeColor="accent5" w:themeTint="99"/>
+          <w:sz w:val="32"/>
+          <w:szCs w:val="32"/>
+        </w:rPr>
+        <w:t>()</w:t>
+      </w:r>
+    </w:p>
+    <w:p>
+      <w:pPr>
+        <w:jc w:val="both"/>
+        <w:rPr>
+          <w:b/>
+          <w:bCs/>
+          <w:color w:val="D86DCB" w:themeColor="accent5" w:themeTint="99"/>
+          <w:sz w:val="32"/>
+          <w:szCs w:val="32"/>
+        </w:rPr>
+      </w:pPr>
+      <w:r>
+        <w:rPr>
+          <w:b/>
+          <w:bCs/>
+          <w:color w:val="D86DCB" w:themeColor="accent5" w:themeTint="99"/>
+          <w:sz w:val="32"/>
+          <w:szCs w:val="32"/>
+        </w:rPr>
+        <w:t xml:space="preserve">        </w:t>
+      </w:r>
+      <w:proofErr w:type="gramStart"/>
+      <w:r>
+        <w:rPr>
+          <w:b/>
+          <w:bCs/>
+          <w:color w:val="D86DCB" w:themeColor="accent5" w:themeTint="99"/>
+          <w:sz w:val="32"/>
+          <w:szCs w:val="32"/>
+        </w:rPr>
+        <w:t>print(</w:t>
+      </w:r>
+      <w:proofErr w:type="gramEnd"/>
+      <w:r>
+        <w:rPr>
+          <w:b/>
+          <w:bCs/>
+          <w:color w:val="D86DCB" w:themeColor="accent5" w:themeTint="99"/>
+          <w:sz w:val="32"/>
+          <w:szCs w:val="32"/>
+        </w:rPr>
+        <w:t>"Driving...")</w:t>
+      </w:r>
+    </w:p>
+    <w:p>
+      <w:pPr>
+        <w:jc w:val="both"/>
+        <w:rPr>
+          <w:b/>
+          <w:bCs/>
+          <w:color w:val="D86DCB" w:themeColor="accent5" w:themeTint="99"/>
+          <w:sz w:val="32"/>
+          <w:szCs w:val="32"/>
+        </w:rPr>
+      </w:pPr>
+    </w:p>
+    <w:p>
+      <w:pPr>
+        <w:jc w:val="both"/>
+        <w:rPr>
+          <w:b/>
+          <w:bCs/>
+          <w:color w:val="D86DCB" w:themeColor="accent5" w:themeTint="99"/>
+          <w:sz w:val="32"/>
+          <w:szCs w:val="32"/>
+        </w:rPr>
+      </w:pPr>
+      <w:r>
+        <w:rPr>
+          <w:b/>
+          <w:bCs/>
+          <w:color w:val="D86DCB" w:themeColor="accent5" w:themeTint="99"/>
+          <w:sz w:val="32"/>
+          <w:szCs w:val="32"/>
+        </w:rPr>
+        <w:t>tesla = Car(engine=</w:t>
+      </w:r>
+      <w:proofErr w:type="spellStart"/>
+      <w:proofErr w:type="gramStart"/>
+      <w:r>
+        <w:rPr>
+          <w:b/>
+          <w:bCs/>
+          <w:color w:val="D86DCB" w:themeColor="accent5" w:themeTint="99"/>
+          <w:sz w:val="32"/>
+          <w:szCs w:val="32"/>
+        </w:rPr>
+        <w:t>ElectricEngine</w:t>
+      </w:r>
+      <w:proofErr w:type="spellEnd"/>
+      <w:r>
+        <w:rPr>
+          <w:b/>
+          <w:bCs/>
+          <w:color w:val="D86DCB" w:themeColor="accent5" w:themeTint="99"/>
+          <w:sz w:val="32"/>
+          <w:szCs w:val="32"/>
+        </w:rPr>
+        <w:t>(</w:t>
+      </w:r>
+      <w:proofErr w:type="gramEnd"/>
+      <w:r>
+        <w:rPr>
+          <w:b/>
+          <w:bCs/>
+          <w:color w:val="D86DCB" w:themeColor="accent5" w:themeTint="99"/>
+          <w:sz w:val="32"/>
+          <w:szCs w:val="32"/>
+        </w:rPr>
+        <w:t>))</w:t>
+      </w:r>
+    </w:p>
+    <w:p>
+      <w:pPr>
+        <w:jc w:val="both"/>
+        <w:rPr>
+          <w:b/>
+          <w:bCs/>
+          <w:color w:val="D86DCB" w:themeColor="accent5" w:themeTint="99"/>
+          <w:sz w:val="32"/>
+          <w:szCs w:val="32"/>
+        </w:rPr>
+      </w:pPr>
+      <w:proofErr w:type="spellStart"/>
+      <w:proofErr w:type="gramStart"/>
+      <w:r>
+        <w:rPr>
+          <w:b/>
+          <w:bCs/>
+          <w:color w:val="D86DCB" w:themeColor="accent5" w:themeTint="99"/>
+          <w:sz w:val="32"/>
+          <w:szCs w:val="32"/>
+        </w:rPr>
+        <w:t>tesla.drive</w:t>
+      </w:r>
+      <w:proofErr w:type="spellEnd"/>
+      <w:proofErr w:type="gramEnd"/>
+      <w:r>
+        <w:rPr>
+          <w:b/>
+          <w:bCs/>
+          <w:color w:val="D86DCB" w:themeColor="accent5" w:themeTint="99"/>
+          <w:sz w:val="32"/>
+          <w:szCs w:val="32"/>
+        </w:rPr>
+        <w:t>()</w:t>
       </w:r>
     </w:p>
     <w:p>
@@ -1670,14 +2218,25 @@
           <w:szCs w:val="32"/>
         </w:rPr>
       </w:pPr>
-      <w:r>
-        <w:rPr>
-          <w:b/>
-          <w:bCs/>
-          <w:sz w:val="32"/>
-          <w:szCs w:val="32"/>
-        </w:rPr>
-        <w:t>Mixins in Python:</w:t>
+      <w:proofErr w:type="spellStart"/>
+      <w:r>
+        <w:rPr>
+          <w:b/>
+          <w:bCs/>
+          <w:sz w:val="32"/>
+          <w:szCs w:val="32"/>
+        </w:rPr>
+        <w:t>Mixins</w:t>
+      </w:r>
+      <w:proofErr w:type="spellEnd"/>
+      <w:r>
+        <w:rPr>
+          <w:b/>
+          <w:bCs/>
+          <w:sz w:val="32"/>
+          <w:szCs w:val="32"/>
+        </w:rPr>
+        <w:t xml:space="preserve"> in Python:</w:t>
       </w:r>
     </w:p>
     <w:p>
@@ -1702,6 +2261,7 @@
         </w:rPr>
         <w:t xml:space="preserve">A </w:t>
       </w:r>
+      <w:proofErr w:type="spellStart"/>
       <w:r>
         <w:rPr>
           <w:b/>
@@ -1711,6 +2271,7 @@
         </w:rPr>
         <w:t>mixin</w:t>
       </w:r>
+      <w:proofErr w:type="spellEnd"/>
       <w:r>
         <w:rPr>
           <w:sz w:val="32"/>
@@ -1759,7 +2320,29 @@
           <w:sz w:val="32"/>
           <w:szCs w:val="32"/>
         </w:rPr>
-        <w:t>class FlyMixin:</w:t>
+        <w:t xml:space="preserve">class </w:t>
+      </w:r>
+      <w:proofErr w:type="spellStart"/>
+      <w:r>
+        <w:rPr>
+          <w:b/>
+          <w:bCs/>
+          <w:color w:val="D86DCB" w:themeColor="accent5" w:themeTint="99"/>
+          <w:sz w:val="32"/>
+          <w:szCs w:val="32"/>
+        </w:rPr>
+        <w:t>FlyMixin</w:t>
+      </w:r>
+      <w:proofErr w:type="spellEnd"/>
+      <w:r>
+        <w:rPr>
+          <w:b/>
+          <w:bCs/>
+          <w:color w:val="D86DCB" w:themeColor="accent5" w:themeTint="99"/>
+          <w:sz w:val="32"/>
+          <w:szCs w:val="32"/>
+        </w:rPr>
+        <w:t>:</w:t>
       </w:r>
     </w:p>
     <w:p>
@@ -1838,7 +2421,29 @@
           <w:sz w:val="32"/>
           <w:szCs w:val="32"/>
         </w:rPr>
-        <w:t>class SwimMixin:</w:t>
+        <w:t xml:space="preserve">class </w:t>
+      </w:r>
+      <w:proofErr w:type="spellStart"/>
+      <w:r>
+        <w:rPr>
+          <w:b/>
+          <w:bCs/>
+          <w:color w:val="D86DCB" w:themeColor="accent5" w:themeTint="99"/>
+          <w:sz w:val="32"/>
+          <w:szCs w:val="32"/>
+        </w:rPr>
+        <w:t>SwimMixin</w:t>
+      </w:r>
+      <w:proofErr w:type="spellEnd"/>
+      <w:r>
+        <w:rPr>
+          <w:b/>
+          <w:bCs/>
+          <w:color w:val="D86DCB" w:themeColor="accent5" w:themeTint="99"/>
+          <w:sz w:val="32"/>
+          <w:szCs w:val="32"/>
+        </w:rPr>
+        <w:t>:</w:t>
       </w:r>
     </w:p>
     <w:p>
@@ -1916,7 +2521,63 @@
           <w:sz w:val="32"/>
           <w:szCs w:val="32"/>
         </w:rPr>
-        <w:t>class Duck(FlyMixin, SwimMixin):</w:t>
+        <w:t xml:space="preserve">class </w:t>
+      </w:r>
+      <w:proofErr w:type="gramStart"/>
+      <w:r>
+        <w:rPr>
+          <w:b/>
+          <w:bCs/>
+          <w:color w:val="D86DCB" w:themeColor="accent5" w:themeTint="99"/>
+          <w:sz w:val="32"/>
+          <w:szCs w:val="32"/>
+        </w:rPr>
+        <w:t>Duck(</w:t>
+      </w:r>
+      <w:proofErr w:type="spellStart"/>
+      <w:proofErr w:type="gramEnd"/>
+      <w:r>
+        <w:rPr>
+          <w:b/>
+          <w:bCs/>
+          <w:color w:val="D86DCB" w:themeColor="accent5" w:themeTint="99"/>
+          <w:sz w:val="32"/>
+          <w:szCs w:val="32"/>
+        </w:rPr>
+        <w:t>FlyMixin</w:t>
+      </w:r>
+      <w:proofErr w:type="spellEnd"/>
+      <w:r>
+        <w:rPr>
+          <w:b/>
+          <w:bCs/>
+          <w:color w:val="D86DCB" w:themeColor="accent5" w:themeTint="99"/>
+          <w:sz w:val="32"/>
+          <w:szCs w:val="32"/>
+        </w:rPr>
+        <w:t xml:space="preserve">, </w:t>
+      </w:r>
+      <w:proofErr w:type="spellStart"/>
+      <w:r>
+        <w:rPr>
+          <w:b/>
+          <w:bCs/>
+          <w:color w:val="D86DCB" w:themeColor="accent5" w:themeTint="99"/>
+          <w:sz w:val="32"/>
+          <w:szCs w:val="32"/>
+        </w:rPr>
+        <w:t>SwimMixin</w:t>
+      </w:r>
+      <w:proofErr w:type="spellEnd"/>
+      <w:r>
+        <w:rPr>
+          <w:b/>
+          <w:bCs/>
+          <w:color w:val="D86DCB" w:themeColor="accent5" w:themeTint="99"/>
+          <w:sz w:val="32"/>
+          <w:szCs w:val="32"/>
+        </w:rPr>
+        <w:t>):</w:t>
       </w:r>
     </w:p>
     <w:p>
@@ -1972,51 +2633,111 @@
           <w:sz w:val="32"/>
           <w:szCs w:val="32"/>
         </w:rPr>
-        <w:t>duck = Duck()</w:t>
-      </w:r>
-    </w:p>
-    <w:p>
-      <w:pPr>
-        <w:jc w:val="both"/>
-        <w:rPr>
-          <w:b/>
-          <w:bCs/>
-          <w:color w:val="D86DCB" w:themeColor="accent5" w:themeTint="99"/>
-          <w:sz w:val="32"/>
-          <w:szCs w:val="32"/>
-        </w:rPr>
-      </w:pPr>
-      <w:r>
-        <w:rPr>
-          <w:b/>
-          <w:bCs/>
-          <w:color w:val="D86DCB" w:themeColor="accent5" w:themeTint="99"/>
-          <w:sz w:val="32"/>
-          <w:szCs w:val="32"/>
-        </w:rPr>
-        <w:t>duck.fly()</w:t>
-      </w:r>
-    </w:p>
-    <w:p>
-      <w:pPr>
-        <w:jc w:val="both"/>
-        <w:rPr>
-          <w:b/>
-          <w:bCs/>
-          <w:color w:val="D86DCB" w:themeColor="accent5" w:themeTint="99"/>
-          <w:sz w:val="32"/>
-          <w:szCs w:val="32"/>
-        </w:rPr>
-      </w:pPr>
-      <w:r>
-        <w:rPr>
-          <w:b/>
-          <w:bCs/>
-          <w:color w:val="D86DCB" w:themeColor="accent5" w:themeTint="99"/>
-          <w:sz w:val="32"/>
-          <w:szCs w:val="32"/>
-        </w:rPr>
-        <w:t>duck.swim()</w:t>
+        <w:t xml:space="preserve">duck = </w:t>
+      </w:r>
+      <w:proofErr w:type="gramStart"/>
+      <w:r>
+        <w:rPr>
+          <w:b/>
+          <w:bCs/>
+          <w:color w:val="D86DCB" w:themeColor="accent5" w:themeTint="99"/>
+          <w:sz w:val="32"/>
+          <w:szCs w:val="32"/>
+        </w:rPr>
+        <w:t>Duck(</w:t>
+      </w:r>
+      <w:proofErr w:type="gramEnd"/>
+      <w:r>
+        <w:rPr>
+          <w:b/>
+          <w:bCs/>
+          <w:color w:val="D86DCB" w:themeColor="accent5" w:themeTint="99"/>
+          <w:sz w:val="32"/>
+          <w:szCs w:val="32"/>
+        </w:rPr>
+        <w:t>)</w:t>
+      </w:r>
+    </w:p>
+    <w:p>
+      <w:pPr>
+        <w:jc w:val="both"/>
+        <w:rPr>
+          <w:b/>
+          <w:bCs/>
+          <w:color w:val="D86DCB" w:themeColor="accent5" w:themeTint="99"/>
+          <w:sz w:val="32"/>
+          <w:szCs w:val="32"/>
+        </w:rPr>
+      </w:pPr>
+      <w:proofErr w:type="spellStart"/>
+      <w:proofErr w:type="gramStart"/>
+      <w:r>
+        <w:rPr>
+          <w:b/>
+          <w:bCs/>
+          <w:color w:val="D86DCB" w:themeColor="accent5" w:themeTint="99"/>
+          <w:sz w:val="32"/>
+          <w:szCs w:val="32"/>
+        </w:rPr>
+        <w:t>duck.fly</w:t>
+      </w:r>
+      <w:proofErr w:type="spellEnd"/>
+      <w:r>
+        <w:rPr>
+          <w:b/>
+          <w:bCs/>
+          <w:color w:val="D86DCB" w:themeColor="accent5" w:themeTint="99"/>
+          <w:sz w:val="32"/>
+          <w:szCs w:val="32"/>
+        </w:rPr>
+        <w:t>(</w:t>
+      </w:r>
+      <w:proofErr w:type="gramEnd"/>
+      <w:r>
+        <w:rPr>
+          <w:b/>
+          <w:bCs/>
+          <w:color w:val="D86DCB" w:themeColor="accent5" w:themeTint="99"/>
+          <w:sz w:val="32"/>
+          <w:szCs w:val="32"/>
+        </w:rPr>
+        <w:t>)</w:t>
+      </w:r>
+    </w:p>
+    <w:p>
+      <w:pPr>
+        <w:jc w:val="both"/>
+        <w:rPr>
+          <w:b/>
+          <w:bCs/>
+          <w:color w:val="D86DCB" w:themeColor="accent5" w:themeTint="99"/>
+          <w:sz w:val="32"/>
+          <w:szCs w:val="32"/>
+        </w:rPr>
+      </w:pPr>
+      <w:proofErr w:type="spellStart"/>
+      <w:proofErr w:type="gramStart"/>
+      <w:r>
+        <w:rPr>
+          <w:b/>
+          <w:bCs/>
+          <w:color w:val="D86DCB" w:themeColor="accent5" w:themeTint="99"/>
+          <w:sz w:val="32"/>
+          <w:szCs w:val="32"/>
+        </w:rPr>
+        <w:t>duck.swim</w:t>
+      </w:r>
+      <w:proofErr w:type="spellEnd"/>
+      <w:proofErr w:type="gramEnd"/>
+      <w:r>
+        <w:rPr>
+          <w:b/>
+          <w:bCs/>
+          <w:color w:val="D86DCB" w:themeColor="accent5" w:themeTint="99"/>
+          <w:sz w:val="32"/>
+          <w:szCs w:val="32"/>
+        </w:rPr>
+        <w:t>()</w:t>
       </w:r>
     </w:p>
     <w:p>
@@ -2120,6 +2841,7 @@
         </w:rPr>
         <w:t xml:space="preserve">Dart </w:t>
       </w:r>
+      <w:proofErr w:type="spellStart"/>
       <w:r>
         <w:rPr>
           <w:sz w:val="32"/>
@@ -2127,6 +2849,7 @@
         </w:rPr>
         <w:t>mixins</w:t>
       </w:r>
+      <w:proofErr w:type="spellEnd"/>
       <w:r>
         <w:rPr>
           <w:sz w:val="32"/>
@@ -2183,7 +2906,23 @@
           <w:sz w:val="32"/>
           <w:szCs w:val="32"/>
         </w:rPr>
-        <w:t>Python doesn't have a special mixin keyword</w:t>
+        <w:t xml:space="preserve">Python doesn't have a special </w:t>
+      </w:r>
+      <w:proofErr w:type="spellStart"/>
+      <w:r>
+        <w:rPr>
+          <w:sz w:val="32"/>
+          <w:szCs w:val="32"/>
+        </w:rPr>
+        <w:t>mixin</w:t>
+      </w:r>
+      <w:proofErr w:type="spellEnd"/>
+      <w:r>
+        <w:rPr>
+          <w:sz w:val="32"/>
+          <w:szCs w:val="32"/>
+        </w:rPr>
+        <w:t xml:space="preserve"> keyword</w:t>
       </w:r>
       <w:r>
         <w:rPr>
@@ -2235,29 +2974,73 @@
           <w:sz w:val="32"/>
           <w:szCs w:val="32"/>
         </w:rPr>
-        <w:t>class LoggerMixin {</w:t>
-      </w:r>
-    </w:p>
-    <w:p>
-      <w:pPr>
-        <w:jc w:val="both"/>
-        <w:rPr>
-          <w:b/>
-          <w:bCs/>
-          <w:color w:val="D86DCB" w:themeColor="accent5" w:themeTint="99"/>
-          <w:sz w:val="32"/>
-          <w:szCs w:val="32"/>
-        </w:rPr>
-      </w:pPr>
-      <w:r>
-        <w:rPr>
-          <w:b/>
-          <w:bCs/>
-          <w:color w:val="D86DCB" w:themeColor="accent5" w:themeTint="99"/>
-          <w:sz w:val="32"/>
-          <w:szCs w:val="32"/>
-        </w:rPr>
-        <w:t xml:space="preserve">    void log(String msg) {}</w:t>
+        <w:t xml:space="preserve">class </w:t>
+      </w:r>
+      <w:proofErr w:type="spellStart"/>
+      <w:r>
+        <w:rPr>
+          <w:b/>
+          <w:bCs/>
+          <w:color w:val="D86DCB" w:themeColor="accent5" w:themeTint="99"/>
+          <w:sz w:val="32"/>
+          <w:szCs w:val="32"/>
+        </w:rPr>
+        <w:t>LoggerMixin</w:t>
+      </w:r>
+      <w:proofErr w:type="spellEnd"/>
+      <w:r>
+        <w:rPr>
+          <w:b/>
+          <w:bCs/>
+          <w:color w:val="D86DCB" w:themeColor="accent5" w:themeTint="99"/>
+          <w:sz w:val="32"/>
+          <w:szCs w:val="32"/>
+        </w:rPr>
+        <w:t xml:space="preserve"> {</w:t>
+      </w:r>
+    </w:p>
+    <w:p>
+      <w:pPr>
+        <w:jc w:val="both"/>
+        <w:rPr>
+          <w:b/>
+          <w:bCs/>
+          <w:color w:val="D86DCB" w:themeColor="accent5" w:themeTint="99"/>
+          <w:sz w:val="32"/>
+          <w:szCs w:val="32"/>
+        </w:rPr>
+      </w:pPr>
+      <w:r>
+        <w:rPr>
+          <w:b/>
+          <w:bCs/>
+          <w:color w:val="D86DCB" w:themeColor="accent5" w:themeTint="99"/>
+          <w:sz w:val="32"/>
+          <w:szCs w:val="32"/>
+        </w:rPr>
+        <w:t xml:space="preserve">    void </w:t>
+      </w:r>
+      <w:proofErr w:type="gramStart"/>
+      <w:r>
+        <w:rPr>
+          <w:b/>
+          <w:bCs/>
+          <w:color w:val="D86DCB" w:themeColor="accent5" w:themeTint="99"/>
+          <w:sz w:val="32"/>
+          <w:szCs w:val="32"/>
+        </w:rPr>
+        <w:t>log(</w:t>
+      </w:r>
+      <w:proofErr w:type="gramEnd"/>
+      <w:r>
+        <w:rPr>
+          <w:b/>
+          <w:bCs/>
+          <w:color w:val="D86DCB" w:themeColor="accent5" w:themeTint="99"/>
+          <w:sz w:val="32"/>
+          <w:szCs w:val="32"/>
+        </w:rPr>
+        <w:t>String msg) {}</w:t>
       </w:r>
     </w:p>
     <w:p>
@@ -2301,7 +3084,51 @@
           <w:sz w:val="32"/>
           <w:szCs w:val="32"/>
         </w:rPr>
-        <w:t>class HomeController with LoggerMixin {}</w:t>
+        <w:t xml:space="preserve">class </w:t>
+      </w:r>
+      <w:proofErr w:type="spellStart"/>
+      <w:r>
+        <w:rPr>
+          <w:b/>
+          <w:bCs/>
+          <w:color w:val="D86DCB" w:themeColor="accent5" w:themeTint="99"/>
+          <w:sz w:val="32"/>
+          <w:szCs w:val="32"/>
+        </w:rPr>
+        <w:t>HomeController</w:t>
+      </w:r>
+      <w:proofErr w:type="spellEnd"/>
+      <w:r>
+        <w:rPr>
+          <w:b/>
+          <w:bCs/>
+          <w:color w:val="D86DCB" w:themeColor="accent5" w:themeTint="99"/>
+          <w:sz w:val="32"/>
+          <w:szCs w:val="32"/>
+        </w:rPr>
+        <w:t xml:space="preserve"> with </w:t>
+      </w:r>
+      <w:proofErr w:type="spellStart"/>
+      <w:r>
+        <w:rPr>
+          <w:b/>
+          <w:bCs/>
+          <w:color w:val="D86DCB" w:themeColor="accent5" w:themeTint="99"/>
+          <w:sz w:val="32"/>
+          <w:szCs w:val="32"/>
+        </w:rPr>
+        <w:t>LoggerMixin</w:t>
+      </w:r>
+      <w:proofErr w:type="spellEnd"/>
+      <w:r>
+        <w:rPr>
+          <w:b/>
+          <w:bCs/>
+          <w:color w:val="D86DCB" w:themeColor="accent5" w:themeTint="99"/>
+          <w:sz w:val="32"/>
+          <w:szCs w:val="32"/>
+        </w:rPr>
+        <w:t xml:space="preserve"> {}</w:t>
       </w:r>
     </w:p>
     <w:p>
@@ -2533,6 +3360,7 @@
           <w:szCs w:val="32"/>
         </w:rPr>
       </w:pPr>
+      <w:proofErr w:type="spellStart"/>
       <w:r>
         <w:rPr>
           <w:b/>
@@ -2542,6 +3370,7 @@
         </w:rPr>
         <w:t>LoggerMixin</w:t>
       </w:r>
+      <w:proofErr w:type="spellEnd"/>
     </w:p>
     <w:p>
       <w:pPr>
@@ -2558,6 +3387,7 @@
           <w:szCs w:val="32"/>
         </w:rPr>
       </w:pPr>
+      <w:proofErr w:type="spellStart"/>
       <w:r>
         <w:rPr>
           <w:b/>
@@ -2567,6 +3397,7 @@
         </w:rPr>
         <w:t>SerializerMixin</w:t>
       </w:r>
+      <w:proofErr w:type="spellEnd"/>
     </w:p>
     <w:p>
       <w:pPr>
@@ -2583,6 +3414,7 @@
           <w:szCs w:val="32"/>
         </w:rPr>
       </w:pPr>
+      <w:proofErr w:type="spellStart"/>
       <w:r>
         <w:rPr>
           <w:b/>
@@ -2592,6 +3424,7 @@
         </w:rPr>
         <w:t>ValidationMixin</w:t>
       </w:r>
+      <w:proofErr w:type="spellEnd"/>
     </w:p>
     <w:p>
       <w:pPr>
@@ -2759,7 +3592,27 @@
           <w:sz w:val="32"/>
           <w:szCs w:val="32"/>
         </w:rPr>
-        <w:t xml:space="preserve"> open()</w:t>
+        <w:t xml:space="preserve"> </w:t>
+      </w:r>
+      <w:proofErr w:type="gramStart"/>
+      <w:r>
+        <w:rPr>
+          <w:b/>
+          <w:bCs/>
+          <w:sz w:val="32"/>
+          <w:szCs w:val="32"/>
+        </w:rPr>
+        <w:t>open(</w:t>
+      </w:r>
+      <w:proofErr w:type="gramEnd"/>
+      <w:r>
+        <w:rPr>
+          <w:b/>
+          <w:bCs/>
+          <w:sz w:val="32"/>
+          <w:szCs w:val="32"/>
+        </w:rPr>
+        <w:t>)</w:t>
       </w:r>
       <w:r>
         <w:rPr>
@@ -2824,7 +3677,31 @@
           <w:sz w:val="32"/>
           <w:szCs w:val="32"/>
         </w:rPr>
-        <w:t xml:space="preserve">    data = f.read()</w:t>
+        <w:t xml:space="preserve">    data = </w:t>
+      </w:r>
+      <w:proofErr w:type="spellStart"/>
+      <w:proofErr w:type="gramStart"/>
+      <w:r>
+        <w:rPr>
+          <w:b/>
+          <w:bCs/>
+          <w:color w:val="D86DCB" w:themeColor="accent5" w:themeTint="99"/>
+          <w:sz w:val="32"/>
+          <w:szCs w:val="32"/>
+        </w:rPr>
+        <w:t>f.read</w:t>
+      </w:r>
+      <w:proofErr w:type="spellEnd"/>
+      <w:proofErr w:type="gramEnd"/>
+      <w:r>
+        <w:rPr>
+          <w:b/>
+          <w:bCs/>
+          <w:color w:val="D86DCB" w:themeColor="accent5" w:themeTint="99"/>
+          <w:sz w:val="32"/>
+          <w:szCs w:val="32"/>
+        </w:rPr>
+        <w:t>()</w:t>
       </w:r>
     </w:p>
     <w:p>
@@ -2896,14 +3773,25 @@
         </w:rPr>
         <w:t xml:space="preserve">Without it if an exception occurs before </w:t>
       </w:r>
-      <w:r>
-        <w:rPr>
-          <w:b/>
-          <w:bCs/>
-          <w:sz w:val="32"/>
-          <w:szCs w:val="32"/>
-        </w:rPr>
-        <w:t xml:space="preserve">close() </w:t>
+      <w:proofErr w:type="gramStart"/>
+      <w:r>
+        <w:rPr>
+          <w:b/>
+          <w:bCs/>
+          <w:sz w:val="32"/>
+          <w:szCs w:val="32"/>
+        </w:rPr>
+        <w:t>close(</w:t>
+      </w:r>
+      <w:proofErr w:type="gramEnd"/>
+      <w:r>
+        <w:rPr>
+          <w:b/>
+          <w:bCs/>
+          <w:sz w:val="32"/>
+          <w:szCs w:val="32"/>
+        </w:rPr>
+        <w:t xml:space="preserve">) </w:t>
       </w:r>
       <w:r>
         <w:rPr>
@@ -2955,29 +3843,67 @@
           <w:sz w:val="32"/>
           <w:szCs w:val="32"/>
         </w:rPr>
-        <w:t>data = f.read()</w:t>
-      </w:r>
-    </w:p>
-    <w:p>
-      <w:pPr>
-        <w:jc w:val="both"/>
-        <w:rPr>
-          <w:b/>
-          <w:bCs/>
-          <w:color w:val="D86DCB" w:themeColor="accent5" w:themeTint="99"/>
-          <w:sz w:val="32"/>
-          <w:szCs w:val="32"/>
-        </w:rPr>
-      </w:pPr>
-      <w:r>
-        <w:rPr>
-          <w:b/>
-          <w:bCs/>
-          <w:color w:val="D86DCB" w:themeColor="accent5" w:themeTint="99"/>
-          <w:sz w:val="32"/>
-          <w:szCs w:val="32"/>
-        </w:rPr>
-        <w:t>f.close()</w:t>
+        <w:t xml:space="preserve">data = </w:t>
+      </w:r>
+      <w:proofErr w:type="spellStart"/>
+      <w:proofErr w:type="gramStart"/>
+      <w:r>
+        <w:rPr>
+          <w:b/>
+          <w:bCs/>
+          <w:color w:val="D86DCB" w:themeColor="accent5" w:themeTint="99"/>
+          <w:sz w:val="32"/>
+          <w:szCs w:val="32"/>
+        </w:rPr>
+        <w:t>f.read</w:t>
+      </w:r>
+      <w:proofErr w:type="spellEnd"/>
+      <w:proofErr w:type="gramEnd"/>
+      <w:r>
+        <w:rPr>
+          <w:b/>
+          <w:bCs/>
+          <w:color w:val="D86DCB" w:themeColor="accent5" w:themeTint="99"/>
+          <w:sz w:val="32"/>
+          <w:szCs w:val="32"/>
+        </w:rPr>
+        <w:t>()</w:t>
+      </w:r>
+    </w:p>
+    <w:p>
+      <w:pPr>
+        <w:jc w:val="both"/>
+        <w:rPr>
+          <w:b/>
+          <w:bCs/>
+          <w:color w:val="D86DCB" w:themeColor="accent5" w:themeTint="99"/>
+          <w:sz w:val="32"/>
+          <w:szCs w:val="32"/>
+        </w:rPr>
+      </w:pPr>
+      <w:proofErr w:type="spellStart"/>
+      <w:proofErr w:type="gramStart"/>
+      <w:r>
+        <w:rPr>
+          <w:b/>
+          <w:bCs/>
+          <w:color w:val="D86DCB" w:themeColor="accent5" w:themeTint="99"/>
+          <w:sz w:val="32"/>
+          <w:szCs w:val="32"/>
+        </w:rPr>
+        <w:t>f.close</w:t>
+      </w:r>
+      <w:proofErr w:type="spellEnd"/>
+      <w:proofErr w:type="gramEnd"/>
+      <w:r>
+        <w:rPr>
+          <w:b/>
+          <w:bCs/>
+          <w:color w:val="D86DCB" w:themeColor="accent5" w:themeTint="99"/>
+          <w:sz w:val="32"/>
+          <w:szCs w:val="32"/>
+        </w:rPr>
+        <w:t>()</w:t>
       </w:r>
     </w:p>
     <w:p>
@@ -3174,7 +4100,53 @@
           <w:sz w:val="32"/>
           <w:szCs w:val="32"/>
         </w:rPr>
-        <w:t xml:space="preserve">    var_data = f.read()</w:t>
+        <w:t xml:space="preserve">    </w:t>
+      </w:r>
+      <w:proofErr w:type="spellStart"/>
+      <w:r>
+        <w:rPr>
+          <w:b/>
+          <w:bCs/>
+          <w:color w:val="D86DCB" w:themeColor="accent5" w:themeTint="99"/>
+          <w:sz w:val="32"/>
+          <w:szCs w:val="32"/>
+        </w:rPr>
+        <w:t>var_data</w:t>
+      </w:r>
+      <w:proofErr w:type="spellEnd"/>
+      <w:r>
+        <w:rPr>
+          <w:b/>
+          <w:bCs/>
+          <w:color w:val="D86DCB" w:themeColor="accent5" w:themeTint="99"/>
+          <w:sz w:val="32"/>
+          <w:szCs w:val="32"/>
+        </w:rPr>
+        <w:t xml:space="preserve"> = </w:t>
+      </w:r>
+      <w:proofErr w:type="spellStart"/>
+      <w:proofErr w:type="gramStart"/>
+      <w:r>
+        <w:rPr>
+          <w:b/>
+          <w:bCs/>
+          <w:color w:val="D86DCB" w:themeColor="accent5" w:themeTint="99"/>
+          <w:sz w:val="32"/>
+          <w:szCs w:val="32"/>
+        </w:rPr>
+        <w:t>f.read</w:t>
+      </w:r>
+      <w:proofErr w:type="spellEnd"/>
+      <w:proofErr w:type="gramEnd"/>
+      <w:r>
+        <w:rPr>
+          <w:b/>
+          <w:bCs/>
+          <w:color w:val="D86DCB" w:themeColor="accent5" w:themeTint="99"/>
+          <w:sz w:val="32"/>
+          <w:szCs w:val="32"/>
+        </w:rPr>
+        <w:t>()</w:t>
       </w:r>
     </w:p>
     <w:p>
@@ -3231,7 +4203,27 @@
           <w:sz w:val="32"/>
           <w:szCs w:val="32"/>
         </w:rPr>
-        <w:t xml:space="preserve">__enter__() </w:t>
+        <w:t>__enter_</w:t>
+      </w:r>
+      <w:proofErr w:type="gramStart"/>
+      <w:r>
+        <w:rPr>
+          <w:b/>
+          <w:bCs/>
+          <w:sz w:val="32"/>
+          <w:szCs w:val="32"/>
+        </w:rPr>
+        <w:t>_(</w:t>
+      </w:r>
+      <w:proofErr w:type="gramEnd"/>
+      <w:r>
+        <w:rPr>
+          <w:b/>
+          <w:bCs/>
+          <w:sz w:val="32"/>
+          <w:szCs w:val="32"/>
+        </w:rPr>
+        <w:t xml:space="preserve">) </w:t>
       </w:r>
       <w:r>
         <w:rPr>
@@ -3274,19 +4266,20 @@
           <w:sz w:val="28"/>
           <w:szCs w:val="28"/>
         </w:rPr>
-        <w:t>with MyObject():</w:t>
-      </w:r>
-    </w:p>
-    <w:p>
-      <w:pPr>
-        <w:jc w:val="both"/>
+        <w:t xml:space="preserve">with </w:t>
+      </w:r>
+      <w:proofErr w:type="spellStart"/>
+      <w:proofErr w:type="gramStart"/>
+      <w:r>
         <w:rPr>
           <w:b/>
           <w:bCs/>
           <w:sz w:val="28"/>
           <w:szCs w:val="28"/>
         </w:rPr>
-      </w:pPr>
+        <w:t>MyObject</w:t>
+      </w:r>
+      <w:proofErr w:type="spellEnd"/>
       <w:r>
         <w:rPr>
           <w:b/>
@@ -3294,59 +4287,59 @@
           <w:sz w:val="28"/>
           <w:szCs w:val="28"/>
         </w:rPr>
-        <w:t xml:space="preserve">          ↓</w:t>
-      </w:r>
-    </w:p>
-    <w:p>
-      <w:pPr>
-        <w:jc w:val="both"/>
+        <w:t>(</w:t>
+      </w:r>
+      <w:proofErr w:type="gramEnd"/>
+      <w:r>
         <w:rPr>
           <w:b/>
           <w:bCs/>
           <w:sz w:val="28"/>
           <w:szCs w:val="28"/>
         </w:rPr>
-      </w:pPr>
-      <w:r>
+        <w:t>):</w:t>
+      </w:r>
+    </w:p>
+    <w:p>
+      <w:pPr>
+        <w:jc w:val="both"/>
         <w:rPr>
           <w:b/>
           <w:bCs/>
           <w:sz w:val="28"/>
           <w:szCs w:val="28"/>
         </w:rPr>
-        <w:t xml:space="preserve"> __enter__()</w:t>
-      </w:r>
-    </w:p>
-    <w:p>
-      <w:pPr>
-        <w:jc w:val="both"/>
+      </w:pPr>
+      <w:r>
         <w:rPr>
           <w:b/>
           <w:bCs/>
           <w:sz w:val="28"/>
           <w:szCs w:val="28"/>
         </w:rPr>
-      </w:pPr>
-      <w:r>
+        <w:t xml:space="preserve">          ↓</w:t>
+      </w:r>
+    </w:p>
+    <w:p>
+      <w:pPr>
+        <w:jc w:val="both"/>
         <w:rPr>
           <w:b/>
           <w:bCs/>
           <w:sz w:val="28"/>
           <w:szCs w:val="28"/>
         </w:rPr>
-        <w:t xml:space="preserve">          ↓</w:t>
-      </w:r>
-    </w:p>
-    <w:p>
-      <w:pPr>
-        <w:jc w:val="both"/>
+      </w:pPr>
+      <w:r>
         <w:rPr>
           <w:b/>
           <w:bCs/>
           <w:sz w:val="28"/>
           <w:szCs w:val="28"/>
         </w:rPr>
-      </w:pPr>
+        <w:t xml:space="preserve"> __enter_</w:t>
+      </w:r>
+      <w:proofErr w:type="gramStart"/>
       <w:r>
         <w:rPr>
           <w:b/>
@@ -3354,47 +4347,117 @@
           <w:sz w:val="28"/>
           <w:szCs w:val="28"/>
         </w:rPr>
-        <w:t xml:space="preserve"> your code</w:t>
-      </w:r>
-    </w:p>
-    <w:p>
-      <w:pPr>
-        <w:jc w:val="both"/>
+        <w:t>_(</w:t>
+      </w:r>
+      <w:proofErr w:type="gramEnd"/>
+      <w:r>
         <w:rPr>
           <w:b/>
           <w:bCs/>
           <w:sz w:val="28"/>
           <w:szCs w:val="28"/>
         </w:rPr>
-      </w:pPr>
-      <w:r>
+        <w:t>)</w:t>
+      </w:r>
+    </w:p>
+    <w:p>
+      <w:pPr>
+        <w:jc w:val="both"/>
         <w:rPr>
           <w:b/>
           <w:bCs/>
           <w:sz w:val="28"/>
           <w:szCs w:val="28"/>
         </w:rPr>
-        <w:t xml:space="preserve">         ↓</w:t>
-      </w:r>
-    </w:p>
-    <w:p>
-      <w:pPr>
-        <w:jc w:val="both"/>
+      </w:pPr>
+      <w:r>
         <w:rPr>
           <w:b/>
           <w:bCs/>
           <w:sz w:val="28"/>
           <w:szCs w:val="28"/>
         </w:rPr>
-      </w:pPr>
-      <w:r>
+        <w:t xml:space="preserve">          ↓</w:t>
+      </w:r>
+    </w:p>
+    <w:p>
+      <w:pPr>
+        <w:jc w:val="both"/>
         <w:rPr>
           <w:b/>
           <w:bCs/>
           <w:sz w:val="28"/>
           <w:szCs w:val="28"/>
         </w:rPr>
-        <w:t xml:space="preserve"> __exit__()</w:t>
+      </w:pPr>
+      <w:r>
+        <w:rPr>
+          <w:b/>
+          <w:bCs/>
+          <w:sz w:val="28"/>
+          <w:szCs w:val="28"/>
+        </w:rPr>
+        <w:t xml:space="preserve"> your code</w:t>
+      </w:r>
+    </w:p>
+    <w:p>
+      <w:pPr>
+        <w:jc w:val="both"/>
+        <w:rPr>
+          <w:b/>
+          <w:bCs/>
+          <w:sz w:val="28"/>
+          <w:szCs w:val="28"/>
+        </w:rPr>
+      </w:pPr>
+      <w:r>
+        <w:rPr>
+          <w:b/>
+          <w:bCs/>
+          <w:sz w:val="28"/>
+          <w:szCs w:val="28"/>
+        </w:rPr>
+        <w:t xml:space="preserve">         ↓</w:t>
+      </w:r>
+    </w:p>
+    <w:p>
+      <w:pPr>
+        <w:jc w:val="both"/>
+        <w:rPr>
+          <w:b/>
+          <w:bCs/>
+          <w:sz w:val="28"/>
+          <w:szCs w:val="28"/>
+        </w:rPr>
+      </w:pPr>
+      <w:r>
+        <w:rPr>
+          <w:b/>
+          <w:bCs/>
+          <w:sz w:val="28"/>
+          <w:szCs w:val="28"/>
+        </w:rPr>
+        <w:t xml:space="preserve"> __exit_</w:t>
+      </w:r>
+      <w:proofErr w:type="gramStart"/>
+      <w:r>
+        <w:rPr>
+          <w:b/>
+          <w:bCs/>
+          <w:sz w:val="28"/>
+          <w:szCs w:val="28"/>
+        </w:rPr>
+        <w:t>_(</w:t>
+      </w:r>
+      <w:proofErr w:type="gramEnd"/>
+      <w:r>
+        <w:rPr>
+          <w:b/>
+          <w:bCs/>
+          <w:sz w:val="28"/>
+          <w:szCs w:val="28"/>
+        </w:rPr>
+        <w:t>)</w:t>
       </w:r>
     </w:p>
     <w:p>
@@ -3544,7 +4607,95 @@
           <w:sz w:val="32"/>
           <w:szCs w:val="32"/>
         </w:rPr>
-        <w:t xml:space="preserve">    def __exit__(self, exc_type, exc_val, exc_tb):</w:t>
+        <w:t xml:space="preserve">    def __exit_</w:t>
+      </w:r>
+      <w:proofErr w:type="gramStart"/>
+      <w:r>
+        <w:rPr>
+          <w:b/>
+          <w:bCs/>
+          <w:color w:val="D86DCB" w:themeColor="accent5" w:themeTint="99"/>
+          <w:sz w:val="32"/>
+          <w:szCs w:val="32"/>
+        </w:rPr>
+        <w:t>_(</w:t>
+      </w:r>
+      <w:proofErr w:type="gramEnd"/>
+      <w:r>
+        <w:rPr>
+          <w:b/>
+          <w:bCs/>
+          <w:color w:val="D86DCB" w:themeColor="accent5" w:themeTint="99"/>
+          <w:sz w:val="32"/>
+          <w:szCs w:val="32"/>
+        </w:rPr>
+        <w:t xml:space="preserve">self, </w:t>
+      </w:r>
+      <w:proofErr w:type="spellStart"/>
+      <w:r>
+        <w:rPr>
+          <w:b/>
+          <w:bCs/>
+          <w:color w:val="D86DCB" w:themeColor="accent5" w:themeTint="99"/>
+          <w:sz w:val="32"/>
+          <w:szCs w:val="32"/>
+        </w:rPr>
+        <w:t>exc_type</w:t>
+      </w:r>
+      <w:proofErr w:type="spellEnd"/>
+      <w:r>
+        <w:rPr>
+          <w:b/>
+          <w:bCs/>
+          <w:color w:val="D86DCB" w:themeColor="accent5" w:themeTint="99"/>
+          <w:sz w:val="32"/>
+          <w:szCs w:val="32"/>
+        </w:rPr>
+        <w:t xml:space="preserve">, </w:t>
+      </w:r>
+      <w:proofErr w:type="spellStart"/>
+      <w:r>
+        <w:rPr>
+          <w:b/>
+          <w:bCs/>
+          <w:color w:val="D86DCB" w:themeColor="accent5" w:themeTint="99"/>
+          <w:sz w:val="32"/>
+          <w:szCs w:val="32"/>
+        </w:rPr>
+        <w:t>exc_val</w:t>
+      </w:r>
+      <w:proofErr w:type="spellEnd"/>
+      <w:r>
+        <w:rPr>
+          <w:b/>
+          <w:bCs/>
+          <w:color w:val="D86DCB" w:themeColor="accent5" w:themeTint="99"/>
+          <w:sz w:val="32"/>
+          <w:szCs w:val="32"/>
+        </w:rPr>
+        <w:t xml:space="preserve">, </w:t>
+      </w:r>
+      <w:proofErr w:type="spellStart"/>
+      <w:r>
+        <w:rPr>
+          <w:b/>
+          <w:bCs/>
+          <w:color w:val="D86DCB" w:themeColor="accent5" w:themeTint="99"/>
+          <w:sz w:val="32"/>
+          <w:szCs w:val="32"/>
+        </w:rPr>
+        <w:t>exc_tb</w:t>
+      </w:r>
+      <w:proofErr w:type="spellEnd"/>
+      <w:r>
+        <w:rPr>
+          <w:b/>
+          <w:bCs/>
+          <w:color w:val="D86DCB" w:themeColor="accent5" w:themeTint="99"/>
+          <w:sz w:val="32"/>
+          <w:szCs w:val="32"/>
+        </w:rPr>
+        <w:t>):</w:t>
       </w:r>
     </w:p>
     <w:p>
@@ -3600,29 +4751,95 @@
           <w:sz w:val="32"/>
           <w:szCs w:val="32"/>
         </w:rPr>
-        <w:t>with Database() as db:</w:t>
-      </w:r>
-    </w:p>
-    <w:p>
-      <w:pPr>
-        <w:jc w:val="both"/>
-        <w:rPr>
-          <w:b/>
-          <w:bCs/>
-          <w:color w:val="D86DCB" w:themeColor="accent5" w:themeTint="99"/>
-          <w:sz w:val="32"/>
-          <w:szCs w:val="32"/>
-        </w:rPr>
-      </w:pPr>
-      <w:r>
-        <w:rPr>
-          <w:b/>
-          <w:bCs/>
-          <w:color w:val="D86DCB" w:themeColor="accent5" w:themeTint="99"/>
-          <w:sz w:val="32"/>
-          <w:szCs w:val="32"/>
-        </w:rPr>
-        <w:t xml:space="preserve">    print("Querying...")</w:t>
+        <w:t xml:space="preserve">with </w:t>
+      </w:r>
+      <w:proofErr w:type="gramStart"/>
+      <w:r>
+        <w:rPr>
+          <w:b/>
+          <w:bCs/>
+          <w:color w:val="D86DCB" w:themeColor="accent5" w:themeTint="99"/>
+          <w:sz w:val="32"/>
+          <w:szCs w:val="32"/>
+        </w:rPr>
+        <w:t>Database(</w:t>
+      </w:r>
+      <w:proofErr w:type="gramEnd"/>
+      <w:r>
+        <w:rPr>
+          <w:b/>
+          <w:bCs/>
+          <w:color w:val="D86DCB" w:themeColor="accent5" w:themeTint="99"/>
+          <w:sz w:val="32"/>
+          <w:szCs w:val="32"/>
+        </w:rPr>
+        <w:t xml:space="preserve">) as </w:t>
+      </w:r>
+      <w:proofErr w:type="spellStart"/>
+      <w:r>
+        <w:rPr>
+          <w:b/>
+          <w:bCs/>
+          <w:color w:val="D86DCB" w:themeColor="accent5" w:themeTint="99"/>
+          <w:sz w:val="32"/>
+          <w:szCs w:val="32"/>
+        </w:rPr>
+        <w:t>db</w:t>
+      </w:r>
+      <w:proofErr w:type="spellEnd"/>
+      <w:r>
+        <w:rPr>
+          <w:b/>
+          <w:bCs/>
+          <w:color w:val="D86DCB" w:themeColor="accent5" w:themeTint="99"/>
+          <w:sz w:val="32"/>
+          <w:szCs w:val="32"/>
+        </w:rPr>
+        <w:t>:</w:t>
+      </w:r>
+    </w:p>
+    <w:p>
+      <w:pPr>
+        <w:jc w:val="both"/>
+        <w:rPr>
+          <w:b/>
+          <w:bCs/>
+          <w:color w:val="D86DCB" w:themeColor="accent5" w:themeTint="99"/>
+          <w:sz w:val="32"/>
+          <w:szCs w:val="32"/>
+        </w:rPr>
+      </w:pPr>
+      <w:r>
+        <w:rPr>
+          <w:b/>
+          <w:bCs/>
+          <w:color w:val="D86DCB" w:themeColor="accent5" w:themeTint="99"/>
+          <w:sz w:val="32"/>
+          <w:szCs w:val="32"/>
+        </w:rPr>
+        <w:t xml:space="preserve">    </w:t>
+      </w:r>
+      <w:proofErr w:type="gramStart"/>
+      <w:r>
+        <w:rPr>
+          <w:b/>
+          <w:bCs/>
+          <w:color w:val="D86DCB" w:themeColor="accent5" w:themeTint="99"/>
+          <w:sz w:val="32"/>
+          <w:szCs w:val="32"/>
+        </w:rPr>
+        <w:t>print(</w:t>
+      </w:r>
+      <w:proofErr w:type="gramEnd"/>
+      <w:r>
+        <w:rPr>
+          <w:b/>
+          <w:bCs/>
+          <w:color w:val="D86DCB" w:themeColor="accent5" w:themeTint="99"/>
+          <w:sz w:val="32"/>
+          <w:szCs w:val="32"/>
+        </w:rPr>
+        <w:t>"Querying...")</w:t>
       </w:r>
     </w:p>
     <w:p>
@@ -3837,6 +5054,8 @@
         </w:rPr>
         <w:t>Thread locks (</w:t>
       </w:r>
+      <w:proofErr w:type="spellStart"/>
+      <w:proofErr w:type="gramStart"/>
       <w:r>
         <w:rPr>
           <w:b/>
@@ -3846,6 +5065,8 @@
         </w:rPr>
         <w:t>threading.Lock</w:t>
       </w:r>
+      <w:proofErr w:type="spellEnd"/>
+      <w:proofErr w:type="gramEnd"/>
       <w:r>
         <w:rPr>
           <w:sz w:val="32"/>
@@ -4040,7 +5261,27 @@
           <w:sz w:val="32"/>
           <w:szCs w:val="32"/>
         </w:rPr>
-        <w:t>__init__</w:t>
+        <w:t>__</w:t>
+      </w:r>
+      <w:proofErr w:type="spellStart"/>
+      <w:r>
+        <w:rPr>
+          <w:b/>
+          <w:bCs/>
+          <w:sz w:val="32"/>
+          <w:szCs w:val="32"/>
+        </w:rPr>
+        <w:t>init</w:t>
+      </w:r>
+      <w:proofErr w:type="spellEnd"/>
+      <w:r>
+        <w:rPr>
+          <w:b/>
+          <w:bCs/>
+          <w:sz w:val="32"/>
+          <w:szCs w:val="32"/>
+        </w:rPr>
+        <w:t>__</w:t>
       </w:r>
     </w:p>
     <w:p>
@@ -4092,7 +5333,27 @@
           <w:sz w:val="32"/>
           <w:szCs w:val="32"/>
         </w:rPr>
-        <w:t>__len__</w:t>
+        <w:t>__</w:t>
+      </w:r>
+      <w:proofErr w:type="spellStart"/>
+      <w:r>
+        <w:rPr>
+          <w:b/>
+          <w:bCs/>
+          <w:sz w:val="32"/>
+          <w:szCs w:val="32"/>
+        </w:rPr>
+        <w:t>len</w:t>
+      </w:r>
+      <w:proofErr w:type="spellEnd"/>
+      <w:r>
+        <w:rPr>
+          <w:b/>
+          <w:bCs/>
+          <w:sz w:val="32"/>
+          <w:szCs w:val="32"/>
+        </w:rPr>
+        <w:t>__</w:t>
       </w:r>
     </w:p>
     <w:p>
@@ -4144,7 +5405,27 @@
           <w:sz w:val="32"/>
           <w:szCs w:val="32"/>
         </w:rPr>
-        <w:t>__getitem__</w:t>
+        <w:t>__</w:t>
+      </w:r>
+      <w:proofErr w:type="spellStart"/>
+      <w:r>
+        <w:rPr>
+          <w:b/>
+          <w:bCs/>
+          <w:sz w:val="32"/>
+          <w:szCs w:val="32"/>
+        </w:rPr>
+        <w:t>getitem</w:t>
+      </w:r>
+      <w:proofErr w:type="spellEnd"/>
+      <w:r>
+        <w:rPr>
+          <w:b/>
+          <w:bCs/>
+          <w:sz w:val="32"/>
+          <w:szCs w:val="32"/>
+        </w:rPr>
+        <w:t>__</w:t>
       </w:r>
     </w:p>
     <w:p>
@@ -4245,7 +5526,51 @@
           <w:sz w:val="32"/>
           <w:szCs w:val="32"/>
         </w:rPr>
-        <w:t xml:space="preserve">    def __init__(self, name):</w:t>
+        <w:t xml:space="preserve">    def __</w:t>
+      </w:r>
+      <w:proofErr w:type="spellStart"/>
+      <w:r>
+        <w:rPr>
+          <w:b/>
+          <w:bCs/>
+          <w:color w:val="D86DCB" w:themeColor="accent5" w:themeTint="99"/>
+          <w:sz w:val="32"/>
+          <w:szCs w:val="32"/>
+        </w:rPr>
+        <w:t>init</w:t>
+      </w:r>
+      <w:proofErr w:type="spellEnd"/>
+      <w:r>
+        <w:rPr>
+          <w:b/>
+          <w:bCs/>
+          <w:color w:val="D86DCB" w:themeColor="accent5" w:themeTint="99"/>
+          <w:sz w:val="32"/>
+          <w:szCs w:val="32"/>
+        </w:rPr>
+        <w:t>_</w:t>
+      </w:r>
+      <w:proofErr w:type="gramStart"/>
+      <w:r>
+        <w:rPr>
+          <w:b/>
+          <w:bCs/>
+          <w:color w:val="D86DCB" w:themeColor="accent5" w:themeTint="99"/>
+          <w:sz w:val="32"/>
+          <w:szCs w:val="32"/>
+        </w:rPr>
+        <w:t>_(</w:t>
+      </w:r>
+      <w:proofErr w:type="gramEnd"/>
+      <w:r>
+        <w:rPr>
+          <w:b/>
+          <w:bCs/>
+          <w:color w:val="D86DCB" w:themeColor="accent5" w:themeTint="99"/>
+          <w:sz w:val="32"/>
+          <w:szCs w:val="32"/>
+        </w:rPr>
+        <w:t>self, name):</w:t>
       </w:r>
     </w:p>
     <w:p>
@@ -4330,15 +5655,49 @@
           <w:szCs w:val="32"/>
         </w:rPr>
       </w:pPr>
-      <w:r>
-        <w:rPr>
-          <w:b/>
-          <w:bCs/>
-          <w:color w:val="D86DCB" w:themeColor="accent5" w:themeTint="99"/>
-          <w:sz w:val="32"/>
-          <w:szCs w:val="32"/>
-        </w:rPr>
-        <w:t>Student.__init__(student, "Nazmul"):</w:t>
+      <w:proofErr w:type="gramStart"/>
+      <w:r>
+        <w:rPr>
+          <w:b/>
+          <w:bCs/>
+          <w:color w:val="D86DCB" w:themeColor="accent5" w:themeTint="99"/>
+          <w:sz w:val="32"/>
+          <w:szCs w:val="32"/>
+        </w:rPr>
+        <w:t>Student._</w:t>
+      </w:r>
+      <w:proofErr w:type="gramEnd"/>
+      <w:r>
+        <w:rPr>
+          <w:b/>
+          <w:bCs/>
+          <w:color w:val="D86DCB" w:themeColor="accent5" w:themeTint="99"/>
+          <w:sz w:val="32"/>
+          <w:szCs w:val="32"/>
+        </w:rPr>
+        <w:t>_</w:t>
+      </w:r>
+      <w:proofErr w:type="spellStart"/>
+      <w:r>
+        <w:rPr>
+          <w:b/>
+          <w:bCs/>
+          <w:color w:val="D86DCB" w:themeColor="accent5" w:themeTint="99"/>
+          <w:sz w:val="32"/>
+          <w:szCs w:val="32"/>
+        </w:rPr>
+        <w:t>init</w:t>
+      </w:r>
+      <w:proofErr w:type="spellEnd"/>
+      <w:r>
+        <w:rPr>
+          <w:b/>
+          <w:bCs/>
+          <w:color w:val="D86DCB" w:themeColor="accent5" w:themeTint="99"/>
+          <w:sz w:val="32"/>
+          <w:szCs w:val="32"/>
+        </w:rPr>
+        <w:t>__(student, "Nazmul"):</w:t>
       </w:r>
     </w:p>
     <w:p>
@@ -4450,7 +5809,47 @@
           <w:sz w:val="32"/>
           <w:szCs w:val="32"/>
         </w:rPr>
-        <w:t xml:space="preserve">__init__() </w:t>
+        <w:t>__</w:t>
+      </w:r>
+      <w:proofErr w:type="spellStart"/>
+      <w:r>
+        <w:rPr>
+          <w:b/>
+          <w:bCs/>
+          <w:sz w:val="32"/>
+          <w:szCs w:val="32"/>
+        </w:rPr>
+        <w:t>init</w:t>
+      </w:r>
+      <w:proofErr w:type="spellEnd"/>
+      <w:r>
+        <w:rPr>
+          <w:b/>
+          <w:bCs/>
+          <w:sz w:val="32"/>
+          <w:szCs w:val="32"/>
+        </w:rPr>
+        <w:t>_</w:t>
+      </w:r>
+      <w:proofErr w:type="gramStart"/>
+      <w:r>
+        <w:rPr>
+          <w:b/>
+          <w:bCs/>
+          <w:sz w:val="32"/>
+          <w:szCs w:val="32"/>
+        </w:rPr>
+        <w:t>_(</w:t>
+      </w:r>
+      <w:proofErr w:type="gramEnd"/>
+      <w:r>
+        <w:rPr>
+          <w:b/>
+          <w:bCs/>
+          <w:sz w:val="32"/>
+          <w:szCs w:val="32"/>
+        </w:rPr>
+        <w:t xml:space="preserve">) </w:t>
       </w:r>
       <w:r>
         <w:rPr>
@@ -4530,7 +5929,27 @@
           <w:sz w:val="32"/>
           <w:szCs w:val="32"/>
         </w:rPr>
-        <w:t>__str__()</w:t>
+        <w:t>__str_</w:t>
+      </w:r>
+      <w:proofErr w:type="gramStart"/>
+      <w:r>
+        <w:rPr>
+          <w:b/>
+          <w:bCs/>
+          <w:sz w:val="32"/>
+          <w:szCs w:val="32"/>
+        </w:rPr>
+        <w:t>_(</w:t>
+      </w:r>
+      <w:proofErr w:type="gramEnd"/>
+      <w:r>
+        <w:rPr>
+          <w:b/>
+          <w:bCs/>
+          <w:sz w:val="32"/>
+          <w:szCs w:val="32"/>
+        </w:rPr>
+        <w:t>)</w:t>
       </w:r>
       <w:r>
         <w:rPr>
@@ -4546,7 +5965,27 @@
           <w:sz w:val="32"/>
           <w:szCs w:val="32"/>
         </w:rPr>
-        <w:t>&lt;__main__.Student object at 0x&gt;</w:t>
+        <w:t>&lt;__</w:t>
+      </w:r>
+      <w:proofErr w:type="spellStart"/>
+      <w:r>
+        <w:rPr>
+          <w:b/>
+          <w:bCs/>
+          <w:sz w:val="32"/>
+          <w:szCs w:val="32"/>
+        </w:rPr>
+        <w:t>main__.Student</w:t>
+      </w:r>
+      <w:proofErr w:type="spellEnd"/>
+      <w:r>
+        <w:rPr>
+          <w:b/>
+          <w:bCs/>
+          <w:sz w:val="32"/>
+          <w:szCs w:val="32"/>
+        </w:rPr>
+        <w:t xml:space="preserve"> object at 0x&gt;</w:t>
       </w:r>
       <w:r>
         <w:rPr>
@@ -4562,7 +6001,27 @@
           <w:sz w:val="32"/>
           <w:szCs w:val="32"/>
         </w:rPr>
-        <w:t xml:space="preserve"> .toString()</w:t>
+        <w:t xml:space="preserve"> .</w:t>
+      </w:r>
+      <w:proofErr w:type="spellStart"/>
+      <w:r>
+        <w:rPr>
+          <w:b/>
+          <w:bCs/>
+          <w:sz w:val="32"/>
+          <w:szCs w:val="32"/>
+        </w:rPr>
+        <w:t>toString</w:t>
+      </w:r>
+      <w:proofErr w:type="spellEnd"/>
+      <w:r>
+        <w:rPr>
+          <w:b/>
+          <w:bCs/>
+          <w:sz w:val="32"/>
+          <w:szCs w:val="32"/>
+        </w:rPr>
+        <w:t>()</w:t>
       </w:r>
       <w:r>
         <w:rPr>
@@ -4690,7 +6149,29 @@
           <w:sz w:val="32"/>
           <w:szCs w:val="32"/>
         </w:rPr>
-        <w:t>s = Student()</w:t>
+        <w:t xml:space="preserve">s = </w:t>
+      </w:r>
+      <w:proofErr w:type="gramStart"/>
+      <w:r>
+        <w:rPr>
+          <w:b/>
+          <w:bCs/>
+          <w:color w:val="D86DCB" w:themeColor="accent5" w:themeTint="99"/>
+          <w:sz w:val="32"/>
+          <w:szCs w:val="32"/>
+        </w:rPr>
+        <w:t>Student(</w:t>
+      </w:r>
+      <w:proofErr w:type="gramEnd"/>
+      <w:r>
+        <w:rPr>
+          <w:b/>
+          <w:bCs/>
+          <w:color w:val="D86DCB" w:themeColor="accent5" w:themeTint="99"/>
+          <w:sz w:val="32"/>
+          <w:szCs w:val="32"/>
+        </w:rPr>
+        <w:t>)</w:t>
       </w:r>
     </w:p>
     <w:p>
@@ -4778,7 +6259,47 @@
           <w:sz w:val="32"/>
           <w:szCs w:val="32"/>
         </w:rPr>
-        <w:t>_len__()</w:t>
+        <w:t>_</w:t>
+      </w:r>
+      <w:proofErr w:type="spellStart"/>
+      <w:r>
+        <w:rPr>
+          <w:b/>
+          <w:bCs/>
+          <w:sz w:val="32"/>
+          <w:szCs w:val="32"/>
+        </w:rPr>
+        <w:t>len</w:t>
+      </w:r>
+      <w:proofErr w:type="spellEnd"/>
+      <w:r>
+        <w:rPr>
+          <w:b/>
+          <w:bCs/>
+          <w:sz w:val="32"/>
+          <w:szCs w:val="32"/>
+        </w:rPr>
+        <w:t>_</w:t>
+      </w:r>
+      <w:proofErr w:type="gramStart"/>
+      <w:r>
+        <w:rPr>
+          <w:b/>
+          <w:bCs/>
+          <w:sz w:val="32"/>
+          <w:szCs w:val="32"/>
+        </w:rPr>
+        <w:t>_(</w:t>
+      </w:r>
+      <w:proofErr w:type="gramEnd"/>
+      <w:r>
+        <w:rPr>
+          <w:b/>
+          <w:bCs/>
+          <w:sz w:val="32"/>
+          <w:szCs w:val="32"/>
+        </w:rPr>
+        <w:t>)</w:t>
       </w:r>
       <w:r>
         <w:rPr>
@@ -4794,7 +6315,27 @@
           <w:sz w:val="32"/>
           <w:szCs w:val="32"/>
         </w:rPr>
-        <w:t xml:space="preserve"> len(…) </w:t>
+        <w:t xml:space="preserve"> </w:t>
+      </w:r>
+      <w:proofErr w:type="spellStart"/>
+      <w:r>
+        <w:rPr>
+          <w:b/>
+          <w:bCs/>
+          <w:sz w:val="32"/>
+          <w:szCs w:val="32"/>
+        </w:rPr>
+        <w:t>len</w:t>
+      </w:r>
+      <w:proofErr w:type="spellEnd"/>
+      <w:r>
+        <w:rPr>
+          <w:b/>
+          <w:bCs/>
+          <w:sz w:val="32"/>
+          <w:szCs w:val="32"/>
+        </w:rPr>
+        <w:t xml:space="preserve">(…) </w:t>
       </w:r>
       <w:r>
         <w:rPr>
@@ -4847,7 +6388,29 @@
           <w:sz w:val="32"/>
           <w:szCs w:val="32"/>
         </w:rPr>
-        <w:t xml:space="preserve">    def __len__(self):</w:t>
+        <w:t xml:space="preserve">    def __</w:t>
+      </w:r>
+      <w:proofErr w:type="spellStart"/>
+      <w:r>
+        <w:rPr>
+          <w:b/>
+          <w:bCs/>
+          <w:color w:val="D86DCB" w:themeColor="accent5" w:themeTint="99"/>
+          <w:sz w:val="32"/>
+          <w:szCs w:val="32"/>
+        </w:rPr>
+        <w:t>len</w:t>
+      </w:r>
+      <w:proofErr w:type="spellEnd"/>
+      <w:r>
+        <w:rPr>
+          <w:b/>
+          <w:bCs/>
+          <w:color w:val="D86DCB" w:themeColor="accent5" w:themeTint="99"/>
+          <w:sz w:val="32"/>
+          <w:szCs w:val="32"/>
+        </w:rPr>
+        <w:t>__(self):</w:t>
       </w:r>
     </w:p>
     <w:p>
@@ -4906,7 +6469,29 @@
           <w:sz w:val="32"/>
           <w:szCs w:val="32"/>
         </w:rPr>
-        <w:t>p = Playlist()</w:t>
+        <w:t xml:space="preserve">p = </w:t>
+      </w:r>
+      <w:proofErr w:type="gramStart"/>
+      <w:r>
+        <w:rPr>
+          <w:b/>
+          <w:bCs/>
+          <w:color w:val="D86DCB" w:themeColor="accent5" w:themeTint="99"/>
+          <w:sz w:val="32"/>
+          <w:szCs w:val="32"/>
+        </w:rPr>
+        <w:t>Playlist(</w:t>
+      </w:r>
+      <w:proofErr w:type="gramEnd"/>
+      <w:r>
+        <w:rPr>
+          <w:b/>
+          <w:bCs/>
+          <w:color w:val="D86DCB" w:themeColor="accent5" w:themeTint="99"/>
+          <w:sz w:val="32"/>
+          <w:szCs w:val="32"/>
+        </w:rPr>
+        <w:t>)</w:t>
       </w:r>
     </w:p>
     <w:p>
@@ -4929,7 +6514,29 @@
           <w:sz w:val="32"/>
           <w:szCs w:val="32"/>
         </w:rPr>
-        <w:t>print(len(p)) # 10</w:t>
+        <w:t>print(</w:t>
+      </w:r>
+      <w:proofErr w:type="spellStart"/>
+      <w:r>
+        <w:rPr>
+          <w:b/>
+          <w:bCs/>
+          <w:color w:val="D86DCB" w:themeColor="accent5" w:themeTint="99"/>
+          <w:sz w:val="32"/>
+          <w:szCs w:val="32"/>
+        </w:rPr>
+        <w:t>len</w:t>
+      </w:r>
+      <w:proofErr w:type="spellEnd"/>
+      <w:r>
+        <w:rPr>
+          <w:b/>
+          <w:bCs/>
+          <w:color w:val="D86DCB" w:themeColor="accent5" w:themeTint="99"/>
+          <w:sz w:val="32"/>
+          <w:szCs w:val="32"/>
+        </w:rPr>
+        <w:t>(p)) # 10</w:t>
       </w:r>
     </w:p>
     <w:p>
@@ -4969,7 +6576,51 @@
           <w:sz w:val="32"/>
           <w:szCs w:val="32"/>
         </w:rPr>
-        <w:t>p.__len__()</w:t>
+        <w:t>p.__</w:t>
+      </w:r>
+      <w:proofErr w:type="spellStart"/>
+      <w:r>
+        <w:rPr>
+          <w:b/>
+          <w:bCs/>
+          <w:color w:val="D86DCB" w:themeColor="accent5" w:themeTint="99"/>
+          <w:sz w:val="32"/>
+          <w:szCs w:val="32"/>
+        </w:rPr>
+        <w:t>len</w:t>
+      </w:r>
+      <w:proofErr w:type="spellEnd"/>
+      <w:r>
+        <w:rPr>
+          <w:b/>
+          <w:bCs/>
+          <w:color w:val="D86DCB" w:themeColor="accent5" w:themeTint="99"/>
+          <w:sz w:val="32"/>
+          <w:szCs w:val="32"/>
+        </w:rPr>
+        <w:t>_</w:t>
+      </w:r>
+      <w:proofErr w:type="gramStart"/>
+      <w:r>
+        <w:rPr>
+          <w:b/>
+          <w:bCs/>
+          <w:color w:val="D86DCB" w:themeColor="accent5" w:themeTint="99"/>
+          <w:sz w:val="32"/>
+          <w:szCs w:val="32"/>
+        </w:rPr>
+        <w:t>_(</w:t>
+      </w:r>
+      <w:proofErr w:type="gramEnd"/>
+      <w:r>
+        <w:rPr>
+          <w:b/>
+          <w:bCs/>
+          <w:color w:val="D86DCB" w:themeColor="accent5" w:themeTint="99"/>
+          <w:sz w:val="32"/>
+          <w:szCs w:val="32"/>
+        </w:rPr>
+        <w:t>)</w:t>
       </w:r>
     </w:p>
     <w:p>
@@ -5044,7 +6695,23 @@
           <w:sz w:val="32"/>
           <w:szCs w:val="32"/>
         </w:rPr>
-        <w:t># Operator overloading means defining what operators (+, - , * = etc.) do for your own classes. Example:</w:t>
+        <w:t xml:space="preserve"># Operator overloading means defining what operators (+, </w:t>
+      </w:r>
+      <w:proofErr w:type="gramStart"/>
+      <w:r>
+        <w:rPr>
+          <w:sz w:val="32"/>
+          <w:szCs w:val="32"/>
+        </w:rPr>
+        <w:t>- ,</w:t>
+      </w:r>
+      <w:proofErr w:type="gramEnd"/>
+      <w:r>
+        <w:rPr>
+          <w:sz w:val="32"/>
+          <w:szCs w:val="32"/>
+        </w:rPr>
+        <w:t xml:space="preserve"> * = etc.) do for your own classes. Example:</w:t>
       </w:r>
     </w:p>
     <w:p>
@@ -5105,7 +6772,29 @@
           <w:sz w:val="32"/>
           <w:szCs w:val="32"/>
         </w:rPr>
-        <w:t>5.__add__(10)</w:t>
+        <w:t>5.__add_</w:t>
+      </w:r>
+      <w:proofErr w:type="gramStart"/>
+      <w:r>
+        <w:rPr>
+          <w:b/>
+          <w:bCs/>
+          <w:color w:val="D86DCB" w:themeColor="accent5" w:themeTint="99"/>
+          <w:sz w:val="32"/>
+          <w:szCs w:val="32"/>
+        </w:rPr>
+        <w:t>_(</w:t>
+      </w:r>
+      <w:proofErr w:type="gramEnd"/>
+      <w:r>
+        <w:rPr>
+          <w:b/>
+          <w:bCs/>
+          <w:color w:val="D86DCB" w:themeColor="accent5" w:themeTint="99"/>
+          <w:sz w:val="32"/>
+          <w:szCs w:val="32"/>
+        </w:rPr>
+        <w:t>10)</w:t>
       </w:r>
     </w:p>
     <w:p>
@@ -5131,7 +6820,27 @@
           <w:sz w:val="32"/>
           <w:szCs w:val="32"/>
         </w:rPr>
-        <w:t>__add__()</w:t>
+        <w:t>__add_</w:t>
+      </w:r>
+      <w:proofErr w:type="gramStart"/>
+      <w:r>
+        <w:rPr>
+          <w:b/>
+          <w:bCs/>
+          <w:sz w:val="32"/>
+          <w:szCs w:val="32"/>
+        </w:rPr>
+        <w:t>_(</w:t>
+      </w:r>
+      <w:proofErr w:type="gramEnd"/>
+      <w:r>
+        <w:rPr>
+          <w:b/>
+          <w:bCs/>
+          <w:sz w:val="32"/>
+          <w:szCs w:val="32"/>
+        </w:rPr>
+        <w:t>)</w:t>
       </w:r>
       <w:r>
         <w:rPr>
@@ -5140,6 +6849,7 @@
         </w:rPr>
         <w:t xml:space="preserve"> it will throw </w:t>
       </w:r>
+      <w:proofErr w:type="spellStart"/>
       <w:r>
         <w:rPr>
           <w:b/>
@@ -5149,6 +6859,7 @@
         </w:rPr>
         <w:t>TypeError</w:t>
       </w:r>
+      <w:proofErr w:type="spellEnd"/>
     </w:p>
     <w:p>
       <w:pPr>
@@ -5206,7 +6917,51 @@
           <w:sz w:val="32"/>
           <w:szCs w:val="32"/>
         </w:rPr>
-        <w:t xml:space="preserve">    def __init__(self, amount):</w:t>
+        <w:t xml:space="preserve">    def __</w:t>
+      </w:r>
+      <w:proofErr w:type="spellStart"/>
+      <w:r>
+        <w:rPr>
+          <w:b/>
+          <w:bCs/>
+          <w:color w:val="D86DCB" w:themeColor="accent5" w:themeTint="99"/>
+          <w:sz w:val="32"/>
+          <w:szCs w:val="32"/>
+        </w:rPr>
+        <w:t>init</w:t>
+      </w:r>
+      <w:proofErr w:type="spellEnd"/>
+      <w:r>
+        <w:rPr>
+          <w:b/>
+          <w:bCs/>
+          <w:color w:val="D86DCB" w:themeColor="accent5" w:themeTint="99"/>
+          <w:sz w:val="32"/>
+          <w:szCs w:val="32"/>
+        </w:rPr>
+        <w:t>_</w:t>
+      </w:r>
+      <w:proofErr w:type="gramStart"/>
+      <w:r>
+        <w:rPr>
+          <w:b/>
+          <w:bCs/>
+          <w:color w:val="D86DCB" w:themeColor="accent5" w:themeTint="99"/>
+          <w:sz w:val="32"/>
+          <w:szCs w:val="32"/>
+        </w:rPr>
+        <w:t>_(</w:t>
+      </w:r>
+      <w:proofErr w:type="gramEnd"/>
+      <w:r>
+        <w:rPr>
+          <w:b/>
+          <w:bCs/>
+          <w:color w:val="D86DCB" w:themeColor="accent5" w:themeTint="99"/>
+          <w:sz w:val="32"/>
+          <w:szCs w:val="32"/>
+        </w:rPr>
+        <w:t>self, amount):</w:t>
       </w:r>
     </w:p>
     <w:p>
@@ -5229,7 +6984,31 @@
           <w:sz w:val="32"/>
           <w:szCs w:val="32"/>
         </w:rPr>
-        <w:t xml:space="preserve">        self.amount = amount</w:t>
+        <w:t xml:space="preserve">        </w:t>
+      </w:r>
+      <w:proofErr w:type="spellStart"/>
+      <w:proofErr w:type="gramStart"/>
+      <w:r>
+        <w:rPr>
+          <w:b/>
+          <w:bCs/>
+          <w:color w:val="D86DCB" w:themeColor="accent5" w:themeTint="99"/>
+          <w:sz w:val="32"/>
+          <w:szCs w:val="32"/>
+        </w:rPr>
+        <w:t>self.amount</w:t>
+      </w:r>
+      <w:proofErr w:type="spellEnd"/>
+      <w:proofErr w:type="gramEnd"/>
+      <w:r>
+        <w:rPr>
+          <w:b/>
+          <w:bCs/>
+          <w:color w:val="D86DCB" w:themeColor="accent5" w:themeTint="99"/>
+          <w:sz w:val="32"/>
+          <w:szCs w:val="32"/>
+        </w:rPr>
+        <w:t xml:space="preserve"> = amount</w:t>
       </w:r>
     </w:p>
     <w:p>
@@ -5265,7 +7044,29 @@
           <w:sz w:val="32"/>
           <w:szCs w:val="32"/>
         </w:rPr>
-        <w:t xml:space="preserve">    def __add__(self, other):</w:t>
+        <w:t xml:space="preserve">    def __add_</w:t>
+      </w:r>
+      <w:proofErr w:type="gramStart"/>
+      <w:r>
+        <w:rPr>
+          <w:b/>
+          <w:bCs/>
+          <w:color w:val="D86DCB" w:themeColor="accent5" w:themeTint="99"/>
+          <w:sz w:val="32"/>
+          <w:szCs w:val="32"/>
+        </w:rPr>
+        <w:t>_(</w:t>
+      </w:r>
+      <w:proofErr w:type="gramEnd"/>
+      <w:r>
+        <w:rPr>
+          <w:b/>
+          <w:bCs/>
+          <w:color w:val="D86DCB" w:themeColor="accent5" w:themeTint="99"/>
+          <w:sz w:val="32"/>
+          <w:szCs w:val="32"/>
+        </w:rPr>
+        <w:t>self, other):</w:t>
       </w:r>
     </w:p>
     <w:p>
@@ -5288,7 +7089,63 @@
           <w:sz w:val="32"/>
           <w:szCs w:val="32"/>
         </w:rPr>
-        <w:t xml:space="preserve">        return Money(self.amount + other.amount)</w:t>
+        <w:t xml:space="preserve">        return </w:t>
+      </w:r>
+      <w:proofErr w:type="gramStart"/>
+      <w:r>
+        <w:rPr>
+          <w:b/>
+          <w:bCs/>
+          <w:color w:val="D86DCB" w:themeColor="accent5" w:themeTint="99"/>
+          <w:sz w:val="32"/>
+          <w:szCs w:val="32"/>
+        </w:rPr>
+        <w:t>Money(</w:t>
+      </w:r>
+      <w:proofErr w:type="spellStart"/>
+      <w:proofErr w:type="gramEnd"/>
+      <w:r>
+        <w:rPr>
+          <w:b/>
+          <w:bCs/>
+          <w:color w:val="D86DCB" w:themeColor="accent5" w:themeTint="99"/>
+          <w:sz w:val="32"/>
+          <w:szCs w:val="32"/>
+        </w:rPr>
+        <w:t>self.amount</w:t>
+      </w:r>
+      <w:proofErr w:type="spellEnd"/>
+      <w:r>
+        <w:rPr>
+          <w:b/>
+          <w:bCs/>
+          <w:color w:val="D86DCB" w:themeColor="accent5" w:themeTint="99"/>
+          <w:sz w:val="32"/>
+          <w:szCs w:val="32"/>
+        </w:rPr>
+        <w:t xml:space="preserve"> + </w:t>
+      </w:r>
+      <w:proofErr w:type="spellStart"/>
+      <w:r>
+        <w:rPr>
+          <w:b/>
+          <w:bCs/>
+          <w:color w:val="D86DCB" w:themeColor="accent5" w:themeTint="99"/>
+          <w:sz w:val="32"/>
+          <w:szCs w:val="32"/>
+        </w:rPr>
+        <w:t>other.amount</w:t>
+      </w:r>
+      <w:proofErr w:type="spellEnd"/>
+      <w:r>
+        <w:rPr>
+          <w:b/>
+          <w:bCs/>
+          <w:color w:val="D86DCB" w:themeColor="accent5" w:themeTint="99"/>
+          <w:sz w:val="32"/>
+          <w:szCs w:val="32"/>
+        </w:rPr>
+        <w:t>)</w:t>
       </w:r>
     </w:p>
     <w:p>
@@ -5324,7 +7181,29 @@
           <w:sz w:val="32"/>
           <w:szCs w:val="32"/>
         </w:rPr>
-        <w:t>m1 = Money(50)</w:t>
+        <w:t xml:space="preserve">m1 = </w:t>
+      </w:r>
+      <w:proofErr w:type="gramStart"/>
+      <w:r>
+        <w:rPr>
+          <w:b/>
+          <w:bCs/>
+          <w:color w:val="D86DCB" w:themeColor="accent5" w:themeTint="99"/>
+          <w:sz w:val="32"/>
+          <w:szCs w:val="32"/>
+        </w:rPr>
+        <w:t>Money(</w:t>
+      </w:r>
+      <w:proofErr w:type="gramEnd"/>
+      <w:r>
+        <w:rPr>
+          <w:b/>
+          <w:bCs/>
+          <w:color w:val="D86DCB" w:themeColor="accent5" w:themeTint="99"/>
+          <w:sz w:val="32"/>
+          <w:szCs w:val="32"/>
+        </w:rPr>
+        <w:t>50)</w:t>
       </w:r>
     </w:p>
     <w:p>
@@ -5347,7 +7226,29 @@
           <w:sz w:val="32"/>
           <w:szCs w:val="32"/>
         </w:rPr>
-        <w:t>m2 = Money(70)</w:t>
+        <w:t xml:space="preserve">m2 = </w:t>
+      </w:r>
+      <w:proofErr w:type="gramStart"/>
+      <w:r>
+        <w:rPr>
+          <w:b/>
+          <w:bCs/>
+          <w:color w:val="D86DCB" w:themeColor="accent5" w:themeTint="99"/>
+          <w:sz w:val="32"/>
+          <w:szCs w:val="32"/>
+        </w:rPr>
+        <w:t>Money(</w:t>
+      </w:r>
+      <w:proofErr w:type="gramEnd"/>
+      <w:r>
+        <w:rPr>
+          <w:b/>
+          <w:bCs/>
+          <w:color w:val="D86DCB" w:themeColor="accent5" w:themeTint="99"/>
+          <w:sz w:val="32"/>
+          <w:szCs w:val="32"/>
+        </w:rPr>
+        <w:t>70)</w:t>
       </w:r>
     </w:p>
     <w:p>
@@ -5393,7 +7294,29 @@
           <w:sz w:val="32"/>
           <w:szCs w:val="32"/>
         </w:rPr>
-        <w:t>print(m3.amount)</w:t>
+        <w:t>print(m</w:t>
+      </w:r>
+      <w:proofErr w:type="gramStart"/>
+      <w:r>
+        <w:rPr>
+          <w:b/>
+          <w:bCs/>
+          <w:color w:val="D86DCB" w:themeColor="accent5" w:themeTint="99"/>
+          <w:sz w:val="32"/>
+          <w:szCs w:val="32"/>
+        </w:rPr>
+        <w:t>3.amount</w:t>
+      </w:r>
+      <w:proofErr w:type="gramEnd"/>
+      <w:r>
+        <w:rPr>
+          <w:b/>
+          <w:bCs/>
+          <w:color w:val="D86DCB" w:themeColor="accent5" w:themeTint="99"/>
+          <w:sz w:val="32"/>
+          <w:szCs w:val="32"/>
+        </w:rPr>
+        <w:t>)</w:t>
       </w:r>
     </w:p>
     <w:p>
@@ -5538,7 +7461,17 @@
                 <w:sz w:val="32"/>
                 <w:szCs w:val="32"/>
               </w:rPr>
-              <w:t>__add__</w:t>
+              <w:t>__add_</w:t>
+            </w:r>
+            <w:proofErr w:type="gramStart"/>
+            <w:r>
+              <w:rPr>
+                <w:b/>
+                <w:bCs/>
+                <w:sz w:val="32"/>
+                <w:szCs w:val="32"/>
+              </w:rPr>
+              <w:t>_</w:t>
             </w:r>
             <w:r>
               <w:rPr>
@@ -5547,7 +7480,17 @@
                 <w:sz w:val="32"/>
                 <w:szCs w:val="32"/>
               </w:rPr>
-              <w:t>()</w:t>
+              <w:t>(</w:t>
+            </w:r>
+            <w:proofErr w:type="gramEnd"/>
+            <w:r>
+              <w:rPr>
+                <w:b/>
+                <w:bCs/>
+                <w:sz w:val="32"/>
+                <w:szCs w:val="32"/>
+              </w:rPr>
+              <w:t>)</w:t>
             </w:r>
           </w:p>
         </w:tc>
@@ -5601,7 +7544,17 @@
                 <w:sz w:val="32"/>
                 <w:szCs w:val="32"/>
               </w:rPr>
-              <w:t>__sub__</w:t>
+              <w:t>__sub_</w:t>
+            </w:r>
+            <w:proofErr w:type="gramStart"/>
+            <w:r>
+              <w:rPr>
+                <w:b/>
+                <w:bCs/>
+                <w:sz w:val="32"/>
+                <w:szCs w:val="32"/>
+              </w:rPr>
+              <w:t>_</w:t>
             </w:r>
             <w:r>
               <w:rPr>
@@ -5610,7 +7563,17 @@
                 <w:sz w:val="32"/>
                 <w:szCs w:val="32"/>
               </w:rPr>
-              <w:t>()</w:t>
+              <w:t>(</w:t>
+            </w:r>
+            <w:proofErr w:type="gramEnd"/>
+            <w:r>
+              <w:rPr>
+                <w:b/>
+                <w:bCs/>
+                <w:sz w:val="32"/>
+                <w:szCs w:val="32"/>
+              </w:rPr>
+              <w:t>)</w:t>
             </w:r>
           </w:p>
         </w:tc>
@@ -5667,7 +7630,37 @@
                 <w:sz w:val="32"/>
                 <w:szCs w:val="32"/>
               </w:rPr>
-              <w:t>__mul__</w:t>
+              <w:t>__</w:t>
+            </w:r>
+            <w:proofErr w:type="spellStart"/>
+            <w:r>
+              <w:rPr>
+                <w:b/>
+                <w:bCs/>
+                <w:sz w:val="32"/>
+                <w:szCs w:val="32"/>
+              </w:rPr>
+              <w:t>mul</w:t>
+            </w:r>
+            <w:proofErr w:type="spellEnd"/>
+            <w:r>
+              <w:rPr>
+                <w:b/>
+                <w:bCs/>
+                <w:sz w:val="32"/>
+                <w:szCs w:val="32"/>
+              </w:rPr>
+              <w:t>_</w:t>
+            </w:r>
+            <w:proofErr w:type="gramStart"/>
+            <w:r>
+              <w:rPr>
+                <w:b/>
+                <w:bCs/>
+                <w:sz w:val="32"/>
+                <w:szCs w:val="32"/>
+              </w:rPr>
+              <w:t>_</w:t>
             </w:r>
             <w:r>
               <w:rPr>
@@ -5676,7 +7669,17 @@
                 <w:sz w:val="32"/>
                 <w:szCs w:val="32"/>
               </w:rPr>
-              <w:t>()</w:t>
+              <w:t>(</w:t>
+            </w:r>
+            <w:proofErr w:type="gramEnd"/>
+            <w:r>
+              <w:rPr>
+                <w:b/>
+                <w:bCs/>
+                <w:sz w:val="32"/>
+                <w:szCs w:val="32"/>
+              </w:rPr>
+              <w:t>)</w:t>
             </w:r>
           </w:p>
         </w:tc>
@@ -5730,7 +7733,37 @@
                 <w:sz w:val="32"/>
                 <w:szCs w:val="32"/>
               </w:rPr>
-              <w:t>__truediv__</w:t>
+              <w:t>__</w:t>
+            </w:r>
+            <w:proofErr w:type="spellStart"/>
+            <w:r>
+              <w:rPr>
+                <w:b/>
+                <w:bCs/>
+                <w:sz w:val="32"/>
+                <w:szCs w:val="32"/>
+              </w:rPr>
+              <w:t>truediv</w:t>
+            </w:r>
+            <w:proofErr w:type="spellEnd"/>
+            <w:r>
+              <w:rPr>
+                <w:b/>
+                <w:bCs/>
+                <w:sz w:val="32"/>
+                <w:szCs w:val="32"/>
+              </w:rPr>
+              <w:t>_</w:t>
+            </w:r>
+            <w:proofErr w:type="gramStart"/>
+            <w:r>
+              <w:rPr>
+                <w:b/>
+                <w:bCs/>
+                <w:sz w:val="32"/>
+                <w:szCs w:val="32"/>
+              </w:rPr>
+              <w:t>_</w:t>
             </w:r>
             <w:r>
               <w:rPr>
@@ -5739,7 +7772,17 @@
                 <w:sz w:val="32"/>
                 <w:szCs w:val="32"/>
               </w:rPr>
-              <w:t>()</w:t>
+              <w:t>(</w:t>
+            </w:r>
+            <w:proofErr w:type="gramEnd"/>
+            <w:r>
+              <w:rPr>
+                <w:b/>
+                <w:bCs/>
+                <w:sz w:val="32"/>
+                <w:szCs w:val="32"/>
+              </w:rPr>
+              <w:t>)</w:t>
             </w:r>
           </w:p>
         </w:tc>
@@ -5796,7 +7839,17 @@
                 <w:sz w:val="32"/>
                 <w:szCs w:val="32"/>
               </w:rPr>
-              <w:t>__eq__</w:t>
+              <w:t>__eq_</w:t>
+            </w:r>
+            <w:proofErr w:type="gramStart"/>
+            <w:r>
+              <w:rPr>
+                <w:b/>
+                <w:bCs/>
+                <w:sz w:val="32"/>
+                <w:szCs w:val="32"/>
+              </w:rPr>
+              <w:t>_</w:t>
             </w:r>
             <w:r>
               <w:rPr>
@@ -5805,7 +7858,17 @@
                 <w:sz w:val="32"/>
                 <w:szCs w:val="32"/>
               </w:rPr>
-              <w:t>()</w:t>
+              <w:t>(</w:t>
+            </w:r>
+            <w:proofErr w:type="gramEnd"/>
+            <w:r>
+              <w:rPr>
+                <w:b/>
+                <w:bCs/>
+                <w:sz w:val="32"/>
+                <w:szCs w:val="32"/>
+              </w:rPr>
+              <w:t>)</w:t>
             </w:r>
           </w:p>
         </w:tc>
@@ -5859,7 +7922,37 @@
                 <w:sz w:val="32"/>
                 <w:szCs w:val="32"/>
               </w:rPr>
-              <w:t>__lt__</w:t>
+              <w:t>__</w:t>
+            </w:r>
+            <w:proofErr w:type="spellStart"/>
+            <w:r>
+              <w:rPr>
+                <w:b/>
+                <w:bCs/>
+                <w:sz w:val="32"/>
+                <w:szCs w:val="32"/>
+              </w:rPr>
+              <w:t>lt</w:t>
+            </w:r>
+            <w:proofErr w:type="spellEnd"/>
+            <w:r>
+              <w:rPr>
+                <w:b/>
+                <w:bCs/>
+                <w:sz w:val="32"/>
+                <w:szCs w:val="32"/>
+              </w:rPr>
+              <w:t>_</w:t>
+            </w:r>
+            <w:proofErr w:type="gramStart"/>
+            <w:r>
+              <w:rPr>
+                <w:b/>
+                <w:bCs/>
+                <w:sz w:val="32"/>
+                <w:szCs w:val="32"/>
+              </w:rPr>
+              <w:t>_</w:t>
             </w:r>
             <w:r>
               <w:rPr>
@@ -5868,7 +7961,17 @@
                 <w:sz w:val="32"/>
                 <w:szCs w:val="32"/>
               </w:rPr>
-              <w:t>()</w:t>
+              <w:t>(</w:t>
+            </w:r>
+            <w:proofErr w:type="gramEnd"/>
+            <w:r>
+              <w:rPr>
+                <w:b/>
+                <w:bCs/>
+                <w:sz w:val="32"/>
+                <w:szCs w:val="32"/>
+              </w:rPr>
+              <w:t>)</w:t>
             </w:r>
           </w:p>
         </w:tc>
@@ -5926,7 +8029,37 @@
                 <w:sz w:val="32"/>
                 <w:szCs w:val="32"/>
               </w:rPr>
-              <w:t>__gt__</w:t>
+              <w:t>__</w:t>
+            </w:r>
+            <w:proofErr w:type="spellStart"/>
+            <w:r>
+              <w:rPr>
+                <w:b/>
+                <w:bCs/>
+                <w:sz w:val="32"/>
+                <w:szCs w:val="32"/>
+              </w:rPr>
+              <w:t>gt</w:t>
+            </w:r>
+            <w:proofErr w:type="spellEnd"/>
+            <w:r>
+              <w:rPr>
+                <w:b/>
+                <w:bCs/>
+                <w:sz w:val="32"/>
+                <w:szCs w:val="32"/>
+              </w:rPr>
+              <w:t>_</w:t>
+            </w:r>
+            <w:proofErr w:type="gramStart"/>
+            <w:r>
+              <w:rPr>
+                <w:b/>
+                <w:bCs/>
+                <w:sz w:val="32"/>
+                <w:szCs w:val="32"/>
+              </w:rPr>
+              <w:t>_</w:t>
             </w:r>
             <w:r>
               <w:rPr>
@@ -5935,7 +8068,17 @@
                 <w:sz w:val="32"/>
                 <w:szCs w:val="32"/>
               </w:rPr>
-              <w:t>()</w:t>
+              <w:t>(</w:t>
+            </w:r>
+            <w:proofErr w:type="gramEnd"/>
+            <w:r>
+              <w:rPr>
+                <w:b/>
+                <w:bCs/>
+                <w:sz w:val="32"/>
+                <w:szCs w:val="32"/>
+              </w:rPr>
+              <w:t>)</w:t>
             </w:r>
           </w:p>
         </w:tc>
@@ -6043,6 +8186,7 @@
         </w:rPr>
         <w:t xml:space="preserve">, </w:t>
       </w:r>
+      <w:proofErr w:type="spellStart"/>
       <w:r>
         <w:rPr>
           <w:b/>
@@ -6052,6 +8196,7 @@
         </w:rPr>
         <w:t>dict</w:t>
       </w:r>
+      <w:proofErr w:type="spellEnd"/>
       <w:r>
         <w:rPr>
           <w:sz w:val="32"/>
@@ -6143,79 +8288,83 @@
           <w:szCs w:val="32"/>
         </w:rPr>
       </w:pPr>
-      <w:r>
-        <w:rPr>
-          <w:b/>
-          <w:bCs/>
-          <w:color w:val="D86DCB" w:themeColor="accent5" w:themeTint="99"/>
-          <w:sz w:val="32"/>
-          <w:szCs w:val="32"/>
-        </w:rPr>
-        <w:t>obj[0]</w:t>
-      </w:r>
-    </w:p>
-    <w:p>
-      <w:pPr>
-        <w:jc w:val="both"/>
-        <w:rPr>
-          <w:b/>
-          <w:bCs/>
-          <w:color w:val="D86DCB" w:themeColor="accent5" w:themeTint="99"/>
-          <w:sz w:val="32"/>
-          <w:szCs w:val="32"/>
-        </w:rPr>
-      </w:pPr>
-      <w:r>
-        <w:rPr>
-          <w:b/>
-          <w:bCs/>
-          <w:color w:val="D86DCB" w:themeColor="accent5" w:themeTint="99"/>
-          <w:sz w:val="32"/>
-          <w:szCs w:val="32"/>
-        </w:rPr>
-        <w:t>len(obj)</w:t>
-      </w:r>
-      <w:r>
-        <w:rPr>
-          <w:b/>
-          <w:bCs/>
-          <w:color w:val="D86DCB" w:themeColor="accent5" w:themeTint="99"/>
-          <w:sz w:val="32"/>
-          <w:szCs w:val="32"/>
-        </w:rPr>
-        <w:t xml:space="preserve"> # Or</w:t>
-      </w:r>
-    </w:p>
-    <w:p>
-      <w:pPr>
-        <w:jc w:val="both"/>
-        <w:rPr>
-          <w:b/>
-          <w:bCs/>
-          <w:color w:val="D86DCB" w:themeColor="accent5" w:themeTint="99"/>
-          <w:sz w:val="32"/>
-          <w:szCs w:val="32"/>
-        </w:rPr>
-      </w:pPr>
-      <w:r>
-        <w:rPr>
-          <w:b/>
-          <w:bCs/>
-          <w:color w:val="D86DCB" w:themeColor="accent5" w:themeTint="99"/>
-          <w:sz w:val="32"/>
-          <w:szCs w:val="32"/>
-        </w:rPr>
-        <w:t>for item in obj</w:t>
-      </w:r>
-      <w:r>
-        <w:rPr>
-          <w:b/>
-          <w:bCs/>
-          <w:color w:val="D86DCB" w:themeColor="accent5" w:themeTint="99"/>
-          <w:sz w:val="32"/>
-          <w:szCs w:val="32"/>
-        </w:rPr>
-        <w:t xml:space="preserve"> # Or</w:t>
+      <w:proofErr w:type="gramStart"/>
+      <w:r>
+        <w:rPr>
+          <w:b/>
+          <w:bCs/>
+          <w:color w:val="D86DCB" w:themeColor="accent5" w:themeTint="99"/>
+          <w:sz w:val="32"/>
+          <w:szCs w:val="32"/>
+        </w:rPr>
+        <w:t>obj[</w:t>
+      </w:r>
+      <w:proofErr w:type="gramEnd"/>
+      <w:r>
+        <w:rPr>
+          <w:b/>
+          <w:bCs/>
+          <w:color w:val="D86DCB" w:themeColor="accent5" w:themeTint="99"/>
+          <w:sz w:val="32"/>
+          <w:szCs w:val="32"/>
+        </w:rPr>
+        <w:t>0]</w:t>
+      </w:r>
+    </w:p>
+    <w:p>
+      <w:pPr>
+        <w:jc w:val="both"/>
+        <w:rPr>
+          <w:b/>
+          <w:bCs/>
+          <w:color w:val="D86DCB" w:themeColor="accent5" w:themeTint="99"/>
+          <w:sz w:val="32"/>
+          <w:szCs w:val="32"/>
+        </w:rPr>
+      </w:pPr>
+      <w:proofErr w:type="spellStart"/>
+      <w:r>
+        <w:rPr>
+          <w:b/>
+          <w:bCs/>
+          <w:color w:val="D86DCB" w:themeColor="accent5" w:themeTint="99"/>
+          <w:sz w:val="32"/>
+          <w:szCs w:val="32"/>
+        </w:rPr>
+        <w:t>len</w:t>
+      </w:r>
+      <w:proofErr w:type="spellEnd"/>
+      <w:r>
+        <w:rPr>
+          <w:b/>
+          <w:bCs/>
+          <w:color w:val="D86DCB" w:themeColor="accent5" w:themeTint="99"/>
+          <w:sz w:val="32"/>
+          <w:szCs w:val="32"/>
+        </w:rPr>
+        <w:t>(obj) # Or</w:t>
+      </w:r>
+    </w:p>
+    <w:p>
+      <w:pPr>
+        <w:jc w:val="both"/>
+        <w:rPr>
+          <w:b/>
+          <w:bCs/>
+          <w:color w:val="D86DCB" w:themeColor="accent5" w:themeTint="99"/>
+          <w:sz w:val="32"/>
+          <w:szCs w:val="32"/>
+        </w:rPr>
+      </w:pPr>
+      <w:r>
+        <w:rPr>
+          <w:b/>
+          <w:bCs/>
+          <w:color w:val="D86DCB" w:themeColor="accent5" w:themeTint="99"/>
+          <w:sz w:val="32"/>
+          <w:szCs w:val="32"/>
+        </w:rPr>
+        <w:t>for item in obj # Or</w:t>
       </w:r>
     </w:p>
     <w:p>
@@ -6258,12 +8407,30 @@
           <w:szCs w:val="32"/>
         </w:rPr>
       </w:pPr>
-      <w:r>
-        <w:rPr>
-          <w:sz w:val="32"/>
-          <w:szCs w:val="32"/>
-        </w:rPr>
-        <w:t>getitem():</w:t>
+      <w:proofErr w:type="spellStart"/>
+      <w:proofErr w:type="gramStart"/>
+      <w:r>
+        <w:rPr>
+          <w:sz w:val="32"/>
+          <w:szCs w:val="32"/>
+        </w:rPr>
+        <w:t>getitem</w:t>
+      </w:r>
+      <w:proofErr w:type="spellEnd"/>
+      <w:r>
+        <w:rPr>
+          <w:sz w:val="32"/>
+          <w:szCs w:val="32"/>
+        </w:rPr>
+        <w:t>(</w:t>
+      </w:r>
+      <w:proofErr w:type="gramEnd"/>
+      <w:r>
+        <w:rPr>
+          <w:sz w:val="32"/>
+          <w:szCs w:val="32"/>
+        </w:rPr>
+        <w:t>):</w:t>
       </w:r>
     </w:p>
     <w:p>
@@ -6315,107 +8482,241 @@
           <w:sz w:val="32"/>
           <w:szCs w:val="32"/>
         </w:rPr>
-        <w:t>class MyList:</w:t>
-      </w:r>
-    </w:p>
-    <w:p>
-      <w:pPr>
-        <w:jc w:val="both"/>
-        <w:rPr>
-          <w:b/>
-          <w:bCs/>
-          <w:color w:val="D86DCB" w:themeColor="accent5" w:themeTint="99"/>
-          <w:sz w:val="32"/>
-          <w:szCs w:val="32"/>
-        </w:rPr>
-      </w:pPr>
-      <w:r>
-        <w:rPr>
-          <w:b/>
-          <w:bCs/>
-          <w:color w:val="D86DCB" w:themeColor="accent5" w:themeTint="99"/>
-          <w:sz w:val="32"/>
-          <w:szCs w:val="32"/>
-        </w:rPr>
-        <w:t xml:space="preserve">    def __init__(self):</w:t>
-      </w:r>
-    </w:p>
-    <w:p>
-      <w:pPr>
-        <w:jc w:val="both"/>
-        <w:rPr>
-          <w:b/>
-          <w:bCs/>
-          <w:color w:val="D86DCB" w:themeColor="accent5" w:themeTint="99"/>
-          <w:sz w:val="32"/>
-          <w:szCs w:val="32"/>
-        </w:rPr>
-      </w:pPr>
-      <w:r>
-        <w:rPr>
-          <w:b/>
-          <w:bCs/>
-          <w:color w:val="D86DCB" w:themeColor="accent5" w:themeTint="99"/>
-          <w:sz w:val="32"/>
-          <w:szCs w:val="32"/>
-        </w:rPr>
-        <w:t xml:space="preserve">        self.data = [10,20,30]</w:t>
-      </w:r>
-    </w:p>
-    <w:p>
-      <w:pPr>
-        <w:jc w:val="both"/>
-        <w:rPr>
-          <w:b/>
-          <w:bCs/>
-          <w:color w:val="D86DCB" w:themeColor="accent5" w:themeTint="99"/>
-          <w:sz w:val="32"/>
-          <w:szCs w:val="32"/>
-        </w:rPr>
-      </w:pPr>
-    </w:p>
-    <w:p>
-      <w:pPr>
-        <w:jc w:val="both"/>
-        <w:rPr>
-          <w:b/>
-          <w:bCs/>
-          <w:color w:val="D86DCB" w:themeColor="accent5" w:themeTint="99"/>
-          <w:sz w:val="32"/>
-          <w:szCs w:val="32"/>
-        </w:rPr>
-      </w:pPr>
-      <w:r>
-        <w:rPr>
-          <w:b/>
-          <w:bCs/>
-          <w:color w:val="D86DCB" w:themeColor="accent5" w:themeTint="99"/>
-          <w:sz w:val="32"/>
-          <w:szCs w:val="32"/>
-        </w:rPr>
-        <w:t xml:space="preserve">    def __getitem__(self,index):</w:t>
-      </w:r>
-    </w:p>
-    <w:p>
-      <w:pPr>
-        <w:jc w:val="both"/>
-        <w:rPr>
-          <w:b/>
-          <w:bCs/>
-          <w:color w:val="D86DCB" w:themeColor="accent5" w:themeTint="99"/>
-          <w:sz w:val="32"/>
-          <w:szCs w:val="32"/>
-        </w:rPr>
-      </w:pPr>
-      <w:r>
-        <w:rPr>
-          <w:b/>
-          <w:bCs/>
-          <w:color w:val="D86DCB" w:themeColor="accent5" w:themeTint="99"/>
-          <w:sz w:val="32"/>
-          <w:szCs w:val="32"/>
-        </w:rPr>
-        <w:t xml:space="preserve">        return self.data[index]</w:t>
+        <w:t xml:space="preserve">class </w:t>
+      </w:r>
+      <w:proofErr w:type="spellStart"/>
+      <w:r>
+        <w:rPr>
+          <w:b/>
+          <w:bCs/>
+          <w:color w:val="D86DCB" w:themeColor="accent5" w:themeTint="99"/>
+          <w:sz w:val="32"/>
+          <w:szCs w:val="32"/>
+        </w:rPr>
+        <w:t>MyList</w:t>
+      </w:r>
+      <w:proofErr w:type="spellEnd"/>
+      <w:r>
+        <w:rPr>
+          <w:b/>
+          <w:bCs/>
+          <w:color w:val="D86DCB" w:themeColor="accent5" w:themeTint="99"/>
+          <w:sz w:val="32"/>
+          <w:szCs w:val="32"/>
+        </w:rPr>
+        <w:t>:</w:t>
+      </w:r>
+    </w:p>
+    <w:p>
+      <w:pPr>
+        <w:jc w:val="both"/>
+        <w:rPr>
+          <w:b/>
+          <w:bCs/>
+          <w:color w:val="D86DCB" w:themeColor="accent5" w:themeTint="99"/>
+          <w:sz w:val="32"/>
+          <w:szCs w:val="32"/>
+        </w:rPr>
+      </w:pPr>
+      <w:r>
+        <w:rPr>
+          <w:b/>
+          <w:bCs/>
+          <w:color w:val="D86DCB" w:themeColor="accent5" w:themeTint="99"/>
+          <w:sz w:val="32"/>
+          <w:szCs w:val="32"/>
+        </w:rPr>
+        <w:t xml:space="preserve">    def __</w:t>
+      </w:r>
+      <w:proofErr w:type="spellStart"/>
+      <w:r>
+        <w:rPr>
+          <w:b/>
+          <w:bCs/>
+          <w:color w:val="D86DCB" w:themeColor="accent5" w:themeTint="99"/>
+          <w:sz w:val="32"/>
+          <w:szCs w:val="32"/>
+        </w:rPr>
+        <w:t>init</w:t>
+      </w:r>
+      <w:proofErr w:type="spellEnd"/>
+      <w:r>
+        <w:rPr>
+          <w:b/>
+          <w:bCs/>
+          <w:color w:val="D86DCB" w:themeColor="accent5" w:themeTint="99"/>
+          <w:sz w:val="32"/>
+          <w:szCs w:val="32"/>
+        </w:rPr>
+        <w:t>__(self):</w:t>
+      </w:r>
+    </w:p>
+    <w:p>
+      <w:pPr>
+        <w:jc w:val="both"/>
+        <w:rPr>
+          <w:b/>
+          <w:bCs/>
+          <w:color w:val="D86DCB" w:themeColor="accent5" w:themeTint="99"/>
+          <w:sz w:val="32"/>
+          <w:szCs w:val="32"/>
+        </w:rPr>
+      </w:pPr>
+      <w:r>
+        <w:rPr>
+          <w:b/>
+          <w:bCs/>
+          <w:color w:val="D86DCB" w:themeColor="accent5" w:themeTint="99"/>
+          <w:sz w:val="32"/>
+          <w:szCs w:val="32"/>
+        </w:rPr>
+        <w:t xml:space="preserve">        </w:t>
+      </w:r>
+      <w:proofErr w:type="spellStart"/>
+      <w:r>
+        <w:rPr>
+          <w:b/>
+          <w:bCs/>
+          <w:color w:val="D86DCB" w:themeColor="accent5" w:themeTint="99"/>
+          <w:sz w:val="32"/>
+          <w:szCs w:val="32"/>
+        </w:rPr>
+        <w:t>self.data</w:t>
+      </w:r>
+      <w:proofErr w:type="spellEnd"/>
+      <w:r>
+        <w:rPr>
+          <w:b/>
+          <w:bCs/>
+          <w:color w:val="D86DCB" w:themeColor="accent5" w:themeTint="99"/>
+          <w:sz w:val="32"/>
+          <w:szCs w:val="32"/>
+        </w:rPr>
+        <w:t xml:space="preserve"> = [10,20,30]</w:t>
+      </w:r>
+    </w:p>
+    <w:p>
+      <w:pPr>
+        <w:jc w:val="both"/>
+        <w:rPr>
+          <w:b/>
+          <w:bCs/>
+          <w:color w:val="D86DCB" w:themeColor="accent5" w:themeTint="99"/>
+          <w:sz w:val="32"/>
+          <w:szCs w:val="32"/>
+        </w:rPr>
+      </w:pPr>
+    </w:p>
+    <w:p>
+      <w:pPr>
+        <w:jc w:val="both"/>
+        <w:rPr>
+          <w:b/>
+          <w:bCs/>
+          <w:color w:val="D86DCB" w:themeColor="accent5" w:themeTint="99"/>
+          <w:sz w:val="32"/>
+          <w:szCs w:val="32"/>
+        </w:rPr>
+      </w:pPr>
+      <w:r>
+        <w:rPr>
+          <w:b/>
+          <w:bCs/>
+          <w:color w:val="D86DCB" w:themeColor="accent5" w:themeTint="99"/>
+          <w:sz w:val="32"/>
+          <w:szCs w:val="32"/>
+        </w:rPr>
+        <w:t xml:space="preserve">    def __</w:t>
+      </w:r>
+      <w:proofErr w:type="spellStart"/>
+      <w:r>
+        <w:rPr>
+          <w:b/>
+          <w:bCs/>
+          <w:color w:val="D86DCB" w:themeColor="accent5" w:themeTint="99"/>
+          <w:sz w:val="32"/>
+          <w:szCs w:val="32"/>
+        </w:rPr>
+        <w:t>getitem</w:t>
+      </w:r>
+      <w:proofErr w:type="spellEnd"/>
+      <w:r>
+        <w:rPr>
+          <w:b/>
+          <w:bCs/>
+          <w:color w:val="D86DCB" w:themeColor="accent5" w:themeTint="99"/>
+          <w:sz w:val="32"/>
+          <w:szCs w:val="32"/>
+        </w:rPr>
+        <w:t>__(</w:t>
+      </w:r>
+      <w:proofErr w:type="spellStart"/>
+      <w:proofErr w:type="gramStart"/>
+      <w:r>
+        <w:rPr>
+          <w:b/>
+          <w:bCs/>
+          <w:color w:val="D86DCB" w:themeColor="accent5" w:themeTint="99"/>
+          <w:sz w:val="32"/>
+          <w:szCs w:val="32"/>
+        </w:rPr>
+        <w:t>self,index</w:t>
+      </w:r>
+      <w:proofErr w:type="spellEnd"/>
+      <w:proofErr w:type="gramEnd"/>
+      <w:r>
+        <w:rPr>
+          <w:b/>
+          <w:bCs/>
+          <w:color w:val="D86DCB" w:themeColor="accent5" w:themeTint="99"/>
+          <w:sz w:val="32"/>
+          <w:szCs w:val="32"/>
+        </w:rPr>
+        <w:t>):</w:t>
+      </w:r>
+    </w:p>
+    <w:p>
+      <w:pPr>
+        <w:jc w:val="both"/>
+        <w:rPr>
+          <w:b/>
+          <w:bCs/>
+          <w:color w:val="D86DCB" w:themeColor="accent5" w:themeTint="99"/>
+          <w:sz w:val="32"/>
+          <w:szCs w:val="32"/>
+        </w:rPr>
+      </w:pPr>
+      <w:r>
+        <w:rPr>
+          <w:b/>
+          <w:bCs/>
+          <w:color w:val="D86DCB" w:themeColor="accent5" w:themeTint="99"/>
+          <w:sz w:val="32"/>
+          <w:szCs w:val="32"/>
+        </w:rPr>
+        <w:t xml:space="preserve">        return </w:t>
+      </w:r>
+      <w:proofErr w:type="spellStart"/>
+      <w:r>
+        <w:rPr>
+          <w:b/>
+          <w:bCs/>
+          <w:color w:val="D86DCB" w:themeColor="accent5" w:themeTint="99"/>
+          <w:sz w:val="32"/>
+          <w:szCs w:val="32"/>
+        </w:rPr>
+        <w:t>self.data</w:t>
+      </w:r>
+      <w:proofErr w:type="spellEnd"/>
+      <w:r>
+        <w:rPr>
+          <w:b/>
+          <w:bCs/>
+          <w:color w:val="D86DCB" w:themeColor="accent5" w:themeTint="99"/>
+          <w:sz w:val="32"/>
+          <w:szCs w:val="32"/>
+        </w:rPr>
+        <w:t>[index]</w:t>
       </w:r>
     </w:p>
     <w:p>
@@ -6450,29 +8751,85 @@
           <w:szCs w:val="32"/>
         </w:rPr>
         <w:lastRenderedPageBreak/>
-        <w:t>m = MyList()</w:t>
-      </w:r>
-    </w:p>
-    <w:p>
-      <w:pPr>
-        <w:jc w:val="both"/>
-        <w:rPr>
-          <w:b/>
-          <w:bCs/>
-          <w:color w:val="D86DCB" w:themeColor="accent5" w:themeTint="99"/>
-          <w:sz w:val="32"/>
-          <w:szCs w:val="32"/>
-        </w:rPr>
-      </w:pPr>
-      <w:r>
-        <w:rPr>
-          <w:b/>
-          <w:bCs/>
-          <w:color w:val="D86DCB" w:themeColor="accent5" w:themeTint="99"/>
-          <w:sz w:val="32"/>
-          <w:szCs w:val="32"/>
-        </w:rPr>
-        <w:t>print(m[1])</w:t>
+        <w:t xml:space="preserve">m = </w:t>
+      </w:r>
+      <w:proofErr w:type="spellStart"/>
+      <w:proofErr w:type="gramStart"/>
+      <w:r>
+        <w:rPr>
+          <w:b/>
+          <w:bCs/>
+          <w:color w:val="D86DCB" w:themeColor="accent5" w:themeTint="99"/>
+          <w:sz w:val="32"/>
+          <w:szCs w:val="32"/>
+        </w:rPr>
+        <w:t>MyList</w:t>
+      </w:r>
+      <w:proofErr w:type="spellEnd"/>
+      <w:r>
+        <w:rPr>
+          <w:b/>
+          <w:bCs/>
+          <w:color w:val="D86DCB" w:themeColor="accent5" w:themeTint="99"/>
+          <w:sz w:val="32"/>
+          <w:szCs w:val="32"/>
+        </w:rPr>
+        <w:t>(</w:t>
+      </w:r>
+      <w:proofErr w:type="gramEnd"/>
+      <w:r>
+        <w:rPr>
+          <w:b/>
+          <w:bCs/>
+          <w:color w:val="D86DCB" w:themeColor="accent5" w:themeTint="99"/>
+          <w:sz w:val="32"/>
+          <w:szCs w:val="32"/>
+        </w:rPr>
+        <w:t>)</w:t>
+      </w:r>
+    </w:p>
+    <w:p>
+      <w:pPr>
+        <w:jc w:val="both"/>
+        <w:rPr>
+          <w:b/>
+          <w:bCs/>
+          <w:color w:val="D86DCB" w:themeColor="accent5" w:themeTint="99"/>
+          <w:sz w:val="32"/>
+          <w:szCs w:val="32"/>
+        </w:rPr>
+      </w:pPr>
+      <w:r>
+        <w:rPr>
+          <w:b/>
+          <w:bCs/>
+          <w:color w:val="D86DCB" w:themeColor="accent5" w:themeTint="99"/>
+          <w:sz w:val="32"/>
+          <w:szCs w:val="32"/>
+        </w:rPr>
+        <w:t>print(</w:t>
+      </w:r>
+      <w:proofErr w:type="gramStart"/>
+      <w:r>
+        <w:rPr>
+          <w:b/>
+          <w:bCs/>
+          <w:color w:val="D86DCB" w:themeColor="accent5" w:themeTint="99"/>
+          <w:sz w:val="32"/>
+          <w:szCs w:val="32"/>
+        </w:rPr>
+        <w:t>m[</w:t>
+      </w:r>
+      <w:proofErr w:type="gramEnd"/>
+      <w:r>
+        <w:rPr>
+          <w:b/>
+          <w:bCs/>
+          <w:color w:val="D86DCB" w:themeColor="accent5" w:themeTint="99"/>
+          <w:sz w:val="32"/>
+          <w:szCs w:val="32"/>
+        </w:rPr>
+        <w:t>1])</w:t>
       </w:r>
     </w:p>
     <w:p>
@@ -6490,14 +8847,25 @@
         </w:rPr>
         <w:t xml:space="preserve"># Python converts </w:t>
       </w:r>
-      <w:r>
-        <w:rPr>
-          <w:b/>
-          <w:bCs/>
-          <w:sz w:val="32"/>
-          <w:szCs w:val="32"/>
-        </w:rPr>
-        <w:t>m[1]</w:t>
+      <w:proofErr w:type="gramStart"/>
+      <w:r>
+        <w:rPr>
+          <w:b/>
+          <w:bCs/>
+          <w:sz w:val="32"/>
+          <w:szCs w:val="32"/>
+        </w:rPr>
+        <w:t>m[</w:t>
+      </w:r>
+      <w:proofErr w:type="gramEnd"/>
+      <w:r>
+        <w:rPr>
+          <w:b/>
+          <w:bCs/>
+          <w:sz w:val="32"/>
+          <w:szCs w:val="32"/>
+        </w:rPr>
+        <w:t>1]</w:t>
       </w:r>
       <w:r>
         <w:rPr>
@@ -6526,32 +8894,94 @@
           <w:sz w:val="32"/>
           <w:szCs w:val="32"/>
         </w:rPr>
-        <w:t>m.__getitem__(1)</w:t>
-      </w:r>
-    </w:p>
-    <w:p>
-      <w:pPr>
-        <w:jc w:val="both"/>
-        <w:rPr>
-          <w:sz w:val="32"/>
-          <w:szCs w:val="32"/>
-        </w:rPr>
-      </w:pPr>
-    </w:p>
-    <w:p>
-      <w:pPr>
-        <w:jc w:val="both"/>
-        <w:rPr>
-          <w:sz w:val="32"/>
-          <w:szCs w:val="32"/>
-        </w:rPr>
-      </w:pPr>
-      <w:r>
-        <w:rPr>
-          <w:sz w:val="32"/>
-          <w:szCs w:val="32"/>
-        </w:rPr>
-        <w:t>setitem():</w:t>
+        <w:t>m.__</w:t>
+      </w:r>
+      <w:proofErr w:type="spellStart"/>
+      <w:r>
+        <w:rPr>
+          <w:b/>
+          <w:bCs/>
+          <w:color w:val="D86DCB" w:themeColor="accent5" w:themeTint="99"/>
+          <w:sz w:val="32"/>
+          <w:szCs w:val="32"/>
+        </w:rPr>
+        <w:t>getitem</w:t>
+      </w:r>
+      <w:proofErr w:type="spellEnd"/>
+      <w:r>
+        <w:rPr>
+          <w:b/>
+          <w:bCs/>
+          <w:color w:val="D86DCB" w:themeColor="accent5" w:themeTint="99"/>
+          <w:sz w:val="32"/>
+          <w:szCs w:val="32"/>
+        </w:rPr>
+        <w:t>_</w:t>
+      </w:r>
+      <w:proofErr w:type="gramStart"/>
+      <w:r>
+        <w:rPr>
+          <w:b/>
+          <w:bCs/>
+          <w:color w:val="D86DCB" w:themeColor="accent5" w:themeTint="99"/>
+          <w:sz w:val="32"/>
+          <w:szCs w:val="32"/>
+        </w:rPr>
+        <w:t>_(</w:t>
+      </w:r>
+      <w:proofErr w:type="gramEnd"/>
+      <w:r>
+        <w:rPr>
+          <w:b/>
+          <w:bCs/>
+          <w:color w:val="D86DCB" w:themeColor="accent5" w:themeTint="99"/>
+          <w:sz w:val="32"/>
+          <w:szCs w:val="32"/>
+        </w:rPr>
+        <w:t>1)</w:t>
+      </w:r>
+    </w:p>
+    <w:p>
+      <w:pPr>
+        <w:jc w:val="both"/>
+        <w:rPr>
+          <w:sz w:val="32"/>
+          <w:szCs w:val="32"/>
+        </w:rPr>
+      </w:pPr>
+    </w:p>
+    <w:p>
+      <w:pPr>
+        <w:jc w:val="both"/>
+        <w:rPr>
+          <w:sz w:val="32"/>
+          <w:szCs w:val="32"/>
+        </w:rPr>
+      </w:pPr>
+      <w:proofErr w:type="spellStart"/>
+      <w:proofErr w:type="gramStart"/>
+      <w:r>
+        <w:rPr>
+          <w:sz w:val="32"/>
+          <w:szCs w:val="32"/>
+        </w:rPr>
+        <w:t>setitem</w:t>
+      </w:r>
+      <w:proofErr w:type="spellEnd"/>
+      <w:r>
+        <w:rPr>
+          <w:sz w:val="32"/>
+          <w:szCs w:val="32"/>
+        </w:rPr>
+        <w:t>(</w:t>
+      </w:r>
+      <w:proofErr w:type="gramEnd"/>
+      <w:r>
+        <w:rPr>
+          <w:sz w:val="32"/>
+          <w:szCs w:val="32"/>
+        </w:rPr>
+        <w:t>):</w:t>
       </w:r>
     </w:p>
     <w:p>
@@ -6569,14 +8999,25 @@
         </w:rPr>
         <w:t xml:space="preserve"># </w:t>
       </w:r>
-      <w:r>
-        <w:rPr>
-          <w:b/>
-          <w:bCs/>
-          <w:sz w:val="32"/>
-          <w:szCs w:val="32"/>
-        </w:rPr>
-        <w:t>m[0] = 100</w:t>
+      <w:proofErr w:type="gramStart"/>
+      <w:r>
+        <w:rPr>
+          <w:b/>
+          <w:bCs/>
+          <w:sz w:val="32"/>
+          <w:szCs w:val="32"/>
+        </w:rPr>
+        <w:t>m[</w:t>
+      </w:r>
+      <w:proofErr w:type="gramEnd"/>
+      <w:r>
+        <w:rPr>
+          <w:b/>
+          <w:bCs/>
+          <w:sz w:val="32"/>
+          <w:szCs w:val="32"/>
+        </w:rPr>
+        <w:t>0] = 100</w:t>
       </w:r>
       <w:r>
         <w:rPr>
@@ -6605,32 +9046,85 @@
           <w:sz w:val="32"/>
           <w:szCs w:val="32"/>
         </w:rPr>
-        <w:t>__setitem__()</w:t>
-      </w:r>
-    </w:p>
-    <w:p>
-      <w:pPr>
-        <w:jc w:val="both"/>
-        <w:rPr>
-          <w:sz w:val="32"/>
-          <w:szCs w:val="32"/>
-        </w:rPr>
-      </w:pPr>
-    </w:p>
-    <w:p>
-      <w:pPr>
-        <w:jc w:val="both"/>
-        <w:rPr>
-          <w:sz w:val="32"/>
-          <w:szCs w:val="32"/>
-        </w:rPr>
-      </w:pPr>
-      <w:r>
-        <w:rPr>
-          <w:sz w:val="32"/>
-          <w:szCs w:val="32"/>
-        </w:rPr>
-        <w:t>contains():</w:t>
+        <w:t>__</w:t>
+      </w:r>
+      <w:proofErr w:type="spellStart"/>
+      <w:r>
+        <w:rPr>
+          <w:b/>
+          <w:bCs/>
+          <w:color w:val="D86DCB" w:themeColor="accent5" w:themeTint="99"/>
+          <w:sz w:val="32"/>
+          <w:szCs w:val="32"/>
+        </w:rPr>
+        <w:t>setitem</w:t>
+      </w:r>
+      <w:proofErr w:type="spellEnd"/>
+      <w:r>
+        <w:rPr>
+          <w:b/>
+          <w:bCs/>
+          <w:color w:val="D86DCB" w:themeColor="accent5" w:themeTint="99"/>
+          <w:sz w:val="32"/>
+          <w:szCs w:val="32"/>
+        </w:rPr>
+        <w:t>_</w:t>
+      </w:r>
+      <w:proofErr w:type="gramStart"/>
+      <w:r>
+        <w:rPr>
+          <w:b/>
+          <w:bCs/>
+          <w:color w:val="D86DCB" w:themeColor="accent5" w:themeTint="99"/>
+          <w:sz w:val="32"/>
+          <w:szCs w:val="32"/>
+        </w:rPr>
+        <w:t>_(</w:t>
+      </w:r>
+      <w:proofErr w:type="gramEnd"/>
+      <w:r>
+        <w:rPr>
+          <w:b/>
+          <w:bCs/>
+          <w:color w:val="D86DCB" w:themeColor="accent5" w:themeTint="99"/>
+          <w:sz w:val="32"/>
+          <w:szCs w:val="32"/>
+        </w:rPr>
+        <w:t>)</w:t>
+      </w:r>
+    </w:p>
+    <w:p>
+      <w:pPr>
+        <w:jc w:val="both"/>
+        <w:rPr>
+          <w:sz w:val="32"/>
+          <w:szCs w:val="32"/>
+        </w:rPr>
+      </w:pPr>
+    </w:p>
+    <w:p>
+      <w:pPr>
+        <w:jc w:val="both"/>
+        <w:rPr>
+          <w:sz w:val="32"/>
+          <w:szCs w:val="32"/>
+        </w:rPr>
+      </w:pPr>
+      <w:proofErr w:type="gramStart"/>
+      <w:r>
+        <w:rPr>
+          <w:sz w:val="32"/>
+          <w:szCs w:val="32"/>
+        </w:rPr>
+        <w:t>contains(</w:t>
+      </w:r>
+      <w:proofErr w:type="gramEnd"/>
+      <w:r>
+        <w:rPr>
+          <w:sz w:val="32"/>
+          <w:szCs w:val="32"/>
+        </w:rPr>
+        <w:t>):</w:t>
       </w:r>
     </w:p>
     <w:p>
@@ -6698,29 +9192,75 @@
           <w:sz w:val="32"/>
           <w:szCs w:val="32"/>
         </w:rPr>
-        <w:t>class MyList:</w:t>
-      </w:r>
-    </w:p>
-    <w:p>
-      <w:pPr>
-        <w:jc w:val="both"/>
-        <w:rPr>
-          <w:b/>
-          <w:bCs/>
-          <w:color w:val="D86DCB" w:themeColor="accent5" w:themeTint="99"/>
-          <w:sz w:val="32"/>
-          <w:szCs w:val="32"/>
-        </w:rPr>
-      </w:pPr>
-      <w:r>
-        <w:rPr>
-          <w:b/>
-          <w:bCs/>
-          <w:color w:val="D86DCB" w:themeColor="accent5" w:themeTint="99"/>
-          <w:sz w:val="32"/>
-          <w:szCs w:val="32"/>
-        </w:rPr>
-        <w:t xml:space="preserve">    def __contains__(self,item):</w:t>
+        <w:t xml:space="preserve">class </w:t>
+      </w:r>
+      <w:proofErr w:type="spellStart"/>
+      <w:r>
+        <w:rPr>
+          <w:b/>
+          <w:bCs/>
+          <w:color w:val="D86DCB" w:themeColor="accent5" w:themeTint="99"/>
+          <w:sz w:val="32"/>
+          <w:szCs w:val="32"/>
+        </w:rPr>
+        <w:t>MyList</w:t>
+      </w:r>
+      <w:proofErr w:type="spellEnd"/>
+      <w:r>
+        <w:rPr>
+          <w:b/>
+          <w:bCs/>
+          <w:color w:val="D86DCB" w:themeColor="accent5" w:themeTint="99"/>
+          <w:sz w:val="32"/>
+          <w:szCs w:val="32"/>
+        </w:rPr>
+        <w:t>:</w:t>
+      </w:r>
+    </w:p>
+    <w:p>
+      <w:pPr>
+        <w:jc w:val="both"/>
+        <w:rPr>
+          <w:b/>
+          <w:bCs/>
+          <w:color w:val="D86DCB" w:themeColor="accent5" w:themeTint="99"/>
+          <w:sz w:val="32"/>
+          <w:szCs w:val="32"/>
+        </w:rPr>
+      </w:pPr>
+      <w:r>
+        <w:rPr>
+          <w:b/>
+          <w:bCs/>
+          <w:color w:val="D86DCB" w:themeColor="accent5" w:themeTint="99"/>
+          <w:sz w:val="32"/>
+          <w:szCs w:val="32"/>
+        </w:rPr>
+        <w:t xml:space="preserve">    def __contains__(</w:t>
+      </w:r>
+      <w:proofErr w:type="spellStart"/>
+      <w:proofErr w:type="gramStart"/>
+      <w:r>
+        <w:rPr>
+          <w:b/>
+          <w:bCs/>
+          <w:color w:val="D86DCB" w:themeColor="accent5" w:themeTint="99"/>
+          <w:sz w:val="32"/>
+          <w:szCs w:val="32"/>
+        </w:rPr>
+        <w:t>self,item</w:t>
+      </w:r>
+      <w:proofErr w:type="spellEnd"/>
+      <w:proofErr w:type="gramEnd"/>
+      <w:r>
+        <w:rPr>
+          <w:b/>
+          <w:bCs/>
+          <w:color w:val="D86DCB" w:themeColor="accent5" w:themeTint="99"/>
+          <w:sz w:val="32"/>
+          <w:szCs w:val="32"/>
+        </w:rPr>
+        <w:t>):</w:t>
       </w:r>
     </w:p>
     <w:p>
@@ -6762,12 +9302,30 @@
           <w:szCs w:val="32"/>
         </w:rPr>
       </w:pPr>
-      <w:r>
-        <w:rPr>
-          <w:sz w:val="32"/>
-          <w:szCs w:val="32"/>
-        </w:rPr>
-        <w:t>iter():</w:t>
+      <w:proofErr w:type="spellStart"/>
+      <w:proofErr w:type="gramStart"/>
+      <w:r>
+        <w:rPr>
+          <w:sz w:val="32"/>
+          <w:szCs w:val="32"/>
+        </w:rPr>
+        <w:t>iter</w:t>
+      </w:r>
+      <w:proofErr w:type="spellEnd"/>
+      <w:r>
+        <w:rPr>
+          <w:sz w:val="32"/>
+          <w:szCs w:val="32"/>
+        </w:rPr>
+        <w:t>(</w:t>
+      </w:r>
+      <w:proofErr w:type="gramEnd"/>
+      <w:r>
+        <w:rPr>
+          <w:sz w:val="32"/>
+          <w:szCs w:val="32"/>
+        </w:rPr>
+        <w:t>):</w:t>
       </w:r>
     </w:p>
     <w:p>
@@ -6805,32 +9363,507 @@
           <w:sz w:val="32"/>
           <w:szCs w:val="32"/>
         </w:rPr>
-        <w:t>for x in obj:</w:t>
-      </w:r>
-    </w:p>
-    <w:p>
-      <w:pPr>
-        <w:jc w:val="both"/>
-        <w:rPr>
-          <w:sz w:val="32"/>
-          <w:szCs w:val="32"/>
-        </w:rPr>
-      </w:pPr>
-    </w:p>
-    <w:p>
-      <w:pPr>
-        <w:jc w:val="both"/>
-        <w:rPr>
-          <w:sz w:val="32"/>
-          <w:szCs w:val="32"/>
-        </w:rPr>
-      </w:pPr>
-      <w:r>
-        <w:rPr>
-          <w:sz w:val="32"/>
-          <w:szCs w:val="32"/>
-        </w:rPr>
-        <w:t>len():</w:t>
+        <w:t xml:space="preserve">class </w:t>
+      </w:r>
+      <w:proofErr w:type="spellStart"/>
+      <w:r>
+        <w:rPr>
+          <w:b/>
+          <w:bCs/>
+          <w:color w:val="D86DCB" w:themeColor="accent5" w:themeTint="99"/>
+          <w:sz w:val="32"/>
+          <w:szCs w:val="32"/>
+        </w:rPr>
+        <w:t>MyList</w:t>
+      </w:r>
+      <w:proofErr w:type="spellEnd"/>
+      <w:r>
+        <w:rPr>
+          <w:b/>
+          <w:bCs/>
+          <w:color w:val="D86DCB" w:themeColor="accent5" w:themeTint="99"/>
+          <w:sz w:val="32"/>
+          <w:szCs w:val="32"/>
+        </w:rPr>
+        <w:t>:</w:t>
+      </w:r>
+    </w:p>
+    <w:p>
+      <w:pPr>
+        <w:jc w:val="both"/>
+        <w:rPr>
+          <w:b/>
+          <w:bCs/>
+          <w:color w:val="D86DCB" w:themeColor="accent5" w:themeTint="99"/>
+          <w:sz w:val="32"/>
+          <w:szCs w:val="32"/>
+        </w:rPr>
+      </w:pPr>
+      <w:r>
+        <w:rPr>
+          <w:b/>
+          <w:bCs/>
+          <w:color w:val="D86DCB" w:themeColor="accent5" w:themeTint="99"/>
+          <w:sz w:val="32"/>
+          <w:szCs w:val="32"/>
+        </w:rPr>
+        <w:t xml:space="preserve">    def __</w:t>
+      </w:r>
+      <w:proofErr w:type="spellStart"/>
+      <w:r>
+        <w:rPr>
+          <w:b/>
+          <w:bCs/>
+          <w:color w:val="D86DCB" w:themeColor="accent5" w:themeTint="99"/>
+          <w:sz w:val="32"/>
+          <w:szCs w:val="32"/>
+        </w:rPr>
+        <w:t>init</w:t>
+      </w:r>
+      <w:proofErr w:type="spellEnd"/>
+      <w:r>
+        <w:rPr>
+          <w:b/>
+          <w:bCs/>
+          <w:color w:val="D86DCB" w:themeColor="accent5" w:themeTint="99"/>
+          <w:sz w:val="32"/>
+          <w:szCs w:val="32"/>
+        </w:rPr>
+        <w:t>__(self):</w:t>
+      </w:r>
+    </w:p>
+    <w:p>
+      <w:pPr>
+        <w:jc w:val="both"/>
+        <w:rPr>
+          <w:b/>
+          <w:bCs/>
+          <w:color w:val="D86DCB" w:themeColor="accent5" w:themeTint="99"/>
+          <w:sz w:val="32"/>
+          <w:szCs w:val="32"/>
+        </w:rPr>
+      </w:pPr>
+      <w:r>
+        <w:rPr>
+          <w:b/>
+          <w:bCs/>
+          <w:color w:val="D86DCB" w:themeColor="accent5" w:themeTint="99"/>
+          <w:sz w:val="32"/>
+          <w:szCs w:val="32"/>
+        </w:rPr>
+        <w:t xml:space="preserve">        </w:t>
+      </w:r>
+      <w:proofErr w:type="spellStart"/>
+      <w:proofErr w:type="gramStart"/>
+      <w:r>
+        <w:rPr>
+          <w:b/>
+          <w:bCs/>
+          <w:color w:val="D86DCB" w:themeColor="accent5" w:themeTint="99"/>
+          <w:sz w:val="32"/>
+          <w:szCs w:val="32"/>
+        </w:rPr>
+        <w:t>self.list</w:t>
+      </w:r>
+      <w:proofErr w:type="spellEnd"/>
+      <w:proofErr w:type="gramEnd"/>
+      <w:r>
+        <w:rPr>
+          <w:b/>
+          <w:bCs/>
+          <w:color w:val="D86DCB" w:themeColor="accent5" w:themeTint="99"/>
+          <w:sz w:val="32"/>
+          <w:szCs w:val="32"/>
+        </w:rPr>
+        <w:t xml:space="preserve"> = [1, 2, 3, 4]</w:t>
+      </w:r>
+    </w:p>
+    <w:p>
+      <w:pPr>
+        <w:jc w:val="both"/>
+        <w:rPr>
+          <w:b/>
+          <w:bCs/>
+          <w:color w:val="D86DCB" w:themeColor="accent5" w:themeTint="99"/>
+          <w:sz w:val="32"/>
+          <w:szCs w:val="32"/>
+        </w:rPr>
+      </w:pPr>
+    </w:p>
+    <w:p>
+      <w:pPr>
+        <w:jc w:val="both"/>
+        <w:rPr>
+          <w:b/>
+          <w:bCs/>
+          <w:color w:val="D86DCB" w:themeColor="accent5" w:themeTint="99"/>
+          <w:sz w:val="32"/>
+          <w:szCs w:val="32"/>
+        </w:rPr>
+      </w:pPr>
+      <w:r>
+        <w:rPr>
+          <w:b/>
+          <w:bCs/>
+          <w:color w:val="D86DCB" w:themeColor="accent5" w:themeTint="99"/>
+          <w:sz w:val="32"/>
+          <w:szCs w:val="32"/>
+        </w:rPr>
+        <w:t xml:space="preserve">    def __</w:t>
+      </w:r>
+      <w:proofErr w:type="spellStart"/>
+      <w:r>
+        <w:rPr>
+          <w:b/>
+          <w:bCs/>
+          <w:color w:val="D86DCB" w:themeColor="accent5" w:themeTint="99"/>
+          <w:sz w:val="32"/>
+          <w:szCs w:val="32"/>
+        </w:rPr>
+        <w:t>iter</w:t>
+      </w:r>
+      <w:proofErr w:type="spellEnd"/>
+      <w:r>
+        <w:rPr>
+          <w:b/>
+          <w:bCs/>
+          <w:color w:val="D86DCB" w:themeColor="accent5" w:themeTint="99"/>
+          <w:sz w:val="32"/>
+          <w:szCs w:val="32"/>
+        </w:rPr>
+        <w:t>__(self):</w:t>
+      </w:r>
+    </w:p>
+    <w:p>
+      <w:pPr>
+        <w:jc w:val="both"/>
+        <w:rPr>
+          <w:b/>
+          <w:bCs/>
+          <w:color w:val="D86DCB" w:themeColor="accent5" w:themeTint="99"/>
+          <w:sz w:val="32"/>
+          <w:szCs w:val="32"/>
+        </w:rPr>
+      </w:pPr>
+      <w:r>
+        <w:rPr>
+          <w:b/>
+          <w:bCs/>
+          <w:color w:val="D86DCB" w:themeColor="accent5" w:themeTint="99"/>
+          <w:sz w:val="32"/>
+          <w:szCs w:val="32"/>
+        </w:rPr>
+        <w:t xml:space="preserve">        return </w:t>
+      </w:r>
+      <w:proofErr w:type="spellStart"/>
+      <w:r>
+        <w:rPr>
+          <w:b/>
+          <w:bCs/>
+          <w:color w:val="D86DCB" w:themeColor="accent5" w:themeTint="99"/>
+          <w:sz w:val="32"/>
+          <w:szCs w:val="32"/>
+        </w:rPr>
+        <w:t>iter</w:t>
+      </w:r>
+      <w:proofErr w:type="spellEnd"/>
+      <w:r>
+        <w:rPr>
+          <w:b/>
+          <w:bCs/>
+          <w:color w:val="D86DCB" w:themeColor="accent5" w:themeTint="99"/>
+          <w:sz w:val="32"/>
+          <w:szCs w:val="32"/>
+        </w:rPr>
+        <w:t>(</w:t>
+      </w:r>
+      <w:proofErr w:type="spellStart"/>
+      <w:proofErr w:type="gramStart"/>
+      <w:r>
+        <w:rPr>
+          <w:b/>
+          <w:bCs/>
+          <w:color w:val="D86DCB" w:themeColor="accent5" w:themeTint="99"/>
+          <w:sz w:val="32"/>
+          <w:szCs w:val="32"/>
+        </w:rPr>
+        <w:t>self.list</w:t>
+      </w:r>
+      <w:proofErr w:type="spellEnd"/>
+      <w:proofErr w:type="gramEnd"/>
+      <w:r>
+        <w:rPr>
+          <w:b/>
+          <w:bCs/>
+          <w:color w:val="D86DCB" w:themeColor="accent5" w:themeTint="99"/>
+          <w:sz w:val="32"/>
+          <w:szCs w:val="32"/>
+        </w:rPr>
+        <w:t>)</w:t>
+      </w:r>
+      <w:r>
+        <w:rPr>
+          <w:b/>
+          <w:bCs/>
+          <w:color w:val="D86DCB" w:themeColor="accent5" w:themeTint="99"/>
+          <w:sz w:val="32"/>
+          <w:szCs w:val="32"/>
+        </w:rPr>
+        <w:t xml:space="preserve">  # </w:t>
+      </w:r>
+      <w:proofErr w:type="spellStart"/>
+      <w:r>
+        <w:rPr>
+          <w:b/>
+          <w:bCs/>
+          <w:color w:val="D86DCB" w:themeColor="accent5" w:themeTint="99"/>
+          <w:sz w:val="32"/>
+          <w:szCs w:val="32"/>
+        </w:rPr>
+        <w:t>iter</w:t>
+      </w:r>
+      <w:proofErr w:type="spellEnd"/>
+      <w:r>
+        <w:rPr>
+          <w:b/>
+          <w:bCs/>
+          <w:color w:val="D86DCB" w:themeColor="accent5" w:themeTint="99"/>
+          <w:sz w:val="32"/>
+          <w:szCs w:val="32"/>
+        </w:rPr>
+        <w:t>() exposes the list to iterate over</w:t>
+      </w:r>
+    </w:p>
+    <w:p>
+      <w:pPr>
+        <w:jc w:val="both"/>
+        <w:rPr>
+          <w:b/>
+          <w:bCs/>
+          <w:color w:val="D86DCB" w:themeColor="accent5" w:themeTint="99"/>
+          <w:sz w:val="32"/>
+          <w:szCs w:val="32"/>
+        </w:rPr>
+      </w:pPr>
+      <w:proofErr w:type="spellStart"/>
+      <w:r>
+        <w:rPr>
+          <w:b/>
+          <w:bCs/>
+          <w:color w:val="D86DCB" w:themeColor="accent5" w:themeTint="99"/>
+          <w:sz w:val="32"/>
+          <w:szCs w:val="32"/>
+        </w:rPr>
+        <w:lastRenderedPageBreak/>
+        <w:t>my_list</w:t>
+      </w:r>
+      <w:proofErr w:type="spellEnd"/>
+      <w:r>
+        <w:rPr>
+          <w:b/>
+          <w:bCs/>
+          <w:color w:val="D86DCB" w:themeColor="accent5" w:themeTint="99"/>
+          <w:sz w:val="32"/>
+          <w:szCs w:val="32"/>
+        </w:rPr>
+        <w:t xml:space="preserve"> = </w:t>
+      </w:r>
+      <w:proofErr w:type="spellStart"/>
+      <w:proofErr w:type="gramStart"/>
+      <w:r>
+        <w:rPr>
+          <w:b/>
+          <w:bCs/>
+          <w:color w:val="D86DCB" w:themeColor="accent5" w:themeTint="99"/>
+          <w:sz w:val="32"/>
+          <w:szCs w:val="32"/>
+        </w:rPr>
+        <w:t>MyList</w:t>
+      </w:r>
+      <w:proofErr w:type="spellEnd"/>
+      <w:r>
+        <w:rPr>
+          <w:b/>
+          <w:bCs/>
+          <w:color w:val="D86DCB" w:themeColor="accent5" w:themeTint="99"/>
+          <w:sz w:val="32"/>
+          <w:szCs w:val="32"/>
+        </w:rPr>
+        <w:t>(</w:t>
+      </w:r>
+      <w:proofErr w:type="gramEnd"/>
+      <w:r>
+        <w:rPr>
+          <w:b/>
+          <w:bCs/>
+          <w:color w:val="D86DCB" w:themeColor="accent5" w:themeTint="99"/>
+          <w:sz w:val="32"/>
+          <w:szCs w:val="32"/>
+        </w:rPr>
+        <w:t>)</w:t>
+      </w:r>
+    </w:p>
+    <w:p>
+      <w:pPr>
+        <w:jc w:val="both"/>
+        <w:rPr>
+          <w:b/>
+          <w:bCs/>
+          <w:color w:val="D86DCB" w:themeColor="accent5" w:themeTint="99"/>
+          <w:sz w:val="32"/>
+          <w:szCs w:val="32"/>
+        </w:rPr>
+      </w:pPr>
+      <w:r>
+        <w:rPr>
+          <w:b/>
+          <w:bCs/>
+          <w:color w:val="D86DCB" w:themeColor="accent5" w:themeTint="99"/>
+          <w:sz w:val="32"/>
+          <w:szCs w:val="32"/>
+        </w:rPr>
+        <w:t xml:space="preserve">for </w:t>
+      </w:r>
+      <w:proofErr w:type="spellStart"/>
+      <w:r>
+        <w:rPr>
+          <w:b/>
+          <w:bCs/>
+          <w:color w:val="D86DCB" w:themeColor="accent5" w:themeTint="99"/>
+          <w:sz w:val="32"/>
+          <w:szCs w:val="32"/>
+        </w:rPr>
+        <w:t>i</w:t>
+      </w:r>
+      <w:proofErr w:type="spellEnd"/>
+      <w:r>
+        <w:rPr>
+          <w:b/>
+          <w:bCs/>
+          <w:color w:val="D86DCB" w:themeColor="accent5" w:themeTint="99"/>
+          <w:sz w:val="32"/>
+          <w:szCs w:val="32"/>
+        </w:rPr>
+        <w:t xml:space="preserve"> in </w:t>
+      </w:r>
+      <w:proofErr w:type="spellStart"/>
+      <w:r>
+        <w:rPr>
+          <w:b/>
+          <w:bCs/>
+          <w:color w:val="D86DCB" w:themeColor="accent5" w:themeTint="99"/>
+          <w:sz w:val="32"/>
+          <w:szCs w:val="32"/>
+        </w:rPr>
+        <w:t>my_list</w:t>
+      </w:r>
+      <w:proofErr w:type="spellEnd"/>
+      <w:r>
+        <w:rPr>
+          <w:b/>
+          <w:bCs/>
+          <w:color w:val="D86DCB" w:themeColor="accent5" w:themeTint="99"/>
+          <w:sz w:val="32"/>
+          <w:szCs w:val="32"/>
+        </w:rPr>
+        <w:t>:</w:t>
+      </w:r>
+      <w:r>
+        <w:rPr>
+          <w:b/>
+          <w:bCs/>
+          <w:color w:val="D86DCB" w:themeColor="accent5" w:themeTint="99"/>
+          <w:sz w:val="32"/>
+          <w:szCs w:val="32"/>
+        </w:rPr>
+        <w:t xml:space="preserve">      # iterating over the object</w:t>
+      </w:r>
+    </w:p>
+    <w:p>
+      <w:pPr>
+        <w:jc w:val="both"/>
+        <w:rPr>
+          <w:b/>
+          <w:bCs/>
+          <w:color w:val="D86DCB" w:themeColor="accent5" w:themeTint="99"/>
+          <w:sz w:val="32"/>
+          <w:szCs w:val="32"/>
+        </w:rPr>
+      </w:pPr>
+      <w:r>
+        <w:rPr>
+          <w:b/>
+          <w:bCs/>
+          <w:color w:val="D86DCB" w:themeColor="accent5" w:themeTint="99"/>
+          <w:sz w:val="32"/>
+          <w:szCs w:val="32"/>
+        </w:rPr>
+        <w:t xml:space="preserve">    print(</w:t>
+      </w:r>
+      <w:proofErr w:type="spellStart"/>
+      <w:r>
+        <w:rPr>
+          <w:b/>
+          <w:bCs/>
+          <w:color w:val="D86DCB" w:themeColor="accent5" w:themeTint="99"/>
+          <w:sz w:val="32"/>
+          <w:szCs w:val="32"/>
+        </w:rPr>
+        <w:t>i</w:t>
+      </w:r>
+      <w:proofErr w:type="spellEnd"/>
+      <w:r>
+        <w:rPr>
+          <w:b/>
+          <w:bCs/>
+          <w:color w:val="D86DCB" w:themeColor="accent5" w:themeTint="99"/>
+          <w:sz w:val="32"/>
+          <w:szCs w:val="32"/>
+        </w:rPr>
+        <w:t>)</w:t>
+      </w:r>
+    </w:p>
+    <w:p>
+      <w:pPr>
+        <w:jc w:val="both"/>
+        <w:rPr>
+          <w:sz w:val="32"/>
+          <w:szCs w:val="32"/>
+        </w:rPr>
+      </w:pPr>
+    </w:p>
+    <w:p>
+      <w:pPr>
+        <w:jc w:val="both"/>
+        <w:rPr>
+          <w:sz w:val="32"/>
+          <w:szCs w:val="32"/>
+        </w:rPr>
+      </w:pPr>
+      <w:proofErr w:type="spellStart"/>
+      <w:proofErr w:type="gramStart"/>
+      <w:r>
+        <w:rPr>
+          <w:sz w:val="32"/>
+          <w:szCs w:val="32"/>
+        </w:rPr>
+        <w:t>len</w:t>
+      </w:r>
+      <w:proofErr w:type="spellEnd"/>
+      <w:r>
+        <w:rPr>
+          <w:sz w:val="32"/>
+          <w:szCs w:val="32"/>
+        </w:rPr>
+        <w:t>(</w:t>
+      </w:r>
+      <w:proofErr w:type="gramEnd"/>
+      <w:r>
+        <w:rPr>
+          <w:sz w:val="32"/>
+          <w:szCs w:val="32"/>
+        </w:rPr>
+        <w:t>):</w:t>
       </w:r>
     </w:p>
     <w:p>
@@ -6860,40 +9893,51 @@
           <w:szCs w:val="32"/>
         </w:rPr>
       </w:pPr>
-      <w:r>
-        <w:rPr>
-          <w:b/>
-          <w:bCs/>
-          <w:color w:val="D86DCB" w:themeColor="accent5" w:themeTint="99"/>
-          <w:sz w:val="32"/>
-          <w:szCs w:val="32"/>
-        </w:rPr>
-        <w:t>len(obj)</w:t>
-      </w:r>
-    </w:p>
-    <w:p>
-      <w:pPr>
-        <w:jc w:val="both"/>
-        <w:rPr>
-          <w:sz w:val="32"/>
-          <w:szCs w:val="32"/>
-        </w:rPr>
-      </w:pPr>
-    </w:p>
-    <w:p>
-      <w:pPr>
-        <w:jc w:val="both"/>
-        <w:rPr>
-          <w:sz w:val="32"/>
-          <w:szCs w:val="32"/>
-        </w:rPr>
-      </w:pPr>
-      <w:r>
-        <w:rPr>
-          <w:sz w:val="32"/>
-          <w:szCs w:val="32"/>
-        </w:rPr>
-        <w:lastRenderedPageBreak/>
+      <w:proofErr w:type="spellStart"/>
+      <w:r>
+        <w:rPr>
+          <w:b/>
+          <w:bCs/>
+          <w:color w:val="D86DCB" w:themeColor="accent5" w:themeTint="99"/>
+          <w:sz w:val="32"/>
+          <w:szCs w:val="32"/>
+        </w:rPr>
+        <w:t>len</w:t>
+      </w:r>
+      <w:proofErr w:type="spellEnd"/>
+      <w:r>
+        <w:rPr>
+          <w:b/>
+          <w:bCs/>
+          <w:color w:val="D86DCB" w:themeColor="accent5" w:themeTint="99"/>
+          <w:sz w:val="32"/>
+          <w:szCs w:val="32"/>
+        </w:rPr>
+        <w:t>(obj)</w:t>
+      </w:r>
+    </w:p>
+    <w:p>
+      <w:pPr>
+        <w:jc w:val="both"/>
+        <w:rPr>
+          <w:sz w:val="32"/>
+          <w:szCs w:val="32"/>
+        </w:rPr>
+      </w:pPr>
+    </w:p>
+    <w:p>
+      <w:pPr>
+        <w:jc w:val="both"/>
+        <w:rPr>
+          <w:sz w:val="32"/>
+          <w:szCs w:val="32"/>
+        </w:rPr>
+      </w:pPr>
+      <w:r>
+        <w:rPr>
+          <w:sz w:val="32"/>
+          <w:szCs w:val="32"/>
+        </w:rPr>
         <w:t>Flutter Comparison:</w:t>
       </w:r>
     </w:p>
@@ -7016,7 +10060,47 @@
                 <w:sz w:val="32"/>
                 <w:szCs w:val="32"/>
               </w:rPr>
-              <w:t>__init__()</w:t>
+              <w:t>__</w:t>
+            </w:r>
+            <w:proofErr w:type="spellStart"/>
+            <w:r>
+              <w:rPr>
+                <w:b/>
+                <w:bCs/>
+                <w:sz w:val="32"/>
+                <w:szCs w:val="32"/>
+              </w:rPr>
+              <w:t>init</w:t>
+            </w:r>
+            <w:proofErr w:type="spellEnd"/>
+            <w:r>
+              <w:rPr>
+                <w:b/>
+                <w:bCs/>
+                <w:sz w:val="32"/>
+                <w:szCs w:val="32"/>
+              </w:rPr>
+              <w:t>_</w:t>
+            </w:r>
+            <w:proofErr w:type="gramStart"/>
+            <w:r>
+              <w:rPr>
+                <w:b/>
+                <w:bCs/>
+                <w:sz w:val="32"/>
+                <w:szCs w:val="32"/>
+              </w:rPr>
+              <w:t>_(</w:t>
+            </w:r>
+            <w:proofErr w:type="gramEnd"/>
+            <w:r>
+              <w:rPr>
+                <w:b/>
+                <w:bCs/>
+                <w:sz w:val="32"/>
+                <w:szCs w:val="32"/>
+              </w:rPr>
+              <w:t>)</w:t>
             </w:r>
           </w:p>
         </w:tc>
@@ -7037,12 +10121,30 @@
                 <w:szCs w:val="32"/>
               </w:rPr>
             </w:pPr>
+            <w:proofErr w:type="spellStart"/>
+            <w:proofErr w:type="gramStart"/>
             <w:r>
               <w:rPr>
                 <w:sz w:val="32"/>
                 <w:szCs w:val="32"/>
               </w:rPr>
-              <w:t>toString()</w:t>
+              <w:t>toString</w:t>
+            </w:r>
+            <w:proofErr w:type="spellEnd"/>
+            <w:r>
+              <w:rPr>
+                <w:sz w:val="32"/>
+                <w:szCs w:val="32"/>
+              </w:rPr>
+              <w:t>(</w:t>
+            </w:r>
+            <w:proofErr w:type="gramEnd"/>
+            <w:r>
+              <w:rPr>
+                <w:sz w:val="32"/>
+                <w:szCs w:val="32"/>
+              </w:rPr>
+              <w:t>)</w:t>
             </w:r>
           </w:p>
         </w:tc>
@@ -7070,7 +10172,27 @@
                 <w:sz w:val="32"/>
                 <w:szCs w:val="32"/>
               </w:rPr>
-              <w:t>__str__()</w:t>
+              <w:t>__str_</w:t>
+            </w:r>
+            <w:proofErr w:type="gramStart"/>
+            <w:r>
+              <w:rPr>
+                <w:b/>
+                <w:bCs/>
+                <w:sz w:val="32"/>
+                <w:szCs w:val="32"/>
+              </w:rPr>
+              <w:t>_(</w:t>
+            </w:r>
+            <w:proofErr w:type="gramEnd"/>
+            <w:r>
+              <w:rPr>
+                <w:b/>
+                <w:bCs/>
+                <w:sz w:val="32"/>
+                <w:szCs w:val="32"/>
+              </w:rPr>
+              <w:t>)</w:t>
             </w:r>
           </w:p>
         </w:tc>
@@ -7131,7 +10253,27 @@
                 <w:sz w:val="32"/>
                 <w:szCs w:val="32"/>
               </w:rPr>
-              <w:t>__add__()</w:t>
+              <w:t>__add_</w:t>
+            </w:r>
+            <w:proofErr w:type="gramStart"/>
+            <w:r>
+              <w:rPr>
+                <w:b/>
+                <w:bCs/>
+                <w:sz w:val="32"/>
+                <w:szCs w:val="32"/>
+              </w:rPr>
+              <w:t>_(</w:t>
+            </w:r>
+            <w:proofErr w:type="gramEnd"/>
+            <w:r>
+              <w:rPr>
+                <w:b/>
+                <w:bCs/>
+                <w:sz w:val="32"/>
+                <w:szCs w:val="32"/>
+              </w:rPr>
+              <w:t>)</w:t>
             </w:r>
           </w:p>
         </w:tc>
@@ -7189,7 +10331,47 @@
                 <w:sz w:val="32"/>
                 <w:szCs w:val="32"/>
               </w:rPr>
-              <w:t>__getitem__()</w:t>
+              <w:t>__</w:t>
+            </w:r>
+            <w:proofErr w:type="spellStart"/>
+            <w:r>
+              <w:rPr>
+                <w:b/>
+                <w:bCs/>
+                <w:sz w:val="32"/>
+                <w:szCs w:val="32"/>
+              </w:rPr>
+              <w:t>getitem</w:t>
+            </w:r>
+            <w:proofErr w:type="spellEnd"/>
+            <w:r>
+              <w:rPr>
+                <w:b/>
+                <w:bCs/>
+                <w:sz w:val="32"/>
+                <w:szCs w:val="32"/>
+              </w:rPr>
+              <w:t>_</w:t>
+            </w:r>
+            <w:proofErr w:type="gramStart"/>
+            <w:r>
+              <w:rPr>
+                <w:b/>
+                <w:bCs/>
+                <w:sz w:val="32"/>
+                <w:szCs w:val="32"/>
+              </w:rPr>
+              <w:t>_(</w:t>
+            </w:r>
+            <w:proofErr w:type="gramEnd"/>
+            <w:r>
+              <w:rPr>
+                <w:b/>
+                <w:bCs/>
+                <w:sz w:val="32"/>
+                <w:szCs w:val="32"/>
+              </w:rPr>
+              <w:t>)</w:t>
             </w:r>
           </w:p>
         </w:tc>
@@ -7257,7 +10439,27 @@
                 <w:sz w:val="32"/>
                 <w:szCs w:val="32"/>
               </w:rPr>
-              <w:t>__eq__()</w:t>
+              <w:t>__eq_</w:t>
+            </w:r>
+            <w:proofErr w:type="gramStart"/>
+            <w:r>
+              <w:rPr>
+                <w:b/>
+                <w:bCs/>
+                <w:sz w:val="32"/>
+                <w:szCs w:val="32"/>
+              </w:rPr>
+              <w:t>_(</w:t>
+            </w:r>
+            <w:proofErr w:type="gramEnd"/>
+            <w:r>
+              <w:rPr>
+                <w:b/>
+                <w:bCs/>
+                <w:sz w:val="32"/>
+                <w:szCs w:val="32"/>
+              </w:rPr>
+              <w:t>)</w:t>
             </w:r>
           </w:p>
         </w:tc>
@@ -7315,7 +10517,47 @@
                 <w:sz w:val="32"/>
                 <w:szCs w:val="32"/>
               </w:rPr>
-              <w:t>__len__()</w:t>
+              <w:t>__</w:t>
+            </w:r>
+            <w:proofErr w:type="spellStart"/>
+            <w:r>
+              <w:rPr>
+                <w:b/>
+                <w:bCs/>
+                <w:sz w:val="32"/>
+                <w:szCs w:val="32"/>
+              </w:rPr>
+              <w:t>len</w:t>
+            </w:r>
+            <w:proofErr w:type="spellEnd"/>
+            <w:r>
+              <w:rPr>
+                <w:b/>
+                <w:bCs/>
+                <w:sz w:val="32"/>
+                <w:szCs w:val="32"/>
+              </w:rPr>
+              <w:t>_</w:t>
+            </w:r>
+            <w:proofErr w:type="gramStart"/>
+            <w:r>
+              <w:rPr>
+                <w:b/>
+                <w:bCs/>
+                <w:sz w:val="32"/>
+                <w:szCs w:val="32"/>
+              </w:rPr>
+              <w:t>_(</w:t>
+            </w:r>
+            <w:proofErr w:type="gramEnd"/>
+            <w:r>
+              <w:rPr>
+                <w:b/>
+                <w:bCs/>
+                <w:sz w:val="32"/>
+                <w:szCs w:val="32"/>
+              </w:rPr>
+              <w:t>)</w:t>
             </w:r>
           </w:p>
         </w:tc>
@@ -7354,6 +10596,1708 @@
         </w:rPr>
         <w:t>Break</w:t>
       </w:r>
+    </w:p>
+    <w:p>
+      <w:pPr>
+        <w:jc w:val="both"/>
+        <w:rPr>
+          <w:sz w:val="32"/>
+          <w:szCs w:val="32"/>
+        </w:rPr>
+      </w:pPr>
+    </w:p>
+    <w:p>
+      <w:pPr>
+        <w:jc w:val="both"/>
+        <w:rPr>
+          <w:b/>
+          <w:bCs/>
+          <w:sz w:val="32"/>
+          <w:szCs w:val="32"/>
+        </w:rPr>
+      </w:pPr>
+      <w:r>
+        <w:rPr>
+          <w:b/>
+          <w:bCs/>
+          <w:sz w:val="32"/>
+          <w:szCs w:val="32"/>
+        </w:rPr>
+        <w:t>Singleton Pattern in Python:</w:t>
+      </w:r>
+    </w:p>
+    <w:p>
+      <w:pPr>
+        <w:jc w:val="both"/>
+        <w:rPr>
+          <w:sz w:val="32"/>
+          <w:szCs w:val="32"/>
+        </w:rPr>
+      </w:pPr>
+      <w:r>
+        <w:rPr>
+          <w:sz w:val="32"/>
+          <w:szCs w:val="32"/>
+        </w:rPr>
+        <w:t># A Singleton ensures that only one object of a class exists throughout the entire application</w:t>
+      </w:r>
+    </w:p>
+    <w:p>
+      <w:pPr>
+        <w:jc w:val="both"/>
+        <w:rPr>
+          <w:sz w:val="32"/>
+          <w:szCs w:val="32"/>
+        </w:rPr>
+      </w:pPr>
+    </w:p>
+    <w:p>
+      <w:pPr>
+        <w:jc w:val="both"/>
+        <w:rPr>
+          <w:sz w:val="32"/>
+          <w:szCs w:val="32"/>
+        </w:rPr>
+      </w:pPr>
+      <w:r>
+        <w:rPr>
+          <w:sz w:val="32"/>
+          <w:szCs w:val="32"/>
+        </w:rPr>
+        <w:t>Importance:</w:t>
+      </w:r>
+    </w:p>
+    <w:p>
+      <w:pPr>
+        <w:jc w:val="both"/>
+        <w:rPr>
+          <w:sz w:val="32"/>
+          <w:szCs w:val="32"/>
+        </w:rPr>
+      </w:pPr>
+      <w:r>
+        <w:rPr>
+          <w:sz w:val="32"/>
+          <w:szCs w:val="32"/>
+        </w:rPr>
+        <w:t># Suppose we have:</w:t>
+      </w:r>
+    </w:p>
+    <w:p>
+      <w:pPr>
+        <w:pStyle w:val="ListParagraph"/>
+        <w:numPr>
+          <w:ilvl w:val="0"/>
+          <w:numId w:val="10"/>
+        </w:numPr>
+        <w:jc w:val="both"/>
+        <w:rPr>
+          <w:sz w:val="32"/>
+          <w:szCs w:val="32"/>
+        </w:rPr>
+      </w:pPr>
+      <w:r>
+        <w:rPr>
+          <w:sz w:val="32"/>
+          <w:szCs w:val="32"/>
+        </w:rPr>
+        <w:t>Database connection</w:t>
+      </w:r>
+    </w:p>
+    <w:p>
+      <w:pPr>
+        <w:pStyle w:val="ListParagraph"/>
+        <w:numPr>
+          <w:ilvl w:val="0"/>
+          <w:numId w:val="10"/>
+        </w:numPr>
+        <w:jc w:val="both"/>
+        <w:rPr>
+          <w:sz w:val="32"/>
+          <w:szCs w:val="32"/>
+        </w:rPr>
+      </w:pPr>
+      <w:r>
+        <w:rPr>
+          <w:sz w:val="32"/>
+          <w:szCs w:val="32"/>
+        </w:rPr>
+        <w:t>Logger</w:t>
+      </w:r>
+    </w:p>
+    <w:p>
+      <w:pPr>
+        <w:pStyle w:val="ListParagraph"/>
+        <w:numPr>
+          <w:ilvl w:val="0"/>
+          <w:numId w:val="10"/>
+        </w:numPr>
+        <w:jc w:val="both"/>
+        <w:rPr>
+          <w:sz w:val="32"/>
+          <w:szCs w:val="32"/>
+        </w:rPr>
+      </w:pPr>
+      <w:r>
+        <w:rPr>
+          <w:sz w:val="32"/>
+          <w:szCs w:val="32"/>
+        </w:rPr>
+        <w:t>Configuration</w:t>
+      </w:r>
+    </w:p>
+    <w:p>
+      <w:pPr>
+        <w:pStyle w:val="ListParagraph"/>
+        <w:numPr>
+          <w:ilvl w:val="0"/>
+          <w:numId w:val="10"/>
+        </w:numPr>
+        <w:jc w:val="both"/>
+        <w:rPr>
+          <w:sz w:val="32"/>
+          <w:szCs w:val="32"/>
+        </w:rPr>
+      </w:pPr>
+      <w:r>
+        <w:rPr>
+          <w:sz w:val="32"/>
+          <w:szCs w:val="32"/>
+        </w:rPr>
+        <w:t>Cache</w:t>
+      </w:r>
+    </w:p>
+    <w:p>
+      <w:pPr>
+        <w:pStyle w:val="ListParagraph"/>
+        <w:numPr>
+          <w:ilvl w:val="0"/>
+          <w:numId w:val="10"/>
+        </w:numPr>
+        <w:jc w:val="both"/>
+        <w:rPr>
+          <w:sz w:val="32"/>
+          <w:szCs w:val="32"/>
+        </w:rPr>
+      </w:pPr>
+      <w:r>
+        <w:rPr>
+          <w:sz w:val="32"/>
+          <w:szCs w:val="32"/>
+        </w:rPr>
+        <w:t>Settings Manager</w:t>
+      </w:r>
+    </w:p>
+    <w:p>
+      <w:pPr>
+        <w:jc w:val="both"/>
+        <w:rPr>
+          <w:sz w:val="32"/>
+          <w:szCs w:val="32"/>
+        </w:rPr>
+      </w:pPr>
+      <w:r>
+        <w:rPr>
+          <w:sz w:val="32"/>
+          <w:szCs w:val="32"/>
+        </w:rPr>
+        <w:t># We don’t wan dozens of copies. Instead, everyone uses the same object</w:t>
+      </w:r>
+    </w:p>
+    <w:p>
+      <w:pPr>
+        <w:jc w:val="both"/>
+        <w:rPr>
+          <w:b/>
+          <w:bCs/>
+          <w:sz w:val="28"/>
+          <w:szCs w:val="28"/>
+        </w:rPr>
+      </w:pPr>
+      <w:r>
+        <w:rPr>
+          <w:b/>
+          <w:bCs/>
+          <w:sz w:val="28"/>
+          <w:szCs w:val="28"/>
+        </w:rPr>
+        <w:t>Database Connection</w:t>
+      </w:r>
+    </w:p>
+    <w:p>
+      <w:pPr>
+        <w:jc w:val="both"/>
+        <w:rPr>
+          <w:b/>
+          <w:bCs/>
+          <w:sz w:val="28"/>
+          <w:szCs w:val="28"/>
+        </w:rPr>
+      </w:pPr>
+      <w:r>
+        <w:rPr>
+          <w:b/>
+          <w:bCs/>
+          <w:sz w:val="28"/>
+          <w:szCs w:val="28"/>
+        </w:rPr>
+        <w:t xml:space="preserve"> </w:t>
+      </w:r>
+      <w:r>
+        <w:rPr>
+          <w:b/>
+          <w:bCs/>
+          <w:sz w:val="28"/>
+          <w:szCs w:val="28"/>
+        </w:rPr>
+        <w:t xml:space="preserve">    </w:t>
+      </w:r>
+      <w:r>
+        <w:rPr>
+          <w:b/>
+          <w:bCs/>
+          <w:sz w:val="28"/>
+          <w:szCs w:val="28"/>
+        </w:rPr>
+        <w:t>^</w:t>
+      </w:r>
+    </w:p>
+    <w:p>
+      <w:pPr>
+        <w:jc w:val="both"/>
+        <w:rPr>
+          <w:b/>
+          <w:bCs/>
+          <w:sz w:val="28"/>
+          <w:szCs w:val="28"/>
+        </w:rPr>
+      </w:pPr>
+      <w:r>
+        <w:rPr>
+          <w:b/>
+          <w:bCs/>
+          <w:sz w:val="28"/>
+          <w:szCs w:val="28"/>
+        </w:rPr>
+        <w:t xml:space="preserve">     | </w:t>
+      </w:r>
+      <w:r>
+        <w:rPr>
+          <w:b/>
+          <w:bCs/>
+          <w:sz w:val="28"/>
+          <w:szCs w:val="28"/>
+        </w:rPr>
+        <w:t xml:space="preserve"> </w:t>
+      </w:r>
+      <w:r>
+        <w:rPr>
+          <w:b/>
+          <w:bCs/>
+          <w:sz w:val="28"/>
+          <w:szCs w:val="28"/>
+        </w:rPr>
+        <w:t xml:space="preserve"> </w:t>
+      </w:r>
+      <w:r>
+        <w:rPr>
+          <w:b/>
+          <w:bCs/>
+          <w:sz w:val="28"/>
+          <w:szCs w:val="28"/>
+        </w:rPr>
+        <w:t>\</w:t>
+      </w:r>
+    </w:p>
+    <w:p>
+      <w:pPr>
+        <w:jc w:val="both"/>
+        <w:rPr>
+          <w:b/>
+          <w:bCs/>
+          <w:sz w:val="28"/>
+          <w:szCs w:val="28"/>
+        </w:rPr>
+      </w:pPr>
+      <w:r>
+        <w:rPr>
+          <w:b/>
+          <w:bCs/>
+          <w:sz w:val="28"/>
+          <w:szCs w:val="28"/>
+        </w:rPr>
+        <w:t xml:space="preserve">     | </w:t>
+      </w:r>
+      <w:r>
+        <w:rPr>
+          <w:b/>
+          <w:bCs/>
+          <w:sz w:val="28"/>
+          <w:szCs w:val="28"/>
+        </w:rPr>
+        <w:t xml:space="preserve">    </w:t>
+      </w:r>
+      <w:r>
+        <w:rPr>
+          <w:b/>
+          <w:bCs/>
+          <w:sz w:val="28"/>
+          <w:szCs w:val="28"/>
+        </w:rPr>
+        <w:t xml:space="preserve"> </w:t>
+      </w:r>
+      <w:r>
+        <w:rPr>
+          <w:b/>
+          <w:bCs/>
+          <w:sz w:val="28"/>
+          <w:szCs w:val="28"/>
+        </w:rPr>
+        <w:t xml:space="preserve"> </w:t>
+      </w:r>
+      <w:r>
+        <w:rPr>
+          <w:b/>
+          <w:bCs/>
+          <w:sz w:val="28"/>
+          <w:szCs w:val="28"/>
+        </w:rPr>
+        <w:t>\</w:t>
+      </w:r>
+    </w:p>
+    <w:p>
+      <w:pPr>
+        <w:jc w:val="both"/>
+        <w:rPr>
+          <w:b/>
+          <w:bCs/>
+          <w:sz w:val="28"/>
+          <w:szCs w:val="28"/>
+        </w:rPr>
+      </w:pPr>
+      <w:r>
+        <w:rPr>
+          <w:b/>
+          <w:bCs/>
+          <w:sz w:val="28"/>
+          <w:szCs w:val="28"/>
+        </w:rPr>
+        <w:t xml:space="preserve">     |   </w:t>
+      </w:r>
+      <w:r>
+        <w:rPr>
+          <w:b/>
+          <w:bCs/>
+          <w:sz w:val="28"/>
+          <w:szCs w:val="28"/>
+        </w:rPr>
+        <w:t xml:space="preserve">    </w:t>
+      </w:r>
+      <w:r>
+        <w:rPr>
+          <w:b/>
+          <w:bCs/>
+          <w:sz w:val="28"/>
+          <w:szCs w:val="28"/>
+        </w:rPr>
+        <w:t xml:space="preserve"> </w:t>
+      </w:r>
+      <w:r>
+        <w:rPr>
+          <w:b/>
+          <w:bCs/>
+          <w:sz w:val="28"/>
+          <w:szCs w:val="28"/>
+        </w:rPr>
+        <w:t xml:space="preserve">   </w:t>
+      </w:r>
+      <w:r>
+        <w:rPr>
+          <w:b/>
+          <w:bCs/>
+          <w:sz w:val="28"/>
+          <w:szCs w:val="28"/>
+        </w:rPr>
+        <w:t>\</w:t>
+      </w:r>
+    </w:p>
+    <w:p>
+      <w:pPr>
+        <w:jc w:val="both"/>
+        <w:rPr>
+          <w:sz w:val="32"/>
+          <w:szCs w:val="32"/>
+        </w:rPr>
+      </w:pPr>
+      <w:r>
+        <w:rPr>
+          <w:b/>
+          <w:bCs/>
+          <w:sz w:val="28"/>
+          <w:szCs w:val="28"/>
+        </w:rPr>
+        <w:t>All variables point here</w:t>
+      </w:r>
+      <w:r>
+        <w:rPr>
+          <w:b/>
+          <w:bCs/>
+          <w:sz w:val="28"/>
+          <w:szCs w:val="28"/>
+        </w:rPr>
+        <w:t xml:space="preserve"> (Entire App)</w:t>
+      </w:r>
+      <w:r>
+        <w:rPr>
+          <w:sz w:val="28"/>
+          <w:szCs w:val="28"/>
+        </w:rPr>
+        <w:t>]</w:t>
+      </w:r>
+    </w:p>
+    <w:p>
+      <w:pPr>
+        <w:jc w:val="both"/>
+        <w:rPr>
+          <w:sz w:val="32"/>
+          <w:szCs w:val="32"/>
+        </w:rPr>
+      </w:pPr>
+    </w:p>
+    <w:p>
+      <w:pPr>
+        <w:jc w:val="both"/>
+        <w:rPr>
+          <w:sz w:val="32"/>
+          <w:szCs w:val="32"/>
+        </w:rPr>
+      </w:pPr>
+    </w:p>
+    <w:p>
+      <w:pPr>
+        <w:jc w:val="both"/>
+        <w:rPr>
+          <w:sz w:val="32"/>
+          <w:szCs w:val="32"/>
+        </w:rPr>
+      </w:pPr>
+      <w:r>
+        <w:rPr>
+          <w:sz w:val="32"/>
+          <w:szCs w:val="32"/>
+        </w:rPr>
+        <w:t>Basic Usage:</w:t>
+      </w:r>
+    </w:p>
+    <w:p>
+      <w:pPr>
+        <w:jc w:val="both"/>
+        <w:rPr>
+          <w:sz w:val="32"/>
+          <w:szCs w:val="32"/>
+        </w:rPr>
+      </w:pPr>
+      <w:r>
+        <w:rPr>
+          <w:sz w:val="32"/>
+          <w:szCs w:val="32"/>
+        </w:rPr>
+        <w:t># Without Singleton, two completely different objects</w:t>
+      </w:r>
+    </w:p>
+    <w:p>
+      <w:pPr>
+        <w:jc w:val="both"/>
+        <w:rPr>
+          <w:b/>
+          <w:bCs/>
+          <w:color w:val="D86DCB" w:themeColor="accent5" w:themeTint="99"/>
+          <w:sz w:val="32"/>
+          <w:szCs w:val="32"/>
+        </w:rPr>
+      </w:pPr>
+      <w:r>
+        <w:rPr>
+          <w:b/>
+          <w:bCs/>
+          <w:color w:val="D86DCB" w:themeColor="accent5" w:themeTint="99"/>
+          <w:sz w:val="32"/>
+          <w:szCs w:val="32"/>
+        </w:rPr>
+        <w:t>class Database:</w:t>
+      </w:r>
+    </w:p>
+    <w:p>
+      <w:pPr>
+        <w:jc w:val="both"/>
+        <w:rPr>
+          <w:b/>
+          <w:bCs/>
+          <w:color w:val="D86DCB" w:themeColor="accent5" w:themeTint="99"/>
+          <w:sz w:val="32"/>
+          <w:szCs w:val="32"/>
+        </w:rPr>
+      </w:pPr>
+      <w:r>
+        <w:rPr>
+          <w:b/>
+          <w:bCs/>
+          <w:color w:val="D86DCB" w:themeColor="accent5" w:themeTint="99"/>
+          <w:sz w:val="32"/>
+          <w:szCs w:val="32"/>
+        </w:rPr>
+        <w:t xml:space="preserve">    pass</w:t>
+      </w:r>
+    </w:p>
+    <w:p>
+      <w:pPr>
+        <w:jc w:val="both"/>
+        <w:rPr>
+          <w:b/>
+          <w:bCs/>
+          <w:color w:val="D86DCB" w:themeColor="accent5" w:themeTint="99"/>
+          <w:sz w:val="32"/>
+          <w:szCs w:val="32"/>
+        </w:rPr>
+      </w:pPr>
+    </w:p>
+    <w:p>
+      <w:pPr>
+        <w:jc w:val="both"/>
+        <w:rPr>
+          <w:b/>
+          <w:bCs/>
+          <w:color w:val="D86DCB" w:themeColor="accent5" w:themeTint="99"/>
+          <w:sz w:val="32"/>
+          <w:szCs w:val="32"/>
+        </w:rPr>
+      </w:pPr>
+      <w:r>
+        <w:rPr>
+          <w:b/>
+          <w:bCs/>
+          <w:color w:val="D86DCB" w:themeColor="accent5" w:themeTint="99"/>
+          <w:sz w:val="32"/>
+          <w:szCs w:val="32"/>
+        </w:rPr>
+        <w:t xml:space="preserve">db1 = </w:t>
+      </w:r>
+      <w:proofErr w:type="gramStart"/>
+      <w:r>
+        <w:rPr>
+          <w:b/>
+          <w:bCs/>
+          <w:color w:val="D86DCB" w:themeColor="accent5" w:themeTint="99"/>
+          <w:sz w:val="32"/>
+          <w:szCs w:val="32"/>
+        </w:rPr>
+        <w:t>Database(</w:t>
+      </w:r>
+      <w:proofErr w:type="gramEnd"/>
+      <w:r>
+        <w:rPr>
+          <w:b/>
+          <w:bCs/>
+          <w:color w:val="D86DCB" w:themeColor="accent5" w:themeTint="99"/>
+          <w:sz w:val="32"/>
+          <w:szCs w:val="32"/>
+        </w:rPr>
+        <w:t>)</w:t>
+      </w:r>
+    </w:p>
+    <w:p>
+      <w:pPr>
+        <w:jc w:val="both"/>
+        <w:rPr>
+          <w:b/>
+          <w:bCs/>
+          <w:color w:val="D86DCB" w:themeColor="accent5" w:themeTint="99"/>
+          <w:sz w:val="32"/>
+          <w:szCs w:val="32"/>
+        </w:rPr>
+      </w:pPr>
+      <w:r>
+        <w:rPr>
+          <w:b/>
+          <w:bCs/>
+          <w:color w:val="D86DCB" w:themeColor="accent5" w:themeTint="99"/>
+          <w:sz w:val="32"/>
+          <w:szCs w:val="32"/>
+        </w:rPr>
+        <w:lastRenderedPageBreak/>
+        <w:t xml:space="preserve">db2 = </w:t>
+      </w:r>
+      <w:proofErr w:type="gramStart"/>
+      <w:r>
+        <w:rPr>
+          <w:b/>
+          <w:bCs/>
+          <w:color w:val="D86DCB" w:themeColor="accent5" w:themeTint="99"/>
+          <w:sz w:val="32"/>
+          <w:szCs w:val="32"/>
+        </w:rPr>
+        <w:t>Database(</w:t>
+      </w:r>
+      <w:proofErr w:type="gramEnd"/>
+      <w:r>
+        <w:rPr>
+          <w:b/>
+          <w:bCs/>
+          <w:color w:val="D86DCB" w:themeColor="accent5" w:themeTint="99"/>
+          <w:sz w:val="32"/>
+          <w:szCs w:val="32"/>
+        </w:rPr>
+        <w:t>)</w:t>
+      </w:r>
+    </w:p>
+    <w:p>
+      <w:pPr>
+        <w:jc w:val="both"/>
+        <w:rPr>
+          <w:b/>
+          <w:bCs/>
+          <w:color w:val="D86DCB" w:themeColor="accent5" w:themeTint="99"/>
+          <w:sz w:val="32"/>
+          <w:szCs w:val="32"/>
+        </w:rPr>
+      </w:pPr>
+      <w:proofErr w:type="gramStart"/>
+      <w:r>
+        <w:rPr>
+          <w:b/>
+          <w:bCs/>
+          <w:color w:val="D86DCB" w:themeColor="accent5" w:themeTint="99"/>
+          <w:sz w:val="32"/>
+          <w:szCs w:val="32"/>
+        </w:rPr>
+        <w:t>print(</w:t>
+      </w:r>
+      <w:proofErr w:type="gramEnd"/>
+      <w:r>
+        <w:rPr>
+          <w:b/>
+          <w:bCs/>
+          <w:color w:val="D86DCB" w:themeColor="accent5" w:themeTint="99"/>
+          <w:sz w:val="32"/>
+          <w:szCs w:val="32"/>
+        </w:rPr>
+        <w:t>db1 is db2) # false</w:t>
+      </w:r>
+    </w:p>
+    <w:p>
+      <w:pPr>
+        <w:jc w:val="both"/>
+        <w:rPr>
+          <w:sz w:val="32"/>
+          <w:szCs w:val="32"/>
+        </w:rPr>
+      </w:pPr>
+    </w:p>
+    <w:p>
+      <w:pPr>
+        <w:jc w:val="both"/>
+        <w:rPr>
+          <w:sz w:val="32"/>
+          <w:szCs w:val="32"/>
+        </w:rPr>
+      </w:pPr>
+      <w:r>
+        <w:rPr>
+          <w:sz w:val="32"/>
+          <w:szCs w:val="32"/>
+        </w:rPr>
+        <w:t># With Singleton, only one object exists</w:t>
+      </w:r>
+      <w:r>
+        <w:rPr>
+          <w:sz w:val="32"/>
+          <w:szCs w:val="32"/>
+        </w:rPr>
+        <w:t xml:space="preserve">. </w:t>
+      </w:r>
+      <w:r>
+        <w:rPr>
+          <w:sz w:val="32"/>
+          <w:szCs w:val="32"/>
+        </w:rPr>
+        <w:t>Python creates objects in two steps:</w:t>
+      </w:r>
+    </w:p>
+    <w:p>
+      <w:pPr>
+        <w:pStyle w:val="ListParagraph"/>
+        <w:numPr>
+          <w:ilvl w:val="0"/>
+          <w:numId w:val="11"/>
+        </w:numPr>
+        <w:jc w:val="both"/>
+        <w:rPr>
+          <w:sz w:val="32"/>
+          <w:szCs w:val="32"/>
+        </w:rPr>
+      </w:pPr>
+      <w:r>
+        <w:rPr>
+          <w:sz w:val="32"/>
+          <w:szCs w:val="32"/>
+        </w:rPr>
+        <w:t xml:space="preserve">Step-1, </w:t>
+      </w:r>
+      <w:r>
+        <w:rPr>
+          <w:b/>
+          <w:bCs/>
+          <w:sz w:val="32"/>
+          <w:szCs w:val="32"/>
+        </w:rPr>
+        <w:t>__new_</w:t>
+      </w:r>
+      <w:proofErr w:type="gramStart"/>
+      <w:r>
+        <w:rPr>
+          <w:b/>
+          <w:bCs/>
+          <w:sz w:val="32"/>
+          <w:szCs w:val="32"/>
+        </w:rPr>
+        <w:t>_(</w:t>
+      </w:r>
+      <w:proofErr w:type="gramEnd"/>
+      <w:r>
+        <w:rPr>
+          <w:b/>
+          <w:bCs/>
+          <w:sz w:val="32"/>
+          <w:szCs w:val="32"/>
+        </w:rPr>
+        <w:t>)</w:t>
+      </w:r>
+      <w:r>
+        <w:rPr>
+          <w:sz w:val="32"/>
+          <w:szCs w:val="32"/>
+        </w:rPr>
+        <w:t xml:space="preserve"> method creates the object</w:t>
+      </w:r>
+    </w:p>
+    <w:p>
+      <w:pPr>
+        <w:pStyle w:val="ListParagraph"/>
+        <w:numPr>
+          <w:ilvl w:val="0"/>
+          <w:numId w:val="11"/>
+        </w:numPr>
+        <w:jc w:val="both"/>
+        <w:rPr>
+          <w:sz w:val="32"/>
+          <w:szCs w:val="32"/>
+        </w:rPr>
+      </w:pPr>
+      <w:r>
+        <w:rPr>
+          <w:sz w:val="32"/>
+          <w:szCs w:val="32"/>
+        </w:rPr>
+        <w:t xml:space="preserve">Step-2, </w:t>
+      </w:r>
+      <w:r>
+        <w:rPr>
+          <w:b/>
+          <w:bCs/>
+          <w:sz w:val="32"/>
+          <w:szCs w:val="32"/>
+        </w:rPr>
+        <w:t>__</w:t>
+      </w:r>
+      <w:proofErr w:type="spellStart"/>
+      <w:r>
+        <w:rPr>
+          <w:b/>
+          <w:bCs/>
+          <w:sz w:val="32"/>
+          <w:szCs w:val="32"/>
+        </w:rPr>
+        <w:t>init</w:t>
+      </w:r>
+      <w:proofErr w:type="spellEnd"/>
+      <w:r>
+        <w:rPr>
+          <w:b/>
+          <w:bCs/>
+          <w:sz w:val="32"/>
+          <w:szCs w:val="32"/>
+        </w:rPr>
+        <w:t>_</w:t>
+      </w:r>
+      <w:proofErr w:type="gramStart"/>
+      <w:r>
+        <w:rPr>
+          <w:b/>
+          <w:bCs/>
+          <w:sz w:val="32"/>
+          <w:szCs w:val="32"/>
+        </w:rPr>
+        <w:t>_(</w:t>
+      </w:r>
+      <w:proofErr w:type="gramEnd"/>
+      <w:r>
+        <w:rPr>
+          <w:b/>
+          <w:bCs/>
+          <w:sz w:val="32"/>
+          <w:szCs w:val="32"/>
+        </w:rPr>
+        <w:t>)</w:t>
+      </w:r>
+      <w:r>
+        <w:rPr>
+          <w:sz w:val="32"/>
+          <w:szCs w:val="32"/>
+        </w:rPr>
+        <w:t xml:space="preserve"> initializes it</w:t>
+      </w:r>
+    </w:p>
+    <w:p>
+      <w:pPr>
+        <w:jc w:val="both"/>
+        <w:rPr>
+          <w:sz w:val="32"/>
+          <w:szCs w:val="32"/>
+        </w:rPr>
+      </w:pPr>
+      <w:r>
+        <w:rPr>
+          <w:sz w:val="32"/>
+          <w:szCs w:val="32"/>
+        </w:rPr>
+        <w:t xml:space="preserve"># Singleton works by overriding </w:t>
+      </w:r>
+      <w:r>
+        <w:rPr>
+          <w:b/>
+          <w:bCs/>
+          <w:sz w:val="32"/>
+          <w:szCs w:val="32"/>
+        </w:rPr>
+        <w:t>__new_</w:t>
+      </w:r>
+      <w:proofErr w:type="gramStart"/>
+      <w:r>
+        <w:rPr>
+          <w:b/>
+          <w:bCs/>
+          <w:sz w:val="32"/>
+          <w:szCs w:val="32"/>
+        </w:rPr>
+        <w:t>_(</w:t>
+      </w:r>
+      <w:proofErr w:type="gramEnd"/>
+      <w:r>
+        <w:rPr>
+          <w:b/>
+          <w:bCs/>
+          <w:sz w:val="32"/>
+          <w:szCs w:val="32"/>
+        </w:rPr>
+        <w:t xml:space="preserve">) </w:t>
+      </w:r>
+      <w:r>
+        <w:rPr>
+          <w:sz w:val="32"/>
+          <w:szCs w:val="32"/>
+        </w:rPr>
+        <w:t>method</w:t>
+      </w:r>
+      <w:r>
+        <w:rPr>
+          <w:sz w:val="32"/>
+          <w:szCs w:val="32"/>
+        </w:rPr>
+        <w:t>. Before creating a new object, it asks “Do I already have one” if yes return old object if no create it</w:t>
+      </w:r>
+    </w:p>
+    <w:p>
+      <w:pPr>
+        <w:jc w:val="both"/>
+        <w:rPr>
+          <w:sz w:val="32"/>
+          <w:szCs w:val="32"/>
+        </w:rPr>
+      </w:pPr>
+      <w:r>
+        <w:rPr>
+          <w:sz w:val="32"/>
+          <w:szCs w:val="32"/>
+        </w:rPr>
+        <w:t xml:space="preserve"># </w:t>
+      </w:r>
+      <w:r>
+        <w:rPr>
+          <w:b/>
+          <w:bCs/>
+          <w:sz w:val="32"/>
+          <w:szCs w:val="32"/>
+        </w:rPr>
+        <w:t>super(</w:t>
+      </w:r>
+      <w:proofErr w:type="gramStart"/>
+      <w:r>
+        <w:rPr>
+          <w:b/>
+          <w:bCs/>
+          <w:sz w:val="32"/>
+          <w:szCs w:val="32"/>
+        </w:rPr>
+        <w:t>)._</w:t>
+      </w:r>
+      <w:proofErr w:type="gramEnd"/>
+      <w:r>
+        <w:rPr>
+          <w:b/>
+          <w:bCs/>
+          <w:sz w:val="32"/>
+          <w:szCs w:val="32"/>
+        </w:rPr>
+        <w:t>_new__()</w:t>
+      </w:r>
+      <w:r>
+        <w:rPr>
+          <w:sz w:val="32"/>
+          <w:szCs w:val="32"/>
+        </w:rPr>
+        <w:t xml:space="preserve"> calls the parent classes constructor to create the instance (like </w:t>
+      </w:r>
+      <w:proofErr w:type="spellStart"/>
+      <w:r>
+        <w:rPr>
+          <w:b/>
+          <w:bCs/>
+          <w:sz w:val="32"/>
+          <w:szCs w:val="32"/>
+        </w:rPr>
+        <w:t>initState</w:t>
+      </w:r>
+      <w:proofErr w:type="spellEnd"/>
+      <w:r>
+        <w:rPr>
+          <w:sz w:val="32"/>
+          <w:szCs w:val="32"/>
+        </w:rPr>
+        <w:t xml:space="preserve"> of </w:t>
+      </w:r>
+      <w:r>
+        <w:rPr>
+          <w:b/>
+          <w:bCs/>
+          <w:sz w:val="32"/>
+          <w:szCs w:val="32"/>
+        </w:rPr>
+        <w:t>Flutter</w:t>
+      </w:r>
+      <w:r>
+        <w:rPr>
+          <w:sz w:val="32"/>
+          <w:szCs w:val="32"/>
+        </w:rPr>
+        <w:t>)</w:t>
+      </w:r>
+    </w:p>
+    <w:p>
+      <w:pPr>
+        <w:jc w:val="both"/>
+        <w:rPr>
+          <w:b/>
+          <w:bCs/>
+          <w:color w:val="D86DCB" w:themeColor="accent5" w:themeTint="99"/>
+          <w:sz w:val="32"/>
+          <w:szCs w:val="32"/>
+        </w:rPr>
+      </w:pPr>
+      <w:r>
+        <w:rPr>
+          <w:b/>
+          <w:bCs/>
+          <w:color w:val="D86DCB" w:themeColor="accent5" w:themeTint="99"/>
+          <w:sz w:val="32"/>
+          <w:szCs w:val="32"/>
+        </w:rPr>
+        <w:t>class Database:</w:t>
+      </w:r>
+    </w:p>
+    <w:p>
+      <w:pPr>
+        <w:jc w:val="both"/>
+        <w:rPr>
+          <w:b/>
+          <w:bCs/>
+          <w:color w:val="D86DCB" w:themeColor="accent5" w:themeTint="99"/>
+          <w:sz w:val="32"/>
+          <w:szCs w:val="32"/>
+        </w:rPr>
+      </w:pPr>
+      <w:r>
+        <w:rPr>
+          <w:b/>
+          <w:bCs/>
+          <w:color w:val="D86DCB" w:themeColor="accent5" w:themeTint="99"/>
+          <w:sz w:val="32"/>
+          <w:szCs w:val="32"/>
+        </w:rPr>
+        <w:t xml:space="preserve">    _instance = None</w:t>
+      </w:r>
+    </w:p>
+    <w:p>
+      <w:pPr>
+        <w:jc w:val="both"/>
+        <w:rPr>
+          <w:b/>
+          <w:bCs/>
+          <w:color w:val="D86DCB" w:themeColor="accent5" w:themeTint="99"/>
+          <w:sz w:val="32"/>
+          <w:szCs w:val="32"/>
+        </w:rPr>
+      </w:pPr>
+    </w:p>
+    <w:p>
+      <w:pPr>
+        <w:jc w:val="both"/>
+        <w:rPr>
+          <w:b/>
+          <w:bCs/>
+          <w:color w:val="D86DCB" w:themeColor="accent5" w:themeTint="99"/>
+          <w:sz w:val="32"/>
+          <w:szCs w:val="32"/>
+        </w:rPr>
+      </w:pPr>
+      <w:r>
+        <w:rPr>
+          <w:b/>
+          <w:bCs/>
+          <w:color w:val="D86DCB" w:themeColor="accent5" w:themeTint="99"/>
+          <w:sz w:val="32"/>
+          <w:szCs w:val="32"/>
+        </w:rPr>
+        <w:t xml:space="preserve">    def __new__(</w:t>
+      </w:r>
+      <w:proofErr w:type="spellStart"/>
+      <w:r>
+        <w:rPr>
+          <w:b/>
+          <w:bCs/>
+          <w:color w:val="D86DCB" w:themeColor="accent5" w:themeTint="99"/>
+          <w:sz w:val="32"/>
+          <w:szCs w:val="32"/>
+        </w:rPr>
+        <w:t>cls</w:t>
+      </w:r>
+      <w:proofErr w:type="spellEnd"/>
+      <w:r>
+        <w:rPr>
+          <w:b/>
+          <w:bCs/>
+          <w:color w:val="D86DCB" w:themeColor="accent5" w:themeTint="99"/>
+          <w:sz w:val="32"/>
+          <w:szCs w:val="32"/>
+        </w:rPr>
+        <w:t>):</w:t>
+      </w:r>
+    </w:p>
+    <w:p>
+      <w:pPr>
+        <w:jc w:val="both"/>
+        <w:rPr>
+          <w:b/>
+          <w:bCs/>
+          <w:color w:val="D86DCB" w:themeColor="accent5" w:themeTint="99"/>
+          <w:sz w:val="32"/>
+          <w:szCs w:val="32"/>
+        </w:rPr>
+      </w:pPr>
+      <w:r>
+        <w:rPr>
+          <w:b/>
+          <w:bCs/>
+          <w:color w:val="D86DCB" w:themeColor="accent5" w:themeTint="99"/>
+          <w:sz w:val="32"/>
+          <w:szCs w:val="32"/>
+        </w:rPr>
+        <w:t xml:space="preserve">        if </w:t>
+      </w:r>
+      <w:proofErr w:type="spellStart"/>
+      <w:proofErr w:type="gramStart"/>
+      <w:r>
+        <w:rPr>
+          <w:b/>
+          <w:bCs/>
+          <w:color w:val="D86DCB" w:themeColor="accent5" w:themeTint="99"/>
+          <w:sz w:val="32"/>
+          <w:szCs w:val="32"/>
+        </w:rPr>
+        <w:t>cls</w:t>
+      </w:r>
+      <w:proofErr w:type="spellEnd"/>
+      <w:r>
+        <w:rPr>
+          <w:b/>
+          <w:bCs/>
+          <w:color w:val="D86DCB" w:themeColor="accent5" w:themeTint="99"/>
+          <w:sz w:val="32"/>
+          <w:szCs w:val="32"/>
+        </w:rPr>
+        <w:t>._</w:t>
+      </w:r>
+      <w:proofErr w:type="gramEnd"/>
+      <w:r>
+        <w:rPr>
+          <w:b/>
+          <w:bCs/>
+          <w:color w:val="D86DCB" w:themeColor="accent5" w:themeTint="99"/>
+          <w:sz w:val="32"/>
+          <w:szCs w:val="32"/>
+        </w:rPr>
+        <w:t>instance is None:</w:t>
+      </w:r>
+    </w:p>
+    <w:p>
+      <w:pPr>
+        <w:jc w:val="both"/>
+        <w:rPr>
+          <w:b/>
+          <w:bCs/>
+          <w:color w:val="D86DCB" w:themeColor="accent5" w:themeTint="99"/>
+          <w:sz w:val="32"/>
+          <w:szCs w:val="32"/>
+        </w:rPr>
+      </w:pPr>
+      <w:r>
+        <w:rPr>
+          <w:b/>
+          <w:bCs/>
+          <w:color w:val="D86DCB" w:themeColor="accent5" w:themeTint="99"/>
+          <w:sz w:val="32"/>
+          <w:szCs w:val="32"/>
+        </w:rPr>
+        <w:t xml:space="preserve">            </w:t>
+      </w:r>
+      <w:proofErr w:type="spellStart"/>
+      <w:proofErr w:type="gramStart"/>
+      <w:r>
+        <w:rPr>
+          <w:b/>
+          <w:bCs/>
+          <w:color w:val="D86DCB" w:themeColor="accent5" w:themeTint="99"/>
+          <w:sz w:val="32"/>
+          <w:szCs w:val="32"/>
+        </w:rPr>
+        <w:t>cls</w:t>
+      </w:r>
+      <w:proofErr w:type="spellEnd"/>
+      <w:r>
+        <w:rPr>
+          <w:b/>
+          <w:bCs/>
+          <w:color w:val="D86DCB" w:themeColor="accent5" w:themeTint="99"/>
+          <w:sz w:val="32"/>
+          <w:szCs w:val="32"/>
+        </w:rPr>
+        <w:t>._</w:t>
+      </w:r>
+      <w:proofErr w:type="gramEnd"/>
+      <w:r>
+        <w:rPr>
+          <w:b/>
+          <w:bCs/>
+          <w:color w:val="D86DCB" w:themeColor="accent5" w:themeTint="99"/>
+          <w:sz w:val="32"/>
+          <w:szCs w:val="32"/>
+        </w:rPr>
+        <w:t>instance = super().__new__(</w:t>
+      </w:r>
+      <w:proofErr w:type="spellStart"/>
+      <w:r>
+        <w:rPr>
+          <w:b/>
+          <w:bCs/>
+          <w:color w:val="D86DCB" w:themeColor="accent5" w:themeTint="99"/>
+          <w:sz w:val="32"/>
+          <w:szCs w:val="32"/>
+        </w:rPr>
+        <w:t>cls</w:t>
+      </w:r>
+      <w:proofErr w:type="spellEnd"/>
+      <w:r>
+        <w:rPr>
+          <w:b/>
+          <w:bCs/>
+          <w:color w:val="D86DCB" w:themeColor="accent5" w:themeTint="99"/>
+          <w:sz w:val="32"/>
+          <w:szCs w:val="32"/>
+        </w:rPr>
+        <w:t>)</w:t>
+      </w:r>
+    </w:p>
+    <w:p>
+      <w:pPr>
+        <w:jc w:val="both"/>
+        <w:rPr>
+          <w:b/>
+          <w:bCs/>
+          <w:color w:val="D86DCB" w:themeColor="accent5" w:themeTint="99"/>
+          <w:sz w:val="32"/>
+          <w:szCs w:val="32"/>
+        </w:rPr>
+      </w:pPr>
+      <w:r>
+        <w:rPr>
+          <w:b/>
+          <w:bCs/>
+          <w:color w:val="D86DCB" w:themeColor="accent5" w:themeTint="99"/>
+          <w:sz w:val="32"/>
+          <w:szCs w:val="32"/>
+        </w:rPr>
+        <w:t xml:space="preserve">        return </w:t>
+      </w:r>
+      <w:proofErr w:type="spellStart"/>
+      <w:proofErr w:type="gramStart"/>
+      <w:r>
+        <w:rPr>
+          <w:b/>
+          <w:bCs/>
+          <w:color w:val="D86DCB" w:themeColor="accent5" w:themeTint="99"/>
+          <w:sz w:val="32"/>
+          <w:szCs w:val="32"/>
+        </w:rPr>
+        <w:t>cls</w:t>
+      </w:r>
+      <w:proofErr w:type="spellEnd"/>
+      <w:r>
+        <w:rPr>
+          <w:b/>
+          <w:bCs/>
+          <w:color w:val="D86DCB" w:themeColor="accent5" w:themeTint="99"/>
+          <w:sz w:val="32"/>
+          <w:szCs w:val="32"/>
+        </w:rPr>
+        <w:t>._</w:t>
+      </w:r>
+      <w:proofErr w:type="gramEnd"/>
+      <w:r>
+        <w:rPr>
+          <w:b/>
+          <w:bCs/>
+          <w:color w:val="D86DCB" w:themeColor="accent5" w:themeTint="99"/>
+          <w:sz w:val="32"/>
+          <w:szCs w:val="32"/>
+        </w:rPr>
+        <w:t>instance</w:t>
+      </w:r>
+    </w:p>
+    <w:p>
+      <w:pPr>
+        <w:jc w:val="both"/>
+        <w:rPr>
+          <w:b/>
+          <w:bCs/>
+          <w:color w:val="D86DCB" w:themeColor="accent5" w:themeTint="99"/>
+          <w:sz w:val="32"/>
+          <w:szCs w:val="32"/>
+        </w:rPr>
+      </w:pPr>
+    </w:p>
+    <w:p>
+      <w:pPr>
+        <w:jc w:val="both"/>
+        <w:rPr>
+          <w:b/>
+          <w:bCs/>
+          <w:color w:val="D86DCB" w:themeColor="accent5" w:themeTint="99"/>
+          <w:sz w:val="32"/>
+          <w:szCs w:val="32"/>
+        </w:rPr>
+      </w:pPr>
+      <w:r>
+        <w:rPr>
+          <w:b/>
+          <w:bCs/>
+          <w:color w:val="D86DCB" w:themeColor="accent5" w:themeTint="99"/>
+          <w:sz w:val="32"/>
+          <w:szCs w:val="32"/>
+        </w:rPr>
+        <w:t xml:space="preserve">db1 = </w:t>
+      </w:r>
+      <w:proofErr w:type="gramStart"/>
+      <w:r>
+        <w:rPr>
+          <w:b/>
+          <w:bCs/>
+          <w:color w:val="D86DCB" w:themeColor="accent5" w:themeTint="99"/>
+          <w:sz w:val="32"/>
+          <w:szCs w:val="32"/>
+        </w:rPr>
+        <w:t>Database(</w:t>
+      </w:r>
+      <w:proofErr w:type="gramEnd"/>
+      <w:r>
+        <w:rPr>
+          <w:b/>
+          <w:bCs/>
+          <w:color w:val="D86DCB" w:themeColor="accent5" w:themeTint="99"/>
+          <w:sz w:val="32"/>
+          <w:szCs w:val="32"/>
+        </w:rPr>
+        <w:t>)</w:t>
+      </w:r>
+    </w:p>
+    <w:p>
+      <w:pPr>
+        <w:jc w:val="both"/>
+        <w:rPr>
+          <w:b/>
+          <w:bCs/>
+          <w:color w:val="D86DCB" w:themeColor="accent5" w:themeTint="99"/>
+          <w:sz w:val="32"/>
+          <w:szCs w:val="32"/>
+        </w:rPr>
+      </w:pPr>
+      <w:r>
+        <w:rPr>
+          <w:b/>
+          <w:bCs/>
+          <w:color w:val="D86DCB" w:themeColor="accent5" w:themeTint="99"/>
+          <w:sz w:val="32"/>
+          <w:szCs w:val="32"/>
+        </w:rPr>
+        <w:t xml:space="preserve">db2 = </w:t>
+      </w:r>
+      <w:proofErr w:type="gramStart"/>
+      <w:r>
+        <w:rPr>
+          <w:b/>
+          <w:bCs/>
+          <w:color w:val="D86DCB" w:themeColor="accent5" w:themeTint="99"/>
+          <w:sz w:val="32"/>
+          <w:szCs w:val="32"/>
+        </w:rPr>
+        <w:t>Database(</w:t>
+      </w:r>
+      <w:proofErr w:type="gramEnd"/>
+      <w:r>
+        <w:rPr>
+          <w:b/>
+          <w:bCs/>
+          <w:color w:val="D86DCB" w:themeColor="accent5" w:themeTint="99"/>
+          <w:sz w:val="32"/>
+          <w:szCs w:val="32"/>
+        </w:rPr>
+        <w:t>)</w:t>
+      </w:r>
+    </w:p>
+    <w:p>
+      <w:pPr>
+        <w:jc w:val="both"/>
+        <w:rPr>
+          <w:b/>
+          <w:bCs/>
+          <w:color w:val="D86DCB" w:themeColor="accent5" w:themeTint="99"/>
+          <w:sz w:val="32"/>
+          <w:szCs w:val="32"/>
+        </w:rPr>
+      </w:pPr>
+      <w:proofErr w:type="gramStart"/>
+      <w:r>
+        <w:rPr>
+          <w:b/>
+          <w:bCs/>
+          <w:color w:val="D86DCB" w:themeColor="accent5" w:themeTint="99"/>
+          <w:sz w:val="32"/>
+          <w:szCs w:val="32"/>
+        </w:rPr>
+        <w:t>print(</w:t>
+      </w:r>
+      <w:proofErr w:type="gramEnd"/>
+      <w:r>
+        <w:rPr>
+          <w:b/>
+          <w:bCs/>
+          <w:color w:val="D86DCB" w:themeColor="accent5" w:themeTint="99"/>
+          <w:sz w:val="32"/>
+          <w:szCs w:val="32"/>
+        </w:rPr>
+        <w:t>db1 is db2)</w:t>
+      </w:r>
+      <w:r>
+        <w:rPr>
+          <w:b/>
+          <w:bCs/>
+          <w:color w:val="D86DCB" w:themeColor="accent5" w:themeTint="99"/>
+          <w:sz w:val="32"/>
+          <w:szCs w:val="32"/>
+        </w:rPr>
+        <w:t xml:space="preserve"> # True</w:t>
+      </w:r>
+    </w:p>
+    <w:p>
+      <w:pPr>
+        <w:jc w:val="both"/>
+        <w:rPr>
+          <w:sz w:val="32"/>
+          <w:szCs w:val="32"/>
+        </w:rPr>
+      </w:pPr>
+    </w:p>
+    <w:p>
+      <w:pPr>
+        <w:jc w:val="both"/>
+        <w:rPr>
+          <w:sz w:val="32"/>
+          <w:szCs w:val="32"/>
+        </w:rPr>
+      </w:pPr>
+      <w:r>
+        <w:rPr>
+          <w:sz w:val="32"/>
+          <w:szCs w:val="32"/>
+        </w:rPr>
+        <w:lastRenderedPageBreak/>
+        <w:t>Flutter Similarities:</w:t>
+      </w:r>
+    </w:p>
+    <w:p>
+      <w:pPr>
+        <w:jc w:val="both"/>
+        <w:rPr>
+          <w:sz w:val="32"/>
+          <w:szCs w:val="32"/>
+        </w:rPr>
+      </w:pPr>
+      <w:r>
+        <w:rPr>
+          <w:sz w:val="32"/>
+          <w:szCs w:val="32"/>
+        </w:rPr>
+        <w:t xml:space="preserve"># </w:t>
+      </w:r>
+      <w:proofErr w:type="spellStart"/>
+      <w:r>
+        <w:rPr>
+          <w:b/>
+          <w:bCs/>
+          <w:sz w:val="32"/>
+          <w:szCs w:val="32"/>
+        </w:rPr>
+        <w:t>FirebaseAuth.instance</w:t>
+      </w:r>
+      <w:proofErr w:type="spellEnd"/>
+      <w:r>
+        <w:rPr>
+          <w:sz w:val="32"/>
+          <w:szCs w:val="32"/>
+        </w:rPr>
+        <w:t xml:space="preserve"> or </w:t>
+      </w:r>
+      <w:proofErr w:type="spellStart"/>
+      <w:r>
+        <w:rPr>
+          <w:b/>
+          <w:bCs/>
+          <w:sz w:val="32"/>
+          <w:szCs w:val="32"/>
+        </w:rPr>
+        <w:t>FirebaseFirestore.instance</w:t>
+      </w:r>
+      <w:proofErr w:type="spellEnd"/>
+      <w:r>
+        <w:rPr>
+          <w:b/>
+          <w:bCs/>
+          <w:sz w:val="32"/>
+          <w:szCs w:val="32"/>
+        </w:rPr>
+        <w:t xml:space="preserve"> </w:t>
+      </w:r>
+      <w:r>
+        <w:rPr>
+          <w:sz w:val="32"/>
+          <w:szCs w:val="32"/>
+        </w:rPr>
+        <w:t>does the same thing. There isn’t a new</w:t>
+      </w:r>
+      <w:r>
+        <w:rPr>
+          <w:b/>
+          <w:bCs/>
+          <w:sz w:val="32"/>
+          <w:szCs w:val="32"/>
+        </w:rPr>
+        <w:t xml:space="preserve"> Firebase</w:t>
+      </w:r>
+      <w:r>
+        <w:rPr>
+          <w:sz w:val="32"/>
+          <w:szCs w:val="32"/>
+        </w:rPr>
+        <w:t xml:space="preserve"> object every time. There is one shared instance (Singleton Pattern)</w:t>
+      </w:r>
+    </w:p>
+    <w:p>
+      <w:pPr>
+        <w:jc w:val="both"/>
+        <w:rPr>
+          <w:sz w:val="32"/>
+          <w:szCs w:val="32"/>
+        </w:rPr>
+      </w:pPr>
+      <w:r>
+        <w:rPr>
+          <w:sz w:val="32"/>
+          <w:szCs w:val="32"/>
+        </w:rPr>
+        <w:t># Other examples in</w:t>
+      </w:r>
+      <w:r>
+        <w:rPr>
+          <w:b/>
+          <w:bCs/>
+          <w:sz w:val="32"/>
+          <w:szCs w:val="32"/>
+        </w:rPr>
+        <w:t xml:space="preserve"> Flutter</w:t>
+      </w:r>
+      <w:r>
+        <w:rPr>
+          <w:sz w:val="32"/>
+          <w:szCs w:val="32"/>
+        </w:rPr>
+        <w:t xml:space="preserve"> include:</w:t>
+      </w:r>
+    </w:p>
+    <w:p>
+      <w:pPr>
+        <w:pStyle w:val="ListParagraph"/>
+        <w:numPr>
+          <w:ilvl w:val="0"/>
+          <w:numId w:val="12"/>
+        </w:numPr>
+        <w:jc w:val="both"/>
+        <w:rPr>
+          <w:sz w:val="32"/>
+          <w:szCs w:val="32"/>
+        </w:rPr>
+      </w:pPr>
+      <w:proofErr w:type="spellStart"/>
+      <w:r>
+        <w:rPr>
+          <w:b/>
+          <w:bCs/>
+          <w:sz w:val="32"/>
+          <w:szCs w:val="32"/>
+        </w:rPr>
+        <w:t>SharedPreferences</w:t>
+      </w:r>
+      <w:proofErr w:type="spellEnd"/>
+      <w:r>
+        <w:rPr>
+          <w:sz w:val="32"/>
+          <w:szCs w:val="32"/>
+        </w:rPr>
+        <w:t xml:space="preserve"> (once initialized)</w:t>
+      </w:r>
+    </w:p>
+    <w:p>
+      <w:pPr>
+        <w:pStyle w:val="ListParagraph"/>
+        <w:numPr>
+          <w:ilvl w:val="0"/>
+          <w:numId w:val="12"/>
+        </w:numPr>
+        <w:jc w:val="both"/>
+        <w:rPr>
+          <w:sz w:val="32"/>
+          <w:szCs w:val="32"/>
+        </w:rPr>
+      </w:pPr>
+      <w:r>
+        <w:rPr>
+          <w:sz w:val="32"/>
+          <w:szCs w:val="32"/>
+        </w:rPr>
+        <w:t xml:space="preserve">Service locators like </w:t>
+      </w:r>
+      <w:proofErr w:type="spellStart"/>
+      <w:r>
+        <w:rPr>
+          <w:b/>
+          <w:bCs/>
+          <w:sz w:val="32"/>
+          <w:szCs w:val="32"/>
+        </w:rPr>
+        <w:t>GetIt</w:t>
+      </w:r>
+      <w:proofErr w:type="spellEnd"/>
+    </w:p>
+    <w:p>
+      <w:pPr>
+        <w:pStyle w:val="ListParagraph"/>
+        <w:numPr>
+          <w:ilvl w:val="0"/>
+          <w:numId w:val="12"/>
+        </w:numPr>
+        <w:jc w:val="both"/>
+        <w:rPr>
+          <w:sz w:val="32"/>
+          <w:szCs w:val="32"/>
+        </w:rPr>
+      </w:pPr>
+      <w:r>
+        <w:rPr>
+          <w:sz w:val="32"/>
+          <w:szCs w:val="32"/>
+        </w:rPr>
+        <w:t>Global configuration or API clients</w:t>
+      </w:r>
+    </w:p>
+    <w:p>
+      <w:pPr>
+        <w:jc w:val="both"/>
+        <w:rPr>
+          <w:sz w:val="32"/>
+          <w:szCs w:val="32"/>
+        </w:rPr>
+      </w:pPr>
+    </w:p>
+    <w:p>
+      <w:pPr>
+        <w:jc w:val="center"/>
+        <w:rPr>
+          <w:sz w:val="32"/>
+          <w:szCs w:val="32"/>
+        </w:rPr>
+      </w:pPr>
+      <w:r>
+        <w:rPr>
+          <w:sz w:val="32"/>
+          <w:szCs w:val="32"/>
+        </w:rPr>
+        <w:t>Break</w:t>
+      </w:r>
+    </w:p>
+    <w:p>
+      <w:pPr>
+        <w:jc w:val="both"/>
+        <w:rPr>
+          <w:sz w:val="32"/>
+          <w:szCs w:val="32"/>
+        </w:rPr>
+      </w:pPr>
+    </w:p>
+    <w:p>
+      <w:pPr>
+        <w:jc w:val="both"/>
+        <w:rPr>
+          <w:sz w:val="32"/>
+          <w:szCs w:val="32"/>
+        </w:rPr>
+      </w:pPr>
     </w:p>
     <w:p>
       <w:pPr>
@@ -7481,6 +12425,119 @@
 <file path=word/numbering.xml><?xml version="1.0" encoding="utf-8"?>
 <w:numbering xmlns:wpc="http://schemas.microsoft.com/office/word/2010/wordprocessingCanvas" xmlns:cx="http://schemas.microsoft.com/office/drawing/2014/chartex" xmlns:cx1="http://schemas.microsoft.com/office/drawing/2015/9/8/chartex" xmlns:cx2="http://schemas.microsoft.com/office/drawing/2015/10/21/chartex" xmlns:cx3="http://schemas.microsoft.com/office/drawing/2016/5/9/chartex" xmlns:cx4="http://schemas.microsoft.com/office/drawing/2016/5/10/chartex" xmlns:cx5="http://schemas.microsoft.com/office/drawing/2016/5/11/chartex" xmlns:cx6="http://schemas.microsoft.com/office/drawing/2016/5/12/chartex" xmlns:cx7="http://schemas.microsoft.com/office/drawing/2016/5/13/chartex" xmlns:cx8="http://schemas.microsoft.com/office/drawing/2016/5/14/chartex" xmlns:mc="http://schemas.openxmlformats.org/markup-compatibility/2006" xmlns:aink="http://schemas.microsoft.com/office/drawing/2016/ink" xmlns:am3d="http://schemas.microsoft.com/office/drawing/2017/model3d" xmlns:o="urn:schemas-microsoft-com:office:office" xmlns:oel="http://schemas.microsoft.com/office/2019/extlst" xmlns:r="http://schemas.openxmlformats.org/officeDocument/2006/relationships" xmlns:m="http://schemas.openxmlformats.org/officeDocument/2006/math" xmlns:v="urn:schemas-microsoft-com:vml" xmlns:wp14="http://schemas.microsoft.com/office/word/2010/wordprocessingDrawing" xmlns:wp="http://schemas.openxmlformats.org/drawingml/2006/wordprocessingDrawing" xmlns:w10="urn:schemas-microsoft-com:office:word" xmlns:w="http://schemas.openxmlformats.org/wordprocessingml/2006/main" xmlns:w14="http://schemas.microsoft.com/office/word/2010/wordml" xmlns:w15="http://schemas.microsoft.com/office/word/2012/wordml" xmlns:w16cex="http://schemas.microsoft.com/office/word/2018/wordml/cex" xmlns:w16cid="http://schemas.microsoft.com/office/word/2016/wordml/cid" xmlns:w16="http://schemas.microsoft.com/office/word/2018/wordml" xmlns:w16sdtdh="http://schemas.microsoft.com/office/word/2020/wordml/sdtdatahash" xmlns:w16se="http://schemas.microsoft.com/office/word/2015/wordml/symex" xmlns:wpg="http://schemas.microsoft.com/office/word/2010/wordprocessingGroup" xmlns:wpi="http://schemas.microsoft.com/office/word/2010/wordprocessingInk" xmlns:wne="http://schemas.microsoft.com/office/word/2006/wordml" xmlns:wps="http://schemas.microsoft.com/office/word/2010/wordprocessingShape" mc:Ignorable="w14 w15 w16se w16cid w16 w16cex w16sdtdh wp14">
   <w:abstractNum w:abstractNumId="0" w15:restartNumberingAfterBreak="0">
+    <w:nsid w:val="0A214F5C"/>
+    <w:multiLevelType w:val="hybridMultilevel"/>
+    <w:tmpl w:val="667C1104"/>
+    <w:lvl w:ilvl="0" w:tplc="04090001">
+      <w:start w:val="1"/>
+      <w:numFmt w:val="bullet"/>
+      <w:lvlText w:val=""/>
+      <w:lvlJc w:val="left"/>
+      <w:pPr>
+        <w:ind w:left="360" w:hanging="360"/>
+      </w:pPr>
+      <w:rPr>
+        <w:rFonts w:ascii="Symbol" w:hAnsi="Symbol" w:hint="default"/>
+      </w:rPr>
+    </w:lvl>
+    <w:lvl w:ilvl="1" w:tplc="04090003" w:tentative="1">
+      <w:start w:val="1"/>
+      <w:numFmt w:val="bullet"/>
+      <w:lvlText w:val="o"/>
+      <w:lvlJc w:val="left"/>
+      <w:pPr>
+        <w:ind w:left="1080" w:hanging="360"/>
+      </w:pPr>
+      <w:rPr>
+        <w:rFonts w:ascii="Courier New" w:hAnsi="Courier New" w:cs="Courier New" w:hint="default"/>
+      </w:rPr>
+    </w:lvl>
+    <w:lvl w:ilvl="2" w:tplc="04090005" w:tentative="1">
+      <w:start w:val="1"/>
+      <w:numFmt w:val="bullet"/>
+      <w:lvlText w:val=""/>
+      <w:lvlJc w:val="left"/>
+      <w:pPr>
+        <w:ind w:left="1800" w:hanging="360"/>
+      </w:pPr>
+      <w:rPr>
+        <w:rFonts w:ascii="Wingdings" w:hAnsi="Wingdings" w:hint="default"/>
+      </w:rPr>
+    </w:lvl>
+    <w:lvl w:ilvl="3" w:tplc="04090001" w:tentative="1">
+      <w:start w:val="1"/>
+      <w:numFmt w:val="bullet"/>
+      <w:lvlText w:val=""/>
+      <w:lvlJc w:val="left"/>
+      <w:pPr>
+        <w:ind w:left="2520" w:hanging="360"/>
+      </w:pPr>
+      <w:rPr>
+        <w:rFonts w:ascii="Symbol" w:hAnsi="Symbol" w:hint="default"/>
+      </w:rPr>
+    </w:lvl>
+    <w:lvl w:ilvl="4" w:tplc="04090003" w:tentative="1">
+      <w:start w:val="1"/>
+      <w:numFmt w:val="bullet"/>
+      <w:lvlText w:val="o"/>
+      <w:lvlJc w:val="left"/>
+      <w:pPr>
+        <w:ind w:left="3240" w:hanging="360"/>
+      </w:pPr>
+      <w:rPr>
+        <w:rFonts w:ascii="Courier New" w:hAnsi="Courier New" w:cs="Courier New" w:hint="default"/>
+      </w:rPr>
+    </w:lvl>
+    <w:lvl w:ilvl="5" w:tplc="04090005" w:tentative="1">
+      <w:start w:val="1"/>
+      <w:numFmt w:val="bullet"/>
+      <w:lvlText w:val=""/>
+      <w:lvlJc w:val="left"/>
+      <w:pPr>
+        <w:ind w:left="3960" w:hanging="360"/>
+      </w:pPr>
+      <w:rPr>
+        <w:rFonts w:ascii="Wingdings" w:hAnsi="Wingdings" w:hint="default"/>
+      </w:rPr>
+    </w:lvl>
+    <w:lvl w:ilvl="6" w:tplc="04090001" w:tentative="1">
+      <w:start w:val="1"/>
+      <w:numFmt w:val="bullet"/>
+      <w:lvlText w:val=""/>
+      <w:lvlJc w:val="left"/>
+      <w:pPr>
+        <w:ind w:left="4680" w:hanging="360"/>
+      </w:pPr>
+      <w:rPr>
+        <w:rFonts w:ascii="Symbol" w:hAnsi="Symbol" w:hint="default"/>
+      </w:rPr>
+    </w:lvl>
+    <w:lvl w:ilvl="7" w:tplc="04090003" w:tentative="1">
+      <w:start w:val="1"/>
+      <w:numFmt w:val="bullet"/>
+      <w:lvlText w:val="o"/>
+      <w:lvlJc w:val="left"/>
+      <w:pPr>
+        <w:ind w:left="5400" w:hanging="360"/>
+      </w:pPr>
+      <w:rPr>
+        <w:rFonts w:ascii="Courier New" w:hAnsi="Courier New" w:cs="Courier New" w:hint="default"/>
+      </w:rPr>
+    </w:lvl>
+    <w:lvl w:ilvl="8" w:tplc="04090005" w:tentative="1">
+      <w:start w:val="1"/>
+      <w:numFmt w:val="bullet"/>
+      <w:lvlText w:val=""/>
+      <w:lvlJc w:val="left"/>
+      <w:pPr>
+        <w:ind w:left="6120" w:hanging="360"/>
+      </w:pPr>
+      <w:rPr>
+        <w:rFonts w:ascii="Wingdings" w:hAnsi="Wingdings" w:hint="default"/>
+      </w:rPr>
+    </w:lvl>
+  </w:abstractNum>
+  <w:abstractNum w:abstractNumId="1" w15:restartNumberingAfterBreak="0">
     <w:nsid w:val="0F9030A9"/>
     <w:multiLevelType w:val="hybridMultilevel"/>
     <w:tmpl w:val="49F6E6BA"/>
@@ -7571,7 +12628,7 @@
       </w:pPr>
     </w:lvl>
   </w:abstractNum>
-  <w:abstractNum w:abstractNumId="1" w15:restartNumberingAfterBreak="0">
+  <w:abstractNum w:abstractNumId="2" w15:restartNumberingAfterBreak="0">
     <w:nsid w:val="11495BB1"/>
     <w:multiLevelType w:val="hybridMultilevel"/>
     <w:tmpl w:val="98186254"/>
@@ -7662,7 +12719,7 @@
       </w:pPr>
     </w:lvl>
   </w:abstractNum>
-  <w:abstractNum w:abstractNumId="2" w15:restartNumberingAfterBreak="0">
+  <w:abstractNum w:abstractNumId="3" w15:restartNumberingAfterBreak="0">
     <w:nsid w:val="12446512"/>
     <w:multiLevelType w:val="hybridMultilevel"/>
     <w:tmpl w:val="5DC02990"/>
@@ -7775,7 +12832,7 @@
       </w:rPr>
     </w:lvl>
   </w:abstractNum>
-  <w:abstractNum w:abstractNumId="3" w15:restartNumberingAfterBreak="0">
+  <w:abstractNum w:abstractNumId="4" w15:restartNumberingAfterBreak="0">
     <w:nsid w:val="13F5615E"/>
     <w:multiLevelType w:val="hybridMultilevel"/>
     <w:tmpl w:val="208AAE94"/>
@@ -7866,7 +12923,7 @@
       </w:pPr>
     </w:lvl>
   </w:abstractNum>
-  <w:abstractNum w:abstractNumId="4" w15:restartNumberingAfterBreak="0">
+  <w:abstractNum w:abstractNumId="5" w15:restartNumberingAfterBreak="0">
     <w:nsid w:val="14303CA6"/>
     <w:multiLevelType w:val="hybridMultilevel"/>
     <w:tmpl w:val="BE54225E"/>
@@ -7979,7 +13036,7 @@
       </w:rPr>
     </w:lvl>
   </w:abstractNum>
-  <w:abstractNum w:abstractNumId="5" w15:restartNumberingAfterBreak="0">
+  <w:abstractNum w:abstractNumId="6" w15:restartNumberingAfterBreak="0">
     <w:nsid w:val="17BC3076"/>
     <w:multiLevelType w:val="hybridMultilevel"/>
     <w:tmpl w:val="BBFEA608"/>
@@ -8092,7 +13149,120 @@
       </w:rPr>
     </w:lvl>
   </w:abstractNum>
-  <w:abstractNum w:abstractNumId="6" w15:restartNumberingAfterBreak="0">
+  <w:abstractNum w:abstractNumId="7" w15:restartNumberingAfterBreak="0">
+    <w:nsid w:val="25061A51"/>
+    <w:multiLevelType w:val="hybridMultilevel"/>
+    <w:tmpl w:val="A222909A"/>
+    <w:lvl w:ilvl="0" w:tplc="04090001">
+      <w:start w:val="1"/>
+      <w:numFmt w:val="bullet"/>
+      <w:lvlText w:val=""/>
+      <w:lvlJc w:val="left"/>
+      <w:pPr>
+        <w:ind w:left="360" w:hanging="360"/>
+      </w:pPr>
+      <w:rPr>
+        <w:rFonts w:ascii="Symbol" w:hAnsi="Symbol" w:hint="default"/>
+      </w:rPr>
+    </w:lvl>
+    <w:lvl w:ilvl="1" w:tplc="04090003" w:tentative="1">
+      <w:start w:val="1"/>
+      <w:numFmt w:val="bullet"/>
+      <w:lvlText w:val="o"/>
+      <w:lvlJc w:val="left"/>
+      <w:pPr>
+        <w:ind w:left="1080" w:hanging="360"/>
+      </w:pPr>
+      <w:rPr>
+        <w:rFonts w:ascii="Courier New" w:hAnsi="Courier New" w:cs="Courier New" w:hint="default"/>
+      </w:rPr>
+    </w:lvl>
+    <w:lvl w:ilvl="2" w:tplc="04090005" w:tentative="1">
+      <w:start w:val="1"/>
+      <w:numFmt w:val="bullet"/>
+      <w:lvlText w:val=""/>
+      <w:lvlJc w:val="left"/>
+      <w:pPr>
+        <w:ind w:left="1800" w:hanging="360"/>
+      </w:pPr>
+      <w:rPr>
+        <w:rFonts w:ascii="Wingdings" w:hAnsi="Wingdings" w:hint="default"/>
+      </w:rPr>
+    </w:lvl>
+    <w:lvl w:ilvl="3" w:tplc="04090001" w:tentative="1">
+      <w:start w:val="1"/>
+      <w:numFmt w:val="bullet"/>
+      <w:lvlText w:val=""/>
+      <w:lvlJc w:val="left"/>
+      <w:pPr>
+        <w:ind w:left="2520" w:hanging="360"/>
+      </w:pPr>
+      <w:rPr>
+        <w:rFonts w:ascii="Symbol" w:hAnsi="Symbol" w:hint="default"/>
+      </w:rPr>
+    </w:lvl>
+    <w:lvl w:ilvl="4" w:tplc="04090003" w:tentative="1">
+      <w:start w:val="1"/>
+      <w:numFmt w:val="bullet"/>
+      <w:lvlText w:val="o"/>
+      <w:lvlJc w:val="left"/>
+      <w:pPr>
+        <w:ind w:left="3240" w:hanging="360"/>
+      </w:pPr>
+      <w:rPr>
+        <w:rFonts w:ascii="Courier New" w:hAnsi="Courier New" w:cs="Courier New" w:hint="default"/>
+      </w:rPr>
+    </w:lvl>
+    <w:lvl w:ilvl="5" w:tplc="04090005" w:tentative="1">
+      <w:start w:val="1"/>
+      <w:numFmt w:val="bullet"/>
+      <w:lvlText w:val=""/>
+      <w:lvlJc w:val="left"/>
+      <w:pPr>
+        <w:ind w:left="3960" w:hanging="360"/>
+      </w:pPr>
+      <w:rPr>
+        <w:rFonts w:ascii="Wingdings" w:hAnsi="Wingdings" w:hint="default"/>
+      </w:rPr>
+    </w:lvl>
+    <w:lvl w:ilvl="6" w:tplc="04090001" w:tentative="1">
+      <w:start w:val="1"/>
+      <w:numFmt w:val="bullet"/>
+      <w:lvlText w:val=""/>
+      <w:lvlJc w:val="left"/>
+      <w:pPr>
+        <w:ind w:left="4680" w:hanging="360"/>
+      </w:pPr>
+      <w:rPr>
+        <w:rFonts w:ascii="Symbol" w:hAnsi="Symbol" w:hint="default"/>
+      </w:rPr>
+    </w:lvl>
+    <w:lvl w:ilvl="7" w:tplc="04090003" w:tentative="1">
+      <w:start w:val="1"/>
+      <w:numFmt w:val="bullet"/>
+      <w:lvlText w:val="o"/>
+      <w:lvlJc w:val="left"/>
+      <w:pPr>
+        <w:ind w:left="5400" w:hanging="360"/>
+      </w:pPr>
+      <w:rPr>
+        <w:rFonts w:ascii="Courier New" w:hAnsi="Courier New" w:cs="Courier New" w:hint="default"/>
+      </w:rPr>
+    </w:lvl>
+    <w:lvl w:ilvl="8" w:tplc="04090005" w:tentative="1">
+      <w:start w:val="1"/>
+      <w:numFmt w:val="bullet"/>
+      <w:lvlText w:val=""/>
+      <w:lvlJc w:val="left"/>
+      <w:pPr>
+        <w:ind w:left="6120" w:hanging="360"/>
+      </w:pPr>
+      <w:rPr>
+        <w:rFonts w:ascii="Wingdings" w:hAnsi="Wingdings" w:hint="default"/>
+      </w:rPr>
+    </w:lvl>
+  </w:abstractNum>
+  <w:abstractNum w:abstractNumId="8" w15:restartNumberingAfterBreak="0">
     <w:nsid w:val="28D521EA"/>
     <w:multiLevelType w:val="hybridMultilevel"/>
     <w:tmpl w:val="94DA1350"/>
@@ -8181,10 +13351,10 @@
       </w:pPr>
     </w:lvl>
   </w:abstractNum>
-  <w:abstractNum w:abstractNumId="7" w15:restartNumberingAfterBreak="0">
-    <w:nsid w:val="7AC76A5A"/>
+  <w:abstractNum w:abstractNumId="9" w15:restartNumberingAfterBreak="0">
+    <w:nsid w:val="32E525FA"/>
     <w:multiLevelType w:val="hybridMultilevel"/>
-    <w:tmpl w:val="BA60A748"/>
+    <w:tmpl w:val="66880F18"/>
     <w:lvl w:ilvl="0" w:tplc="04090001">
       <w:start w:val="1"/>
       <w:numFmt w:val="bullet"/>
@@ -8294,10 +13464,10 @@
       </w:rPr>
     </w:lvl>
   </w:abstractNum>
-  <w:abstractNum w:abstractNumId="8" w15:restartNumberingAfterBreak="0">
-    <w:nsid w:val="7BA83393"/>
+  <w:abstractNum w:abstractNumId="10" w15:restartNumberingAfterBreak="0">
+    <w:nsid w:val="7AC76A5A"/>
     <w:multiLevelType w:val="hybridMultilevel"/>
-    <w:tmpl w:val="B574B9C0"/>
+    <w:tmpl w:val="BA60A748"/>
     <w:lvl w:ilvl="0" w:tplc="04090001">
       <w:start w:val="1"/>
       <w:numFmt w:val="bullet"/>
@@ -8407,32 +13577,154 @@
       </w:rPr>
     </w:lvl>
   </w:abstractNum>
+  <w:abstractNum w:abstractNumId="11" w15:restartNumberingAfterBreak="0">
+    <w:nsid w:val="7BA83393"/>
+    <w:multiLevelType w:val="hybridMultilevel"/>
+    <w:tmpl w:val="B574B9C0"/>
+    <w:lvl w:ilvl="0" w:tplc="04090001">
+      <w:start w:val="1"/>
+      <w:numFmt w:val="bullet"/>
+      <w:lvlText w:val=""/>
+      <w:lvlJc w:val="left"/>
+      <w:pPr>
+        <w:ind w:left="360" w:hanging="360"/>
+      </w:pPr>
+      <w:rPr>
+        <w:rFonts w:ascii="Symbol" w:hAnsi="Symbol" w:hint="default"/>
+      </w:rPr>
+    </w:lvl>
+    <w:lvl w:ilvl="1" w:tplc="04090003" w:tentative="1">
+      <w:start w:val="1"/>
+      <w:numFmt w:val="bullet"/>
+      <w:lvlText w:val="o"/>
+      <w:lvlJc w:val="left"/>
+      <w:pPr>
+        <w:ind w:left="1080" w:hanging="360"/>
+      </w:pPr>
+      <w:rPr>
+        <w:rFonts w:ascii="Courier New" w:hAnsi="Courier New" w:cs="Courier New" w:hint="default"/>
+      </w:rPr>
+    </w:lvl>
+    <w:lvl w:ilvl="2" w:tplc="04090005" w:tentative="1">
+      <w:start w:val="1"/>
+      <w:numFmt w:val="bullet"/>
+      <w:lvlText w:val=""/>
+      <w:lvlJc w:val="left"/>
+      <w:pPr>
+        <w:ind w:left="1800" w:hanging="360"/>
+      </w:pPr>
+      <w:rPr>
+        <w:rFonts w:ascii="Wingdings" w:hAnsi="Wingdings" w:hint="default"/>
+      </w:rPr>
+    </w:lvl>
+    <w:lvl w:ilvl="3" w:tplc="04090001" w:tentative="1">
+      <w:start w:val="1"/>
+      <w:numFmt w:val="bullet"/>
+      <w:lvlText w:val=""/>
+      <w:lvlJc w:val="left"/>
+      <w:pPr>
+        <w:ind w:left="2520" w:hanging="360"/>
+      </w:pPr>
+      <w:rPr>
+        <w:rFonts w:ascii="Symbol" w:hAnsi="Symbol" w:hint="default"/>
+      </w:rPr>
+    </w:lvl>
+    <w:lvl w:ilvl="4" w:tplc="04090003" w:tentative="1">
+      <w:start w:val="1"/>
+      <w:numFmt w:val="bullet"/>
+      <w:lvlText w:val="o"/>
+      <w:lvlJc w:val="left"/>
+      <w:pPr>
+        <w:ind w:left="3240" w:hanging="360"/>
+      </w:pPr>
+      <w:rPr>
+        <w:rFonts w:ascii="Courier New" w:hAnsi="Courier New" w:cs="Courier New" w:hint="default"/>
+      </w:rPr>
+    </w:lvl>
+    <w:lvl w:ilvl="5" w:tplc="04090005" w:tentative="1">
+      <w:start w:val="1"/>
+      <w:numFmt w:val="bullet"/>
+      <w:lvlText w:val=""/>
+      <w:lvlJc w:val="left"/>
+      <w:pPr>
+        <w:ind w:left="3960" w:hanging="360"/>
+      </w:pPr>
+      <w:rPr>
+        <w:rFonts w:ascii="Wingdings" w:hAnsi="Wingdings" w:hint="default"/>
+      </w:rPr>
+    </w:lvl>
+    <w:lvl w:ilvl="6" w:tplc="04090001" w:tentative="1">
+      <w:start w:val="1"/>
+      <w:numFmt w:val="bullet"/>
+      <w:lvlText w:val=""/>
+      <w:lvlJc w:val="left"/>
+      <w:pPr>
+        <w:ind w:left="4680" w:hanging="360"/>
+      </w:pPr>
+      <w:rPr>
+        <w:rFonts w:ascii="Symbol" w:hAnsi="Symbol" w:hint="default"/>
+      </w:rPr>
+    </w:lvl>
+    <w:lvl w:ilvl="7" w:tplc="04090003" w:tentative="1">
+      <w:start w:val="1"/>
+      <w:numFmt w:val="bullet"/>
+      <w:lvlText w:val="o"/>
+      <w:lvlJc w:val="left"/>
+      <w:pPr>
+        <w:ind w:left="5400" w:hanging="360"/>
+      </w:pPr>
+      <w:rPr>
+        <w:rFonts w:ascii="Courier New" w:hAnsi="Courier New" w:cs="Courier New" w:hint="default"/>
+      </w:rPr>
+    </w:lvl>
+    <w:lvl w:ilvl="8" w:tplc="04090005" w:tentative="1">
+      <w:start w:val="1"/>
+      <w:numFmt w:val="bullet"/>
+      <w:lvlText w:val=""/>
+      <w:lvlJc w:val="left"/>
+      <w:pPr>
+        <w:ind w:left="6120" w:hanging="360"/>
+      </w:pPr>
+      <w:rPr>
+        <w:rFonts w:ascii="Wingdings" w:hAnsi="Wingdings" w:hint="default"/>
+      </w:rPr>
+    </w:lvl>
+  </w:abstractNum>
   <w:num w:numId="1" w16cid:durableId="519512584">
+    <w:abstractNumId w:val="8"/>
+  </w:num>
+  <w:num w:numId="2" w16cid:durableId="396366051">
+    <w:abstractNumId w:val="10"/>
+  </w:num>
+  <w:num w:numId="3" w16cid:durableId="36322228">
+    <w:abstractNumId w:val="1"/>
+  </w:num>
+  <w:num w:numId="4" w16cid:durableId="1987315324">
+    <w:abstractNumId w:val="11"/>
+  </w:num>
+  <w:num w:numId="5" w16cid:durableId="1233350523">
+    <w:abstractNumId w:val="3"/>
+  </w:num>
+  <w:num w:numId="6" w16cid:durableId="1881747996">
+    <w:abstractNumId w:val="5"/>
+  </w:num>
+  <w:num w:numId="7" w16cid:durableId="333846032">
     <w:abstractNumId w:val="6"/>
   </w:num>
-  <w:num w:numId="2" w16cid:durableId="396366051">
+  <w:num w:numId="8" w16cid:durableId="1506750727">
+    <w:abstractNumId w:val="2"/>
+  </w:num>
+  <w:num w:numId="9" w16cid:durableId="790705829">
+    <w:abstractNumId w:val="4"/>
+  </w:num>
+  <w:num w:numId="10" w16cid:durableId="921451841">
     <w:abstractNumId w:val="7"/>
   </w:num>
-  <w:num w:numId="3" w16cid:durableId="36322228">
+  <w:num w:numId="11" w16cid:durableId="1848012878">
+    <w:abstractNumId w:val="9"/>
+  </w:num>
+  <w:num w:numId="12" w16cid:durableId="1623536556">
     <w:abstractNumId w:val="0"/>
-  </w:num>
-  <w:num w:numId="4" w16cid:durableId="1987315324">
-    <w:abstractNumId w:val="8"/>
-  </w:num>
-  <w:num w:numId="5" w16cid:durableId="1233350523">
-    <w:abstractNumId w:val="2"/>
-  </w:num>
-  <w:num w:numId="6" w16cid:durableId="1881747996">
-    <w:abstractNumId w:val="4"/>
-  </w:num>
-  <w:num w:numId="7" w16cid:durableId="333846032">
-    <w:abstractNumId w:val="5"/>
-  </w:num>
-  <w:num w:numId="8" w16cid:durableId="1506750727">
-    <w:abstractNumId w:val="1"/>
-  </w:num>
-  <w:num w:numId="9" w16cid:durableId="790705829">
-    <w:abstractNumId w:val="3"/>
   </w:num>
 </w:numbering>
 </file>

--- a/python/p5_part_two_of_oop_of_python.docx
+++ b/python/p5_part_two_of_oop_of_python.docx
@@ -10841,17 +10841,19 @@
           <w:sz w:val="28"/>
           <w:szCs w:val="28"/>
         </w:rPr>
-        <w:t xml:space="preserve"> </w:t>
-      </w:r>
-      <w:r>
+        <w:t xml:space="preserve">     ^</w:t>
+      </w:r>
+    </w:p>
+    <w:p>
+      <w:pPr>
+        <w:jc w:val="both"/>
         <w:rPr>
           <w:b/>
           <w:bCs/>
           <w:sz w:val="28"/>
           <w:szCs w:val="28"/>
         </w:rPr>
-        <w:t xml:space="preserve">    </w:t>
-      </w:r>
+      </w:pPr>
       <w:r>
         <w:rPr>
           <w:b/>
@@ -10859,19 +10861,17 @@
           <w:sz w:val="28"/>
           <w:szCs w:val="28"/>
         </w:rPr>
-        <w:t>^</w:t>
-      </w:r>
-    </w:p>
-    <w:p>
-      <w:pPr>
-        <w:jc w:val="both"/>
+        <w:t xml:space="preserve">     |  </w:t>
+      </w:r>
+      <w:r>
         <w:rPr>
           <w:b/>
           <w:bCs/>
           <w:sz w:val="28"/>
           <w:szCs w:val="28"/>
         </w:rPr>
-      </w:pPr>
+        <w:t xml:space="preserve"> </w:t>
+      </w:r>
       <w:r>
         <w:rPr>
           <w:b/>
@@ -10879,17 +10879,19 @@
           <w:sz w:val="28"/>
           <w:szCs w:val="28"/>
         </w:rPr>
-        <w:t xml:space="preserve">     | </w:t>
-      </w:r>
-      <w:r>
+        <w:t>\</w:t>
+      </w:r>
+    </w:p>
+    <w:p>
+      <w:pPr>
+        <w:jc w:val="both"/>
         <w:rPr>
           <w:b/>
           <w:bCs/>
           <w:sz w:val="28"/>
           <w:szCs w:val="28"/>
         </w:rPr>
-        <w:t xml:space="preserve"> </w:t>
-      </w:r>
+      </w:pPr>
       <w:r>
         <w:rPr>
           <w:b/>
@@ -10897,7 +10899,7 @@
           <w:sz w:val="28"/>
           <w:szCs w:val="28"/>
         </w:rPr>
-        <w:t xml:space="preserve"> </w:t>
+        <w:t xml:space="preserve">     |      </w:t>
       </w:r>
       <w:r>
         <w:rPr>
@@ -10906,28 +10908,28 @@
           <w:sz w:val="28"/>
           <w:szCs w:val="28"/>
         </w:rPr>
-        <w:t>\</w:t>
-      </w:r>
-    </w:p>
-    <w:p>
-      <w:pPr>
-        <w:jc w:val="both"/>
+        <w:t xml:space="preserve"> </w:t>
+      </w:r>
+      <w:r>
         <w:rPr>
           <w:b/>
           <w:bCs/>
           <w:sz w:val="28"/>
           <w:szCs w:val="28"/>
         </w:rPr>
-      </w:pPr>
-      <w:r>
+        <w:t>\</w:t>
+      </w:r>
+    </w:p>
+    <w:p>
+      <w:pPr>
+        <w:jc w:val="both"/>
         <w:rPr>
           <w:b/>
           <w:bCs/>
           <w:sz w:val="28"/>
           <w:szCs w:val="28"/>
         </w:rPr>
-        <w:t xml:space="preserve">     | </w:t>
-      </w:r>
+      </w:pPr>
       <w:r>
         <w:rPr>
           <w:b/>
@@ -10935,7 +10937,7 @@
           <w:sz w:val="28"/>
           <w:szCs w:val="28"/>
         </w:rPr>
-        <w:t xml:space="preserve">    </w:t>
+        <w:t xml:space="preserve">     |       </w:t>
       </w:r>
       <w:r>
         <w:rPr>
@@ -10953,8 +10955,17 @@
           <w:sz w:val="28"/>
           <w:szCs w:val="28"/>
         </w:rPr>
-        <w:t xml:space="preserve"> </w:t>
-      </w:r>
+        <w:t xml:space="preserve">   \</w:t>
+      </w:r>
+    </w:p>
+    <w:p>
+      <w:pPr>
+        <w:jc w:val="both"/>
+        <w:rPr>
+          <w:sz w:val="32"/>
+          <w:szCs w:val="32"/>
+        </w:rPr>
+      </w:pPr>
       <w:r>
         <w:rPr>
           <w:b/>
@@ -10962,96 +10973,13 @@
           <w:sz w:val="28"/>
           <w:szCs w:val="28"/>
         </w:rPr>
-        <w:t>\</w:t>
-      </w:r>
-    </w:p>
-    <w:p>
-      <w:pPr>
-        <w:jc w:val="both"/>
-        <w:rPr>
-          <w:b/>
-          <w:bCs/>
+        <w:t>All variables point here (Entire App)</w:t>
+      </w:r>
+      <w:r>
+        <w:rPr>
           <w:sz w:val="28"/>
           <w:szCs w:val="28"/>
         </w:rPr>
-      </w:pPr>
-      <w:r>
-        <w:rPr>
-          <w:b/>
-          <w:bCs/>
-          <w:sz w:val="28"/>
-          <w:szCs w:val="28"/>
-        </w:rPr>
-        <w:t xml:space="preserve">     |   </w:t>
-      </w:r>
-      <w:r>
-        <w:rPr>
-          <w:b/>
-          <w:bCs/>
-          <w:sz w:val="28"/>
-          <w:szCs w:val="28"/>
-        </w:rPr>
-        <w:t xml:space="preserve">    </w:t>
-      </w:r>
-      <w:r>
-        <w:rPr>
-          <w:b/>
-          <w:bCs/>
-          <w:sz w:val="28"/>
-          <w:szCs w:val="28"/>
-        </w:rPr>
-        <w:t xml:space="preserve"> </w:t>
-      </w:r>
-      <w:r>
-        <w:rPr>
-          <w:b/>
-          <w:bCs/>
-          <w:sz w:val="28"/>
-          <w:szCs w:val="28"/>
-        </w:rPr>
-        <w:t xml:space="preserve">   </w:t>
-      </w:r>
-      <w:r>
-        <w:rPr>
-          <w:b/>
-          <w:bCs/>
-          <w:sz w:val="28"/>
-          <w:szCs w:val="28"/>
-        </w:rPr>
-        <w:t>\</w:t>
-      </w:r>
-    </w:p>
-    <w:p>
-      <w:pPr>
-        <w:jc w:val="both"/>
-        <w:rPr>
-          <w:sz w:val="32"/>
-          <w:szCs w:val="32"/>
-        </w:rPr>
-      </w:pPr>
-      <w:r>
-        <w:rPr>
-          <w:b/>
-          <w:bCs/>
-          <w:sz w:val="28"/>
-          <w:szCs w:val="28"/>
-        </w:rPr>
-        <w:t>All variables point here</w:t>
-      </w:r>
-      <w:r>
-        <w:rPr>
-          <w:b/>
-          <w:bCs/>
-          <w:sz w:val="28"/>
-          <w:szCs w:val="28"/>
-        </w:rPr>
-        <w:t xml:space="preserve"> (Entire App)</w:t>
-      </w:r>
-      <w:r>
-        <w:rPr>
-          <w:sz w:val="28"/>
-          <w:szCs w:val="28"/>
-        </w:rPr>
         <w:t>]</w:t>
       </w:r>
     </w:p>
@@ -11306,14 +11234,7 @@
           <w:sz w:val="32"/>
           <w:szCs w:val="32"/>
         </w:rPr>
-        <w:t># With Singleton, only one object exists</w:t>
-      </w:r>
-      <w:r>
-        <w:rPr>
-          <w:sz w:val="32"/>
-          <w:szCs w:val="32"/>
-        </w:rPr>
-        <w:t xml:space="preserve">. </w:t>
+        <w:t xml:space="preserve"># With Singleton, only one object exists. </w:t>
       </w:r>
       <w:r>
         <w:rPr>
@@ -11601,6 +11522,65 @@
         </w:rPr>
         <w:t>)</w:t>
       </w:r>
+      <w:r>
+        <w:rPr>
+          <w:sz w:val="32"/>
+          <w:szCs w:val="32"/>
+        </w:rPr>
+        <w:t>. Also takes the class internally as parameter like</w:t>
+      </w:r>
+      <w:r>
+        <w:rPr>
+          <w:b/>
+          <w:bCs/>
+          <w:sz w:val="32"/>
+          <w:szCs w:val="32"/>
+        </w:rPr>
+        <w:t xml:space="preserve"> self</w:t>
+      </w:r>
+      <w:r>
+        <w:rPr>
+          <w:b/>
+          <w:bCs/>
+          <w:sz w:val="32"/>
+          <w:szCs w:val="32"/>
+        </w:rPr>
+        <w:t xml:space="preserve"> </w:t>
+      </w:r>
+      <w:r>
+        <w:rPr>
+          <w:sz w:val="32"/>
+          <w:szCs w:val="32"/>
+        </w:rPr>
+        <w:t>(</w:t>
+      </w:r>
+      <w:proofErr w:type="spellStart"/>
+      <w:r>
+        <w:rPr>
+          <w:b/>
+          <w:bCs/>
+          <w:sz w:val="32"/>
+          <w:szCs w:val="32"/>
+        </w:rPr>
+        <w:t>classmethod</w:t>
+      </w:r>
+      <w:proofErr w:type="spellEnd"/>
+      <w:r>
+        <w:rPr>
+          <w:b/>
+          <w:bCs/>
+          <w:sz w:val="32"/>
+          <w:szCs w:val="32"/>
+        </w:rPr>
+        <w:t xml:space="preserve"> </w:t>
+      </w:r>
+      <w:r>
+        <w:rPr>
+          <w:sz w:val="32"/>
+          <w:szCs w:val="32"/>
+        </w:rPr>
+        <w:t>from above)</w:t>
+      </w:r>
     </w:p>
     <w:p>
       <w:pPr>
@@ -12023,42 +12003,31 @@
           <w:sz w:val="32"/>
           <w:szCs w:val="32"/>
         </w:rPr>
-        <w:t>db1 is db2)</w:t>
-      </w:r>
-      <w:r>
-        <w:rPr>
-          <w:b/>
-          <w:bCs/>
-          <w:color w:val="D86DCB" w:themeColor="accent5" w:themeTint="99"/>
-          <w:sz w:val="32"/>
-          <w:szCs w:val="32"/>
-        </w:rPr>
-        <w:t xml:space="preserve"> # True</w:t>
-      </w:r>
-    </w:p>
-    <w:p>
-      <w:pPr>
-        <w:jc w:val="both"/>
-        <w:rPr>
-          <w:sz w:val="32"/>
-          <w:szCs w:val="32"/>
-        </w:rPr>
-      </w:pPr>
-    </w:p>
-    <w:p>
-      <w:pPr>
-        <w:jc w:val="both"/>
-        <w:rPr>
-          <w:sz w:val="32"/>
-          <w:szCs w:val="32"/>
-        </w:rPr>
-      </w:pPr>
-      <w:r>
-        <w:rPr>
-          <w:sz w:val="32"/>
-          <w:szCs w:val="32"/>
-        </w:rPr>
-        <w:lastRenderedPageBreak/>
+        <w:t>db1 is db2) # True</w:t>
+      </w:r>
+    </w:p>
+    <w:p>
+      <w:pPr>
+        <w:jc w:val="both"/>
+        <w:rPr>
+          <w:sz w:val="32"/>
+          <w:szCs w:val="32"/>
+        </w:rPr>
+      </w:pPr>
+    </w:p>
+    <w:p>
+      <w:pPr>
+        <w:jc w:val="both"/>
+        <w:rPr>
+          <w:sz w:val="32"/>
+          <w:szCs w:val="32"/>
+        </w:rPr>
+      </w:pPr>
+      <w:r>
+        <w:rPr>
+          <w:sz w:val="32"/>
+          <w:szCs w:val="32"/>
+        </w:rPr>
         <w:t>Flutter Similarities:</w:t>
       </w:r>
     </w:p>
@@ -14332,6 +14301,7 @@
   <w:style w:type="character" w:default="1" w:styleId="DefaultParagraphFont">
     <w:name w:val="Default Paragraph Font"/>
     <w:uiPriority w:val="1"/>
+    <w:semiHidden/>
     <w:unhideWhenUsed/>
   </w:style>
   <w:style w:type="table" w:default="1" w:styleId="TableNormal">

--- a/python/p5_part_two_of_oop_of_python.docx
+++ b/python/p5_part_two_of_oop_of_python.docx
@@ -138,7 +138,23 @@
           <w:sz w:val="32"/>
           <w:szCs w:val="32"/>
         </w:rPr>
-        <w:t>Magic Methods ……………………………………………………….……..9</w:t>
+        <w:t>Magic Methods ……………………………………………………….…</w:t>
+      </w:r>
+      <w:proofErr w:type="gramStart"/>
+      <w:r>
+        <w:rPr>
+          <w:sz w:val="32"/>
+          <w:szCs w:val="32"/>
+        </w:rPr>
+        <w:t>…..</w:t>
+      </w:r>
+      <w:proofErr w:type="gramEnd"/>
+      <w:r>
+        <w:rPr>
+          <w:sz w:val="32"/>
+          <w:szCs w:val="32"/>
+        </w:rPr>
+        <w:t>9</w:t>
       </w:r>
     </w:p>
     <w:p>
@@ -168,7 +184,27 @@
           <w:sz w:val="32"/>
           <w:szCs w:val="32"/>
         </w:rPr>
-        <w:t>__str__()</w:t>
+        <w:t>__str_</w:t>
+      </w:r>
+      <w:proofErr w:type="gramStart"/>
+      <w:r>
+        <w:rPr>
+          <w:b/>
+          <w:bCs/>
+          <w:sz w:val="32"/>
+          <w:szCs w:val="32"/>
+        </w:rPr>
+        <w:t>_(</w:t>
+      </w:r>
+      <w:proofErr w:type="gramEnd"/>
+      <w:r>
+        <w:rPr>
+          <w:b/>
+          <w:bCs/>
+          <w:sz w:val="32"/>
+          <w:szCs w:val="32"/>
+        </w:rPr>
+        <w:t>)</w:t>
       </w:r>
       <w:r>
         <w:rPr>
@@ -238,8 +274,17 @@
           <w:sz w:val="32"/>
           <w:szCs w:val="32"/>
         </w:rPr>
-        <w:t>Singleton Pattern in Python……………………………………………..</w:t>
-      </w:r>
+        <w:t>Singleton Pattern in Python…………………………………………</w:t>
+      </w:r>
+      <w:proofErr w:type="gramStart"/>
+      <w:r>
+        <w:rPr>
+          <w:sz w:val="32"/>
+          <w:szCs w:val="32"/>
+        </w:rPr>
+        <w:t>…..</w:t>
+      </w:r>
+      <w:proofErr w:type="gramEnd"/>
       <w:r>
         <w:rPr>
           <w:sz w:val="32"/>
@@ -266,8 +311,17 @@
           <w:sz w:val="32"/>
           <w:szCs w:val="32"/>
         </w:rPr>
-        <w:t>Factory Pattern in Python………………………………………………..</w:t>
-      </w:r>
+        <w:t>Factory Pattern in Python……………………………………………</w:t>
+      </w:r>
+      <w:proofErr w:type="gramStart"/>
+      <w:r>
+        <w:rPr>
+          <w:sz w:val="32"/>
+          <w:szCs w:val="32"/>
+        </w:rPr>
+        <w:t>…..</w:t>
+      </w:r>
+      <w:proofErr w:type="gramEnd"/>
     </w:p>
     <w:p>
       <w:pPr>
@@ -617,7 +671,29 @@
           <w:sz w:val="32"/>
           <w:szCs w:val="32"/>
         </w:rPr>
-        <w:t xml:space="preserve">        print("Engine started")</w:t>
+        <w:t xml:space="preserve">        </w:t>
+      </w:r>
+      <w:proofErr w:type="gramStart"/>
+      <w:r>
+        <w:rPr>
+          <w:b/>
+          <w:bCs/>
+          <w:color w:val="D86DCB" w:themeColor="accent5" w:themeTint="99"/>
+          <w:sz w:val="32"/>
+          <w:szCs w:val="32"/>
+        </w:rPr>
+        <w:t>print(</w:t>
+      </w:r>
+      <w:proofErr w:type="gramEnd"/>
+      <w:r>
+        <w:rPr>
+          <w:b/>
+          <w:bCs/>
+          <w:color w:val="D86DCB" w:themeColor="accent5" w:themeTint="99"/>
+          <w:sz w:val="32"/>
+          <w:szCs w:val="32"/>
+        </w:rPr>
+        <w:t>"Engine started")</w:t>
       </w:r>
     </w:p>
     <w:p>
@@ -720,6 +796,7 @@
         <w:t xml:space="preserve">        </w:t>
       </w:r>
       <w:proofErr w:type="spellStart"/>
+      <w:proofErr w:type="gramStart"/>
       <w:r>
         <w:rPr>
           <w:b/>
@@ -731,6 +808,7 @@
         <w:t>self.engine</w:t>
       </w:r>
       <w:proofErr w:type="spellEnd"/>
+      <w:proofErr w:type="gramEnd"/>
       <w:r>
         <w:rPr>
           <w:b/>
@@ -798,15 +876,27 @@
         <w:t xml:space="preserve">        </w:t>
       </w:r>
       <w:proofErr w:type="spellStart"/>
-      <w:r>
-        <w:rPr>
-          <w:b/>
-          <w:bCs/>
-          <w:color w:val="D86DCB" w:themeColor="accent5" w:themeTint="99"/>
-          <w:sz w:val="32"/>
-          <w:szCs w:val="32"/>
-        </w:rPr>
-        <w:t>self.engine.start</w:t>
+      <w:proofErr w:type="gramStart"/>
+      <w:r>
+        <w:rPr>
+          <w:b/>
+          <w:bCs/>
+          <w:color w:val="D86DCB" w:themeColor="accent5" w:themeTint="99"/>
+          <w:sz w:val="32"/>
+          <w:szCs w:val="32"/>
+        </w:rPr>
+        <w:t>self.engine</w:t>
+      </w:r>
+      <w:proofErr w:type="gramEnd"/>
+      <w:r>
+        <w:rPr>
+          <w:b/>
+          <w:bCs/>
+          <w:color w:val="D86DCB" w:themeColor="accent5" w:themeTint="99"/>
+          <w:sz w:val="32"/>
+          <w:szCs w:val="32"/>
+        </w:rPr>
+        <w:t>.start</w:t>
       </w:r>
       <w:proofErr w:type="spellEnd"/>
       <w:r>
@@ -839,41 +929,85 @@
           <w:sz w:val="32"/>
           <w:szCs w:val="32"/>
         </w:rPr>
-        <w:t xml:space="preserve">        print("Driving...")</w:t>
-      </w:r>
-    </w:p>
-    <w:p>
-      <w:pPr>
-        <w:jc w:val="both"/>
-        <w:rPr>
-          <w:b/>
-          <w:bCs/>
-          <w:color w:val="D86DCB" w:themeColor="accent5" w:themeTint="99"/>
-          <w:sz w:val="32"/>
-          <w:szCs w:val="32"/>
-        </w:rPr>
-      </w:pPr>
-    </w:p>
-    <w:p>
-      <w:pPr>
-        <w:jc w:val="both"/>
-        <w:rPr>
-          <w:b/>
-          <w:bCs/>
-          <w:color w:val="D86DCB" w:themeColor="accent5" w:themeTint="99"/>
-          <w:sz w:val="32"/>
-          <w:szCs w:val="32"/>
-        </w:rPr>
-      </w:pPr>
-      <w:r>
-        <w:rPr>
-          <w:b/>
-          <w:bCs/>
-          <w:color w:val="D86DCB" w:themeColor="accent5" w:themeTint="99"/>
-          <w:sz w:val="32"/>
-          <w:szCs w:val="32"/>
-        </w:rPr>
-        <w:t>car = Car()</w:t>
+        <w:t xml:space="preserve">        </w:t>
+      </w:r>
+      <w:proofErr w:type="gramStart"/>
+      <w:r>
+        <w:rPr>
+          <w:b/>
+          <w:bCs/>
+          <w:color w:val="D86DCB" w:themeColor="accent5" w:themeTint="99"/>
+          <w:sz w:val="32"/>
+          <w:szCs w:val="32"/>
+        </w:rPr>
+        <w:t>print(</w:t>
+      </w:r>
+      <w:proofErr w:type="gramEnd"/>
+      <w:r>
+        <w:rPr>
+          <w:b/>
+          <w:bCs/>
+          <w:color w:val="D86DCB" w:themeColor="accent5" w:themeTint="99"/>
+          <w:sz w:val="32"/>
+          <w:szCs w:val="32"/>
+        </w:rPr>
+        <w:t>"Driving...")</w:t>
+      </w:r>
+    </w:p>
+    <w:p>
+      <w:pPr>
+        <w:jc w:val="both"/>
+        <w:rPr>
+          <w:b/>
+          <w:bCs/>
+          <w:color w:val="D86DCB" w:themeColor="accent5" w:themeTint="99"/>
+          <w:sz w:val="32"/>
+          <w:szCs w:val="32"/>
+        </w:rPr>
+      </w:pPr>
+    </w:p>
+    <w:p>
+      <w:pPr>
+        <w:jc w:val="both"/>
+        <w:rPr>
+          <w:b/>
+          <w:bCs/>
+          <w:color w:val="D86DCB" w:themeColor="accent5" w:themeTint="99"/>
+          <w:sz w:val="32"/>
+          <w:szCs w:val="32"/>
+        </w:rPr>
+      </w:pPr>
+      <w:r>
+        <w:rPr>
+          <w:b/>
+          <w:bCs/>
+          <w:color w:val="D86DCB" w:themeColor="accent5" w:themeTint="99"/>
+          <w:sz w:val="32"/>
+          <w:szCs w:val="32"/>
+        </w:rPr>
+        <w:t xml:space="preserve">car = </w:t>
+      </w:r>
+      <w:proofErr w:type="gramStart"/>
+      <w:r>
+        <w:rPr>
+          <w:b/>
+          <w:bCs/>
+          <w:color w:val="D86DCB" w:themeColor="accent5" w:themeTint="99"/>
+          <w:sz w:val="32"/>
+          <w:szCs w:val="32"/>
+        </w:rPr>
+        <w:t>Car(</w:t>
+      </w:r>
+      <w:proofErr w:type="gramEnd"/>
+      <w:r>
+        <w:rPr>
+          <w:b/>
+          <w:bCs/>
+          <w:color w:val="D86DCB" w:themeColor="accent5" w:themeTint="99"/>
+          <w:sz w:val="32"/>
+          <w:szCs w:val="32"/>
+        </w:rPr>
+        <w:t>)</w:t>
       </w:r>
     </w:p>
     <w:p>
@@ -888,6 +1022,7 @@
         </w:rPr>
       </w:pPr>
       <w:proofErr w:type="spellStart"/>
+      <w:proofErr w:type="gramStart"/>
       <w:r>
         <w:rPr>
           <w:b/>
@@ -899,6 +1034,7 @@
         <w:t>car.drive</w:t>
       </w:r>
       <w:proofErr w:type="spellEnd"/>
+      <w:proofErr w:type="gramEnd"/>
       <w:r>
         <w:rPr>
           <w:b/>
@@ -1170,6 +1306,7 @@
         <w:t xml:space="preserve"> = </w:t>
       </w:r>
       <w:proofErr w:type="spellStart"/>
+      <w:proofErr w:type="gramStart"/>
       <w:r>
         <w:rPr>
           <w:b/>
@@ -1189,7 +1326,18 @@
           <w:sz w:val="32"/>
           <w:szCs w:val="32"/>
         </w:rPr>
-        <w:t>();</w:t>
+        <w:t>(</w:t>
+      </w:r>
+      <w:proofErr w:type="gramEnd"/>
+      <w:r>
+        <w:rPr>
+          <w:b/>
+          <w:bCs/>
+          <w:color w:val="D86DCB" w:themeColor="accent5" w:themeTint="99"/>
+          <w:sz w:val="32"/>
+          <w:szCs w:val="32"/>
+        </w:rPr>
+        <w:t>);</w:t>
       </w:r>
     </w:p>
     <w:p>
@@ -1496,7 +1644,29 @@
           <w:sz w:val="32"/>
           <w:szCs w:val="32"/>
         </w:rPr>
-        <w:t xml:space="preserve">        print("Electric Engine started")</w:t>
+        <w:t xml:space="preserve">        </w:t>
+      </w:r>
+      <w:proofErr w:type="gramStart"/>
+      <w:r>
+        <w:rPr>
+          <w:b/>
+          <w:bCs/>
+          <w:color w:val="D86DCB" w:themeColor="accent5" w:themeTint="99"/>
+          <w:sz w:val="32"/>
+          <w:szCs w:val="32"/>
+        </w:rPr>
+        <w:t>print(</w:t>
+      </w:r>
+      <w:proofErr w:type="gramEnd"/>
+      <w:r>
+        <w:rPr>
+          <w:b/>
+          <w:bCs/>
+          <w:color w:val="D86DCB" w:themeColor="accent5" w:themeTint="99"/>
+          <w:sz w:val="32"/>
+          <w:szCs w:val="32"/>
+        </w:rPr>
+        <w:t>"Electric Engine started")</w:t>
       </w:r>
     </w:p>
     <w:p>
@@ -1574,7 +1744,29 @@
           <w:sz w:val="32"/>
           <w:szCs w:val="32"/>
         </w:rPr>
-        <w:t>__(self, engine):</w:t>
+        <w:t>_</w:t>
+      </w:r>
+      <w:proofErr w:type="gramStart"/>
+      <w:r>
+        <w:rPr>
+          <w:b/>
+          <w:bCs/>
+          <w:color w:val="D86DCB" w:themeColor="accent5" w:themeTint="99"/>
+          <w:sz w:val="32"/>
+          <w:szCs w:val="32"/>
+        </w:rPr>
+        <w:t>_(</w:t>
+      </w:r>
+      <w:proofErr w:type="gramEnd"/>
+      <w:r>
+        <w:rPr>
+          <w:b/>
+          <w:bCs/>
+          <w:color w:val="D86DCB" w:themeColor="accent5" w:themeTint="99"/>
+          <w:sz w:val="32"/>
+          <w:szCs w:val="32"/>
+        </w:rPr>
+        <w:t>self, engine):</w:t>
       </w:r>
     </w:p>
     <w:p>
@@ -1599,6 +1791,7 @@
         <w:t xml:space="preserve">        </w:t>
       </w:r>
       <w:proofErr w:type="spellStart"/>
+      <w:proofErr w:type="gramStart"/>
       <w:r>
         <w:rPr>
           <w:b/>
@@ -1610,6 +1803,7 @@
         <w:t>self.engine</w:t>
       </w:r>
       <w:proofErr w:type="spellEnd"/>
+      <w:proofErr w:type="gramEnd"/>
       <w:r>
         <w:rPr>
           <w:b/>
@@ -1678,15 +1872,27 @@
         <w:t xml:space="preserve">        </w:t>
       </w:r>
       <w:proofErr w:type="spellStart"/>
-      <w:r>
-        <w:rPr>
-          <w:b/>
-          <w:bCs/>
-          <w:color w:val="D86DCB" w:themeColor="accent5" w:themeTint="99"/>
-          <w:sz w:val="32"/>
-          <w:szCs w:val="32"/>
-        </w:rPr>
-        <w:t>self.engine.start</w:t>
+      <w:proofErr w:type="gramStart"/>
+      <w:r>
+        <w:rPr>
+          <w:b/>
+          <w:bCs/>
+          <w:color w:val="D86DCB" w:themeColor="accent5" w:themeTint="99"/>
+          <w:sz w:val="32"/>
+          <w:szCs w:val="32"/>
+        </w:rPr>
+        <w:t>self.engine</w:t>
+      </w:r>
+      <w:proofErr w:type="gramEnd"/>
+      <w:r>
+        <w:rPr>
+          <w:b/>
+          <w:bCs/>
+          <w:color w:val="D86DCB" w:themeColor="accent5" w:themeTint="99"/>
+          <w:sz w:val="32"/>
+          <w:szCs w:val="32"/>
+        </w:rPr>
+        <w:t>.start</w:t>
       </w:r>
       <w:proofErr w:type="spellEnd"/>
       <w:r>
@@ -1719,7 +1925,29 @@
           <w:sz w:val="32"/>
           <w:szCs w:val="32"/>
         </w:rPr>
-        <w:t xml:space="preserve">        print("Driving...")</w:t>
+        <w:t xml:space="preserve">        </w:t>
+      </w:r>
+      <w:proofErr w:type="gramStart"/>
+      <w:r>
+        <w:rPr>
+          <w:b/>
+          <w:bCs/>
+          <w:color w:val="D86DCB" w:themeColor="accent5" w:themeTint="99"/>
+          <w:sz w:val="32"/>
+          <w:szCs w:val="32"/>
+        </w:rPr>
+        <w:t>print(</w:t>
+      </w:r>
+      <w:proofErr w:type="gramEnd"/>
+      <w:r>
+        <w:rPr>
+          <w:b/>
+          <w:bCs/>
+          <w:color w:val="D86DCB" w:themeColor="accent5" w:themeTint="99"/>
+          <w:sz w:val="32"/>
+          <w:szCs w:val="32"/>
+        </w:rPr>
+        <w:t>"Driving...")</w:t>
       </w:r>
     </w:p>
     <w:p>
@@ -1756,6 +1984,7 @@
         <w:t>tesla = Car(engine=</w:t>
       </w:r>
       <w:proofErr w:type="spellStart"/>
+      <w:proofErr w:type="gramStart"/>
       <w:r>
         <w:rPr>
           <w:b/>
@@ -1775,7 +2004,18 @@
           <w:sz w:val="32"/>
           <w:szCs w:val="32"/>
         </w:rPr>
-        <w:t>())</w:t>
+        <w:t>(</w:t>
+      </w:r>
+      <w:proofErr w:type="gramEnd"/>
+      <w:r>
+        <w:rPr>
+          <w:b/>
+          <w:bCs/>
+          <w:color w:val="D86DCB" w:themeColor="accent5" w:themeTint="99"/>
+          <w:sz w:val="32"/>
+          <w:szCs w:val="32"/>
+        </w:rPr>
+        <w:t>))</w:t>
       </w:r>
     </w:p>
     <w:p>
@@ -1790,6 +2030,7 @@
         </w:rPr>
       </w:pPr>
       <w:proofErr w:type="spellStart"/>
+      <w:proofErr w:type="gramStart"/>
       <w:r>
         <w:rPr>
           <w:b/>
@@ -1801,6 +2042,7 @@
         <w:t>tesla.drive</w:t>
       </w:r>
       <w:proofErr w:type="spellEnd"/>
+      <w:proofErr w:type="gramEnd"/>
       <w:r>
         <w:rPr>
           <w:b/>
@@ -2316,9 +2558,21 @@
           <w:sz w:val="32"/>
           <w:szCs w:val="32"/>
         </w:rPr>
-        <w:t>class Duck(</w:t>
+        <w:t xml:space="preserve">class </w:t>
+      </w:r>
+      <w:proofErr w:type="gramStart"/>
+      <w:r>
+        <w:rPr>
+          <w:b/>
+          <w:bCs/>
+          <w:color w:val="D86DCB" w:themeColor="accent5" w:themeTint="99"/>
+          <w:sz w:val="32"/>
+          <w:szCs w:val="32"/>
+        </w:rPr>
+        <w:t>Duck(</w:t>
       </w:r>
       <w:proofErr w:type="spellStart"/>
+      <w:proofErr w:type="gramEnd"/>
       <w:r>
         <w:rPr>
           <w:b/>
@@ -2416,7 +2670,29 @@
           <w:sz w:val="32"/>
           <w:szCs w:val="32"/>
         </w:rPr>
-        <w:t>duck = Duck()</w:t>
+        <w:t xml:space="preserve">duck = </w:t>
+      </w:r>
+      <w:proofErr w:type="gramStart"/>
+      <w:r>
+        <w:rPr>
+          <w:b/>
+          <w:bCs/>
+          <w:color w:val="D86DCB" w:themeColor="accent5" w:themeTint="99"/>
+          <w:sz w:val="32"/>
+          <w:szCs w:val="32"/>
+        </w:rPr>
+        <w:t>Duck(</w:t>
+      </w:r>
+      <w:proofErr w:type="gramEnd"/>
+      <w:r>
+        <w:rPr>
+          <w:b/>
+          <w:bCs/>
+          <w:color w:val="D86DCB" w:themeColor="accent5" w:themeTint="99"/>
+          <w:sz w:val="32"/>
+          <w:szCs w:val="32"/>
+        </w:rPr>
+        <w:t>)</w:t>
       </w:r>
     </w:p>
     <w:p>
@@ -2431,6 +2707,7 @@
         </w:rPr>
       </w:pPr>
       <w:proofErr w:type="spellStart"/>
+      <w:proofErr w:type="gramStart"/>
       <w:r>
         <w:rPr>
           <w:b/>
@@ -2450,6 +2727,53 @@
           <w:sz w:val="32"/>
           <w:szCs w:val="32"/>
         </w:rPr>
+        <w:t>(</w:t>
+      </w:r>
+      <w:proofErr w:type="gramEnd"/>
+      <w:r>
+        <w:rPr>
+          <w:b/>
+          <w:bCs/>
+          <w:color w:val="D86DCB" w:themeColor="accent5" w:themeTint="99"/>
+          <w:sz w:val="32"/>
+          <w:szCs w:val="32"/>
+        </w:rPr>
+        <w:t>)</w:t>
+      </w:r>
+    </w:p>
+    <w:p>
+      <w:pPr>
+        <w:jc w:val="both"/>
+        <w:rPr>
+          <w:b/>
+          <w:bCs/>
+          <w:color w:val="D86DCB" w:themeColor="accent5" w:themeTint="99"/>
+          <w:sz w:val="32"/>
+          <w:szCs w:val="32"/>
+        </w:rPr>
+      </w:pPr>
+      <w:proofErr w:type="spellStart"/>
+      <w:proofErr w:type="gramStart"/>
+      <w:r>
+        <w:rPr>
+          <w:b/>
+          <w:bCs/>
+          <w:color w:val="D86DCB" w:themeColor="accent5" w:themeTint="99"/>
+          <w:sz w:val="32"/>
+          <w:szCs w:val="32"/>
+        </w:rPr>
+        <w:t>duck.swim</w:t>
+      </w:r>
+      <w:proofErr w:type="spellEnd"/>
+      <w:proofErr w:type="gramEnd"/>
+      <w:r>
+        <w:rPr>
+          <w:b/>
+          <w:bCs/>
+          <w:color w:val="D86DCB" w:themeColor="accent5" w:themeTint="99"/>
+          <w:sz w:val="32"/>
+          <w:szCs w:val="32"/>
+        </w:rPr>
         <w:t>()</w:t>
       </w:r>
     </w:p>
@@ -2457,136 +2781,169 @@
       <w:pPr>
         <w:jc w:val="both"/>
         <w:rPr>
-          <w:b/>
-          <w:bCs/>
-          <w:color w:val="D86DCB" w:themeColor="accent5" w:themeTint="99"/>
-          <w:sz w:val="32"/>
-          <w:szCs w:val="32"/>
-        </w:rPr>
-      </w:pPr>
+          <w:sz w:val="32"/>
+          <w:szCs w:val="32"/>
+        </w:rPr>
+      </w:pPr>
+      <w:r>
+        <w:rPr>
+          <w:sz w:val="32"/>
+          <w:szCs w:val="32"/>
+        </w:rPr>
+        <w:t># Output:</w:t>
+      </w:r>
+    </w:p>
+    <w:p>
+      <w:pPr>
+        <w:jc w:val="both"/>
+        <w:rPr>
+          <w:b/>
+          <w:bCs/>
+          <w:sz w:val="32"/>
+          <w:szCs w:val="32"/>
+        </w:rPr>
+      </w:pPr>
+      <w:r>
+        <w:rPr>
+          <w:b/>
+          <w:bCs/>
+          <w:sz w:val="32"/>
+          <w:szCs w:val="32"/>
+        </w:rPr>
+        <w:t>Flying</w:t>
+      </w:r>
+    </w:p>
+    <w:p>
+      <w:pPr>
+        <w:jc w:val="both"/>
+        <w:rPr>
+          <w:b/>
+          <w:bCs/>
+          <w:sz w:val="32"/>
+          <w:szCs w:val="32"/>
+        </w:rPr>
+      </w:pPr>
+      <w:r>
+        <w:rPr>
+          <w:b/>
+          <w:bCs/>
+          <w:sz w:val="32"/>
+          <w:szCs w:val="32"/>
+        </w:rPr>
+        <w:t>Swimming</w:t>
+      </w:r>
+    </w:p>
+    <w:p>
+      <w:pPr>
+        <w:jc w:val="both"/>
+        <w:rPr>
+          <w:sz w:val="32"/>
+          <w:szCs w:val="32"/>
+        </w:rPr>
+      </w:pPr>
+      <w:r>
+        <w:rPr>
+          <w:sz w:val="32"/>
+          <w:szCs w:val="32"/>
+        </w:rPr>
+        <w:t xml:space="preserve"># </w:t>
+      </w:r>
+      <w:r>
+        <w:rPr>
+          <w:sz w:val="32"/>
+          <w:szCs w:val="32"/>
+        </w:rPr>
+        <w:t>Th</w:t>
+      </w:r>
+      <w:r>
+        <w:rPr>
+          <w:sz w:val="32"/>
+          <w:szCs w:val="32"/>
+        </w:rPr>
+        <w:t>is is</w:t>
+      </w:r>
+      <w:r>
+        <w:rPr>
+          <w:sz w:val="32"/>
+          <w:szCs w:val="32"/>
+        </w:rPr>
+        <w:t xml:space="preserve"> exactly what </w:t>
+      </w:r>
+      <w:r>
+        <w:rPr>
+          <w:b/>
+          <w:bCs/>
+          <w:sz w:val="32"/>
+          <w:szCs w:val="32"/>
+        </w:rPr>
+        <w:t xml:space="preserve">Dart </w:t>
+      </w:r>
       <w:proofErr w:type="spellStart"/>
       <w:r>
         <w:rPr>
-          <w:b/>
-          <w:bCs/>
-          <w:color w:val="D86DCB" w:themeColor="accent5" w:themeTint="99"/>
-          <w:sz w:val="32"/>
-          <w:szCs w:val="32"/>
-        </w:rPr>
-        <w:t>duck.swim</w:t>
+          <w:sz w:val="32"/>
+          <w:szCs w:val="32"/>
+        </w:rPr>
+        <w:t>mixins</w:t>
       </w:r>
       <w:proofErr w:type="spellEnd"/>
       <w:r>
         <w:rPr>
-          <w:b/>
-          <w:bCs/>
-          <w:color w:val="D86DCB" w:themeColor="accent5" w:themeTint="99"/>
-          <w:sz w:val="32"/>
-          <w:szCs w:val="32"/>
-        </w:rPr>
-        <w:t>()</w:t>
-      </w:r>
-    </w:p>
-    <w:p>
-      <w:pPr>
-        <w:jc w:val="both"/>
-        <w:rPr>
-          <w:sz w:val="32"/>
-          <w:szCs w:val="32"/>
-        </w:rPr>
-      </w:pPr>
-      <w:r>
-        <w:rPr>
-          <w:sz w:val="32"/>
-          <w:szCs w:val="32"/>
-        </w:rPr>
-        <w:t># Output:</w:t>
-      </w:r>
-    </w:p>
-    <w:p>
-      <w:pPr>
-        <w:jc w:val="both"/>
-        <w:rPr>
-          <w:b/>
-          <w:bCs/>
-          <w:sz w:val="32"/>
-          <w:szCs w:val="32"/>
-        </w:rPr>
-      </w:pPr>
-      <w:r>
-        <w:rPr>
-          <w:b/>
-          <w:bCs/>
-          <w:sz w:val="32"/>
-          <w:szCs w:val="32"/>
-        </w:rPr>
-        <w:t>Flying</w:t>
-      </w:r>
-    </w:p>
-    <w:p>
-      <w:pPr>
-        <w:jc w:val="both"/>
-        <w:rPr>
-          <w:b/>
-          <w:bCs/>
-          <w:sz w:val="32"/>
-          <w:szCs w:val="32"/>
-        </w:rPr>
-      </w:pPr>
-      <w:r>
-        <w:rPr>
-          <w:b/>
-          <w:bCs/>
-          <w:sz w:val="32"/>
-          <w:szCs w:val="32"/>
-        </w:rPr>
-        <w:t>Swimming</w:t>
-      </w:r>
-    </w:p>
-    <w:p>
-      <w:pPr>
-        <w:jc w:val="both"/>
-        <w:rPr>
-          <w:sz w:val="32"/>
-          <w:szCs w:val="32"/>
-        </w:rPr>
-      </w:pPr>
-      <w:r>
-        <w:rPr>
-          <w:sz w:val="32"/>
-          <w:szCs w:val="32"/>
-        </w:rPr>
-        <w:t xml:space="preserve"># </w:t>
-      </w:r>
-      <w:r>
-        <w:rPr>
-          <w:sz w:val="32"/>
-          <w:szCs w:val="32"/>
-        </w:rPr>
-        <w:t>Th</w:t>
-      </w:r>
-      <w:r>
-        <w:rPr>
-          <w:sz w:val="32"/>
-          <w:szCs w:val="32"/>
-        </w:rPr>
-        <w:t>is is</w:t>
-      </w:r>
-      <w:r>
-        <w:rPr>
-          <w:sz w:val="32"/>
-          <w:szCs w:val="32"/>
-        </w:rPr>
-        <w:t xml:space="preserve"> exactly what </w:t>
-      </w:r>
-      <w:r>
-        <w:rPr>
-          <w:b/>
-          <w:bCs/>
-          <w:sz w:val="32"/>
-          <w:szCs w:val="32"/>
-        </w:rPr>
-        <w:t xml:space="preserve">Dart </w:t>
+          <w:sz w:val="32"/>
+          <w:szCs w:val="32"/>
+        </w:rPr>
+        <w:t xml:space="preserve"> (</w:t>
+      </w:r>
+      <w:r>
+        <w:rPr>
+          <w:b/>
+          <w:bCs/>
+          <w:sz w:val="32"/>
+          <w:szCs w:val="32"/>
+        </w:rPr>
+        <w:t>with</w:t>
+      </w:r>
+      <w:r>
+        <w:rPr>
+          <w:sz w:val="32"/>
+          <w:szCs w:val="32"/>
+        </w:rPr>
+        <w:t>)</w:t>
+      </w:r>
+      <w:r>
+        <w:rPr>
+          <w:sz w:val="32"/>
+          <w:szCs w:val="32"/>
+        </w:rPr>
+        <w:t xml:space="preserve"> do.</w:t>
+      </w:r>
+      <w:r>
+        <w:rPr>
+          <w:sz w:val="32"/>
+          <w:szCs w:val="32"/>
+        </w:rPr>
+        <w:t xml:space="preserve"> i</w:t>
+      </w:r>
+      <w:r>
+        <w:rPr>
+          <w:sz w:val="32"/>
+          <w:szCs w:val="32"/>
+        </w:rPr>
+        <w:t>magine</w:t>
+      </w:r>
+      <w:r>
+        <w:rPr>
+          <w:sz w:val="32"/>
+          <w:szCs w:val="32"/>
+        </w:rPr>
+        <w:t xml:space="preserve"> </w:t>
+      </w:r>
+      <w:r>
+        <w:rPr>
+          <w:sz w:val="32"/>
+          <w:szCs w:val="32"/>
+        </w:rPr>
+        <w:t xml:space="preserve">Python doesn't have a special </w:t>
       </w:r>
       <w:proofErr w:type="spellStart"/>
       <w:r>
@@ -2594,7 +2951,7 @@
           <w:sz w:val="32"/>
           <w:szCs w:val="32"/>
         </w:rPr>
-        <w:t>mixins</w:t>
+        <w:t>mixin</w:t>
       </w:r>
       <w:proofErr w:type="spellEnd"/>
       <w:r>
@@ -2602,141 +2959,74 @@
           <w:sz w:val="32"/>
           <w:szCs w:val="32"/>
         </w:rPr>
-        <w:t xml:space="preserve"> (</w:t>
-      </w:r>
-      <w:r>
-        <w:rPr>
-          <w:b/>
-          <w:bCs/>
-          <w:sz w:val="32"/>
-          <w:szCs w:val="32"/>
-        </w:rPr>
-        <w:t>with</w:t>
-      </w:r>
-      <w:r>
-        <w:rPr>
-          <w:sz w:val="32"/>
-          <w:szCs w:val="32"/>
-        </w:rPr>
-        <w:t>)</w:t>
-      </w:r>
-      <w:r>
-        <w:rPr>
-          <w:sz w:val="32"/>
-          <w:szCs w:val="32"/>
-        </w:rPr>
-        <w:t xml:space="preserve"> do.</w:t>
-      </w:r>
-      <w:r>
-        <w:rPr>
-          <w:sz w:val="32"/>
-          <w:szCs w:val="32"/>
-        </w:rPr>
-        <w:t xml:space="preserve"> i</w:t>
-      </w:r>
-      <w:r>
-        <w:rPr>
-          <w:sz w:val="32"/>
-          <w:szCs w:val="32"/>
-        </w:rPr>
-        <w:t>magine</w:t>
-      </w:r>
-      <w:r>
-        <w:rPr>
-          <w:sz w:val="32"/>
-          <w:szCs w:val="32"/>
-        </w:rPr>
-        <w:t xml:space="preserve"> </w:t>
-      </w:r>
-      <w:r>
-        <w:rPr>
-          <w:sz w:val="32"/>
-          <w:szCs w:val="32"/>
-        </w:rPr>
-        <w:t xml:space="preserve">Python doesn't have a special </w:t>
+        <w:t xml:space="preserve"> keyword</w:t>
+      </w:r>
+      <w:r>
+        <w:rPr>
+          <w:sz w:val="32"/>
+          <w:szCs w:val="32"/>
+        </w:rPr>
+        <w:t xml:space="preserve"> like</w:t>
+      </w:r>
+      <w:r>
+        <w:rPr>
+          <w:b/>
+          <w:bCs/>
+          <w:sz w:val="32"/>
+          <w:szCs w:val="32"/>
+        </w:rPr>
+        <w:t xml:space="preserve"> with</w:t>
+      </w:r>
+      <w:r>
+        <w:rPr>
+          <w:sz w:val="32"/>
+          <w:szCs w:val="32"/>
+        </w:rPr>
+        <w:t>, i</w:t>
+      </w:r>
+      <w:r>
+        <w:rPr>
+          <w:sz w:val="32"/>
+          <w:szCs w:val="32"/>
+        </w:rPr>
+        <w:t>t just uses multiple inheritance for the same idea.</w:t>
+      </w:r>
+    </w:p>
+    <w:p>
+      <w:pPr>
+        <w:jc w:val="both"/>
+        <w:rPr>
+          <w:b/>
+          <w:bCs/>
+          <w:color w:val="D86DCB" w:themeColor="accent5" w:themeTint="99"/>
+          <w:sz w:val="32"/>
+          <w:szCs w:val="32"/>
+        </w:rPr>
+      </w:pPr>
+      <w:r>
+        <w:rPr>
+          <w:b/>
+          <w:bCs/>
+          <w:color w:val="D86DCB" w:themeColor="accent5" w:themeTint="99"/>
+          <w:sz w:val="32"/>
+          <w:szCs w:val="32"/>
+        </w:rPr>
+        <w:t xml:space="preserve">class </w:t>
       </w:r>
       <w:proofErr w:type="spellStart"/>
       <w:r>
         <w:rPr>
-          <w:sz w:val="32"/>
-          <w:szCs w:val="32"/>
-        </w:rPr>
-        <w:t>mixin</w:t>
+          <w:b/>
+          <w:bCs/>
+          <w:color w:val="D86DCB" w:themeColor="accent5" w:themeTint="99"/>
+          <w:sz w:val="32"/>
+          <w:szCs w:val="32"/>
+        </w:rPr>
+        <w:t>LoggerMixin</w:t>
       </w:r>
       <w:proofErr w:type="spellEnd"/>
       <w:r>
         <w:rPr>
-          <w:sz w:val="32"/>
-          <w:szCs w:val="32"/>
-        </w:rPr>
-        <w:t xml:space="preserve"> keyword</w:t>
-      </w:r>
-      <w:r>
-        <w:rPr>
-          <w:sz w:val="32"/>
-          <w:szCs w:val="32"/>
-        </w:rPr>
-        <w:t xml:space="preserve"> like</w:t>
-      </w:r>
-      <w:r>
-        <w:rPr>
-          <w:b/>
-          <w:bCs/>
-          <w:sz w:val="32"/>
-          <w:szCs w:val="32"/>
-        </w:rPr>
-        <w:t xml:space="preserve"> with</w:t>
-      </w:r>
-      <w:r>
-        <w:rPr>
-          <w:sz w:val="32"/>
-          <w:szCs w:val="32"/>
-        </w:rPr>
-        <w:t>, i</w:t>
-      </w:r>
-      <w:r>
-        <w:rPr>
-          <w:sz w:val="32"/>
-          <w:szCs w:val="32"/>
-        </w:rPr>
-        <w:t>t just uses multiple inheritance for the same idea.</w:t>
-      </w:r>
-    </w:p>
-    <w:p>
-      <w:pPr>
-        <w:jc w:val="both"/>
-        <w:rPr>
-          <w:b/>
-          <w:bCs/>
-          <w:color w:val="D86DCB" w:themeColor="accent5" w:themeTint="99"/>
-          <w:sz w:val="32"/>
-          <w:szCs w:val="32"/>
-        </w:rPr>
-      </w:pPr>
-      <w:r>
-        <w:rPr>
-          <w:b/>
-          <w:bCs/>
-          <w:color w:val="D86DCB" w:themeColor="accent5" w:themeTint="99"/>
-          <w:sz w:val="32"/>
-          <w:szCs w:val="32"/>
-        </w:rPr>
-        <w:t xml:space="preserve">class </w:t>
-      </w:r>
-      <w:proofErr w:type="spellStart"/>
-      <w:r>
-        <w:rPr>
-          <w:b/>
-          <w:bCs/>
-          <w:color w:val="D86DCB" w:themeColor="accent5" w:themeTint="99"/>
-          <w:sz w:val="32"/>
-          <w:szCs w:val="32"/>
-        </w:rPr>
-        <w:t>LoggerMixin</w:t>
-      </w:r>
-      <w:proofErr w:type="spellEnd"/>
-      <w:r>
-        <w:rPr>
           <w:b/>
           <w:bCs/>
           <w:color w:val="D86DCB" w:themeColor="accent5" w:themeTint="99"/>
@@ -2765,7 +3055,29 @@
           <w:sz w:val="32"/>
           <w:szCs w:val="32"/>
         </w:rPr>
-        <w:t xml:space="preserve">    void log(String msg) {}</w:t>
+        <w:t xml:space="preserve">    void </w:t>
+      </w:r>
+      <w:proofErr w:type="gramStart"/>
+      <w:r>
+        <w:rPr>
+          <w:b/>
+          <w:bCs/>
+          <w:color w:val="D86DCB" w:themeColor="accent5" w:themeTint="99"/>
+          <w:sz w:val="32"/>
+          <w:szCs w:val="32"/>
+        </w:rPr>
+        <w:t>log(</w:t>
+      </w:r>
+      <w:proofErr w:type="gramEnd"/>
+      <w:r>
+        <w:rPr>
+          <w:b/>
+          <w:bCs/>
+          <w:color w:val="D86DCB" w:themeColor="accent5" w:themeTint="99"/>
+          <w:sz w:val="32"/>
+          <w:szCs w:val="32"/>
+        </w:rPr>
+        <w:t>String msg) {}</w:t>
       </w:r>
     </w:p>
     <w:p>
@@ -3317,7 +3629,27 @@
           <w:sz w:val="32"/>
           <w:szCs w:val="32"/>
         </w:rPr>
-        <w:t xml:space="preserve"> open()</w:t>
+        <w:t xml:space="preserve"> </w:t>
+      </w:r>
+      <w:proofErr w:type="gramStart"/>
+      <w:r>
+        <w:rPr>
+          <w:b/>
+          <w:bCs/>
+          <w:sz w:val="32"/>
+          <w:szCs w:val="32"/>
+        </w:rPr>
+        <w:t>open(</w:t>
+      </w:r>
+      <w:proofErr w:type="gramEnd"/>
+      <w:r>
+        <w:rPr>
+          <w:b/>
+          <w:bCs/>
+          <w:sz w:val="32"/>
+          <w:szCs w:val="32"/>
+        </w:rPr>
+        <w:t>)</w:t>
       </w:r>
       <w:r>
         <w:rPr>
@@ -3385,6 +3717,7 @@
         <w:t xml:space="preserve">    data = </w:t>
       </w:r>
       <w:proofErr w:type="spellStart"/>
+      <w:proofErr w:type="gramStart"/>
       <w:r>
         <w:rPr>
           <w:b/>
@@ -3396,6 +3729,7 @@
         <w:t>f.read</w:t>
       </w:r>
       <w:proofErr w:type="spellEnd"/>
+      <w:proofErr w:type="gramEnd"/>
       <w:r>
         <w:rPr>
           <w:b/>
@@ -3476,14 +3810,25 @@
         </w:rPr>
         <w:t xml:space="preserve">Without it if an exception occurs before </w:t>
       </w:r>
-      <w:r>
-        <w:rPr>
-          <w:b/>
-          <w:bCs/>
-          <w:sz w:val="32"/>
-          <w:szCs w:val="32"/>
-        </w:rPr>
-        <w:t xml:space="preserve">close() </w:t>
+      <w:proofErr w:type="gramStart"/>
+      <w:r>
+        <w:rPr>
+          <w:b/>
+          <w:bCs/>
+          <w:sz w:val="32"/>
+          <w:szCs w:val="32"/>
+        </w:rPr>
+        <w:t>close(</w:t>
+      </w:r>
+      <w:proofErr w:type="gramEnd"/>
+      <w:r>
+        <w:rPr>
+          <w:b/>
+          <w:bCs/>
+          <w:sz w:val="32"/>
+          <w:szCs w:val="32"/>
+        </w:rPr>
+        <w:t xml:space="preserve">) </w:t>
       </w:r>
       <w:r>
         <w:rPr>
@@ -3538,6 +3883,7 @@
         <w:t xml:space="preserve">data = </w:t>
       </w:r>
       <w:proofErr w:type="spellStart"/>
+      <w:proofErr w:type="gramStart"/>
       <w:r>
         <w:rPr>
           <w:b/>
@@ -3549,6 +3895,7 @@
         <w:t>f.read</w:t>
       </w:r>
       <w:proofErr w:type="spellEnd"/>
+      <w:proofErr w:type="gramEnd"/>
       <w:r>
         <w:rPr>
           <w:b/>
@@ -3572,6 +3919,7 @@
         </w:rPr>
       </w:pPr>
       <w:proofErr w:type="spellStart"/>
+      <w:proofErr w:type="gramStart"/>
       <w:r>
         <w:rPr>
           <w:b/>
@@ -3583,6 +3931,7 @@
         <w:t>f.close</w:t>
       </w:r>
       <w:proofErr w:type="spellEnd"/>
+      <w:proofErr w:type="gramEnd"/>
       <w:r>
         <w:rPr>
           <w:b/>
@@ -3813,6 +4162,7 @@
         <w:t xml:space="preserve"> = </w:t>
       </w:r>
       <w:proofErr w:type="spellStart"/>
+      <w:proofErr w:type="gramStart"/>
       <w:r>
         <w:rPr>
           <w:b/>
@@ -3824,6 +4174,7 @@
         <w:t>f.read</w:t>
       </w:r>
       <w:proofErr w:type="spellEnd"/>
+      <w:proofErr w:type="gramEnd"/>
       <w:r>
         <w:rPr>
           <w:b/>
@@ -3889,7 +4240,27 @@
           <w:sz w:val="32"/>
           <w:szCs w:val="32"/>
         </w:rPr>
-        <w:t xml:space="preserve">__enter__() </w:t>
+        <w:t>__enter_</w:t>
+      </w:r>
+      <w:proofErr w:type="gramStart"/>
+      <w:r>
+        <w:rPr>
+          <w:b/>
+          <w:bCs/>
+          <w:sz w:val="32"/>
+          <w:szCs w:val="32"/>
+        </w:rPr>
+        <w:t>_(</w:t>
+      </w:r>
+      <w:proofErr w:type="gramEnd"/>
+      <w:r>
+        <w:rPr>
+          <w:b/>
+          <w:bCs/>
+          <w:sz w:val="32"/>
+          <w:szCs w:val="32"/>
+        </w:rPr>
+        <w:t xml:space="preserve">) </w:t>
       </w:r>
       <w:r>
         <w:rPr>
@@ -3935,6 +4306,7 @@
         <w:t xml:space="preserve">with </w:t>
       </w:r>
       <w:proofErr w:type="spellStart"/>
+      <w:proofErr w:type="gramStart"/>
       <w:r>
         <w:rPr>
           <w:b/>
@@ -3952,59 +4324,59 @@
           <w:sz w:val="28"/>
           <w:szCs w:val="28"/>
         </w:rPr>
-        <w:t>():</w:t>
-      </w:r>
-    </w:p>
-    <w:p>
-      <w:pPr>
-        <w:jc w:val="both"/>
+        <w:t>(</w:t>
+      </w:r>
+      <w:proofErr w:type="gramEnd"/>
+      <w:r>
         <w:rPr>
           <w:b/>
           <w:bCs/>
           <w:sz w:val="28"/>
           <w:szCs w:val="28"/>
         </w:rPr>
-      </w:pPr>
-      <w:r>
+        <w:t>):</w:t>
+      </w:r>
+    </w:p>
+    <w:p>
+      <w:pPr>
+        <w:jc w:val="both"/>
         <w:rPr>
           <w:b/>
           <w:bCs/>
           <w:sz w:val="28"/>
           <w:szCs w:val="28"/>
         </w:rPr>
-        <w:t xml:space="preserve">          ↓</w:t>
-      </w:r>
-    </w:p>
-    <w:p>
-      <w:pPr>
-        <w:jc w:val="both"/>
+      </w:pPr>
+      <w:r>
         <w:rPr>
           <w:b/>
           <w:bCs/>
           <w:sz w:val="28"/>
           <w:szCs w:val="28"/>
         </w:rPr>
-      </w:pPr>
-      <w:r>
+        <w:t xml:space="preserve">          ↓</w:t>
+      </w:r>
+    </w:p>
+    <w:p>
+      <w:pPr>
+        <w:jc w:val="both"/>
         <w:rPr>
           <w:b/>
           <w:bCs/>
           <w:sz w:val="28"/>
           <w:szCs w:val="28"/>
         </w:rPr>
-        <w:t xml:space="preserve"> __enter__()</w:t>
-      </w:r>
-    </w:p>
-    <w:p>
-      <w:pPr>
-        <w:jc w:val="both"/>
+      </w:pPr>
+      <w:r>
         <w:rPr>
           <w:b/>
           <w:bCs/>
           <w:sz w:val="28"/>
           <w:szCs w:val="28"/>
         </w:rPr>
-      </w:pPr>
+        <w:t xml:space="preserve"> __enter_</w:t>
+      </w:r>
+      <w:proofErr w:type="gramStart"/>
       <w:r>
         <w:rPr>
           <w:b/>
@@ -4012,67 +4384,117 @@
           <w:sz w:val="28"/>
           <w:szCs w:val="28"/>
         </w:rPr>
-        <w:t xml:space="preserve">          ↓</w:t>
-      </w:r>
-    </w:p>
-    <w:p>
-      <w:pPr>
-        <w:jc w:val="both"/>
+        <w:t>_(</w:t>
+      </w:r>
+      <w:proofErr w:type="gramEnd"/>
+      <w:r>
         <w:rPr>
           <w:b/>
           <w:bCs/>
           <w:sz w:val="28"/>
           <w:szCs w:val="28"/>
         </w:rPr>
-      </w:pPr>
-      <w:r>
+        <w:t>)</w:t>
+      </w:r>
+    </w:p>
+    <w:p>
+      <w:pPr>
+        <w:jc w:val="both"/>
         <w:rPr>
           <w:b/>
           <w:bCs/>
           <w:sz w:val="28"/>
           <w:szCs w:val="28"/>
         </w:rPr>
-        <w:t xml:space="preserve"> your code</w:t>
-      </w:r>
-    </w:p>
-    <w:p>
-      <w:pPr>
-        <w:jc w:val="both"/>
+      </w:pPr>
+      <w:r>
         <w:rPr>
           <w:b/>
           <w:bCs/>
           <w:sz w:val="28"/>
           <w:szCs w:val="28"/>
         </w:rPr>
-      </w:pPr>
-      <w:r>
+        <w:t xml:space="preserve">          ↓</w:t>
+      </w:r>
+    </w:p>
+    <w:p>
+      <w:pPr>
+        <w:jc w:val="both"/>
         <w:rPr>
           <w:b/>
           <w:bCs/>
           <w:sz w:val="28"/>
           <w:szCs w:val="28"/>
         </w:rPr>
-        <w:t xml:space="preserve">         ↓</w:t>
-      </w:r>
-    </w:p>
-    <w:p>
-      <w:pPr>
-        <w:jc w:val="both"/>
+      </w:pPr>
+      <w:r>
         <w:rPr>
           <w:b/>
           <w:bCs/>
           <w:sz w:val="28"/>
           <w:szCs w:val="28"/>
         </w:rPr>
-      </w:pPr>
-      <w:r>
+        <w:t xml:space="preserve"> your code</w:t>
+      </w:r>
+    </w:p>
+    <w:p>
+      <w:pPr>
+        <w:jc w:val="both"/>
         <w:rPr>
           <w:b/>
           <w:bCs/>
           <w:sz w:val="28"/>
           <w:szCs w:val="28"/>
         </w:rPr>
-        <w:t xml:space="preserve"> __exit__()</w:t>
+      </w:pPr>
+      <w:r>
+        <w:rPr>
+          <w:b/>
+          <w:bCs/>
+          <w:sz w:val="28"/>
+          <w:szCs w:val="28"/>
+        </w:rPr>
+        <w:t xml:space="preserve">         ↓</w:t>
+      </w:r>
+    </w:p>
+    <w:p>
+      <w:pPr>
+        <w:jc w:val="both"/>
+        <w:rPr>
+          <w:b/>
+          <w:bCs/>
+          <w:sz w:val="28"/>
+          <w:szCs w:val="28"/>
+        </w:rPr>
+      </w:pPr>
+      <w:r>
+        <w:rPr>
+          <w:b/>
+          <w:bCs/>
+          <w:sz w:val="28"/>
+          <w:szCs w:val="28"/>
+        </w:rPr>
+        <w:t xml:space="preserve"> __exit_</w:t>
+      </w:r>
+      <w:proofErr w:type="gramStart"/>
+      <w:r>
+        <w:rPr>
+          <w:b/>
+          <w:bCs/>
+          <w:sz w:val="28"/>
+          <w:szCs w:val="28"/>
+        </w:rPr>
+        <w:t>_(</w:t>
+      </w:r>
+      <w:proofErr w:type="gramEnd"/>
+      <w:r>
+        <w:rPr>
+          <w:b/>
+          <w:bCs/>
+          <w:sz w:val="28"/>
+          <w:szCs w:val="28"/>
+        </w:rPr>
+        <w:t>)</w:t>
       </w:r>
     </w:p>
     <w:p>
@@ -4222,7 +4644,29 @@
           <w:sz w:val="32"/>
           <w:szCs w:val="32"/>
         </w:rPr>
-        <w:t xml:space="preserve">    def __exit__(self, </w:t>
+        <w:t xml:space="preserve">    def __exit_</w:t>
+      </w:r>
+      <w:proofErr w:type="gramStart"/>
+      <w:r>
+        <w:rPr>
+          <w:b/>
+          <w:bCs/>
+          <w:color w:val="D86DCB" w:themeColor="accent5" w:themeTint="99"/>
+          <w:sz w:val="32"/>
+          <w:szCs w:val="32"/>
+        </w:rPr>
+        <w:t>_(</w:t>
+      </w:r>
+      <w:proofErr w:type="gramEnd"/>
+      <w:r>
+        <w:rPr>
+          <w:b/>
+          <w:bCs/>
+          <w:color w:val="D86DCB" w:themeColor="accent5" w:themeTint="99"/>
+          <w:sz w:val="32"/>
+          <w:szCs w:val="32"/>
+        </w:rPr>
+        <w:t xml:space="preserve">self, </w:t>
       </w:r>
       <w:proofErr w:type="spellStart"/>
       <w:r>
@@ -4344,7 +4788,29 @@
           <w:sz w:val="32"/>
           <w:szCs w:val="32"/>
         </w:rPr>
-        <w:t xml:space="preserve">with Database() as </w:t>
+        <w:t xml:space="preserve">with </w:t>
+      </w:r>
+      <w:proofErr w:type="gramStart"/>
+      <w:r>
+        <w:rPr>
+          <w:b/>
+          <w:bCs/>
+          <w:color w:val="D86DCB" w:themeColor="accent5" w:themeTint="99"/>
+          <w:sz w:val="32"/>
+          <w:szCs w:val="32"/>
+        </w:rPr>
+        <w:t>Database(</w:t>
+      </w:r>
+      <w:proofErr w:type="gramEnd"/>
+      <w:r>
+        <w:rPr>
+          <w:b/>
+          <w:bCs/>
+          <w:color w:val="D86DCB" w:themeColor="accent5" w:themeTint="99"/>
+          <w:sz w:val="32"/>
+          <w:szCs w:val="32"/>
+        </w:rPr>
+        <w:t xml:space="preserve">) as </w:t>
       </w:r>
       <w:proofErr w:type="spellStart"/>
       <w:r>
@@ -4388,7 +4854,29 @@
           <w:sz w:val="32"/>
           <w:szCs w:val="32"/>
         </w:rPr>
-        <w:t xml:space="preserve">    print("Querying...")</w:t>
+        <w:t xml:space="preserve">    </w:t>
+      </w:r>
+      <w:proofErr w:type="gramStart"/>
+      <w:r>
+        <w:rPr>
+          <w:b/>
+          <w:bCs/>
+          <w:color w:val="D86DCB" w:themeColor="accent5" w:themeTint="99"/>
+          <w:sz w:val="32"/>
+          <w:szCs w:val="32"/>
+        </w:rPr>
+        <w:t>print(</w:t>
+      </w:r>
+      <w:proofErr w:type="gramEnd"/>
+      <w:r>
+        <w:rPr>
+          <w:b/>
+          <w:bCs/>
+          <w:color w:val="D86DCB" w:themeColor="accent5" w:themeTint="99"/>
+          <w:sz w:val="32"/>
+          <w:szCs w:val="32"/>
+        </w:rPr>
+        <w:t>"Querying...")</w:t>
       </w:r>
     </w:p>
     <w:p>
@@ -4604,6 +5092,7 @@
         <w:t>Thread locks (</w:t>
       </w:r>
       <w:proofErr w:type="spellStart"/>
+      <w:proofErr w:type="gramStart"/>
       <w:r>
         <w:rPr>
           <w:b/>
@@ -4614,6 +5103,7 @@
         <w:t>threading.Lock</w:t>
       </w:r>
       <w:proofErr w:type="spellEnd"/>
+      <w:proofErr w:type="gramEnd"/>
       <w:r>
         <w:rPr>
           <w:sz w:val="32"/>
@@ -5095,7 +5585,29 @@
           <w:sz w:val="32"/>
           <w:szCs w:val="32"/>
         </w:rPr>
-        <w:t>__(self, name):</w:t>
+        <w:t>_</w:t>
+      </w:r>
+      <w:proofErr w:type="gramStart"/>
+      <w:r>
+        <w:rPr>
+          <w:b/>
+          <w:bCs/>
+          <w:color w:val="D86DCB" w:themeColor="accent5" w:themeTint="99"/>
+          <w:sz w:val="32"/>
+          <w:szCs w:val="32"/>
+        </w:rPr>
+        <w:t>_(</w:t>
+      </w:r>
+      <w:proofErr w:type="gramEnd"/>
+      <w:r>
+        <w:rPr>
+          <w:b/>
+          <w:bCs/>
+          <w:color w:val="D86DCB" w:themeColor="accent5" w:themeTint="99"/>
+          <w:sz w:val="32"/>
+          <w:szCs w:val="32"/>
+        </w:rPr>
+        <w:t>self, name):</w:t>
       </w:r>
     </w:p>
     <w:p>
@@ -5180,15 +5692,27 @@
           <w:szCs w:val="32"/>
         </w:rPr>
       </w:pPr>
-      <w:r>
-        <w:rPr>
-          <w:b/>
-          <w:bCs/>
-          <w:color w:val="D86DCB" w:themeColor="accent5" w:themeTint="99"/>
-          <w:sz w:val="32"/>
-          <w:szCs w:val="32"/>
-        </w:rPr>
-        <w:t>Student.__</w:t>
+      <w:proofErr w:type="gramStart"/>
+      <w:r>
+        <w:rPr>
+          <w:b/>
+          <w:bCs/>
+          <w:color w:val="D86DCB" w:themeColor="accent5" w:themeTint="99"/>
+          <w:sz w:val="32"/>
+          <w:szCs w:val="32"/>
+        </w:rPr>
+        <w:t>Student._</w:t>
+      </w:r>
+      <w:proofErr w:type="gramEnd"/>
+      <w:r>
+        <w:rPr>
+          <w:b/>
+          <w:bCs/>
+          <w:color w:val="D86DCB" w:themeColor="accent5" w:themeTint="99"/>
+          <w:sz w:val="32"/>
+          <w:szCs w:val="32"/>
+        </w:rPr>
+        <w:t>_</w:t>
       </w:r>
       <w:proofErr w:type="spellStart"/>
       <w:r>
@@ -5342,7 +5866,27 @@
           <w:sz w:val="32"/>
           <w:szCs w:val="32"/>
         </w:rPr>
-        <w:t xml:space="preserve">__() </w:t>
+        <w:t>_</w:t>
+      </w:r>
+      <w:proofErr w:type="gramStart"/>
+      <w:r>
+        <w:rPr>
+          <w:b/>
+          <w:bCs/>
+          <w:sz w:val="32"/>
+          <w:szCs w:val="32"/>
+        </w:rPr>
+        <w:t>_(</w:t>
+      </w:r>
+      <w:proofErr w:type="gramEnd"/>
+      <w:r>
+        <w:rPr>
+          <w:b/>
+          <w:bCs/>
+          <w:sz w:val="32"/>
+          <w:szCs w:val="32"/>
+        </w:rPr>
+        <w:t xml:space="preserve">) </w:t>
       </w:r>
       <w:r>
         <w:rPr>
@@ -5422,7 +5966,27 @@
           <w:sz w:val="32"/>
           <w:szCs w:val="32"/>
         </w:rPr>
-        <w:t>__str__()</w:t>
+        <w:t>__str_</w:t>
+      </w:r>
+      <w:proofErr w:type="gramStart"/>
+      <w:r>
+        <w:rPr>
+          <w:b/>
+          <w:bCs/>
+          <w:sz w:val="32"/>
+          <w:szCs w:val="32"/>
+        </w:rPr>
+        <w:t>_(</w:t>
+      </w:r>
+      <w:proofErr w:type="gramEnd"/>
+      <w:r>
+        <w:rPr>
+          <w:b/>
+          <w:bCs/>
+          <w:sz w:val="32"/>
+          <w:szCs w:val="32"/>
+        </w:rPr>
+        <w:t>)</w:t>
       </w:r>
       <w:r>
         <w:rPr>
@@ -5622,7 +6186,29 @@
           <w:sz w:val="32"/>
           <w:szCs w:val="32"/>
         </w:rPr>
-        <w:t>s = Student()</w:t>
+        <w:t xml:space="preserve">s = </w:t>
+      </w:r>
+      <w:proofErr w:type="gramStart"/>
+      <w:r>
+        <w:rPr>
+          <w:b/>
+          <w:bCs/>
+          <w:color w:val="D86DCB" w:themeColor="accent5" w:themeTint="99"/>
+          <w:sz w:val="32"/>
+          <w:szCs w:val="32"/>
+        </w:rPr>
+        <w:t>Student(</w:t>
+      </w:r>
+      <w:proofErr w:type="gramEnd"/>
+      <w:r>
+        <w:rPr>
+          <w:b/>
+          <w:bCs/>
+          <w:color w:val="D86DCB" w:themeColor="accent5" w:themeTint="99"/>
+          <w:sz w:val="32"/>
+          <w:szCs w:val="32"/>
+        </w:rPr>
+        <w:t>)</w:t>
       </w:r>
     </w:p>
     <w:p>
@@ -5730,7 +6316,27 @@
           <w:sz w:val="32"/>
           <w:szCs w:val="32"/>
         </w:rPr>
-        <w:t>__()</w:t>
+        <w:t>_</w:t>
+      </w:r>
+      <w:proofErr w:type="gramStart"/>
+      <w:r>
+        <w:rPr>
+          <w:b/>
+          <w:bCs/>
+          <w:sz w:val="32"/>
+          <w:szCs w:val="32"/>
+        </w:rPr>
+        <w:t>_(</w:t>
+      </w:r>
+      <w:proofErr w:type="gramEnd"/>
+      <w:r>
+        <w:rPr>
+          <w:b/>
+          <w:bCs/>
+          <w:sz w:val="32"/>
+          <w:szCs w:val="32"/>
+        </w:rPr>
+        <w:t>)</w:t>
       </w:r>
       <w:r>
         <w:rPr>
@@ -5900,7 +6506,29 @@
           <w:sz w:val="32"/>
           <w:szCs w:val="32"/>
         </w:rPr>
-        <w:t>p = Playlist()</w:t>
+        <w:t xml:space="preserve">p = </w:t>
+      </w:r>
+      <w:proofErr w:type="gramStart"/>
+      <w:r>
+        <w:rPr>
+          <w:b/>
+          <w:bCs/>
+          <w:color w:val="D86DCB" w:themeColor="accent5" w:themeTint="99"/>
+          <w:sz w:val="32"/>
+          <w:szCs w:val="32"/>
+        </w:rPr>
+        <w:t>Playlist(</w:t>
+      </w:r>
+      <w:proofErr w:type="gramEnd"/>
+      <w:r>
+        <w:rPr>
+          <w:b/>
+          <w:bCs/>
+          <w:color w:val="D86DCB" w:themeColor="accent5" w:themeTint="99"/>
+          <w:sz w:val="32"/>
+          <w:szCs w:val="32"/>
+        </w:rPr>
+        <w:t>)</w:t>
       </w:r>
     </w:p>
     <w:p>
@@ -6007,7 +6635,29 @@
           <w:sz w:val="32"/>
           <w:szCs w:val="32"/>
         </w:rPr>
-        <w:t>__()</w:t>
+        <w:t>_</w:t>
+      </w:r>
+      <w:proofErr w:type="gramStart"/>
+      <w:r>
+        <w:rPr>
+          <w:b/>
+          <w:bCs/>
+          <w:color w:val="D86DCB" w:themeColor="accent5" w:themeTint="99"/>
+          <w:sz w:val="32"/>
+          <w:szCs w:val="32"/>
+        </w:rPr>
+        <w:t>_(</w:t>
+      </w:r>
+      <w:proofErr w:type="gramEnd"/>
+      <w:r>
+        <w:rPr>
+          <w:b/>
+          <w:bCs/>
+          <w:color w:val="D86DCB" w:themeColor="accent5" w:themeTint="99"/>
+          <w:sz w:val="32"/>
+          <w:szCs w:val="32"/>
+        </w:rPr>
+        <w:t>)</w:t>
       </w:r>
     </w:p>
     <w:p>
@@ -6082,7 +6732,23 @@
           <w:sz w:val="32"/>
           <w:szCs w:val="32"/>
         </w:rPr>
-        <w:t># Operator overloading means defining what operators (+, - , * = etc.) do for your own classes. Example:</w:t>
+        <w:t xml:space="preserve"># Operator overloading means defining what operators (+, </w:t>
+      </w:r>
+      <w:proofErr w:type="gramStart"/>
+      <w:r>
+        <w:rPr>
+          <w:sz w:val="32"/>
+          <w:szCs w:val="32"/>
+        </w:rPr>
+        <w:t>- ,</w:t>
+      </w:r>
+      <w:proofErr w:type="gramEnd"/>
+      <w:r>
+        <w:rPr>
+          <w:sz w:val="32"/>
+          <w:szCs w:val="32"/>
+        </w:rPr>
+        <w:t xml:space="preserve"> * = etc.) do for your own classes. Example:</w:t>
       </w:r>
     </w:p>
     <w:p>
@@ -6143,7 +6809,29 @@
           <w:sz w:val="32"/>
           <w:szCs w:val="32"/>
         </w:rPr>
-        <w:t>5.__add__(10)</w:t>
+        <w:t>5.__add_</w:t>
+      </w:r>
+      <w:proofErr w:type="gramStart"/>
+      <w:r>
+        <w:rPr>
+          <w:b/>
+          <w:bCs/>
+          <w:color w:val="D86DCB" w:themeColor="accent5" w:themeTint="99"/>
+          <w:sz w:val="32"/>
+          <w:szCs w:val="32"/>
+        </w:rPr>
+        <w:t>_(</w:t>
+      </w:r>
+      <w:proofErr w:type="gramEnd"/>
+      <w:r>
+        <w:rPr>
+          <w:b/>
+          <w:bCs/>
+          <w:color w:val="D86DCB" w:themeColor="accent5" w:themeTint="99"/>
+          <w:sz w:val="32"/>
+          <w:szCs w:val="32"/>
+        </w:rPr>
+        <w:t>10)</w:t>
       </w:r>
     </w:p>
     <w:p>
@@ -6169,7 +6857,27 @@
           <w:sz w:val="32"/>
           <w:szCs w:val="32"/>
         </w:rPr>
-        <w:t>__add__()</w:t>
+        <w:t>__add_</w:t>
+      </w:r>
+      <w:proofErr w:type="gramStart"/>
+      <w:r>
+        <w:rPr>
+          <w:b/>
+          <w:bCs/>
+          <w:sz w:val="32"/>
+          <w:szCs w:val="32"/>
+        </w:rPr>
+        <w:t>_(</w:t>
+      </w:r>
+      <w:proofErr w:type="gramEnd"/>
+      <w:r>
+        <w:rPr>
+          <w:b/>
+          <w:bCs/>
+          <w:sz w:val="32"/>
+          <w:szCs w:val="32"/>
+        </w:rPr>
+        <w:t>)</w:t>
       </w:r>
       <w:r>
         <w:rPr>
@@ -6268,7 +6976,29 @@
           <w:sz w:val="32"/>
           <w:szCs w:val="32"/>
         </w:rPr>
-        <w:t>__(self, amount):</w:t>
+        <w:t>_</w:t>
+      </w:r>
+      <w:proofErr w:type="gramStart"/>
+      <w:r>
+        <w:rPr>
+          <w:b/>
+          <w:bCs/>
+          <w:color w:val="D86DCB" w:themeColor="accent5" w:themeTint="99"/>
+          <w:sz w:val="32"/>
+          <w:szCs w:val="32"/>
+        </w:rPr>
+        <w:t>_(</w:t>
+      </w:r>
+      <w:proofErr w:type="gramEnd"/>
+      <w:r>
+        <w:rPr>
+          <w:b/>
+          <w:bCs/>
+          <w:color w:val="D86DCB" w:themeColor="accent5" w:themeTint="99"/>
+          <w:sz w:val="32"/>
+          <w:szCs w:val="32"/>
+        </w:rPr>
+        <w:t>self, amount):</w:t>
       </w:r>
     </w:p>
     <w:p>
@@ -6294,6 +7024,7 @@
         <w:t xml:space="preserve">        </w:t>
       </w:r>
       <w:proofErr w:type="spellStart"/>
+      <w:proofErr w:type="gramStart"/>
       <w:r>
         <w:rPr>
           <w:b/>
@@ -6305,6 +7036,7 @@
         <w:t>self.amount</w:t>
       </w:r>
       <w:proofErr w:type="spellEnd"/>
+      <w:proofErr w:type="gramEnd"/>
       <w:r>
         <w:rPr>
           <w:b/>
@@ -6349,7 +7081,29 @@
           <w:sz w:val="32"/>
           <w:szCs w:val="32"/>
         </w:rPr>
-        <w:t xml:space="preserve">    def __add__(self, other):</w:t>
+        <w:t xml:space="preserve">    def __add_</w:t>
+      </w:r>
+      <w:proofErr w:type="gramStart"/>
+      <w:r>
+        <w:rPr>
+          <w:b/>
+          <w:bCs/>
+          <w:color w:val="D86DCB" w:themeColor="accent5" w:themeTint="99"/>
+          <w:sz w:val="32"/>
+          <w:szCs w:val="32"/>
+        </w:rPr>
+        <w:t>_(</w:t>
+      </w:r>
+      <w:proofErr w:type="gramEnd"/>
+      <w:r>
+        <w:rPr>
+          <w:b/>
+          <w:bCs/>
+          <w:color w:val="D86DCB" w:themeColor="accent5" w:themeTint="99"/>
+          <w:sz w:val="32"/>
+          <w:szCs w:val="32"/>
+        </w:rPr>
+        <w:t>self, other):</w:t>
       </w:r>
     </w:p>
     <w:p>
@@ -6372,9 +7126,21 @@
           <w:sz w:val="32"/>
           <w:szCs w:val="32"/>
         </w:rPr>
-        <w:t xml:space="preserve">        return Money(</w:t>
+        <w:t xml:space="preserve">        return </w:t>
+      </w:r>
+      <w:proofErr w:type="gramStart"/>
+      <w:r>
+        <w:rPr>
+          <w:b/>
+          <w:bCs/>
+          <w:color w:val="D86DCB" w:themeColor="accent5" w:themeTint="99"/>
+          <w:sz w:val="32"/>
+          <w:szCs w:val="32"/>
+        </w:rPr>
+        <w:t>Money(</w:t>
       </w:r>
       <w:proofErr w:type="spellStart"/>
+      <w:proofErr w:type="gramEnd"/>
       <w:r>
         <w:rPr>
           <w:b/>
@@ -6452,7 +7218,29 @@
           <w:sz w:val="32"/>
           <w:szCs w:val="32"/>
         </w:rPr>
-        <w:t>m1 = Money(50)</w:t>
+        <w:t xml:space="preserve">m1 = </w:t>
+      </w:r>
+      <w:proofErr w:type="gramStart"/>
+      <w:r>
+        <w:rPr>
+          <w:b/>
+          <w:bCs/>
+          <w:color w:val="D86DCB" w:themeColor="accent5" w:themeTint="99"/>
+          <w:sz w:val="32"/>
+          <w:szCs w:val="32"/>
+        </w:rPr>
+        <w:t>Money(</w:t>
+      </w:r>
+      <w:proofErr w:type="gramEnd"/>
+      <w:r>
+        <w:rPr>
+          <w:b/>
+          <w:bCs/>
+          <w:color w:val="D86DCB" w:themeColor="accent5" w:themeTint="99"/>
+          <w:sz w:val="32"/>
+          <w:szCs w:val="32"/>
+        </w:rPr>
+        <w:t>50)</w:t>
       </w:r>
     </w:p>
     <w:p>
@@ -6475,7 +7263,29 @@
           <w:sz w:val="32"/>
           <w:szCs w:val="32"/>
         </w:rPr>
-        <w:t>m2 = Money(70)</w:t>
+        <w:t xml:space="preserve">m2 = </w:t>
+      </w:r>
+      <w:proofErr w:type="gramStart"/>
+      <w:r>
+        <w:rPr>
+          <w:b/>
+          <w:bCs/>
+          <w:color w:val="D86DCB" w:themeColor="accent5" w:themeTint="99"/>
+          <w:sz w:val="32"/>
+          <w:szCs w:val="32"/>
+        </w:rPr>
+        <w:t>Money(</w:t>
+      </w:r>
+      <w:proofErr w:type="gramEnd"/>
+      <w:r>
+        <w:rPr>
+          <w:b/>
+          <w:bCs/>
+          <w:color w:val="D86DCB" w:themeColor="accent5" w:themeTint="99"/>
+          <w:sz w:val="32"/>
+          <w:szCs w:val="32"/>
+        </w:rPr>
+        <w:t>70)</w:t>
       </w:r>
     </w:p>
     <w:p>
@@ -6521,7 +7331,29 @@
           <w:sz w:val="32"/>
           <w:szCs w:val="32"/>
         </w:rPr>
-        <w:t>print(m3.amount)</w:t>
+        <w:t>print(m</w:t>
+      </w:r>
+      <w:proofErr w:type="gramStart"/>
+      <w:r>
+        <w:rPr>
+          <w:b/>
+          <w:bCs/>
+          <w:color w:val="D86DCB" w:themeColor="accent5" w:themeTint="99"/>
+          <w:sz w:val="32"/>
+          <w:szCs w:val="32"/>
+        </w:rPr>
+        <w:t>3.amount</w:t>
+      </w:r>
+      <w:proofErr w:type="gramEnd"/>
+      <w:r>
+        <w:rPr>
+          <w:b/>
+          <w:bCs/>
+          <w:color w:val="D86DCB" w:themeColor="accent5" w:themeTint="99"/>
+          <w:sz w:val="32"/>
+          <w:szCs w:val="32"/>
+        </w:rPr>
+        <w:t>)</w:t>
       </w:r>
     </w:p>
     <w:p>
@@ -6666,7 +7498,17 @@
                 <w:sz w:val="32"/>
                 <w:szCs w:val="32"/>
               </w:rPr>
-              <w:t>__add__</w:t>
+              <w:t>__add_</w:t>
+            </w:r>
+            <w:proofErr w:type="gramStart"/>
+            <w:r>
+              <w:rPr>
+                <w:b/>
+                <w:bCs/>
+                <w:sz w:val="32"/>
+                <w:szCs w:val="32"/>
+              </w:rPr>
+              <w:t>_</w:t>
             </w:r>
             <w:r>
               <w:rPr>
@@ -6675,7 +7517,17 @@
                 <w:sz w:val="32"/>
                 <w:szCs w:val="32"/>
               </w:rPr>
-              <w:t>()</w:t>
+              <w:t>(</w:t>
+            </w:r>
+            <w:proofErr w:type="gramEnd"/>
+            <w:r>
+              <w:rPr>
+                <w:b/>
+                <w:bCs/>
+                <w:sz w:val="32"/>
+                <w:szCs w:val="32"/>
+              </w:rPr>
+              <w:t>)</w:t>
             </w:r>
           </w:p>
         </w:tc>
@@ -6729,7 +7581,17 @@
                 <w:sz w:val="32"/>
                 <w:szCs w:val="32"/>
               </w:rPr>
-              <w:t>__sub__</w:t>
+              <w:t>__sub_</w:t>
+            </w:r>
+            <w:proofErr w:type="gramStart"/>
+            <w:r>
+              <w:rPr>
+                <w:b/>
+                <w:bCs/>
+                <w:sz w:val="32"/>
+                <w:szCs w:val="32"/>
+              </w:rPr>
+              <w:t>_</w:t>
             </w:r>
             <w:r>
               <w:rPr>
@@ -6738,7 +7600,17 @@
                 <w:sz w:val="32"/>
                 <w:szCs w:val="32"/>
               </w:rPr>
-              <w:t>()</w:t>
+              <w:t>(</w:t>
+            </w:r>
+            <w:proofErr w:type="gramEnd"/>
+            <w:r>
+              <w:rPr>
+                <w:b/>
+                <w:bCs/>
+                <w:sz w:val="32"/>
+                <w:szCs w:val="32"/>
+              </w:rPr>
+              <w:t>)</w:t>
             </w:r>
           </w:p>
         </w:tc>
@@ -6815,7 +7687,17 @@
                 <w:sz w:val="32"/>
                 <w:szCs w:val="32"/>
               </w:rPr>
-              <w:t>__</w:t>
+              <w:t>_</w:t>
+            </w:r>
+            <w:proofErr w:type="gramStart"/>
+            <w:r>
+              <w:rPr>
+                <w:b/>
+                <w:bCs/>
+                <w:sz w:val="32"/>
+                <w:szCs w:val="32"/>
+              </w:rPr>
+              <w:t>_</w:t>
             </w:r>
             <w:r>
               <w:rPr>
@@ -6824,7 +7706,17 @@
                 <w:sz w:val="32"/>
                 <w:szCs w:val="32"/>
               </w:rPr>
-              <w:t>()</w:t>
+              <w:t>(</w:t>
+            </w:r>
+            <w:proofErr w:type="gramEnd"/>
+            <w:r>
+              <w:rPr>
+                <w:b/>
+                <w:bCs/>
+                <w:sz w:val="32"/>
+                <w:szCs w:val="32"/>
+              </w:rPr>
+              <w:t>)</w:t>
             </w:r>
           </w:p>
         </w:tc>
@@ -6898,7 +7790,17 @@
                 <w:sz w:val="32"/>
                 <w:szCs w:val="32"/>
               </w:rPr>
-              <w:t>__</w:t>
+              <w:t>_</w:t>
+            </w:r>
+            <w:proofErr w:type="gramStart"/>
+            <w:r>
+              <w:rPr>
+                <w:b/>
+                <w:bCs/>
+                <w:sz w:val="32"/>
+                <w:szCs w:val="32"/>
+              </w:rPr>
+              <w:t>_</w:t>
             </w:r>
             <w:r>
               <w:rPr>
@@ -6907,7 +7809,17 @@
                 <w:sz w:val="32"/>
                 <w:szCs w:val="32"/>
               </w:rPr>
-              <w:t>()</w:t>
+              <w:t>(</w:t>
+            </w:r>
+            <w:proofErr w:type="gramEnd"/>
+            <w:r>
+              <w:rPr>
+                <w:b/>
+                <w:bCs/>
+                <w:sz w:val="32"/>
+                <w:szCs w:val="32"/>
+              </w:rPr>
+              <w:t>)</w:t>
             </w:r>
           </w:p>
         </w:tc>
@@ -6964,7 +7876,17 @@
                 <w:sz w:val="32"/>
                 <w:szCs w:val="32"/>
               </w:rPr>
-              <w:t>__eq__</w:t>
+              <w:t>__eq_</w:t>
+            </w:r>
+            <w:proofErr w:type="gramStart"/>
+            <w:r>
+              <w:rPr>
+                <w:b/>
+                <w:bCs/>
+                <w:sz w:val="32"/>
+                <w:szCs w:val="32"/>
+              </w:rPr>
+              <w:t>_</w:t>
             </w:r>
             <w:r>
               <w:rPr>
@@ -6973,7 +7895,17 @@
                 <w:sz w:val="32"/>
                 <w:szCs w:val="32"/>
               </w:rPr>
-              <w:t>()</w:t>
+              <w:t>(</w:t>
+            </w:r>
+            <w:proofErr w:type="gramEnd"/>
+            <w:r>
+              <w:rPr>
+                <w:b/>
+                <w:bCs/>
+                <w:sz w:val="32"/>
+                <w:szCs w:val="32"/>
+              </w:rPr>
+              <w:t>)</w:t>
             </w:r>
           </w:p>
         </w:tc>
@@ -7047,7 +7979,17 @@
                 <w:sz w:val="32"/>
                 <w:szCs w:val="32"/>
               </w:rPr>
-              <w:t>__</w:t>
+              <w:t>_</w:t>
+            </w:r>
+            <w:proofErr w:type="gramStart"/>
+            <w:r>
+              <w:rPr>
+                <w:b/>
+                <w:bCs/>
+                <w:sz w:val="32"/>
+                <w:szCs w:val="32"/>
+              </w:rPr>
+              <w:t>_</w:t>
             </w:r>
             <w:r>
               <w:rPr>
@@ -7056,7 +7998,17 @@
                 <w:sz w:val="32"/>
                 <w:szCs w:val="32"/>
               </w:rPr>
-              <w:t>()</w:t>
+              <w:t>(</w:t>
+            </w:r>
+            <w:proofErr w:type="gramEnd"/>
+            <w:r>
+              <w:rPr>
+                <w:b/>
+                <w:bCs/>
+                <w:sz w:val="32"/>
+                <w:szCs w:val="32"/>
+              </w:rPr>
+              <w:t>)</w:t>
             </w:r>
           </w:p>
         </w:tc>
@@ -7134,7 +8086,17 @@
                 <w:sz w:val="32"/>
                 <w:szCs w:val="32"/>
               </w:rPr>
-              <w:t>__</w:t>
+              <w:t>_</w:t>
+            </w:r>
+            <w:proofErr w:type="gramStart"/>
+            <w:r>
+              <w:rPr>
+                <w:b/>
+                <w:bCs/>
+                <w:sz w:val="32"/>
+                <w:szCs w:val="32"/>
+              </w:rPr>
+              <w:t>_</w:t>
             </w:r>
             <w:r>
               <w:rPr>
@@ -7143,7 +8105,17 @@
                 <w:sz w:val="32"/>
                 <w:szCs w:val="32"/>
               </w:rPr>
-              <w:t>()</w:t>
+              <w:t>(</w:t>
+            </w:r>
+            <w:proofErr w:type="gramEnd"/>
+            <w:r>
+              <w:rPr>
+                <w:b/>
+                <w:bCs/>
+                <w:sz w:val="32"/>
+                <w:szCs w:val="32"/>
+              </w:rPr>
+              <w:t>)</w:t>
             </w:r>
           </w:p>
         </w:tc>
@@ -7353,15 +8325,27 @@
           <w:szCs w:val="32"/>
         </w:rPr>
       </w:pPr>
-      <w:r>
-        <w:rPr>
-          <w:b/>
-          <w:bCs/>
-          <w:color w:val="D86DCB" w:themeColor="accent5" w:themeTint="99"/>
-          <w:sz w:val="32"/>
-          <w:szCs w:val="32"/>
-        </w:rPr>
-        <w:t>obj[0]</w:t>
+      <w:proofErr w:type="gramStart"/>
+      <w:r>
+        <w:rPr>
+          <w:b/>
+          <w:bCs/>
+          <w:color w:val="D86DCB" w:themeColor="accent5" w:themeTint="99"/>
+          <w:sz w:val="32"/>
+          <w:szCs w:val="32"/>
+        </w:rPr>
+        <w:t>obj[</w:t>
+      </w:r>
+      <w:proofErr w:type="gramEnd"/>
+      <w:r>
+        <w:rPr>
+          <w:b/>
+          <w:bCs/>
+          <w:color w:val="D86DCB" w:themeColor="accent5" w:themeTint="99"/>
+          <w:sz w:val="32"/>
+          <w:szCs w:val="32"/>
+        </w:rPr>
+        <w:t>0]</w:t>
       </w:r>
     </w:p>
     <w:p>
@@ -7461,6 +8445,7 @@
         </w:rPr>
       </w:pPr>
       <w:proofErr w:type="spellStart"/>
+      <w:proofErr w:type="gramStart"/>
       <w:r>
         <w:rPr>
           <w:sz w:val="32"/>
@@ -7474,7 +8459,15 @@
           <w:sz w:val="32"/>
           <w:szCs w:val="32"/>
         </w:rPr>
-        <w:t>():</w:t>
+        <w:t>(</w:t>
+      </w:r>
+      <w:proofErr w:type="gramEnd"/>
+      <w:r>
+        <w:rPr>
+          <w:sz w:val="32"/>
+          <w:szCs w:val="32"/>
+        </w:rPr>
+        <w:t>):</w:t>
       </w:r>
     </w:p>
     <w:p>
@@ -7695,6 +8688,7 @@
         <w:t>__(</w:t>
       </w:r>
       <w:proofErr w:type="spellStart"/>
+      <w:proofErr w:type="gramStart"/>
       <w:r>
         <w:rPr>
           <w:b/>
@@ -7706,6 +8700,7 @@
         <w:t>self,index</w:t>
       </w:r>
       <w:proofErr w:type="spellEnd"/>
+      <w:proofErr w:type="gramEnd"/>
       <w:r>
         <w:rPr>
           <w:b/>
@@ -7796,6 +8791,7 @@
         <w:t xml:space="preserve">m = </w:t>
       </w:r>
       <w:proofErr w:type="spellStart"/>
+      <w:proofErr w:type="gramStart"/>
       <w:r>
         <w:rPr>
           <w:b/>
@@ -7815,29 +8811,62 @@
           <w:sz w:val="32"/>
           <w:szCs w:val="32"/>
         </w:rPr>
-        <w:t>()</w:t>
-      </w:r>
-    </w:p>
-    <w:p>
-      <w:pPr>
-        <w:jc w:val="both"/>
-        <w:rPr>
-          <w:b/>
-          <w:bCs/>
-          <w:color w:val="D86DCB" w:themeColor="accent5" w:themeTint="99"/>
-          <w:sz w:val="32"/>
-          <w:szCs w:val="32"/>
-        </w:rPr>
-      </w:pPr>
-      <w:r>
-        <w:rPr>
-          <w:b/>
-          <w:bCs/>
-          <w:color w:val="D86DCB" w:themeColor="accent5" w:themeTint="99"/>
-          <w:sz w:val="32"/>
-          <w:szCs w:val="32"/>
-        </w:rPr>
-        <w:t>print(m[1])</w:t>
+        <w:t>(</w:t>
+      </w:r>
+      <w:proofErr w:type="gramEnd"/>
+      <w:r>
+        <w:rPr>
+          <w:b/>
+          <w:bCs/>
+          <w:color w:val="D86DCB" w:themeColor="accent5" w:themeTint="99"/>
+          <w:sz w:val="32"/>
+          <w:szCs w:val="32"/>
+        </w:rPr>
+        <w:t>)</w:t>
+      </w:r>
+    </w:p>
+    <w:p>
+      <w:pPr>
+        <w:jc w:val="both"/>
+        <w:rPr>
+          <w:b/>
+          <w:bCs/>
+          <w:color w:val="D86DCB" w:themeColor="accent5" w:themeTint="99"/>
+          <w:sz w:val="32"/>
+          <w:szCs w:val="32"/>
+        </w:rPr>
+      </w:pPr>
+      <w:r>
+        <w:rPr>
+          <w:b/>
+          <w:bCs/>
+          <w:color w:val="D86DCB" w:themeColor="accent5" w:themeTint="99"/>
+          <w:sz w:val="32"/>
+          <w:szCs w:val="32"/>
+        </w:rPr>
+        <w:t>print(</w:t>
+      </w:r>
+      <w:proofErr w:type="gramStart"/>
+      <w:r>
+        <w:rPr>
+          <w:b/>
+          <w:bCs/>
+          <w:color w:val="D86DCB" w:themeColor="accent5" w:themeTint="99"/>
+          <w:sz w:val="32"/>
+          <w:szCs w:val="32"/>
+        </w:rPr>
+        <w:t>m[</w:t>
+      </w:r>
+      <w:proofErr w:type="gramEnd"/>
+      <w:r>
+        <w:rPr>
+          <w:b/>
+          <w:bCs/>
+          <w:color w:val="D86DCB" w:themeColor="accent5" w:themeTint="99"/>
+          <w:sz w:val="32"/>
+          <w:szCs w:val="32"/>
+        </w:rPr>
+        <w:t>1])</w:t>
       </w:r>
     </w:p>
     <w:p>
@@ -7855,14 +8884,25 @@
         </w:rPr>
         <w:t xml:space="preserve"># Python converts </w:t>
       </w:r>
-      <w:r>
-        <w:rPr>
-          <w:b/>
-          <w:bCs/>
-          <w:sz w:val="32"/>
-          <w:szCs w:val="32"/>
-        </w:rPr>
-        <w:t>m[1]</w:t>
+      <w:proofErr w:type="gramStart"/>
+      <w:r>
+        <w:rPr>
+          <w:b/>
+          <w:bCs/>
+          <w:sz w:val="32"/>
+          <w:szCs w:val="32"/>
+        </w:rPr>
+        <w:t>m[</w:t>
+      </w:r>
+      <w:proofErr w:type="gramEnd"/>
+      <w:r>
+        <w:rPr>
+          <w:b/>
+          <w:bCs/>
+          <w:sz w:val="32"/>
+          <w:szCs w:val="32"/>
+        </w:rPr>
+        <w:t>1]</w:t>
       </w:r>
       <w:r>
         <w:rPr>
@@ -7913,7 +8953,29 @@
           <w:sz w:val="32"/>
           <w:szCs w:val="32"/>
         </w:rPr>
-        <w:t>__(1)</w:t>
+        <w:t>_</w:t>
+      </w:r>
+      <w:proofErr w:type="gramStart"/>
+      <w:r>
+        <w:rPr>
+          <w:b/>
+          <w:bCs/>
+          <w:color w:val="D86DCB" w:themeColor="accent5" w:themeTint="99"/>
+          <w:sz w:val="32"/>
+          <w:szCs w:val="32"/>
+        </w:rPr>
+        <w:t>_(</w:t>
+      </w:r>
+      <w:proofErr w:type="gramEnd"/>
+      <w:r>
+        <w:rPr>
+          <w:b/>
+          <w:bCs/>
+          <w:color w:val="D86DCB" w:themeColor="accent5" w:themeTint="99"/>
+          <w:sz w:val="32"/>
+          <w:szCs w:val="32"/>
+        </w:rPr>
+        <w:t>1)</w:t>
       </w:r>
     </w:p>
     <w:p>
@@ -7934,6 +8996,7 @@
         </w:rPr>
       </w:pPr>
       <w:proofErr w:type="spellStart"/>
+      <w:proofErr w:type="gramStart"/>
       <w:r>
         <w:rPr>
           <w:sz w:val="32"/>
@@ -7947,7 +9010,15 @@
           <w:sz w:val="32"/>
           <w:szCs w:val="32"/>
         </w:rPr>
-        <w:t>():</w:t>
+        <w:t>(</w:t>
+      </w:r>
+      <w:proofErr w:type="gramEnd"/>
+      <w:r>
+        <w:rPr>
+          <w:sz w:val="32"/>
+          <w:szCs w:val="32"/>
+        </w:rPr>
+        <w:t>):</w:t>
       </w:r>
     </w:p>
     <w:p>
@@ -7965,14 +9036,25 @@
         </w:rPr>
         <w:t xml:space="preserve"># </w:t>
       </w:r>
-      <w:r>
-        <w:rPr>
-          <w:b/>
-          <w:bCs/>
-          <w:sz w:val="32"/>
-          <w:szCs w:val="32"/>
-        </w:rPr>
-        <w:t>m[0] = 100</w:t>
+      <w:proofErr w:type="gramStart"/>
+      <w:r>
+        <w:rPr>
+          <w:b/>
+          <w:bCs/>
+          <w:sz w:val="32"/>
+          <w:szCs w:val="32"/>
+        </w:rPr>
+        <w:t>m[</w:t>
+      </w:r>
+      <w:proofErr w:type="gramEnd"/>
+      <w:r>
+        <w:rPr>
+          <w:b/>
+          <w:bCs/>
+          <w:sz w:val="32"/>
+          <w:szCs w:val="32"/>
+        </w:rPr>
+        <w:t>0] = 100</w:t>
       </w:r>
       <w:r>
         <w:rPr>
@@ -8023,32 +9105,63 @@
           <w:sz w:val="32"/>
           <w:szCs w:val="32"/>
         </w:rPr>
-        <w:t>__()</w:t>
-      </w:r>
-    </w:p>
-    <w:p>
-      <w:pPr>
-        <w:jc w:val="both"/>
-        <w:rPr>
-          <w:sz w:val="32"/>
-          <w:szCs w:val="32"/>
-        </w:rPr>
-      </w:pPr>
-    </w:p>
-    <w:p>
-      <w:pPr>
-        <w:jc w:val="both"/>
-        <w:rPr>
-          <w:sz w:val="32"/>
-          <w:szCs w:val="32"/>
-        </w:rPr>
-      </w:pPr>
-      <w:r>
-        <w:rPr>
-          <w:sz w:val="32"/>
-          <w:szCs w:val="32"/>
-        </w:rPr>
-        <w:t>contains():</w:t>
+        <w:t>_</w:t>
+      </w:r>
+      <w:proofErr w:type="gramStart"/>
+      <w:r>
+        <w:rPr>
+          <w:b/>
+          <w:bCs/>
+          <w:color w:val="D86DCB" w:themeColor="accent5" w:themeTint="99"/>
+          <w:sz w:val="32"/>
+          <w:szCs w:val="32"/>
+        </w:rPr>
+        <w:t>_(</w:t>
+      </w:r>
+      <w:proofErr w:type="gramEnd"/>
+      <w:r>
+        <w:rPr>
+          <w:b/>
+          <w:bCs/>
+          <w:color w:val="D86DCB" w:themeColor="accent5" w:themeTint="99"/>
+          <w:sz w:val="32"/>
+          <w:szCs w:val="32"/>
+        </w:rPr>
+        <w:t>)</w:t>
+      </w:r>
+    </w:p>
+    <w:p>
+      <w:pPr>
+        <w:jc w:val="both"/>
+        <w:rPr>
+          <w:sz w:val="32"/>
+          <w:szCs w:val="32"/>
+        </w:rPr>
+      </w:pPr>
+    </w:p>
+    <w:p>
+      <w:pPr>
+        <w:jc w:val="both"/>
+        <w:rPr>
+          <w:sz w:val="32"/>
+          <w:szCs w:val="32"/>
+        </w:rPr>
+      </w:pPr>
+      <w:proofErr w:type="gramStart"/>
+      <w:r>
+        <w:rPr>
+          <w:sz w:val="32"/>
+          <w:szCs w:val="32"/>
+        </w:rPr>
+        <w:t>contains(</w:t>
+      </w:r>
+      <w:proofErr w:type="gramEnd"/>
+      <w:r>
+        <w:rPr>
+          <w:sz w:val="32"/>
+          <w:szCs w:val="32"/>
+        </w:rPr>
+        <w:t>):</w:t>
       </w:r>
     </w:p>
     <w:p>
@@ -8163,6 +9276,7 @@
         <w:t xml:space="preserve">    def __contains__(</w:t>
       </w:r>
       <w:proofErr w:type="spellStart"/>
+      <w:proofErr w:type="gramStart"/>
       <w:r>
         <w:rPr>
           <w:b/>
@@ -8174,6 +9288,7 @@
         <w:t>self,item</w:t>
       </w:r>
       <w:proofErr w:type="spellEnd"/>
+      <w:proofErr w:type="gramEnd"/>
       <w:r>
         <w:rPr>
           <w:b/>
@@ -8225,6 +9340,7 @@
         </w:rPr>
       </w:pPr>
       <w:proofErr w:type="spellStart"/>
+      <w:proofErr w:type="gramStart"/>
       <w:r>
         <w:rPr>
           <w:sz w:val="32"/>
@@ -8238,7 +9354,15 @@
           <w:sz w:val="32"/>
           <w:szCs w:val="32"/>
         </w:rPr>
-        <w:t>():</w:t>
+        <w:t>(</w:t>
+      </w:r>
+      <w:proofErr w:type="gramEnd"/>
+      <w:r>
+        <w:rPr>
+          <w:sz w:val="32"/>
+          <w:szCs w:val="32"/>
+        </w:rPr>
+        <w:t>):</w:t>
       </w:r>
     </w:p>
     <w:p>
@@ -8367,6 +9491,7 @@
         <w:t xml:space="preserve">        </w:t>
       </w:r>
       <w:proofErr w:type="spellStart"/>
+      <w:proofErr w:type="gramStart"/>
       <w:r>
         <w:rPr>
           <w:b/>
@@ -8378,6 +9503,7 @@
         <w:t>self.list</w:t>
       </w:r>
       <w:proofErr w:type="spellEnd"/>
+      <w:proofErr w:type="gramEnd"/>
       <w:r>
         <w:rPr>
           <w:b/>
@@ -8489,6 +9615,7 @@
         <w:t>(</w:t>
       </w:r>
       <w:proofErr w:type="spellStart"/>
+      <w:proofErr w:type="gramStart"/>
       <w:r>
         <w:rPr>
           <w:b/>
@@ -8500,6 +9627,7 @@
         <w:t>self.list</w:t>
       </w:r>
       <w:proofErr w:type="spellEnd"/>
+      <w:proofErr w:type="gramEnd"/>
       <w:r>
         <w:rPr>
           <w:b/>
@@ -8578,6 +9706,7 @@
         <w:t xml:space="preserve"> = </w:t>
       </w:r>
       <w:proofErr w:type="spellStart"/>
+      <w:proofErr w:type="gramStart"/>
       <w:r>
         <w:rPr>
           <w:b/>
@@ -8597,7 +9726,18 @@
           <w:sz w:val="32"/>
           <w:szCs w:val="32"/>
         </w:rPr>
-        <w:t>()</w:t>
+        <w:t>(</w:t>
+      </w:r>
+      <w:proofErr w:type="gramEnd"/>
+      <w:r>
+        <w:rPr>
+          <w:b/>
+          <w:bCs/>
+          <w:color w:val="D86DCB" w:themeColor="accent5" w:themeTint="99"/>
+          <w:sz w:val="32"/>
+          <w:szCs w:val="32"/>
+        </w:rPr>
+        <w:t>)</w:t>
       </w:r>
     </w:p>
     <w:p>
@@ -8738,6 +9878,7 @@
         </w:rPr>
       </w:pPr>
       <w:proofErr w:type="spellStart"/>
+      <w:proofErr w:type="gramStart"/>
       <w:r>
         <w:rPr>
           <w:sz w:val="32"/>
@@ -8751,7 +9892,15 @@
           <w:sz w:val="32"/>
           <w:szCs w:val="32"/>
         </w:rPr>
-        <w:t>():</w:t>
+        <w:t>(</w:t>
+      </w:r>
+      <w:proofErr w:type="gramEnd"/>
+      <w:r>
+        <w:rPr>
+          <w:sz w:val="32"/>
+          <w:szCs w:val="32"/>
+        </w:rPr>
+        <w:t>):</w:t>
       </w:r>
     </w:p>
     <w:p>
@@ -8968,7 +10117,27 @@
                 <w:sz w:val="32"/>
                 <w:szCs w:val="32"/>
               </w:rPr>
-              <w:t>__()</w:t>
+              <w:t>_</w:t>
+            </w:r>
+            <w:proofErr w:type="gramStart"/>
+            <w:r>
+              <w:rPr>
+                <w:b/>
+                <w:bCs/>
+                <w:sz w:val="32"/>
+                <w:szCs w:val="32"/>
+              </w:rPr>
+              <w:t>_(</w:t>
+            </w:r>
+            <w:proofErr w:type="gramEnd"/>
+            <w:r>
+              <w:rPr>
+                <w:b/>
+                <w:bCs/>
+                <w:sz w:val="32"/>
+                <w:szCs w:val="32"/>
+              </w:rPr>
+              <w:t>)</w:t>
             </w:r>
           </w:p>
         </w:tc>
@@ -8990,6 +10159,7 @@
               </w:rPr>
             </w:pPr>
             <w:proofErr w:type="spellStart"/>
+            <w:proofErr w:type="gramStart"/>
             <w:r>
               <w:rPr>
                 <w:sz w:val="32"/>
@@ -9003,7 +10173,15 @@
                 <w:sz w:val="32"/>
                 <w:szCs w:val="32"/>
               </w:rPr>
-              <w:t>()</w:t>
+              <w:t>(</w:t>
+            </w:r>
+            <w:proofErr w:type="gramEnd"/>
+            <w:r>
+              <w:rPr>
+                <w:sz w:val="32"/>
+                <w:szCs w:val="32"/>
+              </w:rPr>
+              <w:t>)</w:t>
             </w:r>
           </w:p>
         </w:tc>
@@ -9031,7 +10209,27 @@
                 <w:sz w:val="32"/>
                 <w:szCs w:val="32"/>
               </w:rPr>
-              <w:t>__str__()</w:t>
+              <w:t>__str_</w:t>
+            </w:r>
+            <w:proofErr w:type="gramStart"/>
+            <w:r>
+              <w:rPr>
+                <w:b/>
+                <w:bCs/>
+                <w:sz w:val="32"/>
+                <w:szCs w:val="32"/>
+              </w:rPr>
+              <w:t>_(</w:t>
+            </w:r>
+            <w:proofErr w:type="gramEnd"/>
+            <w:r>
+              <w:rPr>
+                <w:b/>
+                <w:bCs/>
+                <w:sz w:val="32"/>
+                <w:szCs w:val="32"/>
+              </w:rPr>
+              <w:t>)</w:t>
             </w:r>
           </w:p>
         </w:tc>
@@ -9092,7 +10290,27 @@
                 <w:sz w:val="32"/>
                 <w:szCs w:val="32"/>
               </w:rPr>
-              <w:t>__add__()</w:t>
+              <w:t>__add_</w:t>
+            </w:r>
+            <w:proofErr w:type="gramStart"/>
+            <w:r>
+              <w:rPr>
+                <w:b/>
+                <w:bCs/>
+                <w:sz w:val="32"/>
+                <w:szCs w:val="32"/>
+              </w:rPr>
+              <w:t>_(</w:t>
+            </w:r>
+            <w:proofErr w:type="gramEnd"/>
+            <w:r>
+              <w:rPr>
+                <w:b/>
+                <w:bCs/>
+                <w:sz w:val="32"/>
+                <w:szCs w:val="32"/>
+              </w:rPr>
+              <w:t>)</w:t>
             </w:r>
           </w:p>
         </w:tc>
@@ -9170,7 +10388,27 @@
                 <w:sz w:val="32"/>
                 <w:szCs w:val="32"/>
               </w:rPr>
-              <w:t>__()</w:t>
+              <w:t>_</w:t>
+            </w:r>
+            <w:proofErr w:type="gramStart"/>
+            <w:r>
+              <w:rPr>
+                <w:b/>
+                <w:bCs/>
+                <w:sz w:val="32"/>
+                <w:szCs w:val="32"/>
+              </w:rPr>
+              <w:t>_(</w:t>
+            </w:r>
+            <w:proofErr w:type="gramEnd"/>
+            <w:r>
+              <w:rPr>
+                <w:b/>
+                <w:bCs/>
+                <w:sz w:val="32"/>
+                <w:szCs w:val="32"/>
+              </w:rPr>
+              <w:t>)</w:t>
             </w:r>
           </w:p>
         </w:tc>
@@ -9238,7 +10476,27 @@
                 <w:sz w:val="32"/>
                 <w:szCs w:val="32"/>
               </w:rPr>
-              <w:t>__eq__()</w:t>
+              <w:t>__eq_</w:t>
+            </w:r>
+            <w:proofErr w:type="gramStart"/>
+            <w:r>
+              <w:rPr>
+                <w:b/>
+                <w:bCs/>
+                <w:sz w:val="32"/>
+                <w:szCs w:val="32"/>
+              </w:rPr>
+              <w:t>_(</w:t>
+            </w:r>
+            <w:proofErr w:type="gramEnd"/>
+            <w:r>
+              <w:rPr>
+                <w:b/>
+                <w:bCs/>
+                <w:sz w:val="32"/>
+                <w:szCs w:val="32"/>
+              </w:rPr>
+              <w:t>)</w:t>
             </w:r>
           </w:p>
         </w:tc>
@@ -9316,7 +10574,27 @@
                 <w:sz w:val="32"/>
                 <w:szCs w:val="32"/>
               </w:rPr>
-              <w:t>__()</w:t>
+              <w:t>_</w:t>
+            </w:r>
+            <w:proofErr w:type="gramStart"/>
+            <w:r>
+              <w:rPr>
+                <w:b/>
+                <w:bCs/>
+                <w:sz w:val="32"/>
+                <w:szCs w:val="32"/>
+              </w:rPr>
+              <w:t>_(</w:t>
+            </w:r>
+            <w:proofErr w:type="gramEnd"/>
+            <w:r>
+              <w:rPr>
+                <w:b/>
+                <w:bCs/>
+                <w:sz w:val="32"/>
+                <w:szCs w:val="32"/>
+              </w:rPr>
+              <w:t>)</w:t>
             </w:r>
           </w:p>
         </w:tc>
@@ -9867,7 +11145,29 @@
           <w:sz w:val="32"/>
           <w:szCs w:val="32"/>
         </w:rPr>
-        <w:t>db1 = Database()</w:t>
+        <w:t xml:space="preserve">db1 = </w:t>
+      </w:r>
+      <w:proofErr w:type="gramStart"/>
+      <w:r>
+        <w:rPr>
+          <w:b/>
+          <w:bCs/>
+          <w:color w:val="D86DCB" w:themeColor="accent5" w:themeTint="99"/>
+          <w:sz w:val="32"/>
+          <w:szCs w:val="32"/>
+        </w:rPr>
+        <w:t>Database(</w:t>
+      </w:r>
+      <w:proofErr w:type="gramEnd"/>
+      <w:r>
+        <w:rPr>
+          <w:b/>
+          <w:bCs/>
+          <w:color w:val="D86DCB" w:themeColor="accent5" w:themeTint="99"/>
+          <w:sz w:val="32"/>
+          <w:szCs w:val="32"/>
+        </w:rPr>
+        <w:t>)</w:t>
       </w:r>
     </w:p>
     <w:p>
@@ -9890,29 +11190,63 @@
           <w:szCs w:val="32"/>
         </w:rPr>
         <w:lastRenderedPageBreak/>
-        <w:t>db2 = Database()</w:t>
-      </w:r>
-    </w:p>
-    <w:p>
-      <w:pPr>
-        <w:jc w:val="both"/>
-        <w:rPr>
-          <w:b/>
-          <w:bCs/>
-          <w:color w:val="D86DCB" w:themeColor="accent5" w:themeTint="99"/>
-          <w:sz w:val="32"/>
-          <w:szCs w:val="32"/>
-        </w:rPr>
-      </w:pPr>
-      <w:r>
-        <w:rPr>
-          <w:b/>
-          <w:bCs/>
-          <w:color w:val="D86DCB" w:themeColor="accent5" w:themeTint="99"/>
-          <w:sz w:val="32"/>
-          <w:szCs w:val="32"/>
-        </w:rPr>
-        <w:t>print(db1 is db2) # false</w:t>
+        <w:t xml:space="preserve">db2 = </w:t>
+      </w:r>
+      <w:proofErr w:type="gramStart"/>
+      <w:r>
+        <w:rPr>
+          <w:b/>
+          <w:bCs/>
+          <w:color w:val="D86DCB" w:themeColor="accent5" w:themeTint="99"/>
+          <w:sz w:val="32"/>
+          <w:szCs w:val="32"/>
+        </w:rPr>
+        <w:t>Database(</w:t>
+      </w:r>
+      <w:proofErr w:type="gramEnd"/>
+      <w:r>
+        <w:rPr>
+          <w:b/>
+          <w:bCs/>
+          <w:color w:val="D86DCB" w:themeColor="accent5" w:themeTint="99"/>
+          <w:sz w:val="32"/>
+          <w:szCs w:val="32"/>
+        </w:rPr>
+        <w:t>)</w:t>
+      </w:r>
+    </w:p>
+    <w:p>
+      <w:pPr>
+        <w:jc w:val="both"/>
+        <w:rPr>
+          <w:b/>
+          <w:bCs/>
+          <w:color w:val="D86DCB" w:themeColor="accent5" w:themeTint="99"/>
+          <w:sz w:val="32"/>
+          <w:szCs w:val="32"/>
+        </w:rPr>
+      </w:pPr>
+      <w:proofErr w:type="gramStart"/>
+      <w:r>
+        <w:rPr>
+          <w:b/>
+          <w:bCs/>
+          <w:color w:val="D86DCB" w:themeColor="accent5" w:themeTint="99"/>
+          <w:sz w:val="32"/>
+          <w:szCs w:val="32"/>
+        </w:rPr>
+        <w:t>print(</w:t>
+      </w:r>
+      <w:proofErr w:type="gramEnd"/>
+      <w:r>
+        <w:rPr>
+          <w:b/>
+          <w:bCs/>
+          <w:color w:val="D86DCB" w:themeColor="accent5" w:themeTint="99"/>
+          <w:sz w:val="32"/>
+          <w:szCs w:val="32"/>
+        </w:rPr>
+        <w:t>db1 is db2) # false</w:t>
       </w:r>
     </w:p>
     <w:p>
@@ -9974,7 +11308,27 @@
           <w:sz w:val="32"/>
           <w:szCs w:val="32"/>
         </w:rPr>
-        <w:t>__new__()</w:t>
+        <w:t>__new_</w:t>
+      </w:r>
+      <w:proofErr w:type="gramStart"/>
+      <w:r>
+        <w:rPr>
+          <w:b/>
+          <w:bCs/>
+          <w:sz w:val="32"/>
+          <w:szCs w:val="32"/>
+        </w:rPr>
+        <w:t>_(</w:t>
+      </w:r>
+      <w:proofErr w:type="gramEnd"/>
+      <w:r>
+        <w:rPr>
+          <w:b/>
+          <w:bCs/>
+          <w:sz w:val="32"/>
+          <w:szCs w:val="32"/>
+        </w:rPr>
+        <w:t>)</w:t>
       </w:r>
       <w:r>
         <w:rPr>
@@ -10031,7 +11385,27 @@
           <w:sz w:val="32"/>
           <w:szCs w:val="32"/>
         </w:rPr>
-        <w:t>__()</w:t>
+        <w:t>_</w:t>
+      </w:r>
+      <w:proofErr w:type="gramStart"/>
+      <w:r>
+        <w:rPr>
+          <w:b/>
+          <w:bCs/>
+          <w:sz w:val="32"/>
+          <w:szCs w:val="32"/>
+        </w:rPr>
+        <w:t>_(</w:t>
+      </w:r>
+      <w:proofErr w:type="gramEnd"/>
+      <w:r>
+        <w:rPr>
+          <w:b/>
+          <w:bCs/>
+          <w:sz w:val="32"/>
+          <w:szCs w:val="32"/>
+        </w:rPr>
+        <w:t>)</w:t>
       </w:r>
       <w:r>
         <w:rPr>
@@ -10063,7 +11437,27 @@
           <w:sz w:val="32"/>
           <w:szCs w:val="32"/>
         </w:rPr>
-        <w:t xml:space="preserve">__new__() </w:t>
+        <w:t>__new_</w:t>
+      </w:r>
+      <w:proofErr w:type="gramStart"/>
+      <w:r>
+        <w:rPr>
+          <w:b/>
+          <w:bCs/>
+          <w:sz w:val="32"/>
+          <w:szCs w:val="32"/>
+        </w:rPr>
+        <w:t>_(</w:t>
+      </w:r>
+      <w:proofErr w:type="gramEnd"/>
+      <w:r>
+        <w:rPr>
+          <w:b/>
+          <w:bCs/>
+          <w:sz w:val="32"/>
+          <w:szCs w:val="32"/>
+        </w:rPr>
+        <w:t xml:space="preserve">) </w:t>
       </w:r>
       <w:r>
         <w:rPr>
@@ -10102,7 +11496,27 @@
           <w:sz w:val="32"/>
           <w:szCs w:val="32"/>
         </w:rPr>
-        <w:t>super().__new__()</w:t>
+        <w:t>super(</w:t>
+      </w:r>
+      <w:proofErr w:type="gramStart"/>
+      <w:r>
+        <w:rPr>
+          <w:b/>
+          <w:bCs/>
+          <w:sz w:val="32"/>
+          <w:szCs w:val="32"/>
+        </w:rPr>
+        <w:t>)._</w:t>
+      </w:r>
+      <w:proofErr w:type="gramEnd"/>
+      <w:r>
+        <w:rPr>
+          <w:b/>
+          <w:bCs/>
+          <w:sz w:val="32"/>
+          <w:szCs w:val="32"/>
+        </w:rPr>
+        <w:t>_new__()</w:t>
       </w:r>
       <w:r>
         <w:rPr>
@@ -10327,6 +11741,7 @@
         <w:t xml:space="preserve">        if </w:t>
       </w:r>
       <w:proofErr w:type="spellStart"/>
+      <w:proofErr w:type="gramStart"/>
       <w:r>
         <w:rPr>
           <w:b/>
@@ -10346,7 +11761,18 @@
           <w:sz w:val="32"/>
           <w:szCs w:val="32"/>
         </w:rPr>
-        <w:t>._instance is None:</w:t>
+        <w:t>._</w:t>
+      </w:r>
+      <w:proofErr w:type="gramEnd"/>
+      <w:r>
+        <w:rPr>
+          <w:b/>
+          <w:bCs/>
+          <w:color w:val="D86DCB" w:themeColor="accent5" w:themeTint="99"/>
+          <w:sz w:val="32"/>
+          <w:szCs w:val="32"/>
+        </w:rPr>
+        <w:t>instance is None:</w:t>
       </w:r>
     </w:p>
     <w:p>
@@ -10371,6 +11797,7 @@
         <w:t xml:space="preserve">            </w:t>
       </w:r>
       <w:proofErr w:type="spellStart"/>
+      <w:proofErr w:type="gramStart"/>
       <w:r>
         <w:rPr>
           <w:b/>
@@ -10390,7 +11817,18 @@
           <w:sz w:val="32"/>
           <w:szCs w:val="32"/>
         </w:rPr>
-        <w:t>._instance = super().__new__(</w:t>
+        <w:t>._</w:t>
+      </w:r>
+      <w:proofErr w:type="gramEnd"/>
+      <w:r>
+        <w:rPr>
+          <w:b/>
+          <w:bCs/>
+          <w:color w:val="D86DCB" w:themeColor="accent5" w:themeTint="99"/>
+          <w:sz w:val="32"/>
+          <w:szCs w:val="32"/>
+        </w:rPr>
+        <w:t>instance = super().__new__(</w:t>
       </w:r>
       <w:proofErr w:type="spellStart"/>
       <w:r>
@@ -10437,6 +11875,7 @@
         <w:t xml:space="preserve">        return </w:t>
       </w:r>
       <w:proofErr w:type="spellStart"/>
+      <w:proofErr w:type="gramStart"/>
       <w:r>
         <w:rPr>
           <w:b/>
@@ -10456,85 +11895,152 @@
           <w:sz w:val="32"/>
           <w:szCs w:val="32"/>
         </w:rPr>
-        <w:t>._instance</w:t>
-      </w:r>
-    </w:p>
-    <w:p>
-      <w:pPr>
-        <w:jc w:val="both"/>
-        <w:rPr>
-          <w:b/>
-          <w:bCs/>
-          <w:color w:val="D86DCB" w:themeColor="accent5" w:themeTint="99"/>
-          <w:sz w:val="32"/>
-          <w:szCs w:val="32"/>
-        </w:rPr>
-      </w:pPr>
-    </w:p>
-    <w:p>
-      <w:pPr>
-        <w:jc w:val="both"/>
-        <w:rPr>
-          <w:b/>
-          <w:bCs/>
-          <w:color w:val="D86DCB" w:themeColor="accent5" w:themeTint="99"/>
-          <w:sz w:val="32"/>
-          <w:szCs w:val="32"/>
-        </w:rPr>
-      </w:pPr>
-      <w:r>
-        <w:rPr>
-          <w:b/>
-          <w:bCs/>
-          <w:color w:val="D86DCB" w:themeColor="accent5" w:themeTint="99"/>
-          <w:sz w:val="32"/>
-          <w:szCs w:val="32"/>
-        </w:rPr>
-        <w:t>db1 = Database()</w:t>
-      </w:r>
-    </w:p>
-    <w:p>
-      <w:pPr>
-        <w:jc w:val="both"/>
-        <w:rPr>
-          <w:b/>
-          <w:bCs/>
-          <w:color w:val="D86DCB" w:themeColor="accent5" w:themeTint="99"/>
-          <w:sz w:val="32"/>
-          <w:szCs w:val="32"/>
-        </w:rPr>
-      </w:pPr>
-      <w:r>
-        <w:rPr>
-          <w:b/>
-          <w:bCs/>
-          <w:color w:val="D86DCB" w:themeColor="accent5" w:themeTint="99"/>
-          <w:sz w:val="32"/>
-          <w:szCs w:val="32"/>
-        </w:rPr>
-        <w:t>db2 = Database()</w:t>
-      </w:r>
-    </w:p>
-    <w:p>
-      <w:pPr>
-        <w:jc w:val="both"/>
-        <w:rPr>
-          <w:b/>
-          <w:bCs/>
-          <w:color w:val="D86DCB" w:themeColor="accent5" w:themeTint="99"/>
-          <w:sz w:val="32"/>
-          <w:szCs w:val="32"/>
-        </w:rPr>
-      </w:pPr>
-      <w:r>
-        <w:rPr>
-          <w:b/>
-          <w:bCs/>
-          <w:color w:val="D86DCB" w:themeColor="accent5" w:themeTint="99"/>
-          <w:sz w:val="32"/>
-          <w:szCs w:val="32"/>
-        </w:rPr>
-        <w:t>print(db1 is db2) # True</w:t>
+        <w:t>._</w:t>
+      </w:r>
+      <w:proofErr w:type="gramEnd"/>
+      <w:r>
+        <w:rPr>
+          <w:b/>
+          <w:bCs/>
+          <w:color w:val="D86DCB" w:themeColor="accent5" w:themeTint="99"/>
+          <w:sz w:val="32"/>
+          <w:szCs w:val="32"/>
+        </w:rPr>
+        <w:t>instance</w:t>
+      </w:r>
+    </w:p>
+    <w:p>
+      <w:pPr>
+        <w:jc w:val="both"/>
+        <w:rPr>
+          <w:b/>
+          <w:bCs/>
+          <w:color w:val="D86DCB" w:themeColor="accent5" w:themeTint="99"/>
+          <w:sz w:val="32"/>
+          <w:szCs w:val="32"/>
+        </w:rPr>
+      </w:pPr>
+    </w:p>
+    <w:p>
+      <w:pPr>
+        <w:jc w:val="both"/>
+        <w:rPr>
+          <w:b/>
+          <w:bCs/>
+          <w:color w:val="D86DCB" w:themeColor="accent5" w:themeTint="99"/>
+          <w:sz w:val="32"/>
+          <w:szCs w:val="32"/>
+        </w:rPr>
+      </w:pPr>
+      <w:r>
+        <w:rPr>
+          <w:b/>
+          <w:bCs/>
+          <w:color w:val="D86DCB" w:themeColor="accent5" w:themeTint="99"/>
+          <w:sz w:val="32"/>
+          <w:szCs w:val="32"/>
+        </w:rPr>
+        <w:t xml:space="preserve">db1 = </w:t>
+      </w:r>
+      <w:proofErr w:type="gramStart"/>
+      <w:r>
+        <w:rPr>
+          <w:b/>
+          <w:bCs/>
+          <w:color w:val="D86DCB" w:themeColor="accent5" w:themeTint="99"/>
+          <w:sz w:val="32"/>
+          <w:szCs w:val="32"/>
+        </w:rPr>
+        <w:t>Database(</w:t>
+      </w:r>
+      <w:proofErr w:type="gramEnd"/>
+      <w:r>
+        <w:rPr>
+          <w:b/>
+          <w:bCs/>
+          <w:color w:val="D86DCB" w:themeColor="accent5" w:themeTint="99"/>
+          <w:sz w:val="32"/>
+          <w:szCs w:val="32"/>
+        </w:rPr>
+        <w:t>)</w:t>
+      </w:r>
+    </w:p>
+    <w:p>
+      <w:pPr>
+        <w:jc w:val="both"/>
+        <w:rPr>
+          <w:b/>
+          <w:bCs/>
+          <w:color w:val="D86DCB" w:themeColor="accent5" w:themeTint="99"/>
+          <w:sz w:val="32"/>
+          <w:szCs w:val="32"/>
+        </w:rPr>
+      </w:pPr>
+      <w:r>
+        <w:rPr>
+          <w:b/>
+          <w:bCs/>
+          <w:color w:val="D86DCB" w:themeColor="accent5" w:themeTint="99"/>
+          <w:sz w:val="32"/>
+          <w:szCs w:val="32"/>
+        </w:rPr>
+        <w:t xml:space="preserve">db2 = </w:t>
+      </w:r>
+      <w:proofErr w:type="gramStart"/>
+      <w:r>
+        <w:rPr>
+          <w:b/>
+          <w:bCs/>
+          <w:color w:val="D86DCB" w:themeColor="accent5" w:themeTint="99"/>
+          <w:sz w:val="32"/>
+          <w:szCs w:val="32"/>
+        </w:rPr>
+        <w:t>Database(</w:t>
+      </w:r>
+      <w:proofErr w:type="gramEnd"/>
+      <w:r>
+        <w:rPr>
+          <w:b/>
+          <w:bCs/>
+          <w:color w:val="D86DCB" w:themeColor="accent5" w:themeTint="99"/>
+          <w:sz w:val="32"/>
+          <w:szCs w:val="32"/>
+        </w:rPr>
+        <w:t>)</w:t>
+      </w:r>
+    </w:p>
+    <w:p>
+      <w:pPr>
+        <w:jc w:val="both"/>
+        <w:rPr>
+          <w:b/>
+          <w:bCs/>
+          <w:color w:val="D86DCB" w:themeColor="accent5" w:themeTint="99"/>
+          <w:sz w:val="32"/>
+          <w:szCs w:val="32"/>
+        </w:rPr>
+      </w:pPr>
+      <w:proofErr w:type="gramStart"/>
+      <w:r>
+        <w:rPr>
+          <w:b/>
+          <w:bCs/>
+          <w:color w:val="D86DCB" w:themeColor="accent5" w:themeTint="99"/>
+          <w:sz w:val="32"/>
+          <w:szCs w:val="32"/>
+        </w:rPr>
+        <w:t>print(</w:t>
+      </w:r>
+      <w:proofErr w:type="gramEnd"/>
+      <w:r>
+        <w:rPr>
+          <w:b/>
+          <w:bCs/>
+          <w:color w:val="D86DCB" w:themeColor="accent5" w:themeTint="99"/>
+          <w:sz w:val="32"/>
+          <w:szCs w:val="32"/>
+        </w:rPr>
+        <w:t>db1 is db2) # True</w:t>
       </w:r>
     </w:p>
     <w:p>
@@ -10886,6 +12392,31 @@
           <w:szCs w:val="32"/>
         </w:rPr>
       </w:pPr>
+      <w:r>
+        <w:rPr>
+          <w:b/>
+          <w:bCs/>
+          <w:sz w:val="32"/>
+          <w:szCs w:val="32"/>
+        </w:rPr>
+        <w:t>NOTE:</w:t>
+      </w:r>
+      <w:r>
+        <w:rPr>
+          <w:sz w:val="32"/>
+          <w:szCs w:val="32"/>
+        </w:rPr>
+        <w:t xml:space="preserve"> See p4 python OOP’s multi-constructor too for Factory type constructors</w:t>
+      </w:r>
+    </w:p>
+    <w:p>
+      <w:pPr>
+        <w:jc w:val="both"/>
+        <w:rPr>
+          <w:sz w:val="32"/>
+          <w:szCs w:val="32"/>
+        </w:rPr>
+      </w:pPr>
     </w:p>
     <w:p>
       <w:pPr>
@@ -11002,6 +12533,7 @@
           <w:sz w:val="32"/>
           <w:szCs w:val="32"/>
         </w:rPr>
+        <w:lastRenderedPageBreak/>
         <w:t xml:space="preserve">class </w:t>
       </w:r>
       <w:proofErr w:type="spellStart"/>
@@ -11090,61 +12622,728 @@
           <w:sz w:val="32"/>
           <w:szCs w:val="32"/>
         </w:rPr>
+        <w:t xml:space="preserve">        </w:t>
+      </w:r>
+      <w:proofErr w:type="gramStart"/>
+      <w:r>
+        <w:rPr>
+          <w:b/>
+          <w:bCs/>
+          <w:color w:val="D86DCB" w:themeColor="accent5" w:themeTint="99"/>
+          <w:sz w:val="32"/>
+          <w:szCs w:val="32"/>
+        </w:rPr>
+        <w:t>print(</w:t>
+      </w:r>
+      <w:proofErr w:type="gramEnd"/>
+      <w:r>
+        <w:rPr>
+          <w:b/>
+          <w:bCs/>
+          <w:color w:val="D86DCB" w:themeColor="accent5" w:themeTint="99"/>
+          <w:sz w:val="32"/>
+          <w:szCs w:val="32"/>
+        </w:rPr>
+        <w:t>"</w:t>
+      </w:r>
+      <w:r>
+        <w:rPr>
+          <w:b/>
+          <w:bCs/>
+          <w:color w:val="D86DCB" w:themeColor="accent5" w:themeTint="99"/>
+          <w:sz w:val="32"/>
+          <w:szCs w:val="32"/>
+        </w:rPr>
+        <w:t>18 BDT per 1000</w:t>
+      </w:r>
+      <w:r>
+        <w:rPr>
+          <w:b/>
+          <w:bCs/>
+          <w:color w:val="D86DCB" w:themeColor="accent5" w:themeTint="99"/>
+          <w:sz w:val="32"/>
+          <w:szCs w:val="32"/>
+        </w:rPr>
+        <w:t>")</w:t>
+      </w:r>
+    </w:p>
+    <w:p>
+      <w:pPr>
+        <w:jc w:val="both"/>
+        <w:rPr>
+          <w:b/>
+          <w:bCs/>
+          <w:color w:val="D86DCB" w:themeColor="accent5" w:themeTint="99"/>
+          <w:sz w:val="32"/>
+          <w:szCs w:val="32"/>
+        </w:rPr>
+      </w:pPr>
+    </w:p>
+    <w:p>
+      <w:pPr>
+        <w:jc w:val="both"/>
+        <w:rPr>
+          <w:b/>
+          <w:bCs/>
+          <w:color w:val="D86DCB" w:themeColor="accent5" w:themeTint="99"/>
+          <w:sz w:val="32"/>
+          <w:szCs w:val="32"/>
+        </w:rPr>
+      </w:pPr>
+      <w:r>
+        <w:rPr>
+          <w:b/>
+          <w:bCs/>
+          <w:color w:val="D86DCB" w:themeColor="accent5" w:themeTint="99"/>
+          <w:sz w:val="32"/>
+          <w:szCs w:val="32"/>
+        </w:rPr>
+        <w:t xml:space="preserve">class </w:t>
+      </w:r>
+      <w:proofErr w:type="spellStart"/>
+      <w:r>
+        <w:rPr>
+          <w:b/>
+          <w:bCs/>
+          <w:color w:val="D86DCB" w:themeColor="accent5" w:themeTint="99"/>
+          <w:sz w:val="32"/>
+          <w:szCs w:val="32"/>
+        </w:rPr>
+        <w:t>Nagad</w:t>
+      </w:r>
+      <w:proofErr w:type="spellEnd"/>
+      <w:r>
+        <w:rPr>
+          <w:b/>
+          <w:bCs/>
+          <w:color w:val="D86DCB" w:themeColor="accent5" w:themeTint="99"/>
+          <w:sz w:val="32"/>
+          <w:szCs w:val="32"/>
+        </w:rPr>
+        <w:t>:</w:t>
+      </w:r>
+    </w:p>
+    <w:p>
+      <w:pPr>
+        <w:jc w:val="both"/>
+        <w:rPr>
+          <w:b/>
+          <w:bCs/>
+          <w:color w:val="D86DCB" w:themeColor="accent5" w:themeTint="99"/>
+          <w:sz w:val="32"/>
+          <w:szCs w:val="32"/>
+        </w:rPr>
+      </w:pPr>
+      <w:r>
+        <w:rPr>
+          <w:b/>
+          <w:bCs/>
+          <w:color w:val="D86DCB" w:themeColor="accent5" w:themeTint="99"/>
+          <w:sz w:val="32"/>
+          <w:szCs w:val="32"/>
+        </w:rPr>
+        <w:t xml:space="preserve">    def </w:t>
+      </w:r>
+      <w:proofErr w:type="spellStart"/>
+      <w:r>
+        <w:rPr>
+          <w:b/>
+          <w:bCs/>
+          <w:color w:val="D86DCB" w:themeColor="accent5" w:themeTint="99"/>
+          <w:sz w:val="32"/>
+          <w:szCs w:val="32"/>
+        </w:rPr>
+        <w:t>cash_out_rate</w:t>
+      </w:r>
+      <w:proofErr w:type="spellEnd"/>
+      <w:r>
+        <w:rPr>
+          <w:b/>
+          <w:bCs/>
+          <w:color w:val="D86DCB" w:themeColor="accent5" w:themeTint="99"/>
+          <w:sz w:val="32"/>
+          <w:szCs w:val="32"/>
+        </w:rPr>
+        <w:t>(self):</w:t>
+      </w:r>
+    </w:p>
+    <w:p>
+      <w:pPr>
+        <w:jc w:val="both"/>
+        <w:rPr>
+          <w:b/>
+          <w:bCs/>
+          <w:color w:val="D86DCB" w:themeColor="accent5" w:themeTint="99"/>
+          <w:sz w:val="32"/>
+          <w:szCs w:val="32"/>
+        </w:rPr>
+      </w:pPr>
+      <w:r>
+        <w:rPr>
+          <w:b/>
+          <w:bCs/>
+          <w:color w:val="D86DCB" w:themeColor="accent5" w:themeTint="99"/>
+          <w:sz w:val="32"/>
+          <w:szCs w:val="32"/>
+        </w:rPr>
+        <w:t xml:space="preserve">        </w:t>
+      </w:r>
+      <w:proofErr w:type="gramStart"/>
+      <w:r>
+        <w:rPr>
+          <w:b/>
+          <w:bCs/>
+          <w:color w:val="D86DCB" w:themeColor="accent5" w:themeTint="99"/>
+          <w:sz w:val="32"/>
+          <w:szCs w:val="32"/>
+        </w:rPr>
+        <w:t>print(</w:t>
+      </w:r>
+      <w:proofErr w:type="gramEnd"/>
+      <w:r>
+        <w:rPr>
+          <w:b/>
+          <w:bCs/>
+          <w:color w:val="D86DCB" w:themeColor="accent5" w:themeTint="99"/>
+          <w:sz w:val="32"/>
+          <w:szCs w:val="32"/>
+        </w:rPr>
+        <w:t>"</w:t>
+      </w:r>
+      <w:r>
+        <w:rPr>
+          <w:b/>
+          <w:bCs/>
+          <w:color w:val="D86DCB" w:themeColor="accent5" w:themeTint="99"/>
+          <w:sz w:val="32"/>
+          <w:szCs w:val="32"/>
+        </w:rPr>
+        <w:t>10 BDT per 1000</w:t>
+      </w:r>
+      <w:r>
+        <w:rPr>
+          <w:b/>
+          <w:bCs/>
+          <w:color w:val="D86DCB" w:themeColor="accent5" w:themeTint="99"/>
+          <w:sz w:val="32"/>
+          <w:szCs w:val="32"/>
+        </w:rPr>
+        <w:t>")</w:t>
+      </w:r>
+    </w:p>
+    <w:p>
+      <w:pPr>
+        <w:jc w:val="both"/>
+        <w:rPr>
+          <w:b/>
+          <w:bCs/>
+          <w:color w:val="D86DCB" w:themeColor="accent5" w:themeTint="99"/>
+          <w:sz w:val="32"/>
+          <w:szCs w:val="32"/>
+        </w:rPr>
+      </w:pPr>
+    </w:p>
+    <w:p>
+      <w:pPr>
+        <w:jc w:val="both"/>
+        <w:rPr>
+          <w:b/>
+          <w:bCs/>
+          <w:color w:val="D86DCB" w:themeColor="accent5" w:themeTint="99"/>
+          <w:sz w:val="32"/>
+          <w:szCs w:val="32"/>
+        </w:rPr>
+      </w:pPr>
+      <w:r>
+        <w:rPr>
+          <w:b/>
+          <w:bCs/>
+          <w:color w:val="D86DCB" w:themeColor="accent5" w:themeTint="99"/>
+          <w:sz w:val="32"/>
+          <w:szCs w:val="32"/>
+        </w:rPr>
+        <w:t>payment</w:t>
+      </w:r>
+      <w:r>
+        <w:rPr>
+          <w:b/>
+          <w:bCs/>
+          <w:color w:val="D86DCB" w:themeColor="accent5" w:themeTint="99"/>
+          <w:sz w:val="32"/>
+          <w:szCs w:val="32"/>
+        </w:rPr>
+        <w:t xml:space="preserve"> = </w:t>
+      </w:r>
+      <w:proofErr w:type="spellStart"/>
+      <w:proofErr w:type="gramStart"/>
+      <w:r>
+        <w:rPr>
+          <w:b/>
+          <w:bCs/>
+          <w:color w:val="D86DCB" w:themeColor="accent5" w:themeTint="99"/>
+          <w:sz w:val="32"/>
+          <w:szCs w:val="32"/>
+        </w:rPr>
+        <w:t>Bkash</w:t>
+      </w:r>
+      <w:proofErr w:type="spellEnd"/>
+      <w:r>
+        <w:rPr>
+          <w:b/>
+          <w:bCs/>
+          <w:color w:val="D86DCB" w:themeColor="accent5" w:themeTint="99"/>
+          <w:sz w:val="32"/>
+          <w:szCs w:val="32"/>
+        </w:rPr>
+        <w:t>(</w:t>
+      </w:r>
+      <w:proofErr w:type="gramEnd"/>
+      <w:r>
+        <w:rPr>
+          <w:b/>
+          <w:bCs/>
+          <w:color w:val="D86DCB" w:themeColor="accent5" w:themeTint="99"/>
+          <w:sz w:val="32"/>
+          <w:szCs w:val="32"/>
+        </w:rPr>
+        <w:t>)      # Direct creation</w:t>
+      </w:r>
+    </w:p>
+    <w:p>
+      <w:pPr>
+        <w:jc w:val="both"/>
+        <w:rPr>
+          <w:b/>
+          <w:bCs/>
+          <w:color w:val="D86DCB" w:themeColor="accent5" w:themeTint="99"/>
+          <w:sz w:val="32"/>
+          <w:szCs w:val="32"/>
+        </w:rPr>
+      </w:pPr>
+      <w:proofErr w:type="spellStart"/>
+      <w:proofErr w:type="gramStart"/>
+      <w:r>
+        <w:rPr>
+          <w:b/>
+          <w:bCs/>
+          <w:color w:val="D86DCB" w:themeColor="accent5" w:themeTint="99"/>
+          <w:sz w:val="32"/>
+          <w:szCs w:val="32"/>
+        </w:rPr>
+        <w:t>payment</w:t>
+      </w:r>
+      <w:r>
+        <w:rPr>
+          <w:b/>
+          <w:bCs/>
+          <w:color w:val="D86DCB" w:themeColor="accent5" w:themeTint="99"/>
+          <w:sz w:val="32"/>
+          <w:szCs w:val="32"/>
+        </w:rPr>
+        <w:t>.</w:t>
+      </w:r>
+      <w:r>
+        <w:rPr>
+          <w:b/>
+          <w:bCs/>
+          <w:color w:val="D86DCB" w:themeColor="accent5" w:themeTint="99"/>
+          <w:sz w:val="32"/>
+          <w:szCs w:val="32"/>
+        </w:rPr>
+        <w:t>cash</w:t>
+      </w:r>
+      <w:proofErr w:type="gramEnd"/>
+      <w:r>
+        <w:rPr>
+          <w:b/>
+          <w:bCs/>
+          <w:color w:val="D86DCB" w:themeColor="accent5" w:themeTint="99"/>
+          <w:sz w:val="32"/>
+          <w:szCs w:val="32"/>
+        </w:rPr>
+        <w:t>_out_rate</w:t>
+      </w:r>
+      <w:proofErr w:type="spellEnd"/>
+      <w:r>
+        <w:rPr>
+          <w:b/>
+          <w:bCs/>
+          <w:color w:val="D86DCB" w:themeColor="accent5" w:themeTint="99"/>
+          <w:sz w:val="32"/>
+          <w:szCs w:val="32"/>
+        </w:rPr>
+        <w:t>()</w:t>
+      </w:r>
+    </w:p>
+    <w:p>
+      <w:pPr>
+        <w:jc w:val="both"/>
+        <w:rPr>
+          <w:sz w:val="32"/>
+          <w:szCs w:val="32"/>
+        </w:rPr>
+      </w:pPr>
+    </w:p>
+    <w:p>
+      <w:pPr>
+        <w:jc w:val="both"/>
+        <w:rPr>
+          <w:sz w:val="32"/>
+          <w:szCs w:val="32"/>
+        </w:rPr>
+      </w:pPr>
+      <w:r>
+        <w:rPr>
+          <w:sz w:val="32"/>
+          <w:szCs w:val="32"/>
+        </w:rPr>
+        <w:t>The Solution:</w:t>
+      </w:r>
+    </w:p>
+    <w:p>
+      <w:pPr>
+        <w:jc w:val="both"/>
+        <w:rPr>
+          <w:sz w:val="32"/>
+          <w:szCs w:val="32"/>
+        </w:rPr>
+      </w:pPr>
+      <w:r>
+        <w:rPr>
+          <w:sz w:val="32"/>
+          <w:szCs w:val="32"/>
+        </w:rPr>
+        <w:t xml:space="preserve"># </w:t>
+      </w:r>
+      <w:r>
+        <w:rPr>
+          <w:sz w:val="32"/>
+          <w:szCs w:val="32"/>
+        </w:rPr>
+        <w:t>The Factory pattern says “Don’t let the client create objects directly. Let a factory produce the correct object”</w:t>
+      </w:r>
+    </w:p>
+    <w:p>
+      <w:pPr>
+        <w:jc w:val="both"/>
+        <w:rPr>
+          <w:sz w:val="32"/>
+          <w:szCs w:val="32"/>
+        </w:rPr>
+      </w:pPr>
+      <w:r>
+        <w:rPr>
+          <w:sz w:val="32"/>
+          <w:szCs w:val="32"/>
+        </w:rPr>
+        <w:t># Create the classes for each payment method then create a Factory class which will have a static method (</w:t>
+      </w:r>
+      <w:r>
+        <w:rPr>
+          <w:b/>
+          <w:bCs/>
+          <w:sz w:val="32"/>
+          <w:szCs w:val="32"/>
+        </w:rPr>
+        <w:t>@staticmethod</w:t>
+      </w:r>
+      <w:r>
+        <w:rPr>
+          <w:sz w:val="32"/>
+          <w:szCs w:val="32"/>
+        </w:rPr>
+        <w:t xml:space="preserve">) </w:t>
+      </w:r>
+      <w:proofErr w:type="gramStart"/>
+      <w:r>
+        <w:rPr>
+          <w:b/>
+          <w:bCs/>
+          <w:sz w:val="32"/>
+          <w:szCs w:val="32"/>
+        </w:rPr>
+        <w:t>create(</w:t>
+      </w:r>
+      <w:proofErr w:type="gramEnd"/>
+      <w:r>
+        <w:rPr>
+          <w:b/>
+          <w:bCs/>
+          <w:sz w:val="32"/>
+          <w:szCs w:val="32"/>
+        </w:rPr>
+        <w:t>)</w:t>
+      </w:r>
+      <w:r>
+        <w:rPr>
+          <w:sz w:val="32"/>
+          <w:szCs w:val="32"/>
+        </w:rPr>
+        <w:t xml:space="preserve"> that acts as a constructor</w:t>
+      </w:r>
+    </w:p>
+    <w:p>
+      <w:pPr>
+        <w:jc w:val="both"/>
+        <w:rPr>
+          <w:sz w:val="32"/>
+          <w:szCs w:val="32"/>
+        </w:rPr>
+      </w:pPr>
+      <w:r>
+        <w:rPr>
+          <w:sz w:val="32"/>
+          <w:szCs w:val="32"/>
+        </w:rPr>
+        <w:t># And based on the passed argument (</w:t>
+      </w:r>
+      <w:proofErr w:type="spellStart"/>
+      <w:r>
+        <w:rPr>
+          <w:b/>
+          <w:bCs/>
+          <w:sz w:val="32"/>
+          <w:szCs w:val="32"/>
+        </w:rPr>
+        <w:t>payment_type</w:t>
+      </w:r>
+      <w:proofErr w:type="spellEnd"/>
+      <w:r>
+        <w:rPr>
+          <w:b/>
+          <w:bCs/>
+          <w:sz w:val="32"/>
+          <w:szCs w:val="32"/>
+        </w:rPr>
+        <w:t>)</w:t>
+      </w:r>
+      <w:r>
+        <w:rPr>
+          <w:sz w:val="32"/>
+          <w:szCs w:val="32"/>
+        </w:rPr>
+        <w:t xml:space="preserve"> returns an instance of the payment method </w:t>
+      </w:r>
+      <w:r>
+        <w:rPr>
+          <w:b/>
+          <w:bCs/>
+          <w:sz w:val="32"/>
+          <w:szCs w:val="32"/>
+        </w:rPr>
+        <w:t>(</w:t>
+      </w:r>
+      <w:proofErr w:type="spellStart"/>
+      <w:r>
+        <w:rPr>
+          <w:b/>
+          <w:bCs/>
+          <w:sz w:val="32"/>
+          <w:szCs w:val="32"/>
+        </w:rPr>
+        <w:t>Bkash</w:t>
+      </w:r>
+      <w:proofErr w:type="spellEnd"/>
+      <w:r>
+        <w:rPr>
+          <w:sz w:val="32"/>
+          <w:szCs w:val="32"/>
+        </w:rPr>
+        <w:t xml:space="preserve"> or </w:t>
+      </w:r>
+      <w:proofErr w:type="spellStart"/>
+      <w:r>
+        <w:rPr>
+          <w:b/>
+          <w:bCs/>
+          <w:sz w:val="32"/>
+          <w:szCs w:val="32"/>
+        </w:rPr>
+        <w:t>Nagad</w:t>
+      </w:r>
+      <w:proofErr w:type="spellEnd"/>
+      <w:r>
+        <w:rPr>
+          <w:sz w:val="32"/>
+          <w:szCs w:val="32"/>
+        </w:rPr>
+        <w:t>). So now the client doesn’t know how the object is created</w:t>
+      </w:r>
+    </w:p>
+    <w:p>
+      <w:pPr>
+        <w:jc w:val="both"/>
+        <w:rPr>
+          <w:b/>
+          <w:bCs/>
+          <w:color w:val="D86DCB" w:themeColor="accent5" w:themeTint="99"/>
+          <w:sz w:val="32"/>
+          <w:szCs w:val="32"/>
+        </w:rPr>
+      </w:pPr>
+      <w:r>
+        <w:rPr>
+          <w:b/>
+          <w:bCs/>
+          <w:color w:val="D86DCB" w:themeColor="accent5" w:themeTint="99"/>
+          <w:sz w:val="32"/>
+          <w:szCs w:val="32"/>
+        </w:rPr>
+        <w:t xml:space="preserve">class </w:t>
+      </w:r>
+      <w:proofErr w:type="spellStart"/>
+      <w:r>
+        <w:rPr>
+          <w:b/>
+          <w:bCs/>
+          <w:color w:val="D86DCB" w:themeColor="accent5" w:themeTint="99"/>
+          <w:sz w:val="32"/>
+          <w:szCs w:val="32"/>
+        </w:rPr>
+        <w:t>BKash</w:t>
+      </w:r>
+      <w:proofErr w:type="spellEnd"/>
+      <w:r>
+        <w:rPr>
+          <w:b/>
+          <w:bCs/>
+          <w:color w:val="D86DCB" w:themeColor="accent5" w:themeTint="99"/>
+          <w:sz w:val="32"/>
+          <w:szCs w:val="32"/>
+        </w:rPr>
+        <w:t>:</w:t>
+      </w:r>
+    </w:p>
+    <w:p>
+      <w:pPr>
+        <w:jc w:val="both"/>
+        <w:rPr>
+          <w:b/>
+          <w:bCs/>
+          <w:color w:val="D86DCB" w:themeColor="accent5" w:themeTint="99"/>
+          <w:sz w:val="32"/>
+          <w:szCs w:val="32"/>
+        </w:rPr>
+      </w:pPr>
+      <w:r>
+        <w:rPr>
+          <w:b/>
+          <w:bCs/>
+          <w:color w:val="D86DCB" w:themeColor="accent5" w:themeTint="99"/>
+          <w:sz w:val="32"/>
+          <w:szCs w:val="32"/>
+        </w:rPr>
+        <w:t xml:space="preserve">    def </w:t>
+      </w:r>
+      <w:proofErr w:type="spellStart"/>
+      <w:r>
+        <w:rPr>
+          <w:b/>
+          <w:bCs/>
+          <w:color w:val="D86DCB" w:themeColor="accent5" w:themeTint="99"/>
+          <w:sz w:val="32"/>
+          <w:szCs w:val="32"/>
+        </w:rPr>
+        <w:t>cash_out_rate</w:t>
+      </w:r>
+      <w:proofErr w:type="spellEnd"/>
+      <w:r>
+        <w:rPr>
+          <w:b/>
+          <w:bCs/>
+          <w:color w:val="D86DCB" w:themeColor="accent5" w:themeTint="99"/>
+          <w:sz w:val="32"/>
+          <w:szCs w:val="32"/>
+        </w:rPr>
+        <w:t>(self):</w:t>
+      </w:r>
+    </w:p>
+    <w:p>
+      <w:pPr>
+        <w:jc w:val="both"/>
+        <w:rPr>
+          <w:b/>
+          <w:bCs/>
+          <w:color w:val="D86DCB" w:themeColor="accent5" w:themeTint="99"/>
+          <w:sz w:val="32"/>
+          <w:szCs w:val="32"/>
+        </w:rPr>
+      </w:pPr>
+      <w:r>
+        <w:rPr>
+          <w:b/>
+          <w:bCs/>
+          <w:color w:val="D86DCB" w:themeColor="accent5" w:themeTint="99"/>
+          <w:sz w:val="32"/>
+          <w:szCs w:val="32"/>
+        </w:rPr>
+        <w:t xml:space="preserve">        </w:t>
+      </w:r>
+      <w:proofErr w:type="gramStart"/>
+      <w:r>
+        <w:rPr>
+          <w:b/>
+          <w:bCs/>
+          <w:color w:val="D86DCB" w:themeColor="accent5" w:themeTint="99"/>
+          <w:sz w:val="32"/>
+          <w:szCs w:val="32"/>
+        </w:rPr>
+        <w:t>print(</w:t>
+      </w:r>
+      <w:proofErr w:type="gramEnd"/>
+      <w:r>
+        <w:rPr>
+          <w:b/>
+          <w:bCs/>
+          <w:color w:val="D86DCB" w:themeColor="accent5" w:themeTint="99"/>
+          <w:sz w:val="32"/>
+          <w:szCs w:val="32"/>
+        </w:rPr>
+        <w:t>"18 BDT per 1000")</w:t>
+      </w:r>
+    </w:p>
+    <w:p>
+      <w:pPr>
+        <w:jc w:val="both"/>
+        <w:rPr>
+          <w:b/>
+          <w:bCs/>
+          <w:color w:val="D86DCB" w:themeColor="accent5" w:themeTint="99"/>
+          <w:sz w:val="32"/>
+          <w:szCs w:val="32"/>
+        </w:rPr>
+      </w:pPr>
+      <w:r>
+        <w:rPr>
+          <w:b/>
+          <w:bCs/>
+          <w:color w:val="D86DCB" w:themeColor="accent5" w:themeTint="99"/>
+          <w:sz w:val="32"/>
+          <w:szCs w:val="32"/>
+        </w:rPr>
+        <w:t xml:space="preserve">        </w:t>
+      </w:r>
+    </w:p>
+    <w:p>
+      <w:pPr>
+        <w:jc w:val="both"/>
+        <w:rPr>
+          <w:b/>
+          <w:bCs/>
+          <w:color w:val="D86DCB" w:themeColor="accent5" w:themeTint="99"/>
+          <w:sz w:val="32"/>
+          <w:szCs w:val="32"/>
+        </w:rPr>
+      </w:pPr>
+      <w:r>
+        <w:rPr>
+          <w:b/>
+          <w:bCs/>
+          <w:color w:val="D86DCB" w:themeColor="accent5" w:themeTint="99"/>
+          <w:sz w:val="32"/>
+          <w:szCs w:val="32"/>
+        </w:rPr>
         <w:lastRenderedPageBreak/>
-        <w:t xml:space="preserve">        print("</w:t>
-      </w:r>
-      <w:r>
-        <w:rPr>
-          <w:b/>
-          <w:bCs/>
-          <w:color w:val="D86DCB" w:themeColor="accent5" w:themeTint="99"/>
-          <w:sz w:val="32"/>
-          <w:szCs w:val="32"/>
-        </w:rPr>
-        <w:t>18 BDT per 1000</w:t>
-      </w:r>
-      <w:r>
-        <w:rPr>
-          <w:b/>
-          <w:bCs/>
-          <w:color w:val="D86DCB" w:themeColor="accent5" w:themeTint="99"/>
-          <w:sz w:val="32"/>
-          <w:szCs w:val="32"/>
-        </w:rPr>
-        <w:t>")</w:t>
-      </w:r>
-    </w:p>
-    <w:p>
-      <w:pPr>
-        <w:jc w:val="both"/>
-        <w:rPr>
-          <w:b/>
-          <w:bCs/>
-          <w:color w:val="D86DCB" w:themeColor="accent5" w:themeTint="99"/>
-          <w:sz w:val="32"/>
-          <w:szCs w:val="32"/>
-        </w:rPr>
-      </w:pPr>
-    </w:p>
-    <w:p>
-      <w:pPr>
-        <w:jc w:val="both"/>
-        <w:rPr>
-          <w:b/>
-          <w:bCs/>
-          <w:color w:val="D86DCB" w:themeColor="accent5" w:themeTint="99"/>
-          <w:sz w:val="32"/>
-          <w:szCs w:val="32"/>
-        </w:rPr>
-      </w:pPr>
-      <w:r>
-        <w:rPr>
-          <w:b/>
-          <w:bCs/>
-          <w:color w:val="D86DCB" w:themeColor="accent5" w:themeTint="99"/>
-          <w:sz w:val="32"/>
-          <w:szCs w:val="32"/>
-        </w:rPr>
         <w:t xml:space="preserve">class </w:t>
       </w:r>
       <w:proofErr w:type="spellStart"/>
@@ -11233,71 +13432,73 @@
           <w:sz w:val="32"/>
           <w:szCs w:val="32"/>
         </w:rPr>
-        <w:t xml:space="preserve">        print("</w:t>
-      </w:r>
-      <w:r>
-        <w:rPr>
-          <w:b/>
-          <w:bCs/>
-          <w:color w:val="D86DCB" w:themeColor="accent5" w:themeTint="99"/>
-          <w:sz w:val="32"/>
-          <w:szCs w:val="32"/>
-        </w:rPr>
-        <w:t>10 BDT per 1000</w:t>
-      </w:r>
-      <w:r>
-        <w:rPr>
-          <w:b/>
-          <w:bCs/>
-          <w:color w:val="D86DCB" w:themeColor="accent5" w:themeTint="99"/>
-          <w:sz w:val="32"/>
-          <w:szCs w:val="32"/>
-        </w:rPr>
-        <w:t>")</w:t>
-      </w:r>
-    </w:p>
-    <w:p>
-      <w:pPr>
-        <w:jc w:val="both"/>
-        <w:rPr>
-          <w:b/>
-          <w:bCs/>
-          <w:color w:val="D86DCB" w:themeColor="accent5" w:themeTint="99"/>
-          <w:sz w:val="32"/>
-          <w:szCs w:val="32"/>
-        </w:rPr>
-      </w:pPr>
-    </w:p>
-    <w:p>
-      <w:pPr>
-        <w:jc w:val="both"/>
-        <w:rPr>
-          <w:b/>
-          <w:bCs/>
-          <w:color w:val="D86DCB" w:themeColor="accent5" w:themeTint="99"/>
-          <w:sz w:val="32"/>
-          <w:szCs w:val="32"/>
-        </w:rPr>
-      </w:pPr>
-      <w:r>
-        <w:rPr>
-          <w:b/>
-          <w:bCs/>
-          <w:color w:val="D86DCB" w:themeColor="accent5" w:themeTint="99"/>
-          <w:sz w:val="32"/>
-          <w:szCs w:val="32"/>
-        </w:rPr>
-        <w:t>payment</w:t>
-      </w:r>
-      <w:r>
-        <w:rPr>
-          <w:b/>
-          <w:bCs/>
-          <w:color w:val="D86DCB" w:themeColor="accent5" w:themeTint="99"/>
-          <w:sz w:val="32"/>
-          <w:szCs w:val="32"/>
-        </w:rPr>
-        <w:t xml:space="preserve"> = </w:t>
+        <w:t xml:space="preserve">        </w:t>
+      </w:r>
+      <w:proofErr w:type="gramStart"/>
+      <w:r>
+        <w:rPr>
+          <w:b/>
+          <w:bCs/>
+          <w:color w:val="D86DCB" w:themeColor="accent5" w:themeTint="99"/>
+          <w:sz w:val="32"/>
+          <w:szCs w:val="32"/>
+        </w:rPr>
+        <w:t>print(</w:t>
+      </w:r>
+      <w:proofErr w:type="gramEnd"/>
+      <w:r>
+        <w:rPr>
+          <w:b/>
+          <w:bCs/>
+          <w:color w:val="D86DCB" w:themeColor="accent5" w:themeTint="99"/>
+          <w:sz w:val="32"/>
+          <w:szCs w:val="32"/>
+        </w:rPr>
+        <w:t>"10 BDT per 1000")</w:t>
+      </w:r>
+    </w:p>
+    <w:p>
+      <w:pPr>
+        <w:jc w:val="both"/>
+        <w:rPr>
+          <w:b/>
+          <w:bCs/>
+          <w:color w:val="D86DCB" w:themeColor="accent5" w:themeTint="99"/>
+          <w:sz w:val="32"/>
+          <w:szCs w:val="32"/>
+        </w:rPr>
+      </w:pPr>
+      <w:r>
+        <w:rPr>
+          <w:b/>
+          <w:bCs/>
+          <w:color w:val="D86DCB" w:themeColor="accent5" w:themeTint="99"/>
+          <w:sz w:val="32"/>
+          <w:szCs w:val="32"/>
+        </w:rPr>
+        <w:t xml:space="preserve">        </w:t>
+      </w:r>
+    </w:p>
+    <w:p>
+      <w:pPr>
+        <w:jc w:val="both"/>
+        <w:rPr>
+          <w:b/>
+          <w:bCs/>
+          <w:color w:val="D86DCB" w:themeColor="accent5" w:themeTint="99"/>
+          <w:sz w:val="32"/>
+          <w:szCs w:val="32"/>
+        </w:rPr>
+      </w:pPr>
+      <w:r>
+        <w:rPr>
+          <w:b/>
+          <w:bCs/>
+          <w:color w:val="D86DCB" w:themeColor="accent5" w:themeTint="99"/>
+          <w:sz w:val="32"/>
+          <w:szCs w:val="32"/>
+        </w:rPr>
+        <w:t xml:space="preserve">class </w:t>
       </w:r>
       <w:proofErr w:type="spellStart"/>
       <w:r>
@@ -11308,7 +13509,7 @@
           <w:sz w:val="32"/>
           <w:szCs w:val="32"/>
         </w:rPr>
-        <w:t>Bkash</w:t>
+        <w:t>PaymentFactory</w:t>
       </w:r>
       <w:proofErr w:type="spellEnd"/>
       <w:r>
@@ -11319,20 +13520,74 @@
           <w:sz w:val="32"/>
           <w:szCs w:val="32"/>
         </w:rPr>
-        <w:t>()      # Direct creation</w:t>
-      </w:r>
-    </w:p>
-    <w:p>
-      <w:pPr>
-        <w:jc w:val="both"/>
-        <w:rPr>
-          <w:b/>
-          <w:bCs/>
-          <w:color w:val="D86DCB" w:themeColor="accent5" w:themeTint="99"/>
-          <w:sz w:val="32"/>
-          <w:szCs w:val="32"/>
-        </w:rPr>
-      </w:pPr>
+        <w:t>:</w:t>
+      </w:r>
+    </w:p>
+    <w:p>
+      <w:pPr>
+        <w:jc w:val="both"/>
+        <w:rPr>
+          <w:b/>
+          <w:bCs/>
+          <w:color w:val="D86DCB" w:themeColor="accent5" w:themeTint="99"/>
+          <w:sz w:val="32"/>
+          <w:szCs w:val="32"/>
+        </w:rPr>
+      </w:pPr>
+      <w:r>
+        <w:rPr>
+          <w:b/>
+          <w:bCs/>
+          <w:color w:val="D86DCB" w:themeColor="accent5" w:themeTint="99"/>
+          <w:sz w:val="32"/>
+          <w:szCs w:val="32"/>
+        </w:rPr>
+        <w:t xml:space="preserve">    </w:t>
+      </w:r>
+    </w:p>
+    <w:p>
+      <w:pPr>
+        <w:jc w:val="both"/>
+        <w:rPr>
+          <w:b/>
+          <w:bCs/>
+          <w:color w:val="D86DCB" w:themeColor="accent5" w:themeTint="99"/>
+          <w:sz w:val="32"/>
+          <w:szCs w:val="32"/>
+        </w:rPr>
+      </w:pPr>
+      <w:r>
+        <w:rPr>
+          <w:b/>
+          <w:bCs/>
+          <w:color w:val="D86DCB" w:themeColor="accent5" w:themeTint="99"/>
+          <w:sz w:val="32"/>
+          <w:szCs w:val="32"/>
+        </w:rPr>
+        <w:t xml:space="preserve">    @staticmethod</w:t>
+      </w:r>
+    </w:p>
+    <w:p>
+      <w:pPr>
+        <w:jc w:val="both"/>
+        <w:rPr>
+          <w:b/>
+          <w:bCs/>
+          <w:color w:val="D86DCB" w:themeColor="accent5" w:themeTint="99"/>
+          <w:sz w:val="32"/>
+          <w:szCs w:val="32"/>
+        </w:rPr>
+      </w:pPr>
+      <w:r>
+        <w:rPr>
+          <w:b/>
+          <w:bCs/>
+          <w:color w:val="D86DCB" w:themeColor="accent5" w:themeTint="99"/>
+          <w:sz w:val="32"/>
+          <w:szCs w:val="32"/>
+        </w:rPr>
+        <w:t xml:space="preserve">    def create(</w:t>
+      </w:r>
       <w:proofErr w:type="spellStart"/>
       <w:r>
         <w:rPr>
@@ -11342,27 +13597,7 @@
           <w:sz w:val="32"/>
           <w:szCs w:val="32"/>
         </w:rPr>
-        <w:t>payment</w:t>
-      </w:r>
-      <w:r>
-        <w:rPr>
-          <w:b/>
-          <w:bCs/>
-          <w:color w:val="D86DCB" w:themeColor="accent5" w:themeTint="99"/>
-          <w:sz w:val="32"/>
-          <w:szCs w:val="32"/>
-        </w:rPr>
-        <w:t>.</w:t>
-      </w:r>
-      <w:r>
-        <w:rPr>
-          <w:b/>
-          <w:bCs/>
-          <w:color w:val="D86DCB" w:themeColor="accent5" w:themeTint="99"/>
-          <w:sz w:val="32"/>
-          <w:szCs w:val="32"/>
-        </w:rPr>
-        <w:t>cash_out_rate</w:t>
+        <w:t>payment_type</w:t>
       </w:r>
       <w:proofErr w:type="spellEnd"/>
       <w:r>
@@ -11373,125 +13608,36 @@
           <w:sz w:val="32"/>
           <w:szCs w:val="32"/>
         </w:rPr>
-        <w:t>()</w:t>
-      </w:r>
-    </w:p>
-    <w:p>
-      <w:pPr>
-        <w:jc w:val="both"/>
-        <w:rPr>
-          <w:sz w:val="32"/>
-          <w:szCs w:val="32"/>
-        </w:rPr>
-      </w:pPr>
-    </w:p>
-    <w:p>
-      <w:pPr>
-        <w:jc w:val="both"/>
-        <w:rPr>
-          <w:sz w:val="32"/>
-          <w:szCs w:val="32"/>
-        </w:rPr>
-      </w:pPr>
-      <w:r>
-        <w:rPr>
-          <w:sz w:val="32"/>
-          <w:szCs w:val="32"/>
-        </w:rPr>
-        <w:t>The Solution:</w:t>
-      </w:r>
-    </w:p>
-    <w:p>
-      <w:pPr>
-        <w:jc w:val="both"/>
-        <w:rPr>
-          <w:sz w:val="32"/>
-          <w:szCs w:val="32"/>
-        </w:rPr>
-      </w:pPr>
-      <w:r>
-        <w:rPr>
-          <w:sz w:val="32"/>
-          <w:szCs w:val="32"/>
-        </w:rPr>
-        <w:t xml:space="preserve"># </w:t>
-      </w:r>
-      <w:r>
-        <w:rPr>
-          <w:sz w:val="32"/>
-          <w:szCs w:val="32"/>
-        </w:rPr>
-        <w:t>The Factory pattern says “Don’t let the client create objects directly. Let a factory produce the correct object”</w:t>
-      </w:r>
-    </w:p>
-    <w:p>
-      <w:pPr>
-        <w:jc w:val="both"/>
-        <w:rPr>
-          <w:sz w:val="32"/>
-          <w:szCs w:val="32"/>
-        </w:rPr>
-      </w:pPr>
-      <w:r>
-        <w:rPr>
-          <w:sz w:val="32"/>
-          <w:szCs w:val="32"/>
-        </w:rPr>
-        <w:t># Create the classes for each payment method then create a Factory class which will have a static method (</w:t>
-      </w:r>
-      <w:r>
-        <w:rPr>
-          <w:b/>
-          <w:bCs/>
-          <w:sz w:val="32"/>
-          <w:szCs w:val="32"/>
-        </w:rPr>
-        <w:t>@staticmethod</w:t>
-      </w:r>
-      <w:r>
-        <w:rPr>
-          <w:sz w:val="32"/>
-          <w:szCs w:val="32"/>
-        </w:rPr>
-        <w:t xml:space="preserve">) </w:t>
-      </w:r>
-      <w:r>
-        <w:rPr>
-          <w:b/>
-          <w:bCs/>
-          <w:sz w:val="32"/>
-          <w:szCs w:val="32"/>
-        </w:rPr>
-        <w:t>create()</w:t>
-      </w:r>
-      <w:r>
-        <w:rPr>
-          <w:sz w:val="32"/>
-          <w:szCs w:val="32"/>
-        </w:rPr>
-        <w:t xml:space="preserve"> that acts as a constructor</w:t>
-      </w:r>
-    </w:p>
-    <w:p>
-      <w:pPr>
-        <w:jc w:val="both"/>
-        <w:rPr>
-          <w:sz w:val="32"/>
-          <w:szCs w:val="32"/>
-        </w:rPr>
-      </w:pPr>
-      <w:r>
-        <w:rPr>
-          <w:sz w:val="32"/>
-          <w:szCs w:val="32"/>
-        </w:rPr>
-        <w:t># And based on the passed argument (</w:t>
+        <w:t>):</w:t>
+      </w:r>
+    </w:p>
+    <w:p>
+      <w:pPr>
+        <w:jc w:val="both"/>
+        <w:rPr>
+          <w:b/>
+          <w:bCs/>
+          <w:color w:val="D86DCB" w:themeColor="accent5" w:themeTint="99"/>
+          <w:sz w:val="32"/>
+          <w:szCs w:val="32"/>
+        </w:rPr>
+      </w:pPr>
+      <w:r>
+        <w:rPr>
+          <w:b/>
+          <w:bCs/>
+          <w:color w:val="D86DCB" w:themeColor="accent5" w:themeTint="99"/>
+          <w:sz w:val="32"/>
+          <w:szCs w:val="32"/>
+        </w:rPr>
+        <w:t xml:space="preserve">        if </w:t>
       </w:r>
       <w:proofErr w:type="spellStart"/>
       <w:r>
         <w:rPr>
           <w:b/>
           <w:bCs/>
+          <w:color w:val="D86DCB" w:themeColor="accent5" w:themeTint="99"/>
           <w:sz w:val="32"/>
           <w:szCs w:val="32"/>
         </w:rPr>
@@ -11502,767 +13648,311 @@
         <w:rPr>
           <w:b/>
           <w:bCs/>
+          <w:color w:val="D86DCB" w:themeColor="accent5" w:themeTint="99"/>
+          <w:sz w:val="32"/>
+          <w:szCs w:val="32"/>
+        </w:rPr>
+        <w:t xml:space="preserve"> == "</w:t>
+      </w:r>
+      <w:proofErr w:type="spellStart"/>
+      <w:r>
+        <w:rPr>
+          <w:b/>
+          <w:bCs/>
+          <w:color w:val="D86DCB" w:themeColor="accent5" w:themeTint="99"/>
+          <w:sz w:val="32"/>
+          <w:szCs w:val="32"/>
+        </w:rPr>
+        <w:t>bkash</w:t>
+      </w:r>
+      <w:proofErr w:type="spellEnd"/>
+      <w:r>
+        <w:rPr>
+          <w:b/>
+          <w:bCs/>
+          <w:color w:val="D86DCB" w:themeColor="accent5" w:themeTint="99"/>
+          <w:sz w:val="32"/>
+          <w:szCs w:val="32"/>
+        </w:rPr>
+        <w:t>":</w:t>
+      </w:r>
+    </w:p>
+    <w:p>
+      <w:pPr>
+        <w:jc w:val="both"/>
+        <w:rPr>
+          <w:b/>
+          <w:bCs/>
+          <w:color w:val="D86DCB" w:themeColor="accent5" w:themeTint="99"/>
+          <w:sz w:val="32"/>
+          <w:szCs w:val="32"/>
+        </w:rPr>
+      </w:pPr>
+      <w:r>
+        <w:rPr>
+          <w:b/>
+          <w:bCs/>
+          <w:color w:val="D86DCB" w:themeColor="accent5" w:themeTint="99"/>
+          <w:sz w:val="32"/>
+          <w:szCs w:val="32"/>
+        </w:rPr>
+        <w:t xml:space="preserve">            return </w:t>
+      </w:r>
+      <w:proofErr w:type="spellStart"/>
+      <w:proofErr w:type="gramStart"/>
+      <w:r>
+        <w:rPr>
+          <w:b/>
+          <w:bCs/>
+          <w:color w:val="D86DCB" w:themeColor="accent5" w:themeTint="99"/>
+          <w:sz w:val="32"/>
+          <w:szCs w:val="32"/>
+        </w:rPr>
+        <w:t>BKash</w:t>
+      </w:r>
+      <w:proofErr w:type="spellEnd"/>
+      <w:r>
+        <w:rPr>
+          <w:b/>
+          <w:bCs/>
+          <w:color w:val="D86DCB" w:themeColor="accent5" w:themeTint="99"/>
+          <w:sz w:val="32"/>
+          <w:szCs w:val="32"/>
+        </w:rPr>
+        <w:t>(</w:t>
+      </w:r>
+      <w:proofErr w:type="gramEnd"/>
+      <w:r>
+        <w:rPr>
+          <w:b/>
+          <w:bCs/>
+          <w:color w:val="D86DCB" w:themeColor="accent5" w:themeTint="99"/>
           <w:sz w:val="32"/>
           <w:szCs w:val="32"/>
         </w:rPr>
         <w:t>)</w:t>
       </w:r>
-      <w:r>
-        <w:rPr>
-          <w:sz w:val="32"/>
-          <w:szCs w:val="32"/>
-        </w:rPr>
-        <w:t xml:space="preserve"> returns an instance of the payment method </w:t>
-      </w:r>
-      <w:r>
-        <w:rPr>
-          <w:b/>
-          <w:bCs/>
+    </w:p>
+    <w:p>
+      <w:pPr>
+        <w:jc w:val="both"/>
+        <w:rPr>
+          <w:b/>
+          <w:bCs/>
+          <w:color w:val="D86DCB" w:themeColor="accent5" w:themeTint="99"/>
+          <w:sz w:val="32"/>
+          <w:szCs w:val="32"/>
+        </w:rPr>
+      </w:pPr>
+      <w:r>
+        <w:rPr>
+          <w:b/>
+          <w:bCs/>
+          <w:color w:val="D86DCB" w:themeColor="accent5" w:themeTint="99"/>
+          <w:sz w:val="32"/>
+          <w:szCs w:val="32"/>
+        </w:rPr>
+        <w:t xml:space="preserve">        </w:t>
+      </w:r>
+      <w:proofErr w:type="spellStart"/>
+      <w:r>
+        <w:rPr>
+          <w:b/>
+          <w:bCs/>
+          <w:color w:val="D86DCB" w:themeColor="accent5" w:themeTint="99"/>
+          <w:sz w:val="32"/>
+          <w:szCs w:val="32"/>
+        </w:rPr>
+        <w:t>elif</w:t>
+      </w:r>
+      <w:proofErr w:type="spellEnd"/>
+      <w:r>
+        <w:rPr>
+          <w:b/>
+          <w:bCs/>
+          <w:color w:val="D86DCB" w:themeColor="accent5" w:themeTint="99"/>
+          <w:sz w:val="32"/>
+          <w:szCs w:val="32"/>
+        </w:rPr>
+        <w:t xml:space="preserve"> </w:t>
+      </w:r>
+      <w:proofErr w:type="spellStart"/>
+      <w:r>
+        <w:rPr>
+          <w:b/>
+          <w:bCs/>
+          <w:color w:val="D86DCB" w:themeColor="accent5" w:themeTint="99"/>
+          <w:sz w:val="32"/>
+          <w:szCs w:val="32"/>
+        </w:rPr>
+        <w:t>payment_type</w:t>
+      </w:r>
+      <w:proofErr w:type="spellEnd"/>
+      <w:r>
+        <w:rPr>
+          <w:b/>
+          <w:bCs/>
+          <w:color w:val="D86DCB" w:themeColor="accent5" w:themeTint="99"/>
+          <w:sz w:val="32"/>
+          <w:szCs w:val="32"/>
+        </w:rPr>
+        <w:t xml:space="preserve"> == "</w:t>
+      </w:r>
+      <w:proofErr w:type="spellStart"/>
+      <w:r>
+        <w:rPr>
+          <w:b/>
+          <w:bCs/>
+          <w:color w:val="D86DCB" w:themeColor="accent5" w:themeTint="99"/>
+          <w:sz w:val="32"/>
+          <w:szCs w:val="32"/>
+        </w:rPr>
+        <w:t>nagad</w:t>
+      </w:r>
+      <w:proofErr w:type="spellEnd"/>
+      <w:r>
+        <w:rPr>
+          <w:b/>
+          <w:bCs/>
+          <w:color w:val="D86DCB" w:themeColor="accent5" w:themeTint="99"/>
+          <w:sz w:val="32"/>
+          <w:szCs w:val="32"/>
+        </w:rPr>
+        <w:t>":</w:t>
+      </w:r>
+    </w:p>
+    <w:p>
+      <w:pPr>
+        <w:jc w:val="both"/>
+        <w:rPr>
+          <w:b/>
+          <w:bCs/>
+          <w:color w:val="D86DCB" w:themeColor="accent5" w:themeTint="99"/>
+          <w:sz w:val="32"/>
+          <w:szCs w:val="32"/>
+        </w:rPr>
+      </w:pPr>
+      <w:r>
+        <w:rPr>
+          <w:b/>
+          <w:bCs/>
+          <w:color w:val="D86DCB" w:themeColor="accent5" w:themeTint="99"/>
+          <w:sz w:val="32"/>
+          <w:szCs w:val="32"/>
+        </w:rPr>
+        <w:t xml:space="preserve">            return </w:t>
+      </w:r>
+      <w:proofErr w:type="spellStart"/>
+      <w:proofErr w:type="gramStart"/>
+      <w:r>
+        <w:rPr>
+          <w:b/>
+          <w:bCs/>
+          <w:color w:val="D86DCB" w:themeColor="accent5" w:themeTint="99"/>
+          <w:sz w:val="32"/>
+          <w:szCs w:val="32"/>
+        </w:rPr>
+        <w:t>Nagad</w:t>
+      </w:r>
+      <w:proofErr w:type="spellEnd"/>
+      <w:r>
+        <w:rPr>
+          <w:b/>
+          <w:bCs/>
+          <w:color w:val="D86DCB" w:themeColor="accent5" w:themeTint="99"/>
           <w:sz w:val="32"/>
           <w:szCs w:val="32"/>
         </w:rPr>
         <w:t>(</w:t>
       </w:r>
+      <w:proofErr w:type="gramEnd"/>
+      <w:r>
+        <w:rPr>
+          <w:b/>
+          <w:bCs/>
+          <w:color w:val="D86DCB" w:themeColor="accent5" w:themeTint="99"/>
+          <w:sz w:val="32"/>
+          <w:szCs w:val="32"/>
+        </w:rPr>
+        <w:t>)</w:t>
+      </w:r>
+    </w:p>
+    <w:p>
+      <w:pPr>
+        <w:jc w:val="both"/>
+        <w:rPr>
+          <w:b/>
+          <w:bCs/>
+          <w:color w:val="D86DCB" w:themeColor="accent5" w:themeTint="99"/>
+          <w:sz w:val="32"/>
+          <w:szCs w:val="32"/>
+        </w:rPr>
+      </w:pPr>
+      <w:r>
+        <w:rPr>
+          <w:b/>
+          <w:bCs/>
+          <w:color w:val="D86DCB" w:themeColor="accent5" w:themeTint="99"/>
+          <w:sz w:val="32"/>
+          <w:szCs w:val="32"/>
+        </w:rPr>
+        <w:t xml:space="preserve">        else:</w:t>
+      </w:r>
+    </w:p>
+    <w:p>
+      <w:pPr>
+        <w:jc w:val="both"/>
+        <w:rPr>
+          <w:b/>
+          <w:bCs/>
+          <w:color w:val="D86DCB" w:themeColor="accent5" w:themeTint="99"/>
+          <w:sz w:val="32"/>
+          <w:szCs w:val="32"/>
+        </w:rPr>
+      </w:pPr>
+      <w:r>
+        <w:rPr>
+          <w:b/>
+          <w:bCs/>
+          <w:color w:val="D86DCB" w:themeColor="accent5" w:themeTint="99"/>
+          <w:sz w:val="32"/>
+          <w:szCs w:val="32"/>
+        </w:rPr>
+        <w:t xml:space="preserve">            return </w:t>
+      </w:r>
       <w:proofErr w:type="spellStart"/>
-      <w:r>
-        <w:rPr>
-          <w:b/>
-          <w:bCs/>
-          <w:sz w:val="32"/>
-          <w:szCs w:val="32"/>
-        </w:rPr>
-        <w:t>Bkash</w:t>
+      <w:proofErr w:type="gramStart"/>
+      <w:r>
+        <w:rPr>
+          <w:b/>
+          <w:bCs/>
+          <w:color w:val="D86DCB" w:themeColor="accent5" w:themeTint="99"/>
+          <w:sz w:val="32"/>
+          <w:szCs w:val="32"/>
+        </w:rPr>
+        <w:t>ValueError</w:t>
       </w:r>
       <w:proofErr w:type="spellEnd"/>
       <w:r>
         <w:rPr>
-          <w:sz w:val="32"/>
-          <w:szCs w:val="32"/>
-        </w:rPr>
-        <w:t xml:space="preserve"> or </w:t>
-      </w:r>
-      <w:proofErr w:type="spellStart"/>
-      <w:r>
-        <w:rPr>
-          <w:b/>
-          <w:bCs/>
-          <w:sz w:val="32"/>
-          <w:szCs w:val="32"/>
-        </w:rPr>
-        <w:t>Nagad</w:t>
-      </w:r>
-      <w:proofErr w:type="spellEnd"/>
-      <w:r>
-        <w:rPr>
-          <w:sz w:val="32"/>
-          <w:szCs w:val="32"/>
-        </w:rPr>
-        <w:t>). So now the client doesn’t know how the object is created</w:t>
-      </w:r>
-    </w:p>
-    <w:p>
-      <w:pPr>
-        <w:jc w:val="both"/>
-        <w:rPr>
-          <w:b/>
-          <w:bCs/>
-          <w:color w:val="D86DCB" w:themeColor="accent5" w:themeTint="99"/>
-          <w:sz w:val="32"/>
-          <w:szCs w:val="32"/>
-        </w:rPr>
-      </w:pPr>
-      <w:r>
-        <w:rPr>
-          <w:b/>
-          <w:bCs/>
-          <w:color w:val="D86DCB" w:themeColor="accent5" w:themeTint="99"/>
-          <w:sz w:val="32"/>
-          <w:szCs w:val="32"/>
-        </w:rPr>
-        <w:t xml:space="preserve">class </w:t>
-      </w:r>
-      <w:proofErr w:type="spellStart"/>
-      <w:r>
-        <w:rPr>
-          <w:b/>
-          <w:bCs/>
-          <w:color w:val="D86DCB" w:themeColor="accent5" w:themeTint="99"/>
-          <w:sz w:val="32"/>
-          <w:szCs w:val="32"/>
-        </w:rPr>
-        <w:t>BKash</w:t>
-      </w:r>
-      <w:proofErr w:type="spellEnd"/>
-      <w:r>
-        <w:rPr>
-          <w:b/>
-          <w:bCs/>
-          <w:color w:val="D86DCB" w:themeColor="accent5" w:themeTint="99"/>
-          <w:sz w:val="32"/>
-          <w:szCs w:val="32"/>
-        </w:rPr>
-        <w:t>:</w:t>
-      </w:r>
-    </w:p>
-    <w:p>
-      <w:pPr>
-        <w:jc w:val="both"/>
-        <w:rPr>
-          <w:b/>
-          <w:bCs/>
-          <w:color w:val="D86DCB" w:themeColor="accent5" w:themeTint="99"/>
-          <w:sz w:val="32"/>
-          <w:szCs w:val="32"/>
-        </w:rPr>
-      </w:pPr>
-      <w:r>
-        <w:rPr>
-          <w:b/>
-          <w:bCs/>
-          <w:color w:val="D86DCB" w:themeColor="accent5" w:themeTint="99"/>
-          <w:sz w:val="32"/>
-          <w:szCs w:val="32"/>
-        </w:rPr>
-        <w:t xml:space="preserve">    def </w:t>
-      </w:r>
-      <w:proofErr w:type="spellStart"/>
-      <w:r>
-        <w:rPr>
-          <w:b/>
-          <w:bCs/>
-          <w:color w:val="D86DCB" w:themeColor="accent5" w:themeTint="99"/>
-          <w:sz w:val="32"/>
-          <w:szCs w:val="32"/>
-        </w:rPr>
-        <w:t>cash_out_rate</w:t>
-      </w:r>
-      <w:proofErr w:type="spellEnd"/>
-      <w:r>
-        <w:rPr>
-          <w:b/>
-          <w:bCs/>
-          <w:color w:val="D86DCB" w:themeColor="accent5" w:themeTint="99"/>
-          <w:sz w:val="32"/>
-          <w:szCs w:val="32"/>
-        </w:rPr>
-        <w:t>(self):</w:t>
-      </w:r>
-    </w:p>
-    <w:p>
-      <w:pPr>
-        <w:jc w:val="both"/>
-        <w:rPr>
-          <w:b/>
-          <w:bCs/>
-          <w:color w:val="D86DCB" w:themeColor="accent5" w:themeTint="99"/>
-          <w:sz w:val="32"/>
-          <w:szCs w:val="32"/>
-        </w:rPr>
-      </w:pPr>
-      <w:r>
-        <w:rPr>
-          <w:b/>
-          <w:bCs/>
-          <w:color w:val="D86DCB" w:themeColor="accent5" w:themeTint="99"/>
-          <w:sz w:val="32"/>
-          <w:szCs w:val="32"/>
-        </w:rPr>
-        <w:t xml:space="preserve">        print("18 BDT per 1000")</w:t>
-      </w:r>
-    </w:p>
-    <w:p>
-      <w:pPr>
-        <w:jc w:val="both"/>
-        <w:rPr>
-          <w:b/>
-          <w:bCs/>
-          <w:color w:val="D86DCB" w:themeColor="accent5" w:themeTint="99"/>
-          <w:sz w:val="32"/>
-          <w:szCs w:val="32"/>
-        </w:rPr>
-      </w:pPr>
-      <w:r>
-        <w:rPr>
-          <w:b/>
-          <w:bCs/>
-          <w:color w:val="D86DCB" w:themeColor="accent5" w:themeTint="99"/>
-          <w:sz w:val="32"/>
-          <w:szCs w:val="32"/>
-        </w:rPr>
-        <w:t xml:space="preserve">        </w:t>
-      </w:r>
-    </w:p>
-    <w:p>
-      <w:pPr>
-        <w:jc w:val="both"/>
-        <w:rPr>
-          <w:b/>
-          <w:bCs/>
-          <w:color w:val="D86DCB" w:themeColor="accent5" w:themeTint="99"/>
-          <w:sz w:val="32"/>
-          <w:szCs w:val="32"/>
-        </w:rPr>
-      </w:pPr>
-      <w:r>
-        <w:rPr>
-          <w:b/>
-          <w:bCs/>
-          <w:color w:val="D86DCB" w:themeColor="accent5" w:themeTint="99"/>
-          <w:sz w:val="32"/>
-          <w:szCs w:val="32"/>
-        </w:rPr>
-        <w:t xml:space="preserve">class </w:t>
-      </w:r>
-      <w:proofErr w:type="spellStart"/>
-      <w:r>
-        <w:rPr>
-          <w:b/>
-          <w:bCs/>
-          <w:color w:val="D86DCB" w:themeColor="accent5" w:themeTint="99"/>
-          <w:sz w:val="32"/>
-          <w:szCs w:val="32"/>
-        </w:rPr>
-        <w:t>Nagad</w:t>
-      </w:r>
-      <w:proofErr w:type="spellEnd"/>
-      <w:r>
-        <w:rPr>
-          <w:b/>
-          <w:bCs/>
-          <w:color w:val="D86DCB" w:themeColor="accent5" w:themeTint="99"/>
-          <w:sz w:val="32"/>
-          <w:szCs w:val="32"/>
-        </w:rPr>
-        <w:t>:</w:t>
-      </w:r>
-    </w:p>
-    <w:p>
-      <w:pPr>
-        <w:jc w:val="both"/>
-        <w:rPr>
-          <w:b/>
-          <w:bCs/>
-          <w:color w:val="D86DCB" w:themeColor="accent5" w:themeTint="99"/>
-          <w:sz w:val="32"/>
-          <w:szCs w:val="32"/>
-        </w:rPr>
-      </w:pPr>
-      <w:r>
-        <w:rPr>
-          <w:b/>
-          <w:bCs/>
-          <w:color w:val="D86DCB" w:themeColor="accent5" w:themeTint="99"/>
-          <w:sz w:val="32"/>
-          <w:szCs w:val="32"/>
-        </w:rPr>
-        <w:t xml:space="preserve">    def </w:t>
-      </w:r>
-      <w:proofErr w:type="spellStart"/>
-      <w:r>
-        <w:rPr>
-          <w:b/>
-          <w:bCs/>
-          <w:color w:val="D86DCB" w:themeColor="accent5" w:themeTint="99"/>
-          <w:sz w:val="32"/>
-          <w:szCs w:val="32"/>
-        </w:rPr>
-        <w:t>cash_out_rate</w:t>
-      </w:r>
-      <w:proofErr w:type="spellEnd"/>
-      <w:r>
-        <w:rPr>
-          <w:b/>
-          <w:bCs/>
-          <w:color w:val="D86DCB" w:themeColor="accent5" w:themeTint="99"/>
-          <w:sz w:val="32"/>
-          <w:szCs w:val="32"/>
-        </w:rPr>
-        <w:t>(self):</w:t>
-      </w:r>
-    </w:p>
-    <w:p>
-      <w:pPr>
-        <w:jc w:val="both"/>
-        <w:rPr>
-          <w:b/>
-          <w:bCs/>
-          <w:color w:val="D86DCB" w:themeColor="accent5" w:themeTint="99"/>
-          <w:sz w:val="32"/>
-          <w:szCs w:val="32"/>
-        </w:rPr>
-      </w:pPr>
-      <w:r>
-        <w:rPr>
-          <w:b/>
-          <w:bCs/>
-          <w:color w:val="D86DCB" w:themeColor="accent5" w:themeTint="99"/>
-          <w:sz w:val="32"/>
-          <w:szCs w:val="32"/>
-        </w:rPr>
-        <w:lastRenderedPageBreak/>
-        <w:t xml:space="preserve">        print("10 BDT per 1000")</w:t>
-      </w:r>
-    </w:p>
-    <w:p>
-      <w:pPr>
-        <w:jc w:val="both"/>
-        <w:rPr>
-          <w:b/>
-          <w:bCs/>
-          <w:color w:val="D86DCB" w:themeColor="accent5" w:themeTint="99"/>
-          <w:sz w:val="32"/>
-          <w:szCs w:val="32"/>
-        </w:rPr>
-      </w:pPr>
-      <w:r>
-        <w:rPr>
-          <w:b/>
-          <w:bCs/>
-          <w:color w:val="D86DCB" w:themeColor="accent5" w:themeTint="99"/>
-          <w:sz w:val="32"/>
-          <w:szCs w:val="32"/>
-        </w:rPr>
-        <w:t xml:space="preserve">        </w:t>
-      </w:r>
-    </w:p>
-    <w:p>
-      <w:pPr>
-        <w:jc w:val="both"/>
-        <w:rPr>
-          <w:b/>
-          <w:bCs/>
-          <w:color w:val="D86DCB" w:themeColor="accent5" w:themeTint="99"/>
-          <w:sz w:val="32"/>
-          <w:szCs w:val="32"/>
-        </w:rPr>
-      </w:pPr>
-      <w:r>
-        <w:rPr>
-          <w:b/>
-          <w:bCs/>
-          <w:color w:val="D86DCB" w:themeColor="accent5" w:themeTint="99"/>
-          <w:sz w:val="32"/>
-          <w:szCs w:val="32"/>
-        </w:rPr>
-        <w:t xml:space="preserve">class </w:t>
-      </w:r>
-      <w:proofErr w:type="spellStart"/>
-      <w:r>
-        <w:rPr>
-          <w:b/>
-          <w:bCs/>
-          <w:color w:val="D86DCB" w:themeColor="accent5" w:themeTint="99"/>
-          <w:sz w:val="32"/>
-          <w:szCs w:val="32"/>
-        </w:rPr>
-        <w:t>PaymentFactory</w:t>
-      </w:r>
-      <w:proofErr w:type="spellEnd"/>
-      <w:r>
-        <w:rPr>
-          <w:b/>
-          <w:bCs/>
-          <w:color w:val="D86DCB" w:themeColor="accent5" w:themeTint="99"/>
-          <w:sz w:val="32"/>
-          <w:szCs w:val="32"/>
-        </w:rPr>
-        <w:t>:</w:t>
-      </w:r>
-    </w:p>
-    <w:p>
-      <w:pPr>
-        <w:jc w:val="both"/>
-        <w:rPr>
-          <w:b/>
-          <w:bCs/>
-          <w:color w:val="D86DCB" w:themeColor="accent5" w:themeTint="99"/>
-          <w:sz w:val="32"/>
-          <w:szCs w:val="32"/>
-        </w:rPr>
-      </w:pPr>
-      <w:r>
-        <w:rPr>
-          <w:b/>
-          <w:bCs/>
-          <w:color w:val="D86DCB" w:themeColor="accent5" w:themeTint="99"/>
-          <w:sz w:val="32"/>
-          <w:szCs w:val="32"/>
-        </w:rPr>
-        <w:t xml:space="preserve">    </w:t>
-      </w:r>
-    </w:p>
-    <w:p>
-      <w:pPr>
-        <w:jc w:val="both"/>
-        <w:rPr>
-          <w:b/>
-          <w:bCs/>
-          <w:color w:val="D86DCB" w:themeColor="accent5" w:themeTint="99"/>
-          <w:sz w:val="32"/>
-          <w:szCs w:val="32"/>
-        </w:rPr>
-      </w:pPr>
-      <w:r>
-        <w:rPr>
-          <w:b/>
-          <w:bCs/>
-          <w:color w:val="D86DCB" w:themeColor="accent5" w:themeTint="99"/>
-          <w:sz w:val="32"/>
-          <w:szCs w:val="32"/>
-        </w:rPr>
-        <w:t xml:space="preserve">    @staticmethod</w:t>
-      </w:r>
-    </w:p>
-    <w:p>
-      <w:pPr>
-        <w:jc w:val="both"/>
-        <w:rPr>
-          <w:b/>
-          <w:bCs/>
-          <w:color w:val="D86DCB" w:themeColor="accent5" w:themeTint="99"/>
-          <w:sz w:val="32"/>
-          <w:szCs w:val="32"/>
-        </w:rPr>
-      </w:pPr>
-      <w:r>
-        <w:rPr>
-          <w:b/>
-          <w:bCs/>
-          <w:color w:val="D86DCB" w:themeColor="accent5" w:themeTint="99"/>
-          <w:sz w:val="32"/>
-          <w:szCs w:val="32"/>
-        </w:rPr>
-        <w:t xml:space="preserve">    def create(</w:t>
-      </w:r>
-      <w:proofErr w:type="spellStart"/>
-      <w:r>
-        <w:rPr>
-          <w:b/>
-          <w:bCs/>
-          <w:color w:val="D86DCB" w:themeColor="accent5" w:themeTint="99"/>
-          <w:sz w:val="32"/>
-          <w:szCs w:val="32"/>
-        </w:rPr>
-        <w:t>payment_type</w:t>
-      </w:r>
-      <w:proofErr w:type="spellEnd"/>
-      <w:r>
-        <w:rPr>
-          <w:b/>
-          <w:bCs/>
-          <w:color w:val="D86DCB" w:themeColor="accent5" w:themeTint="99"/>
-          <w:sz w:val="32"/>
-          <w:szCs w:val="32"/>
-        </w:rPr>
-        <w:t>):</w:t>
-      </w:r>
-    </w:p>
-    <w:p>
-      <w:pPr>
-        <w:jc w:val="both"/>
-        <w:rPr>
-          <w:b/>
-          <w:bCs/>
-          <w:color w:val="D86DCB" w:themeColor="accent5" w:themeTint="99"/>
-          <w:sz w:val="32"/>
-          <w:szCs w:val="32"/>
-        </w:rPr>
-      </w:pPr>
-      <w:r>
-        <w:rPr>
-          <w:b/>
-          <w:bCs/>
-          <w:color w:val="D86DCB" w:themeColor="accent5" w:themeTint="99"/>
-          <w:sz w:val="32"/>
-          <w:szCs w:val="32"/>
-        </w:rPr>
-        <w:t xml:space="preserve">        if </w:t>
-      </w:r>
-      <w:proofErr w:type="spellStart"/>
-      <w:r>
-        <w:rPr>
-          <w:b/>
-          <w:bCs/>
-          <w:color w:val="D86DCB" w:themeColor="accent5" w:themeTint="99"/>
-          <w:sz w:val="32"/>
-          <w:szCs w:val="32"/>
-        </w:rPr>
-        <w:t>payment_type</w:t>
-      </w:r>
-      <w:proofErr w:type="spellEnd"/>
-      <w:r>
-        <w:rPr>
-          <w:b/>
-          <w:bCs/>
-          <w:color w:val="D86DCB" w:themeColor="accent5" w:themeTint="99"/>
-          <w:sz w:val="32"/>
-          <w:szCs w:val="32"/>
-        </w:rPr>
-        <w:t xml:space="preserve"> == "</w:t>
-      </w:r>
-      <w:proofErr w:type="spellStart"/>
-      <w:r>
-        <w:rPr>
-          <w:b/>
-          <w:bCs/>
-          <w:color w:val="D86DCB" w:themeColor="accent5" w:themeTint="99"/>
-          <w:sz w:val="32"/>
-          <w:szCs w:val="32"/>
-        </w:rPr>
-        <w:t>bkash</w:t>
-      </w:r>
-      <w:proofErr w:type="spellEnd"/>
-      <w:r>
-        <w:rPr>
-          <w:b/>
-          <w:bCs/>
-          <w:color w:val="D86DCB" w:themeColor="accent5" w:themeTint="99"/>
-          <w:sz w:val="32"/>
-          <w:szCs w:val="32"/>
-        </w:rPr>
-        <w:t>":</w:t>
-      </w:r>
-    </w:p>
-    <w:p>
-      <w:pPr>
-        <w:jc w:val="both"/>
-        <w:rPr>
-          <w:b/>
-          <w:bCs/>
-          <w:color w:val="D86DCB" w:themeColor="accent5" w:themeTint="99"/>
-          <w:sz w:val="32"/>
-          <w:szCs w:val="32"/>
-        </w:rPr>
-      </w:pPr>
-      <w:r>
-        <w:rPr>
-          <w:b/>
-          <w:bCs/>
-          <w:color w:val="D86DCB" w:themeColor="accent5" w:themeTint="99"/>
-          <w:sz w:val="32"/>
-          <w:szCs w:val="32"/>
-        </w:rPr>
-        <w:t xml:space="preserve">            return </w:t>
-      </w:r>
-      <w:proofErr w:type="spellStart"/>
-      <w:r>
-        <w:rPr>
-          <w:b/>
-          <w:bCs/>
-          <w:color w:val="D86DCB" w:themeColor="accent5" w:themeTint="99"/>
-          <w:sz w:val="32"/>
-          <w:szCs w:val="32"/>
-        </w:rPr>
-        <w:t>BKash</w:t>
-      </w:r>
-      <w:proofErr w:type="spellEnd"/>
-      <w:r>
-        <w:rPr>
-          <w:b/>
-          <w:bCs/>
-          <w:color w:val="D86DCB" w:themeColor="accent5" w:themeTint="99"/>
-          <w:sz w:val="32"/>
-          <w:szCs w:val="32"/>
-        </w:rPr>
-        <w:t>()</w:t>
-      </w:r>
-    </w:p>
-    <w:p>
-      <w:pPr>
-        <w:jc w:val="both"/>
-        <w:rPr>
-          <w:b/>
-          <w:bCs/>
-          <w:color w:val="D86DCB" w:themeColor="accent5" w:themeTint="99"/>
-          <w:sz w:val="32"/>
-          <w:szCs w:val="32"/>
-        </w:rPr>
-      </w:pPr>
-      <w:r>
-        <w:rPr>
-          <w:b/>
-          <w:bCs/>
-          <w:color w:val="D86DCB" w:themeColor="accent5" w:themeTint="99"/>
-          <w:sz w:val="32"/>
-          <w:szCs w:val="32"/>
-        </w:rPr>
-        <w:t xml:space="preserve">        </w:t>
-      </w:r>
-      <w:proofErr w:type="spellStart"/>
-      <w:r>
-        <w:rPr>
-          <w:b/>
-          <w:bCs/>
-          <w:color w:val="D86DCB" w:themeColor="accent5" w:themeTint="99"/>
-          <w:sz w:val="32"/>
-          <w:szCs w:val="32"/>
-        </w:rPr>
-        <w:t>elif</w:t>
-      </w:r>
-      <w:proofErr w:type="spellEnd"/>
-      <w:r>
-        <w:rPr>
-          <w:b/>
-          <w:bCs/>
-          <w:color w:val="D86DCB" w:themeColor="accent5" w:themeTint="99"/>
-          <w:sz w:val="32"/>
-          <w:szCs w:val="32"/>
-        </w:rPr>
-        <w:t xml:space="preserve"> </w:t>
-      </w:r>
-      <w:proofErr w:type="spellStart"/>
-      <w:r>
-        <w:rPr>
-          <w:b/>
-          <w:bCs/>
-          <w:color w:val="D86DCB" w:themeColor="accent5" w:themeTint="99"/>
-          <w:sz w:val="32"/>
-          <w:szCs w:val="32"/>
-        </w:rPr>
-        <w:t>payment_type</w:t>
-      </w:r>
-      <w:proofErr w:type="spellEnd"/>
-      <w:r>
-        <w:rPr>
-          <w:b/>
-          <w:bCs/>
-          <w:color w:val="D86DCB" w:themeColor="accent5" w:themeTint="99"/>
-          <w:sz w:val="32"/>
-          <w:szCs w:val="32"/>
-        </w:rPr>
-        <w:t xml:space="preserve"> == "</w:t>
-      </w:r>
-      <w:proofErr w:type="spellStart"/>
-      <w:r>
-        <w:rPr>
-          <w:b/>
-          <w:bCs/>
-          <w:color w:val="D86DCB" w:themeColor="accent5" w:themeTint="99"/>
-          <w:sz w:val="32"/>
-          <w:szCs w:val="32"/>
-        </w:rPr>
-        <w:t>nagad</w:t>
-      </w:r>
-      <w:proofErr w:type="spellEnd"/>
-      <w:r>
-        <w:rPr>
-          <w:b/>
-          <w:bCs/>
-          <w:color w:val="D86DCB" w:themeColor="accent5" w:themeTint="99"/>
-          <w:sz w:val="32"/>
-          <w:szCs w:val="32"/>
-        </w:rPr>
-        <w:t>":</w:t>
-      </w:r>
-    </w:p>
-    <w:p>
-      <w:pPr>
-        <w:jc w:val="both"/>
-        <w:rPr>
-          <w:b/>
-          <w:bCs/>
-          <w:color w:val="D86DCB" w:themeColor="accent5" w:themeTint="99"/>
-          <w:sz w:val="32"/>
-          <w:szCs w:val="32"/>
-        </w:rPr>
-      </w:pPr>
-      <w:r>
-        <w:rPr>
-          <w:b/>
-          <w:bCs/>
-          <w:color w:val="D86DCB" w:themeColor="accent5" w:themeTint="99"/>
-          <w:sz w:val="32"/>
-          <w:szCs w:val="32"/>
-        </w:rPr>
-        <w:t xml:space="preserve">            return </w:t>
-      </w:r>
-      <w:proofErr w:type="spellStart"/>
-      <w:r>
-        <w:rPr>
-          <w:b/>
-          <w:bCs/>
-          <w:color w:val="D86DCB" w:themeColor="accent5" w:themeTint="99"/>
-          <w:sz w:val="32"/>
-          <w:szCs w:val="32"/>
-        </w:rPr>
-        <w:t>Nagad</w:t>
-      </w:r>
-      <w:proofErr w:type="spellEnd"/>
-      <w:r>
-        <w:rPr>
-          <w:b/>
-          <w:bCs/>
-          <w:color w:val="D86DCB" w:themeColor="accent5" w:themeTint="99"/>
-          <w:sz w:val="32"/>
-          <w:szCs w:val="32"/>
-        </w:rPr>
-        <w:t>()</w:t>
-      </w:r>
-    </w:p>
-    <w:p>
-      <w:pPr>
-        <w:jc w:val="both"/>
-        <w:rPr>
-          <w:b/>
-          <w:bCs/>
-          <w:color w:val="D86DCB" w:themeColor="accent5" w:themeTint="99"/>
-          <w:sz w:val="32"/>
-          <w:szCs w:val="32"/>
-        </w:rPr>
-      </w:pPr>
-      <w:r>
-        <w:rPr>
-          <w:b/>
-          <w:bCs/>
-          <w:color w:val="D86DCB" w:themeColor="accent5" w:themeTint="99"/>
-          <w:sz w:val="32"/>
-          <w:szCs w:val="32"/>
-        </w:rPr>
-        <w:t xml:space="preserve">        else:</w:t>
-      </w:r>
-    </w:p>
-    <w:p>
-      <w:pPr>
-        <w:jc w:val="both"/>
-        <w:rPr>
-          <w:b/>
-          <w:bCs/>
-          <w:color w:val="D86DCB" w:themeColor="accent5" w:themeTint="99"/>
-          <w:sz w:val="32"/>
-          <w:szCs w:val="32"/>
-        </w:rPr>
-      </w:pPr>
-      <w:r>
-        <w:rPr>
-          <w:b/>
-          <w:bCs/>
-          <w:color w:val="D86DCB" w:themeColor="accent5" w:themeTint="99"/>
-          <w:sz w:val="32"/>
-          <w:szCs w:val="32"/>
-        </w:rPr>
-        <w:t xml:space="preserve">            return </w:t>
-      </w:r>
-      <w:proofErr w:type="spellStart"/>
-      <w:r>
-        <w:rPr>
-          <w:b/>
-          <w:bCs/>
-          <w:color w:val="D86DCB" w:themeColor="accent5" w:themeTint="99"/>
-          <w:sz w:val="32"/>
-          <w:szCs w:val="32"/>
-        </w:rPr>
-        <w:t>ValueError</w:t>
-      </w:r>
-      <w:proofErr w:type="spellEnd"/>
-      <w:r>
-        <w:rPr>
-          <w:b/>
-          <w:bCs/>
-          <w:color w:val="D86DCB" w:themeColor="accent5" w:themeTint="99"/>
-          <w:sz w:val="32"/>
-          <w:szCs w:val="32"/>
-        </w:rPr>
-        <w:t>('Unknown payment type')</w:t>
+          <w:b/>
+          <w:bCs/>
+          <w:color w:val="D86DCB" w:themeColor="accent5" w:themeTint="99"/>
+          <w:sz w:val="32"/>
+          <w:szCs w:val="32"/>
+        </w:rPr>
+        <w:t>(</w:t>
+      </w:r>
+      <w:proofErr w:type="gramEnd"/>
+      <w:r>
+        <w:rPr>
+          <w:b/>
+          <w:bCs/>
+          <w:color w:val="D86DCB" w:themeColor="accent5" w:themeTint="99"/>
+          <w:sz w:val="32"/>
+          <w:szCs w:val="32"/>
+        </w:rPr>
+        <w:t>'Unknown payment type')</w:t>
       </w:r>
     </w:p>
     <w:p>
@@ -12555,6 +14245,7 @@
           <w:sz w:val="32"/>
           <w:szCs w:val="32"/>
         </w:rPr>
+        <w:lastRenderedPageBreak/>
         <w:t xml:space="preserve"># </w:t>
       </w:r>
       <w:r>
@@ -12622,7 +14313,6 @@
           <w:sz w:val="28"/>
           <w:szCs w:val="28"/>
         </w:rPr>
-        <w:lastRenderedPageBreak/>
         <w:t xml:space="preserve">     V</w:t>
       </w:r>
     </w:p>
@@ -12863,7 +14553,15 @@
           <w:sz w:val="32"/>
           <w:szCs w:val="32"/>
         </w:rPr>
-        <w:t xml:space="preserve"> named</w:t>
+        <w:t xml:space="preserve"> </w:t>
+      </w:r>
+      <w:proofErr w:type="gramStart"/>
+      <w:r>
+        <w:rPr>
+          <w:sz w:val="32"/>
+          <w:szCs w:val="32"/>
+        </w:rPr>
+        <w:t>named</w:t>
       </w:r>
       <w:r>
         <w:rPr>
@@ -12874,6 +14572,7 @@
         </w:rPr>
         <w:t xml:space="preserve"> .create</w:t>
       </w:r>
+      <w:proofErr w:type="gramEnd"/>
       <w:r>
         <w:rPr>
           <w:sz w:val="32"/>
@@ -12977,6 +14676,7 @@
         <w:t xml:space="preserve"> = </w:t>
       </w:r>
       <w:proofErr w:type="spellStart"/>
+      <w:proofErr w:type="gramStart"/>
       <w:r>
         <w:rPr>
           <w:b/>
@@ -12996,7 +14696,18 @@
           <w:sz w:val="32"/>
           <w:szCs w:val="32"/>
         </w:rPr>
-        <w:t>();</w:t>
+        <w:t>(</w:t>
+      </w:r>
+      <w:proofErr w:type="gramEnd"/>
+      <w:r>
+        <w:rPr>
+          <w:b/>
+          <w:bCs/>
+          <w:color w:val="D86DCB" w:themeColor="accent5" w:themeTint="99"/>
+          <w:sz w:val="32"/>
+          <w:szCs w:val="32"/>
+        </w:rPr>
+        <w:t>);</w:t>
       </w:r>
     </w:p>
     <w:p>
@@ -13065,6 +14776,7 @@
         <w:t xml:space="preserve"> = </w:t>
       </w:r>
       <w:proofErr w:type="spellStart"/>
+      <w:proofErr w:type="gramStart"/>
       <w:r>
         <w:rPr>
           <w:b/>
@@ -13084,7 +14796,18 @@
           <w:sz w:val="32"/>
           <w:szCs w:val="32"/>
         </w:rPr>
-        <w:t>();</w:t>
+        <w:t>(</w:t>
+      </w:r>
+      <w:proofErr w:type="gramEnd"/>
+      <w:r>
+        <w:rPr>
+          <w:b/>
+          <w:bCs/>
+          <w:color w:val="D86DCB" w:themeColor="accent5" w:themeTint="99"/>
+          <w:sz w:val="32"/>
+          <w:szCs w:val="32"/>
+        </w:rPr>
+        <w:t>);</w:t>
       </w:r>
     </w:p>
     <w:p>
@@ -13153,6 +14876,7 @@
         <w:t xml:space="preserve"> = </w:t>
       </w:r>
       <w:proofErr w:type="spellStart"/>
+      <w:proofErr w:type="gramStart"/>
       <w:r>
         <w:rPr>
           <w:b/>
@@ -13172,7 +14896,18 @@
           <w:sz w:val="32"/>
           <w:szCs w:val="32"/>
         </w:rPr>
-        <w:t>();</w:t>
+        <w:t>(</w:t>
+      </w:r>
+      <w:proofErr w:type="gramEnd"/>
+      <w:r>
+        <w:rPr>
+          <w:b/>
+          <w:bCs/>
+          <w:color w:val="D86DCB" w:themeColor="accent5" w:themeTint="99"/>
+          <w:sz w:val="32"/>
+          <w:szCs w:val="32"/>
+        </w:rPr>
+        <w:t>);</w:t>
       </w:r>
     </w:p>
     <w:p>
@@ -13216,6 +14951,7 @@
           <w:sz w:val="32"/>
           <w:szCs w:val="32"/>
         </w:rPr>
+        <w:lastRenderedPageBreak/>
         <w:t xml:space="preserve">final </w:t>
       </w:r>
       <w:proofErr w:type="spellStart"/>
@@ -13321,7 +15057,6 @@
           <w:sz w:val="32"/>
           <w:szCs w:val="32"/>
         </w:rPr>
-        <w:lastRenderedPageBreak/>
         <w:t>Dart</w:t>
       </w:r>
       <w:r>
@@ -13381,21 +15116,7 @@
           <w:sz w:val="32"/>
           <w:szCs w:val="32"/>
         </w:rPr>
-        <w:t xml:space="preserve"> method</w:t>
-      </w:r>
-      <w:r>
-        <w:rPr>
-          <w:sz w:val="32"/>
-          <w:szCs w:val="32"/>
-        </w:rPr>
-        <w:t xml:space="preserve"> which</w:t>
-      </w:r>
-      <w:r>
-        <w:rPr>
-          <w:sz w:val="32"/>
-          <w:szCs w:val="32"/>
-        </w:rPr>
-        <w:t xml:space="preserve"> creates a </w:t>
+        <w:t xml:space="preserve"> method which creates a </w:t>
       </w:r>
       <w:r>
         <w:rPr>
@@ -13411,21 +15132,7 @@
           <w:sz w:val="32"/>
           <w:szCs w:val="32"/>
         </w:rPr>
-        <w:t xml:space="preserve"> from JSON</w:t>
-      </w:r>
-      <w:r>
-        <w:rPr>
-          <w:sz w:val="32"/>
-          <w:szCs w:val="32"/>
-        </w:rPr>
-        <w:t xml:space="preserve"> data</w:t>
-      </w:r>
-      <w:r>
-        <w:rPr>
-          <w:sz w:val="32"/>
-          <w:szCs w:val="32"/>
-        </w:rPr>
-        <w:t>.</w:t>
+        <w:t xml:space="preserve"> from JSON data.</w:t>
       </w:r>
     </w:p>
     <w:p>
@@ -16059,6 +17766,7 @@
   <w:style w:type="character" w:default="1" w:styleId="DefaultParagraphFont">
     <w:name w:val="Default Paragraph Font"/>
     <w:uiPriority w:val="1"/>
+    <w:semiHidden/>
     <w:unhideWhenUsed/>
   </w:style>
   <w:style w:type="table" w:default="1" w:styleId="TableNormal">

--- a/python/p5_part_two_of_oop_of_python.docx
+++ b/python/p5_part_two_of_oop_of_python.docx
@@ -75,21 +75,49 @@
           <w:szCs w:val="32"/>
         </w:rPr>
       </w:pPr>
+      <w:proofErr w:type="spellStart"/>
       <w:r>
         <w:rPr>
           <w:rFonts w:ascii="Calibri" w:hAnsi="Calibri" w:cs="Calibri"/>
           <w:sz w:val="32"/>
           <w:szCs w:val="32"/>
         </w:rPr>
-        <w:t>Mixins in Python………………………………………………………………</w:t>
-      </w:r>
+        <w:t>Mixins</w:t>
+      </w:r>
+      <w:proofErr w:type="spellEnd"/>
       <w:r>
         <w:rPr>
           <w:rFonts w:ascii="Calibri" w:hAnsi="Calibri" w:cs="Calibri"/>
           <w:sz w:val="32"/>
           <w:szCs w:val="32"/>
         </w:rPr>
-        <w:t>…………..5</w:t>
+        <w:t xml:space="preserve"> in Python………………………………………………………………</w:t>
+      </w:r>
+      <w:r>
+        <w:rPr>
+          <w:rFonts w:ascii="Calibri" w:hAnsi="Calibri" w:cs="Calibri"/>
+          <w:sz w:val="32"/>
+          <w:szCs w:val="32"/>
+        </w:rPr>
+        <w:t>………</w:t>
+      </w:r>
+      <w:proofErr w:type="gramStart"/>
+      <w:r>
+        <w:rPr>
+          <w:rFonts w:ascii="Calibri" w:hAnsi="Calibri" w:cs="Calibri"/>
+          <w:sz w:val="32"/>
+          <w:szCs w:val="32"/>
+        </w:rPr>
+        <w:t>…..</w:t>
+      </w:r>
+      <w:proofErr w:type="gramEnd"/>
+      <w:r>
+        <w:rPr>
+          <w:rFonts w:ascii="Calibri" w:hAnsi="Calibri" w:cs="Calibri"/>
+          <w:sz w:val="32"/>
+          <w:szCs w:val="32"/>
+        </w:rPr>
+        <w:t>5</w:t>
       </w:r>
     </w:p>
     <w:p>
@@ -183,8 +211,18 @@
           <w:sz w:val="32"/>
           <w:szCs w:val="32"/>
         </w:rPr>
-        <w:t>……………..</w:t>
-      </w:r>
+        <w:t>…………</w:t>
+      </w:r>
+      <w:proofErr w:type="gramStart"/>
+      <w:r>
+        <w:rPr>
+          <w:rFonts w:ascii="Calibri" w:hAnsi="Calibri" w:cs="Calibri"/>
+          <w:sz w:val="32"/>
+          <w:szCs w:val="32"/>
+        </w:rPr>
+        <w:t>…..</w:t>
+      </w:r>
+      <w:proofErr w:type="gramEnd"/>
       <w:r>
         <w:rPr>
           <w:rFonts w:ascii="Calibri" w:hAnsi="Calibri" w:cs="Calibri"/>
@@ -224,7 +262,29 @@
           <w:sz w:val="32"/>
           <w:szCs w:val="32"/>
         </w:rPr>
-        <w:t>__str__()</w:t>
+        <w:t>__str_</w:t>
+      </w:r>
+      <w:proofErr w:type="gramStart"/>
+      <w:r>
+        <w:rPr>
+          <w:rFonts w:ascii="Calibri" w:hAnsi="Calibri" w:cs="Calibri"/>
+          <w:b/>
+          <w:bCs/>
+          <w:sz w:val="32"/>
+          <w:szCs w:val="32"/>
+        </w:rPr>
+        <w:t>_(</w:t>
+      </w:r>
+      <w:proofErr w:type="gramEnd"/>
+      <w:r>
+        <w:rPr>
+          <w:rFonts w:ascii="Calibri" w:hAnsi="Calibri" w:cs="Calibri"/>
+          <w:b/>
+          <w:bCs/>
+          <w:sz w:val="32"/>
+          <w:szCs w:val="32"/>
+        </w:rPr>
+        <w:t>)</w:t>
       </w:r>
       <w:r>
         <w:rPr>
@@ -271,8 +331,18 @@
           <w:sz w:val="32"/>
           <w:szCs w:val="32"/>
         </w:rPr>
-        <w:t>…………..</w:t>
-      </w:r>
+        <w:t>………</w:t>
+      </w:r>
+      <w:proofErr w:type="gramStart"/>
+      <w:r>
+        <w:rPr>
+          <w:rFonts w:ascii="Calibri" w:hAnsi="Calibri" w:cs="Calibri"/>
+          <w:sz w:val="32"/>
+          <w:szCs w:val="32"/>
+        </w:rPr>
+        <w:t>…..</w:t>
+      </w:r>
+      <w:proofErr w:type="gramEnd"/>
       <w:r>
         <w:rPr>
           <w:rFonts w:ascii="Calibri" w:hAnsi="Calibri" w:cs="Calibri"/>
@@ -365,8 +435,18 @@
           <w:sz w:val="32"/>
           <w:szCs w:val="32"/>
         </w:rPr>
-        <w:t>…………..</w:t>
-      </w:r>
+        <w:t>………</w:t>
+      </w:r>
+      <w:proofErr w:type="gramStart"/>
+      <w:r>
+        <w:rPr>
+          <w:rFonts w:ascii="Calibri" w:hAnsi="Calibri" w:cs="Calibri"/>
+          <w:sz w:val="32"/>
+          <w:szCs w:val="32"/>
+        </w:rPr>
+        <w:t>…..</w:t>
+      </w:r>
+      <w:proofErr w:type="gramEnd"/>
       <w:r>
         <w:rPr>
           <w:rFonts w:ascii="Calibri" w:hAnsi="Calibri" w:cs="Calibri"/>
@@ -642,6 +722,7 @@
         </w:rPr>
         <w:t xml:space="preserve"> but it contains one. Basically, creating an object of a class (like </w:t>
       </w:r>
+      <w:proofErr w:type="spellStart"/>
       <w:r>
         <w:rPr>
           <w:rFonts w:ascii="Calibri" w:hAnsi="Calibri" w:cs="Calibri"/>
@@ -652,6 +733,7 @@
         </w:rPr>
         <w:t>APIService</w:t>
       </w:r>
+      <w:proofErr w:type="spellEnd"/>
       <w:r>
         <w:rPr>
           <w:rFonts w:ascii="Calibri" w:hAnsi="Calibri" w:cs="Calibri"/>
@@ -730,7 +812,31 @@
           <w:sz w:val="36"/>
           <w:szCs w:val="36"/>
         </w:rPr>
-        <w:t xml:space="preserve">        print("Engine started")</w:t>
+        <w:t xml:space="preserve">        </w:t>
+      </w:r>
+      <w:proofErr w:type="gramStart"/>
+      <w:r>
+        <w:rPr>
+          <w:rFonts w:ascii="Calibri" w:hAnsi="Calibri" w:cs="Calibri"/>
+          <w:b/>
+          <w:bCs/>
+          <w:color w:val="D86DCB" w:themeColor="accent5" w:themeTint="99"/>
+          <w:sz w:val="36"/>
+          <w:szCs w:val="36"/>
+        </w:rPr>
+        <w:t>print(</w:t>
+      </w:r>
+      <w:proofErr w:type="gramEnd"/>
+      <w:r>
+        <w:rPr>
+          <w:rFonts w:ascii="Calibri" w:hAnsi="Calibri" w:cs="Calibri"/>
+          <w:b/>
+          <w:bCs/>
+          <w:color w:val="D86DCB" w:themeColor="accent5" w:themeTint="99"/>
+          <w:sz w:val="36"/>
+          <w:szCs w:val="36"/>
+        </w:rPr>
+        <w:t>"Engine started")</w:t>
       </w:r>
     </w:p>
     <w:p>
@@ -791,31 +897,81 @@
           <w:sz w:val="36"/>
           <w:szCs w:val="36"/>
         </w:rPr>
-        <w:t xml:space="preserve">    def __init__(self):</w:t>
-      </w:r>
-    </w:p>
-    <w:p>
-      <w:pPr>
-        <w:jc w:val="both"/>
-        <w:rPr>
-          <w:rFonts w:ascii="Calibri" w:hAnsi="Calibri" w:cs="Calibri"/>
-          <w:b/>
-          <w:bCs/>
-          <w:color w:val="D86DCB" w:themeColor="accent5" w:themeTint="99"/>
-          <w:sz w:val="36"/>
-          <w:szCs w:val="36"/>
-        </w:rPr>
-      </w:pPr>
-      <w:r>
-        <w:rPr>
-          <w:rFonts w:ascii="Calibri" w:hAnsi="Calibri" w:cs="Calibri"/>
-          <w:b/>
-          <w:bCs/>
-          <w:color w:val="D86DCB" w:themeColor="accent5" w:themeTint="99"/>
-          <w:sz w:val="36"/>
-          <w:szCs w:val="36"/>
-        </w:rPr>
-        <w:t xml:space="preserve">        self.engine = Engine()   # Composition</w:t>
+        <w:t xml:space="preserve">    def __</w:t>
+      </w:r>
+      <w:proofErr w:type="spellStart"/>
+      <w:r>
+        <w:rPr>
+          <w:rFonts w:ascii="Calibri" w:hAnsi="Calibri" w:cs="Calibri"/>
+          <w:b/>
+          <w:bCs/>
+          <w:color w:val="D86DCB" w:themeColor="accent5" w:themeTint="99"/>
+          <w:sz w:val="36"/>
+          <w:szCs w:val="36"/>
+        </w:rPr>
+        <w:t>init</w:t>
+      </w:r>
+      <w:proofErr w:type="spellEnd"/>
+      <w:r>
+        <w:rPr>
+          <w:rFonts w:ascii="Calibri" w:hAnsi="Calibri" w:cs="Calibri"/>
+          <w:b/>
+          <w:bCs/>
+          <w:color w:val="D86DCB" w:themeColor="accent5" w:themeTint="99"/>
+          <w:sz w:val="36"/>
+          <w:szCs w:val="36"/>
+        </w:rPr>
+        <w:t>__(self):</w:t>
+      </w:r>
+    </w:p>
+    <w:p>
+      <w:pPr>
+        <w:jc w:val="both"/>
+        <w:rPr>
+          <w:rFonts w:ascii="Calibri" w:hAnsi="Calibri" w:cs="Calibri"/>
+          <w:b/>
+          <w:bCs/>
+          <w:color w:val="D86DCB" w:themeColor="accent5" w:themeTint="99"/>
+          <w:sz w:val="36"/>
+          <w:szCs w:val="36"/>
+        </w:rPr>
+      </w:pPr>
+      <w:r>
+        <w:rPr>
+          <w:rFonts w:ascii="Calibri" w:hAnsi="Calibri" w:cs="Calibri"/>
+          <w:b/>
+          <w:bCs/>
+          <w:color w:val="D86DCB" w:themeColor="accent5" w:themeTint="99"/>
+          <w:sz w:val="36"/>
+          <w:szCs w:val="36"/>
+        </w:rPr>
+        <w:t xml:space="preserve">        </w:t>
+      </w:r>
+      <w:proofErr w:type="spellStart"/>
+      <w:proofErr w:type="gramStart"/>
+      <w:r>
+        <w:rPr>
+          <w:rFonts w:ascii="Calibri" w:hAnsi="Calibri" w:cs="Calibri"/>
+          <w:b/>
+          <w:bCs/>
+          <w:color w:val="D86DCB" w:themeColor="accent5" w:themeTint="99"/>
+          <w:sz w:val="36"/>
+          <w:szCs w:val="36"/>
+        </w:rPr>
+        <w:t>self.engine</w:t>
+      </w:r>
+      <w:proofErr w:type="spellEnd"/>
+      <w:proofErr w:type="gramEnd"/>
+      <w:r>
+        <w:rPr>
+          <w:rFonts w:ascii="Calibri" w:hAnsi="Calibri" w:cs="Calibri"/>
+          <w:b/>
+          <w:bCs/>
+          <w:color w:val="D86DCB" w:themeColor="accent5" w:themeTint="99"/>
+          <w:sz w:val="36"/>
+          <w:szCs w:val="36"/>
+        </w:rPr>
+        <w:t xml:space="preserve"> = Engine()   # Composition</w:t>
       </w:r>
     </w:p>
     <w:p>
@@ -876,82 +1032,169 @@
           <w:sz w:val="36"/>
           <w:szCs w:val="36"/>
         </w:rPr>
-        <w:t xml:space="preserve">        self.engine.start()</w:t>
-      </w:r>
-    </w:p>
-    <w:p>
-      <w:pPr>
-        <w:jc w:val="both"/>
-        <w:rPr>
-          <w:rFonts w:ascii="Calibri" w:hAnsi="Calibri" w:cs="Calibri"/>
-          <w:b/>
-          <w:bCs/>
-          <w:color w:val="D86DCB" w:themeColor="accent5" w:themeTint="99"/>
-          <w:sz w:val="36"/>
-          <w:szCs w:val="36"/>
-        </w:rPr>
-      </w:pPr>
-      <w:r>
-        <w:rPr>
-          <w:rFonts w:ascii="Calibri" w:hAnsi="Calibri" w:cs="Calibri"/>
-          <w:b/>
-          <w:bCs/>
-          <w:color w:val="D86DCB" w:themeColor="accent5" w:themeTint="99"/>
-          <w:sz w:val="36"/>
-          <w:szCs w:val="36"/>
-        </w:rPr>
-        <w:t xml:space="preserve">        print("Driving...")</w:t>
-      </w:r>
-    </w:p>
-    <w:p>
-      <w:pPr>
-        <w:jc w:val="both"/>
-        <w:rPr>
-          <w:rFonts w:ascii="Calibri" w:hAnsi="Calibri" w:cs="Calibri"/>
-          <w:b/>
-          <w:bCs/>
-          <w:color w:val="D86DCB" w:themeColor="accent5" w:themeTint="99"/>
-          <w:sz w:val="36"/>
-          <w:szCs w:val="36"/>
-        </w:rPr>
-      </w:pPr>
-    </w:p>
-    <w:p>
-      <w:pPr>
-        <w:jc w:val="both"/>
-        <w:rPr>
-          <w:rFonts w:ascii="Calibri" w:hAnsi="Calibri" w:cs="Calibri"/>
-          <w:b/>
-          <w:bCs/>
-          <w:color w:val="D86DCB" w:themeColor="accent5" w:themeTint="99"/>
-          <w:sz w:val="36"/>
-          <w:szCs w:val="36"/>
-        </w:rPr>
-      </w:pPr>
-      <w:r>
-        <w:rPr>
-          <w:rFonts w:ascii="Calibri" w:hAnsi="Calibri" w:cs="Calibri"/>
-          <w:b/>
-          <w:bCs/>
-          <w:color w:val="D86DCB" w:themeColor="accent5" w:themeTint="99"/>
-          <w:sz w:val="36"/>
-          <w:szCs w:val="36"/>
-        </w:rPr>
-        <w:t>car = Car()</w:t>
-      </w:r>
-    </w:p>
-    <w:p>
-      <w:pPr>
-        <w:jc w:val="both"/>
-        <w:rPr>
-          <w:rFonts w:ascii="Calibri" w:hAnsi="Calibri" w:cs="Calibri"/>
-          <w:b/>
-          <w:bCs/>
-          <w:color w:val="D86DCB" w:themeColor="accent5" w:themeTint="99"/>
-          <w:sz w:val="36"/>
-          <w:szCs w:val="36"/>
-        </w:rPr>
-      </w:pPr>
+        <w:t xml:space="preserve">        </w:t>
+      </w:r>
+      <w:proofErr w:type="spellStart"/>
+      <w:proofErr w:type="gramStart"/>
+      <w:r>
+        <w:rPr>
+          <w:rFonts w:ascii="Calibri" w:hAnsi="Calibri" w:cs="Calibri"/>
+          <w:b/>
+          <w:bCs/>
+          <w:color w:val="D86DCB" w:themeColor="accent5" w:themeTint="99"/>
+          <w:sz w:val="36"/>
+          <w:szCs w:val="36"/>
+        </w:rPr>
+        <w:t>self.engine</w:t>
+      </w:r>
+      <w:proofErr w:type="gramEnd"/>
+      <w:r>
+        <w:rPr>
+          <w:rFonts w:ascii="Calibri" w:hAnsi="Calibri" w:cs="Calibri"/>
+          <w:b/>
+          <w:bCs/>
+          <w:color w:val="D86DCB" w:themeColor="accent5" w:themeTint="99"/>
+          <w:sz w:val="36"/>
+          <w:szCs w:val="36"/>
+        </w:rPr>
+        <w:t>.start</w:t>
+      </w:r>
+      <w:proofErr w:type="spellEnd"/>
+      <w:r>
+        <w:rPr>
+          <w:rFonts w:ascii="Calibri" w:hAnsi="Calibri" w:cs="Calibri"/>
+          <w:b/>
+          <w:bCs/>
+          <w:color w:val="D86DCB" w:themeColor="accent5" w:themeTint="99"/>
+          <w:sz w:val="36"/>
+          <w:szCs w:val="36"/>
+        </w:rPr>
+        <w:t>()</w:t>
+      </w:r>
+    </w:p>
+    <w:p>
+      <w:pPr>
+        <w:jc w:val="both"/>
+        <w:rPr>
+          <w:rFonts w:ascii="Calibri" w:hAnsi="Calibri" w:cs="Calibri"/>
+          <w:b/>
+          <w:bCs/>
+          <w:color w:val="D86DCB" w:themeColor="accent5" w:themeTint="99"/>
+          <w:sz w:val="36"/>
+          <w:szCs w:val="36"/>
+        </w:rPr>
+      </w:pPr>
+      <w:r>
+        <w:rPr>
+          <w:rFonts w:ascii="Calibri" w:hAnsi="Calibri" w:cs="Calibri"/>
+          <w:b/>
+          <w:bCs/>
+          <w:color w:val="D86DCB" w:themeColor="accent5" w:themeTint="99"/>
+          <w:sz w:val="36"/>
+          <w:szCs w:val="36"/>
+        </w:rPr>
+        <w:t xml:space="preserve">        </w:t>
+      </w:r>
+      <w:proofErr w:type="gramStart"/>
+      <w:r>
+        <w:rPr>
+          <w:rFonts w:ascii="Calibri" w:hAnsi="Calibri" w:cs="Calibri"/>
+          <w:b/>
+          <w:bCs/>
+          <w:color w:val="D86DCB" w:themeColor="accent5" w:themeTint="99"/>
+          <w:sz w:val="36"/>
+          <w:szCs w:val="36"/>
+        </w:rPr>
+        <w:t>print(</w:t>
+      </w:r>
+      <w:proofErr w:type="gramEnd"/>
+      <w:r>
+        <w:rPr>
+          <w:rFonts w:ascii="Calibri" w:hAnsi="Calibri" w:cs="Calibri"/>
+          <w:b/>
+          <w:bCs/>
+          <w:color w:val="D86DCB" w:themeColor="accent5" w:themeTint="99"/>
+          <w:sz w:val="36"/>
+          <w:szCs w:val="36"/>
+        </w:rPr>
+        <w:t>"Driving...")</w:t>
+      </w:r>
+    </w:p>
+    <w:p>
+      <w:pPr>
+        <w:jc w:val="both"/>
+        <w:rPr>
+          <w:rFonts w:ascii="Calibri" w:hAnsi="Calibri" w:cs="Calibri"/>
+          <w:b/>
+          <w:bCs/>
+          <w:color w:val="D86DCB" w:themeColor="accent5" w:themeTint="99"/>
+          <w:sz w:val="36"/>
+          <w:szCs w:val="36"/>
+        </w:rPr>
+      </w:pPr>
+    </w:p>
+    <w:p>
+      <w:pPr>
+        <w:jc w:val="both"/>
+        <w:rPr>
+          <w:rFonts w:ascii="Calibri" w:hAnsi="Calibri" w:cs="Calibri"/>
+          <w:b/>
+          <w:bCs/>
+          <w:color w:val="D86DCB" w:themeColor="accent5" w:themeTint="99"/>
+          <w:sz w:val="36"/>
+          <w:szCs w:val="36"/>
+        </w:rPr>
+      </w:pPr>
+      <w:r>
+        <w:rPr>
+          <w:rFonts w:ascii="Calibri" w:hAnsi="Calibri" w:cs="Calibri"/>
+          <w:b/>
+          <w:bCs/>
+          <w:color w:val="D86DCB" w:themeColor="accent5" w:themeTint="99"/>
+          <w:sz w:val="36"/>
+          <w:szCs w:val="36"/>
+        </w:rPr>
+        <w:t xml:space="preserve">car = </w:t>
+      </w:r>
+      <w:proofErr w:type="gramStart"/>
+      <w:r>
+        <w:rPr>
+          <w:rFonts w:ascii="Calibri" w:hAnsi="Calibri" w:cs="Calibri"/>
+          <w:b/>
+          <w:bCs/>
+          <w:color w:val="D86DCB" w:themeColor="accent5" w:themeTint="99"/>
+          <w:sz w:val="36"/>
+          <w:szCs w:val="36"/>
+        </w:rPr>
+        <w:t>Car(</w:t>
+      </w:r>
+      <w:proofErr w:type="gramEnd"/>
+      <w:r>
+        <w:rPr>
+          <w:rFonts w:ascii="Calibri" w:hAnsi="Calibri" w:cs="Calibri"/>
+          <w:b/>
+          <w:bCs/>
+          <w:color w:val="D86DCB" w:themeColor="accent5" w:themeTint="99"/>
+          <w:sz w:val="36"/>
+          <w:szCs w:val="36"/>
+        </w:rPr>
+        <w:t>)</w:t>
+      </w:r>
+    </w:p>
+    <w:p>
+      <w:pPr>
+        <w:jc w:val="both"/>
+        <w:rPr>
+          <w:rFonts w:ascii="Calibri" w:hAnsi="Calibri" w:cs="Calibri"/>
+          <w:b/>
+          <w:bCs/>
+          <w:color w:val="D86DCB" w:themeColor="accent5" w:themeTint="99"/>
+          <w:sz w:val="36"/>
+          <w:szCs w:val="36"/>
+        </w:rPr>
+      </w:pPr>
+      <w:proofErr w:type="spellStart"/>
+      <w:proofErr w:type="gramStart"/>
       <w:r>
         <w:rPr>
           <w:rFonts w:ascii="Calibri" w:hAnsi="Calibri" w:cs="Calibri"/>
@@ -962,7 +1205,20 @@
           <w:szCs w:val="36"/>
         </w:rPr>
         <w:lastRenderedPageBreak/>
-        <w:t>car.drive()</w:t>
+        <w:t>car.drive</w:t>
+      </w:r>
+      <w:proofErr w:type="spellEnd"/>
+      <w:proofErr w:type="gramEnd"/>
+      <w:r>
+        <w:rPr>
+          <w:rFonts w:ascii="Calibri" w:hAnsi="Calibri" w:cs="Calibri"/>
+          <w:b/>
+          <w:bCs/>
+          <w:color w:val="D86DCB" w:themeColor="accent5" w:themeTint="99"/>
+          <w:sz w:val="36"/>
+          <w:szCs w:val="36"/>
+        </w:rPr>
+        <w:t>()</w:t>
       </w:r>
     </w:p>
     <w:p>
@@ -1062,6 +1318,7 @@
         </w:rPr>
         <w:t xml:space="preserve"> analogy, our widget has an </w:t>
       </w:r>
+      <w:proofErr w:type="spellStart"/>
       <w:r>
         <w:rPr>
           <w:rFonts w:ascii="Calibri" w:hAnsi="Calibri" w:cs="Calibri"/>
@@ -1072,6 +1329,7 @@
         </w:rPr>
         <w:t>ApiService</w:t>
       </w:r>
+      <w:proofErr w:type="spellEnd"/>
       <w:r>
         <w:rPr>
           <w:rFonts w:ascii="Calibri" w:hAnsi="Calibri" w:cs="Calibri"/>
@@ -1102,31 +1360,164 @@
           <w:sz w:val="36"/>
           <w:szCs w:val="36"/>
         </w:rPr>
-        <w:t>class HomeScreen extends StatelessWidget {</w:t>
-      </w:r>
-    </w:p>
-    <w:p>
-      <w:pPr>
-        <w:jc w:val="both"/>
-        <w:rPr>
-          <w:rFonts w:ascii="Calibri" w:hAnsi="Calibri" w:cs="Calibri"/>
-          <w:b/>
-          <w:bCs/>
-          <w:color w:val="D86DCB" w:themeColor="accent5" w:themeTint="99"/>
-          <w:sz w:val="36"/>
-          <w:szCs w:val="36"/>
-        </w:rPr>
-      </w:pPr>
-      <w:r>
-        <w:rPr>
-          <w:rFonts w:ascii="Calibri" w:hAnsi="Calibri" w:cs="Calibri"/>
-          <w:b/>
-          <w:bCs/>
-          <w:color w:val="D86DCB" w:themeColor="accent5" w:themeTint="99"/>
-          <w:sz w:val="36"/>
-          <w:szCs w:val="36"/>
-        </w:rPr>
-        <w:t xml:space="preserve">    final ApiService api = ApiService();</w:t>
+        <w:t xml:space="preserve">class </w:t>
+      </w:r>
+      <w:proofErr w:type="spellStart"/>
+      <w:r>
+        <w:rPr>
+          <w:rFonts w:ascii="Calibri" w:hAnsi="Calibri" w:cs="Calibri"/>
+          <w:b/>
+          <w:bCs/>
+          <w:color w:val="D86DCB" w:themeColor="accent5" w:themeTint="99"/>
+          <w:sz w:val="36"/>
+          <w:szCs w:val="36"/>
+        </w:rPr>
+        <w:t>HomeScreen</w:t>
+      </w:r>
+      <w:proofErr w:type="spellEnd"/>
+      <w:r>
+        <w:rPr>
+          <w:rFonts w:ascii="Calibri" w:hAnsi="Calibri" w:cs="Calibri"/>
+          <w:b/>
+          <w:bCs/>
+          <w:color w:val="D86DCB" w:themeColor="accent5" w:themeTint="99"/>
+          <w:sz w:val="36"/>
+          <w:szCs w:val="36"/>
+        </w:rPr>
+        <w:t xml:space="preserve"> extends </w:t>
+      </w:r>
+      <w:proofErr w:type="spellStart"/>
+      <w:r>
+        <w:rPr>
+          <w:rFonts w:ascii="Calibri" w:hAnsi="Calibri" w:cs="Calibri"/>
+          <w:b/>
+          <w:bCs/>
+          <w:color w:val="D86DCB" w:themeColor="accent5" w:themeTint="99"/>
+          <w:sz w:val="36"/>
+          <w:szCs w:val="36"/>
+        </w:rPr>
+        <w:t>StatelessWidget</w:t>
+      </w:r>
+      <w:proofErr w:type="spellEnd"/>
+      <w:r>
+        <w:rPr>
+          <w:rFonts w:ascii="Calibri" w:hAnsi="Calibri" w:cs="Calibri"/>
+          <w:b/>
+          <w:bCs/>
+          <w:color w:val="D86DCB" w:themeColor="accent5" w:themeTint="99"/>
+          <w:sz w:val="36"/>
+          <w:szCs w:val="36"/>
+        </w:rPr>
+        <w:t xml:space="preserve"> {</w:t>
+      </w:r>
+    </w:p>
+    <w:p>
+      <w:pPr>
+        <w:jc w:val="both"/>
+        <w:rPr>
+          <w:rFonts w:ascii="Calibri" w:hAnsi="Calibri" w:cs="Calibri"/>
+          <w:b/>
+          <w:bCs/>
+          <w:color w:val="D86DCB" w:themeColor="accent5" w:themeTint="99"/>
+          <w:sz w:val="36"/>
+          <w:szCs w:val="36"/>
+        </w:rPr>
+      </w:pPr>
+      <w:r>
+        <w:rPr>
+          <w:rFonts w:ascii="Calibri" w:hAnsi="Calibri" w:cs="Calibri"/>
+          <w:b/>
+          <w:bCs/>
+          <w:color w:val="D86DCB" w:themeColor="accent5" w:themeTint="99"/>
+          <w:sz w:val="36"/>
+          <w:szCs w:val="36"/>
+        </w:rPr>
+        <w:t xml:space="preserve">    final </w:t>
+      </w:r>
+      <w:proofErr w:type="spellStart"/>
+      <w:r>
+        <w:rPr>
+          <w:rFonts w:ascii="Calibri" w:hAnsi="Calibri" w:cs="Calibri"/>
+          <w:b/>
+          <w:bCs/>
+          <w:color w:val="D86DCB" w:themeColor="accent5" w:themeTint="99"/>
+          <w:sz w:val="36"/>
+          <w:szCs w:val="36"/>
+        </w:rPr>
+        <w:t>ApiService</w:t>
+      </w:r>
+      <w:proofErr w:type="spellEnd"/>
+      <w:r>
+        <w:rPr>
+          <w:rFonts w:ascii="Calibri" w:hAnsi="Calibri" w:cs="Calibri"/>
+          <w:b/>
+          <w:bCs/>
+          <w:color w:val="D86DCB" w:themeColor="accent5" w:themeTint="99"/>
+          <w:sz w:val="36"/>
+          <w:szCs w:val="36"/>
+        </w:rPr>
+        <w:t xml:space="preserve"> </w:t>
+      </w:r>
+      <w:proofErr w:type="spellStart"/>
+      <w:r>
+        <w:rPr>
+          <w:rFonts w:ascii="Calibri" w:hAnsi="Calibri" w:cs="Calibri"/>
+          <w:b/>
+          <w:bCs/>
+          <w:color w:val="D86DCB" w:themeColor="accent5" w:themeTint="99"/>
+          <w:sz w:val="36"/>
+          <w:szCs w:val="36"/>
+        </w:rPr>
+        <w:t>api</w:t>
+      </w:r>
+      <w:proofErr w:type="spellEnd"/>
+      <w:r>
+        <w:rPr>
+          <w:rFonts w:ascii="Calibri" w:hAnsi="Calibri" w:cs="Calibri"/>
+          <w:b/>
+          <w:bCs/>
+          <w:color w:val="D86DCB" w:themeColor="accent5" w:themeTint="99"/>
+          <w:sz w:val="36"/>
+          <w:szCs w:val="36"/>
+        </w:rPr>
+        <w:t xml:space="preserve"> = </w:t>
+      </w:r>
+      <w:proofErr w:type="spellStart"/>
+      <w:proofErr w:type="gramStart"/>
+      <w:r>
+        <w:rPr>
+          <w:rFonts w:ascii="Calibri" w:hAnsi="Calibri" w:cs="Calibri"/>
+          <w:b/>
+          <w:bCs/>
+          <w:color w:val="D86DCB" w:themeColor="accent5" w:themeTint="99"/>
+          <w:sz w:val="36"/>
+          <w:szCs w:val="36"/>
+        </w:rPr>
+        <w:t>ApiService</w:t>
+      </w:r>
+      <w:proofErr w:type="spellEnd"/>
+      <w:r>
+        <w:rPr>
+          <w:rFonts w:ascii="Calibri" w:hAnsi="Calibri" w:cs="Calibri"/>
+          <w:b/>
+          <w:bCs/>
+          <w:color w:val="D86DCB" w:themeColor="accent5" w:themeTint="99"/>
+          <w:sz w:val="36"/>
+          <w:szCs w:val="36"/>
+        </w:rPr>
+        <w:t>(</w:t>
+      </w:r>
+      <w:proofErr w:type="gramEnd"/>
+      <w:r>
+        <w:rPr>
+          <w:rFonts w:ascii="Calibri" w:hAnsi="Calibri" w:cs="Calibri"/>
+          <w:b/>
+          <w:bCs/>
+          <w:color w:val="D86DCB" w:themeColor="accent5" w:themeTint="99"/>
+          <w:sz w:val="36"/>
+          <w:szCs w:val="36"/>
+        </w:rPr>
+        <w:t>);</w:t>
       </w:r>
     </w:p>
     <w:p>
@@ -1239,6 +1630,7 @@
           <w:szCs w:val="36"/>
         </w:rPr>
       </w:pPr>
+      <w:proofErr w:type="spellStart"/>
       <w:r>
         <w:rPr>
           <w:rFonts w:ascii="Calibri" w:hAnsi="Calibri" w:cs="Calibri"/>
@@ -1249,6 +1641,7 @@
         </w:rPr>
         <w:t>PetrolEngine</w:t>
       </w:r>
+      <w:proofErr w:type="spellEnd"/>
     </w:p>
     <w:p>
       <w:pPr>
@@ -1266,6 +1659,7 @@
           <w:szCs w:val="36"/>
         </w:rPr>
       </w:pPr>
+      <w:proofErr w:type="spellStart"/>
       <w:r>
         <w:rPr>
           <w:rFonts w:ascii="Calibri" w:hAnsi="Calibri" w:cs="Calibri"/>
@@ -1276,6 +1670,7 @@
         </w:rPr>
         <w:t>DieselEngine</w:t>
       </w:r>
+      <w:proofErr w:type="spellEnd"/>
     </w:p>
     <w:p>
       <w:pPr>
@@ -1293,6 +1688,7 @@
           <w:szCs w:val="36"/>
         </w:rPr>
       </w:pPr>
+      <w:proofErr w:type="spellStart"/>
       <w:r>
         <w:rPr>
           <w:rFonts w:ascii="Calibri" w:hAnsi="Calibri" w:cs="Calibri"/>
@@ -1303,6 +1699,7 @@
         </w:rPr>
         <w:t>ElectricMotor</w:t>
       </w:r>
+      <w:proofErr w:type="spellEnd"/>
     </w:p>
     <w:p>
       <w:pPr>
@@ -1337,31 +1734,65 @@
           <w:sz w:val="36"/>
           <w:szCs w:val="36"/>
         </w:rPr>
-        <w:t>. Very flexible and good for testing. This is called Dependency injection in Dart</w:t>
-      </w:r>
-    </w:p>
-    <w:p>
-      <w:pPr>
-        <w:jc w:val="both"/>
-        <w:rPr>
-          <w:rFonts w:ascii="Calibri" w:hAnsi="Calibri" w:cs="Calibri"/>
-          <w:b/>
-          <w:bCs/>
-          <w:color w:val="D86DCB" w:themeColor="accent5" w:themeTint="99"/>
-          <w:sz w:val="36"/>
-          <w:szCs w:val="36"/>
-        </w:rPr>
-      </w:pPr>
-      <w:r>
-        <w:rPr>
-          <w:rFonts w:ascii="Calibri" w:hAnsi="Calibri" w:cs="Calibri"/>
-          <w:b/>
-          <w:bCs/>
-          <w:color w:val="D86DCB" w:themeColor="accent5" w:themeTint="99"/>
-          <w:sz w:val="36"/>
-          <w:szCs w:val="36"/>
-        </w:rPr>
-        <w:t>class ElectricEngine:</w:t>
+        <w:t xml:space="preserve">. Very flexible and good for testing. This is called Dependency injection in </w:t>
+      </w:r>
+      <w:r>
+        <w:rPr>
+          <w:rFonts w:ascii="Calibri" w:hAnsi="Calibri" w:cs="Calibri"/>
+          <w:b/>
+          <w:bCs/>
+          <w:sz w:val="36"/>
+          <w:szCs w:val="36"/>
+        </w:rPr>
+        <w:t>Dart</w:t>
+      </w:r>
+    </w:p>
+    <w:p>
+      <w:pPr>
+        <w:jc w:val="both"/>
+        <w:rPr>
+          <w:rFonts w:ascii="Calibri" w:hAnsi="Calibri" w:cs="Calibri"/>
+          <w:b/>
+          <w:bCs/>
+          <w:color w:val="D86DCB" w:themeColor="accent5" w:themeTint="99"/>
+          <w:sz w:val="36"/>
+          <w:szCs w:val="36"/>
+        </w:rPr>
+      </w:pPr>
+      <w:r>
+        <w:rPr>
+          <w:rFonts w:ascii="Calibri" w:hAnsi="Calibri" w:cs="Calibri"/>
+          <w:b/>
+          <w:bCs/>
+          <w:color w:val="D86DCB" w:themeColor="accent5" w:themeTint="99"/>
+          <w:sz w:val="36"/>
+          <w:szCs w:val="36"/>
+        </w:rPr>
+        <w:t xml:space="preserve">class </w:t>
+      </w:r>
+      <w:proofErr w:type="spellStart"/>
+      <w:r>
+        <w:rPr>
+          <w:rFonts w:ascii="Calibri" w:hAnsi="Calibri" w:cs="Calibri"/>
+          <w:b/>
+          <w:bCs/>
+          <w:color w:val="D86DCB" w:themeColor="accent5" w:themeTint="99"/>
+          <w:sz w:val="36"/>
+          <w:szCs w:val="36"/>
+        </w:rPr>
+        <w:t>ElectricEngine</w:t>
+      </w:r>
+      <w:proofErr w:type="spellEnd"/>
+      <w:r>
+        <w:rPr>
+          <w:rFonts w:ascii="Calibri" w:hAnsi="Calibri" w:cs="Calibri"/>
+          <w:b/>
+          <w:bCs/>
+          <w:color w:val="D86DCB" w:themeColor="accent5" w:themeTint="99"/>
+          <w:sz w:val="36"/>
+          <w:szCs w:val="36"/>
+        </w:rPr>
+        <w:t>:</w:t>
       </w:r>
     </w:p>
     <w:p>
@@ -1409,7 +1840,31 @@
           <w:sz w:val="36"/>
           <w:szCs w:val="36"/>
         </w:rPr>
-        <w:t xml:space="preserve">        print("Electric Engine started")</w:t>
+        <w:t xml:space="preserve">        </w:t>
+      </w:r>
+      <w:proofErr w:type="gramStart"/>
+      <w:r>
+        <w:rPr>
+          <w:rFonts w:ascii="Calibri" w:hAnsi="Calibri" w:cs="Calibri"/>
+          <w:b/>
+          <w:bCs/>
+          <w:color w:val="D86DCB" w:themeColor="accent5" w:themeTint="99"/>
+          <w:sz w:val="36"/>
+          <w:szCs w:val="36"/>
+        </w:rPr>
+        <w:t>print(</w:t>
+      </w:r>
+      <w:proofErr w:type="gramEnd"/>
+      <w:r>
+        <w:rPr>
+          <w:rFonts w:ascii="Calibri" w:hAnsi="Calibri" w:cs="Calibri"/>
+          <w:b/>
+          <w:bCs/>
+          <w:color w:val="D86DCB" w:themeColor="accent5" w:themeTint="99"/>
+          <w:sz w:val="36"/>
+          <w:szCs w:val="36"/>
+        </w:rPr>
+        <w:t>"Electric Engine started")</w:t>
       </w:r>
     </w:p>
     <w:p>
@@ -1470,31 +1925,105 @@
           <w:sz w:val="36"/>
           <w:szCs w:val="36"/>
         </w:rPr>
-        <w:t xml:space="preserve">    def __init__(self, engine):</w:t>
-      </w:r>
-    </w:p>
-    <w:p>
-      <w:pPr>
-        <w:jc w:val="both"/>
-        <w:rPr>
-          <w:rFonts w:ascii="Calibri" w:hAnsi="Calibri" w:cs="Calibri"/>
-          <w:b/>
-          <w:bCs/>
-          <w:color w:val="D86DCB" w:themeColor="accent5" w:themeTint="99"/>
-          <w:sz w:val="36"/>
-          <w:szCs w:val="36"/>
-        </w:rPr>
-      </w:pPr>
-      <w:r>
-        <w:rPr>
-          <w:rFonts w:ascii="Calibri" w:hAnsi="Calibri" w:cs="Calibri"/>
-          <w:b/>
-          <w:bCs/>
-          <w:color w:val="D86DCB" w:themeColor="accent5" w:themeTint="99"/>
-          <w:sz w:val="36"/>
-          <w:szCs w:val="36"/>
-        </w:rPr>
-        <w:t xml:space="preserve">        self.engine = engine</w:t>
+        <w:t xml:space="preserve">    def __</w:t>
+      </w:r>
+      <w:proofErr w:type="spellStart"/>
+      <w:r>
+        <w:rPr>
+          <w:rFonts w:ascii="Calibri" w:hAnsi="Calibri" w:cs="Calibri"/>
+          <w:b/>
+          <w:bCs/>
+          <w:color w:val="D86DCB" w:themeColor="accent5" w:themeTint="99"/>
+          <w:sz w:val="36"/>
+          <w:szCs w:val="36"/>
+        </w:rPr>
+        <w:t>init</w:t>
+      </w:r>
+      <w:proofErr w:type="spellEnd"/>
+      <w:r>
+        <w:rPr>
+          <w:rFonts w:ascii="Calibri" w:hAnsi="Calibri" w:cs="Calibri"/>
+          <w:b/>
+          <w:bCs/>
+          <w:color w:val="D86DCB" w:themeColor="accent5" w:themeTint="99"/>
+          <w:sz w:val="36"/>
+          <w:szCs w:val="36"/>
+        </w:rPr>
+        <w:t>_</w:t>
+      </w:r>
+      <w:proofErr w:type="gramStart"/>
+      <w:r>
+        <w:rPr>
+          <w:rFonts w:ascii="Calibri" w:hAnsi="Calibri" w:cs="Calibri"/>
+          <w:b/>
+          <w:bCs/>
+          <w:color w:val="D86DCB" w:themeColor="accent5" w:themeTint="99"/>
+          <w:sz w:val="36"/>
+          <w:szCs w:val="36"/>
+        </w:rPr>
+        <w:t>_(</w:t>
+      </w:r>
+      <w:proofErr w:type="gramEnd"/>
+      <w:r>
+        <w:rPr>
+          <w:rFonts w:ascii="Calibri" w:hAnsi="Calibri" w:cs="Calibri"/>
+          <w:b/>
+          <w:bCs/>
+          <w:color w:val="D86DCB" w:themeColor="accent5" w:themeTint="99"/>
+          <w:sz w:val="36"/>
+          <w:szCs w:val="36"/>
+        </w:rPr>
+        <w:t>self, engine):</w:t>
+      </w:r>
+    </w:p>
+    <w:p>
+      <w:pPr>
+        <w:jc w:val="both"/>
+        <w:rPr>
+          <w:rFonts w:ascii="Calibri" w:hAnsi="Calibri" w:cs="Calibri"/>
+          <w:b/>
+          <w:bCs/>
+          <w:color w:val="D86DCB" w:themeColor="accent5" w:themeTint="99"/>
+          <w:sz w:val="36"/>
+          <w:szCs w:val="36"/>
+        </w:rPr>
+      </w:pPr>
+      <w:r>
+        <w:rPr>
+          <w:rFonts w:ascii="Calibri" w:hAnsi="Calibri" w:cs="Calibri"/>
+          <w:b/>
+          <w:bCs/>
+          <w:color w:val="D86DCB" w:themeColor="accent5" w:themeTint="99"/>
+          <w:sz w:val="36"/>
+          <w:szCs w:val="36"/>
+        </w:rPr>
+        <w:t xml:space="preserve">        </w:t>
+      </w:r>
+      <w:proofErr w:type="spellStart"/>
+      <w:proofErr w:type="gramStart"/>
+      <w:r>
+        <w:rPr>
+          <w:rFonts w:ascii="Calibri" w:hAnsi="Calibri" w:cs="Calibri"/>
+          <w:b/>
+          <w:bCs/>
+          <w:color w:val="D86DCB" w:themeColor="accent5" w:themeTint="99"/>
+          <w:sz w:val="36"/>
+          <w:szCs w:val="36"/>
+        </w:rPr>
+        <w:t>self.engine</w:t>
+      </w:r>
+      <w:proofErr w:type="spellEnd"/>
+      <w:proofErr w:type="gramEnd"/>
+      <w:r>
+        <w:rPr>
+          <w:rFonts w:ascii="Calibri" w:hAnsi="Calibri" w:cs="Calibri"/>
+          <w:b/>
+          <w:bCs/>
+          <w:color w:val="D86DCB" w:themeColor="accent5" w:themeTint="99"/>
+          <w:sz w:val="36"/>
+          <w:szCs w:val="36"/>
+        </w:rPr>
+        <w:t xml:space="preserve"> = engine</w:t>
       </w:r>
     </w:p>
     <w:p>
@@ -1555,92 +2084,205 @@
           <w:sz w:val="36"/>
           <w:szCs w:val="36"/>
         </w:rPr>
-        <w:t xml:space="preserve">        self.engine.start()</w:t>
-      </w:r>
-    </w:p>
-    <w:p>
-      <w:pPr>
-        <w:jc w:val="both"/>
-        <w:rPr>
-          <w:rFonts w:ascii="Calibri" w:hAnsi="Calibri" w:cs="Calibri"/>
-          <w:b/>
-          <w:bCs/>
-          <w:color w:val="D86DCB" w:themeColor="accent5" w:themeTint="99"/>
-          <w:sz w:val="36"/>
-          <w:szCs w:val="36"/>
-        </w:rPr>
-      </w:pPr>
-      <w:r>
-        <w:rPr>
-          <w:rFonts w:ascii="Calibri" w:hAnsi="Calibri" w:cs="Calibri"/>
-          <w:b/>
-          <w:bCs/>
-          <w:color w:val="D86DCB" w:themeColor="accent5" w:themeTint="99"/>
-          <w:sz w:val="36"/>
-          <w:szCs w:val="36"/>
-        </w:rPr>
-        <w:t xml:space="preserve">        print("Driving...")</w:t>
-      </w:r>
-    </w:p>
-    <w:p>
-      <w:pPr>
-        <w:jc w:val="both"/>
-        <w:rPr>
-          <w:rFonts w:ascii="Calibri" w:hAnsi="Calibri" w:cs="Calibri"/>
-          <w:b/>
-          <w:bCs/>
-          <w:color w:val="D86DCB" w:themeColor="accent5" w:themeTint="99"/>
-          <w:sz w:val="36"/>
-          <w:szCs w:val="36"/>
-        </w:rPr>
-      </w:pPr>
-    </w:p>
-    <w:p>
-      <w:pPr>
-        <w:jc w:val="both"/>
-        <w:rPr>
-          <w:rFonts w:ascii="Calibri" w:hAnsi="Calibri" w:cs="Calibri"/>
-          <w:b/>
-          <w:bCs/>
-          <w:color w:val="D86DCB" w:themeColor="accent5" w:themeTint="99"/>
-          <w:sz w:val="36"/>
-          <w:szCs w:val="36"/>
-        </w:rPr>
-      </w:pPr>
-      <w:r>
-        <w:rPr>
-          <w:rFonts w:ascii="Calibri" w:hAnsi="Calibri" w:cs="Calibri"/>
-          <w:b/>
-          <w:bCs/>
-          <w:color w:val="D86DCB" w:themeColor="accent5" w:themeTint="99"/>
-          <w:sz w:val="36"/>
-          <w:szCs w:val="36"/>
-        </w:rPr>
-        <w:t>tesla = Car(engine=ElectricEngine())</w:t>
-      </w:r>
-    </w:p>
-    <w:p>
-      <w:pPr>
-        <w:jc w:val="both"/>
-        <w:rPr>
-          <w:rFonts w:ascii="Calibri" w:hAnsi="Calibri" w:cs="Calibri"/>
-          <w:b/>
-          <w:bCs/>
-          <w:color w:val="D86DCB" w:themeColor="accent5" w:themeTint="99"/>
-          <w:sz w:val="36"/>
-          <w:szCs w:val="36"/>
-        </w:rPr>
-      </w:pPr>
-      <w:r>
-        <w:rPr>
-          <w:rFonts w:ascii="Calibri" w:hAnsi="Calibri" w:cs="Calibri"/>
-          <w:b/>
-          <w:bCs/>
-          <w:color w:val="D86DCB" w:themeColor="accent5" w:themeTint="99"/>
-          <w:sz w:val="36"/>
-          <w:szCs w:val="36"/>
-        </w:rPr>
-        <w:t>tesla.drive()</w:t>
+        <w:t xml:space="preserve">        </w:t>
+      </w:r>
+      <w:proofErr w:type="spellStart"/>
+      <w:proofErr w:type="gramStart"/>
+      <w:r>
+        <w:rPr>
+          <w:rFonts w:ascii="Calibri" w:hAnsi="Calibri" w:cs="Calibri"/>
+          <w:b/>
+          <w:bCs/>
+          <w:color w:val="D86DCB" w:themeColor="accent5" w:themeTint="99"/>
+          <w:sz w:val="36"/>
+          <w:szCs w:val="36"/>
+        </w:rPr>
+        <w:t>self.engine</w:t>
+      </w:r>
+      <w:proofErr w:type="gramEnd"/>
+      <w:r>
+        <w:rPr>
+          <w:rFonts w:ascii="Calibri" w:hAnsi="Calibri" w:cs="Calibri"/>
+          <w:b/>
+          <w:bCs/>
+          <w:color w:val="D86DCB" w:themeColor="accent5" w:themeTint="99"/>
+          <w:sz w:val="36"/>
+          <w:szCs w:val="36"/>
+        </w:rPr>
+        <w:t>.start</w:t>
+      </w:r>
+      <w:proofErr w:type="spellEnd"/>
+      <w:r>
+        <w:rPr>
+          <w:rFonts w:ascii="Calibri" w:hAnsi="Calibri" w:cs="Calibri"/>
+          <w:b/>
+          <w:bCs/>
+          <w:color w:val="D86DCB" w:themeColor="accent5" w:themeTint="99"/>
+          <w:sz w:val="36"/>
+          <w:szCs w:val="36"/>
+        </w:rPr>
+        <w:t>()</w:t>
+      </w:r>
+    </w:p>
+    <w:p>
+      <w:pPr>
+        <w:jc w:val="both"/>
+        <w:rPr>
+          <w:rFonts w:ascii="Calibri" w:hAnsi="Calibri" w:cs="Calibri"/>
+          <w:b/>
+          <w:bCs/>
+          <w:color w:val="D86DCB" w:themeColor="accent5" w:themeTint="99"/>
+          <w:sz w:val="36"/>
+          <w:szCs w:val="36"/>
+        </w:rPr>
+      </w:pPr>
+      <w:r>
+        <w:rPr>
+          <w:rFonts w:ascii="Calibri" w:hAnsi="Calibri" w:cs="Calibri"/>
+          <w:b/>
+          <w:bCs/>
+          <w:color w:val="D86DCB" w:themeColor="accent5" w:themeTint="99"/>
+          <w:sz w:val="36"/>
+          <w:szCs w:val="36"/>
+        </w:rPr>
+        <w:t xml:space="preserve">        </w:t>
+      </w:r>
+      <w:proofErr w:type="gramStart"/>
+      <w:r>
+        <w:rPr>
+          <w:rFonts w:ascii="Calibri" w:hAnsi="Calibri" w:cs="Calibri"/>
+          <w:b/>
+          <w:bCs/>
+          <w:color w:val="D86DCB" w:themeColor="accent5" w:themeTint="99"/>
+          <w:sz w:val="36"/>
+          <w:szCs w:val="36"/>
+        </w:rPr>
+        <w:t>print(</w:t>
+      </w:r>
+      <w:proofErr w:type="gramEnd"/>
+      <w:r>
+        <w:rPr>
+          <w:rFonts w:ascii="Calibri" w:hAnsi="Calibri" w:cs="Calibri"/>
+          <w:b/>
+          <w:bCs/>
+          <w:color w:val="D86DCB" w:themeColor="accent5" w:themeTint="99"/>
+          <w:sz w:val="36"/>
+          <w:szCs w:val="36"/>
+        </w:rPr>
+        <w:t>"Driving...")</w:t>
+      </w:r>
+    </w:p>
+    <w:p>
+      <w:pPr>
+        <w:jc w:val="both"/>
+        <w:rPr>
+          <w:rFonts w:ascii="Calibri" w:hAnsi="Calibri" w:cs="Calibri"/>
+          <w:b/>
+          <w:bCs/>
+          <w:color w:val="D86DCB" w:themeColor="accent5" w:themeTint="99"/>
+          <w:sz w:val="36"/>
+          <w:szCs w:val="36"/>
+        </w:rPr>
+      </w:pPr>
+    </w:p>
+    <w:p>
+      <w:pPr>
+        <w:jc w:val="both"/>
+        <w:rPr>
+          <w:rFonts w:ascii="Calibri" w:hAnsi="Calibri" w:cs="Calibri"/>
+          <w:b/>
+          <w:bCs/>
+          <w:color w:val="D86DCB" w:themeColor="accent5" w:themeTint="99"/>
+          <w:sz w:val="36"/>
+          <w:szCs w:val="36"/>
+        </w:rPr>
+      </w:pPr>
+      <w:r>
+        <w:rPr>
+          <w:rFonts w:ascii="Calibri" w:hAnsi="Calibri" w:cs="Calibri"/>
+          <w:b/>
+          <w:bCs/>
+          <w:color w:val="D86DCB" w:themeColor="accent5" w:themeTint="99"/>
+          <w:sz w:val="36"/>
+          <w:szCs w:val="36"/>
+        </w:rPr>
+        <w:t>tesla = Car(engine=</w:t>
+      </w:r>
+      <w:proofErr w:type="spellStart"/>
+      <w:proofErr w:type="gramStart"/>
+      <w:r>
+        <w:rPr>
+          <w:rFonts w:ascii="Calibri" w:hAnsi="Calibri" w:cs="Calibri"/>
+          <w:b/>
+          <w:bCs/>
+          <w:color w:val="D86DCB" w:themeColor="accent5" w:themeTint="99"/>
+          <w:sz w:val="36"/>
+          <w:szCs w:val="36"/>
+        </w:rPr>
+        <w:t>ElectricEngine</w:t>
+      </w:r>
+      <w:proofErr w:type="spellEnd"/>
+      <w:r>
+        <w:rPr>
+          <w:rFonts w:ascii="Calibri" w:hAnsi="Calibri" w:cs="Calibri"/>
+          <w:b/>
+          <w:bCs/>
+          <w:color w:val="D86DCB" w:themeColor="accent5" w:themeTint="99"/>
+          <w:sz w:val="36"/>
+          <w:szCs w:val="36"/>
+        </w:rPr>
+        <w:t>(</w:t>
+      </w:r>
+      <w:proofErr w:type="gramEnd"/>
+      <w:r>
+        <w:rPr>
+          <w:rFonts w:ascii="Calibri" w:hAnsi="Calibri" w:cs="Calibri"/>
+          <w:b/>
+          <w:bCs/>
+          <w:color w:val="D86DCB" w:themeColor="accent5" w:themeTint="99"/>
+          <w:sz w:val="36"/>
+          <w:szCs w:val="36"/>
+        </w:rPr>
+        <w:t>))</w:t>
+      </w:r>
+    </w:p>
+    <w:p>
+      <w:pPr>
+        <w:jc w:val="both"/>
+        <w:rPr>
+          <w:rFonts w:ascii="Calibri" w:hAnsi="Calibri" w:cs="Calibri"/>
+          <w:b/>
+          <w:bCs/>
+          <w:color w:val="D86DCB" w:themeColor="accent5" w:themeTint="99"/>
+          <w:sz w:val="36"/>
+          <w:szCs w:val="36"/>
+        </w:rPr>
+      </w:pPr>
+      <w:proofErr w:type="spellStart"/>
+      <w:proofErr w:type="gramStart"/>
+      <w:r>
+        <w:rPr>
+          <w:rFonts w:ascii="Calibri" w:hAnsi="Calibri" w:cs="Calibri"/>
+          <w:b/>
+          <w:bCs/>
+          <w:color w:val="D86DCB" w:themeColor="accent5" w:themeTint="99"/>
+          <w:sz w:val="36"/>
+          <w:szCs w:val="36"/>
+        </w:rPr>
+        <w:t>tesla.drive</w:t>
+      </w:r>
+      <w:proofErr w:type="spellEnd"/>
+      <w:proofErr w:type="gramEnd"/>
+      <w:r>
+        <w:rPr>
+          <w:rFonts w:ascii="Calibri" w:hAnsi="Calibri" w:cs="Calibri"/>
+          <w:b/>
+          <w:bCs/>
+          <w:color w:val="D86DCB" w:themeColor="accent5" w:themeTint="99"/>
+          <w:sz w:val="36"/>
+          <w:szCs w:val="36"/>
+        </w:rPr>
+        <w:t>()</w:t>
       </w:r>
     </w:p>
     <w:p>
@@ -1867,15 +2509,27 @@
           <w:szCs w:val="36"/>
         </w:rPr>
       </w:pPr>
-      <w:r>
-        <w:rPr>
-          <w:rFonts w:ascii="Calibri" w:hAnsi="Calibri" w:cs="Calibri"/>
-          <w:b/>
-          <w:bCs/>
-          <w:sz w:val="36"/>
-          <w:szCs w:val="36"/>
-        </w:rPr>
-        <w:t>Mixins in Python:</w:t>
+      <w:proofErr w:type="spellStart"/>
+      <w:r>
+        <w:rPr>
+          <w:rFonts w:ascii="Calibri" w:hAnsi="Calibri" w:cs="Calibri"/>
+          <w:b/>
+          <w:bCs/>
+          <w:sz w:val="36"/>
+          <w:szCs w:val="36"/>
+        </w:rPr>
+        <w:t>Mixins</w:t>
+      </w:r>
+      <w:proofErr w:type="spellEnd"/>
+      <w:r>
+        <w:rPr>
+          <w:rFonts w:ascii="Calibri" w:hAnsi="Calibri" w:cs="Calibri"/>
+          <w:b/>
+          <w:bCs/>
+          <w:sz w:val="36"/>
+          <w:szCs w:val="36"/>
+        </w:rPr>
+        <w:t xml:space="preserve"> in Python:</w:t>
       </w:r>
     </w:p>
     <w:p>
@@ -1895,6 +2549,7 @@
         </w:rPr>
         <w:t xml:space="preserve"># A </w:t>
       </w:r>
+      <w:proofErr w:type="spellStart"/>
       <w:r>
         <w:rPr>
           <w:rFonts w:ascii="Calibri" w:hAnsi="Calibri" w:cs="Calibri"/>
@@ -1905,6 +2560,7 @@
         </w:rPr>
         <w:t>mixin</w:t>
       </w:r>
+      <w:proofErr w:type="spellEnd"/>
       <w:r>
         <w:rPr>
           <w:rFonts w:ascii="Calibri" w:hAnsi="Calibri" w:cs="Calibri"/>
@@ -1935,7 +2591,31 @@
           <w:sz w:val="36"/>
           <w:szCs w:val="36"/>
         </w:rPr>
-        <w:t>class FlyMixin:</w:t>
+        <w:t xml:space="preserve">class </w:t>
+      </w:r>
+      <w:proofErr w:type="spellStart"/>
+      <w:r>
+        <w:rPr>
+          <w:rFonts w:ascii="Calibri" w:hAnsi="Calibri" w:cs="Calibri"/>
+          <w:b/>
+          <w:bCs/>
+          <w:color w:val="D86DCB" w:themeColor="accent5" w:themeTint="99"/>
+          <w:sz w:val="36"/>
+          <w:szCs w:val="36"/>
+        </w:rPr>
+        <w:t>FlyMixin</w:t>
+      </w:r>
+      <w:proofErr w:type="spellEnd"/>
+      <w:r>
+        <w:rPr>
+          <w:rFonts w:ascii="Calibri" w:hAnsi="Calibri" w:cs="Calibri"/>
+          <w:b/>
+          <w:bCs/>
+          <w:color w:val="D86DCB" w:themeColor="accent5" w:themeTint="99"/>
+          <w:sz w:val="36"/>
+          <w:szCs w:val="36"/>
+        </w:rPr>
+        <w:t>:</w:t>
       </w:r>
     </w:p>
     <w:p>
@@ -2020,7 +2700,31 @@
           <w:sz w:val="36"/>
           <w:szCs w:val="36"/>
         </w:rPr>
-        <w:t>class SwimMixin:</w:t>
+        <w:t xml:space="preserve">class </w:t>
+      </w:r>
+      <w:proofErr w:type="spellStart"/>
+      <w:r>
+        <w:rPr>
+          <w:rFonts w:ascii="Calibri" w:hAnsi="Calibri" w:cs="Calibri"/>
+          <w:b/>
+          <w:bCs/>
+          <w:color w:val="D86DCB" w:themeColor="accent5" w:themeTint="99"/>
+          <w:sz w:val="36"/>
+          <w:szCs w:val="36"/>
+        </w:rPr>
+        <w:t>SwimMixin</w:t>
+      </w:r>
+      <w:proofErr w:type="spellEnd"/>
+      <w:r>
+        <w:rPr>
+          <w:rFonts w:ascii="Calibri" w:hAnsi="Calibri" w:cs="Calibri"/>
+          <w:b/>
+          <w:bCs/>
+          <w:color w:val="D86DCB" w:themeColor="accent5" w:themeTint="99"/>
+          <w:sz w:val="36"/>
+          <w:szCs w:val="36"/>
+        </w:rPr>
+        <w:t>:</w:t>
       </w:r>
     </w:p>
     <w:p>
@@ -2105,7 +2809,68 @@
           <w:sz w:val="36"/>
           <w:szCs w:val="36"/>
         </w:rPr>
-        <w:t>class Duck(FlyMixin, SwimMixin):</w:t>
+        <w:t xml:space="preserve">class </w:t>
+      </w:r>
+      <w:proofErr w:type="gramStart"/>
+      <w:r>
+        <w:rPr>
+          <w:rFonts w:ascii="Calibri" w:hAnsi="Calibri" w:cs="Calibri"/>
+          <w:b/>
+          <w:bCs/>
+          <w:color w:val="D86DCB" w:themeColor="accent5" w:themeTint="99"/>
+          <w:sz w:val="36"/>
+          <w:szCs w:val="36"/>
+        </w:rPr>
+        <w:t>Duck(</w:t>
+      </w:r>
+      <w:proofErr w:type="spellStart"/>
+      <w:proofErr w:type="gramEnd"/>
+      <w:r>
+        <w:rPr>
+          <w:rFonts w:ascii="Calibri" w:hAnsi="Calibri" w:cs="Calibri"/>
+          <w:b/>
+          <w:bCs/>
+          <w:color w:val="D86DCB" w:themeColor="accent5" w:themeTint="99"/>
+          <w:sz w:val="36"/>
+          <w:szCs w:val="36"/>
+        </w:rPr>
+        <w:t>FlyMixin</w:t>
+      </w:r>
+      <w:proofErr w:type="spellEnd"/>
+      <w:r>
+        <w:rPr>
+          <w:rFonts w:ascii="Calibri" w:hAnsi="Calibri" w:cs="Calibri"/>
+          <w:b/>
+          <w:bCs/>
+          <w:color w:val="D86DCB" w:themeColor="accent5" w:themeTint="99"/>
+          <w:sz w:val="36"/>
+          <w:szCs w:val="36"/>
+        </w:rPr>
+        <w:t xml:space="preserve">, </w:t>
+      </w:r>
+      <w:proofErr w:type="spellStart"/>
+      <w:r>
+        <w:rPr>
+          <w:rFonts w:ascii="Calibri" w:hAnsi="Calibri" w:cs="Calibri"/>
+          <w:b/>
+          <w:bCs/>
+          <w:color w:val="D86DCB" w:themeColor="accent5" w:themeTint="99"/>
+          <w:sz w:val="36"/>
+          <w:szCs w:val="36"/>
+        </w:rPr>
+        <w:t>SwimMixin</w:t>
+      </w:r>
+      <w:proofErr w:type="spellEnd"/>
+      <w:r>
+        <w:rPr>
+          <w:rFonts w:ascii="Calibri" w:hAnsi="Calibri" w:cs="Calibri"/>
+          <w:b/>
+          <w:bCs/>
+          <w:color w:val="D86DCB" w:themeColor="accent5" w:themeTint="99"/>
+          <w:sz w:val="36"/>
+          <w:szCs w:val="36"/>
+        </w:rPr>
+        <w:t>):</w:t>
       </w:r>
     </w:p>
     <w:p>
@@ -2166,55 +2931,120 @@
           <w:sz w:val="36"/>
           <w:szCs w:val="36"/>
         </w:rPr>
-        <w:t>duck = Duck()</w:t>
-      </w:r>
-    </w:p>
-    <w:p>
-      <w:pPr>
-        <w:jc w:val="both"/>
-        <w:rPr>
-          <w:rFonts w:ascii="Calibri" w:hAnsi="Calibri" w:cs="Calibri"/>
-          <w:b/>
-          <w:bCs/>
-          <w:color w:val="D86DCB" w:themeColor="accent5" w:themeTint="99"/>
-          <w:sz w:val="36"/>
-          <w:szCs w:val="36"/>
-        </w:rPr>
-      </w:pPr>
-      <w:r>
-        <w:rPr>
-          <w:rFonts w:ascii="Calibri" w:hAnsi="Calibri" w:cs="Calibri"/>
-          <w:b/>
-          <w:bCs/>
-          <w:color w:val="D86DCB" w:themeColor="accent5" w:themeTint="99"/>
-          <w:sz w:val="36"/>
-          <w:szCs w:val="36"/>
-        </w:rPr>
-        <w:t>duck.fly()</w:t>
-      </w:r>
-    </w:p>
-    <w:p>
-      <w:pPr>
-        <w:jc w:val="both"/>
-        <w:rPr>
-          <w:rFonts w:ascii="Calibri" w:hAnsi="Calibri" w:cs="Calibri"/>
-          <w:b/>
-          <w:bCs/>
-          <w:color w:val="D86DCB" w:themeColor="accent5" w:themeTint="99"/>
-          <w:sz w:val="36"/>
-          <w:szCs w:val="36"/>
-        </w:rPr>
-      </w:pPr>
-      <w:r>
-        <w:rPr>
-          <w:rFonts w:ascii="Calibri" w:hAnsi="Calibri" w:cs="Calibri"/>
-          <w:b/>
-          <w:bCs/>
-          <w:color w:val="D86DCB" w:themeColor="accent5" w:themeTint="99"/>
-          <w:sz w:val="36"/>
-          <w:szCs w:val="36"/>
-        </w:rPr>
-        <w:t>duck.swim()</w:t>
+        <w:t xml:space="preserve">duck = </w:t>
+      </w:r>
+      <w:proofErr w:type="gramStart"/>
+      <w:r>
+        <w:rPr>
+          <w:rFonts w:ascii="Calibri" w:hAnsi="Calibri" w:cs="Calibri"/>
+          <w:b/>
+          <w:bCs/>
+          <w:color w:val="D86DCB" w:themeColor="accent5" w:themeTint="99"/>
+          <w:sz w:val="36"/>
+          <w:szCs w:val="36"/>
+        </w:rPr>
+        <w:t>Duck(</w:t>
+      </w:r>
+      <w:proofErr w:type="gramEnd"/>
+      <w:r>
+        <w:rPr>
+          <w:rFonts w:ascii="Calibri" w:hAnsi="Calibri" w:cs="Calibri"/>
+          <w:b/>
+          <w:bCs/>
+          <w:color w:val="D86DCB" w:themeColor="accent5" w:themeTint="99"/>
+          <w:sz w:val="36"/>
+          <w:szCs w:val="36"/>
+        </w:rPr>
+        <w:t>)</w:t>
+      </w:r>
+    </w:p>
+    <w:p>
+      <w:pPr>
+        <w:jc w:val="both"/>
+        <w:rPr>
+          <w:rFonts w:ascii="Calibri" w:hAnsi="Calibri" w:cs="Calibri"/>
+          <w:b/>
+          <w:bCs/>
+          <w:color w:val="D86DCB" w:themeColor="accent5" w:themeTint="99"/>
+          <w:sz w:val="36"/>
+          <w:szCs w:val="36"/>
+        </w:rPr>
+      </w:pPr>
+      <w:proofErr w:type="spellStart"/>
+      <w:proofErr w:type="gramStart"/>
+      <w:r>
+        <w:rPr>
+          <w:rFonts w:ascii="Calibri" w:hAnsi="Calibri" w:cs="Calibri"/>
+          <w:b/>
+          <w:bCs/>
+          <w:color w:val="D86DCB" w:themeColor="accent5" w:themeTint="99"/>
+          <w:sz w:val="36"/>
+          <w:szCs w:val="36"/>
+        </w:rPr>
+        <w:t>duck.fly</w:t>
+      </w:r>
+      <w:proofErr w:type="spellEnd"/>
+      <w:r>
+        <w:rPr>
+          <w:rFonts w:ascii="Calibri" w:hAnsi="Calibri" w:cs="Calibri"/>
+          <w:b/>
+          <w:bCs/>
+          <w:color w:val="D86DCB" w:themeColor="accent5" w:themeTint="99"/>
+          <w:sz w:val="36"/>
+          <w:szCs w:val="36"/>
+        </w:rPr>
+        <w:t>(</w:t>
+      </w:r>
+      <w:proofErr w:type="gramEnd"/>
+      <w:r>
+        <w:rPr>
+          <w:rFonts w:ascii="Calibri" w:hAnsi="Calibri" w:cs="Calibri"/>
+          <w:b/>
+          <w:bCs/>
+          <w:color w:val="D86DCB" w:themeColor="accent5" w:themeTint="99"/>
+          <w:sz w:val="36"/>
+          <w:szCs w:val="36"/>
+        </w:rPr>
+        <w:t>)</w:t>
+      </w:r>
+    </w:p>
+    <w:p>
+      <w:pPr>
+        <w:jc w:val="both"/>
+        <w:rPr>
+          <w:rFonts w:ascii="Calibri" w:hAnsi="Calibri" w:cs="Calibri"/>
+          <w:b/>
+          <w:bCs/>
+          <w:color w:val="D86DCB" w:themeColor="accent5" w:themeTint="99"/>
+          <w:sz w:val="36"/>
+          <w:szCs w:val="36"/>
+        </w:rPr>
+      </w:pPr>
+      <w:proofErr w:type="spellStart"/>
+      <w:proofErr w:type="gramStart"/>
+      <w:r>
+        <w:rPr>
+          <w:rFonts w:ascii="Calibri" w:hAnsi="Calibri" w:cs="Calibri"/>
+          <w:b/>
+          <w:bCs/>
+          <w:color w:val="D86DCB" w:themeColor="accent5" w:themeTint="99"/>
+          <w:sz w:val="36"/>
+          <w:szCs w:val="36"/>
+        </w:rPr>
+        <w:t>duck.swim</w:t>
+      </w:r>
+      <w:proofErr w:type="spellEnd"/>
+      <w:proofErr w:type="gramEnd"/>
+      <w:r>
+        <w:rPr>
+          <w:rFonts w:ascii="Calibri" w:hAnsi="Calibri" w:cs="Calibri"/>
+          <w:b/>
+          <w:bCs/>
+          <w:color w:val="D86DCB" w:themeColor="accent5" w:themeTint="99"/>
+          <w:sz w:val="36"/>
+          <w:szCs w:val="36"/>
+        </w:rPr>
+        <w:t>()</w:t>
       </w:r>
     </w:p>
     <w:p>
@@ -2307,13 +3137,23 @@
         </w:rPr>
         <w:t xml:space="preserve">Dart </w:t>
       </w:r>
-      <w:r>
-        <w:rPr>
-          <w:rFonts w:ascii="Calibri" w:hAnsi="Calibri" w:cs="Calibri"/>
-          <w:sz w:val="36"/>
-          <w:szCs w:val="36"/>
-        </w:rPr>
-        <w:t>mixins (</w:t>
+      <w:proofErr w:type="spellStart"/>
+      <w:r>
+        <w:rPr>
+          <w:rFonts w:ascii="Calibri" w:hAnsi="Calibri" w:cs="Calibri"/>
+          <w:sz w:val="36"/>
+          <w:szCs w:val="36"/>
+        </w:rPr>
+        <w:t>mixins</w:t>
+      </w:r>
+      <w:proofErr w:type="spellEnd"/>
+      <w:r>
+        <w:rPr>
+          <w:rFonts w:ascii="Calibri" w:hAnsi="Calibri" w:cs="Calibri"/>
+          <w:sz w:val="36"/>
+          <w:szCs w:val="36"/>
+        </w:rPr>
+        <w:t xml:space="preserve"> (</w:t>
       </w:r>
       <w:r>
         <w:rPr>
@@ -2331,7 +3171,25 @@
           <w:sz w:val="36"/>
           <w:szCs w:val="36"/>
         </w:rPr>
-        <w:t>) do. imagine Python doesn't have a special mixin keyword like</w:t>
+        <w:t xml:space="preserve">) do. imagine Python doesn't have a special </w:t>
+      </w:r>
+      <w:proofErr w:type="spellStart"/>
+      <w:r>
+        <w:rPr>
+          <w:rFonts w:ascii="Calibri" w:hAnsi="Calibri" w:cs="Calibri"/>
+          <w:sz w:val="36"/>
+          <w:szCs w:val="36"/>
+        </w:rPr>
+        <w:t>mixin</w:t>
+      </w:r>
+      <w:proofErr w:type="spellEnd"/>
+      <w:r>
+        <w:rPr>
+          <w:rFonts w:ascii="Calibri" w:hAnsi="Calibri" w:cs="Calibri"/>
+          <w:sz w:val="36"/>
+          <w:szCs w:val="36"/>
+        </w:rPr>
+        <w:t xml:space="preserve"> keyword like</w:t>
       </w:r>
       <w:r>
         <w:rPr>
@@ -2373,31 +3231,79 @@
           <w:sz w:val="36"/>
           <w:szCs w:val="36"/>
         </w:rPr>
-        <w:t>class LoggerMixin {</w:t>
-      </w:r>
-    </w:p>
-    <w:p>
-      <w:pPr>
-        <w:jc w:val="both"/>
-        <w:rPr>
-          <w:rFonts w:ascii="Calibri" w:hAnsi="Calibri" w:cs="Calibri"/>
-          <w:b/>
-          <w:bCs/>
-          <w:color w:val="D86DCB" w:themeColor="accent5" w:themeTint="99"/>
-          <w:sz w:val="36"/>
-          <w:szCs w:val="36"/>
-        </w:rPr>
-      </w:pPr>
-      <w:r>
-        <w:rPr>
-          <w:rFonts w:ascii="Calibri" w:hAnsi="Calibri" w:cs="Calibri"/>
-          <w:b/>
-          <w:bCs/>
-          <w:color w:val="D86DCB" w:themeColor="accent5" w:themeTint="99"/>
-          <w:sz w:val="36"/>
-          <w:szCs w:val="36"/>
-        </w:rPr>
-        <w:t xml:space="preserve">    void log(String msg) {}</w:t>
+        <w:t xml:space="preserve">class </w:t>
+      </w:r>
+      <w:proofErr w:type="spellStart"/>
+      <w:r>
+        <w:rPr>
+          <w:rFonts w:ascii="Calibri" w:hAnsi="Calibri" w:cs="Calibri"/>
+          <w:b/>
+          <w:bCs/>
+          <w:color w:val="D86DCB" w:themeColor="accent5" w:themeTint="99"/>
+          <w:sz w:val="36"/>
+          <w:szCs w:val="36"/>
+        </w:rPr>
+        <w:t>LoggerMixin</w:t>
+      </w:r>
+      <w:proofErr w:type="spellEnd"/>
+      <w:r>
+        <w:rPr>
+          <w:rFonts w:ascii="Calibri" w:hAnsi="Calibri" w:cs="Calibri"/>
+          <w:b/>
+          <w:bCs/>
+          <w:color w:val="D86DCB" w:themeColor="accent5" w:themeTint="99"/>
+          <w:sz w:val="36"/>
+          <w:szCs w:val="36"/>
+        </w:rPr>
+        <w:t xml:space="preserve"> {</w:t>
+      </w:r>
+    </w:p>
+    <w:p>
+      <w:pPr>
+        <w:jc w:val="both"/>
+        <w:rPr>
+          <w:rFonts w:ascii="Calibri" w:hAnsi="Calibri" w:cs="Calibri"/>
+          <w:b/>
+          <w:bCs/>
+          <w:color w:val="D86DCB" w:themeColor="accent5" w:themeTint="99"/>
+          <w:sz w:val="36"/>
+          <w:szCs w:val="36"/>
+        </w:rPr>
+      </w:pPr>
+      <w:r>
+        <w:rPr>
+          <w:rFonts w:ascii="Calibri" w:hAnsi="Calibri" w:cs="Calibri"/>
+          <w:b/>
+          <w:bCs/>
+          <w:color w:val="D86DCB" w:themeColor="accent5" w:themeTint="99"/>
+          <w:sz w:val="36"/>
+          <w:szCs w:val="36"/>
+        </w:rPr>
+        <w:t xml:space="preserve">    void </w:t>
+      </w:r>
+      <w:proofErr w:type="gramStart"/>
+      <w:r>
+        <w:rPr>
+          <w:rFonts w:ascii="Calibri" w:hAnsi="Calibri" w:cs="Calibri"/>
+          <w:b/>
+          <w:bCs/>
+          <w:color w:val="D86DCB" w:themeColor="accent5" w:themeTint="99"/>
+          <w:sz w:val="36"/>
+          <w:szCs w:val="36"/>
+        </w:rPr>
+        <w:t>log(</w:t>
+      </w:r>
+      <w:proofErr w:type="gramEnd"/>
+      <w:r>
+        <w:rPr>
+          <w:rFonts w:ascii="Calibri" w:hAnsi="Calibri" w:cs="Calibri"/>
+          <w:b/>
+          <w:bCs/>
+          <w:color w:val="D86DCB" w:themeColor="accent5" w:themeTint="99"/>
+          <w:sz w:val="36"/>
+          <w:szCs w:val="36"/>
+        </w:rPr>
+        <w:t>String msg) {}</w:t>
       </w:r>
     </w:p>
     <w:p>
@@ -2445,7 +3351,55 @@
           <w:sz w:val="36"/>
           <w:szCs w:val="36"/>
         </w:rPr>
-        <w:t>class HomeController with LoggerMixin {}</w:t>
+        <w:t xml:space="preserve">class </w:t>
+      </w:r>
+      <w:proofErr w:type="spellStart"/>
+      <w:r>
+        <w:rPr>
+          <w:rFonts w:ascii="Calibri" w:hAnsi="Calibri" w:cs="Calibri"/>
+          <w:b/>
+          <w:bCs/>
+          <w:color w:val="D86DCB" w:themeColor="accent5" w:themeTint="99"/>
+          <w:sz w:val="36"/>
+          <w:szCs w:val="36"/>
+        </w:rPr>
+        <w:t>HomeController</w:t>
+      </w:r>
+      <w:proofErr w:type="spellEnd"/>
+      <w:r>
+        <w:rPr>
+          <w:rFonts w:ascii="Calibri" w:hAnsi="Calibri" w:cs="Calibri"/>
+          <w:b/>
+          <w:bCs/>
+          <w:color w:val="D86DCB" w:themeColor="accent5" w:themeTint="99"/>
+          <w:sz w:val="36"/>
+          <w:szCs w:val="36"/>
+        </w:rPr>
+        <w:t xml:space="preserve"> with </w:t>
+      </w:r>
+      <w:proofErr w:type="spellStart"/>
+      <w:r>
+        <w:rPr>
+          <w:rFonts w:ascii="Calibri" w:hAnsi="Calibri" w:cs="Calibri"/>
+          <w:b/>
+          <w:bCs/>
+          <w:color w:val="D86DCB" w:themeColor="accent5" w:themeTint="99"/>
+          <w:sz w:val="36"/>
+          <w:szCs w:val="36"/>
+        </w:rPr>
+        <w:t>LoggerMixin</w:t>
+      </w:r>
+      <w:proofErr w:type="spellEnd"/>
+      <w:r>
+        <w:rPr>
+          <w:rFonts w:ascii="Calibri" w:hAnsi="Calibri" w:cs="Calibri"/>
+          <w:b/>
+          <w:bCs/>
+          <w:color w:val="D86DCB" w:themeColor="accent5" w:themeTint="99"/>
+          <w:sz w:val="36"/>
+          <w:szCs w:val="36"/>
+        </w:rPr>
+        <w:t xml:space="preserve"> {}</w:t>
       </w:r>
     </w:p>
     <w:p>
@@ -2638,6 +3592,7 @@
           <w:szCs w:val="36"/>
         </w:rPr>
       </w:pPr>
+      <w:proofErr w:type="spellStart"/>
       <w:r>
         <w:rPr>
           <w:rFonts w:ascii="Calibri" w:hAnsi="Calibri" w:cs="Calibri"/>
@@ -2648,6 +3603,7 @@
         </w:rPr>
         <w:t>LoggerMixin</w:t>
       </w:r>
+      <w:proofErr w:type="spellEnd"/>
     </w:p>
     <w:p>
       <w:pPr>
@@ -2665,6 +3621,7 @@
           <w:szCs w:val="36"/>
         </w:rPr>
       </w:pPr>
+      <w:proofErr w:type="spellStart"/>
       <w:r>
         <w:rPr>
           <w:rFonts w:ascii="Calibri" w:hAnsi="Calibri" w:cs="Calibri"/>
@@ -2675,6 +3632,7 @@
         </w:rPr>
         <w:t>SerializerMixin</w:t>
       </w:r>
+      <w:proofErr w:type="spellEnd"/>
     </w:p>
     <w:p>
       <w:pPr>
@@ -2692,6 +3650,7 @@
           <w:szCs w:val="36"/>
         </w:rPr>
       </w:pPr>
+      <w:proofErr w:type="spellStart"/>
       <w:r>
         <w:rPr>
           <w:rFonts w:ascii="Calibri" w:hAnsi="Calibri" w:cs="Calibri"/>
@@ -2702,6 +3661,7 @@
         </w:rPr>
         <w:t>ValidationMixin</w:t>
       </w:r>
+      <w:proofErr w:type="spellEnd"/>
     </w:p>
     <w:p>
       <w:pPr>
@@ -2834,7 +3794,29 @@
           <w:sz w:val="36"/>
           <w:szCs w:val="36"/>
         </w:rPr>
-        <w:t xml:space="preserve"> open()</w:t>
+        <w:t xml:space="preserve"> </w:t>
+      </w:r>
+      <w:proofErr w:type="gramStart"/>
+      <w:r>
+        <w:rPr>
+          <w:rFonts w:ascii="Calibri" w:hAnsi="Calibri" w:cs="Calibri"/>
+          <w:b/>
+          <w:bCs/>
+          <w:sz w:val="36"/>
+          <w:szCs w:val="36"/>
+        </w:rPr>
+        <w:t>open(</w:t>
+      </w:r>
+      <w:proofErr w:type="gramEnd"/>
+      <w:r>
+        <w:rPr>
+          <w:rFonts w:ascii="Calibri" w:hAnsi="Calibri" w:cs="Calibri"/>
+          <w:b/>
+          <w:bCs/>
+          <w:sz w:val="36"/>
+          <w:szCs w:val="36"/>
+        </w:rPr>
+        <w:t>)</w:t>
       </w:r>
       <w:r>
         <w:rPr>
@@ -2890,7 +3872,33 @@
           <w:sz w:val="36"/>
           <w:szCs w:val="36"/>
         </w:rPr>
-        <w:t xml:space="preserve">    data = f.read()</w:t>
+        <w:t xml:space="preserve">    data = </w:t>
+      </w:r>
+      <w:proofErr w:type="spellStart"/>
+      <w:proofErr w:type="gramStart"/>
+      <w:r>
+        <w:rPr>
+          <w:rFonts w:ascii="Calibri" w:hAnsi="Calibri" w:cs="Calibri"/>
+          <w:b/>
+          <w:bCs/>
+          <w:color w:val="D86DCB" w:themeColor="accent5" w:themeTint="99"/>
+          <w:sz w:val="36"/>
+          <w:szCs w:val="36"/>
+        </w:rPr>
+        <w:t>f.read</w:t>
+      </w:r>
+      <w:proofErr w:type="spellEnd"/>
+      <w:proofErr w:type="gramEnd"/>
+      <w:r>
+        <w:rPr>
+          <w:rFonts w:ascii="Calibri" w:hAnsi="Calibri" w:cs="Calibri"/>
+          <w:b/>
+          <w:bCs/>
+          <w:color w:val="D86DCB" w:themeColor="accent5" w:themeTint="99"/>
+          <w:sz w:val="36"/>
+          <w:szCs w:val="36"/>
+        </w:rPr>
+        <w:t>()</w:t>
       </w:r>
     </w:p>
     <w:p>
@@ -2962,15 +3970,27 @@
         </w:rPr>
         <w:t xml:space="preserve"># Without it if an exception occurs before </w:t>
       </w:r>
-      <w:r>
-        <w:rPr>
-          <w:rFonts w:ascii="Calibri" w:hAnsi="Calibri" w:cs="Calibri"/>
-          <w:b/>
-          <w:bCs/>
-          <w:sz w:val="36"/>
-          <w:szCs w:val="36"/>
-        </w:rPr>
-        <w:t xml:space="preserve">close() </w:t>
+      <w:proofErr w:type="gramStart"/>
+      <w:r>
+        <w:rPr>
+          <w:rFonts w:ascii="Calibri" w:hAnsi="Calibri" w:cs="Calibri"/>
+          <w:b/>
+          <w:bCs/>
+          <w:sz w:val="36"/>
+          <w:szCs w:val="36"/>
+        </w:rPr>
+        <w:t>close(</w:t>
+      </w:r>
+      <w:proofErr w:type="gramEnd"/>
+      <w:r>
+        <w:rPr>
+          <w:rFonts w:ascii="Calibri" w:hAnsi="Calibri" w:cs="Calibri"/>
+          <w:b/>
+          <w:bCs/>
+          <w:sz w:val="36"/>
+          <w:szCs w:val="36"/>
+        </w:rPr>
+        <w:t xml:space="preserve">) </w:t>
       </w:r>
       <w:r>
         <w:rPr>
@@ -3026,31 +4046,72 @@
           <w:sz w:val="36"/>
           <w:szCs w:val="36"/>
         </w:rPr>
-        <w:t>data = f.read()</w:t>
-      </w:r>
-    </w:p>
-    <w:p>
-      <w:pPr>
-        <w:jc w:val="both"/>
-        <w:rPr>
-          <w:rFonts w:ascii="Calibri" w:hAnsi="Calibri" w:cs="Calibri"/>
-          <w:b/>
-          <w:bCs/>
-          <w:color w:val="D86DCB" w:themeColor="accent5" w:themeTint="99"/>
-          <w:sz w:val="36"/>
-          <w:szCs w:val="36"/>
-        </w:rPr>
-      </w:pPr>
-      <w:r>
-        <w:rPr>
-          <w:rFonts w:ascii="Calibri" w:hAnsi="Calibri" w:cs="Calibri"/>
-          <w:b/>
-          <w:bCs/>
-          <w:color w:val="D86DCB" w:themeColor="accent5" w:themeTint="99"/>
-          <w:sz w:val="36"/>
-          <w:szCs w:val="36"/>
-        </w:rPr>
-        <w:t>f.close()</w:t>
+        <w:t xml:space="preserve">data = </w:t>
+      </w:r>
+      <w:proofErr w:type="spellStart"/>
+      <w:proofErr w:type="gramStart"/>
+      <w:r>
+        <w:rPr>
+          <w:rFonts w:ascii="Calibri" w:hAnsi="Calibri" w:cs="Calibri"/>
+          <w:b/>
+          <w:bCs/>
+          <w:color w:val="D86DCB" w:themeColor="accent5" w:themeTint="99"/>
+          <w:sz w:val="36"/>
+          <w:szCs w:val="36"/>
+        </w:rPr>
+        <w:t>f.read</w:t>
+      </w:r>
+      <w:proofErr w:type="spellEnd"/>
+      <w:proofErr w:type="gramEnd"/>
+      <w:r>
+        <w:rPr>
+          <w:rFonts w:ascii="Calibri" w:hAnsi="Calibri" w:cs="Calibri"/>
+          <w:b/>
+          <w:bCs/>
+          <w:color w:val="D86DCB" w:themeColor="accent5" w:themeTint="99"/>
+          <w:sz w:val="36"/>
+          <w:szCs w:val="36"/>
+        </w:rPr>
+        <w:t>()</w:t>
+      </w:r>
+    </w:p>
+    <w:p>
+      <w:pPr>
+        <w:jc w:val="both"/>
+        <w:rPr>
+          <w:rFonts w:ascii="Calibri" w:hAnsi="Calibri" w:cs="Calibri"/>
+          <w:b/>
+          <w:bCs/>
+          <w:color w:val="D86DCB" w:themeColor="accent5" w:themeTint="99"/>
+          <w:sz w:val="36"/>
+          <w:szCs w:val="36"/>
+        </w:rPr>
+      </w:pPr>
+      <w:proofErr w:type="spellStart"/>
+      <w:proofErr w:type="gramStart"/>
+      <w:r>
+        <w:rPr>
+          <w:rFonts w:ascii="Calibri" w:hAnsi="Calibri" w:cs="Calibri"/>
+          <w:b/>
+          <w:bCs/>
+          <w:color w:val="D86DCB" w:themeColor="accent5" w:themeTint="99"/>
+          <w:sz w:val="36"/>
+          <w:szCs w:val="36"/>
+        </w:rPr>
+        <w:t>f.close</w:t>
+      </w:r>
+      <w:proofErr w:type="spellEnd"/>
+      <w:proofErr w:type="gramEnd"/>
+      <w:r>
+        <w:rPr>
+          <w:rFonts w:ascii="Calibri" w:hAnsi="Calibri" w:cs="Calibri"/>
+          <w:b/>
+          <w:bCs/>
+          <w:color w:val="D86DCB" w:themeColor="accent5" w:themeTint="99"/>
+          <w:sz w:val="36"/>
+          <w:szCs w:val="36"/>
+        </w:rPr>
+        <w:t>()</w:t>
       </w:r>
     </w:p>
     <w:p>
@@ -3261,7 +4322,57 @@
           <w:szCs w:val="36"/>
         </w:rPr>
         <w:lastRenderedPageBreak/>
-        <w:t xml:space="preserve">    var_data = f.read()</w:t>
+        <w:t xml:space="preserve">    </w:t>
+      </w:r>
+      <w:proofErr w:type="spellStart"/>
+      <w:r>
+        <w:rPr>
+          <w:rFonts w:ascii="Calibri" w:hAnsi="Calibri" w:cs="Calibri"/>
+          <w:b/>
+          <w:bCs/>
+          <w:color w:val="D86DCB" w:themeColor="accent5" w:themeTint="99"/>
+          <w:sz w:val="36"/>
+          <w:szCs w:val="36"/>
+        </w:rPr>
+        <w:t>var_data</w:t>
+      </w:r>
+      <w:proofErr w:type="spellEnd"/>
+      <w:r>
+        <w:rPr>
+          <w:rFonts w:ascii="Calibri" w:hAnsi="Calibri" w:cs="Calibri"/>
+          <w:b/>
+          <w:bCs/>
+          <w:color w:val="D86DCB" w:themeColor="accent5" w:themeTint="99"/>
+          <w:sz w:val="36"/>
+          <w:szCs w:val="36"/>
+        </w:rPr>
+        <w:t xml:space="preserve"> = </w:t>
+      </w:r>
+      <w:proofErr w:type="spellStart"/>
+      <w:proofErr w:type="gramStart"/>
+      <w:r>
+        <w:rPr>
+          <w:rFonts w:ascii="Calibri" w:hAnsi="Calibri" w:cs="Calibri"/>
+          <w:b/>
+          <w:bCs/>
+          <w:color w:val="D86DCB" w:themeColor="accent5" w:themeTint="99"/>
+          <w:sz w:val="36"/>
+          <w:szCs w:val="36"/>
+        </w:rPr>
+        <w:t>f.read</w:t>
+      </w:r>
+      <w:proofErr w:type="spellEnd"/>
+      <w:proofErr w:type="gramEnd"/>
+      <w:r>
+        <w:rPr>
+          <w:rFonts w:ascii="Calibri" w:hAnsi="Calibri" w:cs="Calibri"/>
+          <w:b/>
+          <w:bCs/>
+          <w:color w:val="D86DCB" w:themeColor="accent5" w:themeTint="99"/>
+          <w:sz w:val="36"/>
+          <w:szCs w:val="36"/>
+        </w:rPr>
+        <w:t>()</w:t>
       </w:r>
     </w:p>
     <w:p>
@@ -3325,7 +4436,29 @@
           <w:sz w:val="36"/>
           <w:szCs w:val="36"/>
         </w:rPr>
-        <w:t xml:space="preserve">__enter__() </w:t>
+        <w:t>__enter_</w:t>
+      </w:r>
+      <w:proofErr w:type="gramStart"/>
+      <w:r>
+        <w:rPr>
+          <w:rFonts w:ascii="Calibri" w:hAnsi="Calibri" w:cs="Calibri"/>
+          <w:b/>
+          <w:bCs/>
+          <w:sz w:val="36"/>
+          <w:szCs w:val="36"/>
+        </w:rPr>
+        <w:t>_(</w:t>
+      </w:r>
+      <w:proofErr w:type="gramEnd"/>
+      <w:r>
+        <w:rPr>
+          <w:rFonts w:ascii="Calibri" w:hAnsi="Calibri" w:cs="Calibri"/>
+          <w:b/>
+          <w:bCs/>
+          <w:sz w:val="36"/>
+          <w:szCs w:val="36"/>
+        </w:rPr>
+        <w:t xml:space="preserve">) </w:t>
       </w:r>
       <w:r>
         <w:rPr>
@@ -3373,12 +4506,11 @@
           <w:sz w:val="32"/>
           <w:szCs w:val="32"/>
         </w:rPr>
-        <w:t>with MyObject():</w:t>
-      </w:r>
-    </w:p>
-    <w:p>
-      <w:pPr>
-        <w:jc w:val="both"/>
+        <w:t xml:space="preserve">with </w:t>
+      </w:r>
+      <w:proofErr w:type="spellStart"/>
+      <w:proofErr w:type="gramStart"/>
+      <w:r>
         <w:rPr>
           <w:rFonts w:ascii="Calibri" w:hAnsi="Calibri" w:cs="Calibri"/>
           <w:b/>
@@ -3386,7 +4518,9 @@
           <w:sz w:val="32"/>
           <w:szCs w:val="32"/>
         </w:rPr>
-      </w:pPr>
+        <w:t>MyObject</w:t>
+      </w:r>
+      <w:proofErr w:type="spellEnd"/>
       <w:r>
         <w:rPr>
           <w:rFonts w:ascii="Calibri" w:hAnsi="Calibri" w:cs="Calibri"/>
@@ -3395,12 +4529,10 @@
           <w:sz w:val="32"/>
           <w:szCs w:val="32"/>
         </w:rPr>
-        <w:t xml:space="preserve">          ↓</w:t>
-      </w:r>
-    </w:p>
-    <w:p>
-      <w:pPr>
-        <w:jc w:val="both"/>
+        <w:t>(</w:t>
+      </w:r>
+      <w:proofErr w:type="gramEnd"/>
+      <w:r>
         <w:rPr>
           <w:rFonts w:ascii="Calibri" w:hAnsi="Calibri" w:cs="Calibri"/>
           <w:b/>
@@ -3408,8 +4540,12 @@
           <w:sz w:val="32"/>
           <w:szCs w:val="32"/>
         </w:rPr>
-      </w:pPr>
-      <w:r>
+        <w:t>):</w:t>
+      </w:r>
+    </w:p>
+    <w:p>
+      <w:pPr>
+        <w:jc w:val="both"/>
         <w:rPr>
           <w:rFonts w:ascii="Calibri" w:hAnsi="Calibri" w:cs="Calibri"/>
           <w:b/>
@@ -3417,12 +4553,8 @@
           <w:sz w:val="32"/>
           <w:szCs w:val="32"/>
         </w:rPr>
-        <w:t xml:space="preserve"> __enter__()</w:t>
-      </w:r>
-    </w:p>
-    <w:p>
-      <w:pPr>
-        <w:jc w:val="both"/>
+      </w:pPr>
+      <w:r>
         <w:rPr>
           <w:rFonts w:ascii="Calibri" w:hAnsi="Calibri" w:cs="Calibri"/>
           <w:b/>
@@ -3430,8 +4562,12 @@
           <w:sz w:val="32"/>
           <w:szCs w:val="32"/>
         </w:rPr>
-      </w:pPr>
-      <w:r>
+        <w:t xml:space="preserve">          ↓</w:t>
+      </w:r>
+    </w:p>
+    <w:p>
+      <w:pPr>
+        <w:jc w:val="both"/>
         <w:rPr>
           <w:rFonts w:ascii="Calibri" w:hAnsi="Calibri" w:cs="Calibri"/>
           <w:b/>
@@ -3439,12 +4575,8 @@
           <w:sz w:val="32"/>
           <w:szCs w:val="32"/>
         </w:rPr>
-        <w:t xml:space="preserve">          ↓</w:t>
-      </w:r>
-    </w:p>
-    <w:p>
-      <w:pPr>
-        <w:jc w:val="both"/>
+      </w:pPr>
+      <w:r>
         <w:rPr>
           <w:rFonts w:ascii="Calibri" w:hAnsi="Calibri" w:cs="Calibri"/>
           <w:b/>
@@ -3452,7 +4584,9 @@
           <w:sz w:val="32"/>
           <w:szCs w:val="32"/>
         </w:rPr>
-      </w:pPr>
+        <w:t xml:space="preserve"> __enter_</w:t>
+      </w:r>
+      <w:proofErr w:type="gramStart"/>
       <w:r>
         <w:rPr>
           <w:rFonts w:ascii="Calibri" w:hAnsi="Calibri" w:cs="Calibri"/>
@@ -3461,12 +4595,10 @@
           <w:sz w:val="32"/>
           <w:szCs w:val="32"/>
         </w:rPr>
-        <w:t xml:space="preserve"> your code</w:t>
-      </w:r>
-    </w:p>
-    <w:p>
-      <w:pPr>
-        <w:jc w:val="both"/>
+        <w:t>_(</w:t>
+      </w:r>
+      <w:proofErr w:type="gramEnd"/>
+      <w:r>
         <w:rPr>
           <w:rFonts w:ascii="Calibri" w:hAnsi="Calibri" w:cs="Calibri"/>
           <w:b/>
@@ -3474,8 +4606,12 @@
           <w:sz w:val="32"/>
           <w:szCs w:val="32"/>
         </w:rPr>
-      </w:pPr>
-      <w:r>
+        <w:t>)</w:t>
+      </w:r>
+    </w:p>
+    <w:p>
+      <w:pPr>
+        <w:jc w:val="both"/>
         <w:rPr>
           <w:rFonts w:ascii="Calibri" w:hAnsi="Calibri" w:cs="Calibri"/>
           <w:b/>
@@ -3483,12 +4619,8 @@
           <w:sz w:val="32"/>
           <w:szCs w:val="32"/>
         </w:rPr>
-        <w:t xml:space="preserve">         ↓</w:t>
-      </w:r>
-    </w:p>
-    <w:p>
-      <w:pPr>
-        <w:jc w:val="both"/>
+      </w:pPr>
+      <w:r>
         <w:rPr>
           <w:rFonts w:ascii="Calibri" w:hAnsi="Calibri" w:cs="Calibri"/>
           <w:b/>
@@ -3496,8 +4628,12 @@
           <w:sz w:val="32"/>
           <w:szCs w:val="32"/>
         </w:rPr>
-      </w:pPr>
-      <w:r>
+        <w:t xml:space="preserve">          ↓</w:t>
+      </w:r>
+    </w:p>
+    <w:p>
+      <w:pPr>
+        <w:jc w:val="both"/>
         <w:rPr>
           <w:rFonts w:ascii="Calibri" w:hAnsi="Calibri" w:cs="Calibri"/>
           <w:b/>
@@ -3505,7 +4641,82 @@
           <w:sz w:val="32"/>
           <w:szCs w:val="32"/>
         </w:rPr>
-        <w:t xml:space="preserve"> __exit__()</w:t>
+      </w:pPr>
+      <w:r>
+        <w:rPr>
+          <w:rFonts w:ascii="Calibri" w:hAnsi="Calibri" w:cs="Calibri"/>
+          <w:b/>
+          <w:bCs/>
+          <w:sz w:val="32"/>
+          <w:szCs w:val="32"/>
+        </w:rPr>
+        <w:t xml:space="preserve"> your code</w:t>
+      </w:r>
+    </w:p>
+    <w:p>
+      <w:pPr>
+        <w:jc w:val="both"/>
+        <w:rPr>
+          <w:rFonts w:ascii="Calibri" w:hAnsi="Calibri" w:cs="Calibri"/>
+          <w:b/>
+          <w:bCs/>
+          <w:sz w:val="32"/>
+          <w:szCs w:val="32"/>
+        </w:rPr>
+      </w:pPr>
+      <w:r>
+        <w:rPr>
+          <w:rFonts w:ascii="Calibri" w:hAnsi="Calibri" w:cs="Calibri"/>
+          <w:b/>
+          <w:bCs/>
+          <w:sz w:val="32"/>
+          <w:szCs w:val="32"/>
+        </w:rPr>
+        <w:t xml:space="preserve">         ↓</w:t>
+      </w:r>
+    </w:p>
+    <w:p>
+      <w:pPr>
+        <w:jc w:val="both"/>
+        <w:rPr>
+          <w:rFonts w:ascii="Calibri" w:hAnsi="Calibri" w:cs="Calibri"/>
+          <w:b/>
+          <w:bCs/>
+          <w:sz w:val="32"/>
+          <w:szCs w:val="32"/>
+        </w:rPr>
+      </w:pPr>
+      <w:r>
+        <w:rPr>
+          <w:rFonts w:ascii="Calibri" w:hAnsi="Calibri" w:cs="Calibri"/>
+          <w:b/>
+          <w:bCs/>
+          <w:sz w:val="32"/>
+          <w:szCs w:val="32"/>
+        </w:rPr>
+        <w:t xml:space="preserve"> __exit_</w:t>
+      </w:r>
+      <w:proofErr w:type="gramStart"/>
+      <w:r>
+        <w:rPr>
+          <w:rFonts w:ascii="Calibri" w:hAnsi="Calibri" w:cs="Calibri"/>
+          <w:b/>
+          <w:bCs/>
+          <w:sz w:val="32"/>
+          <w:szCs w:val="32"/>
+        </w:rPr>
+        <w:t>_(</w:t>
+      </w:r>
+      <w:proofErr w:type="gramEnd"/>
+      <w:r>
+        <w:rPr>
+          <w:rFonts w:ascii="Calibri" w:hAnsi="Calibri" w:cs="Calibri"/>
+          <w:b/>
+          <w:bCs/>
+          <w:sz w:val="32"/>
+          <w:szCs w:val="32"/>
+        </w:rPr>
+        <w:t>)</w:t>
       </w:r>
     </w:p>
     <w:p>
@@ -3669,7 +4880,103 @@
           <w:sz w:val="36"/>
           <w:szCs w:val="36"/>
         </w:rPr>
-        <w:t xml:space="preserve">    def __exit__(self, exc_type, exc_val, exc_tb):</w:t>
+        <w:t xml:space="preserve">    def __exit_</w:t>
+      </w:r>
+      <w:proofErr w:type="gramStart"/>
+      <w:r>
+        <w:rPr>
+          <w:rFonts w:ascii="Calibri" w:hAnsi="Calibri" w:cs="Calibri"/>
+          <w:b/>
+          <w:bCs/>
+          <w:color w:val="D86DCB" w:themeColor="accent5" w:themeTint="99"/>
+          <w:sz w:val="36"/>
+          <w:szCs w:val="36"/>
+        </w:rPr>
+        <w:t>_(</w:t>
+      </w:r>
+      <w:proofErr w:type="gramEnd"/>
+      <w:r>
+        <w:rPr>
+          <w:rFonts w:ascii="Calibri" w:hAnsi="Calibri" w:cs="Calibri"/>
+          <w:b/>
+          <w:bCs/>
+          <w:color w:val="D86DCB" w:themeColor="accent5" w:themeTint="99"/>
+          <w:sz w:val="36"/>
+          <w:szCs w:val="36"/>
+        </w:rPr>
+        <w:t xml:space="preserve">self, </w:t>
+      </w:r>
+      <w:proofErr w:type="spellStart"/>
+      <w:r>
+        <w:rPr>
+          <w:rFonts w:ascii="Calibri" w:hAnsi="Calibri" w:cs="Calibri"/>
+          <w:b/>
+          <w:bCs/>
+          <w:color w:val="D86DCB" w:themeColor="accent5" w:themeTint="99"/>
+          <w:sz w:val="36"/>
+          <w:szCs w:val="36"/>
+        </w:rPr>
+        <w:t>exc_type</w:t>
+      </w:r>
+      <w:proofErr w:type="spellEnd"/>
+      <w:r>
+        <w:rPr>
+          <w:rFonts w:ascii="Calibri" w:hAnsi="Calibri" w:cs="Calibri"/>
+          <w:b/>
+          <w:bCs/>
+          <w:color w:val="D86DCB" w:themeColor="accent5" w:themeTint="99"/>
+          <w:sz w:val="36"/>
+          <w:szCs w:val="36"/>
+        </w:rPr>
+        <w:t xml:space="preserve">, </w:t>
+      </w:r>
+      <w:proofErr w:type="spellStart"/>
+      <w:r>
+        <w:rPr>
+          <w:rFonts w:ascii="Calibri" w:hAnsi="Calibri" w:cs="Calibri"/>
+          <w:b/>
+          <w:bCs/>
+          <w:color w:val="D86DCB" w:themeColor="accent5" w:themeTint="99"/>
+          <w:sz w:val="36"/>
+          <w:szCs w:val="36"/>
+        </w:rPr>
+        <w:t>exc_val</w:t>
+      </w:r>
+      <w:proofErr w:type="spellEnd"/>
+      <w:r>
+        <w:rPr>
+          <w:rFonts w:ascii="Calibri" w:hAnsi="Calibri" w:cs="Calibri"/>
+          <w:b/>
+          <w:bCs/>
+          <w:color w:val="D86DCB" w:themeColor="accent5" w:themeTint="99"/>
+          <w:sz w:val="36"/>
+          <w:szCs w:val="36"/>
+        </w:rPr>
+        <w:t xml:space="preserve">, </w:t>
+      </w:r>
+      <w:proofErr w:type="spellStart"/>
+      <w:r>
+        <w:rPr>
+          <w:rFonts w:ascii="Calibri" w:hAnsi="Calibri" w:cs="Calibri"/>
+          <w:b/>
+          <w:bCs/>
+          <w:color w:val="D86DCB" w:themeColor="accent5" w:themeTint="99"/>
+          <w:sz w:val="36"/>
+          <w:szCs w:val="36"/>
+        </w:rPr>
+        <w:t>exc_tb</w:t>
+      </w:r>
+      <w:proofErr w:type="spellEnd"/>
+      <w:r>
+        <w:rPr>
+          <w:rFonts w:ascii="Calibri" w:hAnsi="Calibri" w:cs="Calibri"/>
+          <w:b/>
+          <w:bCs/>
+          <w:color w:val="D86DCB" w:themeColor="accent5" w:themeTint="99"/>
+          <w:sz w:val="36"/>
+          <w:szCs w:val="36"/>
+        </w:rPr>
+        <w:t>):</w:t>
       </w:r>
     </w:p>
     <w:p>
@@ -3731,31 +5038,103 @@
           <w:szCs w:val="36"/>
         </w:rPr>
         <w:lastRenderedPageBreak/>
-        <w:t>with Database() as db:</w:t>
-      </w:r>
-    </w:p>
-    <w:p>
-      <w:pPr>
-        <w:jc w:val="both"/>
-        <w:rPr>
-          <w:rFonts w:ascii="Calibri" w:hAnsi="Calibri" w:cs="Calibri"/>
-          <w:b/>
-          <w:bCs/>
-          <w:color w:val="D86DCB" w:themeColor="accent5" w:themeTint="99"/>
-          <w:sz w:val="36"/>
-          <w:szCs w:val="36"/>
-        </w:rPr>
-      </w:pPr>
-      <w:r>
-        <w:rPr>
-          <w:rFonts w:ascii="Calibri" w:hAnsi="Calibri" w:cs="Calibri"/>
-          <w:b/>
-          <w:bCs/>
-          <w:color w:val="D86DCB" w:themeColor="accent5" w:themeTint="99"/>
-          <w:sz w:val="36"/>
-          <w:szCs w:val="36"/>
-        </w:rPr>
-        <w:t xml:space="preserve">    print("Querying...")</w:t>
+        <w:t xml:space="preserve">with </w:t>
+      </w:r>
+      <w:proofErr w:type="gramStart"/>
+      <w:r>
+        <w:rPr>
+          <w:rFonts w:ascii="Calibri" w:hAnsi="Calibri" w:cs="Calibri"/>
+          <w:b/>
+          <w:bCs/>
+          <w:color w:val="D86DCB" w:themeColor="accent5" w:themeTint="99"/>
+          <w:sz w:val="36"/>
+          <w:szCs w:val="36"/>
+        </w:rPr>
+        <w:t>Database(</w:t>
+      </w:r>
+      <w:proofErr w:type="gramEnd"/>
+      <w:r>
+        <w:rPr>
+          <w:rFonts w:ascii="Calibri" w:hAnsi="Calibri" w:cs="Calibri"/>
+          <w:b/>
+          <w:bCs/>
+          <w:color w:val="D86DCB" w:themeColor="accent5" w:themeTint="99"/>
+          <w:sz w:val="36"/>
+          <w:szCs w:val="36"/>
+        </w:rPr>
+        <w:t xml:space="preserve">) as </w:t>
+      </w:r>
+      <w:proofErr w:type="spellStart"/>
+      <w:r>
+        <w:rPr>
+          <w:rFonts w:ascii="Calibri" w:hAnsi="Calibri" w:cs="Calibri"/>
+          <w:b/>
+          <w:bCs/>
+          <w:color w:val="D86DCB" w:themeColor="accent5" w:themeTint="99"/>
+          <w:sz w:val="36"/>
+          <w:szCs w:val="36"/>
+        </w:rPr>
+        <w:t>db</w:t>
+      </w:r>
+      <w:proofErr w:type="spellEnd"/>
+      <w:r>
+        <w:rPr>
+          <w:rFonts w:ascii="Calibri" w:hAnsi="Calibri" w:cs="Calibri"/>
+          <w:b/>
+          <w:bCs/>
+          <w:color w:val="D86DCB" w:themeColor="accent5" w:themeTint="99"/>
+          <w:sz w:val="36"/>
+          <w:szCs w:val="36"/>
+        </w:rPr>
+        <w:t>:</w:t>
+      </w:r>
+    </w:p>
+    <w:p>
+      <w:pPr>
+        <w:jc w:val="both"/>
+        <w:rPr>
+          <w:rFonts w:ascii="Calibri" w:hAnsi="Calibri" w:cs="Calibri"/>
+          <w:b/>
+          <w:bCs/>
+          <w:color w:val="D86DCB" w:themeColor="accent5" w:themeTint="99"/>
+          <w:sz w:val="36"/>
+          <w:szCs w:val="36"/>
+        </w:rPr>
+      </w:pPr>
+      <w:r>
+        <w:rPr>
+          <w:rFonts w:ascii="Calibri" w:hAnsi="Calibri" w:cs="Calibri"/>
+          <w:b/>
+          <w:bCs/>
+          <w:color w:val="D86DCB" w:themeColor="accent5" w:themeTint="99"/>
+          <w:sz w:val="36"/>
+          <w:szCs w:val="36"/>
+        </w:rPr>
+        <w:t xml:space="preserve">    </w:t>
+      </w:r>
+      <w:proofErr w:type="gramStart"/>
+      <w:r>
+        <w:rPr>
+          <w:rFonts w:ascii="Calibri" w:hAnsi="Calibri" w:cs="Calibri"/>
+          <w:b/>
+          <w:bCs/>
+          <w:color w:val="D86DCB" w:themeColor="accent5" w:themeTint="99"/>
+          <w:sz w:val="36"/>
+          <w:szCs w:val="36"/>
+        </w:rPr>
+        <w:t>print(</w:t>
+      </w:r>
+      <w:proofErr w:type="gramEnd"/>
+      <w:r>
+        <w:rPr>
+          <w:rFonts w:ascii="Calibri" w:hAnsi="Calibri" w:cs="Calibri"/>
+          <w:b/>
+          <w:bCs/>
+          <w:color w:val="D86DCB" w:themeColor="accent5" w:themeTint="99"/>
+          <w:sz w:val="36"/>
+          <w:szCs w:val="36"/>
+        </w:rPr>
+        <w:t>"Querying...")</w:t>
       </w:r>
     </w:p>
     <w:p>
@@ -3984,6 +5363,8 @@
         </w:rPr>
         <w:t>Thread locks (</w:t>
       </w:r>
+      <w:proofErr w:type="spellStart"/>
+      <w:proofErr w:type="gramStart"/>
       <w:r>
         <w:rPr>
           <w:rFonts w:ascii="Calibri" w:hAnsi="Calibri" w:cs="Calibri"/>
@@ -3994,6 +5375,8 @@
         </w:rPr>
         <w:t>threading.Lock</w:t>
       </w:r>
+      <w:proofErr w:type="spellEnd"/>
+      <w:proofErr w:type="gramEnd"/>
       <w:r>
         <w:rPr>
           <w:rFonts w:ascii="Calibri" w:hAnsi="Calibri" w:cs="Calibri"/>
@@ -4172,7 +5555,29 @@
           <w:sz w:val="36"/>
           <w:szCs w:val="36"/>
         </w:rPr>
-        <w:t>__init__</w:t>
+        <w:t>__</w:t>
+      </w:r>
+      <w:proofErr w:type="spellStart"/>
+      <w:r>
+        <w:rPr>
+          <w:rFonts w:ascii="Calibri" w:hAnsi="Calibri" w:cs="Calibri"/>
+          <w:b/>
+          <w:bCs/>
+          <w:sz w:val="36"/>
+          <w:szCs w:val="36"/>
+        </w:rPr>
+        <w:t>init</w:t>
+      </w:r>
+      <w:proofErr w:type="spellEnd"/>
+      <w:r>
+        <w:rPr>
+          <w:rFonts w:ascii="Calibri" w:hAnsi="Calibri" w:cs="Calibri"/>
+          <w:b/>
+          <w:bCs/>
+          <w:sz w:val="36"/>
+          <w:szCs w:val="36"/>
+        </w:rPr>
+        <w:t>__</w:t>
       </w:r>
     </w:p>
     <w:p>
@@ -4229,7 +5634,29 @@
           <w:szCs w:val="36"/>
         </w:rPr>
         <w:lastRenderedPageBreak/>
-        <w:t>__len__</w:t>
+        <w:t>__</w:t>
+      </w:r>
+      <w:proofErr w:type="spellStart"/>
+      <w:r>
+        <w:rPr>
+          <w:rFonts w:ascii="Calibri" w:hAnsi="Calibri" w:cs="Calibri"/>
+          <w:b/>
+          <w:bCs/>
+          <w:sz w:val="36"/>
+          <w:szCs w:val="36"/>
+        </w:rPr>
+        <w:t>len</w:t>
+      </w:r>
+      <w:proofErr w:type="spellEnd"/>
+      <w:r>
+        <w:rPr>
+          <w:rFonts w:ascii="Calibri" w:hAnsi="Calibri" w:cs="Calibri"/>
+          <w:b/>
+          <w:bCs/>
+          <w:sz w:val="36"/>
+          <w:szCs w:val="36"/>
+        </w:rPr>
+        <w:t>__</w:t>
       </w:r>
     </w:p>
     <w:p>
@@ -4285,7 +5712,29 @@
           <w:sz w:val="36"/>
           <w:szCs w:val="36"/>
         </w:rPr>
-        <w:t>__getitem__</w:t>
+        <w:t>__</w:t>
+      </w:r>
+      <w:proofErr w:type="spellStart"/>
+      <w:r>
+        <w:rPr>
+          <w:rFonts w:ascii="Calibri" w:hAnsi="Calibri" w:cs="Calibri"/>
+          <w:b/>
+          <w:bCs/>
+          <w:sz w:val="36"/>
+          <w:szCs w:val="36"/>
+        </w:rPr>
+        <w:t>getitem</w:t>
+      </w:r>
+      <w:proofErr w:type="spellEnd"/>
+      <w:r>
+        <w:rPr>
+          <w:rFonts w:ascii="Calibri" w:hAnsi="Calibri" w:cs="Calibri"/>
+          <w:b/>
+          <w:bCs/>
+          <w:sz w:val="36"/>
+          <w:szCs w:val="36"/>
+        </w:rPr>
+        <w:t>__</w:t>
       </w:r>
     </w:p>
     <w:p>
@@ -4373,7 +5822,55 @@
           <w:sz w:val="36"/>
           <w:szCs w:val="36"/>
         </w:rPr>
-        <w:t xml:space="preserve">    def __init__(self, name):</w:t>
+        <w:t xml:space="preserve">    def __</w:t>
+      </w:r>
+      <w:proofErr w:type="spellStart"/>
+      <w:r>
+        <w:rPr>
+          <w:rFonts w:ascii="Calibri" w:hAnsi="Calibri" w:cs="Calibri"/>
+          <w:b/>
+          <w:bCs/>
+          <w:color w:val="D86DCB" w:themeColor="accent5" w:themeTint="99"/>
+          <w:sz w:val="36"/>
+          <w:szCs w:val="36"/>
+        </w:rPr>
+        <w:t>init</w:t>
+      </w:r>
+      <w:proofErr w:type="spellEnd"/>
+      <w:r>
+        <w:rPr>
+          <w:rFonts w:ascii="Calibri" w:hAnsi="Calibri" w:cs="Calibri"/>
+          <w:b/>
+          <w:bCs/>
+          <w:color w:val="D86DCB" w:themeColor="accent5" w:themeTint="99"/>
+          <w:sz w:val="36"/>
+          <w:szCs w:val="36"/>
+        </w:rPr>
+        <w:t>_</w:t>
+      </w:r>
+      <w:proofErr w:type="gramStart"/>
+      <w:r>
+        <w:rPr>
+          <w:rFonts w:ascii="Calibri" w:hAnsi="Calibri" w:cs="Calibri"/>
+          <w:b/>
+          <w:bCs/>
+          <w:color w:val="D86DCB" w:themeColor="accent5" w:themeTint="99"/>
+          <w:sz w:val="36"/>
+          <w:szCs w:val="36"/>
+        </w:rPr>
+        <w:t>_(</w:t>
+      </w:r>
+      <w:proofErr w:type="gramEnd"/>
+      <w:r>
+        <w:rPr>
+          <w:rFonts w:ascii="Calibri" w:hAnsi="Calibri" w:cs="Calibri"/>
+          <w:b/>
+          <w:bCs/>
+          <w:color w:val="D86DCB" w:themeColor="accent5" w:themeTint="99"/>
+          <w:sz w:val="36"/>
+          <w:szCs w:val="36"/>
+        </w:rPr>
+        <w:t>self, name):</w:t>
       </w:r>
     </w:p>
     <w:p>
@@ -4458,16 +5955,53 @@
           <w:szCs w:val="36"/>
         </w:rPr>
       </w:pPr>
-      <w:r>
-        <w:rPr>
-          <w:rFonts w:ascii="Calibri" w:hAnsi="Calibri" w:cs="Calibri"/>
-          <w:b/>
-          <w:bCs/>
-          <w:color w:val="D86DCB" w:themeColor="accent5" w:themeTint="99"/>
-          <w:sz w:val="36"/>
-          <w:szCs w:val="36"/>
-        </w:rPr>
-        <w:t>Student.__init__(student, "Nazmul"):</w:t>
+      <w:proofErr w:type="gramStart"/>
+      <w:r>
+        <w:rPr>
+          <w:rFonts w:ascii="Calibri" w:hAnsi="Calibri" w:cs="Calibri"/>
+          <w:b/>
+          <w:bCs/>
+          <w:color w:val="D86DCB" w:themeColor="accent5" w:themeTint="99"/>
+          <w:sz w:val="36"/>
+          <w:szCs w:val="36"/>
+        </w:rPr>
+        <w:t>Student._</w:t>
+      </w:r>
+      <w:proofErr w:type="gramEnd"/>
+      <w:r>
+        <w:rPr>
+          <w:rFonts w:ascii="Calibri" w:hAnsi="Calibri" w:cs="Calibri"/>
+          <w:b/>
+          <w:bCs/>
+          <w:color w:val="D86DCB" w:themeColor="accent5" w:themeTint="99"/>
+          <w:sz w:val="36"/>
+          <w:szCs w:val="36"/>
+        </w:rPr>
+        <w:t>_</w:t>
+      </w:r>
+      <w:proofErr w:type="spellStart"/>
+      <w:r>
+        <w:rPr>
+          <w:rFonts w:ascii="Calibri" w:hAnsi="Calibri" w:cs="Calibri"/>
+          <w:b/>
+          <w:bCs/>
+          <w:color w:val="D86DCB" w:themeColor="accent5" w:themeTint="99"/>
+          <w:sz w:val="36"/>
+          <w:szCs w:val="36"/>
+        </w:rPr>
+        <w:t>init</w:t>
+      </w:r>
+      <w:proofErr w:type="spellEnd"/>
+      <w:r>
+        <w:rPr>
+          <w:rFonts w:ascii="Calibri" w:hAnsi="Calibri" w:cs="Calibri"/>
+          <w:b/>
+          <w:bCs/>
+          <w:color w:val="D86DCB" w:themeColor="accent5" w:themeTint="99"/>
+          <w:sz w:val="36"/>
+          <w:szCs w:val="36"/>
+        </w:rPr>
+        <w:t>__(student, "Nazmul"):</w:t>
       </w:r>
     </w:p>
     <w:p>
@@ -4575,7 +6109,51 @@
           <w:sz w:val="36"/>
           <w:szCs w:val="36"/>
         </w:rPr>
-        <w:t xml:space="preserve">__init__() </w:t>
+        <w:t>__</w:t>
+      </w:r>
+      <w:proofErr w:type="spellStart"/>
+      <w:r>
+        <w:rPr>
+          <w:rFonts w:ascii="Calibri" w:hAnsi="Calibri" w:cs="Calibri"/>
+          <w:b/>
+          <w:bCs/>
+          <w:sz w:val="36"/>
+          <w:szCs w:val="36"/>
+        </w:rPr>
+        <w:t>init</w:t>
+      </w:r>
+      <w:proofErr w:type="spellEnd"/>
+      <w:r>
+        <w:rPr>
+          <w:rFonts w:ascii="Calibri" w:hAnsi="Calibri" w:cs="Calibri"/>
+          <w:b/>
+          <w:bCs/>
+          <w:sz w:val="36"/>
+          <w:szCs w:val="36"/>
+        </w:rPr>
+        <w:t>_</w:t>
+      </w:r>
+      <w:proofErr w:type="gramStart"/>
+      <w:r>
+        <w:rPr>
+          <w:rFonts w:ascii="Calibri" w:hAnsi="Calibri" w:cs="Calibri"/>
+          <w:b/>
+          <w:bCs/>
+          <w:sz w:val="36"/>
+          <w:szCs w:val="36"/>
+        </w:rPr>
+        <w:t>_(</w:t>
+      </w:r>
+      <w:proofErr w:type="gramEnd"/>
+      <w:r>
+        <w:rPr>
+          <w:rFonts w:ascii="Calibri" w:hAnsi="Calibri" w:cs="Calibri"/>
+          <w:b/>
+          <w:bCs/>
+          <w:sz w:val="36"/>
+          <w:szCs w:val="36"/>
+        </w:rPr>
+        <w:t xml:space="preserve">) </w:t>
       </w:r>
       <w:r>
         <w:rPr>
@@ -4647,7 +6225,29 @@
           <w:sz w:val="36"/>
           <w:szCs w:val="36"/>
         </w:rPr>
-        <w:t>__str__()</w:t>
+        <w:t>__str_</w:t>
+      </w:r>
+      <w:proofErr w:type="gramStart"/>
+      <w:r>
+        <w:rPr>
+          <w:rFonts w:ascii="Calibri" w:hAnsi="Calibri" w:cs="Calibri"/>
+          <w:b/>
+          <w:bCs/>
+          <w:sz w:val="36"/>
+          <w:szCs w:val="36"/>
+        </w:rPr>
+        <w:t>_(</w:t>
+      </w:r>
+      <w:proofErr w:type="gramEnd"/>
+      <w:r>
+        <w:rPr>
+          <w:rFonts w:ascii="Calibri" w:hAnsi="Calibri" w:cs="Calibri"/>
+          <w:b/>
+          <w:bCs/>
+          <w:sz w:val="36"/>
+          <w:szCs w:val="36"/>
+        </w:rPr>
+        <w:t>)</w:t>
       </w:r>
       <w:r>
         <w:rPr>
@@ -4665,7 +6265,29 @@
           <w:sz w:val="36"/>
           <w:szCs w:val="36"/>
         </w:rPr>
-        <w:t>&lt;__main__.Student object at 0x&gt;</w:t>
+        <w:t>&lt;__</w:t>
+      </w:r>
+      <w:proofErr w:type="spellStart"/>
+      <w:r>
+        <w:rPr>
+          <w:rFonts w:ascii="Calibri" w:hAnsi="Calibri" w:cs="Calibri"/>
+          <w:b/>
+          <w:bCs/>
+          <w:sz w:val="36"/>
+          <w:szCs w:val="36"/>
+        </w:rPr>
+        <w:t>main__.Student</w:t>
+      </w:r>
+      <w:proofErr w:type="spellEnd"/>
+      <w:r>
+        <w:rPr>
+          <w:rFonts w:ascii="Calibri" w:hAnsi="Calibri" w:cs="Calibri"/>
+          <w:b/>
+          <w:bCs/>
+          <w:sz w:val="36"/>
+          <w:szCs w:val="36"/>
+        </w:rPr>
+        <w:t xml:space="preserve"> object at 0x&gt;</w:t>
       </w:r>
       <w:r>
         <w:rPr>
@@ -4683,7 +6305,29 @@
           <w:sz w:val="36"/>
           <w:szCs w:val="36"/>
         </w:rPr>
-        <w:t xml:space="preserve"> .toString()</w:t>
+        <w:t xml:space="preserve"> .</w:t>
+      </w:r>
+      <w:proofErr w:type="spellStart"/>
+      <w:r>
+        <w:rPr>
+          <w:rFonts w:ascii="Calibri" w:hAnsi="Calibri" w:cs="Calibri"/>
+          <w:b/>
+          <w:bCs/>
+          <w:sz w:val="36"/>
+          <w:szCs w:val="36"/>
+        </w:rPr>
+        <w:t>toString</w:t>
+      </w:r>
+      <w:proofErr w:type="spellEnd"/>
+      <w:r>
+        <w:rPr>
+          <w:rFonts w:ascii="Calibri" w:hAnsi="Calibri" w:cs="Calibri"/>
+          <w:b/>
+          <w:bCs/>
+          <w:sz w:val="36"/>
+          <w:szCs w:val="36"/>
+        </w:rPr>
+        <w:t>()</w:t>
       </w:r>
       <w:r>
         <w:rPr>
@@ -4824,7 +6468,31 @@
           <w:sz w:val="36"/>
           <w:szCs w:val="36"/>
         </w:rPr>
-        <w:t>s = Student()</w:t>
+        <w:t xml:space="preserve">s = </w:t>
+      </w:r>
+      <w:proofErr w:type="gramStart"/>
+      <w:r>
+        <w:rPr>
+          <w:rFonts w:ascii="Calibri" w:hAnsi="Calibri" w:cs="Calibri"/>
+          <w:b/>
+          <w:bCs/>
+          <w:color w:val="D86DCB" w:themeColor="accent5" w:themeTint="99"/>
+          <w:sz w:val="36"/>
+          <w:szCs w:val="36"/>
+        </w:rPr>
+        <w:t>Student(</w:t>
+      </w:r>
+      <w:proofErr w:type="gramEnd"/>
+      <w:r>
+        <w:rPr>
+          <w:rFonts w:ascii="Calibri" w:hAnsi="Calibri" w:cs="Calibri"/>
+          <w:b/>
+          <w:bCs/>
+          <w:color w:val="D86DCB" w:themeColor="accent5" w:themeTint="99"/>
+          <w:sz w:val="36"/>
+          <w:szCs w:val="36"/>
+        </w:rPr>
+        <w:t>)</w:t>
       </w:r>
     </w:p>
     <w:p>
@@ -4913,7 +6581,51 @@
           <w:sz w:val="36"/>
           <w:szCs w:val="36"/>
         </w:rPr>
-        <w:t>_len__()</w:t>
+        <w:t>_</w:t>
+      </w:r>
+      <w:proofErr w:type="spellStart"/>
+      <w:r>
+        <w:rPr>
+          <w:rFonts w:ascii="Calibri" w:hAnsi="Calibri" w:cs="Calibri"/>
+          <w:b/>
+          <w:bCs/>
+          <w:sz w:val="36"/>
+          <w:szCs w:val="36"/>
+        </w:rPr>
+        <w:t>len</w:t>
+      </w:r>
+      <w:proofErr w:type="spellEnd"/>
+      <w:r>
+        <w:rPr>
+          <w:rFonts w:ascii="Calibri" w:hAnsi="Calibri" w:cs="Calibri"/>
+          <w:b/>
+          <w:bCs/>
+          <w:sz w:val="36"/>
+          <w:szCs w:val="36"/>
+        </w:rPr>
+        <w:t>_</w:t>
+      </w:r>
+      <w:proofErr w:type="gramStart"/>
+      <w:r>
+        <w:rPr>
+          <w:rFonts w:ascii="Calibri" w:hAnsi="Calibri" w:cs="Calibri"/>
+          <w:b/>
+          <w:bCs/>
+          <w:sz w:val="36"/>
+          <w:szCs w:val="36"/>
+        </w:rPr>
+        <w:t>_(</w:t>
+      </w:r>
+      <w:proofErr w:type="gramEnd"/>
+      <w:r>
+        <w:rPr>
+          <w:rFonts w:ascii="Calibri" w:hAnsi="Calibri" w:cs="Calibri"/>
+          <w:b/>
+          <w:bCs/>
+          <w:sz w:val="36"/>
+          <w:szCs w:val="36"/>
+        </w:rPr>
+        <w:t>)</w:t>
       </w:r>
       <w:r>
         <w:rPr>
@@ -4931,7 +6643,29 @@
           <w:sz w:val="36"/>
           <w:szCs w:val="36"/>
         </w:rPr>
-        <w:t xml:space="preserve"> len(…) </w:t>
+        <w:t xml:space="preserve"> </w:t>
+      </w:r>
+      <w:proofErr w:type="spellStart"/>
+      <w:r>
+        <w:rPr>
+          <w:rFonts w:ascii="Calibri" w:hAnsi="Calibri" w:cs="Calibri"/>
+          <w:b/>
+          <w:bCs/>
+          <w:sz w:val="36"/>
+          <w:szCs w:val="36"/>
+        </w:rPr>
+        <w:t>len</w:t>
+      </w:r>
+      <w:proofErr w:type="spellEnd"/>
+      <w:r>
+        <w:rPr>
+          <w:rFonts w:ascii="Calibri" w:hAnsi="Calibri" w:cs="Calibri"/>
+          <w:b/>
+          <w:bCs/>
+          <w:sz w:val="36"/>
+          <w:szCs w:val="36"/>
+        </w:rPr>
+        <w:t xml:space="preserve">(…) </w:t>
       </w:r>
       <w:r>
         <w:rPr>
@@ -4989,7 +6723,31 @@
           <w:sz w:val="36"/>
           <w:szCs w:val="36"/>
         </w:rPr>
-        <w:t xml:space="preserve">    def __len__(self):</w:t>
+        <w:t xml:space="preserve">    def __</w:t>
+      </w:r>
+      <w:proofErr w:type="spellStart"/>
+      <w:r>
+        <w:rPr>
+          <w:rFonts w:ascii="Calibri" w:hAnsi="Calibri" w:cs="Calibri"/>
+          <w:b/>
+          <w:bCs/>
+          <w:color w:val="D86DCB" w:themeColor="accent5" w:themeTint="99"/>
+          <w:sz w:val="36"/>
+          <w:szCs w:val="36"/>
+        </w:rPr>
+        <w:t>len</w:t>
+      </w:r>
+      <w:proofErr w:type="spellEnd"/>
+      <w:r>
+        <w:rPr>
+          <w:rFonts w:ascii="Calibri" w:hAnsi="Calibri" w:cs="Calibri"/>
+          <w:b/>
+          <w:bCs/>
+          <w:color w:val="D86DCB" w:themeColor="accent5" w:themeTint="99"/>
+          <w:sz w:val="36"/>
+          <w:szCs w:val="36"/>
+        </w:rPr>
+        <w:t>__(self):</w:t>
       </w:r>
     </w:p>
     <w:p>
@@ -5053,7 +6811,31 @@
           <w:sz w:val="36"/>
           <w:szCs w:val="36"/>
         </w:rPr>
-        <w:t>p = Playlist()</w:t>
+        <w:t xml:space="preserve">p = </w:t>
+      </w:r>
+      <w:proofErr w:type="gramStart"/>
+      <w:r>
+        <w:rPr>
+          <w:rFonts w:ascii="Calibri" w:hAnsi="Calibri" w:cs="Calibri"/>
+          <w:b/>
+          <w:bCs/>
+          <w:color w:val="D86DCB" w:themeColor="accent5" w:themeTint="99"/>
+          <w:sz w:val="36"/>
+          <w:szCs w:val="36"/>
+        </w:rPr>
+        <w:t>Playlist(</w:t>
+      </w:r>
+      <w:proofErr w:type="gramEnd"/>
+      <w:r>
+        <w:rPr>
+          <w:rFonts w:ascii="Calibri" w:hAnsi="Calibri" w:cs="Calibri"/>
+          <w:b/>
+          <w:bCs/>
+          <w:color w:val="D86DCB" w:themeColor="accent5" w:themeTint="99"/>
+          <w:sz w:val="36"/>
+          <w:szCs w:val="36"/>
+        </w:rPr>
+        <w:t>)</w:t>
       </w:r>
     </w:p>
     <w:p>
@@ -5078,7 +6860,31 @@
           <w:sz w:val="36"/>
           <w:szCs w:val="36"/>
         </w:rPr>
-        <w:t>print(len(p)) # 10</w:t>
+        <w:t>print(</w:t>
+      </w:r>
+      <w:proofErr w:type="spellStart"/>
+      <w:r>
+        <w:rPr>
+          <w:rFonts w:ascii="Calibri" w:hAnsi="Calibri" w:cs="Calibri"/>
+          <w:b/>
+          <w:bCs/>
+          <w:color w:val="D86DCB" w:themeColor="accent5" w:themeTint="99"/>
+          <w:sz w:val="36"/>
+          <w:szCs w:val="36"/>
+        </w:rPr>
+        <w:t>len</w:t>
+      </w:r>
+      <w:proofErr w:type="spellEnd"/>
+      <w:r>
+        <w:rPr>
+          <w:rFonts w:ascii="Calibri" w:hAnsi="Calibri" w:cs="Calibri"/>
+          <w:b/>
+          <w:bCs/>
+          <w:color w:val="D86DCB" w:themeColor="accent5" w:themeTint="99"/>
+          <w:sz w:val="36"/>
+          <w:szCs w:val="36"/>
+        </w:rPr>
+        <w:t>(p)) # 10</w:t>
       </w:r>
     </w:p>
     <w:p>
@@ -5122,7 +6928,55 @@
           <w:sz w:val="36"/>
           <w:szCs w:val="36"/>
         </w:rPr>
-        <w:t>p.__len__()</w:t>
+        <w:t>p.__</w:t>
+      </w:r>
+      <w:proofErr w:type="spellStart"/>
+      <w:r>
+        <w:rPr>
+          <w:rFonts w:ascii="Calibri" w:hAnsi="Calibri" w:cs="Calibri"/>
+          <w:b/>
+          <w:bCs/>
+          <w:color w:val="D86DCB" w:themeColor="accent5" w:themeTint="99"/>
+          <w:sz w:val="36"/>
+          <w:szCs w:val="36"/>
+        </w:rPr>
+        <w:t>len</w:t>
+      </w:r>
+      <w:proofErr w:type="spellEnd"/>
+      <w:r>
+        <w:rPr>
+          <w:rFonts w:ascii="Calibri" w:hAnsi="Calibri" w:cs="Calibri"/>
+          <w:b/>
+          <w:bCs/>
+          <w:color w:val="D86DCB" w:themeColor="accent5" w:themeTint="99"/>
+          <w:sz w:val="36"/>
+          <w:szCs w:val="36"/>
+        </w:rPr>
+        <w:t>_</w:t>
+      </w:r>
+      <w:proofErr w:type="gramStart"/>
+      <w:r>
+        <w:rPr>
+          <w:rFonts w:ascii="Calibri" w:hAnsi="Calibri" w:cs="Calibri"/>
+          <w:b/>
+          <w:bCs/>
+          <w:color w:val="D86DCB" w:themeColor="accent5" w:themeTint="99"/>
+          <w:sz w:val="36"/>
+          <w:szCs w:val="36"/>
+        </w:rPr>
+        <w:t>_(</w:t>
+      </w:r>
+      <w:proofErr w:type="gramEnd"/>
+      <w:r>
+        <w:rPr>
+          <w:rFonts w:ascii="Calibri" w:hAnsi="Calibri" w:cs="Calibri"/>
+          <w:b/>
+          <w:bCs/>
+          <w:color w:val="D86DCB" w:themeColor="accent5" w:themeTint="99"/>
+          <w:sz w:val="36"/>
+          <w:szCs w:val="36"/>
+        </w:rPr>
+        <w:t>)</w:t>
       </w:r>
     </w:p>
     <w:p>
@@ -5205,7 +7059,25 @@
           <w:sz w:val="36"/>
           <w:szCs w:val="36"/>
         </w:rPr>
-        <w:t># Operator overloading means defining what operators (+, - , * = etc.) do for your own classes. Example:</w:t>
+        <w:t xml:space="preserve"># Operator overloading means defining what operators (+, </w:t>
+      </w:r>
+      <w:proofErr w:type="gramStart"/>
+      <w:r>
+        <w:rPr>
+          <w:rFonts w:ascii="Calibri" w:hAnsi="Calibri" w:cs="Calibri"/>
+          <w:sz w:val="36"/>
+          <w:szCs w:val="36"/>
+        </w:rPr>
+        <w:t>- ,</w:t>
+      </w:r>
+      <w:proofErr w:type="gramEnd"/>
+      <w:r>
+        <w:rPr>
+          <w:rFonts w:ascii="Calibri" w:hAnsi="Calibri" w:cs="Calibri"/>
+          <w:sz w:val="36"/>
+          <w:szCs w:val="36"/>
+        </w:rPr>
+        <w:t xml:space="preserve"> * = etc.) do for your own classes. Example:</w:t>
       </w:r>
     </w:p>
     <w:p>
@@ -5272,7 +7144,31 @@
           <w:szCs w:val="36"/>
         </w:rPr>
         <w:lastRenderedPageBreak/>
-        <w:t>5.__add__(10)</w:t>
+        <w:t>5.__add_</w:t>
+      </w:r>
+      <w:proofErr w:type="gramStart"/>
+      <w:r>
+        <w:rPr>
+          <w:rFonts w:ascii="Calibri" w:hAnsi="Calibri" w:cs="Calibri"/>
+          <w:b/>
+          <w:bCs/>
+          <w:color w:val="D86DCB" w:themeColor="accent5" w:themeTint="99"/>
+          <w:sz w:val="36"/>
+          <w:szCs w:val="36"/>
+        </w:rPr>
+        <w:t>_(</w:t>
+      </w:r>
+      <w:proofErr w:type="gramEnd"/>
+      <w:r>
+        <w:rPr>
+          <w:rFonts w:ascii="Calibri" w:hAnsi="Calibri" w:cs="Calibri"/>
+          <w:b/>
+          <w:bCs/>
+          <w:color w:val="D86DCB" w:themeColor="accent5" w:themeTint="99"/>
+          <w:sz w:val="36"/>
+          <w:szCs w:val="36"/>
+        </w:rPr>
+        <w:t>10)</w:t>
       </w:r>
     </w:p>
     <w:p>
@@ -5301,7 +7197,29 @@
           <w:sz w:val="36"/>
           <w:szCs w:val="36"/>
         </w:rPr>
-        <w:t>__add__()</w:t>
+        <w:t>__add_</w:t>
+      </w:r>
+      <w:proofErr w:type="gramStart"/>
+      <w:r>
+        <w:rPr>
+          <w:rFonts w:ascii="Calibri" w:hAnsi="Calibri" w:cs="Calibri"/>
+          <w:b/>
+          <w:bCs/>
+          <w:sz w:val="36"/>
+          <w:szCs w:val="36"/>
+        </w:rPr>
+        <w:t>_(</w:t>
+      </w:r>
+      <w:proofErr w:type="gramEnd"/>
+      <w:r>
+        <w:rPr>
+          <w:rFonts w:ascii="Calibri" w:hAnsi="Calibri" w:cs="Calibri"/>
+          <w:b/>
+          <w:bCs/>
+          <w:sz w:val="36"/>
+          <w:szCs w:val="36"/>
+        </w:rPr>
+        <w:t>)</w:t>
       </w:r>
       <w:r>
         <w:rPr>
@@ -5311,6 +7229,7 @@
         </w:rPr>
         <w:t xml:space="preserve"> it will throw </w:t>
       </w:r>
+      <w:proofErr w:type="spellStart"/>
       <w:r>
         <w:rPr>
           <w:rFonts w:ascii="Calibri" w:hAnsi="Calibri" w:cs="Calibri"/>
@@ -5321,6 +7240,7 @@
         </w:rPr>
         <w:t>TypeError</w:t>
       </w:r>
+      <w:proofErr w:type="spellEnd"/>
     </w:p>
     <w:p>
       <w:pPr>
@@ -5383,7 +7303,55 @@
           <w:sz w:val="36"/>
           <w:szCs w:val="36"/>
         </w:rPr>
-        <w:t xml:space="preserve">    def __init__(self, amount):</w:t>
+        <w:t xml:space="preserve">    def __</w:t>
+      </w:r>
+      <w:proofErr w:type="spellStart"/>
+      <w:r>
+        <w:rPr>
+          <w:rFonts w:ascii="Calibri" w:hAnsi="Calibri" w:cs="Calibri"/>
+          <w:b/>
+          <w:bCs/>
+          <w:color w:val="D86DCB" w:themeColor="accent5" w:themeTint="99"/>
+          <w:sz w:val="36"/>
+          <w:szCs w:val="36"/>
+        </w:rPr>
+        <w:t>init</w:t>
+      </w:r>
+      <w:proofErr w:type="spellEnd"/>
+      <w:r>
+        <w:rPr>
+          <w:rFonts w:ascii="Calibri" w:hAnsi="Calibri" w:cs="Calibri"/>
+          <w:b/>
+          <w:bCs/>
+          <w:color w:val="D86DCB" w:themeColor="accent5" w:themeTint="99"/>
+          <w:sz w:val="36"/>
+          <w:szCs w:val="36"/>
+        </w:rPr>
+        <w:t>_</w:t>
+      </w:r>
+      <w:proofErr w:type="gramStart"/>
+      <w:r>
+        <w:rPr>
+          <w:rFonts w:ascii="Calibri" w:hAnsi="Calibri" w:cs="Calibri"/>
+          <w:b/>
+          <w:bCs/>
+          <w:color w:val="D86DCB" w:themeColor="accent5" w:themeTint="99"/>
+          <w:sz w:val="36"/>
+          <w:szCs w:val="36"/>
+        </w:rPr>
+        <w:t>_(</w:t>
+      </w:r>
+      <w:proofErr w:type="gramEnd"/>
+      <w:r>
+        <w:rPr>
+          <w:rFonts w:ascii="Calibri" w:hAnsi="Calibri" w:cs="Calibri"/>
+          <w:b/>
+          <w:bCs/>
+          <w:color w:val="D86DCB" w:themeColor="accent5" w:themeTint="99"/>
+          <w:sz w:val="36"/>
+          <w:szCs w:val="36"/>
+        </w:rPr>
+        <w:t>self, amount):</w:t>
       </w:r>
     </w:p>
     <w:p>
@@ -5408,7 +7376,33 @@
           <w:sz w:val="36"/>
           <w:szCs w:val="36"/>
         </w:rPr>
-        <w:t xml:space="preserve">        self.amount = amount</w:t>
+        <w:t xml:space="preserve">        </w:t>
+      </w:r>
+      <w:proofErr w:type="spellStart"/>
+      <w:proofErr w:type="gramStart"/>
+      <w:r>
+        <w:rPr>
+          <w:rFonts w:ascii="Calibri" w:hAnsi="Calibri" w:cs="Calibri"/>
+          <w:b/>
+          <w:bCs/>
+          <w:color w:val="D86DCB" w:themeColor="accent5" w:themeTint="99"/>
+          <w:sz w:val="36"/>
+          <w:szCs w:val="36"/>
+        </w:rPr>
+        <w:t>self.amount</w:t>
+      </w:r>
+      <w:proofErr w:type="spellEnd"/>
+      <w:proofErr w:type="gramEnd"/>
+      <w:r>
+        <w:rPr>
+          <w:rFonts w:ascii="Calibri" w:hAnsi="Calibri" w:cs="Calibri"/>
+          <w:b/>
+          <w:bCs/>
+          <w:color w:val="D86DCB" w:themeColor="accent5" w:themeTint="99"/>
+          <w:sz w:val="36"/>
+          <w:szCs w:val="36"/>
+        </w:rPr>
+        <w:t xml:space="preserve"> = amount</w:t>
       </w:r>
     </w:p>
     <w:p>
@@ -5447,7 +7441,31 @@
           <w:sz w:val="36"/>
           <w:szCs w:val="36"/>
         </w:rPr>
-        <w:t xml:space="preserve">    def __add__(self, other):</w:t>
+        <w:t xml:space="preserve">    def __add_</w:t>
+      </w:r>
+      <w:proofErr w:type="gramStart"/>
+      <w:r>
+        <w:rPr>
+          <w:rFonts w:ascii="Calibri" w:hAnsi="Calibri" w:cs="Calibri"/>
+          <w:b/>
+          <w:bCs/>
+          <w:color w:val="D86DCB" w:themeColor="accent5" w:themeTint="99"/>
+          <w:sz w:val="36"/>
+          <w:szCs w:val="36"/>
+        </w:rPr>
+        <w:t>_(</w:t>
+      </w:r>
+      <w:proofErr w:type="gramEnd"/>
+      <w:r>
+        <w:rPr>
+          <w:rFonts w:ascii="Calibri" w:hAnsi="Calibri" w:cs="Calibri"/>
+          <w:b/>
+          <w:bCs/>
+          <w:color w:val="D86DCB" w:themeColor="accent5" w:themeTint="99"/>
+          <w:sz w:val="36"/>
+          <w:szCs w:val="36"/>
+        </w:rPr>
+        <w:t>self, other):</w:t>
       </w:r>
     </w:p>
     <w:p>
@@ -5472,7 +7490,68 @@
           <w:sz w:val="36"/>
           <w:szCs w:val="36"/>
         </w:rPr>
-        <w:t xml:space="preserve">        return Money(self.amount + other.amount)</w:t>
+        <w:t xml:space="preserve">        return </w:t>
+      </w:r>
+      <w:proofErr w:type="gramStart"/>
+      <w:r>
+        <w:rPr>
+          <w:rFonts w:ascii="Calibri" w:hAnsi="Calibri" w:cs="Calibri"/>
+          <w:b/>
+          <w:bCs/>
+          <w:color w:val="D86DCB" w:themeColor="accent5" w:themeTint="99"/>
+          <w:sz w:val="36"/>
+          <w:szCs w:val="36"/>
+        </w:rPr>
+        <w:t>Money(</w:t>
+      </w:r>
+      <w:proofErr w:type="spellStart"/>
+      <w:proofErr w:type="gramEnd"/>
+      <w:r>
+        <w:rPr>
+          <w:rFonts w:ascii="Calibri" w:hAnsi="Calibri" w:cs="Calibri"/>
+          <w:b/>
+          <w:bCs/>
+          <w:color w:val="D86DCB" w:themeColor="accent5" w:themeTint="99"/>
+          <w:sz w:val="36"/>
+          <w:szCs w:val="36"/>
+        </w:rPr>
+        <w:t>self.amount</w:t>
+      </w:r>
+      <w:proofErr w:type="spellEnd"/>
+      <w:r>
+        <w:rPr>
+          <w:rFonts w:ascii="Calibri" w:hAnsi="Calibri" w:cs="Calibri"/>
+          <w:b/>
+          <w:bCs/>
+          <w:color w:val="D86DCB" w:themeColor="accent5" w:themeTint="99"/>
+          <w:sz w:val="36"/>
+          <w:szCs w:val="36"/>
+        </w:rPr>
+        <w:t xml:space="preserve"> + </w:t>
+      </w:r>
+      <w:proofErr w:type="spellStart"/>
+      <w:r>
+        <w:rPr>
+          <w:rFonts w:ascii="Calibri" w:hAnsi="Calibri" w:cs="Calibri"/>
+          <w:b/>
+          <w:bCs/>
+          <w:color w:val="D86DCB" w:themeColor="accent5" w:themeTint="99"/>
+          <w:sz w:val="36"/>
+          <w:szCs w:val="36"/>
+        </w:rPr>
+        <w:t>other.amount</w:t>
+      </w:r>
+      <w:proofErr w:type="spellEnd"/>
+      <w:r>
+        <w:rPr>
+          <w:rFonts w:ascii="Calibri" w:hAnsi="Calibri" w:cs="Calibri"/>
+          <w:b/>
+          <w:bCs/>
+          <w:color w:val="D86DCB" w:themeColor="accent5" w:themeTint="99"/>
+          <w:sz w:val="36"/>
+          <w:szCs w:val="36"/>
+        </w:rPr>
+        <w:t>)</w:t>
       </w:r>
     </w:p>
     <w:p>
@@ -5511,7 +7590,31 @@
           <w:sz w:val="36"/>
           <w:szCs w:val="36"/>
         </w:rPr>
-        <w:t>m1 = Money(50)</w:t>
+        <w:t xml:space="preserve">m1 = </w:t>
+      </w:r>
+      <w:proofErr w:type="gramStart"/>
+      <w:r>
+        <w:rPr>
+          <w:rFonts w:ascii="Calibri" w:hAnsi="Calibri" w:cs="Calibri"/>
+          <w:b/>
+          <w:bCs/>
+          <w:color w:val="D86DCB" w:themeColor="accent5" w:themeTint="99"/>
+          <w:sz w:val="36"/>
+          <w:szCs w:val="36"/>
+        </w:rPr>
+        <w:t>Money(</w:t>
+      </w:r>
+      <w:proofErr w:type="gramEnd"/>
+      <w:r>
+        <w:rPr>
+          <w:rFonts w:ascii="Calibri" w:hAnsi="Calibri" w:cs="Calibri"/>
+          <w:b/>
+          <w:bCs/>
+          <w:color w:val="D86DCB" w:themeColor="accent5" w:themeTint="99"/>
+          <w:sz w:val="36"/>
+          <w:szCs w:val="36"/>
+        </w:rPr>
+        <w:t>50)</w:t>
       </w:r>
     </w:p>
     <w:p>
@@ -5536,7 +7639,31 @@
           <w:sz w:val="36"/>
           <w:szCs w:val="36"/>
         </w:rPr>
-        <w:t>m2 = Money(70)</w:t>
+        <w:t xml:space="preserve">m2 = </w:t>
+      </w:r>
+      <w:proofErr w:type="gramStart"/>
+      <w:r>
+        <w:rPr>
+          <w:rFonts w:ascii="Calibri" w:hAnsi="Calibri" w:cs="Calibri"/>
+          <w:b/>
+          <w:bCs/>
+          <w:color w:val="D86DCB" w:themeColor="accent5" w:themeTint="99"/>
+          <w:sz w:val="36"/>
+          <w:szCs w:val="36"/>
+        </w:rPr>
+        <w:t>Money(</w:t>
+      </w:r>
+      <w:proofErr w:type="gramEnd"/>
+      <w:r>
+        <w:rPr>
+          <w:rFonts w:ascii="Calibri" w:hAnsi="Calibri" w:cs="Calibri"/>
+          <w:b/>
+          <w:bCs/>
+          <w:color w:val="D86DCB" w:themeColor="accent5" w:themeTint="99"/>
+          <w:sz w:val="36"/>
+          <w:szCs w:val="36"/>
+        </w:rPr>
+        <w:t>70)</w:t>
       </w:r>
     </w:p>
     <w:p>
@@ -5586,7 +7713,31 @@
           <w:sz w:val="36"/>
           <w:szCs w:val="36"/>
         </w:rPr>
-        <w:t>print(m3.amount)</w:t>
+        <w:t>print(m</w:t>
+      </w:r>
+      <w:proofErr w:type="gramStart"/>
+      <w:r>
+        <w:rPr>
+          <w:rFonts w:ascii="Calibri" w:hAnsi="Calibri" w:cs="Calibri"/>
+          <w:b/>
+          <w:bCs/>
+          <w:color w:val="D86DCB" w:themeColor="accent5" w:themeTint="99"/>
+          <w:sz w:val="36"/>
+          <w:szCs w:val="36"/>
+        </w:rPr>
+        <w:t>3.amount</w:t>
+      </w:r>
+      <w:proofErr w:type="gramEnd"/>
+      <w:r>
+        <w:rPr>
+          <w:rFonts w:ascii="Calibri" w:hAnsi="Calibri" w:cs="Calibri"/>
+          <w:b/>
+          <w:bCs/>
+          <w:color w:val="D86DCB" w:themeColor="accent5" w:themeTint="99"/>
+          <w:sz w:val="36"/>
+          <w:szCs w:val="36"/>
+        </w:rPr>
+        <w:t>)</w:t>
       </w:r>
     </w:p>
     <w:p>
@@ -5742,7 +7893,29 @@
                 <w:sz w:val="36"/>
                 <w:szCs w:val="36"/>
               </w:rPr>
-              <w:t>__add__()</w:t>
+              <w:t>__add_</w:t>
+            </w:r>
+            <w:proofErr w:type="gramStart"/>
+            <w:r>
+              <w:rPr>
+                <w:rFonts w:ascii="Calibri" w:hAnsi="Calibri" w:cs="Calibri"/>
+                <w:b/>
+                <w:bCs/>
+                <w:sz w:val="36"/>
+                <w:szCs w:val="36"/>
+              </w:rPr>
+              <w:t>_(</w:t>
+            </w:r>
+            <w:proofErr w:type="gramEnd"/>
+            <w:r>
+              <w:rPr>
+                <w:rFonts w:ascii="Calibri" w:hAnsi="Calibri" w:cs="Calibri"/>
+                <w:b/>
+                <w:bCs/>
+                <w:sz w:val="36"/>
+                <w:szCs w:val="36"/>
+              </w:rPr>
+              <w:t>)</w:t>
             </w:r>
           </w:p>
         </w:tc>
@@ -5800,7 +7973,29 @@
                 <w:sz w:val="36"/>
                 <w:szCs w:val="36"/>
               </w:rPr>
-              <w:t>__sub__()</w:t>
+              <w:t>__sub_</w:t>
+            </w:r>
+            <w:proofErr w:type="gramStart"/>
+            <w:r>
+              <w:rPr>
+                <w:rFonts w:ascii="Calibri" w:hAnsi="Calibri" w:cs="Calibri"/>
+                <w:b/>
+                <w:bCs/>
+                <w:sz w:val="36"/>
+                <w:szCs w:val="36"/>
+              </w:rPr>
+              <w:t>_(</w:t>
+            </w:r>
+            <w:proofErr w:type="gramEnd"/>
+            <w:r>
+              <w:rPr>
+                <w:rFonts w:ascii="Calibri" w:hAnsi="Calibri" w:cs="Calibri"/>
+                <w:b/>
+                <w:bCs/>
+                <w:sz w:val="36"/>
+                <w:szCs w:val="36"/>
+              </w:rPr>
+              <w:t>)</w:t>
             </w:r>
           </w:p>
         </w:tc>
@@ -5861,7 +8056,51 @@
                 <w:sz w:val="36"/>
                 <w:szCs w:val="36"/>
               </w:rPr>
-              <w:t>__mul__()</w:t>
+              <w:t>__</w:t>
+            </w:r>
+            <w:proofErr w:type="spellStart"/>
+            <w:r>
+              <w:rPr>
+                <w:rFonts w:ascii="Calibri" w:hAnsi="Calibri" w:cs="Calibri"/>
+                <w:b/>
+                <w:bCs/>
+                <w:sz w:val="36"/>
+                <w:szCs w:val="36"/>
+              </w:rPr>
+              <w:t>mul</w:t>
+            </w:r>
+            <w:proofErr w:type="spellEnd"/>
+            <w:r>
+              <w:rPr>
+                <w:rFonts w:ascii="Calibri" w:hAnsi="Calibri" w:cs="Calibri"/>
+                <w:b/>
+                <w:bCs/>
+                <w:sz w:val="36"/>
+                <w:szCs w:val="36"/>
+              </w:rPr>
+              <w:t>_</w:t>
+            </w:r>
+            <w:proofErr w:type="gramStart"/>
+            <w:r>
+              <w:rPr>
+                <w:rFonts w:ascii="Calibri" w:hAnsi="Calibri" w:cs="Calibri"/>
+                <w:b/>
+                <w:bCs/>
+                <w:sz w:val="36"/>
+                <w:szCs w:val="36"/>
+              </w:rPr>
+              <w:t>_(</w:t>
+            </w:r>
+            <w:proofErr w:type="gramEnd"/>
+            <w:r>
+              <w:rPr>
+                <w:rFonts w:ascii="Calibri" w:hAnsi="Calibri" w:cs="Calibri"/>
+                <w:b/>
+                <w:bCs/>
+                <w:sz w:val="36"/>
+                <w:szCs w:val="36"/>
+              </w:rPr>
+              <w:t>)</w:t>
             </w:r>
           </w:p>
         </w:tc>
@@ -5919,7 +8158,51 @@
                 <w:sz w:val="36"/>
                 <w:szCs w:val="36"/>
               </w:rPr>
-              <w:t>__truediv__()</w:t>
+              <w:t>__</w:t>
+            </w:r>
+            <w:proofErr w:type="spellStart"/>
+            <w:r>
+              <w:rPr>
+                <w:rFonts w:ascii="Calibri" w:hAnsi="Calibri" w:cs="Calibri"/>
+                <w:b/>
+                <w:bCs/>
+                <w:sz w:val="36"/>
+                <w:szCs w:val="36"/>
+              </w:rPr>
+              <w:t>truediv</w:t>
+            </w:r>
+            <w:proofErr w:type="spellEnd"/>
+            <w:r>
+              <w:rPr>
+                <w:rFonts w:ascii="Calibri" w:hAnsi="Calibri" w:cs="Calibri"/>
+                <w:b/>
+                <w:bCs/>
+                <w:sz w:val="36"/>
+                <w:szCs w:val="36"/>
+              </w:rPr>
+              <w:t>_</w:t>
+            </w:r>
+            <w:proofErr w:type="gramStart"/>
+            <w:r>
+              <w:rPr>
+                <w:rFonts w:ascii="Calibri" w:hAnsi="Calibri" w:cs="Calibri"/>
+                <w:b/>
+                <w:bCs/>
+                <w:sz w:val="36"/>
+                <w:szCs w:val="36"/>
+              </w:rPr>
+              <w:t>_(</w:t>
+            </w:r>
+            <w:proofErr w:type="gramEnd"/>
+            <w:r>
+              <w:rPr>
+                <w:rFonts w:ascii="Calibri" w:hAnsi="Calibri" w:cs="Calibri"/>
+                <w:b/>
+                <w:bCs/>
+                <w:sz w:val="36"/>
+                <w:szCs w:val="36"/>
+              </w:rPr>
+              <w:t>)</w:t>
             </w:r>
           </w:p>
         </w:tc>
@@ -5980,7 +8263,29 @@
                 <w:sz w:val="36"/>
                 <w:szCs w:val="36"/>
               </w:rPr>
-              <w:t>__eq__()</w:t>
+              <w:t>__eq_</w:t>
+            </w:r>
+            <w:proofErr w:type="gramStart"/>
+            <w:r>
+              <w:rPr>
+                <w:rFonts w:ascii="Calibri" w:hAnsi="Calibri" w:cs="Calibri"/>
+                <w:b/>
+                <w:bCs/>
+                <w:sz w:val="36"/>
+                <w:szCs w:val="36"/>
+              </w:rPr>
+              <w:t>_(</w:t>
+            </w:r>
+            <w:proofErr w:type="gramEnd"/>
+            <w:r>
+              <w:rPr>
+                <w:rFonts w:ascii="Calibri" w:hAnsi="Calibri" w:cs="Calibri"/>
+                <w:b/>
+                <w:bCs/>
+                <w:sz w:val="36"/>
+                <w:szCs w:val="36"/>
+              </w:rPr>
+              <w:t>)</w:t>
             </w:r>
           </w:p>
         </w:tc>
@@ -6039,7 +8344,51 @@
                 <w:sz w:val="36"/>
                 <w:szCs w:val="36"/>
               </w:rPr>
-              <w:t>__lt__()</w:t>
+              <w:t>__</w:t>
+            </w:r>
+            <w:proofErr w:type="spellStart"/>
+            <w:r>
+              <w:rPr>
+                <w:rFonts w:ascii="Calibri" w:hAnsi="Calibri" w:cs="Calibri"/>
+                <w:b/>
+                <w:bCs/>
+                <w:sz w:val="36"/>
+                <w:szCs w:val="36"/>
+              </w:rPr>
+              <w:t>lt</w:t>
+            </w:r>
+            <w:proofErr w:type="spellEnd"/>
+            <w:r>
+              <w:rPr>
+                <w:rFonts w:ascii="Calibri" w:hAnsi="Calibri" w:cs="Calibri"/>
+                <w:b/>
+                <w:bCs/>
+                <w:sz w:val="36"/>
+                <w:szCs w:val="36"/>
+              </w:rPr>
+              <w:t>_</w:t>
+            </w:r>
+            <w:proofErr w:type="gramStart"/>
+            <w:r>
+              <w:rPr>
+                <w:rFonts w:ascii="Calibri" w:hAnsi="Calibri" w:cs="Calibri"/>
+                <w:b/>
+                <w:bCs/>
+                <w:sz w:val="36"/>
+                <w:szCs w:val="36"/>
+              </w:rPr>
+              <w:t>_(</w:t>
+            </w:r>
+            <w:proofErr w:type="gramEnd"/>
+            <w:r>
+              <w:rPr>
+                <w:rFonts w:ascii="Calibri" w:hAnsi="Calibri" w:cs="Calibri"/>
+                <w:b/>
+                <w:bCs/>
+                <w:sz w:val="36"/>
+                <w:szCs w:val="36"/>
+              </w:rPr>
+              <w:t>)</w:t>
             </w:r>
           </w:p>
         </w:tc>
@@ -6100,7 +8449,51 @@
                 <w:sz w:val="36"/>
                 <w:szCs w:val="36"/>
               </w:rPr>
-              <w:t>__gt__()</w:t>
+              <w:t>__</w:t>
+            </w:r>
+            <w:proofErr w:type="spellStart"/>
+            <w:r>
+              <w:rPr>
+                <w:rFonts w:ascii="Calibri" w:hAnsi="Calibri" w:cs="Calibri"/>
+                <w:b/>
+                <w:bCs/>
+                <w:sz w:val="36"/>
+                <w:szCs w:val="36"/>
+              </w:rPr>
+              <w:t>gt</w:t>
+            </w:r>
+            <w:proofErr w:type="spellEnd"/>
+            <w:r>
+              <w:rPr>
+                <w:rFonts w:ascii="Calibri" w:hAnsi="Calibri" w:cs="Calibri"/>
+                <w:b/>
+                <w:bCs/>
+                <w:sz w:val="36"/>
+                <w:szCs w:val="36"/>
+              </w:rPr>
+              <w:t>_</w:t>
+            </w:r>
+            <w:proofErr w:type="gramStart"/>
+            <w:r>
+              <w:rPr>
+                <w:rFonts w:ascii="Calibri" w:hAnsi="Calibri" w:cs="Calibri"/>
+                <w:b/>
+                <w:bCs/>
+                <w:sz w:val="36"/>
+                <w:szCs w:val="36"/>
+              </w:rPr>
+              <w:t>_(</w:t>
+            </w:r>
+            <w:proofErr w:type="gramEnd"/>
+            <w:r>
+              <w:rPr>
+                <w:rFonts w:ascii="Calibri" w:hAnsi="Calibri" w:cs="Calibri"/>
+                <w:b/>
+                <w:bCs/>
+                <w:sz w:val="36"/>
+                <w:szCs w:val="36"/>
+              </w:rPr>
+              <w:t>)</w:t>
             </w:r>
           </w:p>
         </w:tc>
@@ -6212,6 +8605,7 @@
         </w:rPr>
         <w:t xml:space="preserve">, </w:t>
       </w:r>
+      <w:proofErr w:type="spellStart"/>
       <w:r>
         <w:rPr>
           <w:rFonts w:ascii="Calibri" w:hAnsi="Calibri" w:cs="Calibri"/>
@@ -6222,6 +8616,7 @@
         </w:rPr>
         <w:t>dict</w:t>
       </w:r>
+      <w:proofErr w:type="spellEnd"/>
       <w:r>
         <w:rPr>
           <w:rFonts w:ascii="Calibri" w:hAnsi="Calibri" w:cs="Calibri"/>
@@ -6261,40 +8656,66 @@
           <w:szCs w:val="36"/>
         </w:rPr>
       </w:pPr>
-      <w:r>
-        <w:rPr>
-          <w:rFonts w:ascii="Calibri" w:hAnsi="Calibri" w:cs="Calibri"/>
-          <w:b/>
-          <w:bCs/>
-          <w:color w:val="D86DCB" w:themeColor="accent5" w:themeTint="99"/>
-          <w:sz w:val="36"/>
-          <w:szCs w:val="36"/>
-        </w:rPr>
-        <w:t>obj[0]</w:t>
-      </w:r>
-    </w:p>
-    <w:p>
-      <w:pPr>
-        <w:jc w:val="both"/>
-        <w:rPr>
-          <w:rFonts w:ascii="Calibri" w:hAnsi="Calibri" w:cs="Calibri"/>
-          <w:b/>
-          <w:bCs/>
-          <w:color w:val="D86DCB" w:themeColor="accent5" w:themeTint="99"/>
-          <w:sz w:val="36"/>
-          <w:szCs w:val="36"/>
-        </w:rPr>
-      </w:pPr>
-      <w:r>
-        <w:rPr>
-          <w:rFonts w:ascii="Calibri" w:hAnsi="Calibri" w:cs="Calibri"/>
-          <w:b/>
-          <w:bCs/>
-          <w:color w:val="D86DCB" w:themeColor="accent5" w:themeTint="99"/>
-          <w:sz w:val="36"/>
-          <w:szCs w:val="36"/>
-        </w:rPr>
-        <w:t>len(obj) # Or</w:t>
+      <w:proofErr w:type="gramStart"/>
+      <w:r>
+        <w:rPr>
+          <w:rFonts w:ascii="Calibri" w:hAnsi="Calibri" w:cs="Calibri"/>
+          <w:b/>
+          <w:bCs/>
+          <w:color w:val="D86DCB" w:themeColor="accent5" w:themeTint="99"/>
+          <w:sz w:val="36"/>
+          <w:szCs w:val="36"/>
+        </w:rPr>
+        <w:t>obj[</w:t>
+      </w:r>
+      <w:proofErr w:type="gramEnd"/>
+      <w:r>
+        <w:rPr>
+          <w:rFonts w:ascii="Calibri" w:hAnsi="Calibri" w:cs="Calibri"/>
+          <w:b/>
+          <w:bCs/>
+          <w:color w:val="D86DCB" w:themeColor="accent5" w:themeTint="99"/>
+          <w:sz w:val="36"/>
+          <w:szCs w:val="36"/>
+        </w:rPr>
+        <w:t>0]</w:t>
+      </w:r>
+    </w:p>
+    <w:p>
+      <w:pPr>
+        <w:jc w:val="both"/>
+        <w:rPr>
+          <w:rFonts w:ascii="Calibri" w:hAnsi="Calibri" w:cs="Calibri"/>
+          <w:b/>
+          <w:bCs/>
+          <w:color w:val="D86DCB" w:themeColor="accent5" w:themeTint="99"/>
+          <w:sz w:val="36"/>
+          <w:szCs w:val="36"/>
+        </w:rPr>
+      </w:pPr>
+      <w:proofErr w:type="spellStart"/>
+      <w:r>
+        <w:rPr>
+          <w:rFonts w:ascii="Calibri" w:hAnsi="Calibri" w:cs="Calibri"/>
+          <w:b/>
+          <w:bCs/>
+          <w:color w:val="D86DCB" w:themeColor="accent5" w:themeTint="99"/>
+          <w:sz w:val="36"/>
+          <w:szCs w:val="36"/>
+        </w:rPr>
+        <w:t>len</w:t>
+      </w:r>
+      <w:proofErr w:type="spellEnd"/>
+      <w:r>
+        <w:rPr>
+          <w:rFonts w:ascii="Calibri" w:hAnsi="Calibri" w:cs="Calibri"/>
+          <w:b/>
+          <w:bCs/>
+          <w:color w:val="D86DCB" w:themeColor="accent5" w:themeTint="99"/>
+          <w:sz w:val="36"/>
+          <w:szCs w:val="36"/>
+        </w:rPr>
+        <w:t>(obj) # Or</w:t>
       </w:r>
     </w:p>
     <w:p>
@@ -6358,13 +8779,33 @@
           <w:szCs w:val="36"/>
         </w:rPr>
       </w:pPr>
-      <w:r>
-        <w:rPr>
-          <w:rFonts w:ascii="Calibri" w:hAnsi="Calibri" w:cs="Calibri"/>
-          <w:sz w:val="36"/>
-          <w:szCs w:val="36"/>
-        </w:rPr>
-        <w:t>getitem():</w:t>
+      <w:proofErr w:type="spellStart"/>
+      <w:proofErr w:type="gramStart"/>
+      <w:r>
+        <w:rPr>
+          <w:rFonts w:ascii="Calibri" w:hAnsi="Calibri" w:cs="Calibri"/>
+          <w:sz w:val="36"/>
+          <w:szCs w:val="36"/>
+        </w:rPr>
+        <w:t>getitem</w:t>
+      </w:r>
+      <w:proofErr w:type="spellEnd"/>
+      <w:r>
+        <w:rPr>
+          <w:rFonts w:ascii="Calibri" w:hAnsi="Calibri" w:cs="Calibri"/>
+          <w:sz w:val="36"/>
+          <w:szCs w:val="36"/>
+        </w:rPr>
+        <w:t>(</w:t>
+      </w:r>
+      <w:proofErr w:type="gramEnd"/>
+      <w:r>
+        <w:rPr>
+          <w:rFonts w:ascii="Calibri" w:hAnsi="Calibri" w:cs="Calibri"/>
+          <w:sz w:val="36"/>
+          <w:szCs w:val="36"/>
+        </w:rPr>
+        <w:t>):</w:t>
       </w:r>
     </w:p>
     <w:p>
@@ -6406,55 +8847,127 @@
           <w:sz w:val="36"/>
           <w:szCs w:val="36"/>
         </w:rPr>
-        <w:t>class MyList:</w:t>
-      </w:r>
-    </w:p>
-    <w:p>
-      <w:pPr>
-        <w:jc w:val="both"/>
-        <w:rPr>
-          <w:rFonts w:ascii="Calibri" w:hAnsi="Calibri" w:cs="Calibri"/>
-          <w:b/>
-          <w:bCs/>
-          <w:color w:val="D86DCB" w:themeColor="accent5" w:themeTint="99"/>
-          <w:sz w:val="36"/>
-          <w:szCs w:val="36"/>
-        </w:rPr>
-      </w:pPr>
-      <w:r>
-        <w:rPr>
-          <w:rFonts w:ascii="Calibri" w:hAnsi="Calibri" w:cs="Calibri"/>
-          <w:b/>
-          <w:bCs/>
-          <w:color w:val="D86DCB" w:themeColor="accent5" w:themeTint="99"/>
-          <w:sz w:val="36"/>
-          <w:szCs w:val="36"/>
-        </w:rPr>
-        <w:t xml:space="preserve">    def __init__(self):</w:t>
-      </w:r>
-    </w:p>
-    <w:p>
-      <w:pPr>
-        <w:jc w:val="both"/>
-        <w:rPr>
-          <w:rFonts w:ascii="Calibri" w:hAnsi="Calibri" w:cs="Calibri"/>
-          <w:b/>
-          <w:bCs/>
-          <w:color w:val="D86DCB" w:themeColor="accent5" w:themeTint="99"/>
-          <w:sz w:val="36"/>
-          <w:szCs w:val="36"/>
-        </w:rPr>
-      </w:pPr>
-      <w:r>
-        <w:rPr>
-          <w:rFonts w:ascii="Calibri" w:hAnsi="Calibri" w:cs="Calibri"/>
-          <w:b/>
-          <w:bCs/>
-          <w:color w:val="D86DCB" w:themeColor="accent5" w:themeTint="99"/>
-          <w:sz w:val="36"/>
-          <w:szCs w:val="36"/>
-        </w:rPr>
-        <w:t xml:space="preserve">        self.data = [10,20,30]</w:t>
+        <w:t xml:space="preserve">class </w:t>
+      </w:r>
+      <w:proofErr w:type="spellStart"/>
+      <w:r>
+        <w:rPr>
+          <w:rFonts w:ascii="Calibri" w:hAnsi="Calibri" w:cs="Calibri"/>
+          <w:b/>
+          <w:bCs/>
+          <w:color w:val="D86DCB" w:themeColor="accent5" w:themeTint="99"/>
+          <w:sz w:val="36"/>
+          <w:szCs w:val="36"/>
+        </w:rPr>
+        <w:t>MyList</w:t>
+      </w:r>
+      <w:proofErr w:type="spellEnd"/>
+      <w:r>
+        <w:rPr>
+          <w:rFonts w:ascii="Calibri" w:hAnsi="Calibri" w:cs="Calibri"/>
+          <w:b/>
+          <w:bCs/>
+          <w:color w:val="D86DCB" w:themeColor="accent5" w:themeTint="99"/>
+          <w:sz w:val="36"/>
+          <w:szCs w:val="36"/>
+        </w:rPr>
+        <w:t>:</w:t>
+      </w:r>
+    </w:p>
+    <w:p>
+      <w:pPr>
+        <w:jc w:val="both"/>
+        <w:rPr>
+          <w:rFonts w:ascii="Calibri" w:hAnsi="Calibri" w:cs="Calibri"/>
+          <w:b/>
+          <w:bCs/>
+          <w:color w:val="D86DCB" w:themeColor="accent5" w:themeTint="99"/>
+          <w:sz w:val="36"/>
+          <w:szCs w:val="36"/>
+        </w:rPr>
+      </w:pPr>
+      <w:r>
+        <w:rPr>
+          <w:rFonts w:ascii="Calibri" w:hAnsi="Calibri" w:cs="Calibri"/>
+          <w:b/>
+          <w:bCs/>
+          <w:color w:val="D86DCB" w:themeColor="accent5" w:themeTint="99"/>
+          <w:sz w:val="36"/>
+          <w:szCs w:val="36"/>
+        </w:rPr>
+        <w:t xml:space="preserve">    def __</w:t>
+      </w:r>
+      <w:proofErr w:type="spellStart"/>
+      <w:r>
+        <w:rPr>
+          <w:rFonts w:ascii="Calibri" w:hAnsi="Calibri" w:cs="Calibri"/>
+          <w:b/>
+          <w:bCs/>
+          <w:color w:val="D86DCB" w:themeColor="accent5" w:themeTint="99"/>
+          <w:sz w:val="36"/>
+          <w:szCs w:val="36"/>
+        </w:rPr>
+        <w:t>init</w:t>
+      </w:r>
+      <w:proofErr w:type="spellEnd"/>
+      <w:r>
+        <w:rPr>
+          <w:rFonts w:ascii="Calibri" w:hAnsi="Calibri" w:cs="Calibri"/>
+          <w:b/>
+          <w:bCs/>
+          <w:color w:val="D86DCB" w:themeColor="accent5" w:themeTint="99"/>
+          <w:sz w:val="36"/>
+          <w:szCs w:val="36"/>
+        </w:rPr>
+        <w:t>__(self):</w:t>
+      </w:r>
+    </w:p>
+    <w:p>
+      <w:pPr>
+        <w:jc w:val="both"/>
+        <w:rPr>
+          <w:rFonts w:ascii="Calibri" w:hAnsi="Calibri" w:cs="Calibri"/>
+          <w:b/>
+          <w:bCs/>
+          <w:color w:val="D86DCB" w:themeColor="accent5" w:themeTint="99"/>
+          <w:sz w:val="36"/>
+          <w:szCs w:val="36"/>
+        </w:rPr>
+      </w:pPr>
+      <w:r>
+        <w:rPr>
+          <w:rFonts w:ascii="Calibri" w:hAnsi="Calibri" w:cs="Calibri"/>
+          <w:b/>
+          <w:bCs/>
+          <w:color w:val="D86DCB" w:themeColor="accent5" w:themeTint="99"/>
+          <w:sz w:val="36"/>
+          <w:szCs w:val="36"/>
+        </w:rPr>
+        <w:t xml:space="preserve">        </w:t>
+      </w:r>
+      <w:proofErr w:type="spellStart"/>
+      <w:r>
+        <w:rPr>
+          <w:rFonts w:ascii="Calibri" w:hAnsi="Calibri" w:cs="Calibri"/>
+          <w:b/>
+          <w:bCs/>
+          <w:color w:val="D86DCB" w:themeColor="accent5" w:themeTint="99"/>
+          <w:sz w:val="36"/>
+          <w:szCs w:val="36"/>
+        </w:rPr>
+        <w:t>self.data</w:t>
+      </w:r>
+      <w:proofErr w:type="spellEnd"/>
+      <w:r>
+        <w:rPr>
+          <w:rFonts w:ascii="Calibri" w:hAnsi="Calibri" w:cs="Calibri"/>
+          <w:b/>
+          <w:bCs/>
+          <w:color w:val="D86DCB" w:themeColor="accent5" w:themeTint="99"/>
+          <w:sz w:val="36"/>
+          <w:szCs w:val="36"/>
+        </w:rPr>
+        <w:t xml:space="preserve"> = [10,20,30]</w:t>
       </w:r>
     </w:p>
     <w:p>
@@ -6492,92 +9005,227 @@
           <w:szCs w:val="36"/>
         </w:rPr>
         <w:lastRenderedPageBreak/>
-        <w:t xml:space="preserve">    def __getitem__(self,index):</w:t>
-      </w:r>
-    </w:p>
-    <w:p>
-      <w:pPr>
-        <w:jc w:val="both"/>
-        <w:rPr>
-          <w:rFonts w:ascii="Calibri" w:hAnsi="Calibri" w:cs="Calibri"/>
-          <w:b/>
-          <w:bCs/>
-          <w:color w:val="D86DCB" w:themeColor="accent5" w:themeTint="99"/>
-          <w:sz w:val="36"/>
-          <w:szCs w:val="36"/>
-        </w:rPr>
-      </w:pPr>
-      <w:r>
-        <w:rPr>
-          <w:rFonts w:ascii="Calibri" w:hAnsi="Calibri" w:cs="Calibri"/>
-          <w:b/>
-          <w:bCs/>
-          <w:color w:val="D86DCB" w:themeColor="accent5" w:themeTint="99"/>
-          <w:sz w:val="36"/>
-          <w:szCs w:val="36"/>
-        </w:rPr>
-        <w:t xml:space="preserve">        return self.data[index]</w:t>
-      </w:r>
-    </w:p>
-    <w:p>
-      <w:pPr>
-        <w:jc w:val="both"/>
-        <w:rPr>
-          <w:rFonts w:ascii="Calibri" w:hAnsi="Calibri" w:cs="Calibri"/>
-          <w:b/>
-          <w:bCs/>
-          <w:color w:val="D86DCB" w:themeColor="accent5" w:themeTint="99"/>
-          <w:sz w:val="36"/>
-          <w:szCs w:val="36"/>
-        </w:rPr>
-      </w:pPr>
-    </w:p>
-    <w:p>
-      <w:pPr>
-        <w:jc w:val="both"/>
-        <w:rPr>
-          <w:rFonts w:ascii="Calibri" w:hAnsi="Calibri" w:cs="Calibri"/>
-          <w:b/>
-          <w:bCs/>
-          <w:color w:val="D86DCB" w:themeColor="accent5" w:themeTint="99"/>
-          <w:sz w:val="36"/>
-          <w:szCs w:val="36"/>
-        </w:rPr>
-      </w:pPr>
-      <w:r>
-        <w:rPr>
-          <w:rFonts w:ascii="Calibri" w:hAnsi="Calibri" w:cs="Calibri"/>
-          <w:b/>
-          <w:bCs/>
-          <w:color w:val="D86DCB" w:themeColor="accent5" w:themeTint="99"/>
-          <w:sz w:val="36"/>
-          <w:szCs w:val="36"/>
-        </w:rPr>
-        <w:t>m = MyList()</w:t>
-      </w:r>
-    </w:p>
-    <w:p>
-      <w:pPr>
-        <w:jc w:val="both"/>
-        <w:rPr>
-          <w:rFonts w:ascii="Calibri" w:hAnsi="Calibri" w:cs="Calibri"/>
-          <w:b/>
-          <w:bCs/>
-          <w:color w:val="D86DCB" w:themeColor="accent5" w:themeTint="99"/>
-          <w:sz w:val="36"/>
-          <w:szCs w:val="36"/>
-        </w:rPr>
-      </w:pPr>
-      <w:r>
-        <w:rPr>
-          <w:rFonts w:ascii="Calibri" w:hAnsi="Calibri" w:cs="Calibri"/>
-          <w:b/>
-          <w:bCs/>
-          <w:color w:val="D86DCB" w:themeColor="accent5" w:themeTint="99"/>
-          <w:sz w:val="36"/>
-          <w:szCs w:val="36"/>
-        </w:rPr>
-        <w:t>print(m[1])</w:t>
+        <w:t xml:space="preserve">    def __</w:t>
+      </w:r>
+      <w:proofErr w:type="spellStart"/>
+      <w:r>
+        <w:rPr>
+          <w:rFonts w:ascii="Calibri" w:hAnsi="Calibri" w:cs="Calibri"/>
+          <w:b/>
+          <w:bCs/>
+          <w:color w:val="D86DCB" w:themeColor="accent5" w:themeTint="99"/>
+          <w:sz w:val="36"/>
+          <w:szCs w:val="36"/>
+        </w:rPr>
+        <w:t>getitem</w:t>
+      </w:r>
+      <w:proofErr w:type="spellEnd"/>
+      <w:r>
+        <w:rPr>
+          <w:rFonts w:ascii="Calibri" w:hAnsi="Calibri" w:cs="Calibri"/>
+          <w:b/>
+          <w:bCs/>
+          <w:color w:val="D86DCB" w:themeColor="accent5" w:themeTint="99"/>
+          <w:sz w:val="36"/>
+          <w:szCs w:val="36"/>
+        </w:rPr>
+        <w:t>__(</w:t>
+      </w:r>
+      <w:proofErr w:type="spellStart"/>
+      <w:proofErr w:type="gramStart"/>
+      <w:r>
+        <w:rPr>
+          <w:rFonts w:ascii="Calibri" w:hAnsi="Calibri" w:cs="Calibri"/>
+          <w:b/>
+          <w:bCs/>
+          <w:color w:val="D86DCB" w:themeColor="accent5" w:themeTint="99"/>
+          <w:sz w:val="36"/>
+          <w:szCs w:val="36"/>
+        </w:rPr>
+        <w:t>self,index</w:t>
+      </w:r>
+      <w:proofErr w:type="spellEnd"/>
+      <w:proofErr w:type="gramEnd"/>
+      <w:r>
+        <w:rPr>
+          <w:rFonts w:ascii="Calibri" w:hAnsi="Calibri" w:cs="Calibri"/>
+          <w:b/>
+          <w:bCs/>
+          <w:color w:val="D86DCB" w:themeColor="accent5" w:themeTint="99"/>
+          <w:sz w:val="36"/>
+          <w:szCs w:val="36"/>
+        </w:rPr>
+        <w:t>):</w:t>
+      </w:r>
+    </w:p>
+    <w:p>
+      <w:pPr>
+        <w:jc w:val="both"/>
+        <w:rPr>
+          <w:rFonts w:ascii="Calibri" w:hAnsi="Calibri" w:cs="Calibri"/>
+          <w:b/>
+          <w:bCs/>
+          <w:color w:val="D86DCB" w:themeColor="accent5" w:themeTint="99"/>
+          <w:sz w:val="36"/>
+          <w:szCs w:val="36"/>
+        </w:rPr>
+      </w:pPr>
+      <w:r>
+        <w:rPr>
+          <w:rFonts w:ascii="Calibri" w:hAnsi="Calibri" w:cs="Calibri"/>
+          <w:b/>
+          <w:bCs/>
+          <w:color w:val="D86DCB" w:themeColor="accent5" w:themeTint="99"/>
+          <w:sz w:val="36"/>
+          <w:szCs w:val="36"/>
+        </w:rPr>
+        <w:t xml:space="preserve">        return </w:t>
+      </w:r>
+      <w:proofErr w:type="spellStart"/>
+      <w:r>
+        <w:rPr>
+          <w:rFonts w:ascii="Calibri" w:hAnsi="Calibri" w:cs="Calibri"/>
+          <w:b/>
+          <w:bCs/>
+          <w:color w:val="D86DCB" w:themeColor="accent5" w:themeTint="99"/>
+          <w:sz w:val="36"/>
+          <w:szCs w:val="36"/>
+        </w:rPr>
+        <w:t>self.data</w:t>
+      </w:r>
+      <w:proofErr w:type="spellEnd"/>
+      <w:r>
+        <w:rPr>
+          <w:rFonts w:ascii="Calibri" w:hAnsi="Calibri" w:cs="Calibri"/>
+          <w:b/>
+          <w:bCs/>
+          <w:color w:val="D86DCB" w:themeColor="accent5" w:themeTint="99"/>
+          <w:sz w:val="36"/>
+          <w:szCs w:val="36"/>
+        </w:rPr>
+        <w:t>[index]</w:t>
+      </w:r>
+    </w:p>
+    <w:p>
+      <w:pPr>
+        <w:jc w:val="both"/>
+        <w:rPr>
+          <w:rFonts w:ascii="Calibri" w:hAnsi="Calibri" w:cs="Calibri"/>
+          <w:b/>
+          <w:bCs/>
+          <w:color w:val="D86DCB" w:themeColor="accent5" w:themeTint="99"/>
+          <w:sz w:val="36"/>
+          <w:szCs w:val="36"/>
+        </w:rPr>
+      </w:pPr>
+    </w:p>
+    <w:p>
+      <w:pPr>
+        <w:jc w:val="both"/>
+        <w:rPr>
+          <w:rFonts w:ascii="Calibri" w:hAnsi="Calibri" w:cs="Calibri"/>
+          <w:b/>
+          <w:bCs/>
+          <w:color w:val="D86DCB" w:themeColor="accent5" w:themeTint="99"/>
+          <w:sz w:val="36"/>
+          <w:szCs w:val="36"/>
+        </w:rPr>
+      </w:pPr>
+      <w:r>
+        <w:rPr>
+          <w:rFonts w:ascii="Calibri" w:hAnsi="Calibri" w:cs="Calibri"/>
+          <w:b/>
+          <w:bCs/>
+          <w:color w:val="D86DCB" w:themeColor="accent5" w:themeTint="99"/>
+          <w:sz w:val="36"/>
+          <w:szCs w:val="36"/>
+        </w:rPr>
+        <w:t xml:space="preserve">m = </w:t>
+      </w:r>
+      <w:proofErr w:type="spellStart"/>
+      <w:proofErr w:type="gramStart"/>
+      <w:r>
+        <w:rPr>
+          <w:rFonts w:ascii="Calibri" w:hAnsi="Calibri" w:cs="Calibri"/>
+          <w:b/>
+          <w:bCs/>
+          <w:color w:val="D86DCB" w:themeColor="accent5" w:themeTint="99"/>
+          <w:sz w:val="36"/>
+          <w:szCs w:val="36"/>
+        </w:rPr>
+        <w:t>MyList</w:t>
+      </w:r>
+      <w:proofErr w:type="spellEnd"/>
+      <w:r>
+        <w:rPr>
+          <w:rFonts w:ascii="Calibri" w:hAnsi="Calibri" w:cs="Calibri"/>
+          <w:b/>
+          <w:bCs/>
+          <w:color w:val="D86DCB" w:themeColor="accent5" w:themeTint="99"/>
+          <w:sz w:val="36"/>
+          <w:szCs w:val="36"/>
+        </w:rPr>
+        <w:t>(</w:t>
+      </w:r>
+      <w:proofErr w:type="gramEnd"/>
+      <w:r>
+        <w:rPr>
+          <w:rFonts w:ascii="Calibri" w:hAnsi="Calibri" w:cs="Calibri"/>
+          <w:b/>
+          <w:bCs/>
+          <w:color w:val="D86DCB" w:themeColor="accent5" w:themeTint="99"/>
+          <w:sz w:val="36"/>
+          <w:szCs w:val="36"/>
+        </w:rPr>
+        <w:t>)</w:t>
+      </w:r>
+    </w:p>
+    <w:p>
+      <w:pPr>
+        <w:jc w:val="both"/>
+        <w:rPr>
+          <w:rFonts w:ascii="Calibri" w:hAnsi="Calibri" w:cs="Calibri"/>
+          <w:b/>
+          <w:bCs/>
+          <w:color w:val="D86DCB" w:themeColor="accent5" w:themeTint="99"/>
+          <w:sz w:val="36"/>
+          <w:szCs w:val="36"/>
+        </w:rPr>
+      </w:pPr>
+      <w:r>
+        <w:rPr>
+          <w:rFonts w:ascii="Calibri" w:hAnsi="Calibri" w:cs="Calibri"/>
+          <w:b/>
+          <w:bCs/>
+          <w:color w:val="D86DCB" w:themeColor="accent5" w:themeTint="99"/>
+          <w:sz w:val="36"/>
+          <w:szCs w:val="36"/>
+        </w:rPr>
+        <w:t>print(</w:t>
+      </w:r>
+      <w:proofErr w:type="gramStart"/>
+      <w:r>
+        <w:rPr>
+          <w:rFonts w:ascii="Calibri" w:hAnsi="Calibri" w:cs="Calibri"/>
+          <w:b/>
+          <w:bCs/>
+          <w:color w:val="D86DCB" w:themeColor="accent5" w:themeTint="99"/>
+          <w:sz w:val="36"/>
+          <w:szCs w:val="36"/>
+        </w:rPr>
+        <w:t>m[</w:t>
+      </w:r>
+      <w:proofErr w:type="gramEnd"/>
+      <w:r>
+        <w:rPr>
+          <w:rFonts w:ascii="Calibri" w:hAnsi="Calibri" w:cs="Calibri"/>
+          <w:b/>
+          <w:bCs/>
+          <w:color w:val="D86DCB" w:themeColor="accent5" w:themeTint="99"/>
+          <w:sz w:val="36"/>
+          <w:szCs w:val="36"/>
+        </w:rPr>
+        <w:t>1])</w:t>
       </w:r>
     </w:p>
     <w:p>
@@ -6597,15 +9245,27 @@
         </w:rPr>
         <w:t xml:space="preserve"># Python converts </w:t>
       </w:r>
-      <w:r>
-        <w:rPr>
-          <w:rFonts w:ascii="Calibri" w:hAnsi="Calibri" w:cs="Calibri"/>
-          <w:b/>
-          <w:bCs/>
-          <w:sz w:val="36"/>
-          <w:szCs w:val="36"/>
-        </w:rPr>
-        <w:t>m[1]</w:t>
+      <w:proofErr w:type="gramStart"/>
+      <w:r>
+        <w:rPr>
+          <w:rFonts w:ascii="Calibri" w:hAnsi="Calibri" w:cs="Calibri"/>
+          <w:b/>
+          <w:bCs/>
+          <w:sz w:val="36"/>
+          <w:szCs w:val="36"/>
+        </w:rPr>
+        <w:t>m[</w:t>
+      </w:r>
+      <w:proofErr w:type="gramEnd"/>
+      <w:r>
+        <w:rPr>
+          <w:rFonts w:ascii="Calibri" w:hAnsi="Calibri" w:cs="Calibri"/>
+          <w:b/>
+          <w:bCs/>
+          <w:sz w:val="36"/>
+          <w:szCs w:val="36"/>
+        </w:rPr>
+        <w:t>1]</w:t>
       </w:r>
       <w:r>
         <w:rPr>
@@ -6637,35 +9297,103 @@
           <w:sz w:val="36"/>
           <w:szCs w:val="36"/>
         </w:rPr>
-        <w:t>m.__getitem__(1)</w:t>
-      </w:r>
-    </w:p>
-    <w:p>
-      <w:pPr>
-        <w:jc w:val="both"/>
-        <w:rPr>
-          <w:rFonts w:ascii="Calibri" w:hAnsi="Calibri" w:cs="Calibri"/>
-          <w:sz w:val="36"/>
-          <w:szCs w:val="36"/>
-        </w:rPr>
-      </w:pPr>
-    </w:p>
-    <w:p>
-      <w:pPr>
-        <w:jc w:val="both"/>
-        <w:rPr>
-          <w:rFonts w:ascii="Calibri" w:hAnsi="Calibri" w:cs="Calibri"/>
-          <w:sz w:val="36"/>
-          <w:szCs w:val="36"/>
-        </w:rPr>
-      </w:pPr>
-      <w:r>
-        <w:rPr>
-          <w:rFonts w:ascii="Calibri" w:hAnsi="Calibri" w:cs="Calibri"/>
-          <w:sz w:val="36"/>
-          <w:szCs w:val="36"/>
-        </w:rPr>
-        <w:t>setitem():</w:t>
+        <w:t>m.__</w:t>
+      </w:r>
+      <w:proofErr w:type="spellStart"/>
+      <w:r>
+        <w:rPr>
+          <w:rFonts w:ascii="Calibri" w:hAnsi="Calibri" w:cs="Calibri"/>
+          <w:b/>
+          <w:bCs/>
+          <w:color w:val="D86DCB" w:themeColor="accent5" w:themeTint="99"/>
+          <w:sz w:val="36"/>
+          <w:szCs w:val="36"/>
+        </w:rPr>
+        <w:t>getitem</w:t>
+      </w:r>
+      <w:proofErr w:type="spellEnd"/>
+      <w:r>
+        <w:rPr>
+          <w:rFonts w:ascii="Calibri" w:hAnsi="Calibri" w:cs="Calibri"/>
+          <w:b/>
+          <w:bCs/>
+          <w:color w:val="D86DCB" w:themeColor="accent5" w:themeTint="99"/>
+          <w:sz w:val="36"/>
+          <w:szCs w:val="36"/>
+        </w:rPr>
+        <w:t>_</w:t>
+      </w:r>
+      <w:proofErr w:type="gramStart"/>
+      <w:r>
+        <w:rPr>
+          <w:rFonts w:ascii="Calibri" w:hAnsi="Calibri" w:cs="Calibri"/>
+          <w:b/>
+          <w:bCs/>
+          <w:color w:val="D86DCB" w:themeColor="accent5" w:themeTint="99"/>
+          <w:sz w:val="36"/>
+          <w:szCs w:val="36"/>
+        </w:rPr>
+        <w:t>_(</w:t>
+      </w:r>
+      <w:proofErr w:type="gramEnd"/>
+      <w:r>
+        <w:rPr>
+          <w:rFonts w:ascii="Calibri" w:hAnsi="Calibri" w:cs="Calibri"/>
+          <w:b/>
+          <w:bCs/>
+          <w:color w:val="D86DCB" w:themeColor="accent5" w:themeTint="99"/>
+          <w:sz w:val="36"/>
+          <w:szCs w:val="36"/>
+        </w:rPr>
+        <w:t>1)</w:t>
+      </w:r>
+    </w:p>
+    <w:p>
+      <w:pPr>
+        <w:jc w:val="both"/>
+        <w:rPr>
+          <w:rFonts w:ascii="Calibri" w:hAnsi="Calibri" w:cs="Calibri"/>
+          <w:sz w:val="36"/>
+          <w:szCs w:val="36"/>
+        </w:rPr>
+      </w:pPr>
+    </w:p>
+    <w:p>
+      <w:pPr>
+        <w:jc w:val="both"/>
+        <w:rPr>
+          <w:rFonts w:ascii="Calibri" w:hAnsi="Calibri" w:cs="Calibri"/>
+          <w:sz w:val="36"/>
+          <w:szCs w:val="36"/>
+        </w:rPr>
+      </w:pPr>
+      <w:proofErr w:type="spellStart"/>
+      <w:proofErr w:type="gramStart"/>
+      <w:r>
+        <w:rPr>
+          <w:rFonts w:ascii="Calibri" w:hAnsi="Calibri" w:cs="Calibri"/>
+          <w:sz w:val="36"/>
+          <w:szCs w:val="36"/>
+        </w:rPr>
+        <w:t>setitem</w:t>
+      </w:r>
+      <w:proofErr w:type="spellEnd"/>
+      <w:r>
+        <w:rPr>
+          <w:rFonts w:ascii="Calibri" w:hAnsi="Calibri" w:cs="Calibri"/>
+          <w:sz w:val="36"/>
+          <w:szCs w:val="36"/>
+        </w:rPr>
+        <w:t>(</w:t>
+      </w:r>
+      <w:proofErr w:type="gramEnd"/>
+      <w:r>
+        <w:rPr>
+          <w:rFonts w:ascii="Calibri" w:hAnsi="Calibri" w:cs="Calibri"/>
+          <w:sz w:val="36"/>
+          <w:szCs w:val="36"/>
+        </w:rPr>
+        <w:t>):</w:t>
       </w:r>
     </w:p>
     <w:p>
@@ -6685,15 +9413,27 @@
         </w:rPr>
         <w:t xml:space="preserve"># </w:t>
       </w:r>
-      <w:r>
-        <w:rPr>
-          <w:rFonts w:ascii="Calibri" w:hAnsi="Calibri" w:cs="Calibri"/>
-          <w:b/>
-          <w:bCs/>
-          <w:sz w:val="36"/>
-          <w:szCs w:val="36"/>
-        </w:rPr>
-        <w:t>m[0] = 100</w:t>
+      <w:proofErr w:type="gramStart"/>
+      <w:r>
+        <w:rPr>
+          <w:rFonts w:ascii="Calibri" w:hAnsi="Calibri" w:cs="Calibri"/>
+          <w:b/>
+          <w:bCs/>
+          <w:sz w:val="36"/>
+          <w:szCs w:val="36"/>
+        </w:rPr>
+        <w:t>m[</w:t>
+      </w:r>
+      <w:proofErr w:type="gramEnd"/>
+      <w:r>
+        <w:rPr>
+          <w:rFonts w:ascii="Calibri" w:hAnsi="Calibri" w:cs="Calibri"/>
+          <w:b/>
+          <w:bCs/>
+          <w:sz w:val="36"/>
+          <w:szCs w:val="36"/>
+        </w:rPr>
+        <w:t>0] = 100</w:t>
       </w:r>
       <w:r>
         <w:rPr>
@@ -6725,35 +9465,93 @@
           <w:sz w:val="36"/>
           <w:szCs w:val="36"/>
         </w:rPr>
-        <w:t>__setitem__()</w:t>
-      </w:r>
-    </w:p>
-    <w:p>
-      <w:pPr>
-        <w:jc w:val="both"/>
-        <w:rPr>
-          <w:rFonts w:ascii="Calibri" w:hAnsi="Calibri" w:cs="Calibri"/>
-          <w:sz w:val="36"/>
-          <w:szCs w:val="36"/>
-        </w:rPr>
-      </w:pPr>
-    </w:p>
-    <w:p>
-      <w:pPr>
-        <w:jc w:val="both"/>
-        <w:rPr>
-          <w:rFonts w:ascii="Calibri" w:hAnsi="Calibri" w:cs="Calibri"/>
-          <w:sz w:val="36"/>
-          <w:szCs w:val="36"/>
-        </w:rPr>
-      </w:pPr>
-      <w:r>
-        <w:rPr>
-          <w:rFonts w:ascii="Calibri" w:hAnsi="Calibri" w:cs="Calibri"/>
-          <w:sz w:val="36"/>
-          <w:szCs w:val="36"/>
-        </w:rPr>
-        <w:t>contains():</w:t>
+        <w:t>__</w:t>
+      </w:r>
+      <w:proofErr w:type="spellStart"/>
+      <w:r>
+        <w:rPr>
+          <w:rFonts w:ascii="Calibri" w:hAnsi="Calibri" w:cs="Calibri"/>
+          <w:b/>
+          <w:bCs/>
+          <w:color w:val="D86DCB" w:themeColor="accent5" w:themeTint="99"/>
+          <w:sz w:val="36"/>
+          <w:szCs w:val="36"/>
+        </w:rPr>
+        <w:t>setitem</w:t>
+      </w:r>
+      <w:proofErr w:type="spellEnd"/>
+      <w:r>
+        <w:rPr>
+          <w:rFonts w:ascii="Calibri" w:hAnsi="Calibri" w:cs="Calibri"/>
+          <w:b/>
+          <w:bCs/>
+          <w:color w:val="D86DCB" w:themeColor="accent5" w:themeTint="99"/>
+          <w:sz w:val="36"/>
+          <w:szCs w:val="36"/>
+        </w:rPr>
+        <w:t>_</w:t>
+      </w:r>
+      <w:proofErr w:type="gramStart"/>
+      <w:r>
+        <w:rPr>
+          <w:rFonts w:ascii="Calibri" w:hAnsi="Calibri" w:cs="Calibri"/>
+          <w:b/>
+          <w:bCs/>
+          <w:color w:val="D86DCB" w:themeColor="accent5" w:themeTint="99"/>
+          <w:sz w:val="36"/>
+          <w:szCs w:val="36"/>
+        </w:rPr>
+        <w:t>_(</w:t>
+      </w:r>
+      <w:proofErr w:type="gramEnd"/>
+      <w:r>
+        <w:rPr>
+          <w:rFonts w:ascii="Calibri" w:hAnsi="Calibri" w:cs="Calibri"/>
+          <w:b/>
+          <w:bCs/>
+          <w:color w:val="D86DCB" w:themeColor="accent5" w:themeTint="99"/>
+          <w:sz w:val="36"/>
+          <w:szCs w:val="36"/>
+        </w:rPr>
+        <w:t>)</w:t>
+      </w:r>
+    </w:p>
+    <w:p>
+      <w:pPr>
+        <w:jc w:val="both"/>
+        <w:rPr>
+          <w:rFonts w:ascii="Calibri" w:hAnsi="Calibri" w:cs="Calibri"/>
+          <w:sz w:val="36"/>
+          <w:szCs w:val="36"/>
+        </w:rPr>
+      </w:pPr>
+    </w:p>
+    <w:p>
+      <w:pPr>
+        <w:jc w:val="both"/>
+        <w:rPr>
+          <w:rFonts w:ascii="Calibri" w:hAnsi="Calibri" w:cs="Calibri"/>
+          <w:sz w:val="36"/>
+          <w:szCs w:val="36"/>
+        </w:rPr>
+      </w:pPr>
+      <w:proofErr w:type="gramStart"/>
+      <w:r>
+        <w:rPr>
+          <w:rFonts w:ascii="Calibri" w:hAnsi="Calibri" w:cs="Calibri"/>
+          <w:sz w:val="36"/>
+          <w:szCs w:val="36"/>
+        </w:rPr>
+        <w:t>contains(</w:t>
+      </w:r>
+      <w:proofErr w:type="gramEnd"/>
+      <w:r>
+        <w:rPr>
+          <w:rFonts w:ascii="Calibri" w:hAnsi="Calibri" w:cs="Calibri"/>
+          <w:sz w:val="36"/>
+          <w:szCs w:val="36"/>
+        </w:rPr>
+        <w:t>):</w:t>
       </w:r>
     </w:p>
     <w:p>
@@ -6813,31 +9611,81 @@
           <w:sz w:val="36"/>
           <w:szCs w:val="36"/>
         </w:rPr>
-        <w:t>class MyList:</w:t>
-      </w:r>
-    </w:p>
-    <w:p>
-      <w:pPr>
-        <w:jc w:val="both"/>
-        <w:rPr>
-          <w:rFonts w:ascii="Calibri" w:hAnsi="Calibri" w:cs="Calibri"/>
-          <w:b/>
-          <w:bCs/>
-          <w:color w:val="D86DCB" w:themeColor="accent5" w:themeTint="99"/>
-          <w:sz w:val="36"/>
-          <w:szCs w:val="36"/>
-        </w:rPr>
-      </w:pPr>
-      <w:r>
-        <w:rPr>
-          <w:rFonts w:ascii="Calibri" w:hAnsi="Calibri" w:cs="Calibri"/>
-          <w:b/>
-          <w:bCs/>
-          <w:color w:val="D86DCB" w:themeColor="accent5" w:themeTint="99"/>
-          <w:sz w:val="36"/>
-          <w:szCs w:val="36"/>
-        </w:rPr>
-        <w:t xml:space="preserve">    def __contains__(self,item):</w:t>
+        <w:t xml:space="preserve">class </w:t>
+      </w:r>
+      <w:proofErr w:type="spellStart"/>
+      <w:r>
+        <w:rPr>
+          <w:rFonts w:ascii="Calibri" w:hAnsi="Calibri" w:cs="Calibri"/>
+          <w:b/>
+          <w:bCs/>
+          <w:color w:val="D86DCB" w:themeColor="accent5" w:themeTint="99"/>
+          <w:sz w:val="36"/>
+          <w:szCs w:val="36"/>
+        </w:rPr>
+        <w:t>MyList</w:t>
+      </w:r>
+      <w:proofErr w:type="spellEnd"/>
+      <w:r>
+        <w:rPr>
+          <w:rFonts w:ascii="Calibri" w:hAnsi="Calibri" w:cs="Calibri"/>
+          <w:b/>
+          <w:bCs/>
+          <w:color w:val="D86DCB" w:themeColor="accent5" w:themeTint="99"/>
+          <w:sz w:val="36"/>
+          <w:szCs w:val="36"/>
+        </w:rPr>
+        <w:t>:</w:t>
+      </w:r>
+    </w:p>
+    <w:p>
+      <w:pPr>
+        <w:jc w:val="both"/>
+        <w:rPr>
+          <w:rFonts w:ascii="Calibri" w:hAnsi="Calibri" w:cs="Calibri"/>
+          <w:b/>
+          <w:bCs/>
+          <w:color w:val="D86DCB" w:themeColor="accent5" w:themeTint="99"/>
+          <w:sz w:val="36"/>
+          <w:szCs w:val="36"/>
+        </w:rPr>
+      </w:pPr>
+      <w:r>
+        <w:rPr>
+          <w:rFonts w:ascii="Calibri" w:hAnsi="Calibri" w:cs="Calibri"/>
+          <w:b/>
+          <w:bCs/>
+          <w:color w:val="D86DCB" w:themeColor="accent5" w:themeTint="99"/>
+          <w:sz w:val="36"/>
+          <w:szCs w:val="36"/>
+        </w:rPr>
+        <w:t xml:space="preserve">    def __contains__(</w:t>
+      </w:r>
+      <w:proofErr w:type="spellStart"/>
+      <w:proofErr w:type="gramStart"/>
+      <w:r>
+        <w:rPr>
+          <w:rFonts w:ascii="Calibri" w:hAnsi="Calibri" w:cs="Calibri"/>
+          <w:b/>
+          <w:bCs/>
+          <w:color w:val="D86DCB" w:themeColor="accent5" w:themeTint="99"/>
+          <w:sz w:val="36"/>
+          <w:szCs w:val="36"/>
+        </w:rPr>
+        <w:t>self,item</w:t>
+      </w:r>
+      <w:proofErr w:type="spellEnd"/>
+      <w:proofErr w:type="gramEnd"/>
+      <w:r>
+        <w:rPr>
+          <w:rFonts w:ascii="Calibri" w:hAnsi="Calibri" w:cs="Calibri"/>
+          <w:b/>
+          <w:bCs/>
+          <w:color w:val="D86DCB" w:themeColor="accent5" w:themeTint="99"/>
+          <w:sz w:val="36"/>
+          <w:szCs w:val="36"/>
+        </w:rPr>
+        <w:t>):</w:t>
       </w:r>
     </w:p>
     <w:p>
@@ -6883,13 +9731,33 @@
           <w:szCs w:val="36"/>
         </w:rPr>
       </w:pPr>
-      <w:r>
-        <w:rPr>
-          <w:rFonts w:ascii="Calibri" w:hAnsi="Calibri" w:cs="Calibri"/>
-          <w:sz w:val="36"/>
-          <w:szCs w:val="36"/>
-        </w:rPr>
-        <w:t>iter():</w:t>
+      <w:proofErr w:type="spellStart"/>
+      <w:proofErr w:type="gramStart"/>
+      <w:r>
+        <w:rPr>
+          <w:rFonts w:ascii="Calibri" w:hAnsi="Calibri" w:cs="Calibri"/>
+          <w:sz w:val="36"/>
+          <w:szCs w:val="36"/>
+        </w:rPr>
+        <w:t>iter</w:t>
+      </w:r>
+      <w:proofErr w:type="spellEnd"/>
+      <w:r>
+        <w:rPr>
+          <w:rFonts w:ascii="Calibri" w:hAnsi="Calibri" w:cs="Calibri"/>
+          <w:sz w:val="36"/>
+          <w:szCs w:val="36"/>
+        </w:rPr>
+        <w:t>(</w:t>
+      </w:r>
+      <w:proofErr w:type="gramEnd"/>
+      <w:r>
+        <w:rPr>
+          <w:rFonts w:ascii="Calibri" w:hAnsi="Calibri" w:cs="Calibri"/>
+          <w:sz w:val="36"/>
+          <w:szCs w:val="36"/>
+        </w:rPr>
+        <w:t>):</w:t>
       </w:r>
     </w:p>
     <w:p>
@@ -6931,7 +9799,31 @@
           <w:sz w:val="36"/>
           <w:szCs w:val="36"/>
         </w:rPr>
-        <w:t>class MyList:</w:t>
+        <w:t xml:space="preserve">class </w:t>
+      </w:r>
+      <w:proofErr w:type="spellStart"/>
+      <w:r>
+        <w:rPr>
+          <w:rFonts w:ascii="Calibri" w:hAnsi="Calibri" w:cs="Calibri"/>
+          <w:b/>
+          <w:bCs/>
+          <w:color w:val="D86DCB" w:themeColor="accent5" w:themeTint="99"/>
+          <w:sz w:val="36"/>
+          <w:szCs w:val="36"/>
+        </w:rPr>
+        <w:t>MyList</w:t>
+      </w:r>
+      <w:proofErr w:type="spellEnd"/>
+      <w:r>
+        <w:rPr>
+          <w:rFonts w:ascii="Calibri" w:hAnsi="Calibri" w:cs="Calibri"/>
+          <w:b/>
+          <w:bCs/>
+          <w:color w:val="D86DCB" w:themeColor="accent5" w:themeTint="99"/>
+          <w:sz w:val="36"/>
+          <w:szCs w:val="36"/>
+        </w:rPr>
+        <w:t>:</w:t>
       </w:r>
     </w:p>
     <w:p>
@@ -6956,192 +9848,482 @@
           <w:szCs w:val="36"/>
         </w:rPr>
         <w:lastRenderedPageBreak/>
-        <w:t xml:space="preserve">    def __init__(self):</w:t>
-      </w:r>
-    </w:p>
-    <w:p>
-      <w:pPr>
-        <w:jc w:val="both"/>
-        <w:rPr>
-          <w:rFonts w:ascii="Calibri" w:hAnsi="Calibri" w:cs="Calibri"/>
-          <w:b/>
-          <w:bCs/>
-          <w:color w:val="D86DCB" w:themeColor="accent5" w:themeTint="99"/>
-          <w:sz w:val="36"/>
-          <w:szCs w:val="36"/>
-        </w:rPr>
-      </w:pPr>
-      <w:r>
-        <w:rPr>
-          <w:rFonts w:ascii="Calibri" w:hAnsi="Calibri" w:cs="Calibri"/>
-          <w:b/>
-          <w:bCs/>
-          <w:color w:val="D86DCB" w:themeColor="accent5" w:themeTint="99"/>
-          <w:sz w:val="36"/>
-          <w:szCs w:val="36"/>
-        </w:rPr>
-        <w:t xml:space="preserve">        self.list = [1, 2, 3, 4]</w:t>
-      </w:r>
-    </w:p>
-    <w:p>
-      <w:pPr>
-        <w:jc w:val="both"/>
-        <w:rPr>
-          <w:rFonts w:ascii="Calibri" w:hAnsi="Calibri" w:cs="Calibri"/>
-          <w:b/>
-          <w:bCs/>
-          <w:color w:val="D86DCB" w:themeColor="accent5" w:themeTint="99"/>
-          <w:sz w:val="36"/>
-          <w:szCs w:val="36"/>
-        </w:rPr>
-      </w:pPr>
-    </w:p>
-    <w:p>
-      <w:pPr>
-        <w:jc w:val="both"/>
-        <w:rPr>
-          <w:rFonts w:ascii="Calibri" w:hAnsi="Calibri" w:cs="Calibri"/>
-          <w:b/>
-          <w:bCs/>
-          <w:color w:val="D86DCB" w:themeColor="accent5" w:themeTint="99"/>
-          <w:sz w:val="36"/>
-          <w:szCs w:val="36"/>
-        </w:rPr>
-      </w:pPr>
-      <w:r>
-        <w:rPr>
-          <w:rFonts w:ascii="Calibri" w:hAnsi="Calibri" w:cs="Calibri"/>
-          <w:b/>
-          <w:bCs/>
-          <w:color w:val="D86DCB" w:themeColor="accent5" w:themeTint="99"/>
-          <w:sz w:val="36"/>
-          <w:szCs w:val="36"/>
-        </w:rPr>
-        <w:t xml:space="preserve">    def __iter__(self):</w:t>
-      </w:r>
-    </w:p>
-    <w:p>
-      <w:pPr>
-        <w:jc w:val="both"/>
-        <w:rPr>
-          <w:rFonts w:ascii="Calibri" w:hAnsi="Calibri" w:cs="Calibri"/>
-          <w:b/>
-          <w:bCs/>
-          <w:color w:val="D86DCB" w:themeColor="accent5" w:themeTint="99"/>
-          <w:sz w:val="36"/>
-          <w:szCs w:val="36"/>
-        </w:rPr>
-      </w:pPr>
-      <w:r>
-        <w:rPr>
-          <w:rFonts w:ascii="Calibri" w:hAnsi="Calibri" w:cs="Calibri"/>
-          <w:b/>
-          <w:bCs/>
-          <w:color w:val="D86DCB" w:themeColor="accent5" w:themeTint="99"/>
-          <w:sz w:val="36"/>
-          <w:szCs w:val="36"/>
-        </w:rPr>
-        <w:t xml:space="preserve">        return iter(self.list)  # iter() exposes the list to iterate over</w:t>
-      </w:r>
-    </w:p>
-    <w:p>
-      <w:pPr>
-        <w:jc w:val="both"/>
-        <w:rPr>
-          <w:rFonts w:ascii="Calibri" w:hAnsi="Calibri" w:cs="Calibri"/>
-          <w:b/>
-          <w:bCs/>
-          <w:color w:val="D86DCB" w:themeColor="accent5" w:themeTint="99"/>
-          <w:sz w:val="36"/>
-          <w:szCs w:val="36"/>
-        </w:rPr>
-      </w:pPr>
-      <w:r>
-        <w:rPr>
-          <w:rFonts w:ascii="Calibri" w:hAnsi="Calibri" w:cs="Calibri"/>
-          <w:b/>
-          <w:bCs/>
-          <w:color w:val="D86DCB" w:themeColor="accent5" w:themeTint="99"/>
-          <w:sz w:val="36"/>
-          <w:szCs w:val="36"/>
-        </w:rPr>
-        <w:t>my_list = MyList()</w:t>
-      </w:r>
-    </w:p>
-    <w:p>
-      <w:pPr>
-        <w:jc w:val="both"/>
-        <w:rPr>
-          <w:rFonts w:ascii="Calibri" w:hAnsi="Calibri" w:cs="Calibri"/>
-          <w:b/>
-          <w:bCs/>
-          <w:color w:val="D86DCB" w:themeColor="accent5" w:themeTint="99"/>
-          <w:sz w:val="36"/>
-          <w:szCs w:val="36"/>
-        </w:rPr>
-      </w:pPr>
-      <w:r>
-        <w:rPr>
-          <w:rFonts w:ascii="Calibri" w:hAnsi="Calibri" w:cs="Calibri"/>
-          <w:b/>
-          <w:bCs/>
-          <w:color w:val="D86DCB" w:themeColor="accent5" w:themeTint="99"/>
-          <w:sz w:val="36"/>
-          <w:szCs w:val="36"/>
-        </w:rPr>
-        <w:t>for i in my_list:      # iterating over the object</w:t>
-      </w:r>
-    </w:p>
-    <w:p>
-      <w:pPr>
-        <w:jc w:val="both"/>
-        <w:rPr>
-          <w:rFonts w:ascii="Calibri" w:hAnsi="Calibri" w:cs="Calibri"/>
-          <w:b/>
-          <w:bCs/>
-          <w:color w:val="D86DCB" w:themeColor="accent5" w:themeTint="99"/>
-          <w:sz w:val="36"/>
-          <w:szCs w:val="36"/>
-        </w:rPr>
-      </w:pPr>
-      <w:r>
-        <w:rPr>
-          <w:rFonts w:ascii="Calibri" w:hAnsi="Calibri" w:cs="Calibri"/>
-          <w:b/>
-          <w:bCs/>
-          <w:color w:val="D86DCB" w:themeColor="accent5" w:themeTint="99"/>
-          <w:sz w:val="36"/>
-          <w:szCs w:val="36"/>
-        </w:rPr>
-        <w:t xml:space="preserve">    print(i)</w:t>
-      </w:r>
-    </w:p>
-    <w:p>
-      <w:pPr>
-        <w:jc w:val="both"/>
-        <w:rPr>
-          <w:rFonts w:ascii="Calibri" w:hAnsi="Calibri" w:cs="Calibri"/>
-          <w:sz w:val="36"/>
-          <w:szCs w:val="36"/>
-        </w:rPr>
-      </w:pPr>
-    </w:p>
-    <w:p>
-      <w:pPr>
-        <w:jc w:val="both"/>
-        <w:rPr>
-          <w:rFonts w:ascii="Calibri" w:hAnsi="Calibri" w:cs="Calibri"/>
-          <w:sz w:val="36"/>
-          <w:szCs w:val="36"/>
-        </w:rPr>
-      </w:pPr>
-      <w:r>
-        <w:rPr>
-          <w:rFonts w:ascii="Calibri" w:hAnsi="Calibri" w:cs="Calibri"/>
-          <w:sz w:val="36"/>
-          <w:szCs w:val="36"/>
-        </w:rPr>
-        <w:t>len():</w:t>
+        <w:t xml:space="preserve">    def __</w:t>
+      </w:r>
+      <w:proofErr w:type="spellStart"/>
+      <w:r>
+        <w:rPr>
+          <w:rFonts w:ascii="Calibri" w:hAnsi="Calibri" w:cs="Calibri"/>
+          <w:b/>
+          <w:bCs/>
+          <w:color w:val="D86DCB" w:themeColor="accent5" w:themeTint="99"/>
+          <w:sz w:val="36"/>
+          <w:szCs w:val="36"/>
+        </w:rPr>
+        <w:t>init</w:t>
+      </w:r>
+      <w:proofErr w:type="spellEnd"/>
+      <w:r>
+        <w:rPr>
+          <w:rFonts w:ascii="Calibri" w:hAnsi="Calibri" w:cs="Calibri"/>
+          <w:b/>
+          <w:bCs/>
+          <w:color w:val="D86DCB" w:themeColor="accent5" w:themeTint="99"/>
+          <w:sz w:val="36"/>
+          <w:szCs w:val="36"/>
+        </w:rPr>
+        <w:t>__(self):</w:t>
+      </w:r>
+    </w:p>
+    <w:p>
+      <w:pPr>
+        <w:jc w:val="both"/>
+        <w:rPr>
+          <w:rFonts w:ascii="Calibri" w:hAnsi="Calibri" w:cs="Calibri"/>
+          <w:b/>
+          <w:bCs/>
+          <w:color w:val="D86DCB" w:themeColor="accent5" w:themeTint="99"/>
+          <w:sz w:val="36"/>
+          <w:szCs w:val="36"/>
+        </w:rPr>
+      </w:pPr>
+      <w:r>
+        <w:rPr>
+          <w:rFonts w:ascii="Calibri" w:hAnsi="Calibri" w:cs="Calibri"/>
+          <w:b/>
+          <w:bCs/>
+          <w:color w:val="D86DCB" w:themeColor="accent5" w:themeTint="99"/>
+          <w:sz w:val="36"/>
+          <w:szCs w:val="36"/>
+        </w:rPr>
+        <w:t xml:space="preserve">        </w:t>
+      </w:r>
+      <w:proofErr w:type="spellStart"/>
+      <w:proofErr w:type="gramStart"/>
+      <w:r>
+        <w:rPr>
+          <w:rFonts w:ascii="Calibri" w:hAnsi="Calibri" w:cs="Calibri"/>
+          <w:b/>
+          <w:bCs/>
+          <w:color w:val="D86DCB" w:themeColor="accent5" w:themeTint="99"/>
+          <w:sz w:val="36"/>
+          <w:szCs w:val="36"/>
+        </w:rPr>
+        <w:t>self.list</w:t>
+      </w:r>
+      <w:proofErr w:type="spellEnd"/>
+      <w:proofErr w:type="gramEnd"/>
+      <w:r>
+        <w:rPr>
+          <w:rFonts w:ascii="Calibri" w:hAnsi="Calibri" w:cs="Calibri"/>
+          <w:b/>
+          <w:bCs/>
+          <w:color w:val="D86DCB" w:themeColor="accent5" w:themeTint="99"/>
+          <w:sz w:val="36"/>
+          <w:szCs w:val="36"/>
+        </w:rPr>
+        <w:t xml:space="preserve"> = [1, 2, 3, 4]</w:t>
+      </w:r>
+    </w:p>
+    <w:p>
+      <w:pPr>
+        <w:jc w:val="both"/>
+        <w:rPr>
+          <w:rFonts w:ascii="Calibri" w:hAnsi="Calibri" w:cs="Calibri"/>
+          <w:b/>
+          <w:bCs/>
+          <w:color w:val="D86DCB" w:themeColor="accent5" w:themeTint="99"/>
+          <w:sz w:val="36"/>
+          <w:szCs w:val="36"/>
+        </w:rPr>
+      </w:pPr>
+    </w:p>
+    <w:p>
+      <w:pPr>
+        <w:jc w:val="both"/>
+        <w:rPr>
+          <w:rFonts w:ascii="Calibri" w:hAnsi="Calibri" w:cs="Calibri"/>
+          <w:b/>
+          <w:bCs/>
+          <w:color w:val="D86DCB" w:themeColor="accent5" w:themeTint="99"/>
+          <w:sz w:val="36"/>
+          <w:szCs w:val="36"/>
+        </w:rPr>
+      </w:pPr>
+      <w:r>
+        <w:rPr>
+          <w:rFonts w:ascii="Calibri" w:hAnsi="Calibri" w:cs="Calibri"/>
+          <w:b/>
+          <w:bCs/>
+          <w:color w:val="D86DCB" w:themeColor="accent5" w:themeTint="99"/>
+          <w:sz w:val="36"/>
+          <w:szCs w:val="36"/>
+        </w:rPr>
+        <w:t xml:space="preserve">    def __</w:t>
+      </w:r>
+      <w:proofErr w:type="spellStart"/>
+      <w:r>
+        <w:rPr>
+          <w:rFonts w:ascii="Calibri" w:hAnsi="Calibri" w:cs="Calibri"/>
+          <w:b/>
+          <w:bCs/>
+          <w:color w:val="D86DCB" w:themeColor="accent5" w:themeTint="99"/>
+          <w:sz w:val="36"/>
+          <w:szCs w:val="36"/>
+        </w:rPr>
+        <w:t>iter</w:t>
+      </w:r>
+      <w:proofErr w:type="spellEnd"/>
+      <w:r>
+        <w:rPr>
+          <w:rFonts w:ascii="Calibri" w:hAnsi="Calibri" w:cs="Calibri"/>
+          <w:b/>
+          <w:bCs/>
+          <w:color w:val="D86DCB" w:themeColor="accent5" w:themeTint="99"/>
+          <w:sz w:val="36"/>
+          <w:szCs w:val="36"/>
+        </w:rPr>
+        <w:t>__(self):</w:t>
+      </w:r>
+    </w:p>
+    <w:p>
+      <w:pPr>
+        <w:jc w:val="both"/>
+        <w:rPr>
+          <w:rFonts w:ascii="Calibri" w:hAnsi="Calibri" w:cs="Calibri"/>
+          <w:b/>
+          <w:bCs/>
+          <w:color w:val="D86DCB" w:themeColor="accent5" w:themeTint="99"/>
+          <w:sz w:val="36"/>
+          <w:szCs w:val="36"/>
+        </w:rPr>
+      </w:pPr>
+      <w:r>
+        <w:rPr>
+          <w:rFonts w:ascii="Calibri" w:hAnsi="Calibri" w:cs="Calibri"/>
+          <w:b/>
+          <w:bCs/>
+          <w:color w:val="D86DCB" w:themeColor="accent5" w:themeTint="99"/>
+          <w:sz w:val="36"/>
+          <w:szCs w:val="36"/>
+        </w:rPr>
+        <w:t xml:space="preserve">        return </w:t>
+      </w:r>
+      <w:proofErr w:type="spellStart"/>
+      <w:r>
+        <w:rPr>
+          <w:rFonts w:ascii="Calibri" w:hAnsi="Calibri" w:cs="Calibri"/>
+          <w:b/>
+          <w:bCs/>
+          <w:color w:val="D86DCB" w:themeColor="accent5" w:themeTint="99"/>
+          <w:sz w:val="36"/>
+          <w:szCs w:val="36"/>
+        </w:rPr>
+        <w:t>iter</w:t>
+      </w:r>
+      <w:proofErr w:type="spellEnd"/>
+      <w:r>
+        <w:rPr>
+          <w:rFonts w:ascii="Calibri" w:hAnsi="Calibri" w:cs="Calibri"/>
+          <w:b/>
+          <w:bCs/>
+          <w:color w:val="D86DCB" w:themeColor="accent5" w:themeTint="99"/>
+          <w:sz w:val="36"/>
+          <w:szCs w:val="36"/>
+        </w:rPr>
+        <w:t>(</w:t>
+      </w:r>
+      <w:proofErr w:type="spellStart"/>
+      <w:proofErr w:type="gramStart"/>
+      <w:r>
+        <w:rPr>
+          <w:rFonts w:ascii="Calibri" w:hAnsi="Calibri" w:cs="Calibri"/>
+          <w:b/>
+          <w:bCs/>
+          <w:color w:val="D86DCB" w:themeColor="accent5" w:themeTint="99"/>
+          <w:sz w:val="36"/>
+          <w:szCs w:val="36"/>
+        </w:rPr>
+        <w:t>self.list</w:t>
+      </w:r>
+      <w:proofErr w:type="spellEnd"/>
+      <w:proofErr w:type="gramEnd"/>
+      <w:r>
+        <w:rPr>
+          <w:rFonts w:ascii="Calibri" w:hAnsi="Calibri" w:cs="Calibri"/>
+          <w:b/>
+          <w:bCs/>
+          <w:color w:val="D86DCB" w:themeColor="accent5" w:themeTint="99"/>
+          <w:sz w:val="36"/>
+          <w:szCs w:val="36"/>
+        </w:rPr>
+        <w:t xml:space="preserve">)  # </w:t>
+      </w:r>
+      <w:proofErr w:type="spellStart"/>
+      <w:r>
+        <w:rPr>
+          <w:rFonts w:ascii="Calibri" w:hAnsi="Calibri" w:cs="Calibri"/>
+          <w:b/>
+          <w:bCs/>
+          <w:color w:val="D86DCB" w:themeColor="accent5" w:themeTint="99"/>
+          <w:sz w:val="36"/>
+          <w:szCs w:val="36"/>
+        </w:rPr>
+        <w:t>iter</w:t>
+      </w:r>
+      <w:proofErr w:type="spellEnd"/>
+      <w:r>
+        <w:rPr>
+          <w:rFonts w:ascii="Calibri" w:hAnsi="Calibri" w:cs="Calibri"/>
+          <w:b/>
+          <w:bCs/>
+          <w:color w:val="D86DCB" w:themeColor="accent5" w:themeTint="99"/>
+          <w:sz w:val="36"/>
+          <w:szCs w:val="36"/>
+        </w:rPr>
+        <w:t>() exposes the list to iterate over</w:t>
+      </w:r>
+    </w:p>
+    <w:p>
+      <w:pPr>
+        <w:jc w:val="both"/>
+        <w:rPr>
+          <w:rFonts w:ascii="Calibri" w:hAnsi="Calibri" w:cs="Calibri"/>
+          <w:b/>
+          <w:bCs/>
+          <w:color w:val="D86DCB" w:themeColor="accent5" w:themeTint="99"/>
+          <w:sz w:val="36"/>
+          <w:szCs w:val="36"/>
+        </w:rPr>
+      </w:pPr>
+      <w:proofErr w:type="spellStart"/>
+      <w:r>
+        <w:rPr>
+          <w:rFonts w:ascii="Calibri" w:hAnsi="Calibri" w:cs="Calibri"/>
+          <w:b/>
+          <w:bCs/>
+          <w:color w:val="D86DCB" w:themeColor="accent5" w:themeTint="99"/>
+          <w:sz w:val="36"/>
+          <w:szCs w:val="36"/>
+        </w:rPr>
+        <w:t>my_list</w:t>
+      </w:r>
+      <w:proofErr w:type="spellEnd"/>
+      <w:r>
+        <w:rPr>
+          <w:rFonts w:ascii="Calibri" w:hAnsi="Calibri" w:cs="Calibri"/>
+          <w:b/>
+          <w:bCs/>
+          <w:color w:val="D86DCB" w:themeColor="accent5" w:themeTint="99"/>
+          <w:sz w:val="36"/>
+          <w:szCs w:val="36"/>
+        </w:rPr>
+        <w:t xml:space="preserve"> = </w:t>
+      </w:r>
+      <w:proofErr w:type="spellStart"/>
+      <w:proofErr w:type="gramStart"/>
+      <w:r>
+        <w:rPr>
+          <w:rFonts w:ascii="Calibri" w:hAnsi="Calibri" w:cs="Calibri"/>
+          <w:b/>
+          <w:bCs/>
+          <w:color w:val="D86DCB" w:themeColor="accent5" w:themeTint="99"/>
+          <w:sz w:val="36"/>
+          <w:szCs w:val="36"/>
+        </w:rPr>
+        <w:t>MyList</w:t>
+      </w:r>
+      <w:proofErr w:type="spellEnd"/>
+      <w:r>
+        <w:rPr>
+          <w:rFonts w:ascii="Calibri" w:hAnsi="Calibri" w:cs="Calibri"/>
+          <w:b/>
+          <w:bCs/>
+          <w:color w:val="D86DCB" w:themeColor="accent5" w:themeTint="99"/>
+          <w:sz w:val="36"/>
+          <w:szCs w:val="36"/>
+        </w:rPr>
+        <w:t>(</w:t>
+      </w:r>
+      <w:proofErr w:type="gramEnd"/>
+      <w:r>
+        <w:rPr>
+          <w:rFonts w:ascii="Calibri" w:hAnsi="Calibri" w:cs="Calibri"/>
+          <w:b/>
+          <w:bCs/>
+          <w:color w:val="D86DCB" w:themeColor="accent5" w:themeTint="99"/>
+          <w:sz w:val="36"/>
+          <w:szCs w:val="36"/>
+        </w:rPr>
+        <w:t>)</w:t>
+      </w:r>
+    </w:p>
+    <w:p>
+      <w:pPr>
+        <w:jc w:val="both"/>
+        <w:rPr>
+          <w:rFonts w:ascii="Calibri" w:hAnsi="Calibri" w:cs="Calibri"/>
+          <w:b/>
+          <w:bCs/>
+          <w:color w:val="D86DCB" w:themeColor="accent5" w:themeTint="99"/>
+          <w:sz w:val="36"/>
+          <w:szCs w:val="36"/>
+        </w:rPr>
+      </w:pPr>
+      <w:r>
+        <w:rPr>
+          <w:rFonts w:ascii="Calibri" w:hAnsi="Calibri" w:cs="Calibri"/>
+          <w:b/>
+          <w:bCs/>
+          <w:color w:val="D86DCB" w:themeColor="accent5" w:themeTint="99"/>
+          <w:sz w:val="36"/>
+          <w:szCs w:val="36"/>
+        </w:rPr>
+        <w:t xml:space="preserve">for </w:t>
+      </w:r>
+      <w:proofErr w:type="spellStart"/>
+      <w:r>
+        <w:rPr>
+          <w:rFonts w:ascii="Calibri" w:hAnsi="Calibri" w:cs="Calibri"/>
+          <w:b/>
+          <w:bCs/>
+          <w:color w:val="D86DCB" w:themeColor="accent5" w:themeTint="99"/>
+          <w:sz w:val="36"/>
+          <w:szCs w:val="36"/>
+        </w:rPr>
+        <w:t>i</w:t>
+      </w:r>
+      <w:proofErr w:type="spellEnd"/>
+      <w:r>
+        <w:rPr>
+          <w:rFonts w:ascii="Calibri" w:hAnsi="Calibri" w:cs="Calibri"/>
+          <w:b/>
+          <w:bCs/>
+          <w:color w:val="D86DCB" w:themeColor="accent5" w:themeTint="99"/>
+          <w:sz w:val="36"/>
+          <w:szCs w:val="36"/>
+        </w:rPr>
+        <w:t xml:space="preserve"> in </w:t>
+      </w:r>
+      <w:proofErr w:type="spellStart"/>
+      <w:r>
+        <w:rPr>
+          <w:rFonts w:ascii="Calibri" w:hAnsi="Calibri" w:cs="Calibri"/>
+          <w:b/>
+          <w:bCs/>
+          <w:color w:val="D86DCB" w:themeColor="accent5" w:themeTint="99"/>
+          <w:sz w:val="36"/>
+          <w:szCs w:val="36"/>
+        </w:rPr>
+        <w:t>my_list</w:t>
+      </w:r>
+      <w:proofErr w:type="spellEnd"/>
+      <w:r>
+        <w:rPr>
+          <w:rFonts w:ascii="Calibri" w:hAnsi="Calibri" w:cs="Calibri"/>
+          <w:b/>
+          <w:bCs/>
+          <w:color w:val="D86DCB" w:themeColor="accent5" w:themeTint="99"/>
+          <w:sz w:val="36"/>
+          <w:szCs w:val="36"/>
+        </w:rPr>
+        <w:t>:      # iterating over the object</w:t>
+      </w:r>
+    </w:p>
+    <w:p>
+      <w:pPr>
+        <w:jc w:val="both"/>
+        <w:rPr>
+          <w:rFonts w:ascii="Calibri" w:hAnsi="Calibri" w:cs="Calibri"/>
+          <w:b/>
+          <w:bCs/>
+          <w:color w:val="D86DCB" w:themeColor="accent5" w:themeTint="99"/>
+          <w:sz w:val="36"/>
+          <w:szCs w:val="36"/>
+        </w:rPr>
+      </w:pPr>
+      <w:r>
+        <w:rPr>
+          <w:rFonts w:ascii="Calibri" w:hAnsi="Calibri" w:cs="Calibri"/>
+          <w:b/>
+          <w:bCs/>
+          <w:color w:val="D86DCB" w:themeColor="accent5" w:themeTint="99"/>
+          <w:sz w:val="36"/>
+          <w:szCs w:val="36"/>
+        </w:rPr>
+        <w:t xml:space="preserve">    print(</w:t>
+      </w:r>
+      <w:proofErr w:type="spellStart"/>
+      <w:r>
+        <w:rPr>
+          <w:rFonts w:ascii="Calibri" w:hAnsi="Calibri" w:cs="Calibri"/>
+          <w:b/>
+          <w:bCs/>
+          <w:color w:val="D86DCB" w:themeColor="accent5" w:themeTint="99"/>
+          <w:sz w:val="36"/>
+          <w:szCs w:val="36"/>
+        </w:rPr>
+        <w:t>i</w:t>
+      </w:r>
+      <w:proofErr w:type="spellEnd"/>
+      <w:r>
+        <w:rPr>
+          <w:rFonts w:ascii="Calibri" w:hAnsi="Calibri" w:cs="Calibri"/>
+          <w:b/>
+          <w:bCs/>
+          <w:color w:val="D86DCB" w:themeColor="accent5" w:themeTint="99"/>
+          <w:sz w:val="36"/>
+          <w:szCs w:val="36"/>
+        </w:rPr>
+        <w:t>)</w:t>
+      </w:r>
+    </w:p>
+    <w:p>
+      <w:pPr>
+        <w:jc w:val="both"/>
+        <w:rPr>
+          <w:rFonts w:ascii="Calibri" w:hAnsi="Calibri" w:cs="Calibri"/>
+          <w:sz w:val="36"/>
+          <w:szCs w:val="36"/>
+        </w:rPr>
+      </w:pPr>
+    </w:p>
+    <w:p>
+      <w:pPr>
+        <w:jc w:val="both"/>
+        <w:rPr>
+          <w:rFonts w:ascii="Calibri" w:hAnsi="Calibri" w:cs="Calibri"/>
+          <w:sz w:val="36"/>
+          <w:szCs w:val="36"/>
+        </w:rPr>
+      </w:pPr>
+      <w:proofErr w:type="spellStart"/>
+      <w:proofErr w:type="gramStart"/>
+      <w:r>
+        <w:rPr>
+          <w:rFonts w:ascii="Calibri" w:hAnsi="Calibri" w:cs="Calibri"/>
+          <w:sz w:val="36"/>
+          <w:szCs w:val="36"/>
+        </w:rPr>
+        <w:t>len</w:t>
+      </w:r>
+      <w:proofErr w:type="spellEnd"/>
+      <w:r>
+        <w:rPr>
+          <w:rFonts w:ascii="Calibri" w:hAnsi="Calibri" w:cs="Calibri"/>
+          <w:sz w:val="36"/>
+          <w:szCs w:val="36"/>
+        </w:rPr>
+        <w:t>(</w:t>
+      </w:r>
+      <w:proofErr w:type="gramEnd"/>
+      <w:r>
+        <w:rPr>
+          <w:rFonts w:ascii="Calibri" w:hAnsi="Calibri" w:cs="Calibri"/>
+          <w:sz w:val="36"/>
+          <w:szCs w:val="36"/>
+        </w:rPr>
+        <w:t>):</w:t>
       </w:r>
     </w:p>
     <w:p>
@@ -7174,16 +10356,29 @@
           <w:szCs w:val="36"/>
         </w:rPr>
       </w:pPr>
-      <w:r>
-        <w:rPr>
-          <w:rFonts w:ascii="Calibri" w:hAnsi="Calibri" w:cs="Calibri"/>
-          <w:b/>
-          <w:bCs/>
-          <w:color w:val="D86DCB" w:themeColor="accent5" w:themeTint="99"/>
-          <w:sz w:val="36"/>
-          <w:szCs w:val="36"/>
-        </w:rPr>
-        <w:t>len(obj)</w:t>
+      <w:proofErr w:type="spellStart"/>
+      <w:r>
+        <w:rPr>
+          <w:rFonts w:ascii="Calibri" w:hAnsi="Calibri" w:cs="Calibri"/>
+          <w:b/>
+          <w:bCs/>
+          <w:color w:val="D86DCB" w:themeColor="accent5" w:themeTint="99"/>
+          <w:sz w:val="36"/>
+          <w:szCs w:val="36"/>
+        </w:rPr>
+        <w:t>len</w:t>
+      </w:r>
+      <w:proofErr w:type="spellEnd"/>
+      <w:r>
+        <w:rPr>
+          <w:rFonts w:ascii="Calibri" w:hAnsi="Calibri" w:cs="Calibri"/>
+          <w:b/>
+          <w:bCs/>
+          <w:color w:val="D86DCB" w:themeColor="accent5" w:themeTint="99"/>
+          <w:sz w:val="36"/>
+          <w:szCs w:val="36"/>
+        </w:rPr>
+        <w:t>(obj)</w:t>
       </w:r>
     </w:p>
     <w:p>
@@ -7341,7 +10536,51 @@
                 <w:sz w:val="36"/>
                 <w:szCs w:val="36"/>
               </w:rPr>
-              <w:t>__init__()</w:t>
+              <w:t>__</w:t>
+            </w:r>
+            <w:proofErr w:type="spellStart"/>
+            <w:r>
+              <w:rPr>
+                <w:rFonts w:ascii="Calibri" w:hAnsi="Calibri" w:cs="Calibri"/>
+                <w:b/>
+                <w:bCs/>
+                <w:sz w:val="36"/>
+                <w:szCs w:val="36"/>
+              </w:rPr>
+              <w:t>init</w:t>
+            </w:r>
+            <w:proofErr w:type="spellEnd"/>
+            <w:r>
+              <w:rPr>
+                <w:rFonts w:ascii="Calibri" w:hAnsi="Calibri" w:cs="Calibri"/>
+                <w:b/>
+                <w:bCs/>
+                <w:sz w:val="36"/>
+                <w:szCs w:val="36"/>
+              </w:rPr>
+              <w:t>_</w:t>
+            </w:r>
+            <w:proofErr w:type="gramStart"/>
+            <w:r>
+              <w:rPr>
+                <w:rFonts w:ascii="Calibri" w:hAnsi="Calibri" w:cs="Calibri"/>
+                <w:b/>
+                <w:bCs/>
+                <w:sz w:val="36"/>
+                <w:szCs w:val="36"/>
+              </w:rPr>
+              <w:t>_(</w:t>
+            </w:r>
+            <w:proofErr w:type="gramEnd"/>
+            <w:r>
+              <w:rPr>
+                <w:rFonts w:ascii="Calibri" w:hAnsi="Calibri" w:cs="Calibri"/>
+                <w:b/>
+                <w:bCs/>
+                <w:sz w:val="36"/>
+                <w:szCs w:val="36"/>
+              </w:rPr>
+              <w:t>)</w:t>
             </w:r>
           </w:p>
         </w:tc>
@@ -7363,13 +10602,33 @@
                 <w:szCs w:val="36"/>
               </w:rPr>
             </w:pPr>
+            <w:proofErr w:type="spellStart"/>
+            <w:proofErr w:type="gramStart"/>
             <w:r>
               <w:rPr>
                 <w:rFonts w:ascii="Calibri" w:hAnsi="Calibri" w:cs="Calibri"/>
                 <w:sz w:val="36"/>
                 <w:szCs w:val="36"/>
               </w:rPr>
-              <w:t>toString()</w:t>
+              <w:t>toString</w:t>
+            </w:r>
+            <w:proofErr w:type="spellEnd"/>
+            <w:r>
+              <w:rPr>
+                <w:rFonts w:ascii="Calibri" w:hAnsi="Calibri" w:cs="Calibri"/>
+                <w:sz w:val="36"/>
+                <w:szCs w:val="36"/>
+              </w:rPr>
+              <w:t>(</w:t>
+            </w:r>
+            <w:proofErr w:type="gramEnd"/>
+            <w:r>
+              <w:rPr>
+                <w:rFonts w:ascii="Calibri" w:hAnsi="Calibri" w:cs="Calibri"/>
+                <w:sz w:val="36"/>
+                <w:szCs w:val="36"/>
+              </w:rPr>
+              <w:t>)</w:t>
             </w:r>
           </w:p>
         </w:tc>
@@ -7399,7 +10658,29 @@
                 <w:sz w:val="36"/>
                 <w:szCs w:val="36"/>
               </w:rPr>
-              <w:t>__str__()</w:t>
+              <w:t>__str_</w:t>
+            </w:r>
+            <w:proofErr w:type="gramStart"/>
+            <w:r>
+              <w:rPr>
+                <w:rFonts w:ascii="Calibri" w:hAnsi="Calibri" w:cs="Calibri"/>
+                <w:b/>
+                <w:bCs/>
+                <w:sz w:val="36"/>
+                <w:szCs w:val="36"/>
+              </w:rPr>
+              <w:t>_(</w:t>
+            </w:r>
+            <w:proofErr w:type="gramEnd"/>
+            <w:r>
+              <w:rPr>
+                <w:rFonts w:ascii="Calibri" w:hAnsi="Calibri" w:cs="Calibri"/>
+                <w:b/>
+                <w:bCs/>
+                <w:sz w:val="36"/>
+                <w:szCs w:val="36"/>
+              </w:rPr>
+              <w:t>)</w:t>
             </w:r>
           </w:p>
         </w:tc>
@@ -7464,7 +10745,29 @@
                 <w:sz w:val="36"/>
                 <w:szCs w:val="36"/>
               </w:rPr>
-              <w:t>__add__()</w:t>
+              <w:t>__add_</w:t>
+            </w:r>
+            <w:proofErr w:type="gramStart"/>
+            <w:r>
+              <w:rPr>
+                <w:rFonts w:ascii="Calibri" w:hAnsi="Calibri" w:cs="Calibri"/>
+                <w:b/>
+                <w:bCs/>
+                <w:sz w:val="36"/>
+                <w:szCs w:val="36"/>
+              </w:rPr>
+              <w:t>_(</w:t>
+            </w:r>
+            <w:proofErr w:type="gramEnd"/>
+            <w:r>
+              <w:rPr>
+                <w:rFonts w:ascii="Calibri" w:hAnsi="Calibri" w:cs="Calibri"/>
+                <w:b/>
+                <w:bCs/>
+                <w:sz w:val="36"/>
+                <w:szCs w:val="36"/>
+              </w:rPr>
+              <w:t>)</w:t>
             </w:r>
           </w:p>
         </w:tc>
@@ -7526,7 +10829,51 @@
                 <w:sz w:val="36"/>
                 <w:szCs w:val="36"/>
               </w:rPr>
-              <w:t>__getitem__()</w:t>
+              <w:t>__</w:t>
+            </w:r>
+            <w:proofErr w:type="spellStart"/>
+            <w:r>
+              <w:rPr>
+                <w:rFonts w:ascii="Calibri" w:hAnsi="Calibri" w:cs="Calibri"/>
+                <w:b/>
+                <w:bCs/>
+                <w:sz w:val="36"/>
+                <w:szCs w:val="36"/>
+              </w:rPr>
+              <w:t>getitem</w:t>
+            </w:r>
+            <w:proofErr w:type="spellEnd"/>
+            <w:r>
+              <w:rPr>
+                <w:rFonts w:ascii="Calibri" w:hAnsi="Calibri" w:cs="Calibri"/>
+                <w:b/>
+                <w:bCs/>
+                <w:sz w:val="36"/>
+                <w:szCs w:val="36"/>
+              </w:rPr>
+              <w:t>_</w:t>
+            </w:r>
+            <w:proofErr w:type="gramStart"/>
+            <w:r>
+              <w:rPr>
+                <w:rFonts w:ascii="Calibri" w:hAnsi="Calibri" w:cs="Calibri"/>
+                <w:b/>
+                <w:bCs/>
+                <w:sz w:val="36"/>
+                <w:szCs w:val="36"/>
+              </w:rPr>
+              <w:t>_(</w:t>
+            </w:r>
+            <w:proofErr w:type="gramEnd"/>
+            <w:r>
+              <w:rPr>
+                <w:rFonts w:ascii="Calibri" w:hAnsi="Calibri" w:cs="Calibri"/>
+                <w:b/>
+                <w:bCs/>
+                <w:sz w:val="36"/>
+                <w:szCs w:val="36"/>
+              </w:rPr>
+              <w:t>)</w:t>
             </w:r>
           </w:p>
         </w:tc>
@@ -7599,7 +10946,29 @@
                 <w:sz w:val="36"/>
                 <w:szCs w:val="36"/>
               </w:rPr>
-              <w:t>__eq__()</w:t>
+              <w:t>__eq_</w:t>
+            </w:r>
+            <w:proofErr w:type="gramStart"/>
+            <w:r>
+              <w:rPr>
+                <w:rFonts w:ascii="Calibri" w:hAnsi="Calibri" w:cs="Calibri"/>
+                <w:b/>
+                <w:bCs/>
+                <w:sz w:val="36"/>
+                <w:szCs w:val="36"/>
+              </w:rPr>
+              <w:t>_(</w:t>
+            </w:r>
+            <w:proofErr w:type="gramEnd"/>
+            <w:r>
+              <w:rPr>
+                <w:rFonts w:ascii="Calibri" w:hAnsi="Calibri" w:cs="Calibri"/>
+                <w:b/>
+                <w:bCs/>
+                <w:sz w:val="36"/>
+                <w:szCs w:val="36"/>
+              </w:rPr>
+              <w:t>)</w:t>
             </w:r>
           </w:p>
         </w:tc>
@@ -7662,7 +11031,51 @@
                 <w:sz w:val="36"/>
                 <w:szCs w:val="36"/>
               </w:rPr>
-              <w:t>__len__()</w:t>
+              <w:t>__</w:t>
+            </w:r>
+            <w:proofErr w:type="spellStart"/>
+            <w:r>
+              <w:rPr>
+                <w:rFonts w:ascii="Calibri" w:hAnsi="Calibri" w:cs="Calibri"/>
+                <w:b/>
+                <w:bCs/>
+                <w:sz w:val="36"/>
+                <w:szCs w:val="36"/>
+              </w:rPr>
+              <w:t>len</w:t>
+            </w:r>
+            <w:proofErr w:type="spellEnd"/>
+            <w:r>
+              <w:rPr>
+                <w:rFonts w:ascii="Calibri" w:hAnsi="Calibri" w:cs="Calibri"/>
+                <w:b/>
+                <w:bCs/>
+                <w:sz w:val="36"/>
+                <w:szCs w:val="36"/>
+              </w:rPr>
+              <w:t>_</w:t>
+            </w:r>
+            <w:proofErr w:type="gramStart"/>
+            <w:r>
+              <w:rPr>
+                <w:rFonts w:ascii="Calibri" w:hAnsi="Calibri" w:cs="Calibri"/>
+                <w:b/>
+                <w:bCs/>
+                <w:sz w:val="36"/>
+                <w:szCs w:val="36"/>
+              </w:rPr>
+              <w:t>_(</w:t>
+            </w:r>
+            <w:proofErr w:type="gramEnd"/>
+            <w:r>
+              <w:rPr>
+                <w:rFonts w:ascii="Calibri" w:hAnsi="Calibri" w:cs="Calibri"/>
+                <w:b/>
+                <w:bCs/>
+                <w:sz w:val="36"/>
+                <w:szCs w:val="36"/>
+              </w:rPr>
+              <w:t>)</w:t>
             </w:r>
           </w:p>
         </w:tc>
@@ -7932,7 +11345,23 @@
           <w:sz w:val="36"/>
           <w:szCs w:val="36"/>
         </w:rPr>
-        <w:t># We don’t wan dozens of copies. Instead, everyone uses the same object</w:t>
+        <w:t># We don’t wan</w:t>
+      </w:r>
+      <w:r>
+        <w:rPr>
+          <w:rFonts w:ascii="Calibri" w:hAnsi="Calibri" w:cs="Calibri"/>
+          <w:sz w:val="36"/>
+          <w:szCs w:val="36"/>
+        </w:rPr>
+        <w:t>t</w:t>
+      </w:r>
+      <w:r>
+        <w:rPr>
+          <w:rFonts w:ascii="Calibri" w:hAnsi="Calibri" w:cs="Calibri"/>
+          <w:sz w:val="36"/>
+          <w:szCs w:val="36"/>
+        </w:rPr>
+        <w:t xml:space="preserve"> dozens of copies. Instead, everyone uses the same object</w:t>
       </w:r>
     </w:p>
     <w:p>
@@ -8212,55 +11641,116 @@
           <w:sz w:val="36"/>
           <w:szCs w:val="36"/>
         </w:rPr>
-        <w:t>db1 = Database()</w:t>
-      </w:r>
-    </w:p>
-    <w:p>
-      <w:pPr>
-        <w:jc w:val="both"/>
-        <w:rPr>
-          <w:rFonts w:ascii="Calibri" w:hAnsi="Calibri" w:cs="Calibri"/>
-          <w:b/>
-          <w:bCs/>
-          <w:color w:val="D86DCB" w:themeColor="accent5" w:themeTint="99"/>
-          <w:sz w:val="36"/>
-          <w:szCs w:val="36"/>
-        </w:rPr>
-      </w:pPr>
-      <w:r>
-        <w:rPr>
-          <w:rFonts w:ascii="Calibri" w:hAnsi="Calibri" w:cs="Calibri"/>
-          <w:b/>
-          <w:bCs/>
-          <w:color w:val="D86DCB" w:themeColor="accent5" w:themeTint="99"/>
-          <w:sz w:val="36"/>
-          <w:szCs w:val="36"/>
-        </w:rPr>
-        <w:t>db2 = Database()</w:t>
-      </w:r>
-    </w:p>
-    <w:p>
-      <w:pPr>
-        <w:jc w:val="both"/>
-        <w:rPr>
-          <w:rFonts w:ascii="Calibri" w:hAnsi="Calibri" w:cs="Calibri"/>
-          <w:b/>
-          <w:bCs/>
-          <w:color w:val="D86DCB" w:themeColor="accent5" w:themeTint="99"/>
-          <w:sz w:val="36"/>
-          <w:szCs w:val="36"/>
-        </w:rPr>
-      </w:pPr>
-      <w:r>
-        <w:rPr>
-          <w:rFonts w:ascii="Calibri" w:hAnsi="Calibri" w:cs="Calibri"/>
-          <w:b/>
-          <w:bCs/>
-          <w:color w:val="D86DCB" w:themeColor="accent5" w:themeTint="99"/>
-          <w:sz w:val="36"/>
-          <w:szCs w:val="36"/>
-        </w:rPr>
-        <w:t>print(db1 is db2) # false</w:t>
+        <w:t xml:space="preserve">db1 = </w:t>
+      </w:r>
+      <w:proofErr w:type="gramStart"/>
+      <w:r>
+        <w:rPr>
+          <w:rFonts w:ascii="Calibri" w:hAnsi="Calibri" w:cs="Calibri"/>
+          <w:b/>
+          <w:bCs/>
+          <w:color w:val="D86DCB" w:themeColor="accent5" w:themeTint="99"/>
+          <w:sz w:val="36"/>
+          <w:szCs w:val="36"/>
+        </w:rPr>
+        <w:t>Database(</w:t>
+      </w:r>
+      <w:proofErr w:type="gramEnd"/>
+      <w:r>
+        <w:rPr>
+          <w:rFonts w:ascii="Calibri" w:hAnsi="Calibri" w:cs="Calibri"/>
+          <w:b/>
+          <w:bCs/>
+          <w:color w:val="D86DCB" w:themeColor="accent5" w:themeTint="99"/>
+          <w:sz w:val="36"/>
+          <w:szCs w:val="36"/>
+        </w:rPr>
+        <w:t>)</w:t>
+      </w:r>
+    </w:p>
+    <w:p>
+      <w:pPr>
+        <w:jc w:val="both"/>
+        <w:rPr>
+          <w:rFonts w:ascii="Calibri" w:hAnsi="Calibri" w:cs="Calibri"/>
+          <w:b/>
+          <w:bCs/>
+          <w:color w:val="D86DCB" w:themeColor="accent5" w:themeTint="99"/>
+          <w:sz w:val="36"/>
+          <w:szCs w:val="36"/>
+        </w:rPr>
+      </w:pPr>
+      <w:r>
+        <w:rPr>
+          <w:rFonts w:ascii="Calibri" w:hAnsi="Calibri" w:cs="Calibri"/>
+          <w:b/>
+          <w:bCs/>
+          <w:color w:val="D86DCB" w:themeColor="accent5" w:themeTint="99"/>
+          <w:sz w:val="36"/>
+          <w:szCs w:val="36"/>
+        </w:rPr>
+        <w:t xml:space="preserve">db2 = </w:t>
+      </w:r>
+      <w:proofErr w:type="gramStart"/>
+      <w:r>
+        <w:rPr>
+          <w:rFonts w:ascii="Calibri" w:hAnsi="Calibri" w:cs="Calibri"/>
+          <w:b/>
+          <w:bCs/>
+          <w:color w:val="D86DCB" w:themeColor="accent5" w:themeTint="99"/>
+          <w:sz w:val="36"/>
+          <w:szCs w:val="36"/>
+        </w:rPr>
+        <w:t>Database(</w:t>
+      </w:r>
+      <w:proofErr w:type="gramEnd"/>
+      <w:r>
+        <w:rPr>
+          <w:rFonts w:ascii="Calibri" w:hAnsi="Calibri" w:cs="Calibri"/>
+          <w:b/>
+          <w:bCs/>
+          <w:color w:val="D86DCB" w:themeColor="accent5" w:themeTint="99"/>
+          <w:sz w:val="36"/>
+          <w:szCs w:val="36"/>
+        </w:rPr>
+        <w:t>)</w:t>
+      </w:r>
+    </w:p>
+    <w:p>
+      <w:pPr>
+        <w:jc w:val="both"/>
+        <w:rPr>
+          <w:rFonts w:ascii="Calibri" w:hAnsi="Calibri" w:cs="Calibri"/>
+          <w:b/>
+          <w:bCs/>
+          <w:color w:val="D86DCB" w:themeColor="accent5" w:themeTint="99"/>
+          <w:sz w:val="36"/>
+          <w:szCs w:val="36"/>
+        </w:rPr>
+      </w:pPr>
+      <w:proofErr w:type="gramStart"/>
+      <w:r>
+        <w:rPr>
+          <w:rFonts w:ascii="Calibri" w:hAnsi="Calibri" w:cs="Calibri"/>
+          <w:b/>
+          <w:bCs/>
+          <w:color w:val="D86DCB" w:themeColor="accent5" w:themeTint="99"/>
+          <w:sz w:val="36"/>
+          <w:szCs w:val="36"/>
+        </w:rPr>
+        <w:t>print(</w:t>
+      </w:r>
+      <w:proofErr w:type="gramEnd"/>
+      <w:r>
+        <w:rPr>
+          <w:rFonts w:ascii="Calibri" w:hAnsi="Calibri" w:cs="Calibri"/>
+          <w:b/>
+          <w:bCs/>
+          <w:color w:val="D86DCB" w:themeColor="accent5" w:themeTint="99"/>
+          <w:sz w:val="36"/>
+          <w:szCs w:val="36"/>
+        </w:rPr>
+        <w:t>db1 is db2) # false</w:t>
       </w:r>
     </w:p>
     <w:p>
@@ -8329,7 +11819,29 @@
           <w:sz w:val="36"/>
           <w:szCs w:val="36"/>
         </w:rPr>
-        <w:t>__new__()</w:t>
+        <w:t>__new_</w:t>
+      </w:r>
+      <w:proofErr w:type="gramStart"/>
+      <w:r>
+        <w:rPr>
+          <w:rFonts w:ascii="Calibri" w:hAnsi="Calibri" w:cs="Calibri"/>
+          <w:b/>
+          <w:bCs/>
+          <w:sz w:val="36"/>
+          <w:szCs w:val="36"/>
+        </w:rPr>
+        <w:t>_(</w:t>
+      </w:r>
+      <w:proofErr w:type="gramEnd"/>
+      <w:r>
+        <w:rPr>
+          <w:rFonts w:ascii="Calibri" w:hAnsi="Calibri" w:cs="Calibri"/>
+          <w:b/>
+          <w:bCs/>
+          <w:sz w:val="36"/>
+          <w:szCs w:val="36"/>
+        </w:rPr>
+        <w:t>)</w:t>
       </w:r>
       <w:r>
         <w:rPr>
@@ -8370,7 +11882,51 @@
           <w:sz w:val="36"/>
           <w:szCs w:val="36"/>
         </w:rPr>
-        <w:t>__init__()</w:t>
+        <w:t>__</w:t>
+      </w:r>
+      <w:proofErr w:type="spellStart"/>
+      <w:r>
+        <w:rPr>
+          <w:rFonts w:ascii="Calibri" w:hAnsi="Calibri" w:cs="Calibri"/>
+          <w:b/>
+          <w:bCs/>
+          <w:sz w:val="36"/>
+          <w:szCs w:val="36"/>
+        </w:rPr>
+        <w:t>init</w:t>
+      </w:r>
+      <w:proofErr w:type="spellEnd"/>
+      <w:r>
+        <w:rPr>
+          <w:rFonts w:ascii="Calibri" w:hAnsi="Calibri" w:cs="Calibri"/>
+          <w:b/>
+          <w:bCs/>
+          <w:sz w:val="36"/>
+          <w:szCs w:val="36"/>
+        </w:rPr>
+        <w:t>_</w:t>
+      </w:r>
+      <w:proofErr w:type="gramStart"/>
+      <w:r>
+        <w:rPr>
+          <w:rFonts w:ascii="Calibri" w:hAnsi="Calibri" w:cs="Calibri"/>
+          <w:b/>
+          <w:bCs/>
+          <w:sz w:val="36"/>
+          <w:szCs w:val="36"/>
+        </w:rPr>
+        <w:t>_(</w:t>
+      </w:r>
+      <w:proofErr w:type="gramEnd"/>
+      <w:r>
+        <w:rPr>
+          <w:rFonts w:ascii="Calibri" w:hAnsi="Calibri" w:cs="Calibri"/>
+          <w:b/>
+          <w:bCs/>
+          <w:sz w:val="36"/>
+          <w:szCs w:val="36"/>
+        </w:rPr>
+        <w:t>)</w:t>
       </w:r>
       <w:r>
         <w:rPr>
@@ -8406,7 +11962,29 @@
           <w:sz w:val="36"/>
           <w:szCs w:val="36"/>
         </w:rPr>
-        <w:t xml:space="preserve">__new__() </w:t>
+        <w:t>__new_</w:t>
+      </w:r>
+      <w:proofErr w:type="gramStart"/>
+      <w:r>
+        <w:rPr>
+          <w:rFonts w:ascii="Calibri" w:hAnsi="Calibri" w:cs="Calibri"/>
+          <w:b/>
+          <w:bCs/>
+          <w:sz w:val="36"/>
+          <w:szCs w:val="36"/>
+        </w:rPr>
+        <w:t>_(</w:t>
+      </w:r>
+      <w:proofErr w:type="gramEnd"/>
+      <w:r>
+        <w:rPr>
+          <w:rFonts w:ascii="Calibri" w:hAnsi="Calibri" w:cs="Calibri"/>
+          <w:b/>
+          <w:bCs/>
+          <w:sz w:val="36"/>
+          <w:szCs w:val="36"/>
+        </w:rPr>
+        <w:t xml:space="preserve">) </w:t>
       </w:r>
       <w:r>
         <w:rPr>
@@ -8450,7 +12028,29 @@
           <w:sz w:val="36"/>
           <w:szCs w:val="36"/>
         </w:rPr>
-        <w:t>super().__new__()</w:t>
+        <w:t>super(</w:t>
+      </w:r>
+      <w:proofErr w:type="gramStart"/>
+      <w:r>
+        <w:rPr>
+          <w:rFonts w:ascii="Calibri" w:hAnsi="Calibri" w:cs="Calibri"/>
+          <w:b/>
+          <w:bCs/>
+          <w:sz w:val="36"/>
+          <w:szCs w:val="36"/>
+        </w:rPr>
+        <w:t>)._</w:t>
+      </w:r>
+      <w:proofErr w:type="gramEnd"/>
+      <w:r>
+        <w:rPr>
+          <w:rFonts w:ascii="Calibri" w:hAnsi="Calibri" w:cs="Calibri"/>
+          <w:b/>
+          <w:bCs/>
+          <w:sz w:val="36"/>
+          <w:szCs w:val="36"/>
+        </w:rPr>
+        <w:t>_new__()</w:t>
       </w:r>
       <w:r>
         <w:rPr>
@@ -8460,6 +12060,7 @@
         </w:rPr>
         <w:t xml:space="preserve"> calls the parent classes constructor to create the instance (like </w:t>
       </w:r>
+      <w:proofErr w:type="spellStart"/>
       <w:r>
         <w:rPr>
           <w:rFonts w:ascii="Calibri" w:hAnsi="Calibri" w:cs="Calibri"/>
@@ -8470,6 +12071,7 @@
         </w:rPr>
         <w:t>initState</w:t>
       </w:r>
+      <w:proofErr w:type="spellEnd"/>
       <w:r>
         <w:rPr>
           <w:rFonts w:ascii="Calibri" w:hAnsi="Calibri" w:cs="Calibri"/>
@@ -8531,15 +12133,27 @@
         </w:rPr>
         <w:t>(</w:t>
       </w:r>
-      <w:r>
-        <w:rPr>
-          <w:rFonts w:ascii="Calibri" w:hAnsi="Calibri" w:cs="Calibri"/>
-          <w:b/>
-          <w:bCs/>
-          <w:sz w:val="36"/>
-          <w:szCs w:val="36"/>
-        </w:rPr>
-        <w:t xml:space="preserve">classmethod </w:t>
+      <w:proofErr w:type="spellStart"/>
+      <w:r>
+        <w:rPr>
+          <w:rFonts w:ascii="Calibri" w:hAnsi="Calibri" w:cs="Calibri"/>
+          <w:b/>
+          <w:bCs/>
+          <w:sz w:val="36"/>
+          <w:szCs w:val="36"/>
+        </w:rPr>
+        <w:t>classmethod</w:t>
+      </w:r>
+      <w:proofErr w:type="spellEnd"/>
+      <w:r>
+        <w:rPr>
+          <w:rFonts w:ascii="Calibri" w:hAnsi="Calibri" w:cs="Calibri"/>
+          <w:b/>
+          <w:bCs/>
+          <w:sz w:val="36"/>
+          <w:szCs w:val="36"/>
+        </w:rPr>
+        <w:t xml:space="preserve"> </w:t>
       </w:r>
       <w:r>
         <w:rPr>
@@ -8632,164 +12246,384 @@
           <w:sz w:val="36"/>
           <w:szCs w:val="36"/>
         </w:rPr>
-        <w:t xml:space="preserve">    def __new__(cls):</w:t>
-      </w:r>
-    </w:p>
-    <w:p>
-      <w:pPr>
-        <w:jc w:val="both"/>
-        <w:rPr>
-          <w:rFonts w:ascii="Calibri" w:hAnsi="Calibri" w:cs="Calibri"/>
-          <w:b/>
-          <w:bCs/>
-          <w:color w:val="D86DCB" w:themeColor="accent5" w:themeTint="99"/>
-          <w:sz w:val="36"/>
-          <w:szCs w:val="36"/>
-        </w:rPr>
-      </w:pPr>
-      <w:r>
-        <w:rPr>
-          <w:rFonts w:ascii="Calibri" w:hAnsi="Calibri" w:cs="Calibri"/>
-          <w:b/>
-          <w:bCs/>
-          <w:color w:val="D86DCB" w:themeColor="accent5" w:themeTint="99"/>
-          <w:sz w:val="36"/>
-          <w:szCs w:val="36"/>
-        </w:rPr>
-        <w:t xml:space="preserve">        if cls._instance is None:</w:t>
-      </w:r>
-    </w:p>
-    <w:p>
-      <w:pPr>
-        <w:jc w:val="both"/>
-        <w:rPr>
-          <w:rFonts w:ascii="Calibri" w:hAnsi="Calibri" w:cs="Calibri"/>
-          <w:b/>
-          <w:bCs/>
-          <w:color w:val="D86DCB" w:themeColor="accent5" w:themeTint="99"/>
-          <w:sz w:val="36"/>
-          <w:szCs w:val="36"/>
-        </w:rPr>
-      </w:pPr>
-      <w:r>
-        <w:rPr>
-          <w:rFonts w:ascii="Calibri" w:hAnsi="Calibri" w:cs="Calibri"/>
-          <w:b/>
-          <w:bCs/>
-          <w:color w:val="D86DCB" w:themeColor="accent5" w:themeTint="99"/>
-          <w:sz w:val="36"/>
-          <w:szCs w:val="36"/>
-        </w:rPr>
-        <w:t xml:space="preserve">            cls._instance = super().__new__(cls)</w:t>
-      </w:r>
-    </w:p>
-    <w:p>
-      <w:pPr>
-        <w:jc w:val="both"/>
-        <w:rPr>
-          <w:rFonts w:ascii="Calibri" w:hAnsi="Calibri" w:cs="Calibri"/>
-          <w:b/>
-          <w:bCs/>
-          <w:color w:val="D86DCB" w:themeColor="accent5" w:themeTint="99"/>
-          <w:sz w:val="36"/>
-          <w:szCs w:val="36"/>
-        </w:rPr>
-      </w:pPr>
-      <w:r>
-        <w:rPr>
-          <w:rFonts w:ascii="Calibri" w:hAnsi="Calibri" w:cs="Calibri"/>
-          <w:b/>
-          <w:bCs/>
-          <w:color w:val="D86DCB" w:themeColor="accent5" w:themeTint="99"/>
-          <w:sz w:val="36"/>
-          <w:szCs w:val="36"/>
-        </w:rPr>
-        <w:t xml:space="preserve">        return cls._instance</w:t>
-      </w:r>
-    </w:p>
-    <w:p>
-      <w:pPr>
-        <w:jc w:val="both"/>
-        <w:rPr>
-          <w:rFonts w:ascii="Calibri" w:hAnsi="Calibri" w:cs="Calibri"/>
-          <w:b/>
-          <w:bCs/>
-          <w:color w:val="D86DCB" w:themeColor="accent5" w:themeTint="99"/>
-          <w:sz w:val="36"/>
-          <w:szCs w:val="36"/>
-        </w:rPr>
-      </w:pPr>
-    </w:p>
-    <w:p>
-      <w:pPr>
-        <w:jc w:val="both"/>
-        <w:rPr>
-          <w:rFonts w:ascii="Calibri" w:hAnsi="Calibri" w:cs="Calibri"/>
-          <w:b/>
-          <w:bCs/>
-          <w:color w:val="D86DCB" w:themeColor="accent5" w:themeTint="99"/>
-          <w:sz w:val="36"/>
-          <w:szCs w:val="36"/>
-        </w:rPr>
-      </w:pPr>
-      <w:r>
-        <w:rPr>
-          <w:rFonts w:ascii="Calibri" w:hAnsi="Calibri" w:cs="Calibri"/>
-          <w:b/>
-          <w:bCs/>
-          <w:color w:val="D86DCB" w:themeColor="accent5" w:themeTint="99"/>
-          <w:sz w:val="36"/>
-          <w:szCs w:val="36"/>
-        </w:rPr>
-        <w:t>db1 = Database()</w:t>
-      </w:r>
-    </w:p>
-    <w:p>
-      <w:pPr>
-        <w:jc w:val="both"/>
-        <w:rPr>
-          <w:rFonts w:ascii="Calibri" w:hAnsi="Calibri" w:cs="Calibri"/>
-          <w:b/>
-          <w:bCs/>
-          <w:color w:val="D86DCB" w:themeColor="accent5" w:themeTint="99"/>
-          <w:sz w:val="36"/>
-          <w:szCs w:val="36"/>
-        </w:rPr>
-      </w:pPr>
-      <w:r>
-        <w:rPr>
-          <w:rFonts w:ascii="Calibri" w:hAnsi="Calibri" w:cs="Calibri"/>
-          <w:b/>
-          <w:bCs/>
-          <w:color w:val="D86DCB" w:themeColor="accent5" w:themeTint="99"/>
-          <w:sz w:val="36"/>
-          <w:szCs w:val="36"/>
-        </w:rPr>
-        <w:t>db2 = Database()</w:t>
-      </w:r>
-    </w:p>
-    <w:p>
-      <w:pPr>
-        <w:jc w:val="both"/>
-        <w:rPr>
-          <w:rFonts w:ascii="Calibri" w:hAnsi="Calibri" w:cs="Calibri"/>
-          <w:b/>
-          <w:bCs/>
-          <w:color w:val="D86DCB" w:themeColor="accent5" w:themeTint="99"/>
-          <w:sz w:val="36"/>
-          <w:szCs w:val="36"/>
-        </w:rPr>
-      </w:pPr>
-      <w:r>
-        <w:rPr>
-          <w:rFonts w:ascii="Calibri" w:hAnsi="Calibri" w:cs="Calibri"/>
-          <w:b/>
-          <w:bCs/>
-          <w:color w:val="D86DCB" w:themeColor="accent5" w:themeTint="99"/>
-          <w:sz w:val="36"/>
-          <w:szCs w:val="36"/>
-        </w:rPr>
-        <w:t>print(db1 is db2) # True</w:t>
+        <w:t xml:space="preserve">    def __new__(</w:t>
+      </w:r>
+      <w:proofErr w:type="spellStart"/>
+      <w:r>
+        <w:rPr>
+          <w:rFonts w:ascii="Calibri" w:hAnsi="Calibri" w:cs="Calibri"/>
+          <w:b/>
+          <w:bCs/>
+          <w:color w:val="D86DCB" w:themeColor="accent5" w:themeTint="99"/>
+          <w:sz w:val="36"/>
+          <w:szCs w:val="36"/>
+        </w:rPr>
+        <w:t>cls</w:t>
+      </w:r>
+      <w:proofErr w:type="spellEnd"/>
+      <w:r>
+        <w:rPr>
+          <w:rFonts w:ascii="Calibri" w:hAnsi="Calibri" w:cs="Calibri"/>
+          <w:b/>
+          <w:bCs/>
+          <w:color w:val="D86DCB" w:themeColor="accent5" w:themeTint="99"/>
+          <w:sz w:val="36"/>
+          <w:szCs w:val="36"/>
+        </w:rPr>
+        <w:t>):</w:t>
+      </w:r>
+    </w:p>
+    <w:p>
+      <w:pPr>
+        <w:jc w:val="both"/>
+        <w:rPr>
+          <w:rFonts w:ascii="Calibri" w:hAnsi="Calibri" w:cs="Calibri"/>
+          <w:b/>
+          <w:bCs/>
+          <w:color w:val="D86DCB" w:themeColor="accent5" w:themeTint="99"/>
+          <w:sz w:val="36"/>
+          <w:szCs w:val="36"/>
+        </w:rPr>
+      </w:pPr>
+      <w:r>
+        <w:rPr>
+          <w:rFonts w:ascii="Calibri" w:hAnsi="Calibri" w:cs="Calibri"/>
+          <w:b/>
+          <w:bCs/>
+          <w:color w:val="D86DCB" w:themeColor="accent5" w:themeTint="99"/>
+          <w:sz w:val="36"/>
+          <w:szCs w:val="36"/>
+        </w:rPr>
+        <w:t xml:space="preserve">        if </w:t>
+      </w:r>
+      <w:proofErr w:type="spellStart"/>
+      <w:proofErr w:type="gramStart"/>
+      <w:r>
+        <w:rPr>
+          <w:rFonts w:ascii="Calibri" w:hAnsi="Calibri" w:cs="Calibri"/>
+          <w:b/>
+          <w:bCs/>
+          <w:color w:val="D86DCB" w:themeColor="accent5" w:themeTint="99"/>
+          <w:sz w:val="36"/>
+          <w:szCs w:val="36"/>
+        </w:rPr>
+        <w:t>cls</w:t>
+      </w:r>
+      <w:proofErr w:type="spellEnd"/>
+      <w:r>
+        <w:rPr>
+          <w:rFonts w:ascii="Calibri" w:hAnsi="Calibri" w:cs="Calibri"/>
+          <w:b/>
+          <w:bCs/>
+          <w:color w:val="D86DCB" w:themeColor="accent5" w:themeTint="99"/>
+          <w:sz w:val="36"/>
+          <w:szCs w:val="36"/>
+        </w:rPr>
+        <w:t>._</w:t>
+      </w:r>
+      <w:proofErr w:type="gramEnd"/>
+      <w:r>
+        <w:rPr>
+          <w:rFonts w:ascii="Calibri" w:hAnsi="Calibri" w:cs="Calibri"/>
+          <w:b/>
+          <w:bCs/>
+          <w:color w:val="D86DCB" w:themeColor="accent5" w:themeTint="99"/>
+          <w:sz w:val="36"/>
+          <w:szCs w:val="36"/>
+        </w:rPr>
+        <w:t>instance is None:</w:t>
+      </w:r>
+    </w:p>
+    <w:p>
+      <w:pPr>
+        <w:jc w:val="both"/>
+        <w:rPr>
+          <w:rFonts w:ascii="Calibri" w:hAnsi="Calibri" w:cs="Calibri"/>
+          <w:b/>
+          <w:bCs/>
+          <w:color w:val="D86DCB" w:themeColor="accent5" w:themeTint="99"/>
+          <w:sz w:val="36"/>
+          <w:szCs w:val="36"/>
+        </w:rPr>
+      </w:pPr>
+      <w:r>
+        <w:rPr>
+          <w:rFonts w:ascii="Calibri" w:hAnsi="Calibri" w:cs="Calibri"/>
+          <w:b/>
+          <w:bCs/>
+          <w:color w:val="D86DCB" w:themeColor="accent5" w:themeTint="99"/>
+          <w:sz w:val="36"/>
+          <w:szCs w:val="36"/>
+        </w:rPr>
+        <w:t xml:space="preserve">            </w:t>
+      </w:r>
+      <w:proofErr w:type="spellStart"/>
+      <w:proofErr w:type="gramStart"/>
+      <w:r>
+        <w:rPr>
+          <w:rFonts w:ascii="Calibri" w:hAnsi="Calibri" w:cs="Calibri"/>
+          <w:b/>
+          <w:bCs/>
+          <w:color w:val="D86DCB" w:themeColor="accent5" w:themeTint="99"/>
+          <w:sz w:val="36"/>
+          <w:szCs w:val="36"/>
+        </w:rPr>
+        <w:t>cls</w:t>
+      </w:r>
+      <w:proofErr w:type="spellEnd"/>
+      <w:r>
+        <w:rPr>
+          <w:rFonts w:ascii="Calibri" w:hAnsi="Calibri" w:cs="Calibri"/>
+          <w:b/>
+          <w:bCs/>
+          <w:color w:val="D86DCB" w:themeColor="accent5" w:themeTint="99"/>
+          <w:sz w:val="36"/>
+          <w:szCs w:val="36"/>
+        </w:rPr>
+        <w:t>._</w:t>
+      </w:r>
+      <w:proofErr w:type="gramEnd"/>
+      <w:r>
+        <w:rPr>
+          <w:rFonts w:ascii="Calibri" w:hAnsi="Calibri" w:cs="Calibri"/>
+          <w:b/>
+          <w:bCs/>
+          <w:color w:val="D86DCB" w:themeColor="accent5" w:themeTint="99"/>
+          <w:sz w:val="36"/>
+          <w:szCs w:val="36"/>
+        </w:rPr>
+        <w:t>instance = super().__new__(</w:t>
+      </w:r>
+      <w:proofErr w:type="spellStart"/>
+      <w:r>
+        <w:rPr>
+          <w:rFonts w:ascii="Calibri" w:hAnsi="Calibri" w:cs="Calibri"/>
+          <w:b/>
+          <w:bCs/>
+          <w:color w:val="D86DCB" w:themeColor="accent5" w:themeTint="99"/>
+          <w:sz w:val="36"/>
+          <w:szCs w:val="36"/>
+        </w:rPr>
+        <w:t>cls</w:t>
+      </w:r>
+      <w:proofErr w:type="spellEnd"/>
+      <w:r>
+        <w:rPr>
+          <w:rFonts w:ascii="Calibri" w:hAnsi="Calibri" w:cs="Calibri"/>
+          <w:b/>
+          <w:bCs/>
+          <w:color w:val="D86DCB" w:themeColor="accent5" w:themeTint="99"/>
+          <w:sz w:val="36"/>
+          <w:szCs w:val="36"/>
+        </w:rPr>
+        <w:t>)</w:t>
+      </w:r>
+    </w:p>
+    <w:p>
+      <w:pPr>
+        <w:jc w:val="both"/>
+        <w:rPr>
+          <w:rFonts w:ascii="Calibri" w:hAnsi="Calibri" w:cs="Calibri"/>
+          <w:b/>
+          <w:bCs/>
+          <w:color w:val="D86DCB" w:themeColor="accent5" w:themeTint="99"/>
+          <w:sz w:val="36"/>
+          <w:szCs w:val="36"/>
+        </w:rPr>
+      </w:pPr>
+      <w:r>
+        <w:rPr>
+          <w:rFonts w:ascii="Calibri" w:hAnsi="Calibri" w:cs="Calibri"/>
+          <w:b/>
+          <w:bCs/>
+          <w:color w:val="D86DCB" w:themeColor="accent5" w:themeTint="99"/>
+          <w:sz w:val="36"/>
+          <w:szCs w:val="36"/>
+        </w:rPr>
+        <w:t xml:space="preserve">        return </w:t>
+      </w:r>
+      <w:proofErr w:type="spellStart"/>
+      <w:proofErr w:type="gramStart"/>
+      <w:r>
+        <w:rPr>
+          <w:rFonts w:ascii="Calibri" w:hAnsi="Calibri" w:cs="Calibri"/>
+          <w:b/>
+          <w:bCs/>
+          <w:color w:val="D86DCB" w:themeColor="accent5" w:themeTint="99"/>
+          <w:sz w:val="36"/>
+          <w:szCs w:val="36"/>
+        </w:rPr>
+        <w:t>cls</w:t>
+      </w:r>
+      <w:proofErr w:type="spellEnd"/>
+      <w:r>
+        <w:rPr>
+          <w:rFonts w:ascii="Calibri" w:hAnsi="Calibri" w:cs="Calibri"/>
+          <w:b/>
+          <w:bCs/>
+          <w:color w:val="D86DCB" w:themeColor="accent5" w:themeTint="99"/>
+          <w:sz w:val="36"/>
+          <w:szCs w:val="36"/>
+        </w:rPr>
+        <w:t>._</w:t>
+      </w:r>
+      <w:proofErr w:type="gramEnd"/>
+      <w:r>
+        <w:rPr>
+          <w:rFonts w:ascii="Calibri" w:hAnsi="Calibri" w:cs="Calibri"/>
+          <w:b/>
+          <w:bCs/>
+          <w:color w:val="D86DCB" w:themeColor="accent5" w:themeTint="99"/>
+          <w:sz w:val="36"/>
+          <w:szCs w:val="36"/>
+        </w:rPr>
+        <w:t>instance</w:t>
+      </w:r>
+    </w:p>
+    <w:p>
+      <w:pPr>
+        <w:jc w:val="both"/>
+        <w:rPr>
+          <w:rFonts w:ascii="Calibri" w:hAnsi="Calibri" w:cs="Calibri"/>
+          <w:b/>
+          <w:bCs/>
+          <w:color w:val="D86DCB" w:themeColor="accent5" w:themeTint="99"/>
+          <w:sz w:val="36"/>
+          <w:szCs w:val="36"/>
+        </w:rPr>
+      </w:pPr>
+    </w:p>
+    <w:p>
+      <w:pPr>
+        <w:jc w:val="both"/>
+        <w:rPr>
+          <w:rFonts w:ascii="Calibri" w:hAnsi="Calibri" w:cs="Calibri"/>
+          <w:b/>
+          <w:bCs/>
+          <w:color w:val="D86DCB" w:themeColor="accent5" w:themeTint="99"/>
+          <w:sz w:val="36"/>
+          <w:szCs w:val="36"/>
+        </w:rPr>
+      </w:pPr>
+      <w:r>
+        <w:rPr>
+          <w:rFonts w:ascii="Calibri" w:hAnsi="Calibri" w:cs="Calibri"/>
+          <w:b/>
+          <w:bCs/>
+          <w:color w:val="D86DCB" w:themeColor="accent5" w:themeTint="99"/>
+          <w:sz w:val="36"/>
+          <w:szCs w:val="36"/>
+        </w:rPr>
+        <w:t xml:space="preserve">db1 = </w:t>
+      </w:r>
+      <w:proofErr w:type="gramStart"/>
+      <w:r>
+        <w:rPr>
+          <w:rFonts w:ascii="Calibri" w:hAnsi="Calibri" w:cs="Calibri"/>
+          <w:b/>
+          <w:bCs/>
+          <w:color w:val="D86DCB" w:themeColor="accent5" w:themeTint="99"/>
+          <w:sz w:val="36"/>
+          <w:szCs w:val="36"/>
+        </w:rPr>
+        <w:t>Database(</w:t>
+      </w:r>
+      <w:proofErr w:type="gramEnd"/>
+      <w:r>
+        <w:rPr>
+          <w:rFonts w:ascii="Calibri" w:hAnsi="Calibri" w:cs="Calibri"/>
+          <w:b/>
+          <w:bCs/>
+          <w:color w:val="D86DCB" w:themeColor="accent5" w:themeTint="99"/>
+          <w:sz w:val="36"/>
+          <w:szCs w:val="36"/>
+        </w:rPr>
+        <w:t>)</w:t>
+      </w:r>
+    </w:p>
+    <w:p>
+      <w:pPr>
+        <w:jc w:val="both"/>
+        <w:rPr>
+          <w:rFonts w:ascii="Calibri" w:hAnsi="Calibri" w:cs="Calibri"/>
+          <w:b/>
+          <w:bCs/>
+          <w:color w:val="D86DCB" w:themeColor="accent5" w:themeTint="99"/>
+          <w:sz w:val="36"/>
+          <w:szCs w:val="36"/>
+        </w:rPr>
+      </w:pPr>
+      <w:r>
+        <w:rPr>
+          <w:rFonts w:ascii="Calibri" w:hAnsi="Calibri" w:cs="Calibri"/>
+          <w:b/>
+          <w:bCs/>
+          <w:color w:val="D86DCB" w:themeColor="accent5" w:themeTint="99"/>
+          <w:sz w:val="36"/>
+          <w:szCs w:val="36"/>
+        </w:rPr>
+        <w:t xml:space="preserve">db2 = </w:t>
+      </w:r>
+      <w:proofErr w:type="gramStart"/>
+      <w:r>
+        <w:rPr>
+          <w:rFonts w:ascii="Calibri" w:hAnsi="Calibri" w:cs="Calibri"/>
+          <w:b/>
+          <w:bCs/>
+          <w:color w:val="D86DCB" w:themeColor="accent5" w:themeTint="99"/>
+          <w:sz w:val="36"/>
+          <w:szCs w:val="36"/>
+        </w:rPr>
+        <w:t>Database(</w:t>
+      </w:r>
+      <w:proofErr w:type="gramEnd"/>
+      <w:r>
+        <w:rPr>
+          <w:rFonts w:ascii="Calibri" w:hAnsi="Calibri" w:cs="Calibri"/>
+          <w:b/>
+          <w:bCs/>
+          <w:color w:val="D86DCB" w:themeColor="accent5" w:themeTint="99"/>
+          <w:sz w:val="36"/>
+          <w:szCs w:val="36"/>
+        </w:rPr>
+        <w:t>)</w:t>
+      </w:r>
+    </w:p>
+    <w:p>
+      <w:pPr>
+        <w:jc w:val="both"/>
+        <w:rPr>
+          <w:rFonts w:ascii="Calibri" w:hAnsi="Calibri" w:cs="Calibri"/>
+          <w:b/>
+          <w:bCs/>
+          <w:color w:val="D86DCB" w:themeColor="accent5" w:themeTint="99"/>
+          <w:sz w:val="36"/>
+          <w:szCs w:val="36"/>
+        </w:rPr>
+      </w:pPr>
+      <w:proofErr w:type="gramStart"/>
+      <w:r>
+        <w:rPr>
+          <w:rFonts w:ascii="Calibri" w:hAnsi="Calibri" w:cs="Calibri"/>
+          <w:b/>
+          <w:bCs/>
+          <w:color w:val="D86DCB" w:themeColor="accent5" w:themeTint="99"/>
+          <w:sz w:val="36"/>
+          <w:szCs w:val="36"/>
+        </w:rPr>
+        <w:t>print(</w:t>
+      </w:r>
+      <w:proofErr w:type="gramEnd"/>
+      <w:r>
+        <w:rPr>
+          <w:rFonts w:ascii="Calibri" w:hAnsi="Calibri" w:cs="Calibri"/>
+          <w:b/>
+          <w:bCs/>
+          <w:color w:val="D86DCB" w:themeColor="accent5" w:themeTint="99"/>
+          <w:sz w:val="36"/>
+          <w:szCs w:val="36"/>
+        </w:rPr>
+        <w:t>db1 is db2) # True</w:t>
       </w:r>
     </w:p>
     <w:p>
@@ -8837,6 +12671,7 @@
         </w:rPr>
         <w:t xml:space="preserve"># </w:t>
       </w:r>
+      <w:proofErr w:type="spellStart"/>
       <w:r>
         <w:rPr>
           <w:rFonts w:ascii="Calibri" w:hAnsi="Calibri" w:cs="Calibri"/>
@@ -8847,6 +12682,7 @@
         </w:rPr>
         <w:t>FirebaseAuth.instance</w:t>
       </w:r>
+      <w:proofErr w:type="spellEnd"/>
       <w:r>
         <w:rPr>
           <w:rFonts w:ascii="Calibri" w:hAnsi="Calibri" w:cs="Calibri"/>
@@ -8855,15 +12691,27 @@
         </w:rPr>
         <w:t xml:space="preserve"> or </w:t>
       </w:r>
-      <w:r>
-        <w:rPr>
-          <w:rFonts w:ascii="Calibri" w:hAnsi="Calibri" w:cs="Calibri"/>
-          <w:b/>
-          <w:bCs/>
-          <w:sz w:val="36"/>
-          <w:szCs w:val="36"/>
-        </w:rPr>
-        <w:t xml:space="preserve">FirebaseFirestore.instance </w:t>
+      <w:proofErr w:type="spellStart"/>
+      <w:r>
+        <w:rPr>
+          <w:rFonts w:ascii="Calibri" w:hAnsi="Calibri" w:cs="Calibri"/>
+          <w:b/>
+          <w:bCs/>
+          <w:sz w:val="36"/>
+          <w:szCs w:val="36"/>
+        </w:rPr>
+        <w:t>FirebaseFirestore.instance</w:t>
+      </w:r>
+      <w:proofErr w:type="spellEnd"/>
+      <w:r>
+        <w:rPr>
+          <w:rFonts w:ascii="Calibri" w:hAnsi="Calibri" w:cs="Calibri"/>
+          <w:b/>
+          <w:bCs/>
+          <w:sz w:val="36"/>
+          <w:szCs w:val="36"/>
+        </w:rPr>
+        <w:t xml:space="preserve"> </w:t>
       </w:r>
       <w:r>
         <w:rPr>
@@ -8942,6 +12790,7 @@
           <w:szCs w:val="36"/>
         </w:rPr>
       </w:pPr>
+      <w:proofErr w:type="spellStart"/>
       <w:r>
         <w:rPr>
           <w:rFonts w:ascii="Calibri" w:hAnsi="Calibri" w:cs="Calibri"/>
@@ -8952,6 +12801,7 @@
         </w:rPr>
         <w:t>SharedPreferences</w:t>
       </w:r>
+      <w:proofErr w:type="spellEnd"/>
       <w:r>
         <w:rPr>
           <w:rFonts w:ascii="Calibri" w:hAnsi="Calibri" w:cs="Calibri"/>
@@ -8983,6 +12833,7 @@
         </w:rPr>
         <w:t xml:space="preserve">Service locators like </w:t>
       </w:r>
+      <w:proofErr w:type="spellStart"/>
       <w:r>
         <w:rPr>
           <w:rFonts w:ascii="Calibri" w:hAnsi="Calibri" w:cs="Calibri"/>
@@ -8993,6 +12844,7 @@
         </w:rPr>
         <w:t>GetIt</w:t>
       </w:r>
+      <w:proofErr w:type="spellEnd"/>
     </w:p>
     <w:p>
       <w:pPr>
@@ -9120,7 +12972,29 @@
           <w:sz w:val="36"/>
           <w:szCs w:val="36"/>
         </w:rPr>
-        <w:t>__init__</w:t>
+        <w:t>__</w:t>
+      </w:r>
+      <w:proofErr w:type="spellStart"/>
+      <w:r>
+        <w:rPr>
+          <w:rFonts w:ascii="Calibri" w:hAnsi="Calibri" w:cs="Calibri"/>
+          <w:b/>
+          <w:bCs/>
+          <w:sz w:val="36"/>
+          <w:szCs w:val="36"/>
+        </w:rPr>
+        <w:t>init</w:t>
+      </w:r>
+      <w:proofErr w:type="spellEnd"/>
+      <w:r>
+        <w:rPr>
+          <w:rFonts w:ascii="Calibri" w:hAnsi="Calibri" w:cs="Calibri"/>
+          <w:b/>
+          <w:bCs/>
+          <w:sz w:val="36"/>
+          <w:szCs w:val="36"/>
+        </w:rPr>
+        <w:t>__</w:t>
       </w:r>
       <w:r>
         <w:rPr>
@@ -9222,15 +13096,27 @@
         </w:rPr>
         <w:t xml:space="preserve"># Like if we want to pay through </w:t>
       </w:r>
-      <w:r>
-        <w:rPr>
-          <w:rFonts w:ascii="Calibri" w:hAnsi="Calibri" w:cs="Calibri"/>
-          <w:b/>
-          <w:bCs/>
-          <w:sz w:val="36"/>
-          <w:szCs w:val="36"/>
-        </w:rPr>
-        <w:t xml:space="preserve">Nagad </w:t>
+      <w:proofErr w:type="spellStart"/>
+      <w:r>
+        <w:rPr>
+          <w:rFonts w:ascii="Calibri" w:hAnsi="Calibri" w:cs="Calibri"/>
+          <w:b/>
+          <w:bCs/>
+          <w:sz w:val="36"/>
+          <w:szCs w:val="36"/>
+        </w:rPr>
+        <w:t>Nagad</w:t>
+      </w:r>
+      <w:proofErr w:type="spellEnd"/>
+      <w:r>
+        <w:rPr>
+          <w:rFonts w:ascii="Calibri" w:hAnsi="Calibri" w:cs="Calibri"/>
+          <w:b/>
+          <w:bCs/>
+          <w:sz w:val="36"/>
+          <w:szCs w:val="36"/>
+        </w:rPr>
+        <w:t xml:space="preserve"> </w:t>
       </w:r>
       <w:r>
         <w:rPr>
@@ -9264,6 +13150,7 @@
         </w:rPr>
         <w:t xml:space="preserve">class </w:t>
       </w:r>
+      <w:proofErr w:type="spellStart"/>
       <w:r>
         <w:rPr>
           <w:rFonts w:ascii="Calibri" w:hAnsi="Calibri" w:cs="Calibri"/>
@@ -9275,6 +13162,7 @@
         </w:rPr>
         <w:t>Bkash</w:t>
       </w:r>
+      <w:proofErr w:type="spellEnd"/>
       <w:r>
         <w:rPr>
           <w:rFonts w:ascii="Calibri" w:hAnsi="Calibri" w:cs="Calibri"/>
@@ -9310,6 +13198,7 @@
         </w:rPr>
         <w:t xml:space="preserve">    def </w:t>
       </w:r>
+      <w:proofErr w:type="spellStart"/>
       <w:r>
         <w:rPr>
           <w:rFonts w:ascii="Calibri" w:hAnsi="Calibri" w:cs="Calibri"/>
@@ -9321,6 +13210,7 @@
         </w:rPr>
         <w:t>cash_out_rate</w:t>
       </w:r>
+      <w:proofErr w:type="spellEnd"/>
       <w:r>
         <w:rPr>
           <w:rFonts w:ascii="Calibri" w:hAnsi="Calibri" w:cs="Calibri"/>
@@ -9354,7 +13244,31 @@
           <w:sz w:val="36"/>
           <w:szCs w:val="36"/>
         </w:rPr>
-        <w:t xml:space="preserve">        print("</w:t>
+        <w:t xml:space="preserve">        </w:t>
+      </w:r>
+      <w:proofErr w:type="gramStart"/>
+      <w:r>
+        <w:rPr>
+          <w:rFonts w:ascii="Calibri" w:hAnsi="Calibri" w:cs="Calibri"/>
+          <w:b/>
+          <w:bCs/>
+          <w:color w:val="D86DCB" w:themeColor="accent5" w:themeTint="99"/>
+          <w:sz w:val="36"/>
+          <w:szCs w:val="36"/>
+        </w:rPr>
+        <w:t>print(</w:t>
+      </w:r>
+      <w:proofErr w:type="gramEnd"/>
+      <w:r>
+        <w:rPr>
+          <w:rFonts w:ascii="Calibri" w:hAnsi="Calibri" w:cs="Calibri"/>
+          <w:b/>
+          <w:bCs/>
+          <w:color w:val="D86DCB" w:themeColor="accent5" w:themeTint="99"/>
+          <w:sz w:val="36"/>
+          <w:szCs w:val="36"/>
+        </w:rPr>
+        <w:t>"</w:t>
       </w:r>
       <w:r>
         <w:rPr>
@@ -9415,6 +13329,7 @@
         </w:rPr>
         <w:t xml:space="preserve">class </w:t>
       </w:r>
+      <w:proofErr w:type="spellStart"/>
       <w:r>
         <w:rPr>
           <w:rFonts w:ascii="Calibri" w:hAnsi="Calibri" w:cs="Calibri"/>
@@ -9426,6 +13341,7 @@
         </w:rPr>
         <w:t>Nagad</w:t>
       </w:r>
+      <w:proofErr w:type="spellEnd"/>
       <w:r>
         <w:rPr>
           <w:rFonts w:ascii="Calibri" w:hAnsi="Calibri" w:cs="Calibri"/>
@@ -9462,6 +13378,7 @@
         <w:lastRenderedPageBreak/>
         <w:t xml:space="preserve">    def </w:t>
       </w:r>
+      <w:proofErr w:type="spellStart"/>
       <w:r>
         <w:rPr>
           <w:rFonts w:ascii="Calibri" w:hAnsi="Calibri" w:cs="Calibri"/>
@@ -9473,6 +13390,7 @@
         </w:rPr>
         <w:t>cash_out_rate</w:t>
       </w:r>
+      <w:proofErr w:type="spellEnd"/>
       <w:r>
         <w:rPr>
           <w:rFonts w:ascii="Calibri" w:hAnsi="Calibri" w:cs="Calibri"/>
@@ -9506,7 +13424,31 @@
           <w:sz w:val="36"/>
           <w:szCs w:val="36"/>
         </w:rPr>
-        <w:t xml:space="preserve">        print("</w:t>
+        <w:t xml:space="preserve">        </w:t>
+      </w:r>
+      <w:proofErr w:type="gramStart"/>
+      <w:r>
+        <w:rPr>
+          <w:rFonts w:ascii="Calibri" w:hAnsi="Calibri" w:cs="Calibri"/>
+          <w:b/>
+          <w:bCs/>
+          <w:color w:val="D86DCB" w:themeColor="accent5" w:themeTint="99"/>
+          <w:sz w:val="36"/>
+          <w:szCs w:val="36"/>
+        </w:rPr>
+        <w:t>print(</w:t>
+      </w:r>
+      <w:proofErr w:type="gramEnd"/>
+      <w:r>
+        <w:rPr>
+          <w:rFonts w:ascii="Calibri" w:hAnsi="Calibri" w:cs="Calibri"/>
+          <w:b/>
+          <w:bCs/>
+          <w:color w:val="D86DCB" w:themeColor="accent5" w:themeTint="99"/>
+          <w:sz w:val="36"/>
+          <w:szCs w:val="36"/>
+        </w:rPr>
+        <w:t>"</w:t>
       </w:r>
       <w:r>
         <w:rPr>
@@ -9578,6 +13520,8 @@
         </w:rPr>
         <w:t xml:space="preserve"> = </w:t>
       </w:r>
+      <w:proofErr w:type="spellStart"/>
+      <w:proofErr w:type="gramStart"/>
       <w:r>
         <w:rPr>
           <w:rFonts w:ascii="Calibri" w:hAnsi="Calibri" w:cs="Calibri"/>
@@ -9589,30 +13533,45 @@
         </w:rPr>
         <w:t>Bkash</w:t>
       </w:r>
-      <w:r>
-        <w:rPr>
-          <w:rFonts w:ascii="Calibri" w:hAnsi="Calibri" w:cs="Calibri"/>
-          <w:b/>
-          <w:bCs/>
-          <w:color w:val="D86DCB" w:themeColor="accent5" w:themeTint="99"/>
-          <w:sz w:val="36"/>
-          <w:szCs w:val="36"/>
-        </w:rPr>
-        <w:t>()      # Direct creation</w:t>
-      </w:r>
-    </w:p>
-    <w:p>
-      <w:pPr>
-        <w:jc w:val="both"/>
-        <w:rPr>
-          <w:rFonts w:ascii="Calibri" w:hAnsi="Calibri" w:cs="Calibri"/>
-          <w:b/>
-          <w:bCs/>
-          <w:color w:val="D86DCB" w:themeColor="accent5" w:themeTint="99"/>
-          <w:sz w:val="36"/>
-          <w:szCs w:val="36"/>
-        </w:rPr>
-      </w:pPr>
+      <w:proofErr w:type="spellEnd"/>
+      <w:r>
+        <w:rPr>
+          <w:rFonts w:ascii="Calibri" w:hAnsi="Calibri" w:cs="Calibri"/>
+          <w:b/>
+          <w:bCs/>
+          <w:color w:val="D86DCB" w:themeColor="accent5" w:themeTint="99"/>
+          <w:sz w:val="36"/>
+          <w:szCs w:val="36"/>
+        </w:rPr>
+        <w:t>(</w:t>
+      </w:r>
+      <w:proofErr w:type="gramEnd"/>
+      <w:r>
+        <w:rPr>
+          <w:rFonts w:ascii="Calibri" w:hAnsi="Calibri" w:cs="Calibri"/>
+          <w:b/>
+          <w:bCs/>
+          <w:color w:val="D86DCB" w:themeColor="accent5" w:themeTint="99"/>
+          <w:sz w:val="36"/>
+          <w:szCs w:val="36"/>
+        </w:rPr>
+        <w:t>)      # Direct creation</w:t>
+      </w:r>
+    </w:p>
+    <w:p>
+      <w:pPr>
+        <w:jc w:val="both"/>
+        <w:rPr>
+          <w:rFonts w:ascii="Calibri" w:hAnsi="Calibri" w:cs="Calibri"/>
+          <w:b/>
+          <w:bCs/>
+          <w:color w:val="D86DCB" w:themeColor="accent5" w:themeTint="99"/>
+          <w:sz w:val="36"/>
+          <w:szCs w:val="36"/>
+        </w:rPr>
+      </w:pPr>
+      <w:proofErr w:type="spellStart"/>
+      <w:proofErr w:type="gramStart"/>
       <w:r>
         <w:rPr>
           <w:rFonts w:ascii="Calibri" w:hAnsi="Calibri" w:cs="Calibri"/>
@@ -9644,270 +13603,513 @@
           <w:sz w:val="36"/>
           <w:szCs w:val="36"/>
         </w:rPr>
+        <w:t>cash</w:t>
+      </w:r>
+      <w:proofErr w:type="gramEnd"/>
+      <w:r>
+        <w:rPr>
+          <w:rFonts w:ascii="Calibri" w:hAnsi="Calibri" w:cs="Calibri"/>
+          <w:b/>
+          <w:bCs/>
+          <w:color w:val="D86DCB" w:themeColor="accent5" w:themeTint="99"/>
+          <w:sz w:val="36"/>
+          <w:szCs w:val="36"/>
+        </w:rPr>
+        <w:t>_out_rate</w:t>
+      </w:r>
+      <w:proofErr w:type="spellEnd"/>
+      <w:r>
+        <w:rPr>
+          <w:rFonts w:ascii="Calibri" w:hAnsi="Calibri" w:cs="Calibri"/>
+          <w:b/>
+          <w:bCs/>
+          <w:color w:val="D86DCB" w:themeColor="accent5" w:themeTint="99"/>
+          <w:sz w:val="36"/>
+          <w:szCs w:val="36"/>
+        </w:rPr>
+        <w:t>()</w:t>
+      </w:r>
+    </w:p>
+    <w:p>
+      <w:pPr>
+        <w:jc w:val="both"/>
+        <w:rPr>
+          <w:rFonts w:ascii="Calibri" w:hAnsi="Calibri" w:cs="Calibri"/>
+          <w:sz w:val="36"/>
+          <w:szCs w:val="36"/>
+        </w:rPr>
+      </w:pPr>
+    </w:p>
+    <w:p>
+      <w:pPr>
+        <w:jc w:val="both"/>
+        <w:rPr>
+          <w:rFonts w:ascii="Calibri" w:hAnsi="Calibri" w:cs="Calibri"/>
+          <w:sz w:val="36"/>
+          <w:szCs w:val="36"/>
+        </w:rPr>
+      </w:pPr>
+      <w:r>
+        <w:rPr>
+          <w:rFonts w:ascii="Calibri" w:hAnsi="Calibri" w:cs="Calibri"/>
+          <w:sz w:val="36"/>
+          <w:szCs w:val="36"/>
+        </w:rPr>
+        <w:t>The Solution:</w:t>
+      </w:r>
+    </w:p>
+    <w:p>
+      <w:pPr>
+        <w:jc w:val="both"/>
+        <w:rPr>
+          <w:rFonts w:ascii="Calibri" w:hAnsi="Calibri" w:cs="Calibri"/>
+          <w:sz w:val="36"/>
+          <w:szCs w:val="36"/>
+        </w:rPr>
+      </w:pPr>
+      <w:r>
+        <w:rPr>
+          <w:rFonts w:ascii="Calibri" w:hAnsi="Calibri" w:cs="Calibri"/>
+          <w:sz w:val="36"/>
+          <w:szCs w:val="36"/>
+        </w:rPr>
+        <w:t xml:space="preserve"># </w:t>
+      </w:r>
+      <w:r>
+        <w:rPr>
+          <w:rFonts w:ascii="Calibri" w:hAnsi="Calibri" w:cs="Calibri"/>
+          <w:sz w:val="36"/>
+          <w:szCs w:val="36"/>
+        </w:rPr>
+        <w:t>The Factory pattern says “Don’t let the client create objects directly. Let a factory produce the correct object”</w:t>
+      </w:r>
+    </w:p>
+    <w:p>
+      <w:pPr>
+        <w:jc w:val="both"/>
+        <w:rPr>
+          <w:rFonts w:ascii="Calibri" w:hAnsi="Calibri" w:cs="Calibri"/>
+          <w:sz w:val="36"/>
+          <w:szCs w:val="36"/>
+        </w:rPr>
+      </w:pPr>
+      <w:r>
+        <w:rPr>
+          <w:rFonts w:ascii="Calibri" w:hAnsi="Calibri" w:cs="Calibri"/>
+          <w:sz w:val="36"/>
+          <w:szCs w:val="36"/>
+        </w:rPr>
+        <w:t># Create the classes for each payment method then create a Factory class which will have a static method (</w:t>
+      </w:r>
+      <w:r>
+        <w:rPr>
+          <w:rFonts w:ascii="Calibri" w:hAnsi="Calibri" w:cs="Calibri"/>
+          <w:b/>
+          <w:bCs/>
+          <w:sz w:val="36"/>
+          <w:szCs w:val="36"/>
+        </w:rPr>
+        <w:t>@staticmethod</w:t>
+      </w:r>
+      <w:r>
+        <w:rPr>
+          <w:rFonts w:ascii="Calibri" w:hAnsi="Calibri" w:cs="Calibri"/>
+          <w:sz w:val="36"/>
+          <w:szCs w:val="36"/>
+        </w:rPr>
+        <w:t xml:space="preserve">) </w:t>
+      </w:r>
+      <w:proofErr w:type="gramStart"/>
+      <w:r>
+        <w:rPr>
+          <w:rFonts w:ascii="Calibri" w:hAnsi="Calibri" w:cs="Calibri"/>
+          <w:b/>
+          <w:bCs/>
+          <w:sz w:val="36"/>
+          <w:szCs w:val="36"/>
+        </w:rPr>
+        <w:t>create(</w:t>
+      </w:r>
+      <w:proofErr w:type="gramEnd"/>
+      <w:r>
+        <w:rPr>
+          <w:rFonts w:ascii="Calibri" w:hAnsi="Calibri" w:cs="Calibri"/>
+          <w:b/>
+          <w:bCs/>
+          <w:sz w:val="36"/>
+          <w:szCs w:val="36"/>
+        </w:rPr>
+        <w:t>)</w:t>
+      </w:r>
+      <w:r>
+        <w:rPr>
+          <w:rFonts w:ascii="Calibri" w:hAnsi="Calibri" w:cs="Calibri"/>
+          <w:sz w:val="36"/>
+          <w:szCs w:val="36"/>
+        </w:rPr>
+        <w:t xml:space="preserve"> that acts as a constructor</w:t>
+      </w:r>
+    </w:p>
+    <w:p>
+      <w:pPr>
+        <w:jc w:val="both"/>
+        <w:rPr>
+          <w:rFonts w:ascii="Calibri" w:hAnsi="Calibri" w:cs="Calibri"/>
+          <w:sz w:val="36"/>
+          <w:szCs w:val="36"/>
+        </w:rPr>
+      </w:pPr>
+      <w:r>
+        <w:rPr>
+          <w:rFonts w:ascii="Calibri" w:hAnsi="Calibri" w:cs="Calibri"/>
+          <w:sz w:val="36"/>
+          <w:szCs w:val="36"/>
+        </w:rPr>
+        <w:t># And based on the passed argument (</w:t>
+      </w:r>
+      <w:proofErr w:type="spellStart"/>
+      <w:r>
+        <w:rPr>
+          <w:rFonts w:ascii="Calibri" w:hAnsi="Calibri" w:cs="Calibri"/>
+          <w:b/>
+          <w:bCs/>
+          <w:sz w:val="36"/>
+          <w:szCs w:val="36"/>
+        </w:rPr>
+        <w:t>payment_type</w:t>
+      </w:r>
+      <w:proofErr w:type="spellEnd"/>
+      <w:r>
+        <w:rPr>
+          <w:rFonts w:ascii="Calibri" w:hAnsi="Calibri" w:cs="Calibri"/>
+          <w:b/>
+          <w:bCs/>
+          <w:sz w:val="36"/>
+          <w:szCs w:val="36"/>
+        </w:rPr>
+        <w:t>)</w:t>
+      </w:r>
+      <w:r>
+        <w:rPr>
+          <w:rFonts w:ascii="Calibri" w:hAnsi="Calibri" w:cs="Calibri"/>
+          <w:sz w:val="36"/>
+          <w:szCs w:val="36"/>
+        </w:rPr>
+        <w:t xml:space="preserve"> returns an instance of the payment method </w:t>
+      </w:r>
+      <w:r>
+        <w:rPr>
+          <w:rFonts w:ascii="Calibri" w:hAnsi="Calibri" w:cs="Calibri"/>
+          <w:b/>
+          <w:bCs/>
+          <w:sz w:val="36"/>
+          <w:szCs w:val="36"/>
+        </w:rPr>
+        <w:t>(</w:t>
+      </w:r>
+      <w:proofErr w:type="spellStart"/>
+      <w:r>
+        <w:rPr>
+          <w:rFonts w:ascii="Calibri" w:hAnsi="Calibri" w:cs="Calibri"/>
+          <w:b/>
+          <w:bCs/>
+          <w:sz w:val="36"/>
+          <w:szCs w:val="36"/>
+        </w:rPr>
+        <w:t>Bkash</w:t>
+      </w:r>
+      <w:proofErr w:type="spellEnd"/>
+      <w:r>
+        <w:rPr>
+          <w:rFonts w:ascii="Calibri" w:hAnsi="Calibri" w:cs="Calibri"/>
+          <w:sz w:val="36"/>
+          <w:szCs w:val="36"/>
+        </w:rPr>
+        <w:t xml:space="preserve"> or </w:t>
+      </w:r>
+      <w:proofErr w:type="spellStart"/>
+      <w:r>
+        <w:rPr>
+          <w:rFonts w:ascii="Calibri" w:hAnsi="Calibri" w:cs="Calibri"/>
+          <w:b/>
+          <w:bCs/>
+          <w:sz w:val="36"/>
+          <w:szCs w:val="36"/>
+        </w:rPr>
+        <w:t>Nagad</w:t>
+      </w:r>
+      <w:proofErr w:type="spellEnd"/>
+      <w:r>
+        <w:rPr>
+          <w:rFonts w:ascii="Calibri" w:hAnsi="Calibri" w:cs="Calibri"/>
+          <w:sz w:val="36"/>
+          <w:szCs w:val="36"/>
+        </w:rPr>
+        <w:t>). So now the client doesn’t know how the object is created</w:t>
+      </w:r>
+    </w:p>
+    <w:p>
+      <w:pPr>
+        <w:jc w:val="both"/>
+        <w:rPr>
+          <w:rFonts w:ascii="Calibri" w:hAnsi="Calibri" w:cs="Calibri"/>
+          <w:b/>
+          <w:bCs/>
+          <w:color w:val="D86DCB" w:themeColor="accent5" w:themeTint="99"/>
+          <w:sz w:val="36"/>
+          <w:szCs w:val="36"/>
+        </w:rPr>
+      </w:pPr>
+      <w:r>
+        <w:rPr>
+          <w:rFonts w:ascii="Calibri" w:hAnsi="Calibri" w:cs="Calibri"/>
+          <w:b/>
+          <w:bCs/>
+          <w:color w:val="D86DCB" w:themeColor="accent5" w:themeTint="99"/>
+          <w:sz w:val="36"/>
+          <w:szCs w:val="36"/>
+        </w:rPr>
+        <w:t xml:space="preserve">class </w:t>
+      </w:r>
+      <w:proofErr w:type="spellStart"/>
+      <w:r>
+        <w:rPr>
+          <w:rFonts w:ascii="Calibri" w:hAnsi="Calibri" w:cs="Calibri"/>
+          <w:b/>
+          <w:bCs/>
+          <w:color w:val="D86DCB" w:themeColor="accent5" w:themeTint="99"/>
+          <w:sz w:val="36"/>
+          <w:szCs w:val="36"/>
+        </w:rPr>
+        <w:t>BKash</w:t>
+      </w:r>
+      <w:proofErr w:type="spellEnd"/>
+      <w:r>
+        <w:rPr>
+          <w:rFonts w:ascii="Calibri" w:hAnsi="Calibri" w:cs="Calibri"/>
+          <w:b/>
+          <w:bCs/>
+          <w:color w:val="D86DCB" w:themeColor="accent5" w:themeTint="99"/>
+          <w:sz w:val="36"/>
+          <w:szCs w:val="36"/>
+        </w:rPr>
+        <w:t>:</w:t>
+      </w:r>
+    </w:p>
+    <w:p>
+      <w:pPr>
+        <w:jc w:val="both"/>
+        <w:rPr>
+          <w:rFonts w:ascii="Calibri" w:hAnsi="Calibri" w:cs="Calibri"/>
+          <w:b/>
+          <w:bCs/>
+          <w:color w:val="D86DCB" w:themeColor="accent5" w:themeTint="99"/>
+          <w:sz w:val="36"/>
+          <w:szCs w:val="36"/>
+        </w:rPr>
+      </w:pPr>
+      <w:r>
+        <w:rPr>
+          <w:rFonts w:ascii="Calibri" w:hAnsi="Calibri" w:cs="Calibri"/>
+          <w:b/>
+          <w:bCs/>
+          <w:color w:val="D86DCB" w:themeColor="accent5" w:themeTint="99"/>
+          <w:sz w:val="36"/>
+          <w:szCs w:val="36"/>
+        </w:rPr>
+        <w:t xml:space="preserve">    def </w:t>
+      </w:r>
+      <w:proofErr w:type="spellStart"/>
+      <w:r>
+        <w:rPr>
+          <w:rFonts w:ascii="Calibri" w:hAnsi="Calibri" w:cs="Calibri"/>
+          <w:b/>
+          <w:bCs/>
+          <w:color w:val="D86DCB" w:themeColor="accent5" w:themeTint="99"/>
+          <w:sz w:val="36"/>
+          <w:szCs w:val="36"/>
+        </w:rPr>
         <w:t>cash_out_rate</w:t>
       </w:r>
-      <w:r>
-        <w:rPr>
-          <w:rFonts w:ascii="Calibri" w:hAnsi="Calibri" w:cs="Calibri"/>
-          <w:b/>
-          <w:bCs/>
-          <w:color w:val="D86DCB" w:themeColor="accent5" w:themeTint="99"/>
-          <w:sz w:val="36"/>
-          <w:szCs w:val="36"/>
-        </w:rPr>
-        <w:t>()</w:t>
-      </w:r>
-    </w:p>
-    <w:p>
-      <w:pPr>
-        <w:jc w:val="both"/>
-        <w:rPr>
-          <w:rFonts w:ascii="Calibri" w:hAnsi="Calibri" w:cs="Calibri"/>
-          <w:sz w:val="36"/>
-          <w:szCs w:val="36"/>
-        </w:rPr>
-      </w:pPr>
-    </w:p>
-    <w:p>
-      <w:pPr>
-        <w:jc w:val="both"/>
-        <w:rPr>
-          <w:rFonts w:ascii="Calibri" w:hAnsi="Calibri" w:cs="Calibri"/>
-          <w:sz w:val="36"/>
-          <w:szCs w:val="36"/>
-        </w:rPr>
-      </w:pPr>
-      <w:r>
-        <w:rPr>
-          <w:rFonts w:ascii="Calibri" w:hAnsi="Calibri" w:cs="Calibri"/>
-          <w:sz w:val="36"/>
-          <w:szCs w:val="36"/>
-        </w:rPr>
-        <w:t>The Solution:</w:t>
-      </w:r>
-    </w:p>
-    <w:p>
-      <w:pPr>
-        <w:jc w:val="both"/>
-        <w:rPr>
-          <w:rFonts w:ascii="Calibri" w:hAnsi="Calibri" w:cs="Calibri"/>
-          <w:sz w:val="36"/>
-          <w:szCs w:val="36"/>
-        </w:rPr>
-      </w:pPr>
-      <w:r>
-        <w:rPr>
-          <w:rFonts w:ascii="Calibri" w:hAnsi="Calibri" w:cs="Calibri"/>
-          <w:sz w:val="36"/>
-          <w:szCs w:val="36"/>
-        </w:rPr>
-        <w:t xml:space="preserve"># </w:t>
-      </w:r>
-      <w:r>
-        <w:rPr>
-          <w:rFonts w:ascii="Calibri" w:hAnsi="Calibri" w:cs="Calibri"/>
-          <w:sz w:val="36"/>
-          <w:szCs w:val="36"/>
-        </w:rPr>
-        <w:t>The Factory pattern says “Don’t let the client create objects directly. Let a factory produce the correct object”</w:t>
-      </w:r>
-    </w:p>
-    <w:p>
-      <w:pPr>
-        <w:jc w:val="both"/>
-        <w:rPr>
-          <w:rFonts w:ascii="Calibri" w:hAnsi="Calibri" w:cs="Calibri"/>
-          <w:sz w:val="36"/>
-          <w:szCs w:val="36"/>
-        </w:rPr>
-      </w:pPr>
-      <w:r>
-        <w:rPr>
-          <w:rFonts w:ascii="Calibri" w:hAnsi="Calibri" w:cs="Calibri"/>
-          <w:sz w:val="36"/>
-          <w:szCs w:val="36"/>
-        </w:rPr>
-        <w:t># Create the classes for each payment method then create a Factory class which will have a static method (</w:t>
-      </w:r>
-      <w:r>
-        <w:rPr>
-          <w:rFonts w:ascii="Calibri" w:hAnsi="Calibri" w:cs="Calibri"/>
-          <w:b/>
-          <w:bCs/>
-          <w:sz w:val="36"/>
-          <w:szCs w:val="36"/>
-        </w:rPr>
-        <w:t>@staticmethod</w:t>
-      </w:r>
-      <w:r>
-        <w:rPr>
-          <w:rFonts w:ascii="Calibri" w:hAnsi="Calibri" w:cs="Calibri"/>
-          <w:sz w:val="36"/>
-          <w:szCs w:val="36"/>
-        </w:rPr>
-        <w:t xml:space="preserve">) </w:t>
-      </w:r>
-      <w:r>
-        <w:rPr>
-          <w:rFonts w:ascii="Calibri" w:hAnsi="Calibri" w:cs="Calibri"/>
-          <w:b/>
-          <w:bCs/>
-          <w:sz w:val="36"/>
-          <w:szCs w:val="36"/>
-        </w:rPr>
-        <w:t>create()</w:t>
-      </w:r>
-      <w:r>
-        <w:rPr>
-          <w:rFonts w:ascii="Calibri" w:hAnsi="Calibri" w:cs="Calibri"/>
-          <w:sz w:val="36"/>
-          <w:szCs w:val="36"/>
-        </w:rPr>
-        <w:t xml:space="preserve"> that acts as a constructor</w:t>
-      </w:r>
-    </w:p>
-    <w:p>
-      <w:pPr>
-        <w:jc w:val="both"/>
-        <w:rPr>
-          <w:rFonts w:ascii="Calibri" w:hAnsi="Calibri" w:cs="Calibri"/>
-          <w:sz w:val="36"/>
-          <w:szCs w:val="36"/>
-        </w:rPr>
-      </w:pPr>
-      <w:r>
-        <w:rPr>
-          <w:rFonts w:ascii="Calibri" w:hAnsi="Calibri" w:cs="Calibri"/>
-          <w:sz w:val="36"/>
-          <w:szCs w:val="36"/>
-        </w:rPr>
-        <w:t># And based on the passed argument (</w:t>
-      </w:r>
-      <w:r>
-        <w:rPr>
-          <w:rFonts w:ascii="Calibri" w:hAnsi="Calibri" w:cs="Calibri"/>
-          <w:b/>
-          <w:bCs/>
-          <w:sz w:val="36"/>
-          <w:szCs w:val="36"/>
-        </w:rPr>
-        <w:t>payment_type)</w:t>
-      </w:r>
-      <w:r>
-        <w:rPr>
-          <w:rFonts w:ascii="Calibri" w:hAnsi="Calibri" w:cs="Calibri"/>
-          <w:sz w:val="36"/>
-          <w:szCs w:val="36"/>
-        </w:rPr>
-        <w:t xml:space="preserve"> returns an instance of the payment method </w:t>
-      </w:r>
-      <w:r>
-        <w:rPr>
-          <w:rFonts w:ascii="Calibri" w:hAnsi="Calibri" w:cs="Calibri"/>
-          <w:b/>
-          <w:bCs/>
-          <w:sz w:val="36"/>
-          <w:szCs w:val="36"/>
-        </w:rPr>
-        <w:t>(Bkash</w:t>
-      </w:r>
-      <w:r>
-        <w:rPr>
-          <w:rFonts w:ascii="Calibri" w:hAnsi="Calibri" w:cs="Calibri"/>
-          <w:sz w:val="36"/>
-          <w:szCs w:val="36"/>
-        </w:rPr>
-        <w:t xml:space="preserve"> or </w:t>
-      </w:r>
-      <w:r>
-        <w:rPr>
-          <w:rFonts w:ascii="Calibri" w:hAnsi="Calibri" w:cs="Calibri"/>
-          <w:b/>
-          <w:bCs/>
+      <w:proofErr w:type="spellEnd"/>
+      <w:r>
+        <w:rPr>
+          <w:rFonts w:ascii="Calibri" w:hAnsi="Calibri" w:cs="Calibri"/>
+          <w:b/>
+          <w:bCs/>
+          <w:color w:val="D86DCB" w:themeColor="accent5" w:themeTint="99"/>
+          <w:sz w:val="36"/>
+          <w:szCs w:val="36"/>
+        </w:rPr>
+        <w:t>(self):</w:t>
+      </w:r>
+    </w:p>
+    <w:p>
+      <w:pPr>
+        <w:jc w:val="both"/>
+        <w:rPr>
+          <w:rFonts w:ascii="Calibri" w:hAnsi="Calibri" w:cs="Calibri"/>
+          <w:b/>
+          <w:bCs/>
+          <w:color w:val="D86DCB" w:themeColor="accent5" w:themeTint="99"/>
+          <w:sz w:val="36"/>
+          <w:szCs w:val="36"/>
+        </w:rPr>
+      </w:pPr>
+      <w:r>
+        <w:rPr>
+          <w:rFonts w:ascii="Calibri" w:hAnsi="Calibri" w:cs="Calibri"/>
+          <w:b/>
+          <w:bCs/>
+          <w:color w:val="D86DCB" w:themeColor="accent5" w:themeTint="99"/>
+          <w:sz w:val="36"/>
+          <w:szCs w:val="36"/>
+        </w:rPr>
+        <w:t xml:space="preserve">        </w:t>
+      </w:r>
+      <w:proofErr w:type="gramStart"/>
+      <w:r>
+        <w:rPr>
+          <w:rFonts w:ascii="Calibri" w:hAnsi="Calibri" w:cs="Calibri"/>
+          <w:b/>
+          <w:bCs/>
+          <w:color w:val="D86DCB" w:themeColor="accent5" w:themeTint="99"/>
+          <w:sz w:val="36"/>
+          <w:szCs w:val="36"/>
+        </w:rPr>
+        <w:t>print(</w:t>
+      </w:r>
+      <w:proofErr w:type="gramEnd"/>
+      <w:r>
+        <w:rPr>
+          <w:rFonts w:ascii="Calibri" w:hAnsi="Calibri" w:cs="Calibri"/>
+          <w:b/>
+          <w:bCs/>
+          <w:color w:val="D86DCB" w:themeColor="accent5" w:themeTint="99"/>
+          <w:sz w:val="36"/>
+          <w:szCs w:val="36"/>
+        </w:rPr>
+        <w:t>"18 BDT per 1000")</w:t>
+      </w:r>
+    </w:p>
+    <w:p>
+      <w:pPr>
+        <w:jc w:val="both"/>
+        <w:rPr>
+          <w:rFonts w:ascii="Calibri" w:hAnsi="Calibri" w:cs="Calibri"/>
+          <w:b/>
+          <w:bCs/>
+          <w:color w:val="D86DCB" w:themeColor="accent5" w:themeTint="99"/>
+          <w:sz w:val="36"/>
+          <w:szCs w:val="36"/>
+        </w:rPr>
+      </w:pPr>
+      <w:r>
+        <w:rPr>
+          <w:rFonts w:ascii="Calibri" w:hAnsi="Calibri" w:cs="Calibri"/>
+          <w:b/>
+          <w:bCs/>
+          <w:color w:val="D86DCB" w:themeColor="accent5" w:themeTint="99"/>
+          <w:sz w:val="36"/>
+          <w:szCs w:val="36"/>
+        </w:rPr>
+        <w:t xml:space="preserve">        </w:t>
+      </w:r>
+    </w:p>
+    <w:p>
+      <w:pPr>
+        <w:jc w:val="both"/>
+        <w:rPr>
+          <w:rFonts w:ascii="Calibri" w:hAnsi="Calibri" w:cs="Calibri"/>
+          <w:b/>
+          <w:bCs/>
+          <w:color w:val="D86DCB" w:themeColor="accent5" w:themeTint="99"/>
+          <w:sz w:val="36"/>
+          <w:szCs w:val="36"/>
+        </w:rPr>
+      </w:pPr>
+      <w:r>
+        <w:rPr>
+          <w:rFonts w:ascii="Calibri" w:hAnsi="Calibri" w:cs="Calibri"/>
+          <w:b/>
+          <w:bCs/>
+          <w:color w:val="D86DCB" w:themeColor="accent5" w:themeTint="99"/>
+          <w:sz w:val="36"/>
+          <w:szCs w:val="36"/>
+        </w:rPr>
+        <w:t xml:space="preserve">class </w:t>
+      </w:r>
+      <w:proofErr w:type="spellStart"/>
+      <w:r>
+        <w:rPr>
+          <w:rFonts w:ascii="Calibri" w:hAnsi="Calibri" w:cs="Calibri"/>
+          <w:b/>
+          <w:bCs/>
+          <w:color w:val="D86DCB" w:themeColor="accent5" w:themeTint="99"/>
           <w:sz w:val="36"/>
           <w:szCs w:val="36"/>
         </w:rPr>
         <w:t>Nagad</w:t>
       </w:r>
-      <w:r>
-        <w:rPr>
-          <w:rFonts w:ascii="Calibri" w:hAnsi="Calibri" w:cs="Calibri"/>
-          <w:sz w:val="36"/>
-          <w:szCs w:val="36"/>
-        </w:rPr>
-        <w:t>). So now the client doesn’t know how the object is created</w:t>
-      </w:r>
-    </w:p>
-    <w:p>
-      <w:pPr>
-        <w:jc w:val="both"/>
-        <w:rPr>
-          <w:rFonts w:ascii="Calibri" w:hAnsi="Calibri" w:cs="Calibri"/>
-          <w:b/>
-          <w:bCs/>
-          <w:color w:val="D86DCB" w:themeColor="accent5" w:themeTint="99"/>
-          <w:sz w:val="36"/>
-          <w:szCs w:val="36"/>
-        </w:rPr>
-      </w:pPr>
-      <w:r>
-        <w:rPr>
-          <w:rFonts w:ascii="Calibri" w:hAnsi="Calibri" w:cs="Calibri"/>
-          <w:b/>
-          <w:bCs/>
-          <w:color w:val="D86DCB" w:themeColor="accent5" w:themeTint="99"/>
-          <w:sz w:val="36"/>
-          <w:szCs w:val="36"/>
-        </w:rPr>
-        <w:t>class BKash:</w:t>
-      </w:r>
-    </w:p>
-    <w:p>
-      <w:pPr>
-        <w:jc w:val="both"/>
-        <w:rPr>
-          <w:rFonts w:ascii="Calibri" w:hAnsi="Calibri" w:cs="Calibri"/>
-          <w:b/>
-          <w:bCs/>
-          <w:color w:val="D86DCB" w:themeColor="accent5" w:themeTint="99"/>
-          <w:sz w:val="36"/>
-          <w:szCs w:val="36"/>
-        </w:rPr>
-      </w:pPr>
-      <w:r>
-        <w:rPr>
-          <w:rFonts w:ascii="Calibri" w:hAnsi="Calibri" w:cs="Calibri"/>
-          <w:b/>
-          <w:bCs/>
-          <w:color w:val="D86DCB" w:themeColor="accent5" w:themeTint="99"/>
-          <w:sz w:val="36"/>
-          <w:szCs w:val="36"/>
-        </w:rPr>
-        <w:t xml:space="preserve">    def cash_out_rate(self):</w:t>
-      </w:r>
-    </w:p>
-    <w:p>
-      <w:pPr>
-        <w:jc w:val="both"/>
-        <w:rPr>
-          <w:rFonts w:ascii="Calibri" w:hAnsi="Calibri" w:cs="Calibri"/>
-          <w:b/>
-          <w:bCs/>
-          <w:color w:val="D86DCB" w:themeColor="accent5" w:themeTint="99"/>
-          <w:sz w:val="36"/>
-          <w:szCs w:val="36"/>
-        </w:rPr>
-      </w:pPr>
-      <w:r>
-        <w:rPr>
-          <w:rFonts w:ascii="Calibri" w:hAnsi="Calibri" w:cs="Calibri"/>
-          <w:b/>
-          <w:bCs/>
-          <w:color w:val="D86DCB" w:themeColor="accent5" w:themeTint="99"/>
-          <w:sz w:val="36"/>
-          <w:szCs w:val="36"/>
-        </w:rPr>
-        <w:t xml:space="preserve">        print("18 BDT per 1000")</w:t>
+      <w:proofErr w:type="spellEnd"/>
+      <w:r>
+        <w:rPr>
+          <w:rFonts w:ascii="Calibri" w:hAnsi="Calibri" w:cs="Calibri"/>
+          <w:b/>
+          <w:bCs/>
+          <w:color w:val="D86DCB" w:themeColor="accent5" w:themeTint="99"/>
+          <w:sz w:val="36"/>
+          <w:szCs w:val="36"/>
+        </w:rPr>
+        <w:t>:</w:t>
+      </w:r>
+    </w:p>
+    <w:p>
+      <w:pPr>
+        <w:jc w:val="both"/>
+        <w:rPr>
+          <w:rFonts w:ascii="Calibri" w:hAnsi="Calibri" w:cs="Calibri"/>
+          <w:b/>
+          <w:bCs/>
+          <w:color w:val="D86DCB" w:themeColor="accent5" w:themeTint="99"/>
+          <w:sz w:val="36"/>
+          <w:szCs w:val="36"/>
+        </w:rPr>
+      </w:pPr>
+      <w:r>
+        <w:rPr>
+          <w:rFonts w:ascii="Calibri" w:hAnsi="Calibri" w:cs="Calibri"/>
+          <w:b/>
+          <w:bCs/>
+          <w:color w:val="D86DCB" w:themeColor="accent5" w:themeTint="99"/>
+          <w:sz w:val="36"/>
+          <w:szCs w:val="36"/>
+        </w:rPr>
+        <w:t xml:space="preserve">    def </w:t>
+      </w:r>
+      <w:proofErr w:type="spellStart"/>
+      <w:r>
+        <w:rPr>
+          <w:rFonts w:ascii="Calibri" w:hAnsi="Calibri" w:cs="Calibri"/>
+          <w:b/>
+          <w:bCs/>
+          <w:color w:val="D86DCB" w:themeColor="accent5" w:themeTint="99"/>
+          <w:sz w:val="36"/>
+          <w:szCs w:val="36"/>
+        </w:rPr>
+        <w:t>cash_out_rate</w:t>
+      </w:r>
+      <w:proofErr w:type="spellEnd"/>
+      <w:r>
+        <w:rPr>
+          <w:rFonts w:ascii="Calibri" w:hAnsi="Calibri" w:cs="Calibri"/>
+          <w:b/>
+          <w:bCs/>
+          <w:color w:val="D86DCB" w:themeColor="accent5" w:themeTint="99"/>
+          <w:sz w:val="36"/>
+          <w:szCs w:val="36"/>
+        </w:rPr>
+        <w:t>(self):</w:t>
       </w:r>
     </w:p>
     <w:p>
@@ -9933,77 +14135,29 @@
         </w:rPr>
         <w:t xml:space="preserve">        </w:t>
       </w:r>
-    </w:p>
-    <w:p>
-      <w:pPr>
-        <w:jc w:val="both"/>
-        <w:rPr>
-          <w:rFonts w:ascii="Calibri" w:hAnsi="Calibri" w:cs="Calibri"/>
-          <w:b/>
-          <w:bCs/>
-          <w:color w:val="D86DCB" w:themeColor="accent5" w:themeTint="99"/>
-          <w:sz w:val="36"/>
-          <w:szCs w:val="36"/>
-        </w:rPr>
-      </w:pPr>
-      <w:r>
-        <w:rPr>
-          <w:rFonts w:ascii="Calibri" w:hAnsi="Calibri" w:cs="Calibri"/>
-          <w:b/>
-          <w:bCs/>
-          <w:color w:val="D86DCB" w:themeColor="accent5" w:themeTint="99"/>
-          <w:sz w:val="36"/>
-          <w:szCs w:val="36"/>
-        </w:rPr>
-        <w:t>class Nagad:</w:t>
-      </w:r>
-    </w:p>
-    <w:p>
-      <w:pPr>
-        <w:jc w:val="both"/>
-        <w:rPr>
-          <w:rFonts w:ascii="Calibri" w:hAnsi="Calibri" w:cs="Calibri"/>
-          <w:b/>
-          <w:bCs/>
-          <w:color w:val="D86DCB" w:themeColor="accent5" w:themeTint="99"/>
-          <w:sz w:val="36"/>
-          <w:szCs w:val="36"/>
-        </w:rPr>
-      </w:pPr>
-      <w:r>
-        <w:rPr>
-          <w:rFonts w:ascii="Calibri" w:hAnsi="Calibri" w:cs="Calibri"/>
-          <w:b/>
-          <w:bCs/>
-          <w:color w:val="D86DCB" w:themeColor="accent5" w:themeTint="99"/>
-          <w:sz w:val="36"/>
-          <w:szCs w:val="36"/>
-        </w:rPr>
-        <w:t xml:space="preserve">    def cash_out_rate(self):</w:t>
-      </w:r>
-    </w:p>
-    <w:p>
-      <w:pPr>
-        <w:jc w:val="both"/>
-        <w:rPr>
-          <w:rFonts w:ascii="Calibri" w:hAnsi="Calibri" w:cs="Calibri"/>
-          <w:b/>
-          <w:bCs/>
-          <w:color w:val="D86DCB" w:themeColor="accent5" w:themeTint="99"/>
-          <w:sz w:val="36"/>
-          <w:szCs w:val="36"/>
-        </w:rPr>
-      </w:pPr>
-      <w:r>
-        <w:rPr>
-          <w:rFonts w:ascii="Calibri" w:hAnsi="Calibri" w:cs="Calibri"/>
-          <w:b/>
-          <w:bCs/>
-          <w:color w:val="D86DCB" w:themeColor="accent5" w:themeTint="99"/>
-          <w:sz w:val="36"/>
-          <w:szCs w:val="36"/>
-        </w:rPr>
-        <w:t xml:space="preserve">        print("10 BDT per 1000")</w:t>
+      <w:proofErr w:type="gramStart"/>
+      <w:r>
+        <w:rPr>
+          <w:rFonts w:ascii="Calibri" w:hAnsi="Calibri" w:cs="Calibri"/>
+          <w:b/>
+          <w:bCs/>
+          <w:color w:val="D86DCB" w:themeColor="accent5" w:themeTint="99"/>
+          <w:sz w:val="36"/>
+          <w:szCs w:val="36"/>
+        </w:rPr>
+        <w:t>print(</w:t>
+      </w:r>
+      <w:proofErr w:type="gramEnd"/>
+      <w:r>
+        <w:rPr>
+          <w:rFonts w:ascii="Calibri" w:hAnsi="Calibri" w:cs="Calibri"/>
+          <w:b/>
+          <w:bCs/>
+          <w:color w:val="D86DCB" w:themeColor="accent5" w:themeTint="99"/>
+          <w:sz w:val="36"/>
+          <w:szCs w:val="36"/>
+        </w:rPr>
+        <w:t>"10 BDT per 1000")</w:t>
       </w:r>
     </w:p>
     <w:p>
@@ -10052,7 +14206,31 @@
           <w:sz w:val="36"/>
           <w:szCs w:val="36"/>
         </w:rPr>
-        <w:t>class PaymentFactory:</w:t>
+        <w:t xml:space="preserve">class </w:t>
+      </w:r>
+      <w:proofErr w:type="spellStart"/>
+      <w:r>
+        <w:rPr>
+          <w:rFonts w:ascii="Calibri" w:hAnsi="Calibri" w:cs="Calibri"/>
+          <w:b/>
+          <w:bCs/>
+          <w:color w:val="D86DCB" w:themeColor="accent5" w:themeTint="99"/>
+          <w:sz w:val="36"/>
+          <w:szCs w:val="36"/>
+        </w:rPr>
+        <w:t>PaymentFactory</w:t>
+      </w:r>
+      <w:proofErr w:type="spellEnd"/>
+      <w:r>
+        <w:rPr>
+          <w:rFonts w:ascii="Calibri" w:hAnsi="Calibri" w:cs="Calibri"/>
+          <w:b/>
+          <w:bCs/>
+          <w:color w:val="D86DCB" w:themeColor="accent5" w:themeTint="99"/>
+          <w:sz w:val="36"/>
+          <w:szCs w:val="36"/>
+        </w:rPr>
+        <w:t>:</w:t>
       </w:r>
     </w:p>
     <w:p>
@@ -10124,103 +14302,321 @@
           <w:sz w:val="36"/>
           <w:szCs w:val="36"/>
         </w:rPr>
-        <w:t xml:space="preserve">    def create(payment_type):</w:t>
-      </w:r>
-    </w:p>
-    <w:p>
-      <w:pPr>
-        <w:jc w:val="both"/>
-        <w:rPr>
-          <w:rFonts w:ascii="Calibri" w:hAnsi="Calibri" w:cs="Calibri"/>
-          <w:b/>
-          <w:bCs/>
-          <w:color w:val="D86DCB" w:themeColor="accent5" w:themeTint="99"/>
-          <w:sz w:val="36"/>
-          <w:szCs w:val="36"/>
-        </w:rPr>
-      </w:pPr>
-      <w:r>
-        <w:rPr>
-          <w:rFonts w:ascii="Calibri" w:hAnsi="Calibri" w:cs="Calibri"/>
-          <w:b/>
-          <w:bCs/>
-          <w:color w:val="D86DCB" w:themeColor="accent5" w:themeTint="99"/>
-          <w:sz w:val="36"/>
-          <w:szCs w:val="36"/>
-        </w:rPr>
-        <w:t xml:space="preserve">        if payment_type == "bkash":</w:t>
-      </w:r>
-    </w:p>
-    <w:p>
-      <w:pPr>
-        <w:jc w:val="both"/>
-        <w:rPr>
-          <w:rFonts w:ascii="Calibri" w:hAnsi="Calibri" w:cs="Calibri"/>
-          <w:b/>
-          <w:bCs/>
-          <w:color w:val="D86DCB" w:themeColor="accent5" w:themeTint="99"/>
-          <w:sz w:val="36"/>
-          <w:szCs w:val="36"/>
-        </w:rPr>
-      </w:pPr>
-      <w:r>
-        <w:rPr>
-          <w:rFonts w:ascii="Calibri" w:hAnsi="Calibri" w:cs="Calibri"/>
-          <w:b/>
-          <w:bCs/>
-          <w:color w:val="D86DCB" w:themeColor="accent5" w:themeTint="99"/>
-          <w:sz w:val="36"/>
-          <w:szCs w:val="36"/>
-        </w:rPr>
-        <w:t xml:space="preserve">            return BKash()</w:t>
-      </w:r>
-    </w:p>
-    <w:p>
-      <w:pPr>
-        <w:jc w:val="both"/>
-        <w:rPr>
-          <w:rFonts w:ascii="Calibri" w:hAnsi="Calibri" w:cs="Calibri"/>
-          <w:b/>
-          <w:bCs/>
-          <w:color w:val="D86DCB" w:themeColor="accent5" w:themeTint="99"/>
-          <w:sz w:val="36"/>
-          <w:szCs w:val="36"/>
-        </w:rPr>
-      </w:pPr>
-      <w:r>
-        <w:rPr>
-          <w:rFonts w:ascii="Calibri" w:hAnsi="Calibri" w:cs="Calibri"/>
-          <w:b/>
-          <w:bCs/>
-          <w:color w:val="D86DCB" w:themeColor="accent5" w:themeTint="99"/>
-          <w:sz w:val="36"/>
-          <w:szCs w:val="36"/>
-        </w:rPr>
-        <w:t xml:space="preserve">        elif payment_type == "nagad":</w:t>
-      </w:r>
-    </w:p>
-    <w:p>
-      <w:pPr>
-        <w:jc w:val="both"/>
-        <w:rPr>
-          <w:rFonts w:ascii="Calibri" w:hAnsi="Calibri" w:cs="Calibri"/>
-          <w:b/>
-          <w:bCs/>
-          <w:color w:val="D86DCB" w:themeColor="accent5" w:themeTint="99"/>
-          <w:sz w:val="36"/>
-          <w:szCs w:val="36"/>
-        </w:rPr>
-      </w:pPr>
-      <w:r>
-        <w:rPr>
-          <w:rFonts w:ascii="Calibri" w:hAnsi="Calibri" w:cs="Calibri"/>
-          <w:b/>
-          <w:bCs/>
-          <w:color w:val="D86DCB" w:themeColor="accent5" w:themeTint="99"/>
-          <w:sz w:val="36"/>
-          <w:szCs w:val="36"/>
-        </w:rPr>
-        <w:t xml:space="preserve">            return Nagad()</w:t>
+        <w:t xml:space="preserve">    def create(</w:t>
+      </w:r>
+      <w:proofErr w:type="spellStart"/>
+      <w:r>
+        <w:rPr>
+          <w:rFonts w:ascii="Calibri" w:hAnsi="Calibri" w:cs="Calibri"/>
+          <w:b/>
+          <w:bCs/>
+          <w:color w:val="D86DCB" w:themeColor="accent5" w:themeTint="99"/>
+          <w:sz w:val="36"/>
+          <w:szCs w:val="36"/>
+        </w:rPr>
+        <w:t>payment_type</w:t>
+      </w:r>
+      <w:proofErr w:type="spellEnd"/>
+      <w:r>
+        <w:rPr>
+          <w:rFonts w:ascii="Calibri" w:hAnsi="Calibri" w:cs="Calibri"/>
+          <w:b/>
+          <w:bCs/>
+          <w:color w:val="D86DCB" w:themeColor="accent5" w:themeTint="99"/>
+          <w:sz w:val="36"/>
+          <w:szCs w:val="36"/>
+        </w:rPr>
+        <w:t>):</w:t>
+      </w:r>
+    </w:p>
+    <w:p>
+      <w:pPr>
+        <w:jc w:val="both"/>
+        <w:rPr>
+          <w:rFonts w:ascii="Calibri" w:hAnsi="Calibri" w:cs="Calibri"/>
+          <w:b/>
+          <w:bCs/>
+          <w:color w:val="D86DCB" w:themeColor="accent5" w:themeTint="99"/>
+          <w:sz w:val="36"/>
+          <w:szCs w:val="36"/>
+        </w:rPr>
+      </w:pPr>
+      <w:r>
+        <w:rPr>
+          <w:rFonts w:ascii="Calibri" w:hAnsi="Calibri" w:cs="Calibri"/>
+          <w:b/>
+          <w:bCs/>
+          <w:color w:val="D86DCB" w:themeColor="accent5" w:themeTint="99"/>
+          <w:sz w:val="36"/>
+          <w:szCs w:val="36"/>
+        </w:rPr>
+        <w:t xml:space="preserve">        if </w:t>
+      </w:r>
+      <w:proofErr w:type="spellStart"/>
+      <w:r>
+        <w:rPr>
+          <w:rFonts w:ascii="Calibri" w:hAnsi="Calibri" w:cs="Calibri"/>
+          <w:b/>
+          <w:bCs/>
+          <w:color w:val="D86DCB" w:themeColor="accent5" w:themeTint="99"/>
+          <w:sz w:val="36"/>
+          <w:szCs w:val="36"/>
+        </w:rPr>
+        <w:t>payment_type</w:t>
+      </w:r>
+      <w:proofErr w:type="spellEnd"/>
+      <w:r>
+        <w:rPr>
+          <w:rFonts w:ascii="Calibri" w:hAnsi="Calibri" w:cs="Calibri"/>
+          <w:b/>
+          <w:bCs/>
+          <w:color w:val="D86DCB" w:themeColor="accent5" w:themeTint="99"/>
+          <w:sz w:val="36"/>
+          <w:szCs w:val="36"/>
+        </w:rPr>
+        <w:t xml:space="preserve"> == "</w:t>
+      </w:r>
+      <w:proofErr w:type="spellStart"/>
+      <w:r>
+        <w:rPr>
+          <w:rFonts w:ascii="Calibri" w:hAnsi="Calibri" w:cs="Calibri"/>
+          <w:b/>
+          <w:bCs/>
+          <w:color w:val="D86DCB" w:themeColor="accent5" w:themeTint="99"/>
+          <w:sz w:val="36"/>
+          <w:szCs w:val="36"/>
+        </w:rPr>
+        <w:t>bkash</w:t>
+      </w:r>
+      <w:proofErr w:type="spellEnd"/>
+      <w:r>
+        <w:rPr>
+          <w:rFonts w:ascii="Calibri" w:hAnsi="Calibri" w:cs="Calibri"/>
+          <w:b/>
+          <w:bCs/>
+          <w:color w:val="D86DCB" w:themeColor="accent5" w:themeTint="99"/>
+          <w:sz w:val="36"/>
+          <w:szCs w:val="36"/>
+        </w:rPr>
+        <w:t>":</w:t>
+      </w:r>
+    </w:p>
+    <w:p>
+      <w:pPr>
+        <w:jc w:val="both"/>
+        <w:rPr>
+          <w:rFonts w:ascii="Calibri" w:hAnsi="Calibri" w:cs="Calibri"/>
+          <w:b/>
+          <w:bCs/>
+          <w:color w:val="D86DCB" w:themeColor="accent5" w:themeTint="99"/>
+          <w:sz w:val="36"/>
+          <w:szCs w:val="36"/>
+        </w:rPr>
+      </w:pPr>
+      <w:r>
+        <w:rPr>
+          <w:rFonts w:ascii="Calibri" w:hAnsi="Calibri" w:cs="Calibri"/>
+          <w:b/>
+          <w:bCs/>
+          <w:color w:val="D86DCB" w:themeColor="accent5" w:themeTint="99"/>
+          <w:sz w:val="36"/>
+          <w:szCs w:val="36"/>
+        </w:rPr>
+        <w:t xml:space="preserve">            return </w:t>
+      </w:r>
+      <w:proofErr w:type="spellStart"/>
+      <w:proofErr w:type="gramStart"/>
+      <w:r>
+        <w:rPr>
+          <w:rFonts w:ascii="Calibri" w:hAnsi="Calibri" w:cs="Calibri"/>
+          <w:b/>
+          <w:bCs/>
+          <w:color w:val="D86DCB" w:themeColor="accent5" w:themeTint="99"/>
+          <w:sz w:val="36"/>
+          <w:szCs w:val="36"/>
+        </w:rPr>
+        <w:t>BKash</w:t>
+      </w:r>
+      <w:proofErr w:type="spellEnd"/>
+      <w:r>
+        <w:rPr>
+          <w:rFonts w:ascii="Calibri" w:hAnsi="Calibri" w:cs="Calibri"/>
+          <w:b/>
+          <w:bCs/>
+          <w:color w:val="D86DCB" w:themeColor="accent5" w:themeTint="99"/>
+          <w:sz w:val="36"/>
+          <w:szCs w:val="36"/>
+        </w:rPr>
+        <w:t>(</w:t>
+      </w:r>
+      <w:proofErr w:type="gramEnd"/>
+      <w:r>
+        <w:rPr>
+          <w:rFonts w:ascii="Calibri" w:hAnsi="Calibri" w:cs="Calibri"/>
+          <w:b/>
+          <w:bCs/>
+          <w:color w:val="D86DCB" w:themeColor="accent5" w:themeTint="99"/>
+          <w:sz w:val="36"/>
+          <w:szCs w:val="36"/>
+        </w:rPr>
+        <w:t>)</w:t>
+      </w:r>
+    </w:p>
+    <w:p>
+      <w:pPr>
+        <w:jc w:val="both"/>
+        <w:rPr>
+          <w:rFonts w:ascii="Calibri" w:hAnsi="Calibri" w:cs="Calibri"/>
+          <w:b/>
+          <w:bCs/>
+          <w:color w:val="D86DCB" w:themeColor="accent5" w:themeTint="99"/>
+          <w:sz w:val="36"/>
+          <w:szCs w:val="36"/>
+        </w:rPr>
+      </w:pPr>
+      <w:r>
+        <w:rPr>
+          <w:rFonts w:ascii="Calibri" w:hAnsi="Calibri" w:cs="Calibri"/>
+          <w:b/>
+          <w:bCs/>
+          <w:color w:val="D86DCB" w:themeColor="accent5" w:themeTint="99"/>
+          <w:sz w:val="36"/>
+          <w:szCs w:val="36"/>
+        </w:rPr>
+        <w:t xml:space="preserve">        </w:t>
+      </w:r>
+      <w:proofErr w:type="spellStart"/>
+      <w:r>
+        <w:rPr>
+          <w:rFonts w:ascii="Calibri" w:hAnsi="Calibri" w:cs="Calibri"/>
+          <w:b/>
+          <w:bCs/>
+          <w:color w:val="D86DCB" w:themeColor="accent5" w:themeTint="99"/>
+          <w:sz w:val="36"/>
+          <w:szCs w:val="36"/>
+        </w:rPr>
+        <w:t>elif</w:t>
+      </w:r>
+      <w:proofErr w:type="spellEnd"/>
+      <w:r>
+        <w:rPr>
+          <w:rFonts w:ascii="Calibri" w:hAnsi="Calibri" w:cs="Calibri"/>
+          <w:b/>
+          <w:bCs/>
+          <w:color w:val="D86DCB" w:themeColor="accent5" w:themeTint="99"/>
+          <w:sz w:val="36"/>
+          <w:szCs w:val="36"/>
+        </w:rPr>
+        <w:t xml:space="preserve"> </w:t>
+      </w:r>
+      <w:proofErr w:type="spellStart"/>
+      <w:r>
+        <w:rPr>
+          <w:rFonts w:ascii="Calibri" w:hAnsi="Calibri" w:cs="Calibri"/>
+          <w:b/>
+          <w:bCs/>
+          <w:color w:val="D86DCB" w:themeColor="accent5" w:themeTint="99"/>
+          <w:sz w:val="36"/>
+          <w:szCs w:val="36"/>
+        </w:rPr>
+        <w:t>payment_type</w:t>
+      </w:r>
+      <w:proofErr w:type="spellEnd"/>
+      <w:r>
+        <w:rPr>
+          <w:rFonts w:ascii="Calibri" w:hAnsi="Calibri" w:cs="Calibri"/>
+          <w:b/>
+          <w:bCs/>
+          <w:color w:val="D86DCB" w:themeColor="accent5" w:themeTint="99"/>
+          <w:sz w:val="36"/>
+          <w:szCs w:val="36"/>
+        </w:rPr>
+        <w:t xml:space="preserve"> == "</w:t>
+      </w:r>
+      <w:proofErr w:type="spellStart"/>
+      <w:r>
+        <w:rPr>
+          <w:rFonts w:ascii="Calibri" w:hAnsi="Calibri" w:cs="Calibri"/>
+          <w:b/>
+          <w:bCs/>
+          <w:color w:val="D86DCB" w:themeColor="accent5" w:themeTint="99"/>
+          <w:sz w:val="36"/>
+          <w:szCs w:val="36"/>
+        </w:rPr>
+        <w:t>nagad</w:t>
+      </w:r>
+      <w:proofErr w:type="spellEnd"/>
+      <w:r>
+        <w:rPr>
+          <w:rFonts w:ascii="Calibri" w:hAnsi="Calibri" w:cs="Calibri"/>
+          <w:b/>
+          <w:bCs/>
+          <w:color w:val="D86DCB" w:themeColor="accent5" w:themeTint="99"/>
+          <w:sz w:val="36"/>
+          <w:szCs w:val="36"/>
+        </w:rPr>
+        <w:t>":</w:t>
+      </w:r>
+    </w:p>
+    <w:p>
+      <w:pPr>
+        <w:jc w:val="both"/>
+        <w:rPr>
+          <w:rFonts w:ascii="Calibri" w:hAnsi="Calibri" w:cs="Calibri"/>
+          <w:b/>
+          <w:bCs/>
+          <w:color w:val="D86DCB" w:themeColor="accent5" w:themeTint="99"/>
+          <w:sz w:val="36"/>
+          <w:szCs w:val="36"/>
+        </w:rPr>
+      </w:pPr>
+      <w:r>
+        <w:rPr>
+          <w:rFonts w:ascii="Calibri" w:hAnsi="Calibri" w:cs="Calibri"/>
+          <w:b/>
+          <w:bCs/>
+          <w:color w:val="D86DCB" w:themeColor="accent5" w:themeTint="99"/>
+          <w:sz w:val="36"/>
+          <w:szCs w:val="36"/>
+        </w:rPr>
+        <w:t xml:space="preserve">            return </w:t>
+      </w:r>
+      <w:proofErr w:type="spellStart"/>
+      <w:proofErr w:type="gramStart"/>
+      <w:r>
+        <w:rPr>
+          <w:rFonts w:ascii="Calibri" w:hAnsi="Calibri" w:cs="Calibri"/>
+          <w:b/>
+          <w:bCs/>
+          <w:color w:val="D86DCB" w:themeColor="accent5" w:themeTint="99"/>
+          <w:sz w:val="36"/>
+          <w:szCs w:val="36"/>
+        </w:rPr>
+        <w:t>Nagad</w:t>
+      </w:r>
+      <w:proofErr w:type="spellEnd"/>
+      <w:r>
+        <w:rPr>
+          <w:rFonts w:ascii="Calibri" w:hAnsi="Calibri" w:cs="Calibri"/>
+          <w:b/>
+          <w:bCs/>
+          <w:color w:val="D86DCB" w:themeColor="accent5" w:themeTint="99"/>
+          <w:sz w:val="36"/>
+          <w:szCs w:val="36"/>
+        </w:rPr>
+        <w:t>(</w:t>
+      </w:r>
+      <w:proofErr w:type="gramEnd"/>
+      <w:r>
+        <w:rPr>
+          <w:rFonts w:ascii="Calibri" w:hAnsi="Calibri" w:cs="Calibri"/>
+          <w:b/>
+          <w:bCs/>
+          <w:color w:val="D86DCB" w:themeColor="accent5" w:themeTint="99"/>
+          <w:sz w:val="36"/>
+          <w:szCs w:val="36"/>
+        </w:rPr>
+        <w:t>)</w:t>
       </w:r>
     </w:p>
     <w:p>
@@ -10268,7 +14664,44 @@
           <w:sz w:val="36"/>
           <w:szCs w:val="36"/>
         </w:rPr>
-        <w:t xml:space="preserve">            return ValueError('Unknown payment type')</w:t>
+        <w:t xml:space="preserve">            return </w:t>
+      </w:r>
+      <w:proofErr w:type="spellStart"/>
+      <w:proofErr w:type="gramStart"/>
+      <w:r>
+        <w:rPr>
+          <w:rFonts w:ascii="Calibri" w:hAnsi="Calibri" w:cs="Calibri"/>
+          <w:b/>
+          <w:bCs/>
+          <w:color w:val="D86DCB" w:themeColor="accent5" w:themeTint="99"/>
+          <w:sz w:val="36"/>
+          <w:szCs w:val="36"/>
+        </w:rPr>
+        <w:t>ValueError</w:t>
+      </w:r>
+      <w:proofErr w:type="spellEnd"/>
+      <w:r>
+        <w:rPr>
+          <w:rFonts w:ascii="Calibri" w:hAnsi="Calibri" w:cs="Calibri"/>
+          <w:b/>
+          <w:bCs/>
+          <w:color w:val="D86DCB" w:themeColor="accent5" w:themeTint="99"/>
+          <w:sz w:val="36"/>
+          <w:szCs w:val="36"/>
+        </w:rPr>
+        <w:t>(</w:t>
+      </w:r>
+      <w:proofErr w:type="gramEnd"/>
+      <w:r>
+        <w:rPr>
+          <w:rFonts w:ascii="Calibri" w:hAnsi="Calibri" w:cs="Calibri"/>
+          <w:b/>
+          <w:bCs/>
+          <w:color w:val="D86DCB" w:themeColor="accent5" w:themeTint="99"/>
+          <w:sz w:val="36"/>
+          <w:szCs w:val="36"/>
+        </w:rPr>
+        <w:t>'Unknown payment type')</w:t>
       </w:r>
     </w:p>
     <w:p>
@@ -10316,7 +14749,79 @@
           <w:sz w:val="36"/>
           <w:szCs w:val="36"/>
         </w:rPr>
-        <w:t>payment = PaymentFactory.create(payment_type="bkash")</w:t>
+        <w:t xml:space="preserve">payment = </w:t>
+      </w:r>
+      <w:proofErr w:type="spellStart"/>
+      <w:r>
+        <w:rPr>
+          <w:rFonts w:ascii="Calibri" w:hAnsi="Calibri" w:cs="Calibri"/>
+          <w:b/>
+          <w:bCs/>
+          <w:color w:val="D86DCB" w:themeColor="accent5" w:themeTint="99"/>
+          <w:sz w:val="36"/>
+          <w:szCs w:val="36"/>
+        </w:rPr>
+        <w:t>PaymentFactory.create</w:t>
+      </w:r>
+      <w:proofErr w:type="spellEnd"/>
+      <w:r>
+        <w:rPr>
+          <w:rFonts w:ascii="Calibri" w:hAnsi="Calibri" w:cs="Calibri"/>
+          <w:b/>
+          <w:bCs/>
+          <w:color w:val="D86DCB" w:themeColor="accent5" w:themeTint="99"/>
+          <w:sz w:val="36"/>
+          <w:szCs w:val="36"/>
+        </w:rPr>
+        <w:t>(</w:t>
+      </w:r>
+      <w:proofErr w:type="spellStart"/>
+      <w:r>
+        <w:rPr>
+          <w:rFonts w:ascii="Calibri" w:hAnsi="Calibri" w:cs="Calibri"/>
+          <w:b/>
+          <w:bCs/>
+          <w:color w:val="D86DCB" w:themeColor="accent5" w:themeTint="99"/>
+          <w:sz w:val="36"/>
+          <w:szCs w:val="36"/>
+        </w:rPr>
+        <w:t>payment_type</w:t>
+      </w:r>
+      <w:proofErr w:type="spellEnd"/>
+      <w:r>
+        <w:rPr>
+          <w:rFonts w:ascii="Calibri" w:hAnsi="Calibri" w:cs="Calibri"/>
+          <w:b/>
+          <w:bCs/>
+          <w:color w:val="D86DCB" w:themeColor="accent5" w:themeTint="99"/>
+          <w:sz w:val="36"/>
+          <w:szCs w:val="36"/>
+        </w:rPr>
+        <w:t>="</w:t>
+      </w:r>
+      <w:proofErr w:type="spellStart"/>
+      <w:r>
+        <w:rPr>
+          <w:rFonts w:ascii="Calibri" w:hAnsi="Calibri" w:cs="Calibri"/>
+          <w:b/>
+          <w:bCs/>
+          <w:color w:val="D86DCB" w:themeColor="accent5" w:themeTint="99"/>
+          <w:sz w:val="36"/>
+          <w:szCs w:val="36"/>
+        </w:rPr>
+        <w:t>bkash</w:t>
+      </w:r>
+      <w:proofErr w:type="spellEnd"/>
+      <w:r>
+        <w:rPr>
+          <w:rFonts w:ascii="Calibri" w:hAnsi="Calibri" w:cs="Calibri"/>
+          <w:b/>
+          <w:bCs/>
+          <w:color w:val="D86DCB" w:themeColor="accent5" w:themeTint="99"/>
+          <w:sz w:val="36"/>
+          <w:szCs w:val="36"/>
+        </w:rPr>
+        <w:t>")</w:t>
       </w:r>
     </w:p>
     <w:p>
@@ -10696,7 +15201,31 @@
           <w:sz w:val="36"/>
           <w:szCs w:val="36"/>
         </w:rPr>
-        <w:t>final model = Model.fromJson(data);</w:t>
+        <w:t xml:space="preserve">final model = </w:t>
+      </w:r>
+      <w:proofErr w:type="spellStart"/>
+      <w:r>
+        <w:rPr>
+          <w:rFonts w:ascii="Calibri" w:hAnsi="Calibri" w:cs="Calibri"/>
+          <w:b/>
+          <w:bCs/>
+          <w:color w:val="D86DCB" w:themeColor="accent5" w:themeTint="99"/>
+          <w:sz w:val="36"/>
+          <w:szCs w:val="36"/>
+        </w:rPr>
+        <w:t>Model.fromJson</w:t>
+      </w:r>
+      <w:proofErr w:type="spellEnd"/>
+      <w:r>
+        <w:rPr>
+          <w:rFonts w:ascii="Calibri" w:hAnsi="Calibri" w:cs="Calibri"/>
+          <w:b/>
+          <w:bCs/>
+          <w:color w:val="D86DCB" w:themeColor="accent5" w:themeTint="99"/>
+          <w:sz w:val="36"/>
+          <w:szCs w:val="36"/>
+        </w:rPr>
+        <w:t>(data);</w:t>
       </w:r>
     </w:p>
     <w:p>
@@ -10758,7 +15287,16 @@
           <w:sz w:val="36"/>
           <w:szCs w:val="36"/>
         </w:rPr>
-        <w:t xml:space="preserve"> named</w:t>
+        <w:t xml:space="preserve"> </w:t>
+      </w:r>
+      <w:proofErr w:type="gramStart"/>
+      <w:r>
+        <w:rPr>
+          <w:rFonts w:ascii="Calibri" w:hAnsi="Calibri" w:cs="Calibri"/>
+          <w:sz w:val="36"/>
+          <w:szCs w:val="36"/>
+        </w:rPr>
+        <w:t>named</w:t>
       </w:r>
       <w:r>
         <w:rPr>
@@ -10770,6 +15308,7 @@
         </w:rPr>
         <w:t xml:space="preserve"> .create</w:t>
       </w:r>
+      <w:proofErr w:type="gramEnd"/>
       <w:r>
         <w:rPr>
           <w:rFonts w:ascii="Calibri" w:hAnsi="Calibri" w:cs="Calibri"/>
@@ -10832,55 +15371,310 @@
           <w:sz w:val="36"/>
           <w:szCs w:val="36"/>
         </w:rPr>
-        <w:t>final ApiService api = ProductionApi();</w:t>
-      </w:r>
-    </w:p>
-    <w:p>
-      <w:pPr>
-        <w:jc w:val="both"/>
-        <w:rPr>
-          <w:rFonts w:ascii="Calibri" w:hAnsi="Calibri" w:cs="Calibri"/>
-          <w:b/>
-          <w:bCs/>
-          <w:color w:val="D86DCB" w:themeColor="accent5" w:themeTint="99"/>
-          <w:sz w:val="36"/>
-          <w:szCs w:val="36"/>
-        </w:rPr>
-      </w:pPr>
-      <w:r>
-        <w:rPr>
-          <w:rFonts w:ascii="Calibri" w:hAnsi="Calibri" w:cs="Calibri"/>
-          <w:b/>
-          <w:bCs/>
-          <w:color w:val="D86DCB" w:themeColor="accent5" w:themeTint="99"/>
-          <w:sz w:val="36"/>
-          <w:szCs w:val="36"/>
-        </w:rPr>
-        <w:t>final ApiService api = MockApi();</w:t>
-      </w:r>
-    </w:p>
-    <w:p>
-      <w:pPr>
-        <w:jc w:val="both"/>
-        <w:rPr>
-          <w:rFonts w:ascii="Calibri" w:hAnsi="Calibri" w:cs="Calibri"/>
-          <w:b/>
-          <w:bCs/>
-          <w:color w:val="D86DCB" w:themeColor="accent5" w:themeTint="99"/>
-          <w:sz w:val="36"/>
-          <w:szCs w:val="36"/>
-        </w:rPr>
-      </w:pPr>
-      <w:r>
-        <w:rPr>
-          <w:rFonts w:ascii="Calibri" w:hAnsi="Calibri" w:cs="Calibri"/>
-          <w:b/>
-          <w:bCs/>
-          <w:color w:val="D86DCB" w:themeColor="accent5" w:themeTint="99"/>
-          <w:sz w:val="36"/>
-          <w:szCs w:val="36"/>
-        </w:rPr>
-        <w:t>final ApiService api = StagingApi();</w:t>
+        <w:t xml:space="preserve">final </w:t>
+      </w:r>
+      <w:proofErr w:type="spellStart"/>
+      <w:r>
+        <w:rPr>
+          <w:rFonts w:ascii="Calibri" w:hAnsi="Calibri" w:cs="Calibri"/>
+          <w:b/>
+          <w:bCs/>
+          <w:color w:val="D86DCB" w:themeColor="accent5" w:themeTint="99"/>
+          <w:sz w:val="36"/>
+          <w:szCs w:val="36"/>
+        </w:rPr>
+        <w:t>ApiService</w:t>
+      </w:r>
+      <w:proofErr w:type="spellEnd"/>
+      <w:r>
+        <w:rPr>
+          <w:rFonts w:ascii="Calibri" w:hAnsi="Calibri" w:cs="Calibri"/>
+          <w:b/>
+          <w:bCs/>
+          <w:color w:val="D86DCB" w:themeColor="accent5" w:themeTint="99"/>
+          <w:sz w:val="36"/>
+          <w:szCs w:val="36"/>
+        </w:rPr>
+        <w:t xml:space="preserve"> </w:t>
+      </w:r>
+      <w:proofErr w:type="spellStart"/>
+      <w:r>
+        <w:rPr>
+          <w:rFonts w:ascii="Calibri" w:hAnsi="Calibri" w:cs="Calibri"/>
+          <w:b/>
+          <w:bCs/>
+          <w:color w:val="D86DCB" w:themeColor="accent5" w:themeTint="99"/>
+          <w:sz w:val="36"/>
+          <w:szCs w:val="36"/>
+        </w:rPr>
+        <w:t>api</w:t>
+      </w:r>
+      <w:proofErr w:type="spellEnd"/>
+      <w:r>
+        <w:rPr>
+          <w:rFonts w:ascii="Calibri" w:hAnsi="Calibri" w:cs="Calibri"/>
+          <w:b/>
+          <w:bCs/>
+          <w:color w:val="D86DCB" w:themeColor="accent5" w:themeTint="99"/>
+          <w:sz w:val="36"/>
+          <w:szCs w:val="36"/>
+        </w:rPr>
+        <w:t xml:space="preserve"> = </w:t>
+      </w:r>
+      <w:proofErr w:type="spellStart"/>
+      <w:proofErr w:type="gramStart"/>
+      <w:r>
+        <w:rPr>
+          <w:rFonts w:ascii="Calibri" w:hAnsi="Calibri" w:cs="Calibri"/>
+          <w:b/>
+          <w:bCs/>
+          <w:color w:val="D86DCB" w:themeColor="accent5" w:themeTint="99"/>
+          <w:sz w:val="36"/>
+          <w:szCs w:val="36"/>
+        </w:rPr>
+        <w:t>ProductionApi</w:t>
+      </w:r>
+      <w:proofErr w:type="spellEnd"/>
+      <w:r>
+        <w:rPr>
+          <w:rFonts w:ascii="Calibri" w:hAnsi="Calibri" w:cs="Calibri"/>
+          <w:b/>
+          <w:bCs/>
+          <w:color w:val="D86DCB" w:themeColor="accent5" w:themeTint="99"/>
+          <w:sz w:val="36"/>
+          <w:szCs w:val="36"/>
+        </w:rPr>
+        <w:t>(</w:t>
+      </w:r>
+      <w:proofErr w:type="gramEnd"/>
+      <w:r>
+        <w:rPr>
+          <w:rFonts w:ascii="Calibri" w:hAnsi="Calibri" w:cs="Calibri"/>
+          <w:b/>
+          <w:bCs/>
+          <w:color w:val="D86DCB" w:themeColor="accent5" w:themeTint="99"/>
+          <w:sz w:val="36"/>
+          <w:szCs w:val="36"/>
+        </w:rPr>
+        <w:t>);</w:t>
+      </w:r>
+    </w:p>
+    <w:p>
+      <w:pPr>
+        <w:jc w:val="both"/>
+        <w:rPr>
+          <w:rFonts w:ascii="Calibri" w:hAnsi="Calibri" w:cs="Calibri"/>
+          <w:b/>
+          <w:bCs/>
+          <w:color w:val="D86DCB" w:themeColor="accent5" w:themeTint="99"/>
+          <w:sz w:val="36"/>
+          <w:szCs w:val="36"/>
+        </w:rPr>
+      </w:pPr>
+      <w:r>
+        <w:rPr>
+          <w:rFonts w:ascii="Calibri" w:hAnsi="Calibri" w:cs="Calibri"/>
+          <w:b/>
+          <w:bCs/>
+          <w:color w:val="D86DCB" w:themeColor="accent5" w:themeTint="99"/>
+          <w:sz w:val="36"/>
+          <w:szCs w:val="36"/>
+        </w:rPr>
+        <w:t xml:space="preserve">final </w:t>
+      </w:r>
+      <w:proofErr w:type="spellStart"/>
+      <w:r>
+        <w:rPr>
+          <w:rFonts w:ascii="Calibri" w:hAnsi="Calibri" w:cs="Calibri"/>
+          <w:b/>
+          <w:bCs/>
+          <w:color w:val="D86DCB" w:themeColor="accent5" w:themeTint="99"/>
+          <w:sz w:val="36"/>
+          <w:szCs w:val="36"/>
+        </w:rPr>
+        <w:t>ApiService</w:t>
+      </w:r>
+      <w:proofErr w:type="spellEnd"/>
+      <w:r>
+        <w:rPr>
+          <w:rFonts w:ascii="Calibri" w:hAnsi="Calibri" w:cs="Calibri"/>
+          <w:b/>
+          <w:bCs/>
+          <w:color w:val="D86DCB" w:themeColor="accent5" w:themeTint="99"/>
+          <w:sz w:val="36"/>
+          <w:szCs w:val="36"/>
+        </w:rPr>
+        <w:t xml:space="preserve"> </w:t>
+      </w:r>
+      <w:proofErr w:type="spellStart"/>
+      <w:r>
+        <w:rPr>
+          <w:rFonts w:ascii="Calibri" w:hAnsi="Calibri" w:cs="Calibri"/>
+          <w:b/>
+          <w:bCs/>
+          <w:color w:val="D86DCB" w:themeColor="accent5" w:themeTint="99"/>
+          <w:sz w:val="36"/>
+          <w:szCs w:val="36"/>
+        </w:rPr>
+        <w:t>api</w:t>
+      </w:r>
+      <w:proofErr w:type="spellEnd"/>
+      <w:r>
+        <w:rPr>
+          <w:rFonts w:ascii="Calibri" w:hAnsi="Calibri" w:cs="Calibri"/>
+          <w:b/>
+          <w:bCs/>
+          <w:color w:val="D86DCB" w:themeColor="accent5" w:themeTint="99"/>
+          <w:sz w:val="36"/>
+          <w:szCs w:val="36"/>
+        </w:rPr>
+        <w:t xml:space="preserve"> = </w:t>
+      </w:r>
+      <w:proofErr w:type="spellStart"/>
+      <w:proofErr w:type="gramStart"/>
+      <w:r>
+        <w:rPr>
+          <w:rFonts w:ascii="Calibri" w:hAnsi="Calibri" w:cs="Calibri"/>
+          <w:b/>
+          <w:bCs/>
+          <w:color w:val="D86DCB" w:themeColor="accent5" w:themeTint="99"/>
+          <w:sz w:val="36"/>
+          <w:szCs w:val="36"/>
+        </w:rPr>
+        <w:t>MockApi</w:t>
+      </w:r>
+      <w:proofErr w:type="spellEnd"/>
+      <w:r>
+        <w:rPr>
+          <w:rFonts w:ascii="Calibri" w:hAnsi="Calibri" w:cs="Calibri"/>
+          <w:b/>
+          <w:bCs/>
+          <w:color w:val="D86DCB" w:themeColor="accent5" w:themeTint="99"/>
+          <w:sz w:val="36"/>
+          <w:szCs w:val="36"/>
+        </w:rPr>
+        <w:t>(</w:t>
+      </w:r>
+      <w:proofErr w:type="gramEnd"/>
+      <w:r>
+        <w:rPr>
+          <w:rFonts w:ascii="Calibri" w:hAnsi="Calibri" w:cs="Calibri"/>
+          <w:b/>
+          <w:bCs/>
+          <w:color w:val="D86DCB" w:themeColor="accent5" w:themeTint="99"/>
+          <w:sz w:val="36"/>
+          <w:szCs w:val="36"/>
+        </w:rPr>
+        <w:t>);</w:t>
+      </w:r>
+    </w:p>
+    <w:p>
+      <w:pPr>
+        <w:jc w:val="both"/>
+        <w:rPr>
+          <w:rFonts w:ascii="Calibri" w:hAnsi="Calibri" w:cs="Calibri"/>
+          <w:b/>
+          <w:bCs/>
+          <w:color w:val="D86DCB" w:themeColor="accent5" w:themeTint="99"/>
+          <w:sz w:val="36"/>
+          <w:szCs w:val="36"/>
+        </w:rPr>
+      </w:pPr>
+      <w:r>
+        <w:rPr>
+          <w:rFonts w:ascii="Calibri" w:hAnsi="Calibri" w:cs="Calibri"/>
+          <w:b/>
+          <w:bCs/>
+          <w:color w:val="D86DCB" w:themeColor="accent5" w:themeTint="99"/>
+          <w:sz w:val="36"/>
+          <w:szCs w:val="36"/>
+        </w:rPr>
+        <w:t xml:space="preserve">final </w:t>
+      </w:r>
+      <w:proofErr w:type="spellStart"/>
+      <w:r>
+        <w:rPr>
+          <w:rFonts w:ascii="Calibri" w:hAnsi="Calibri" w:cs="Calibri"/>
+          <w:b/>
+          <w:bCs/>
+          <w:color w:val="D86DCB" w:themeColor="accent5" w:themeTint="99"/>
+          <w:sz w:val="36"/>
+          <w:szCs w:val="36"/>
+        </w:rPr>
+        <w:t>ApiService</w:t>
+      </w:r>
+      <w:proofErr w:type="spellEnd"/>
+      <w:r>
+        <w:rPr>
+          <w:rFonts w:ascii="Calibri" w:hAnsi="Calibri" w:cs="Calibri"/>
+          <w:b/>
+          <w:bCs/>
+          <w:color w:val="D86DCB" w:themeColor="accent5" w:themeTint="99"/>
+          <w:sz w:val="36"/>
+          <w:szCs w:val="36"/>
+        </w:rPr>
+        <w:t xml:space="preserve"> </w:t>
+      </w:r>
+      <w:proofErr w:type="spellStart"/>
+      <w:r>
+        <w:rPr>
+          <w:rFonts w:ascii="Calibri" w:hAnsi="Calibri" w:cs="Calibri"/>
+          <w:b/>
+          <w:bCs/>
+          <w:color w:val="D86DCB" w:themeColor="accent5" w:themeTint="99"/>
+          <w:sz w:val="36"/>
+          <w:szCs w:val="36"/>
+        </w:rPr>
+        <w:t>api</w:t>
+      </w:r>
+      <w:proofErr w:type="spellEnd"/>
+      <w:r>
+        <w:rPr>
+          <w:rFonts w:ascii="Calibri" w:hAnsi="Calibri" w:cs="Calibri"/>
+          <w:b/>
+          <w:bCs/>
+          <w:color w:val="D86DCB" w:themeColor="accent5" w:themeTint="99"/>
+          <w:sz w:val="36"/>
+          <w:szCs w:val="36"/>
+        </w:rPr>
+        <w:t xml:space="preserve"> = </w:t>
+      </w:r>
+      <w:proofErr w:type="spellStart"/>
+      <w:proofErr w:type="gramStart"/>
+      <w:r>
+        <w:rPr>
+          <w:rFonts w:ascii="Calibri" w:hAnsi="Calibri" w:cs="Calibri"/>
+          <w:b/>
+          <w:bCs/>
+          <w:color w:val="D86DCB" w:themeColor="accent5" w:themeTint="99"/>
+          <w:sz w:val="36"/>
+          <w:szCs w:val="36"/>
+        </w:rPr>
+        <w:t>StagingApi</w:t>
+      </w:r>
+      <w:proofErr w:type="spellEnd"/>
+      <w:r>
+        <w:rPr>
+          <w:rFonts w:ascii="Calibri" w:hAnsi="Calibri" w:cs="Calibri"/>
+          <w:b/>
+          <w:bCs/>
+          <w:color w:val="D86DCB" w:themeColor="accent5" w:themeTint="99"/>
+          <w:sz w:val="36"/>
+          <w:szCs w:val="36"/>
+        </w:rPr>
+        <w:t>(</w:t>
+      </w:r>
+      <w:proofErr w:type="gramEnd"/>
+      <w:r>
+        <w:rPr>
+          <w:rFonts w:ascii="Calibri" w:hAnsi="Calibri" w:cs="Calibri"/>
+          <w:b/>
+          <w:bCs/>
+          <w:color w:val="D86DCB" w:themeColor="accent5" w:themeTint="99"/>
+          <w:sz w:val="36"/>
+          <w:szCs w:val="36"/>
+        </w:rPr>
+        <w:t>);</w:t>
       </w:r>
     </w:p>
     <w:p>
@@ -10929,7 +15723,79 @@
           <w:sz w:val="36"/>
           <w:szCs w:val="36"/>
         </w:rPr>
-        <w:t>final ApiService api = ApiFactory.create(environment);</w:t>
+        <w:t xml:space="preserve">final </w:t>
+      </w:r>
+      <w:proofErr w:type="spellStart"/>
+      <w:r>
+        <w:rPr>
+          <w:rFonts w:ascii="Calibri" w:hAnsi="Calibri" w:cs="Calibri"/>
+          <w:b/>
+          <w:bCs/>
+          <w:color w:val="D86DCB" w:themeColor="accent5" w:themeTint="99"/>
+          <w:sz w:val="36"/>
+          <w:szCs w:val="36"/>
+        </w:rPr>
+        <w:t>ApiService</w:t>
+      </w:r>
+      <w:proofErr w:type="spellEnd"/>
+      <w:r>
+        <w:rPr>
+          <w:rFonts w:ascii="Calibri" w:hAnsi="Calibri" w:cs="Calibri"/>
+          <w:b/>
+          <w:bCs/>
+          <w:color w:val="D86DCB" w:themeColor="accent5" w:themeTint="99"/>
+          <w:sz w:val="36"/>
+          <w:szCs w:val="36"/>
+        </w:rPr>
+        <w:t xml:space="preserve"> </w:t>
+      </w:r>
+      <w:proofErr w:type="spellStart"/>
+      <w:r>
+        <w:rPr>
+          <w:rFonts w:ascii="Calibri" w:hAnsi="Calibri" w:cs="Calibri"/>
+          <w:b/>
+          <w:bCs/>
+          <w:color w:val="D86DCB" w:themeColor="accent5" w:themeTint="99"/>
+          <w:sz w:val="36"/>
+          <w:szCs w:val="36"/>
+        </w:rPr>
+        <w:t>api</w:t>
+      </w:r>
+      <w:proofErr w:type="spellEnd"/>
+      <w:r>
+        <w:rPr>
+          <w:rFonts w:ascii="Calibri" w:hAnsi="Calibri" w:cs="Calibri"/>
+          <w:b/>
+          <w:bCs/>
+          <w:color w:val="D86DCB" w:themeColor="accent5" w:themeTint="99"/>
+          <w:sz w:val="36"/>
+          <w:szCs w:val="36"/>
+        </w:rPr>
+        <w:t xml:space="preserve"> = </w:t>
+      </w:r>
+      <w:proofErr w:type="spellStart"/>
+      <w:r>
+        <w:rPr>
+          <w:rFonts w:ascii="Calibri" w:hAnsi="Calibri" w:cs="Calibri"/>
+          <w:b/>
+          <w:bCs/>
+          <w:color w:val="D86DCB" w:themeColor="accent5" w:themeTint="99"/>
+          <w:sz w:val="36"/>
+          <w:szCs w:val="36"/>
+        </w:rPr>
+        <w:t>ApiFactory.create</w:t>
+      </w:r>
+      <w:proofErr w:type="spellEnd"/>
+      <w:r>
+        <w:rPr>
+          <w:rFonts w:ascii="Calibri" w:hAnsi="Calibri" w:cs="Calibri"/>
+          <w:b/>
+          <w:bCs/>
+          <w:color w:val="D86DCB" w:themeColor="accent5" w:themeTint="99"/>
+          <w:sz w:val="36"/>
+          <w:szCs w:val="36"/>
+        </w:rPr>
+        <w:t>(environment);</w:t>
       </w:r>
     </w:p>
     <w:p>
@@ -10990,7 +15856,29 @@
           <w:sz w:val="36"/>
           <w:szCs w:val="36"/>
         </w:rPr>
-        <w:t xml:space="preserve"> User.fromJson(...)</w:t>
+        <w:t xml:space="preserve"> </w:t>
+      </w:r>
+      <w:proofErr w:type="spellStart"/>
+      <w:r>
+        <w:rPr>
+          <w:rFonts w:ascii="Calibri" w:hAnsi="Calibri" w:cs="Calibri"/>
+          <w:b/>
+          <w:bCs/>
+          <w:sz w:val="36"/>
+          <w:szCs w:val="36"/>
+        </w:rPr>
+        <w:t>User.fromJson</w:t>
+      </w:r>
+      <w:proofErr w:type="spellEnd"/>
+      <w:r>
+        <w:rPr>
+          <w:rFonts w:ascii="Calibri" w:hAnsi="Calibri" w:cs="Calibri"/>
+          <w:b/>
+          <w:bCs/>
+          <w:sz w:val="36"/>
+          <w:szCs w:val="36"/>
+        </w:rPr>
+        <w:t>(...)</w:t>
       </w:r>
       <w:r>
         <w:rPr>
